--- a/вкр/практика/Отчет_по_преддипломной_практике_Демьянцев_Виталий_Владиславович_606_22.docx
+++ b/вкр/практика/Отчет_по_преддипломной_практике_Демьянцев_Виталий_Владиславович_606_22.docx
@@ -8241,14 +8241,35 @@
       </w:r>
     </w:p>
     <w:p>
-      <w:r>
-        <w:t xml:space="preserve">Таблица </w:t>
+      <w:pPr>
+        <w:pStyle w:val="affb"/>
+      </w:pPr>
+      <w:r>
+        <w:t>Таблица</w:t>
       </w:r>
       <w:r>
         <w:rPr>
           <w:lang w:val="en-US"/>
         </w:rPr>
-        <w:t>5</w:t>
+        <w:t xml:space="preserve"> </w:t>
+      </w:r>
+      <w:r>
+        <w:fldChar w:fldCharType="begin"/>
+      </w:r>
+      <w:r>
+        <w:instrText xml:space="preserve"> SEQ Таблица \* ARABIC </w:instrText>
+      </w:r>
+      <w:r>
+        <w:fldChar w:fldCharType="separate"/>
+      </w:r>
+      <w:r>
+        <w:rPr>
+          <w:noProof/>
+        </w:rPr>
+        <w:t>4</w:t>
+      </w:r>
+      <w:r>
+        <w:fldChar w:fldCharType="end"/>
       </w:r>
       <w:r>
         <w:t>. Описание сущности "Сеанс"</w:t>
@@ -8584,7 +8605,7 @@
         <w:rPr>
           <w:noProof/>
         </w:rPr>
-        <w:t>4</w:t>
+        <w:t>5</w:t>
       </w:r>
       <w:r>
         <w:fldChar w:fldCharType="end"/>
@@ -8803,7 +8824,7 @@
         <w:rPr>
           <w:noProof/>
         </w:rPr>
-        <w:t>5</w:t>
+        <w:t>6</w:t>
       </w:r>
       <w:r>
         <w:fldChar w:fldCharType="end"/>
@@ -9062,7 +9083,7 @@
         <w:rPr>
           <w:noProof/>
         </w:rPr>
-        <w:t>6</w:t>
+        <w:t>7</w:t>
       </w:r>
       <w:r>
         <w:fldChar w:fldCharType="end"/>
@@ -9410,7 +9431,7 @@
         <w:rPr>
           <w:noProof/>
         </w:rPr>
-        <w:t>7</w:t>
+        <w:t>8</w:t>
       </w:r>
       <w:r>
         <w:fldChar w:fldCharType="end"/>

--- a/вкр/практика/Отчет_по_преддипломной_практике_Демьянцев_Виталий_Владиславович_606_22.docx
+++ b/вкр/практика/Отчет_по_преддипломной_практике_Демьянцев_Виталий_Владиславович_606_22.docx
@@ -721,23 +721,13 @@
               </w:rPr>
               <w:t>__________</w:t>
             </w:r>
-            <w:proofErr w:type="spellStart"/>
             <w:r>
               <w:rPr>
                 <w:rFonts w:ascii="Times New Roman" w:hAnsi="Times New Roman" w:cs="Times New Roman"/>
                 <w:u w:val="single"/>
                 <w:lang w:bidi="he-IL"/>
               </w:rPr>
-              <w:t>Бурдыко</w:t>
-            </w:r>
-            <w:proofErr w:type="spellEnd"/>
-            <w:r>
-              <w:rPr>
-                <w:rFonts w:ascii="Times New Roman" w:hAnsi="Times New Roman" w:cs="Times New Roman"/>
-                <w:u w:val="single"/>
-                <w:lang w:bidi="he-IL"/>
-              </w:rPr>
-              <w:t xml:space="preserve"> Т.Г.</w:t>
+              <w:t>Бурдыко Т.Г.</w:t>
             </w:r>
           </w:p>
           <w:p>
@@ -918,23 +908,13 @@
               </w:rPr>
               <w:t>__________</w:t>
             </w:r>
-            <w:proofErr w:type="spellStart"/>
             <w:r>
               <w:rPr>
                 <w:rFonts w:ascii="Times New Roman" w:hAnsi="Times New Roman" w:cs="Times New Roman"/>
                 <w:u w:val="single"/>
                 <w:lang w:bidi="he-IL"/>
               </w:rPr>
-              <w:t>Бурдыко</w:t>
-            </w:r>
-            <w:proofErr w:type="spellEnd"/>
-            <w:r>
-              <w:rPr>
-                <w:rFonts w:ascii="Times New Roman" w:hAnsi="Times New Roman" w:cs="Times New Roman"/>
-                <w:u w:val="single"/>
-                <w:lang w:bidi="he-IL"/>
-              </w:rPr>
-              <w:t xml:space="preserve"> Т.Г.</w:t>
+              <w:t>Бурдыко Т.Г.</w:t>
             </w:r>
           </w:p>
           <w:p>
@@ -1060,21 +1040,7 @@
         <w:rPr>
           <w:rFonts w:ascii="Times New Roman" w:hAnsi="Times New Roman" w:cs="Times New Roman"/>
         </w:rPr>
-        <w:t>Обучающемуся (</w:t>
-      </w:r>
-      <w:proofErr w:type="spellStart"/>
-      <w:r>
-        <w:rPr>
-          <w:rFonts w:ascii="Times New Roman" w:hAnsi="Times New Roman" w:cs="Times New Roman"/>
-        </w:rPr>
-        <w:t>йся</w:t>
-      </w:r>
-      <w:proofErr w:type="spellEnd"/>
-      <w:r>
-        <w:rPr>
-          <w:rFonts w:ascii="Times New Roman" w:hAnsi="Times New Roman" w:cs="Times New Roman"/>
-        </w:rPr>
-        <w:t xml:space="preserve">) направления </w:t>
+        <w:t xml:space="preserve">Обучающемуся (йся) направления </w:t>
       </w:r>
       <w:r>
         <w:rPr>
@@ -1120,23 +1086,7 @@
           <w:rFonts w:ascii="Times New Roman" w:hAnsi="Times New Roman" w:cs="Times New Roman"/>
           <w:u w:val="single"/>
         </w:rPr>
-        <w:t>                                          </w:t>
-      </w:r>
-      <w:proofErr w:type="spellStart"/>
-      <w:r>
-        <w:rPr>
-          <w:rFonts w:ascii="Times New Roman" w:hAnsi="Times New Roman" w:cs="Times New Roman"/>
-          <w:u w:val="single"/>
-        </w:rPr>
-        <w:t>Демьянцеву</w:t>
-      </w:r>
-      <w:proofErr w:type="spellEnd"/>
-      <w:r>
-        <w:rPr>
-          <w:rFonts w:ascii="Times New Roman" w:hAnsi="Times New Roman" w:cs="Times New Roman"/>
-          <w:u w:val="single"/>
-        </w:rPr>
-        <w:t xml:space="preserve"> Виталию Владиславовичу                              </w:t>
+        <w:t xml:space="preserve">                                          Демьянцеву Виталию Владиславовичу                              </w:t>
       </w:r>
     </w:p>
     <w:p>
@@ -1631,35 +1581,7 @@
         <w:rPr>
           <w:rFonts w:ascii="Times New Roman" w:hAnsi="Times New Roman" w:cs="Times New Roman"/>
         </w:rPr>
-        <w:t xml:space="preserve">Сайфутдинов, А. В. </w:t>
-      </w:r>
-      <w:proofErr w:type="spellStart"/>
-      <w:r>
-        <w:rPr>
-          <w:rFonts w:ascii="Times New Roman" w:hAnsi="Times New Roman" w:cs="Times New Roman"/>
-        </w:rPr>
-        <w:t>Сверточные</w:t>
-      </w:r>
-      <w:proofErr w:type="spellEnd"/>
-      <w:r>
-        <w:rPr>
-          <w:rFonts w:ascii="Times New Roman" w:hAnsi="Times New Roman" w:cs="Times New Roman"/>
-        </w:rPr>
-        <w:t xml:space="preserve"> нейронные сети для решения задач компьютерного зрения / А. В. Сайфутдинов // </w:t>
-      </w:r>
-      <w:proofErr w:type="spellStart"/>
-      <w:r>
-        <w:rPr>
-          <w:rFonts w:ascii="Times New Roman" w:hAnsi="Times New Roman" w:cs="Times New Roman"/>
-        </w:rPr>
-        <w:t>Universum</w:t>
-      </w:r>
-      <w:proofErr w:type="spellEnd"/>
-      <w:r>
-        <w:rPr>
-          <w:rFonts w:ascii="Times New Roman" w:hAnsi="Times New Roman" w:cs="Times New Roman"/>
-        </w:rPr>
-        <w:t>: технические науки. – 2023. – № 10 (115). – С. 42–44.</w:t>
+        <w:t>Сайфутдинов, А. В. Сверточные нейронные сети для решения задач компьютерного зрения / А. В. Сайфутдинов // Universum: технические науки. – 2023. – № 10 (115). – С. 42–44.</w:t>
       </w:r>
     </w:p>
     <w:p>
@@ -1700,54 +1622,13 @@
           <w:lang w:val="en-US"/>
         </w:rPr>
       </w:pPr>
-      <w:proofErr w:type="spellStart"/>
       <w:r>
         <w:rPr>
           <w:rFonts w:ascii="Times New Roman" w:hAnsi="Times New Roman" w:cs="Times New Roman"/>
           <w:lang w:val="en-US"/>
         </w:rPr>
         <w:lastRenderedPageBreak/>
-        <w:t>Bradski</w:t>
-      </w:r>
-      <w:proofErr w:type="spellEnd"/>
-      <w:r>
-        <w:rPr>
-          <w:rFonts w:ascii="Times New Roman" w:hAnsi="Times New Roman" w:cs="Times New Roman"/>
-          <w:lang w:val="en-US"/>
-        </w:rPr>
-        <w:t xml:space="preserve">, G. Learning OpenCV: Computer Vision with the OpenCV Library / G. </w:t>
-      </w:r>
-      <w:proofErr w:type="spellStart"/>
-      <w:r>
-        <w:rPr>
-          <w:rFonts w:ascii="Times New Roman" w:hAnsi="Times New Roman" w:cs="Times New Roman"/>
-          <w:lang w:val="en-US"/>
-        </w:rPr>
-        <w:t>Bradski</w:t>
-      </w:r>
-      <w:proofErr w:type="spellEnd"/>
-      <w:r>
-        <w:rPr>
-          <w:rFonts w:ascii="Times New Roman" w:hAnsi="Times New Roman" w:cs="Times New Roman"/>
-          <w:lang w:val="en-US"/>
-        </w:rPr>
-        <w:t xml:space="preserve">, A. </w:t>
-      </w:r>
-      <w:proofErr w:type="spellStart"/>
-      <w:r>
-        <w:rPr>
-          <w:rFonts w:ascii="Times New Roman" w:hAnsi="Times New Roman" w:cs="Times New Roman"/>
-          <w:lang w:val="en-US"/>
-        </w:rPr>
-        <w:t>Kaehler</w:t>
-      </w:r>
-      <w:proofErr w:type="spellEnd"/>
-      <w:r>
-        <w:rPr>
-          <w:rFonts w:ascii="Times New Roman" w:hAnsi="Times New Roman" w:cs="Times New Roman"/>
-          <w:lang w:val="en-US"/>
-        </w:rPr>
-        <w:t>. – Sebastopol: O'Reilly Media, 2008. – 555 p. – ISBN 978-0-596-51613-0.</w:t>
+        <w:t>Bradski, G. Learning OpenCV: Computer Vision with the OpenCV Library / G. Bradski, A. Kaehler. – Sebastopol: O'Reilly Media, 2008. – 555 p. – ISBN 978-0-596-51613-0.</w:t>
       </w:r>
     </w:p>
     <w:p>
@@ -1764,19 +1645,11 @@
           <w:rFonts w:ascii="Times New Roman" w:hAnsi="Times New Roman" w:cs="Times New Roman"/>
         </w:rPr>
       </w:pPr>
-      <w:proofErr w:type="spellStart"/>
       <w:r>
         <w:rPr>
           <w:rFonts w:ascii="Times New Roman" w:hAnsi="Times New Roman" w:cs="Times New Roman"/>
         </w:rPr>
-        <w:t>TensorFlow</w:t>
-      </w:r>
-      <w:proofErr w:type="spellEnd"/>
-      <w:r>
-        <w:rPr>
-          <w:rFonts w:ascii="Times New Roman" w:hAnsi="Times New Roman" w:cs="Times New Roman"/>
-        </w:rPr>
-        <w:t xml:space="preserve"> [Электронный ресурс]: офиц. сайт. – URL: https://www.tensorflow.org (дата обращения: 21.04.2026).</w:t>
+        <w:t>TensorFlow [Электронный ресурс]: офиц. сайт. – URL: https://www.tensorflow.org (дата обращения: 21.04.2026).</w:t>
       </w:r>
     </w:p>
     <w:p>
@@ -1793,19 +1666,11 @@
           <w:rFonts w:ascii="Times New Roman" w:hAnsi="Times New Roman" w:cs="Times New Roman"/>
         </w:rPr>
       </w:pPr>
-      <w:proofErr w:type="spellStart"/>
       <w:r>
         <w:rPr>
           <w:rFonts w:ascii="Times New Roman" w:hAnsi="Times New Roman" w:cs="Times New Roman"/>
         </w:rPr>
-        <w:t>OpenCV</w:t>
-      </w:r>
-      <w:proofErr w:type="spellEnd"/>
-      <w:r>
-        <w:rPr>
-          <w:rFonts w:ascii="Times New Roman" w:hAnsi="Times New Roman" w:cs="Times New Roman"/>
-        </w:rPr>
-        <w:t xml:space="preserve"> [Электронный ресурс]: офиц. сайт. – URL: https://opencv.org (дата обращения: 21.04.2026).</w:t>
+        <w:t>OpenCV [Электронный ресурс]: офиц. сайт. – URL: https://opencv.org (дата обращения: 21.04.2026).</w:t>
       </w:r>
     </w:p>
     <w:p>
@@ -1822,19 +1687,11 @@
           <w:rFonts w:ascii="Times New Roman" w:hAnsi="Times New Roman" w:cs="Times New Roman"/>
         </w:rPr>
       </w:pPr>
-      <w:proofErr w:type="spellStart"/>
       <w:r>
         <w:rPr>
           <w:rFonts w:ascii="Times New Roman" w:hAnsi="Times New Roman" w:cs="Times New Roman"/>
         </w:rPr>
-        <w:t>PostgreSQL</w:t>
-      </w:r>
-      <w:proofErr w:type="spellEnd"/>
-      <w:r>
-        <w:rPr>
-          <w:rFonts w:ascii="Times New Roman" w:hAnsi="Times New Roman" w:cs="Times New Roman"/>
-        </w:rPr>
-        <w:t xml:space="preserve"> [Электронный ресурс]: офиц. сайт. – URL: https://www.postgresql.org (дата обращения: 21.04.2026).</w:t>
+        <w:t>PostgreSQL [Электронный ресурс]: офиц. сайт. – URL: https://www.postgresql.org (дата обращения: 21.04.2026).</w:t>
       </w:r>
     </w:p>
     <w:p>
@@ -1989,23 +1846,7 @@
           <w:rFonts w:ascii="Times New Roman" w:hAnsi="Times New Roman" w:cs="Times New Roman"/>
           <w:u w:val="single"/>
         </w:rPr>
-        <w:t>       </w:t>
-      </w:r>
-      <w:proofErr w:type="spellStart"/>
-      <w:r>
-        <w:rPr>
-          <w:rFonts w:ascii="Times New Roman" w:hAnsi="Times New Roman" w:cs="Times New Roman"/>
-          <w:u w:val="single"/>
-        </w:rPr>
-        <w:t>Бурдыко</w:t>
-      </w:r>
-      <w:proofErr w:type="spellEnd"/>
-      <w:r>
-        <w:rPr>
-          <w:rFonts w:ascii="Times New Roman" w:hAnsi="Times New Roman" w:cs="Times New Roman"/>
-          <w:u w:val="single"/>
-        </w:rPr>
-        <w:t xml:space="preserve"> Т. Г  </w:t>
+        <w:t>       Бурдыко Т. Г  </w:t>
       </w:r>
       <w:r>
         <w:rPr>
@@ -2072,23 +1913,7 @@
           <w:rFonts w:ascii="Times New Roman" w:hAnsi="Times New Roman" w:cs="Times New Roman"/>
           <w:u w:val="single"/>
         </w:rPr>
-        <w:t>       </w:t>
-      </w:r>
-      <w:proofErr w:type="spellStart"/>
-      <w:r>
-        <w:rPr>
-          <w:rFonts w:ascii="Times New Roman" w:hAnsi="Times New Roman" w:cs="Times New Roman"/>
-          <w:u w:val="single"/>
-        </w:rPr>
-        <w:t>Бурдыко</w:t>
-      </w:r>
-      <w:proofErr w:type="spellEnd"/>
-      <w:r>
-        <w:rPr>
-          <w:rFonts w:ascii="Times New Roman" w:hAnsi="Times New Roman" w:cs="Times New Roman"/>
-          <w:u w:val="single"/>
-        </w:rPr>
-        <w:t xml:space="preserve"> Т. Г  </w:t>
+        <w:t>       Бурдыко Т. Г  </w:t>
       </w:r>
       <w:r>
         <w:rPr>
@@ -2150,7 +1975,6 @@
         </w:rPr>
         <w:t>                  </w:t>
       </w:r>
-      <w:proofErr w:type="gramStart"/>
       <w:r>
         <w:rPr>
           <w:rFonts w:ascii="Times New Roman" w:hAnsi="Times New Roman" w:cs="Times New Roman"/>
@@ -2162,15 +1986,7 @@
           <w:rFonts w:ascii="Times New Roman" w:hAnsi="Times New Roman" w:cs="Times New Roman"/>
           <w:u w:val="single"/>
         </w:rPr>
-        <w:t>  Гавриленко</w:t>
-      </w:r>
-      <w:proofErr w:type="gramEnd"/>
-      <w:r>
-        <w:rPr>
-          <w:rFonts w:ascii="Times New Roman" w:hAnsi="Times New Roman" w:cs="Times New Roman"/>
-          <w:u w:val="single"/>
-        </w:rPr>
-        <w:t xml:space="preserve"> Т. В  </w:t>
+        <w:t>  Гавриленко Т. В  </w:t>
       </w:r>
       <w:r>
         <w:rPr>
@@ -3602,7 +3418,7 @@
             <w:noProof/>
             <w:webHidden/>
           </w:rPr>
-          <w:t>37</w:t>
+          <w:t>36</w:t>
         </w:r>
         <w:r>
           <w:rPr>
@@ -3654,13 +3470,8 @@
       <w:r>
         <w:tab/>
       </w:r>
-      <w:proofErr w:type="spellStart"/>
-      <w:r>
-        <w:t>ые</w:t>
-      </w:r>
-      <w:proofErr w:type="spellEnd"/>
-      <w:r>
-        <w:t xml:space="preserve"> сети (ИНС), открывают новые возможности для автоматизированного распознавания эмоций. Мультимодальные системы, объединяющие анализ видеопотока (выражения лица) и аудиопотока (голосовые характеристики), обеспечивают более точное и комплексное определение эмоционального состояния.</w:t>
+      <w:r>
+        <w:t>ые сети (ИНС), открывают новые возможности для автоматизированного распознавания эмоций. Мультимодальные системы, объединяющие анализ видеопотока (выражения лица) и аудиопотока (голосовые характеристики), обеспечивают более точное и комплексное определение эмоционального состояния.</w:t>
       </w:r>
     </w:p>
     <w:p>
@@ -3863,15 +3674,7 @@
         </w:numPr>
       </w:pPr>
       <w:r>
-        <w:t xml:space="preserve">Анализ эффективности применения </w:t>
-      </w:r>
-      <w:proofErr w:type="spellStart"/>
-      <w:r>
-        <w:t>свёрточных</w:t>
-      </w:r>
-      <w:proofErr w:type="spellEnd"/>
-      <w:r>
-        <w:t xml:space="preserve"> нейронных сетей (CNN) для обработки видеопотока и рекуррентных нейронных сетей (RNN) для анализа аудиопотока.</w:t>
+        <w:t>Анализ эффективности применения свёрточных нейронных сетей (CNN) для обработки видеопотока и рекуррентных нейронных сетей (RNN) для анализа аудиопотока.</w:t>
       </w:r>
     </w:p>
     <w:p>
@@ -4375,23 +4178,7 @@
         <w:contextualSpacing w:val="0"/>
       </w:pPr>
       <w:r>
-        <w:t xml:space="preserve">Примером является библиотека </w:t>
-      </w:r>
-      <w:proofErr w:type="spellStart"/>
-      <w:r>
-        <w:t>Affectiva</w:t>
-      </w:r>
-      <w:proofErr w:type="spellEnd"/>
-      <w:r>
-        <w:t xml:space="preserve">, которая использует </w:t>
-      </w:r>
-      <w:proofErr w:type="spellStart"/>
-      <w:r>
-        <w:t>свёрточные</w:t>
-      </w:r>
-      <w:proofErr w:type="spellEnd"/>
-      <w:r>
-        <w:t xml:space="preserve"> нейронные сети для анализа выражений лица. Такие системы фиксируют видеопоток и классифицируют эмоции на основе визуальных признаков, таких как улыбка или нахмуренные брови.</w:t>
+        <w:t>Примером является библиотека Affectiva, которая использует свёрточные нейронные сети для анализа выражений лица. Такие системы фиксируют видеопоток и классифицируют эмоции на основе визуальных признаков, таких как улыбка или нахмуренные брови.</w:t>
       </w:r>
     </w:p>
     <w:p>
@@ -4505,31 +4292,7 @@
         <w:contextualSpacing w:val="0"/>
       </w:pPr>
       <w:r>
-        <w:t xml:space="preserve">Примером служит платформа </w:t>
-      </w:r>
-      <w:proofErr w:type="spellStart"/>
-      <w:r>
-        <w:t>Beyond</w:t>
-      </w:r>
-      <w:proofErr w:type="spellEnd"/>
-      <w:r>
-        <w:t xml:space="preserve"> </w:t>
-      </w:r>
-      <w:proofErr w:type="spellStart"/>
-      <w:r>
-        <w:t>Verbal</w:t>
-      </w:r>
-      <w:proofErr w:type="spellEnd"/>
-      <w:r>
-        <w:t xml:space="preserve">, которая анализирует голосовые характеристики, такие как высота тона и темп речи, для определения эмоционального состояния. Такие решения часто применяются в </w:t>
-      </w:r>
-      <w:proofErr w:type="spellStart"/>
-      <w:r>
-        <w:t>call</w:t>
-      </w:r>
-      <w:proofErr w:type="spellEnd"/>
-      <w:r>
-        <w:t>-центрах.</w:t>
+        <w:t>Примером служит платформа Beyond Verbal, которая анализирует голосовые характеристики, такие как высота тона и темп речи, для определения эмоционального состояния. Такие решения часто применяются в call-центрах.</w:t>
       </w:r>
     </w:p>
     <w:p>
@@ -4644,15 +4407,7 @@
         <w:contextualSpacing w:val="0"/>
       </w:pPr>
       <w:r>
-        <w:t xml:space="preserve">Примером является система </w:t>
-      </w:r>
-      <w:proofErr w:type="spellStart"/>
-      <w:r>
-        <w:t>Emotient</w:t>
-      </w:r>
-      <w:proofErr w:type="spellEnd"/>
-      <w:r>
-        <w:t>, которая комбинирует анализ выражений лица и голосовых данных с использованием CNN и RNN. Такие решения применяются в маркетинге и HR для комплексного анализа эмоционального состояния.</w:t>
+        <w:t>Примером является система Emotient, которая комбинирует анализ выражений лица и голосовых данных с использованием CNN и RNN. Такие решения применяются в маркетинге и HR для комплексного анализа эмоционального состояния.</w:t>
       </w:r>
     </w:p>
     <w:p>
@@ -4929,23 +4684,7 @@
         <w:contextualSpacing w:val="0"/>
       </w:pPr>
       <w:r>
-        <w:t xml:space="preserve">Гибкость стека: Использование открытых библиотек (Python, </w:t>
-      </w:r>
-      <w:proofErr w:type="spellStart"/>
-      <w:r>
-        <w:t>PyTorch</w:t>
-      </w:r>
-      <w:proofErr w:type="spellEnd"/>
-      <w:r>
-        <w:t xml:space="preserve">, </w:t>
-      </w:r>
-      <w:proofErr w:type="spellStart"/>
-      <w:r>
-        <w:t>OpenCV</w:t>
-      </w:r>
-      <w:proofErr w:type="spellEnd"/>
-      <w:r>
-        <w:t>) позволяет избежать лицензионных отчислений.</w:t>
+        <w:t>Гибкость стека: Использование открытых библиотек (Python, PyTorch, OpenCV) позволяет избежать лицензионных отчислений.</w:t>
       </w:r>
     </w:p>
     <w:p>
@@ -4957,13 +4696,8 @@
         </w:numPr>
         <w:contextualSpacing w:val="0"/>
       </w:pPr>
-      <w:proofErr w:type="spellStart"/>
-      <w:r>
-        <w:t>Мультимодальность</w:t>
-      </w:r>
-      <w:proofErr w:type="spellEnd"/>
-      <w:r>
-        <w:t>: Повышение точности за счёт объединения визуальных и голосовых признаков.</w:t>
+      <w:r>
+        <w:t>Мультимодальность: Повышение точности за счёт объединения визуальных и голосовых признаков.</w:t>
       </w:r>
     </w:p>
     <w:p>
@@ -4998,15 +4732,7 @@
         <w:contextualSpacing w:val="0"/>
       </w:pPr>
       <w:r>
-        <w:t xml:space="preserve">Требует наличия вычислительных ресурсов (GPU) для этапа обучения и </w:t>
-      </w:r>
-      <w:proofErr w:type="spellStart"/>
-      <w:r>
-        <w:t>инференса</w:t>
-      </w:r>
-      <w:proofErr w:type="spellEnd"/>
-      <w:r>
-        <w:t xml:space="preserve"> в реальном времени.</w:t>
+        <w:t>Требует наличия вычислительных ресурсов (GPU) для этапа обучения и инференса в реальном времени.</w:t>
       </w:r>
     </w:p>
     <w:p>
@@ -5982,23 +5708,7 @@
         <w:pStyle w:val="25"/>
       </w:pPr>
       <w:r>
-        <w:t>Стоимость и правовое обеспечение: в отличие от коммерческих аналогов (</w:t>
-      </w:r>
-      <w:proofErr w:type="spellStart"/>
-      <w:r>
-        <w:t>Affectiva</w:t>
-      </w:r>
-      <w:proofErr w:type="spellEnd"/>
-      <w:r>
-        <w:t xml:space="preserve">, </w:t>
-      </w:r>
-      <w:proofErr w:type="spellStart"/>
-      <w:r>
-        <w:t>Emotient</w:t>
-      </w:r>
-      <w:proofErr w:type="spellEnd"/>
-      <w:r>
-        <w:t>), разрабатываемая система предполагает отсутствие регулярных лицензионных отчислений и изначальную архитектурную поддержку требований ФЗ-152, что критично для работы с персональными данными сотрудников в РФ.</w:t>
+        <w:t>Стоимость и правовое обеспечение: в отличие от коммерческих аналогов (Affectiva, Emotient), разрабатываемая система предполагает отсутствие регулярных лицензионных отчислений и изначальную архитектурную поддержку требований ФЗ-152, что критично для работы с персональными данными сотрудников в РФ.</w:t>
       </w:r>
     </w:p>
     <w:p>
@@ -6032,23 +5742,7 @@
         <w:pStyle w:val="25"/>
       </w:pPr>
       <w:r>
-        <w:t xml:space="preserve">Для разработки системы в рамках данной работы целесообразно ориентироваться на мультимодальный подход, интегрирующий </w:t>
-      </w:r>
-      <w:proofErr w:type="spellStart"/>
-      <w:r>
-        <w:t>свёрточные</w:t>
-      </w:r>
-      <w:proofErr w:type="spellEnd"/>
-      <w:r>
-        <w:t xml:space="preserve"> нейронные сети (CNN) для обработки видеопотока и рекуррентные нейронные сети (RNN) для анализа аудиопотока. Разрабатываемое решение позволит достичь высокой точности (целевой показатель ≥85%), надёжности и функциональности, необходимых для применения в HR-процессах, при этом обеспечивая контроль над данными и снижение затрат на лицензирование ПО </w:t>
-      </w:r>
-      <w:proofErr w:type="spellStart"/>
-      <w:r>
-        <w:t>по</w:t>
-      </w:r>
-      <w:proofErr w:type="spellEnd"/>
-      <w:r>
-        <w:t xml:space="preserve"> сравнению с зарубежными аналогами.</w:t>
+        <w:t>Для разработки системы в рамках данной работы целесообразно ориентироваться на мультимодальный подход, интегрирующий свёрточные нейронные сети (CNN) для обработки видеопотока и рекуррентные нейронные сети (RNN) для анализа аудиопотока. Разрабатываемое решение позволит достичь высокой точности (целевой показатель ≥85%), надёжности и функциональности, необходимых для применения в HR-процессах, при этом обеспечивая контроль над данными и снижение затрат на лицензирование ПО по сравнению с зарубежными аналогами.</w:t>
       </w:r>
       <w:r>
         <w:rPr>
@@ -6070,15 +5764,7 @@
     </w:p>
     <w:p>
       <w:r>
-        <w:t xml:space="preserve">Цель исследования: спроектировать и разработать программную реализацию автоматизированной системы проведения </w:t>
-      </w:r>
-      <w:proofErr w:type="spellStart"/>
-      <w:r>
-        <w:t>видеовстреч</w:t>
-      </w:r>
-      <w:proofErr w:type="spellEnd"/>
-      <w:r>
-        <w:t xml:space="preserve"> с мультимодальным анализом эмоционального состояния и речевой активности участников на основе методов искусственного интеллекта.</w:t>
+        <w:t>Цель исследования: спроектировать и разработать программную реализацию автоматизированной системы проведения видеовстреч с мультимодальным анализом эмоционального состояния и речевой активности участников на основе методов искусственного интеллекта.</w:t>
       </w:r>
     </w:p>
     <w:p>
@@ -6148,15 +5834,7 @@
         <w:ind w:left="0" w:firstLine="709"/>
       </w:pPr>
       <w:r>
-        <w:t xml:space="preserve">Разработка модуля обработки видеопотока для анализа выражений лица участников </w:t>
-      </w:r>
-      <w:proofErr w:type="spellStart"/>
-      <w:r>
-        <w:t>видеовстречи</w:t>
-      </w:r>
-      <w:proofErr w:type="spellEnd"/>
-      <w:r>
-        <w:t>.</w:t>
+        <w:t>Разработка модуля обработки видеопотока для анализа выражений лица участников видеовстречи.</w:t>
       </w:r>
     </w:p>
     <w:p>
@@ -6169,15 +5847,7 @@
         <w:ind w:left="0" w:firstLine="709"/>
       </w:pPr>
       <w:r>
-        <w:t xml:space="preserve">Разработка модуля обработки аудиопотока для </w:t>
-      </w:r>
-      <w:proofErr w:type="spellStart"/>
-      <w:r>
-        <w:t>транскрибации</w:t>
-      </w:r>
-      <w:proofErr w:type="spellEnd"/>
-      <w:r>
-        <w:t xml:space="preserve"> речи и анализа её эмоциональной окраски.</w:t>
+        <w:t>Разработка модуля обработки аудиопотока для транскрибации речи и анализа её эмоциональной окраски.</w:t>
       </w:r>
     </w:p>
     <w:p>
@@ -6273,35 +5943,7 @@
         <w:rPr>
           <w:lang w:bidi="ru-RU"/>
         </w:rPr>
-        <w:t xml:space="preserve">В качестве основного языка программирования для разработки клиентской части системы был выбран </w:t>
-      </w:r>
-      <w:proofErr w:type="spellStart"/>
-      <w:r>
-        <w:rPr>
-          <w:lang w:bidi="ru-RU"/>
-        </w:rPr>
-        <w:t>TypeScript</w:t>
-      </w:r>
-      <w:proofErr w:type="spellEnd"/>
-      <w:r>
-        <w:rPr>
-          <w:lang w:bidi="ru-RU"/>
-        </w:rPr>
-        <w:t xml:space="preserve"> в сочетании с библиотекой </w:t>
-      </w:r>
-      <w:proofErr w:type="spellStart"/>
-      <w:r>
-        <w:rPr>
-          <w:lang w:bidi="ru-RU"/>
-        </w:rPr>
-        <w:t>React</w:t>
-      </w:r>
-      <w:proofErr w:type="spellEnd"/>
-      <w:r>
-        <w:rPr>
-          <w:lang w:bidi="ru-RU"/>
-        </w:rPr>
-        <w:t>. Данный стек обеспечивает создание высокопроизводительных одностраничных приложений с типизированным кодом, что повышает надёжность разработки и упрощает дальнейшую поддержку системы.</w:t>
+        <w:t>В качестве основного языка программирования для разработки клиентской части системы был выбран TypeScript в сочетании с библиотекой React. Данный стек обеспечивает создание высокопроизводительных одностраничных приложений с типизированным кодом, что повышает надёжность разработки и упрощает дальнейшую поддержку системы.</w:t>
       </w:r>
     </w:p>
     <w:p>
@@ -6399,35 +6041,7 @@
         <w:rPr>
           <w:lang w:bidi="ru-RU"/>
         </w:rPr>
-        <w:t>Для реализации серверной логики, маршрутизации и обработки сетевых соединений использовался язык программирования Go (</w:t>
-      </w:r>
-      <w:proofErr w:type="spellStart"/>
-      <w:r>
-        <w:rPr>
-          <w:lang w:bidi="ru-RU"/>
-        </w:rPr>
-        <w:t>Golang</w:t>
-      </w:r>
-      <w:proofErr w:type="spellEnd"/>
-      <w:r>
-        <w:rPr>
-          <w:lang w:bidi="ru-RU"/>
-        </w:rPr>
-        <w:t xml:space="preserve">). Он применяется для построения REST API, управления </w:t>
-      </w:r>
-      <w:proofErr w:type="spellStart"/>
-      <w:r>
-        <w:rPr>
-          <w:lang w:bidi="ru-RU"/>
-        </w:rPr>
-        <w:t>WebSocket</w:t>
-      </w:r>
-      <w:proofErr w:type="spellEnd"/>
-      <w:r>
-        <w:rPr>
-          <w:lang w:bidi="ru-RU"/>
-        </w:rPr>
-        <w:t>-подключениями и координации обмена данными между участниками встречи и аналитическими модулями.</w:t>
+        <w:t>Для реализации серверной логики, маршрутизации и обработки сетевых соединений использовался язык программирования Go (Golang). Он применяется для построения REST API, управления WebSocket-подключениями и координации обмена данными между участниками встречи и аналитическими модулями.</w:t>
       </w:r>
     </w:p>
     <w:p>
@@ -6526,21 +6140,7 @@
           <w:lang w:bidi="ru-RU"/>
         </w:rPr>
         <w:lastRenderedPageBreak/>
-        <w:t xml:space="preserve">Для реализации модулей мультимодального анализа (распознавание эмоционального состояния, </w:t>
-      </w:r>
-      <w:proofErr w:type="spellStart"/>
-      <w:r>
-        <w:rPr>
-          <w:lang w:bidi="ru-RU"/>
-        </w:rPr>
-        <w:t>транскрибация</w:t>
-      </w:r>
-      <w:proofErr w:type="spellEnd"/>
-      <w:r>
-        <w:rPr>
-          <w:lang w:bidi="ru-RU"/>
-        </w:rPr>
-        <w:t xml:space="preserve"> речи) применялся язык программирования Python. Он используется в составе отдельного AI-шлюза и сервиса распознавания речи для обработки видеопотока и аудиосигналов.</w:t>
+        <w:t>Для реализации модулей мультимодального анализа (распознавание эмоционального состояния, транскрибация речи) применялся язык программирования Python. Он используется в составе отдельного AI-шлюза и сервиса распознавания речи для обработки видеопотока и аудиосигналов.</w:t>
       </w:r>
     </w:p>
     <w:p>
@@ -6571,49 +6171,7 @@
         <w:rPr>
           <w:lang w:bidi="ru-RU"/>
         </w:rPr>
-        <w:t>Наличие специализированных библиотек для работы с нейронными сетями и обработки мультимедиа (</w:t>
-      </w:r>
-      <w:proofErr w:type="spellStart"/>
-      <w:r>
-        <w:rPr>
-          <w:lang w:bidi="ru-RU"/>
-        </w:rPr>
-        <w:t>OpenCV</w:t>
-      </w:r>
-      <w:proofErr w:type="spellEnd"/>
-      <w:r>
-        <w:rPr>
-          <w:lang w:bidi="ru-RU"/>
-        </w:rPr>
-        <w:t xml:space="preserve">, </w:t>
-      </w:r>
-      <w:proofErr w:type="spellStart"/>
-      <w:r>
-        <w:rPr>
-          <w:lang w:bidi="ru-RU"/>
-        </w:rPr>
-        <w:t>FastAPI</w:t>
-      </w:r>
-      <w:proofErr w:type="spellEnd"/>
-      <w:r>
-        <w:rPr>
-          <w:lang w:bidi="ru-RU"/>
-        </w:rPr>
-        <w:t xml:space="preserve">, </w:t>
-      </w:r>
-      <w:proofErr w:type="spellStart"/>
-      <w:r>
-        <w:rPr>
-          <w:lang w:bidi="ru-RU"/>
-        </w:rPr>
-        <w:t>faster-whisper</w:t>
-      </w:r>
-      <w:proofErr w:type="spellEnd"/>
-      <w:r>
-        <w:rPr>
-          <w:lang w:bidi="ru-RU"/>
-        </w:rPr>
-        <w:t>);</w:t>
+        <w:t>Наличие специализированных библиотек для работы с нейронными сетями и обработки мультимедиа (OpenCV, FastAPI, faster-whisper);</w:t>
       </w:r>
     </w:p>
     <w:p>
@@ -6753,21 +6311,7 @@
         <w:rPr>
           <w:lang w:bidi="ru-RU"/>
         </w:rPr>
-        <w:t xml:space="preserve">Для хранения данных о пользователях, сессиях, событиях аналитики и результатах анализа была выбрана система управления базами данных </w:t>
-      </w:r>
-      <w:proofErr w:type="spellStart"/>
-      <w:r>
-        <w:rPr>
-          <w:lang w:bidi="ru-RU"/>
-        </w:rPr>
-        <w:t>PostgreSQL</w:t>
-      </w:r>
-      <w:proofErr w:type="spellEnd"/>
-      <w:r>
-        <w:rPr>
-          <w:lang w:bidi="ru-RU"/>
-        </w:rPr>
-        <w:t>. Данная СУБД обеспечивает:</w:t>
+        <w:t>Для хранения данных о пользователях, сессиях, событиях аналитики и результатах анализа была выбрана система управления базами данных PostgreSQL. Данная СУБД обеспечивает:</w:t>
       </w:r>
     </w:p>
     <w:p>
@@ -6785,21 +6329,7 @@
         <w:rPr>
           <w:lang w:bidi="ru-RU"/>
         </w:rPr>
-        <w:t xml:space="preserve">Надёжное хранение структурированных и </w:t>
-      </w:r>
-      <w:proofErr w:type="spellStart"/>
-      <w:r>
-        <w:rPr>
-          <w:lang w:bidi="ru-RU"/>
-        </w:rPr>
-        <w:t>полуструктурированных</w:t>
-      </w:r>
-      <w:proofErr w:type="spellEnd"/>
-      <w:r>
-        <w:rPr>
-          <w:lang w:bidi="ru-RU"/>
-        </w:rPr>
-        <w:t xml:space="preserve"> данных, включая поддержку формата JSONB для гибкого сохранения аналитических событий;</w:t>
+        <w:t>Надёжное хранение структурированных и полуструктурированных данных, включая поддержку формата JSONB для гибкого сохранения аналитических событий;</w:t>
       </w:r>
     </w:p>
     <w:p>
@@ -7767,21 +7297,7 @@
         <w:rPr>
           <w:rFonts w:eastAsia="Microsoft YaHei"/>
         </w:rPr>
-        <w:t xml:space="preserve">Представленная ER-диаграмма (рисунок 8) отображает информационную модель разрабатываемой системы. Диаграмма иллюстрирует основные сущности, их атрибуты и связи между ними, обеспечивая хранение данных пользователей, сеансов </w:t>
-      </w:r>
-      <w:proofErr w:type="spellStart"/>
-      <w:r>
-        <w:rPr>
-          <w:rFonts w:eastAsia="Microsoft YaHei"/>
-        </w:rPr>
-        <w:t>видеовстреч</w:t>
-      </w:r>
-      <w:proofErr w:type="spellEnd"/>
-      <w:r>
-        <w:rPr>
-          <w:rFonts w:eastAsia="Microsoft YaHei"/>
-        </w:rPr>
-        <w:t>, аналитики в реальном времени и сообщений чата.</w:t>
+        <w:t>Представленная ER-диаграмма (рисунок 8) отображает информационную модель разрабатываемой системы. Диаграмма иллюстрирует основные сущности, их атрибуты и связи между ними, обеспечивая хранение данных пользователей, сеансов видеовстреч, аналитики в реальном времени и сообщений чата.</w:t>
       </w:r>
     </w:p>
     <w:p>
@@ -10487,18 +10003,8 @@
           <w:rFonts w:eastAsia="Microsoft YaHei"/>
           <w:color w:val="000000"/>
         </w:rPr>
-        <w:t xml:space="preserve">Сеанс </w:t>
-      </w:r>
-      <w:proofErr w:type="spellStart"/>
-      <w:r>
-        <w:rPr>
-          <w:rStyle w:val="aff2"/>
-          <w:rFonts w:eastAsia="Microsoft YaHei"/>
-          <w:color w:val="000000"/>
-        </w:rPr>
-        <w:t>видеовстречи</w:t>
-      </w:r>
-      <w:proofErr w:type="spellEnd"/>
+        <w:t>Сеанс видеовстречи</w:t>
+      </w:r>
       <w:r>
         <w:rPr>
           <w:rFonts w:eastAsia="Microsoft YaHei"/>
@@ -10593,19 +10099,8 @@
           <w:color w:val="000000"/>
           <w:szCs w:val="28"/>
         </w:rPr>
-        <w:t xml:space="preserve">Описание сущности Сеанс </w:t>
-      </w:r>
-      <w:proofErr w:type="spellStart"/>
-      <w:r>
-        <w:rPr>
-          <w:rStyle w:val="ae"/>
-          <w:rFonts w:asciiTheme="majorHAnsi" w:eastAsia="Microsoft YaHei" w:hAnsiTheme="majorHAnsi" w:cstheme="majorHAnsi"/>
-          <w:color w:val="000000"/>
-          <w:szCs w:val="28"/>
-        </w:rPr>
-        <w:t>видеовстречи</w:t>
-      </w:r>
-      <w:proofErr w:type="spellEnd"/>
+        <w:t>Описание сущности Сеанс видеовстречи</w:t>
+      </w:r>
     </w:p>
     <w:tbl>
       <w:tblPr>
@@ -10947,21 +10442,12 @@
                 <w:sz w:val="28"/>
               </w:rPr>
             </w:pPr>
-            <w:proofErr w:type="spellStart"/>
             <w:r>
               <w:rPr>
                 <w:rFonts w:asciiTheme="majorHAnsi" w:hAnsiTheme="majorHAnsi" w:cstheme="majorHAnsi"/>
                 <w:sz w:val="28"/>
               </w:rPr>
-              <w:t>Человекочитаемое</w:t>
-            </w:r>
-            <w:proofErr w:type="spellEnd"/>
-            <w:r>
-              <w:rPr>
-                <w:rFonts w:asciiTheme="majorHAnsi" w:hAnsiTheme="majorHAnsi" w:cstheme="majorHAnsi"/>
-                <w:sz w:val="28"/>
-              </w:rPr>
-              <w:t xml:space="preserve"> наименование сессии</w:t>
+              <w:t>Человекочитаемое наименование сессии</w:t>
             </w:r>
           </w:p>
         </w:tc>
@@ -14975,7 +14461,7 @@
         <w:pStyle w:val="af9"/>
         <w:numPr>
           <w:ilvl w:val="0"/>
-          <w:numId w:val="35"/>
+          <w:numId w:val="36"/>
         </w:numPr>
         <w:rPr>
           <w:rFonts w:eastAsia="Microsoft YaHei"/>
@@ -14985,21 +14471,7 @@
         <w:rPr>
           <w:rFonts w:eastAsia="Microsoft YaHei"/>
         </w:rPr>
-        <w:t>Пользователь системы → Токен обновления сессии: связь «один-ко-многим» (</w:t>
-      </w:r>
-      <w:proofErr w:type="gramStart"/>
-      <w:r>
-        <w:rPr>
-          <w:rFonts w:eastAsia="Microsoft YaHei"/>
-        </w:rPr>
-        <w:t>1:М</w:t>
-      </w:r>
-      <w:proofErr w:type="gramEnd"/>
-      <w:r>
-        <w:rPr>
-          <w:rFonts w:eastAsia="Microsoft YaHei"/>
-        </w:rPr>
-        <w:t>).</w:t>
+        <w:t>Пользователь системы → Токен обновления сессии: связь «один-ко-многим» (1:М).</w:t>
       </w:r>
     </w:p>
     <w:p>
@@ -15007,7 +14479,7 @@
         <w:pStyle w:val="af9"/>
         <w:numPr>
           <w:ilvl w:val="0"/>
-          <w:numId w:val="35"/>
+          <w:numId w:val="36"/>
         </w:numPr>
         <w:rPr>
           <w:rFonts w:eastAsia="Microsoft YaHei"/>
@@ -15017,21 +14489,7 @@
         <w:rPr>
           <w:rFonts w:eastAsia="Microsoft YaHei"/>
         </w:rPr>
-        <w:t>Пользователь системы → Журнал аутентификации: связь «один-ко-многим» (</w:t>
-      </w:r>
-      <w:proofErr w:type="gramStart"/>
-      <w:r>
-        <w:rPr>
-          <w:rFonts w:eastAsia="Microsoft YaHei"/>
-        </w:rPr>
-        <w:t>1:М</w:t>
-      </w:r>
-      <w:proofErr w:type="gramEnd"/>
-      <w:r>
-        <w:rPr>
-          <w:rFonts w:eastAsia="Microsoft YaHei"/>
-        </w:rPr>
-        <w:t>).</w:t>
+        <w:t>Пользователь системы → Журнал аутентификации: связь «один-ко-многим» (1:М).</w:t>
       </w:r>
     </w:p>
     <w:p>
@@ -15039,7 +14497,7 @@
         <w:pStyle w:val="af9"/>
         <w:numPr>
           <w:ilvl w:val="0"/>
-          <w:numId w:val="35"/>
+          <w:numId w:val="36"/>
         </w:numPr>
         <w:rPr>
           <w:rFonts w:eastAsia="Microsoft YaHei"/>
@@ -15050,35 +14508,7 @@
           <w:rFonts w:eastAsia="Microsoft YaHei"/>
         </w:rPr>
         <w:lastRenderedPageBreak/>
-        <w:t xml:space="preserve">Пользователь системы → Сеанс </w:t>
-      </w:r>
-      <w:proofErr w:type="spellStart"/>
-      <w:r>
-        <w:rPr>
-          <w:rFonts w:eastAsia="Microsoft YaHei"/>
-        </w:rPr>
-        <w:t>видеовстречи</w:t>
-      </w:r>
-      <w:proofErr w:type="spellEnd"/>
-      <w:r>
-        <w:rPr>
-          <w:rFonts w:eastAsia="Microsoft YaHei"/>
-        </w:rPr>
-        <w:t>: связь «один-ко-многим» (</w:t>
-      </w:r>
-      <w:proofErr w:type="gramStart"/>
-      <w:r>
-        <w:rPr>
-          <w:rFonts w:eastAsia="Microsoft YaHei"/>
-        </w:rPr>
-        <w:t>1:М</w:t>
-      </w:r>
-      <w:proofErr w:type="gramEnd"/>
-      <w:r>
-        <w:rPr>
-          <w:rFonts w:eastAsia="Microsoft YaHei"/>
-        </w:rPr>
-        <w:t>) по полю «Создан пользователем».</w:t>
+        <w:t>Пользователь системы → Сеанс видеовстречи: связь «один-ко-многим» (1:М) по полю «Создан пользователем».</w:t>
       </w:r>
     </w:p>
     <w:p>
@@ -15086,7 +14516,7 @@
         <w:pStyle w:val="af9"/>
         <w:numPr>
           <w:ilvl w:val="0"/>
-          <w:numId w:val="35"/>
+          <w:numId w:val="36"/>
         </w:numPr>
         <w:rPr>
           <w:rFonts w:eastAsia="Microsoft YaHei"/>
@@ -15096,35 +14526,7 @@
         <w:rPr>
           <w:rFonts w:eastAsia="Microsoft YaHei"/>
         </w:rPr>
-        <w:t xml:space="preserve">Сеанс </w:t>
-      </w:r>
-      <w:proofErr w:type="spellStart"/>
-      <w:r>
-        <w:rPr>
-          <w:rFonts w:eastAsia="Microsoft YaHei"/>
-        </w:rPr>
-        <w:t>видеовстречи</w:t>
-      </w:r>
-      <w:proofErr w:type="spellEnd"/>
-      <w:r>
-        <w:rPr>
-          <w:rFonts w:eastAsia="Microsoft YaHei"/>
-        </w:rPr>
-        <w:t xml:space="preserve"> → Участник встречи: связь «один-ко-многим» (</w:t>
-      </w:r>
-      <w:proofErr w:type="gramStart"/>
-      <w:r>
-        <w:rPr>
-          <w:rFonts w:eastAsia="Microsoft YaHei"/>
-        </w:rPr>
-        <w:t>1:М</w:t>
-      </w:r>
-      <w:proofErr w:type="gramEnd"/>
-      <w:r>
-        <w:rPr>
-          <w:rFonts w:eastAsia="Microsoft YaHei"/>
-        </w:rPr>
-        <w:t>).</w:t>
+        <w:t>Сеанс видеовстречи → Участник встречи: связь «один-ко-многим» (1:М).</w:t>
       </w:r>
     </w:p>
     <w:p>
@@ -15132,7 +14534,7 @@
         <w:pStyle w:val="af9"/>
         <w:numPr>
           <w:ilvl w:val="0"/>
-          <w:numId w:val="35"/>
+          <w:numId w:val="36"/>
         </w:numPr>
         <w:rPr>
           <w:rFonts w:eastAsia="Microsoft YaHei"/>
@@ -15142,35 +14544,7 @@
         <w:rPr>
           <w:rFonts w:eastAsia="Microsoft YaHei"/>
         </w:rPr>
-        <w:t xml:space="preserve">Сеанс </w:t>
-      </w:r>
-      <w:proofErr w:type="spellStart"/>
-      <w:r>
-        <w:rPr>
-          <w:rFonts w:eastAsia="Microsoft YaHei"/>
-        </w:rPr>
-        <w:t>видеовстречи</w:t>
-      </w:r>
-      <w:proofErr w:type="spellEnd"/>
-      <w:r>
-        <w:rPr>
-          <w:rFonts w:eastAsia="Microsoft YaHei"/>
-        </w:rPr>
-        <w:t xml:space="preserve"> → Событие встречи: связь «один-ко-многим» (</w:t>
-      </w:r>
-      <w:proofErr w:type="gramStart"/>
-      <w:r>
-        <w:rPr>
-          <w:rFonts w:eastAsia="Microsoft YaHei"/>
-        </w:rPr>
-        <w:t>1:М</w:t>
-      </w:r>
-      <w:proofErr w:type="gramEnd"/>
-      <w:r>
-        <w:rPr>
-          <w:rFonts w:eastAsia="Microsoft YaHei"/>
-        </w:rPr>
-        <w:t>).</w:t>
+        <w:t>Сеанс видеовстречи → Событие встречи: связь «один-ко-многим» (1:М).</w:t>
       </w:r>
     </w:p>
     <w:p>
@@ -15178,7 +14552,7 @@
         <w:pStyle w:val="af9"/>
         <w:numPr>
           <w:ilvl w:val="0"/>
-          <w:numId w:val="35"/>
+          <w:numId w:val="36"/>
         </w:numPr>
         <w:rPr>
           <w:rFonts w:eastAsia="Microsoft YaHei"/>
@@ -15188,35 +14562,7 @@
         <w:rPr>
           <w:rFonts w:eastAsia="Microsoft YaHei"/>
         </w:rPr>
-        <w:t xml:space="preserve">Сеанс </w:t>
-      </w:r>
-      <w:proofErr w:type="spellStart"/>
-      <w:r>
-        <w:rPr>
-          <w:rFonts w:eastAsia="Microsoft YaHei"/>
-        </w:rPr>
-        <w:t>видеовстречи</w:t>
-      </w:r>
-      <w:proofErr w:type="spellEnd"/>
-      <w:r>
-        <w:rPr>
-          <w:rFonts w:eastAsia="Microsoft YaHei"/>
-        </w:rPr>
-        <w:t xml:space="preserve"> → Событие аналитики: связь «один-ко-многим» (</w:t>
-      </w:r>
-      <w:proofErr w:type="gramStart"/>
-      <w:r>
-        <w:rPr>
-          <w:rFonts w:eastAsia="Microsoft YaHei"/>
-        </w:rPr>
-        <w:t>1:М</w:t>
-      </w:r>
-      <w:proofErr w:type="gramEnd"/>
-      <w:r>
-        <w:rPr>
-          <w:rFonts w:eastAsia="Microsoft YaHei"/>
-        </w:rPr>
-        <w:t>).</w:t>
+        <w:t>Сеанс видеовстречи → Событие аналитики: связь «один-ко-многим» (1:М).</w:t>
       </w:r>
     </w:p>
     <w:p>
@@ -15224,7 +14570,7 @@
         <w:pStyle w:val="af9"/>
         <w:numPr>
           <w:ilvl w:val="0"/>
-          <w:numId w:val="35"/>
+          <w:numId w:val="36"/>
         </w:numPr>
         <w:rPr>
           <w:rFonts w:eastAsia="Microsoft YaHei"/>
@@ -15234,35 +14580,7 @@
         <w:rPr>
           <w:rFonts w:eastAsia="Microsoft YaHei"/>
         </w:rPr>
-        <w:t xml:space="preserve">Сеанс </w:t>
-      </w:r>
-      <w:proofErr w:type="spellStart"/>
-      <w:r>
-        <w:rPr>
-          <w:rFonts w:eastAsia="Microsoft YaHei"/>
-        </w:rPr>
-        <w:t>видеовстречи</w:t>
-      </w:r>
-      <w:proofErr w:type="spellEnd"/>
-      <w:r>
-        <w:rPr>
-          <w:rFonts w:eastAsia="Microsoft YaHei"/>
-        </w:rPr>
-        <w:t xml:space="preserve"> → Отчёт по сеансу: связь «один-ко-многим» (</w:t>
-      </w:r>
-      <w:proofErr w:type="gramStart"/>
-      <w:r>
-        <w:rPr>
-          <w:rFonts w:eastAsia="Microsoft YaHei"/>
-        </w:rPr>
-        <w:t>1:М</w:t>
-      </w:r>
-      <w:proofErr w:type="gramEnd"/>
-      <w:r>
-        <w:rPr>
-          <w:rFonts w:eastAsia="Microsoft YaHei"/>
-        </w:rPr>
-        <w:t>).</w:t>
+        <w:t>Сеанс видеовстречи → Отчёт по сеансу: связь «один-ко-многим» (1:М).</w:t>
       </w:r>
     </w:p>
     <w:p>
@@ -15270,7 +14588,7 @@
         <w:pStyle w:val="af9"/>
         <w:numPr>
           <w:ilvl w:val="0"/>
-          <w:numId w:val="35"/>
+          <w:numId w:val="36"/>
         </w:numPr>
         <w:rPr>
           <w:rFonts w:eastAsia="Microsoft YaHei"/>
@@ -15280,35 +14598,34 @@
         <w:rPr>
           <w:rFonts w:eastAsia="Microsoft YaHei"/>
         </w:rPr>
-        <w:t xml:space="preserve">Сеанс </w:t>
-      </w:r>
-      <w:proofErr w:type="spellStart"/>
-      <w:r>
+        <w:t>Сеанс видеовстречи → Сообщение чата: связь «один-ко-многим» (1:М).</w:t>
+      </w:r>
+    </w:p>
+    <w:p>
+      <w:pPr>
         <w:rPr>
           <w:rFonts w:eastAsia="Microsoft YaHei"/>
         </w:rPr>
-        <w:t>видеовстречи</w:t>
-      </w:r>
-      <w:proofErr w:type="spellEnd"/>
+      </w:pPr>
       <w:r>
         <w:rPr>
           <w:rFonts w:eastAsia="Microsoft YaHei"/>
         </w:rPr>
-        <w:t xml:space="preserve"> → Сообщение чата: связь «один-ко-многим» (</w:t>
-      </w:r>
-      <w:proofErr w:type="gramStart"/>
-      <w:r>
+        <w:t>Данная информационная модель обеспечивает структурированное хранение и обработку данных для разрабатываемой системы, позволяя эффективно управлять доступом, отслеживать жизненный цикл видеосессий, сохранять результаты анализа в гибком формате и обеспечивать целостность данных при каскадном удалении завершённых встреч.</w:t>
+      </w:r>
+    </w:p>
+    <w:p>
+      <w:pPr>
+        <w:pStyle w:val="2"/>
         <w:rPr>
           <w:rFonts w:eastAsia="Microsoft YaHei"/>
         </w:rPr>
-        <w:t>1:М</w:t>
-      </w:r>
-      <w:proofErr w:type="gramEnd"/>
+      </w:pPr>
       <w:r>
         <w:rPr>
           <w:rFonts w:eastAsia="Microsoft YaHei"/>
         </w:rPr>
-        <w:t>).</w:t>
+        <w:t>Логическая модель базы данных</w:t>
       </w:r>
     </w:p>
     <w:p>
@@ -15321,64 +14638,69 @@
         <w:rPr>
           <w:rFonts w:eastAsia="Microsoft YaHei"/>
         </w:rPr>
-        <w:t xml:space="preserve">Данная информационная модель обеспечивает структурированное хранение и обработку данных для разрабатываемой системы, позволяя эффективно управлять доступом, отслеживать жизненный цикл </w:t>
-      </w:r>
-      <w:proofErr w:type="spellStart"/>
-      <w:r>
+        <w:t>Логическая модель базы данных – это абстрактное представление структуры данных, которое используется для планирования и проектирования информационных систем. Она описывает, как данные будут организованы и как они будут взаимодействовать друг с другом, не привязываясь к конкретной системе управления базами данных или физическому размещению на диске. На рисунке, приведённом ниже, представлена логическая модель базы данных (рисунок 9).</w:t>
+      </w:r>
+    </w:p>
+    <w:p>
+      <w:pPr>
+        <w:pStyle w:val="affc"/>
         <w:rPr>
           <w:rFonts w:eastAsia="Microsoft YaHei"/>
         </w:rPr>
-        <w:t>видеосессий</w:t>
-      </w:r>
-      <w:proofErr w:type="spellEnd"/>
-      <w:r>
-        <w:rPr>
-          <w:rFonts w:eastAsia="Microsoft YaHei"/>
-        </w:rPr>
-        <w:t>, сохранять результаты анализа в гибком формате и обеспечивать целостность данных при каскадном удалении завершённых встреч.</w:t>
-      </w:r>
-    </w:p>
-    <w:p>
-      <w:pPr>
-        <w:pStyle w:val="2"/>
-        <w:rPr>
-          <w:rFonts w:eastAsia="Microsoft YaHei"/>
-        </w:rPr>
-      </w:pPr>
-      <w:r>
-        <w:rPr>
-          <w:rFonts w:eastAsia="Microsoft YaHei"/>
-        </w:rPr>
-        <w:t>Логическая модель базы данных</w:t>
-      </w:r>
-    </w:p>
-    <w:p>
-      <w:pPr>
-        <w:rPr>
-          <w:rFonts w:eastAsia="Microsoft YaHei"/>
-        </w:rPr>
-      </w:pPr>
-      <w:r>
-        <w:rPr>
-          <w:rFonts w:eastAsia="Microsoft YaHei"/>
-        </w:rPr>
-        <w:t>Логическая модель базы данных – это абстрактное представление структуры данных, которое используется для планирования и проектирования информационных систем. Она описывает, как данные будут организованы и как они будут взаимодействовать друг с другом, не привязываясь к конкретной системе управления базами данных или физическому размещению на диске. На рисунке, приведённом ниже, представлена логическая модель базы данных (рисунок 9).</w:t>
-      </w:r>
-    </w:p>
-    <w:p>
-      <w:pPr>
-        <w:pStyle w:val="affc"/>
-        <w:rPr>
-          <w:rFonts w:eastAsia="Microsoft YaHei"/>
-        </w:rPr>
-      </w:pPr>
-      <w:r>
-        <w:rPr>
-          <w:rStyle w:val="ae"/>
-          <w:rFonts w:eastAsia="Microsoft YaHei"/>
-          <w:color w:val="000000"/>
-        </w:rPr>
-        <w:t>(Здесь вставьте схему логической модели)</w:t>
+      </w:pPr>
+      <w:r>
+        <w:rPr>
+          <w:noProof/>
+        </w:rPr>
+        <w:lastRenderedPageBreak/>
+        <w:drawing>
+          <wp:inline distT="0" distB="0" distL="0" distR="0" wp14:anchorId="6197D88D" wp14:editId="61B0DC88">
+            <wp:extent cx="5940425" cy="3215640"/>
+            <wp:effectExtent l="0" t="0" r="3175" b="3810"/>
+            <wp:docPr id="2" name="Рисунок 2"/>
+            <wp:cNvGraphicFramePr>
+              <a:graphicFrameLocks xmlns:a="http://schemas.openxmlformats.org/drawingml/2006/main" noChangeAspect="1"/>
+            </wp:cNvGraphicFramePr>
+            <a:graphic xmlns:a="http://schemas.openxmlformats.org/drawingml/2006/main">
+              <a:graphicData uri="http://schemas.openxmlformats.org/drawingml/2006/picture">
+                <pic:pic xmlns:pic="http://schemas.openxmlformats.org/drawingml/2006/picture">
+                  <pic:nvPicPr>
+                    <pic:cNvPr id="0" name="Picture 1"/>
+                    <pic:cNvPicPr>
+                      <a:picLocks noChangeAspect="1" noChangeArrowheads="1"/>
+                    </pic:cNvPicPr>
+                  </pic:nvPicPr>
+                  <pic:blipFill>
+                    <a:blip r:embed="rId12" cstate="print">
+                      <a:extLst>
+                        <a:ext uri="{28A0092B-C50C-407E-A947-70E740481C1C}">
+                          <a14:useLocalDpi xmlns:a14="http://schemas.microsoft.com/office/drawing/2010/main" val="0"/>
+                        </a:ext>
+                      </a:extLst>
+                    </a:blip>
+                    <a:srcRect/>
+                    <a:stretch>
+                      <a:fillRect/>
+                    </a:stretch>
+                  </pic:blipFill>
+                  <pic:spPr bwMode="auto">
+                    <a:xfrm>
+                      <a:off x="0" y="0"/>
+                      <a:ext cx="5940425" cy="3215640"/>
+                    </a:xfrm>
+                    <a:prstGeom prst="rect">
+                      <a:avLst/>
+                    </a:prstGeom>
+                    <a:noFill/>
+                    <a:ln>
+                      <a:noFill/>
+                    </a:ln>
+                  </pic:spPr>
+                </pic:pic>
+              </a:graphicData>
+            </a:graphic>
+          </wp:inline>
+        </w:drawing>
       </w:r>
       <w:r>
         <w:rPr>
@@ -15448,7 +14770,6 @@
           <w:rFonts w:eastAsia="Microsoft YaHei"/>
           <w:color w:val="000000"/>
         </w:rPr>
-        <w:lastRenderedPageBreak/>
         <w:t>ID</w:t>
       </w:r>
       <w:r>
@@ -15658,21 +14979,7 @@
         <w:rPr>
           <w:rFonts w:eastAsia="Microsoft YaHei"/>
         </w:rPr>
-        <w:t xml:space="preserve"> (уникальный) – криптографический </w:t>
-      </w:r>
-      <w:proofErr w:type="spellStart"/>
-      <w:r>
-        <w:rPr>
-          <w:rFonts w:eastAsia="Microsoft YaHei"/>
-        </w:rPr>
-        <w:t>хеш</w:t>
-      </w:r>
-      <w:proofErr w:type="spellEnd"/>
-      <w:r>
-        <w:rPr>
-          <w:rFonts w:eastAsia="Microsoft YaHei"/>
-        </w:rPr>
-        <w:t xml:space="preserve"> токена;</w:t>
+        <w:t xml:space="preserve"> (уникальный) – криптографический хеш токена;</w:t>
       </w:r>
     </w:p>
     <w:p>
@@ -15797,6 +15104,7 @@
           <w:rFonts w:eastAsia="Microsoft YaHei"/>
           <w:color w:val="000000"/>
         </w:rPr>
+        <w:lastRenderedPageBreak/>
         <w:t>Журнал аутентификации:</w:t>
       </w:r>
     </w:p>
@@ -15974,25 +15282,7 @@
           <w:rFonts w:eastAsia="Microsoft YaHei"/>
           <w:color w:val="000000"/>
         </w:rPr>
-        <w:t xml:space="preserve">Сеанс </w:t>
-      </w:r>
-      <w:proofErr w:type="spellStart"/>
-      <w:r>
-        <w:rPr>
-          <w:rStyle w:val="aff2"/>
-          <w:rFonts w:eastAsia="Microsoft YaHei"/>
-          <w:color w:val="000000"/>
-        </w:rPr>
-        <w:t>видеовстречи</w:t>
-      </w:r>
-      <w:proofErr w:type="spellEnd"/>
-      <w:r>
-        <w:rPr>
-          <w:rStyle w:val="aff2"/>
-          <w:rFonts w:eastAsia="Microsoft YaHei"/>
-          <w:color w:val="000000"/>
-        </w:rPr>
-        <w:t>:</w:t>
+        <w:t>Сеанс видеовстречи:</w:t>
       </w:r>
     </w:p>
     <w:p>
@@ -16045,21 +15335,7 @@
         <w:rPr>
           <w:rFonts w:eastAsia="Microsoft YaHei"/>
         </w:rPr>
-        <w:t xml:space="preserve"> – </w:t>
-      </w:r>
-      <w:proofErr w:type="spellStart"/>
-      <w:r>
-        <w:rPr>
-          <w:rFonts w:eastAsia="Microsoft YaHei"/>
-        </w:rPr>
-        <w:t>человекочитаемое</w:t>
-      </w:r>
-      <w:proofErr w:type="spellEnd"/>
-      <w:r>
-        <w:rPr>
-          <w:rFonts w:eastAsia="Microsoft YaHei"/>
-        </w:rPr>
-        <w:t xml:space="preserve"> наименование;</w:t>
+        <w:t xml:space="preserve"> – человекочитаемое наименование;</w:t>
       </w:r>
     </w:p>
     <w:p>
@@ -16106,7 +15382,6 @@
           <w:rFonts w:eastAsia="Microsoft YaHei"/>
           <w:color w:val="000000"/>
         </w:rPr>
-        <w:lastRenderedPageBreak/>
         <w:t>Дата и время начала</w:t>
       </w:r>
       <w:r>
@@ -16516,6 +15791,7 @@
           <w:rFonts w:eastAsia="Microsoft YaHei"/>
           <w:color w:val="000000"/>
         </w:rPr>
+        <w:lastRenderedPageBreak/>
         <w:t>Идентификатор трассировки</w:t>
       </w:r>
       <w:r>
@@ -16803,7 +16079,6 @@
           <w:rFonts w:eastAsia="Microsoft YaHei"/>
           <w:color w:val="000000"/>
         </w:rPr>
-        <w:lastRenderedPageBreak/>
         <w:t>Идентификатор отправителя</w:t>
       </w:r>
       <w:r>
@@ -16901,21 +16176,7 @@
         <w:rPr>
           <w:rFonts w:eastAsia="Microsoft YaHei"/>
         </w:rPr>
-        <w:t>Пользователь системы → Токен обновления сессии: связь «один-ко-многим» (</w:t>
-      </w:r>
-      <w:proofErr w:type="gramStart"/>
-      <w:r>
-        <w:rPr>
-          <w:rFonts w:eastAsia="Microsoft YaHei"/>
-        </w:rPr>
-        <w:t>1:М</w:t>
-      </w:r>
-      <w:proofErr w:type="gramEnd"/>
-      <w:r>
-        <w:rPr>
-          <w:rFonts w:eastAsia="Microsoft YaHei"/>
-        </w:rPr>
-        <w:t>), один пользователь может иметь несколько активных или отозванных токенов.</w:t>
+        <w:t>Пользователь системы → Токен обновления сессии: связь «один-ко-многим» (1:М), один пользователь может иметь несколько активных или отозванных токенов.</w:t>
       </w:r>
     </w:p>
     <w:p>
@@ -16933,21 +16194,7 @@
         <w:rPr>
           <w:rFonts w:eastAsia="Microsoft YaHei"/>
         </w:rPr>
-        <w:t>Пользователь системы → Журнал аутентификации: связь «один-ко-многим» (</w:t>
-      </w:r>
-      <w:proofErr w:type="gramStart"/>
-      <w:r>
-        <w:rPr>
-          <w:rFonts w:eastAsia="Microsoft YaHei"/>
-        </w:rPr>
-        <w:t>1:М</w:t>
-      </w:r>
-      <w:proofErr w:type="gramEnd"/>
-      <w:r>
-        <w:rPr>
-          <w:rFonts w:eastAsia="Microsoft YaHei"/>
-        </w:rPr>
-        <w:t>), фиксация истории всех действий входа.</w:t>
+        <w:t>Пользователь системы → Журнал аутентификации: связь «один-ко-многим» (1:М), фиксация истории всех действий входа.</w:t>
       </w:r>
     </w:p>
     <w:p>
@@ -16965,35 +16212,7 @@
         <w:rPr>
           <w:rFonts w:eastAsia="Microsoft YaHei"/>
         </w:rPr>
-        <w:t xml:space="preserve">Пользователь системы → Сеанс </w:t>
-      </w:r>
-      <w:proofErr w:type="spellStart"/>
-      <w:r>
-        <w:rPr>
-          <w:rFonts w:eastAsia="Microsoft YaHei"/>
-        </w:rPr>
-        <w:t>видеовстречи</w:t>
-      </w:r>
-      <w:proofErr w:type="spellEnd"/>
-      <w:r>
-        <w:rPr>
-          <w:rFonts w:eastAsia="Microsoft YaHei"/>
-        </w:rPr>
-        <w:t>: связь «один-ко-многим» (</w:t>
-      </w:r>
-      <w:proofErr w:type="gramStart"/>
-      <w:r>
-        <w:rPr>
-          <w:rFonts w:eastAsia="Microsoft YaHei"/>
-        </w:rPr>
-        <w:t>1:М</w:t>
-      </w:r>
-      <w:proofErr w:type="gramEnd"/>
-      <w:r>
-        <w:rPr>
-          <w:rFonts w:eastAsia="Microsoft YaHei"/>
-        </w:rPr>
-        <w:t>), организатор создаёт множество встреч.</w:t>
+        <w:t>Пользователь системы → Сеанс видеовстречи: связь «один-ко-многим» (1:М), организатор создаёт множество встреч.</w:t>
       </w:r>
     </w:p>
     <w:p>
@@ -17011,35 +16230,7 @@
         <w:rPr>
           <w:rFonts w:eastAsia="Microsoft YaHei"/>
         </w:rPr>
-        <w:t xml:space="preserve">Сеанс </w:t>
-      </w:r>
-      <w:proofErr w:type="spellStart"/>
-      <w:r>
-        <w:rPr>
-          <w:rFonts w:eastAsia="Microsoft YaHei"/>
-        </w:rPr>
-        <w:t>видеовстречи</w:t>
-      </w:r>
-      <w:proofErr w:type="spellEnd"/>
-      <w:r>
-        <w:rPr>
-          <w:rFonts w:eastAsia="Microsoft YaHei"/>
-        </w:rPr>
-        <w:t xml:space="preserve"> → Участник встречи: связь «один-ко-многим» (</w:t>
-      </w:r>
-      <w:proofErr w:type="gramStart"/>
-      <w:r>
-        <w:rPr>
-          <w:rFonts w:eastAsia="Microsoft YaHei"/>
-        </w:rPr>
-        <w:t>1:М</w:t>
-      </w:r>
-      <w:proofErr w:type="gramEnd"/>
-      <w:r>
-        <w:rPr>
-          <w:rFonts w:eastAsia="Microsoft YaHei"/>
-        </w:rPr>
-        <w:t>), в одной встрече участвует несколько человек.</w:t>
+        <w:t>Сеанс видеовстречи → Участник встречи: связь «один-ко-многим» (1:М), в одной встрече участвует несколько человек.</w:t>
       </w:r>
     </w:p>
     <w:p>
@@ -17057,35 +16248,7 @@
         <w:rPr>
           <w:rFonts w:eastAsia="Microsoft YaHei"/>
         </w:rPr>
-        <w:t xml:space="preserve">Сеанс </w:t>
-      </w:r>
-      <w:proofErr w:type="spellStart"/>
-      <w:r>
-        <w:rPr>
-          <w:rFonts w:eastAsia="Microsoft YaHei"/>
-        </w:rPr>
-        <w:t>видеовстречи</w:t>
-      </w:r>
-      <w:proofErr w:type="spellEnd"/>
-      <w:r>
-        <w:rPr>
-          <w:rFonts w:eastAsia="Microsoft YaHei"/>
-        </w:rPr>
-        <w:t xml:space="preserve"> → Событие аналитики: связь «один-ко-многим» (</w:t>
-      </w:r>
-      <w:proofErr w:type="gramStart"/>
-      <w:r>
-        <w:rPr>
-          <w:rFonts w:eastAsia="Microsoft YaHei"/>
-        </w:rPr>
-        <w:t>1:М</w:t>
-      </w:r>
-      <w:proofErr w:type="gramEnd"/>
-      <w:r>
-        <w:rPr>
-          <w:rFonts w:eastAsia="Microsoft YaHei"/>
-        </w:rPr>
-        <w:t>), одна сессия генерирует поток событий анализа.</w:t>
+        <w:t>Сеанс видеовстречи → Событие аналитики: связь «один-ко-многим» (1:М), одна сессия генерирует поток событий анализа.</w:t>
       </w:r>
     </w:p>
     <w:p>
@@ -17103,35 +16266,7 @@
         <w:rPr>
           <w:rFonts w:eastAsia="Microsoft YaHei"/>
         </w:rPr>
-        <w:t xml:space="preserve">Сеанс </w:t>
-      </w:r>
-      <w:proofErr w:type="spellStart"/>
-      <w:r>
-        <w:rPr>
-          <w:rFonts w:eastAsia="Microsoft YaHei"/>
-        </w:rPr>
-        <w:t>видеовстречи</w:t>
-      </w:r>
-      <w:proofErr w:type="spellEnd"/>
-      <w:r>
-        <w:rPr>
-          <w:rFonts w:eastAsia="Microsoft YaHei"/>
-        </w:rPr>
-        <w:t xml:space="preserve"> → Отчёт по сеансу: связь «один-ко-многим» (</w:t>
-      </w:r>
-      <w:proofErr w:type="gramStart"/>
-      <w:r>
-        <w:rPr>
-          <w:rFonts w:eastAsia="Microsoft YaHei"/>
-        </w:rPr>
-        <w:t>1:М</w:t>
-      </w:r>
-      <w:proofErr w:type="gramEnd"/>
-      <w:r>
-        <w:rPr>
-          <w:rFonts w:eastAsia="Microsoft YaHei"/>
-        </w:rPr>
-        <w:t>), отчёт привязан к конкретной встрече.</w:t>
+        <w:t>Сеанс видеовстречи → Отчёт по сеансу: связь «один-ко-многим» (1:М), отчёт привязан к конкретной встрече.</w:t>
       </w:r>
     </w:p>
     <w:p>
@@ -17149,62 +16284,20 @@
         <w:rPr>
           <w:rFonts w:eastAsia="Microsoft YaHei"/>
         </w:rPr>
-        <w:t xml:space="preserve">Сеанс </w:t>
-      </w:r>
-      <w:proofErr w:type="spellStart"/>
-      <w:r>
+        <w:t>Сеанс видеовстречи → Сообщение чата: связь «один-ко-многим» (1:М), чат изолирован в пределах одной комнаты.</w:t>
+      </w:r>
+    </w:p>
+    <w:p>
+      <w:pPr>
         <w:rPr>
           <w:rFonts w:eastAsia="Microsoft YaHei"/>
         </w:rPr>
-        <w:t>видеовстречи</w:t>
-      </w:r>
-      <w:proofErr w:type="spellEnd"/>
+      </w:pPr>
       <w:r>
         <w:rPr>
           <w:rFonts w:eastAsia="Microsoft YaHei"/>
         </w:rPr>
-        <w:t xml:space="preserve"> → Сообщение чата: связь «один-ко-многим» (</w:t>
-      </w:r>
-      <w:proofErr w:type="gramStart"/>
-      <w:r>
-        <w:rPr>
-          <w:rFonts w:eastAsia="Microsoft YaHei"/>
-        </w:rPr>
-        <w:t>1:М</w:t>
-      </w:r>
-      <w:proofErr w:type="gramEnd"/>
-      <w:r>
-        <w:rPr>
-          <w:rFonts w:eastAsia="Microsoft YaHei"/>
-        </w:rPr>
-        <w:t>), чат изолирован в пределах одной комнаты.</w:t>
-      </w:r>
-    </w:p>
-    <w:p>
-      <w:pPr>
-        <w:rPr>
-          <w:rFonts w:eastAsia="Microsoft YaHei"/>
-        </w:rPr>
-      </w:pPr>
-      <w:r>
-        <w:rPr>
-          <w:rFonts w:eastAsia="Microsoft YaHei"/>
-        </w:rPr>
-        <w:t xml:space="preserve">Данная логическая модель обеспечивает эффективное хранение и обработку данных для разрабатываемой системы, позволяя структурировать информацию о пользователях, управлять жизненным циклом </w:t>
-      </w:r>
-      <w:proofErr w:type="spellStart"/>
-      <w:r>
-        <w:rPr>
-          <w:rFonts w:eastAsia="Microsoft YaHei"/>
-        </w:rPr>
-        <w:t>видеосессий</w:t>
-      </w:r>
-      <w:proofErr w:type="spellEnd"/>
-      <w:r>
-        <w:rPr>
-          <w:rFonts w:eastAsia="Microsoft YaHei"/>
-        </w:rPr>
-        <w:t>, сохранять результаты анализа в гибком событийном формате и обеспечивать строгую ссылочную целостность через механизмы каскадного удаления и ограничений уникальности и внешних ключей.</w:t>
+        <w:t>Данная логическая модель обеспечивает эффективное хранение и обработку данных для разрабатываемой системы, позволяя структурировать информацию о пользователях, управлять жизненным циклом видеосессий, сохранять результаты анализа в гибком событийном формате и обеспечивать строгую ссылочную целостность через механизмы каскадного удаления и ограничений уникальности и внешних ключей.</w:t>
       </w:r>
     </w:p>
     <w:p>
@@ -17252,7 +16345,7 @@
       </w:r>
     </w:p>
     <w:sectPr>
-      <w:footerReference w:type="default" r:id="rId12"/>
+      <w:footerReference w:type="default" r:id="rId13"/>
       <w:pgSz w:w="11906" w:h="16838"/>
       <w:pgMar w:top="1134" w:right="850" w:bottom="1134" w:left="1701" w:header="0" w:footer="680" w:gutter="0"/>
       <w:pgNumType w:start="1"/>
@@ -18291,6 +17384,96 @@
     </w:lvl>
   </w:abstractNum>
   <w:abstractNum w:abstractNumId="9" w15:restartNumberingAfterBreak="0">
+    <w:nsid w:val="1E916992"/>
+    <w:multiLevelType w:val="hybridMultilevel"/>
+    <w:tmpl w:val="FE5C976A"/>
+    <w:lvl w:ilvl="0" w:tplc="FFFFFFFF">
+      <w:start w:val="1"/>
+      <w:numFmt w:val="decimal"/>
+      <w:suff w:val="space"/>
+      <w:lvlText w:val="%1."/>
+      <w:lvlJc w:val="left"/>
+      <w:pPr>
+        <w:ind w:left="709" w:firstLine="0"/>
+      </w:pPr>
+      <w:rPr>
+        <w:rFonts w:hint="default"/>
+      </w:rPr>
+    </w:lvl>
+    <w:lvl w:ilvl="1" w:tplc="FFFFFFFF" w:tentative="1">
+      <w:start w:val="1"/>
+      <w:numFmt w:val="lowerLetter"/>
+      <w:lvlText w:val="%2."/>
+      <w:lvlJc w:val="left"/>
+      <w:pPr>
+        <w:ind w:left="2149" w:hanging="360"/>
+      </w:pPr>
+    </w:lvl>
+    <w:lvl w:ilvl="2" w:tplc="FFFFFFFF" w:tentative="1">
+      <w:start w:val="1"/>
+      <w:numFmt w:val="lowerRoman"/>
+      <w:lvlText w:val="%3."/>
+      <w:lvlJc w:val="right"/>
+      <w:pPr>
+        <w:ind w:left="2869" w:hanging="180"/>
+      </w:pPr>
+    </w:lvl>
+    <w:lvl w:ilvl="3" w:tplc="FFFFFFFF" w:tentative="1">
+      <w:start w:val="1"/>
+      <w:numFmt w:val="decimal"/>
+      <w:lvlText w:val="%4."/>
+      <w:lvlJc w:val="left"/>
+      <w:pPr>
+        <w:ind w:left="3589" w:hanging="360"/>
+      </w:pPr>
+    </w:lvl>
+    <w:lvl w:ilvl="4" w:tplc="FFFFFFFF" w:tentative="1">
+      <w:start w:val="1"/>
+      <w:numFmt w:val="lowerLetter"/>
+      <w:lvlText w:val="%5."/>
+      <w:lvlJc w:val="left"/>
+      <w:pPr>
+        <w:ind w:left="4309" w:hanging="360"/>
+      </w:pPr>
+    </w:lvl>
+    <w:lvl w:ilvl="5" w:tplc="FFFFFFFF" w:tentative="1">
+      <w:start w:val="1"/>
+      <w:numFmt w:val="lowerRoman"/>
+      <w:lvlText w:val="%6."/>
+      <w:lvlJc w:val="right"/>
+      <w:pPr>
+        <w:ind w:left="5029" w:hanging="180"/>
+      </w:pPr>
+    </w:lvl>
+    <w:lvl w:ilvl="6" w:tplc="FFFFFFFF" w:tentative="1">
+      <w:start w:val="1"/>
+      <w:numFmt w:val="decimal"/>
+      <w:lvlText w:val="%7."/>
+      <w:lvlJc w:val="left"/>
+      <w:pPr>
+        <w:ind w:left="5749" w:hanging="360"/>
+      </w:pPr>
+    </w:lvl>
+    <w:lvl w:ilvl="7" w:tplc="FFFFFFFF" w:tentative="1">
+      <w:start w:val="1"/>
+      <w:numFmt w:val="lowerLetter"/>
+      <w:lvlText w:val="%8."/>
+      <w:lvlJc w:val="left"/>
+      <w:pPr>
+        <w:ind w:left="6469" w:hanging="360"/>
+      </w:pPr>
+    </w:lvl>
+    <w:lvl w:ilvl="8" w:tplc="FFFFFFFF" w:tentative="1">
+      <w:start w:val="1"/>
+      <w:numFmt w:val="lowerRoman"/>
+      <w:lvlText w:val="%9."/>
+      <w:lvlJc w:val="right"/>
+      <w:pPr>
+        <w:ind w:left="7189" w:hanging="180"/>
+      </w:pPr>
+    </w:lvl>
+  </w:abstractNum>
+  <w:abstractNum w:abstractNumId="10" w15:restartNumberingAfterBreak="0">
     <w:nsid w:val="22BD5AA7"/>
     <w:multiLevelType w:val="multilevel"/>
     <w:tmpl w:val="E3C234EC"/>
@@ -18403,7 +17586,7 @@
       </w:pPr>
     </w:lvl>
   </w:abstractNum>
-  <w:abstractNum w:abstractNumId="10" w15:restartNumberingAfterBreak="0">
+  <w:abstractNum w:abstractNumId="11" w15:restartNumberingAfterBreak="0">
     <w:nsid w:val="24993B8E"/>
     <w:multiLevelType w:val="hybridMultilevel"/>
     <w:tmpl w:val="A39AD954"/>
@@ -18493,7 +17676,7 @@
       </w:pPr>
     </w:lvl>
   </w:abstractNum>
-  <w:abstractNum w:abstractNumId="11" w15:restartNumberingAfterBreak="0">
+  <w:abstractNum w:abstractNumId="12" w15:restartNumberingAfterBreak="0">
     <w:nsid w:val="27C84AAF"/>
     <w:multiLevelType w:val="hybridMultilevel"/>
     <w:tmpl w:val="D5C6C81E"/>
@@ -18606,7 +17789,7 @@
       </w:rPr>
     </w:lvl>
   </w:abstractNum>
-  <w:abstractNum w:abstractNumId="12" w15:restartNumberingAfterBreak="0">
+  <w:abstractNum w:abstractNumId="13" w15:restartNumberingAfterBreak="0">
     <w:nsid w:val="2AEA116D"/>
     <w:multiLevelType w:val="multilevel"/>
     <w:tmpl w:val="8AF2F4F6"/>
@@ -18719,7 +17902,7 @@
       </w:pPr>
     </w:lvl>
   </w:abstractNum>
-  <w:abstractNum w:abstractNumId="13" w15:restartNumberingAfterBreak="0">
+  <w:abstractNum w:abstractNumId="14" w15:restartNumberingAfterBreak="0">
     <w:nsid w:val="2FBC062F"/>
     <w:multiLevelType w:val="multilevel"/>
     <w:tmpl w:val="D33669DA"/>
@@ -18832,7 +18015,7 @@
       </w:pPr>
     </w:lvl>
   </w:abstractNum>
-  <w:abstractNum w:abstractNumId="14" w15:restartNumberingAfterBreak="0">
+  <w:abstractNum w:abstractNumId="15" w15:restartNumberingAfterBreak="0">
     <w:nsid w:val="334E77D0"/>
     <w:multiLevelType w:val="multilevel"/>
     <w:tmpl w:val="CB68F45A"/>
@@ -18947,7 +18130,7 @@
       </w:rPr>
     </w:lvl>
   </w:abstractNum>
-  <w:abstractNum w:abstractNumId="15" w15:restartNumberingAfterBreak="0">
+  <w:abstractNum w:abstractNumId="16" w15:restartNumberingAfterBreak="0">
     <w:nsid w:val="342079CB"/>
     <w:multiLevelType w:val="multilevel"/>
     <w:tmpl w:val="56F2FC14"/>
@@ -19060,7 +18243,7 @@
       </w:pPr>
     </w:lvl>
   </w:abstractNum>
-  <w:abstractNum w:abstractNumId="16" w15:restartNumberingAfterBreak="0">
+  <w:abstractNum w:abstractNumId="17" w15:restartNumberingAfterBreak="0">
     <w:nsid w:val="34B00A88"/>
     <w:multiLevelType w:val="hybridMultilevel"/>
     <w:tmpl w:val="57442644"/>
@@ -19173,7 +18356,7 @@
       </w:rPr>
     </w:lvl>
   </w:abstractNum>
-  <w:abstractNum w:abstractNumId="17" w15:restartNumberingAfterBreak="0">
+  <w:abstractNum w:abstractNumId="18" w15:restartNumberingAfterBreak="0">
     <w:nsid w:val="36AE75DB"/>
     <w:multiLevelType w:val="hybridMultilevel"/>
     <w:tmpl w:val="2C8EA3DC"/>
@@ -19259,7 +18442,7 @@
       </w:pPr>
     </w:lvl>
   </w:abstractNum>
-  <w:abstractNum w:abstractNumId="18" w15:restartNumberingAfterBreak="0">
+  <w:abstractNum w:abstractNumId="19" w15:restartNumberingAfterBreak="0">
     <w:nsid w:val="3A4C2D28"/>
     <w:multiLevelType w:val="hybridMultilevel"/>
     <w:tmpl w:val="B0E4BB02"/>
@@ -19349,7 +18532,7 @@
       </w:pPr>
     </w:lvl>
   </w:abstractNum>
-  <w:abstractNum w:abstractNumId="19" w15:restartNumberingAfterBreak="0">
+  <w:abstractNum w:abstractNumId="20" w15:restartNumberingAfterBreak="0">
     <w:nsid w:val="3AFF047E"/>
     <w:multiLevelType w:val="multilevel"/>
     <w:tmpl w:val="7E32A928"/>
@@ -19466,7 +18649,7 @@
       </w:rPr>
     </w:lvl>
   </w:abstractNum>
-  <w:abstractNum w:abstractNumId="20" w15:restartNumberingAfterBreak="0">
+  <w:abstractNum w:abstractNumId="21" w15:restartNumberingAfterBreak="0">
     <w:nsid w:val="3BC07845"/>
     <w:multiLevelType w:val="hybridMultilevel"/>
     <w:tmpl w:val="813094C0"/>
@@ -19579,7 +18762,7 @@
       </w:rPr>
     </w:lvl>
   </w:abstractNum>
-  <w:abstractNum w:abstractNumId="21" w15:restartNumberingAfterBreak="0">
+  <w:abstractNum w:abstractNumId="22" w15:restartNumberingAfterBreak="0">
     <w:nsid w:val="3F6B25A6"/>
     <w:multiLevelType w:val="hybridMultilevel"/>
     <w:tmpl w:val="4F865DBC"/>
@@ -19669,7 +18852,7 @@
       </w:pPr>
     </w:lvl>
   </w:abstractNum>
-  <w:abstractNum w:abstractNumId="22" w15:restartNumberingAfterBreak="0">
+  <w:abstractNum w:abstractNumId="23" w15:restartNumberingAfterBreak="0">
     <w:nsid w:val="410653CC"/>
     <w:multiLevelType w:val="hybridMultilevel"/>
     <w:tmpl w:val="1950633E"/>
@@ -19783,7 +18966,7 @@
       </w:rPr>
     </w:lvl>
   </w:abstractNum>
-  <w:abstractNum w:abstractNumId="23" w15:restartNumberingAfterBreak="0">
+  <w:abstractNum w:abstractNumId="24" w15:restartNumberingAfterBreak="0">
     <w:nsid w:val="41383F0B"/>
     <w:multiLevelType w:val="hybridMultilevel"/>
     <w:tmpl w:val="6F8E28A8"/>
@@ -19873,7 +19056,7 @@
       </w:pPr>
     </w:lvl>
   </w:abstractNum>
-  <w:abstractNum w:abstractNumId="24" w15:restartNumberingAfterBreak="0">
+  <w:abstractNum w:abstractNumId="25" w15:restartNumberingAfterBreak="0">
     <w:nsid w:val="46B24AF4"/>
     <w:multiLevelType w:val="hybridMultilevel"/>
     <w:tmpl w:val="4FD4D9F4"/>
@@ -19986,7 +19169,7 @@
       </w:rPr>
     </w:lvl>
   </w:abstractNum>
-  <w:abstractNum w:abstractNumId="25" w15:restartNumberingAfterBreak="0">
+  <w:abstractNum w:abstractNumId="26" w15:restartNumberingAfterBreak="0">
     <w:nsid w:val="471B23F2"/>
     <w:multiLevelType w:val="multilevel"/>
     <w:tmpl w:val="5060C25E"/>
@@ -20099,7 +19282,7 @@
       </w:pPr>
     </w:lvl>
   </w:abstractNum>
-  <w:abstractNum w:abstractNumId="26" w15:restartNumberingAfterBreak="0">
+  <w:abstractNum w:abstractNumId="27" w15:restartNumberingAfterBreak="0">
     <w:nsid w:val="4A7824FA"/>
     <w:multiLevelType w:val="multilevel"/>
     <w:tmpl w:val="89C4BBDC"/>
@@ -20212,7 +19395,7 @@
       </w:pPr>
     </w:lvl>
   </w:abstractNum>
-  <w:abstractNum w:abstractNumId="27" w15:restartNumberingAfterBreak="0">
+  <w:abstractNum w:abstractNumId="28" w15:restartNumberingAfterBreak="0">
     <w:nsid w:val="55590DE9"/>
     <w:multiLevelType w:val="hybridMultilevel"/>
     <w:tmpl w:val="95820316"/>
@@ -20301,7 +19484,7 @@
       </w:pPr>
     </w:lvl>
   </w:abstractNum>
-  <w:abstractNum w:abstractNumId="28" w15:restartNumberingAfterBreak="0">
+  <w:abstractNum w:abstractNumId="29" w15:restartNumberingAfterBreak="0">
     <w:nsid w:val="589A6694"/>
     <w:multiLevelType w:val="multilevel"/>
     <w:tmpl w:val="EB26BFFA"/>
@@ -20414,7 +19597,7 @@
       </w:pPr>
     </w:lvl>
   </w:abstractNum>
-  <w:abstractNum w:abstractNumId="29" w15:restartNumberingAfterBreak="0">
+  <w:abstractNum w:abstractNumId="30" w15:restartNumberingAfterBreak="0">
     <w:nsid w:val="615E2921"/>
     <w:multiLevelType w:val="hybridMultilevel"/>
     <w:tmpl w:val="0FF44DBA"/>
@@ -20527,7 +19710,7 @@
       </w:rPr>
     </w:lvl>
   </w:abstractNum>
-  <w:abstractNum w:abstractNumId="30" w15:restartNumberingAfterBreak="0">
+  <w:abstractNum w:abstractNumId="31" w15:restartNumberingAfterBreak="0">
     <w:nsid w:val="72167CF5"/>
     <w:multiLevelType w:val="hybridMultilevel"/>
     <w:tmpl w:val="2F6A3F24"/>
@@ -20617,7 +19800,7 @@
       </w:pPr>
     </w:lvl>
   </w:abstractNum>
-  <w:abstractNum w:abstractNumId="31" w15:restartNumberingAfterBreak="0">
+  <w:abstractNum w:abstractNumId="32" w15:restartNumberingAfterBreak="0">
     <w:nsid w:val="72172061"/>
     <w:multiLevelType w:val="multilevel"/>
     <w:tmpl w:val="108C10C0"/>
@@ -20755,7 +19938,7 @@
       </w:rPr>
     </w:lvl>
   </w:abstractNum>
-  <w:abstractNum w:abstractNumId="32" w15:restartNumberingAfterBreak="0">
+  <w:abstractNum w:abstractNumId="33" w15:restartNumberingAfterBreak="0">
     <w:nsid w:val="7B623AF6"/>
     <w:multiLevelType w:val="hybridMultilevel"/>
     <w:tmpl w:val="74E84DB0"/>
@@ -20847,7 +20030,7 @@
       </w:pPr>
     </w:lvl>
   </w:abstractNum>
-  <w:abstractNum w:abstractNumId="33" w15:restartNumberingAfterBreak="0">
+  <w:abstractNum w:abstractNumId="34" w15:restartNumberingAfterBreak="0">
     <w:nsid w:val="7E606E3F"/>
     <w:multiLevelType w:val="multilevel"/>
     <w:tmpl w:val="5F6ADE66"/>
@@ -20960,7 +20143,7 @@
       </w:pPr>
     </w:lvl>
   </w:abstractNum>
-  <w:abstractNum w:abstractNumId="34" w15:restartNumberingAfterBreak="0">
+  <w:abstractNum w:abstractNumId="35" w15:restartNumberingAfterBreak="0">
     <w:nsid w:val="7EB413E7"/>
     <w:multiLevelType w:val="multilevel"/>
     <w:tmpl w:val="67BC2992"/>
@@ -21074,25 +20257,25 @@
     </w:lvl>
   </w:abstractNum>
   <w:num w:numId="1" w16cid:durableId="1463764742">
-    <w:abstractNumId w:val="19"/>
+    <w:abstractNumId w:val="20"/>
   </w:num>
   <w:num w:numId="2" w16cid:durableId="630285750">
-    <w:abstractNumId w:val="31"/>
+    <w:abstractNumId w:val="32"/>
   </w:num>
   <w:num w:numId="3" w16cid:durableId="1471704013">
-    <w:abstractNumId w:val="27"/>
+    <w:abstractNumId w:val="28"/>
   </w:num>
   <w:num w:numId="4" w16cid:durableId="328020797">
-    <w:abstractNumId w:val="32"/>
+    <w:abstractNumId w:val="33"/>
   </w:num>
   <w:num w:numId="5" w16cid:durableId="1777358711">
-    <w:abstractNumId w:val="14"/>
+    <w:abstractNumId w:val="15"/>
   </w:num>
   <w:num w:numId="6" w16cid:durableId="1005398431">
     <w:abstractNumId w:val="3"/>
   </w:num>
   <w:num w:numId="7" w16cid:durableId="910578628">
-    <w:abstractNumId w:val="22"/>
+    <w:abstractNumId w:val="23"/>
   </w:num>
   <w:num w:numId="8" w16cid:durableId="1760953526">
     <w:abstractNumId w:val="8"/>
@@ -21101,82 +20284,85 @@
     <w:abstractNumId w:val="1"/>
   </w:num>
   <w:num w:numId="10" w16cid:durableId="173109143">
-    <w:abstractNumId w:val="34"/>
+    <w:abstractNumId w:val="35"/>
   </w:num>
   <w:num w:numId="11" w16cid:durableId="259025968">
     <w:abstractNumId w:val="0"/>
   </w:num>
   <w:num w:numId="12" w16cid:durableId="873813854">
-    <w:abstractNumId w:val="33"/>
+    <w:abstractNumId w:val="34"/>
   </w:num>
   <w:num w:numId="13" w16cid:durableId="714156108">
-    <w:abstractNumId w:val="28"/>
+    <w:abstractNumId w:val="29"/>
   </w:num>
   <w:num w:numId="14" w16cid:durableId="234776991">
     <w:abstractNumId w:val="4"/>
   </w:num>
   <w:num w:numId="15" w16cid:durableId="638844948">
-    <w:abstractNumId w:val="15"/>
+    <w:abstractNumId w:val="16"/>
   </w:num>
   <w:num w:numId="16" w16cid:durableId="1042365676">
+    <w:abstractNumId w:val="27"/>
+  </w:num>
+  <w:num w:numId="17" w16cid:durableId="1206869283">
+    <w:abstractNumId w:val="10"/>
+  </w:num>
+  <w:num w:numId="18" w16cid:durableId="924536581">
+    <w:abstractNumId w:val="14"/>
+  </w:num>
+  <w:num w:numId="19" w16cid:durableId="254703708">
     <w:abstractNumId w:val="26"/>
   </w:num>
-  <w:num w:numId="17" w16cid:durableId="1206869283">
-    <w:abstractNumId w:val="9"/>
-  </w:num>
-  <w:num w:numId="18" w16cid:durableId="924536581">
+  <w:num w:numId="20" w16cid:durableId="173301619">
     <w:abstractNumId w:val="13"/>
   </w:num>
-  <w:num w:numId="19" w16cid:durableId="254703708">
-    <w:abstractNumId w:val="25"/>
-  </w:num>
-  <w:num w:numId="20" w16cid:durableId="173301619">
-    <w:abstractNumId w:val="12"/>
-  </w:num>
   <w:num w:numId="21" w16cid:durableId="564146400">
-    <w:abstractNumId w:val="17"/>
+    <w:abstractNumId w:val="18"/>
   </w:num>
   <w:num w:numId="22" w16cid:durableId="657811277">
-    <w:abstractNumId w:val="21"/>
+    <w:abstractNumId w:val="22"/>
   </w:num>
   <w:num w:numId="23" w16cid:durableId="1490367156">
-    <w:abstractNumId w:val="30"/>
+    <w:abstractNumId w:val="31"/>
   </w:num>
   <w:num w:numId="24" w16cid:durableId="1215384779">
     <w:abstractNumId w:val="7"/>
   </w:num>
   <w:num w:numId="25" w16cid:durableId="2042902940">
+    <w:abstractNumId w:val="25"/>
+  </w:num>
+  <w:num w:numId="26" w16cid:durableId="2031832997">
+    <w:abstractNumId w:val="11"/>
+  </w:num>
+  <w:num w:numId="27" w16cid:durableId="884026298">
     <w:abstractNumId w:val="24"/>
   </w:num>
-  <w:num w:numId="26" w16cid:durableId="2031832997">
-    <w:abstractNumId w:val="10"/>
-  </w:num>
-  <w:num w:numId="27" w16cid:durableId="884026298">
-    <w:abstractNumId w:val="23"/>
-  </w:num>
   <w:num w:numId="28" w16cid:durableId="1470053344">
-    <w:abstractNumId w:val="18"/>
+    <w:abstractNumId w:val="19"/>
   </w:num>
   <w:num w:numId="29" w16cid:durableId="735394456">
     <w:abstractNumId w:val="5"/>
   </w:num>
   <w:num w:numId="30" w16cid:durableId="33358555">
-    <w:abstractNumId w:val="20"/>
+    <w:abstractNumId w:val="21"/>
   </w:num>
   <w:num w:numId="31" w16cid:durableId="866019238">
     <w:abstractNumId w:val="2"/>
   </w:num>
   <w:num w:numId="32" w16cid:durableId="1252545242">
-    <w:abstractNumId w:val="16"/>
+    <w:abstractNumId w:val="17"/>
   </w:num>
   <w:num w:numId="33" w16cid:durableId="1645507680">
-    <w:abstractNumId w:val="29"/>
+    <w:abstractNumId w:val="30"/>
   </w:num>
   <w:num w:numId="34" w16cid:durableId="351683879">
-    <w:abstractNumId w:val="11"/>
+    <w:abstractNumId w:val="12"/>
   </w:num>
   <w:num w:numId="35" w16cid:durableId="2059665764">
     <w:abstractNumId w:val="6"/>
+  </w:num>
+  <w:num w:numId="36" w16cid:durableId="1409644643">
+    <w:abstractNumId w:val="9"/>
   </w:num>
   <w:numIdMacAtCleanup w:val="7"/>
 </w:numbering>

--- a/вкр/практика/Отчет_по_преддипломной_практике_Демьянцев_Виталий_Владиславович_606_22.docx
+++ b/вкр/практика/Отчет_по_преддипломной_практике_Демьянцев_Виталий_Владиславович_606_22.docx
@@ -7311,9 +7311,58 @@
         <w:rPr>
           <w:rStyle w:val="ae"/>
           <w:rFonts w:eastAsia="Microsoft YaHei"/>
+          <w:noProof/>
           <w:color w:val="000000"/>
         </w:rPr>
-        <w:t>(Здесь вставьте скриншот или рендер ER-диаграммы)</w:t>
+        <w:lastRenderedPageBreak/>
+        <w:drawing>
+          <wp:inline distT="0" distB="0" distL="0" distR="0" wp14:anchorId="68D5C41C" wp14:editId="5F1A92F5">
+            <wp:extent cx="5934710" cy="2976245"/>
+            <wp:effectExtent l="0" t="0" r="8890" b="0"/>
+            <wp:docPr id="3" name="Рисунок 3"/>
+            <wp:cNvGraphicFramePr>
+              <a:graphicFrameLocks xmlns:a="http://schemas.openxmlformats.org/drawingml/2006/main" noChangeAspect="1"/>
+            </wp:cNvGraphicFramePr>
+            <a:graphic xmlns:a="http://schemas.openxmlformats.org/drawingml/2006/main">
+              <a:graphicData uri="http://schemas.openxmlformats.org/drawingml/2006/picture">
+                <pic:pic xmlns:pic="http://schemas.openxmlformats.org/drawingml/2006/picture">
+                  <pic:nvPicPr>
+                    <pic:cNvPr id="0" name="Picture 1"/>
+                    <pic:cNvPicPr>
+                      <a:picLocks noChangeAspect="1" noChangeArrowheads="1"/>
+                    </pic:cNvPicPr>
+                  </pic:nvPicPr>
+                  <pic:blipFill>
+                    <a:blip r:embed="rId12" cstate="print">
+                      <a:extLst>
+                        <a:ext uri="{28A0092B-C50C-407E-A947-70E740481C1C}">
+                          <a14:useLocalDpi xmlns:a14="http://schemas.microsoft.com/office/drawing/2010/main" val="0"/>
+                        </a:ext>
+                      </a:extLst>
+                    </a:blip>
+                    <a:srcRect/>
+                    <a:stretch>
+                      <a:fillRect/>
+                    </a:stretch>
+                  </pic:blipFill>
+                  <pic:spPr bwMode="auto">
+                    <a:xfrm>
+                      <a:off x="0" y="0"/>
+                      <a:ext cx="5934710" cy="2976245"/>
+                    </a:xfrm>
+                    <a:prstGeom prst="rect">
+                      <a:avLst/>
+                    </a:prstGeom>
+                    <a:noFill/>
+                    <a:ln>
+                      <a:noFill/>
+                    </a:ln>
+                  </pic:spPr>
+                </pic:pic>
+              </a:graphicData>
+            </a:graphic>
+          </wp:inline>
+        </w:drawing>
       </w:r>
       <w:r>
         <w:rPr>
@@ -7515,7 +7564,6 @@
                 <w:sz w:val="28"/>
                 <w:szCs w:val="28"/>
               </w:rPr>
-              <w:lastRenderedPageBreak/>
               <w:t>№</w:t>
             </w:r>
           </w:p>
@@ -8307,6 +8355,7 @@
           <w:iCs w:val="0"/>
           <w:szCs w:val="28"/>
         </w:rPr>
+        <w:lastRenderedPageBreak/>
         <w:t xml:space="preserve">Таблица </w:t>
       </w:r>
       <w:r>
@@ -9237,7 +9286,6 @@
                 <w:sz w:val="28"/>
                 <w:szCs w:val="28"/>
               </w:rPr>
-              <w:lastRenderedPageBreak/>
               <w:t>№</w:t>
             </w:r>
           </w:p>
@@ -10154,6 +10202,7 @@
                 <w:sz w:val="28"/>
                 <w:szCs w:val="28"/>
               </w:rPr>
+              <w:lastRenderedPageBreak/>
               <w:t>№</w:t>
             </w:r>
           </w:p>
@@ -11180,7 +11229,6 @@
                 <w:sz w:val="28"/>
                 <w:szCs w:val="28"/>
               </w:rPr>
-              <w:lastRenderedPageBreak/>
               <w:t>№</w:t>
             </w:r>
           </w:p>
@@ -11972,6 +12020,7 @@
           <w:iCs w:val="0"/>
           <w:szCs w:val="28"/>
         </w:rPr>
+        <w:lastRenderedPageBreak/>
         <w:t xml:space="preserve">Таблица </w:t>
       </w:r>
       <w:r>
@@ -12057,9 +12106,9 @@
         <w:tblLook w:val="04A0" w:firstRow="1" w:lastRow="0" w:firstColumn="1" w:lastColumn="0" w:noHBand="0" w:noVBand="1"/>
       </w:tblPr>
       <w:tblGrid>
-        <w:gridCol w:w="628"/>
-        <w:gridCol w:w="3020"/>
-        <w:gridCol w:w="5691"/>
+        <w:gridCol w:w="589"/>
+        <w:gridCol w:w="3027"/>
+        <w:gridCol w:w="5723"/>
       </w:tblGrid>
       <w:tr>
         <w:trPr>
@@ -12087,16 +12136,8 @@
           <w:p>
             <w:pPr>
               <w:pStyle w:val="affa"/>
-              <w:rPr>
-                <w:sz w:val="28"/>
-                <w:szCs w:val="28"/>
-              </w:rPr>
             </w:pPr>
             <w:r>
-              <w:rPr>
-                <w:sz w:val="28"/>
-                <w:szCs w:val="28"/>
-              </w:rPr>
               <w:t>№</w:t>
             </w:r>
           </w:p>
@@ -12123,16 +12164,8 @@
           <w:p>
             <w:pPr>
               <w:pStyle w:val="affa"/>
-              <w:rPr>
-                <w:sz w:val="28"/>
-                <w:szCs w:val="28"/>
-              </w:rPr>
             </w:pPr>
             <w:r>
-              <w:rPr>
-                <w:sz w:val="28"/>
-                <w:szCs w:val="28"/>
-              </w:rPr>
               <w:t>Наименование</w:t>
             </w:r>
           </w:p>
@@ -12159,16 +12192,8 @@
           <w:p>
             <w:pPr>
               <w:pStyle w:val="affa"/>
-              <w:rPr>
-                <w:sz w:val="28"/>
-                <w:szCs w:val="28"/>
-              </w:rPr>
             </w:pPr>
             <w:r>
-              <w:rPr>
-                <w:sz w:val="28"/>
-                <w:szCs w:val="28"/>
-              </w:rPr>
               <w:t>Назначение</w:t>
             </w:r>
           </w:p>
@@ -12853,6 +12878,697 @@
           <w:numId w:val="35"/>
         </w:numPr>
         <w:rPr>
+          <w:rStyle w:val="aff2"/>
+          <w:rFonts w:eastAsia="Microsoft YaHei"/>
+          <w:b w:val="0"/>
+          <w:bCs w:val="0"/>
+          <w:color w:val="000000"/>
+        </w:rPr>
+      </w:pPr>
+      <w:r>
+        <w:rPr>
+          <w:rStyle w:val="aff2"/>
+          <w:rFonts w:eastAsia="Microsoft YaHei"/>
+          <w:b w:val="0"/>
+          <w:bCs w:val="0"/>
+          <w:color w:val="000000"/>
+        </w:rPr>
+        <w:t>Событие встречи – журнал системных и пользовательских действий в рамках сеанса (подключения, отключения, системные уведомления).</w:t>
+      </w:r>
+    </w:p>
+    <w:p>
+      <w:pPr>
+        <w:pStyle w:val="affb"/>
+        <w:rPr>
+          <w:rStyle w:val="aff2"/>
+          <w:rFonts w:eastAsia="Microsoft YaHei"/>
+          <w:b w:val="0"/>
+          <w:bCs w:val="0"/>
+          <w:color w:val="000000"/>
+        </w:rPr>
+      </w:pPr>
+      <w:r>
+        <w:rPr>
+          <w:rStyle w:val="aff2"/>
+          <w:rFonts w:eastAsia="Microsoft YaHei"/>
+          <w:b w:val="0"/>
+          <w:bCs w:val="0"/>
+          <w:color w:val="000000"/>
+        </w:rPr>
+        <w:t xml:space="preserve">Таблица </w:t>
+      </w:r>
+      <w:r>
+        <w:rPr>
+          <w:rStyle w:val="aff2"/>
+          <w:rFonts w:eastAsia="Microsoft YaHei"/>
+          <w:b w:val="0"/>
+          <w:bCs w:val="0"/>
+          <w:color w:val="000000"/>
+        </w:rPr>
+        <w:fldChar w:fldCharType="begin"/>
+      </w:r>
+      <w:r>
+        <w:rPr>
+          <w:rStyle w:val="aff2"/>
+          <w:rFonts w:eastAsia="Microsoft YaHei"/>
+          <w:b w:val="0"/>
+          <w:bCs w:val="0"/>
+          <w:color w:val="000000"/>
+        </w:rPr>
+        <w:instrText xml:space="preserve"> SEQ Таблица \* ARABIC </w:instrText>
+      </w:r>
+      <w:r>
+        <w:rPr>
+          <w:rStyle w:val="aff2"/>
+          <w:rFonts w:eastAsia="Microsoft YaHei"/>
+          <w:b w:val="0"/>
+          <w:bCs w:val="0"/>
+          <w:color w:val="000000"/>
+        </w:rPr>
+        <w:fldChar w:fldCharType="separate"/>
+      </w:r>
+      <w:r>
+        <w:rPr>
+          <w:rStyle w:val="aff2"/>
+          <w:rFonts w:eastAsia="Microsoft YaHei"/>
+          <w:b w:val="0"/>
+          <w:bCs w:val="0"/>
+          <w:noProof/>
+          <w:color w:val="000000"/>
+        </w:rPr>
+        <w:t>9</w:t>
+      </w:r>
+      <w:r>
+        <w:rPr>
+          <w:rStyle w:val="aff2"/>
+          <w:rFonts w:eastAsia="Microsoft YaHei"/>
+          <w:b w:val="0"/>
+          <w:bCs w:val="0"/>
+          <w:color w:val="000000"/>
+        </w:rPr>
+        <w:fldChar w:fldCharType="end"/>
+      </w:r>
+      <w:r>
+        <w:rPr>
+          <w:rStyle w:val="aff2"/>
+          <w:rFonts w:eastAsia="Microsoft YaHei"/>
+          <w:b w:val="0"/>
+          <w:bCs w:val="0"/>
+          <w:color w:val="000000"/>
+        </w:rPr>
+        <w:t xml:space="preserve"> – Описание сущности Событие встречи</w:t>
+      </w:r>
+    </w:p>
+    <w:tbl>
+      <w:tblPr>
+        <w:tblW w:w="5000" w:type="pct"/>
+        <w:tblCellMar>
+          <w:top w:w="15" w:type="dxa"/>
+          <w:left w:w="15" w:type="dxa"/>
+          <w:bottom w:w="15" w:type="dxa"/>
+          <w:right w:w="15" w:type="dxa"/>
+        </w:tblCellMar>
+        <w:tblLook w:val="04A0" w:firstRow="1" w:lastRow="0" w:firstColumn="1" w:lastColumn="0" w:noHBand="0" w:noVBand="1"/>
+      </w:tblPr>
+      <w:tblGrid>
+        <w:gridCol w:w="628"/>
+        <w:gridCol w:w="2109"/>
+        <w:gridCol w:w="6602"/>
+      </w:tblGrid>
+      <w:tr>
+        <w:trPr>
+          <w:tblHeader/>
+        </w:trPr>
+        <w:tc>
+          <w:tcPr>
+            <w:tcW w:w="0" w:type="auto"/>
+            <w:tcBorders>
+              <w:top w:val="single" w:sz="6" w:space="0" w:color="BFBFBF"/>
+              <w:left w:val="single" w:sz="6" w:space="0" w:color="BFBFBF"/>
+              <w:bottom w:val="single" w:sz="6" w:space="0" w:color="BFBFBF"/>
+              <w:right w:val="single" w:sz="6" w:space="0" w:color="BFBFBF"/>
+            </w:tcBorders>
+            <w:shd w:val="clear" w:color="auto" w:fill="auto"/>
+            <w:tcMar>
+              <w:top w:w="120" w:type="dxa"/>
+              <w:left w:w="180" w:type="dxa"/>
+              <w:bottom w:w="120" w:type="dxa"/>
+              <w:right w:w="180" w:type="dxa"/>
+            </w:tcMar>
+            <w:vAlign w:val="center"/>
+            <w:hideMark/>
+          </w:tcPr>
+          <w:p>
+            <w:pPr>
+              <w:pStyle w:val="affa"/>
+              <w:rPr>
+                <w:sz w:val="28"/>
+                <w:szCs w:val="28"/>
+              </w:rPr>
+            </w:pPr>
+            <w:r>
+              <w:rPr>
+                <w:sz w:val="28"/>
+                <w:szCs w:val="28"/>
+              </w:rPr>
+              <w:t>№</w:t>
+            </w:r>
+          </w:p>
+        </w:tc>
+        <w:tc>
+          <w:tcPr>
+            <w:tcW w:w="0" w:type="auto"/>
+            <w:tcBorders>
+              <w:top w:val="single" w:sz="6" w:space="0" w:color="BFBFBF"/>
+              <w:left w:val="single" w:sz="6" w:space="0" w:color="BFBFBF"/>
+              <w:bottom w:val="single" w:sz="6" w:space="0" w:color="BFBFBF"/>
+              <w:right w:val="single" w:sz="6" w:space="0" w:color="BFBFBF"/>
+            </w:tcBorders>
+            <w:shd w:val="clear" w:color="auto" w:fill="auto"/>
+            <w:tcMar>
+              <w:top w:w="120" w:type="dxa"/>
+              <w:left w:w="180" w:type="dxa"/>
+              <w:bottom w:w="120" w:type="dxa"/>
+              <w:right w:w="180" w:type="dxa"/>
+            </w:tcMar>
+            <w:vAlign w:val="center"/>
+            <w:hideMark/>
+          </w:tcPr>
+          <w:p>
+            <w:pPr>
+              <w:pStyle w:val="affa"/>
+              <w:rPr>
+                <w:sz w:val="28"/>
+                <w:szCs w:val="28"/>
+              </w:rPr>
+            </w:pPr>
+            <w:r>
+              <w:rPr>
+                <w:sz w:val="28"/>
+                <w:szCs w:val="28"/>
+              </w:rPr>
+              <w:t>Наименование</w:t>
+            </w:r>
+          </w:p>
+        </w:tc>
+        <w:tc>
+          <w:tcPr>
+            <w:tcW w:w="0" w:type="auto"/>
+            <w:tcBorders>
+              <w:top w:val="single" w:sz="6" w:space="0" w:color="BFBFBF"/>
+              <w:left w:val="single" w:sz="6" w:space="0" w:color="BFBFBF"/>
+              <w:bottom w:val="single" w:sz="6" w:space="0" w:color="BFBFBF"/>
+              <w:right w:val="single" w:sz="6" w:space="0" w:color="BFBFBF"/>
+            </w:tcBorders>
+            <w:shd w:val="clear" w:color="auto" w:fill="auto"/>
+            <w:tcMar>
+              <w:top w:w="120" w:type="dxa"/>
+              <w:left w:w="180" w:type="dxa"/>
+              <w:bottom w:w="120" w:type="dxa"/>
+              <w:right w:w="180" w:type="dxa"/>
+            </w:tcMar>
+            <w:vAlign w:val="center"/>
+            <w:hideMark/>
+          </w:tcPr>
+          <w:p>
+            <w:pPr>
+              <w:pStyle w:val="affa"/>
+              <w:rPr>
+                <w:sz w:val="28"/>
+                <w:szCs w:val="28"/>
+              </w:rPr>
+            </w:pPr>
+            <w:r>
+              <w:rPr>
+                <w:sz w:val="28"/>
+                <w:szCs w:val="28"/>
+              </w:rPr>
+              <w:t>Назначение</w:t>
+            </w:r>
+          </w:p>
+        </w:tc>
+      </w:tr>
+      <w:tr>
+        <w:tc>
+          <w:tcPr>
+            <w:tcW w:w="0" w:type="auto"/>
+            <w:tcBorders>
+              <w:top w:val="single" w:sz="6" w:space="0" w:color="BFBFBF"/>
+              <w:left w:val="single" w:sz="6" w:space="0" w:color="BFBFBF"/>
+              <w:bottom w:val="single" w:sz="6" w:space="0" w:color="BFBFBF"/>
+              <w:right w:val="single" w:sz="6" w:space="0" w:color="BFBFBF"/>
+            </w:tcBorders>
+            <w:shd w:val="clear" w:color="auto" w:fill="auto"/>
+            <w:tcMar>
+              <w:top w:w="120" w:type="dxa"/>
+              <w:left w:w="180" w:type="dxa"/>
+              <w:bottom w:w="120" w:type="dxa"/>
+              <w:right w:w="180" w:type="dxa"/>
+            </w:tcMar>
+            <w:vAlign w:val="center"/>
+            <w:hideMark/>
+          </w:tcPr>
+          <w:p>
+            <w:pPr>
+              <w:pStyle w:val="aff9"/>
+              <w:rPr>
+                <w:rFonts w:asciiTheme="majorHAnsi" w:hAnsiTheme="majorHAnsi" w:cstheme="majorHAnsi"/>
+                <w:color w:val="auto"/>
+                <w:sz w:val="28"/>
+              </w:rPr>
+            </w:pPr>
+            <w:r>
+              <w:rPr>
+                <w:rFonts w:asciiTheme="majorHAnsi" w:hAnsiTheme="majorHAnsi" w:cstheme="majorHAnsi"/>
+                <w:sz w:val="28"/>
+              </w:rPr>
+              <w:t>1</w:t>
+            </w:r>
+          </w:p>
+        </w:tc>
+        <w:tc>
+          <w:tcPr>
+            <w:tcW w:w="0" w:type="auto"/>
+            <w:tcBorders>
+              <w:top w:val="single" w:sz="6" w:space="0" w:color="BFBFBF"/>
+              <w:left w:val="single" w:sz="6" w:space="0" w:color="BFBFBF"/>
+              <w:bottom w:val="single" w:sz="6" w:space="0" w:color="BFBFBF"/>
+              <w:right w:val="single" w:sz="6" w:space="0" w:color="BFBFBF"/>
+            </w:tcBorders>
+            <w:shd w:val="clear" w:color="auto" w:fill="auto"/>
+            <w:tcMar>
+              <w:top w:w="120" w:type="dxa"/>
+              <w:left w:w="180" w:type="dxa"/>
+              <w:bottom w:w="120" w:type="dxa"/>
+              <w:right w:w="180" w:type="dxa"/>
+            </w:tcMar>
+            <w:vAlign w:val="center"/>
+            <w:hideMark/>
+          </w:tcPr>
+          <w:p>
+            <w:pPr>
+              <w:pStyle w:val="aff9"/>
+              <w:rPr>
+                <w:rFonts w:asciiTheme="majorHAnsi" w:hAnsiTheme="majorHAnsi" w:cstheme="majorHAnsi"/>
+                <w:sz w:val="28"/>
+              </w:rPr>
+            </w:pPr>
+            <w:r>
+              <w:rPr>
+                <w:rFonts w:asciiTheme="majorHAnsi" w:hAnsiTheme="majorHAnsi" w:cstheme="majorHAnsi"/>
+                <w:sz w:val="28"/>
+              </w:rPr>
+              <w:t>ID</w:t>
+            </w:r>
+          </w:p>
+        </w:tc>
+        <w:tc>
+          <w:tcPr>
+            <w:tcW w:w="0" w:type="auto"/>
+            <w:tcBorders>
+              <w:top w:val="single" w:sz="6" w:space="0" w:color="BFBFBF"/>
+              <w:left w:val="single" w:sz="6" w:space="0" w:color="BFBFBF"/>
+              <w:bottom w:val="single" w:sz="6" w:space="0" w:color="BFBFBF"/>
+              <w:right w:val="single" w:sz="6" w:space="0" w:color="BFBFBF"/>
+            </w:tcBorders>
+            <w:shd w:val="clear" w:color="auto" w:fill="auto"/>
+            <w:tcMar>
+              <w:top w:w="120" w:type="dxa"/>
+              <w:left w:w="180" w:type="dxa"/>
+              <w:bottom w:w="120" w:type="dxa"/>
+              <w:right w:w="180" w:type="dxa"/>
+            </w:tcMar>
+            <w:vAlign w:val="center"/>
+            <w:hideMark/>
+          </w:tcPr>
+          <w:p>
+            <w:pPr>
+              <w:pStyle w:val="aff9"/>
+              <w:rPr>
+                <w:rFonts w:asciiTheme="majorHAnsi" w:hAnsiTheme="majorHAnsi" w:cstheme="majorHAnsi"/>
+                <w:sz w:val="28"/>
+              </w:rPr>
+            </w:pPr>
+            <w:r>
+              <w:rPr>
+                <w:rFonts w:asciiTheme="majorHAnsi" w:hAnsiTheme="majorHAnsi" w:cstheme="majorHAnsi"/>
+                <w:sz w:val="28"/>
+              </w:rPr>
+              <w:t>Уникальный идентификатор документа (первичный ключ)</w:t>
+            </w:r>
+          </w:p>
+        </w:tc>
+      </w:tr>
+      <w:tr>
+        <w:tc>
+          <w:tcPr>
+            <w:tcW w:w="0" w:type="auto"/>
+            <w:tcBorders>
+              <w:top w:val="single" w:sz="6" w:space="0" w:color="BFBFBF"/>
+              <w:left w:val="single" w:sz="6" w:space="0" w:color="BFBFBF"/>
+              <w:bottom w:val="single" w:sz="6" w:space="0" w:color="BFBFBF"/>
+              <w:right w:val="single" w:sz="6" w:space="0" w:color="BFBFBF"/>
+            </w:tcBorders>
+            <w:shd w:val="clear" w:color="auto" w:fill="auto"/>
+            <w:tcMar>
+              <w:top w:w="120" w:type="dxa"/>
+              <w:left w:w="180" w:type="dxa"/>
+              <w:bottom w:w="120" w:type="dxa"/>
+              <w:right w:w="180" w:type="dxa"/>
+            </w:tcMar>
+            <w:vAlign w:val="center"/>
+            <w:hideMark/>
+          </w:tcPr>
+          <w:p>
+            <w:pPr>
+              <w:pStyle w:val="aff9"/>
+              <w:rPr>
+                <w:rFonts w:asciiTheme="majorHAnsi" w:hAnsiTheme="majorHAnsi" w:cstheme="majorHAnsi"/>
+                <w:sz w:val="28"/>
+              </w:rPr>
+            </w:pPr>
+            <w:r>
+              <w:rPr>
+                <w:rFonts w:asciiTheme="majorHAnsi" w:hAnsiTheme="majorHAnsi" w:cstheme="majorHAnsi"/>
+                <w:sz w:val="28"/>
+              </w:rPr>
+              <w:t>2</w:t>
+            </w:r>
+          </w:p>
+        </w:tc>
+        <w:tc>
+          <w:tcPr>
+            <w:tcW w:w="0" w:type="auto"/>
+            <w:tcBorders>
+              <w:top w:val="single" w:sz="6" w:space="0" w:color="BFBFBF"/>
+              <w:left w:val="single" w:sz="6" w:space="0" w:color="BFBFBF"/>
+              <w:bottom w:val="single" w:sz="6" w:space="0" w:color="BFBFBF"/>
+              <w:right w:val="single" w:sz="6" w:space="0" w:color="BFBFBF"/>
+            </w:tcBorders>
+            <w:shd w:val="clear" w:color="auto" w:fill="auto"/>
+            <w:tcMar>
+              <w:top w:w="120" w:type="dxa"/>
+              <w:left w:w="180" w:type="dxa"/>
+              <w:bottom w:w="120" w:type="dxa"/>
+              <w:right w:w="180" w:type="dxa"/>
+            </w:tcMar>
+            <w:vAlign w:val="center"/>
+            <w:hideMark/>
+          </w:tcPr>
+          <w:p>
+            <w:pPr>
+              <w:pStyle w:val="aff9"/>
+              <w:rPr>
+                <w:rFonts w:asciiTheme="majorHAnsi" w:hAnsiTheme="majorHAnsi" w:cstheme="majorHAnsi"/>
+                <w:sz w:val="28"/>
+              </w:rPr>
+            </w:pPr>
+            <w:r>
+              <w:rPr>
+                <w:rFonts w:asciiTheme="majorHAnsi" w:hAnsiTheme="majorHAnsi" w:cstheme="majorHAnsi"/>
+                <w:sz w:val="28"/>
+              </w:rPr>
+              <w:t>ID сеанса</w:t>
+            </w:r>
+          </w:p>
+        </w:tc>
+        <w:tc>
+          <w:tcPr>
+            <w:tcW w:w="0" w:type="auto"/>
+            <w:tcBorders>
+              <w:top w:val="single" w:sz="6" w:space="0" w:color="BFBFBF"/>
+              <w:left w:val="single" w:sz="6" w:space="0" w:color="BFBFBF"/>
+              <w:bottom w:val="single" w:sz="6" w:space="0" w:color="BFBFBF"/>
+              <w:right w:val="single" w:sz="6" w:space="0" w:color="BFBFBF"/>
+            </w:tcBorders>
+            <w:shd w:val="clear" w:color="auto" w:fill="auto"/>
+            <w:tcMar>
+              <w:top w:w="120" w:type="dxa"/>
+              <w:left w:w="180" w:type="dxa"/>
+              <w:bottom w:w="120" w:type="dxa"/>
+              <w:right w:w="180" w:type="dxa"/>
+            </w:tcMar>
+            <w:vAlign w:val="center"/>
+            <w:hideMark/>
+          </w:tcPr>
+          <w:p>
+            <w:pPr>
+              <w:pStyle w:val="aff9"/>
+              <w:rPr>
+                <w:rFonts w:asciiTheme="majorHAnsi" w:hAnsiTheme="majorHAnsi" w:cstheme="majorHAnsi"/>
+                <w:sz w:val="28"/>
+              </w:rPr>
+            </w:pPr>
+            <w:r>
+              <w:rPr>
+                <w:rFonts w:asciiTheme="majorHAnsi" w:hAnsiTheme="majorHAnsi" w:cstheme="majorHAnsi"/>
+                <w:sz w:val="28"/>
+              </w:rPr>
+              <w:t>Ссылка на встречу (внешний ключ)</w:t>
+            </w:r>
+          </w:p>
+        </w:tc>
+      </w:tr>
+      <w:tr>
+        <w:tc>
+          <w:tcPr>
+            <w:tcW w:w="0" w:type="auto"/>
+            <w:tcBorders>
+              <w:top w:val="single" w:sz="6" w:space="0" w:color="BFBFBF"/>
+              <w:left w:val="single" w:sz="6" w:space="0" w:color="BFBFBF"/>
+              <w:bottom w:val="single" w:sz="6" w:space="0" w:color="BFBFBF"/>
+              <w:right w:val="single" w:sz="6" w:space="0" w:color="BFBFBF"/>
+            </w:tcBorders>
+            <w:shd w:val="clear" w:color="auto" w:fill="auto"/>
+            <w:tcMar>
+              <w:top w:w="120" w:type="dxa"/>
+              <w:left w:w="180" w:type="dxa"/>
+              <w:bottom w:w="120" w:type="dxa"/>
+              <w:right w:w="180" w:type="dxa"/>
+            </w:tcMar>
+            <w:vAlign w:val="center"/>
+            <w:hideMark/>
+          </w:tcPr>
+          <w:p>
+            <w:pPr>
+              <w:pStyle w:val="aff9"/>
+              <w:rPr>
+                <w:rFonts w:asciiTheme="majorHAnsi" w:hAnsiTheme="majorHAnsi" w:cstheme="majorHAnsi"/>
+                <w:sz w:val="28"/>
+              </w:rPr>
+            </w:pPr>
+            <w:r>
+              <w:rPr>
+                <w:rFonts w:asciiTheme="majorHAnsi" w:hAnsiTheme="majorHAnsi" w:cstheme="majorHAnsi"/>
+                <w:sz w:val="28"/>
+              </w:rPr>
+              <w:t>3</w:t>
+            </w:r>
+          </w:p>
+        </w:tc>
+        <w:tc>
+          <w:tcPr>
+            <w:tcW w:w="0" w:type="auto"/>
+            <w:tcBorders>
+              <w:top w:val="single" w:sz="6" w:space="0" w:color="BFBFBF"/>
+              <w:left w:val="single" w:sz="6" w:space="0" w:color="BFBFBF"/>
+              <w:bottom w:val="single" w:sz="6" w:space="0" w:color="BFBFBF"/>
+              <w:right w:val="single" w:sz="6" w:space="0" w:color="BFBFBF"/>
+            </w:tcBorders>
+            <w:shd w:val="clear" w:color="auto" w:fill="auto"/>
+            <w:tcMar>
+              <w:top w:w="120" w:type="dxa"/>
+              <w:left w:w="180" w:type="dxa"/>
+              <w:bottom w:w="120" w:type="dxa"/>
+              <w:right w:w="180" w:type="dxa"/>
+            </w:tcMar>
+            <w:vAlign w:val="center"/>
+            <w:hideMark/>
+          </w:tcPr>
+          <w:p>
+            <w:pPr>
+              <w:pStyle w:val="aff9"/>
+              <w:rPr>
+                <w:rFonts w:asciiTheme="majorHAnsi" w:hAnsiTheme="majorHAnsi" w:cstheme="majorHAnsi"/>
+                <w:sz w:val="28"/>
+              </w:rPr>
+            </w:pPr>
+            <w:r>
+              <w:rPr>
+                <w:rFonts w:asciiTheme="majorHAnsi" w:hAnsiTheme="majorHAnsi" w:cstheme="majorHAnsi"/>
+                <w:sz w:val="28"/>
+              </w:rPr>
+              <w:t>Тип события</w:t>
+            </w:r>
+          </w:p>
+        </w:tc>
+        <w:tc>
+          <w:tcPr>
+            <w:tcW w:w="0" w:type="auto"/>
+            <w:tcBorders>
+              <w:top w:val="single" w:sz="6" w:space="0" w:color="BFBFBF"/>
+              <w:left w:val="single" w:sz="6" w:space="0" w:color="BFBFBF"/>
+              <w:bottom w:val="single" w:sz="6" w:space="0" w:color="BFBFBF"/>
+              <w:right w:val="single" w:sz="6" w:space="0" w:color="BFBFBF"/>
+            </w:tcBorders>
+            <w:shd w:val="clear" w:color="auto" w:fill="auto"/>
+            <w:tcMar>
+              <w:top w:w="120" w:type="dxa"/>
+              <w:left w:w="180" w:type="dxa"/>
+              <w:bottom w:w="120" w:type="dxa"/>
+              <w:right w:w="180" w:type="dxa"/>
+            </w:tcMar>
+            <w:vAlign w:val="center"/>
+            <w:hideMark/>
+          </w:tcPr>
+          <w:p>
+            <w:pPr>
+              <w:pStyle w:val="aff9"/>
+              <w:rPr>
+                <w:rFonts w:asciiTheme="majorHAnsi" w:hAnsiTheme="majorHAnsi" w:cstheme="majorHAnsi"/>
+                <w:sz w:val="28"/>
+              </w:rPr>
+            </w:pPr>
+            <w:r>
+              <w:rPr>
+                <w:rFonts w:asciiTheme="majorHAnsi" w:hAnsiTheme="majorHAnsi" w:cstheme="majorHAnsi"/>
+                <w:sz w:val="28"/>
+              </w:rPr>
+              <w:t>Код действия (подключение, отключение, системное сообщение и т.п.)</w:t>
+            </w:r>
+          </w:p>
+        </w:tc>
+      </w:tr>
+      <w:tr>
+        <w:tc>
+          <w:tcPr>
+            <w:tcW w:w="0" w:type="auto"/>
+            <w:tcBorders>
+              <w:top w:val="single" w:sz="6" w:space="0" w:color="BFBFBF"/>
+              <w:left w:val="single" w:sz="6" w:space="0" w:color="BFBFBF"/>
+              <w:bottom w:val="single" w:sz="6" w:space="0" w:color="BFBFBF"/>
+              <w:right w:val="single" w:sz="6" w:space="0" w:color="BFBFBF"/>
+            </w:tcBorders>
+            <w:shd w:val="clear" w:color="auto" w:fill="auto"/>
+            <w:tcMar>
+              <w:top w:w="120" w:type="dxa"/>
+              <w:left w:w="180" w:type="dxa"/>
+              <w:bottom w:w="120" w:type="dxa"/>
+              <w:right w:w="180" w:type="dxa"/>
+            </w:tcMar>
+            <w:vAlign w:val="center"/>
+            <w:hideMark/>
+          </w:tcPr>
+          <w:p>
+            <w:pPr>
+              <w:pStyle w:val="aff9"/>
+              <w:rPr>
+                <w:rFonts w:asciiTheme="majorHAnsi" w:hAnsiTheme="majorHAnsi" w:cstheme="majorHAnsi"/>
+                <w:sz w:val="28"/>
+              </w:rPr>
+            </w:pPr>
+            <w:r>
+              <w:rPr>
+                <w:rFonts w:asciiTheme="majorHAnsi" w:hAnsiTheme="majorHAnsi" w:cstheme="majorHAnsi"/>
+                <w:sz w:val="28"/>
+              </w:rPr>
+              <w:t>4</w:t>
+            </w:r>
+          </w:p>
+        </w:tc>
+        <w:tc>
+          <w:tcPr>
+            <w:tcW w:w="0" w:type="auto"/>
+            <w:tcBorders>
+              <w:top w:val="single" w:sz="6" w:space="0" w:color="BFBFBF"/>
+              <w:left w:val="single" w:sz="6" w:space="0" w:color="BFBFBF"/>
+              <w:bottom w:val="single" w:sz="6" w:space="0" w:color="BFBFBF"/>
+              <w:right w:val="single" w:sz="6" w:space="0" w:color="BFBFBF"/>
+            </w:tcBorders>
+            <w:shd w:val="clear" w:color="auto" w:fill="auto"/>
+            <w:tcMar>
+              <w:top w:w="120" w:type="dxa"/>
+              <w:left w:w="180" w:type="dxa"/>
+              <w:bottom w:w="120" w:type="dxa"/>
+              <w:right w:w="180" w:type="dxa"/>
+            </w:tcMar>
+            <w:vAlign w:val="center"/>
+            <w:hideMark/>
+          </w:tcPr>
+          <w:p>
+            <w:pPr>
+              <w:pStyle w:val="aff9"/>
+              <w:rPr>
+                <w:rFonts w:asciiTheme="majorHAnsi" w:hAnsiTheme="majorHAnsi" w:cstheme="majorHAnsi"/>
+                <w:sz w:val="28"/>
+              </w:rPr>
+            </w:pPr>
+            <w:r>
+              <w:rPr>
+                <w:rFonts w:asciiTheme="majorHAnsi" w:hAnsiTheme="majorHAnsi" w:cstheme="majorHAnsi"/>
+                <w:sz w:val="28"/>
+              </w:rPr>
+              <w:t>Данные</w:t>
+            </w:r>
+          </w:p>
+        </w:tc>
+        <w:tc>
+          <w:tcPr>
+            <w:tcW w:w="0" w:type="auto"/>
+            <w:tcBorders>
+              <w:top w:val="single" w:sz="6" w:space="0" w:color="BFBFBF"/>
+              <w:left w:val="single" w:sz="6" w:space="0" w:color="BFBFBF"/>
+              <w:bottom w:val="single" w:sz="6" w:space="0" w:color="BFBFBF"/>
+              <w:right w:val="single" w:sz="6" w:space="0" w:color="BFBFBF"/>
+            </w:tcBorders>
+            <w:shd w:val="clear" w:color="auto" w:fill="auto"/>
+            <w:tcMar>
+              <w:top w:w="120" w:type="dxa"/>
+              <w:left w:w="180" w:type="dxa"/>
+              <w:bottom w:w="120" w:type="dxa"/>
+              <w:right w:w="180" w:type="dxa"/>
+            </w:tcMar>
+            <w:vAlign w:val="center"/>
+            <w:hideMark/>
+          </w:tcPr>
+          <w:p>
+            <w:pPr>
+              <w:pStyle w:val="aff9"/>
+              <w:rPr>
+                <w:rFonts w:asciiTheme="majorHAnsi" w:hAnsiTheme="majorHAnsi" w:cstheme="majorHAnsi"/>
+                <w:sz w:val="28"/>
+              </w:rPr>
+            </w:pPr>
+            <w:r>
+              <w:rPr>
+                <w:rFonts w:asciiTheme="majorHAnsi" w:hAnsiTheme="majorHAnsi" w:cstheme="majorHAnsi"/>
+                <w:sz w:val="28"/>
+              </w:rPr>
+              <w:t>Итоговая сводка метрик и выводов</w:t>
+            </w:r>
+          </w:p>
+        </w:tc>
+      </w:tr>
+    </w:tbl>
+    <w:p>
+      <w:pPr>
+        <w:rPr>
+          <w:rStyle w:val="aff2"/>
+          <w:rFonts w:eastAsia="Microsoft YaHei"/>
+          <w:b w:val="0"/>
+          <w:bCs w:val="0"/>
+          <w:color w:val="000000"/>
+        </w:rPr>
+      </w:pPr>
+    </w:p>
+    <w:p>
+      <w:pPr>
+        <w:pStyle w:val="af9"/>
+        <w:numPr>
+          <w:ilvl w:val="0"/>
+          <w:numId w:val="35"/>
+        </w:numPr>
+        <w:rPr>
           <w:rFonts w:eastAsia="Microsoft YaHei"/>
         </w:rPr>
       </w:pPr>
@@ -12887,7 +13603,6 @@
           <w:iCs w:val="0"/>
           <w:szCs w:val="28"/>
         </w:rPr>
-        <w:lastRenderedPageBreak/>
         <w:t xml:space="preserve">Таблица </w:t>
       </w:r>
       <w:r>
@@ -12929,7 +13644,7 @@
           <w:noProof/>
           <w:szCs w:val="28"/>
         </w:rPr>
-        <w:t>9</w:t>
+        <w:t>10</w:t>
       </w:r>
       <w:r>
         <w:rPr>
@@ -13014,6 +13729,7 @@
                 <w:sz w:val="28"/>
                 <w:szCs w:val="28"/>
               </w:rPr>
+              <w:lastRenderedPageBreak/>
               <w:t>№</w:t>
             </w:r>
           </w:p>
@@ -13730,7 +14446,7 @@
           <w:color w:val="000000"/>
           <w:szCs w:val="28"/>
         </w:rPr>
-        <w:t>10</w:t>
+        <w:t>11</w:t>
       </w:r>
       <w:r>
         <w:rPr>
@@ -14507,7 +15223,6 @@
         <w:rPr>
           <w:rFonts w:eastAsia="Microsoft YaHei"/>
         </w:rPr>
-        <w:lastRenderedPageBreak/>
         <w:t>Пользователь системы → Сеанс видеовстречи: связь «один-ко-многим» (1:М) по полю «Создан пользователем».</w:t>
       </w:r>
     </w:p>
@@ -14526,6 +15241,7 @@
         <w:rPr>
           <w:rFonts w:eastAsia="Microsoft YaHei"/>
         </w:rPr>
+        <w:lastRenderedPageBreak/>
         <w:t>Сеанс видеовстречи → Участник встречи: связь «один-ко-многим» (1:М).</w:t>
       </w:r>
     </w:p>
@@ -14671,7 +15387,7 @@
                     </pic:cNvPicPr>
                   </pic:nvPicPr>
                   <pic:blipFill>
-                    <a:blip r:embed="rId12" cstate="print">
+                    <a:blip r:embed="rId13" cstate="print">
                       <a:extLst>
                         <a:ext uri="{28A0092B-C50C-407E-A947-70E740481C1C}">
                           <a14:useLocalDpi xmlns:a14="http://schemas.microsoft.com/office/drawing/2010/main" val="0"/>
@@ -15809,7 +16525,10 @@
           <w:numId w:val="7"/>
         </w:numPr>
         <w:rPr>
+          <w:rStyle w:val="aff2"/>
           <w:rFonts w:eastAsia="Microsoft YaHei"/>
+          <w:b w:val="0"/>
+          <w:bCs w:val="0"/>
         </w:rPr>
       </w:pPr>
       <w:r>
@@ -15835,17 +16554,26 @@
           <w:numId w:val="28"/>
         </w:numPr>
         <w:rPr>
+          <w:rStyle w:val="aff2"/>
+          <w:rFonts w:eastAsia="Microsoft YaHei"/>
+          <w:b w:val="0"/>
+          <w:bCs w:val="0"/>
+        </w:rPr>
+      </w:pPr>
+      <w:r>
+        <w:rPr>
+          <w:rStyle w:val="aff2"/>
+          <w:rFonts w:eastAsia="Microsoft YaHei"/>
+        </w:rPr>
+        <w:t>Событие встречи</w:t>
+      </w:r>
+      <w:r>
+        <w:rPr>
+          <w:rStyle w:val="aff2"/>
           <w:rFonts w:eastAsia="Microsoft YaHei"/>
           <w:lang w:val="en-US"/>
         </w:rPr>
-      </w:pPr>
-      <w:r>
-        <w:rPr>
-          <w:rStyle w:val="aff2"/>
-          <w:rFonts w:eastAsia="Microsoft YaHei"/>
-          <w:color w:val="000000"/>
-        </w:rPr>
-        <w:t>Отчёт по сеансу:</w:t>
+        <w:t>:</w:t>
       </w:r>
     </w:p>
     <w:p>
@@ -15856,22 +16584,20 @@
           <w:numId w:val="7"/>
         </w:numPr>
         <w:rPr>
+          <w:rStyle w:val="aff2"/>
           <w:rFonts w:eastAsia="Microsoft YaHei"/>
-        </w:rPr>
-      </w:pPr>
-      <w:r>
-        <w:rPr>
-          <w:rStyle w:val="ae"/>
+          <w:b w:val="0"/>
+          <w:bCs w:val="0"/>
+        </w:rPr>
+      </w:pPr>
+      <w:r>
+        <w:rPr>
+          <w:rStyle w:val="aff2"/>
           <w:rFonts w:eastAsia="Microsoft YaHei"/>
-          <w:color w:val="000000"/>
-        </w:rPr>
-        <w:t>ID</w:t>
-      </w:r>
-      <w:r>
-        <w:rPr>
-          <w:rFonts w:eastAsia="Microsoft YaHei"/>
-        </w:rPr>
-        <w:t xml:space="preserve"> (первичный ключ) – уникальный идентификатор документа;</w:t>
+          <w:b w:val="0"/>
+          <w:bCs w:val="0"/>
+        </w:rPr>
+        <w:t>Идентификатор (первичный ключ) – уникальный идентификатор записи;</w:t>
       </w:r>
     </w:p>
     <w:p>
@@ -15882,22 +16608,20 @@
           <w:numId w:val="7"/>
         </w:numPr>
         <w:rPr>
+          <w:rStyle w:val="aff2"/>
           <w:rFonts w:eastAsia="Microsoft YaHei"/>
-        </w:rPr>
-      </w:pPr>
-      <w:r>
-        <w:rPr>
-          <w:rStyle w:val="ae"/>
+          <w:b w:val="0"/>
+          <w:bCs w:val="0"/>
+        </w:rPr>
+      </w:pPr>
+      <w:r>
+        <w:rPr>
+          <w:rStyle w:val="aff2"/>
           <w:rFonts w:eastAsia="Microsoft YaHei"/>
-          <w:color w:val="000000"/>
-        </w:rPr>
-        <w:t>ID сеанса</w:t>
-      </w:r>
-      <w:r>
-        <w:rPr>
-          <w:rFonts w:eastAsia="Microsoft YaHei"/>
-        </w:rPr>
-        <w:t xml:space="preserve"> (внешний ключ) – ссылка на встречу;</w:t>
+          <w:b w:val="0"/>
+          <w:bCs w:val="0"/>
+        </w:rPr>
+        <w:t>Идентификатор сеанса (внешний ключ) – ссылка на таблицу сеансов видеовстречи;</w:t>
       </w:r>
     </w:p>
     <w:p>
@@ -15908,22 +16632,20 @@
           <w:numId w:val="7"/>
         </w:numPr>
         <w:rPr>
+          <w:rStyle w:val="aff2"/>
           <w:rFonts w:eastAsia="Microsoft YaHei"/>
-        </w:rPr>
-      </w:pPr>
-      <w:r>
-        <w:rPr>
-          <w:rStyle w:val="ae"/>
+          <w:b w:val="0"/>
+          <w:bCs w:val="0"/>
+        </w:rPr>
+      </w:pPr>
+      <w:r>
+        <w:rPr>
+          <w:rStyle w:val="aff2"/>
           <w:rFonts w:eastAsia="Microsoft YaHei"/>
-          <w:color w:val="000000"/>
-        </w:rPr>
-        <w:t>Стадия</w:t>
-      </w:r>
-      <w:r>
-        <w:rPr>
-          <w:rFonts w:eastAsia="Microsoft YaHei"/>
-        </w:rPr>
-        <w:t xml:space="preserve"> – версия обработки;</w:t>
+          <w:b w:val="0"/>
+          <w:bCs w:val="0"/>
+        </w:rPr>
+        <w:t>Тип события – классификатор действия (подключение, отключение, системное);</w:t>
       </w:r>
     </w:p>
     <w:p>
@@ -15934,22 +16656,60 @@
           <w:numId w:val="7"/>
         </w:numPr>
         <w:rPr>
+          <w:rStyle w:val="aff2"/>
           <w:rFonts w:eastAsia="Microsoft YaHei"/>
-        </w:rPr>
-      </w:pPr>
-      <w:r>
-        <w:rPr>
-          <w:rStyle w:val="ae"/>
+          <w:b w:val="0"/>
+          <w:bCs w:val="0"/>
+        </w:rPr>
+      </w:pPr>
+      <w:r>
+        <w:rPr>
+          <w:rStyle w:val="aff2"/>
+          <w:rFonts w:eastAsia="Microsoft YaHei"/>
+          <w:b w:val="0"/>
+          <w:bCs w:val="0"/>
+        </w:rPr>
+        <w:t xml:space="preserve">Данные – произвольные параметры события в формате </w:t>
+      </w:r>
+      <w:r>
+        <w:rPr>
+          <w:rStyle w:val="aff2"/>
+          <w:rFonts w:eastAsia="Microsoft YaHei"/>
+          <w:b w:val="0"/>
+          <w:bCs w:val="0"/>
+          <w:lang w:val="en-US"/>
+        </w:rPr>
+        <w:t>JSON</w:t>
+      </w:r>
+      <w:r>
+        <w:rPr>
+          <w:rStyle w:val="aff2"/>
+          <w:rFonts w:eastAsia="Microsoft YaHei"/>
+          <w:b w:val="0"/>
+          <w:bCs w:val="0"/>
+        </w:rPr>
+        <w:t>.</w:t>
+      </w:r>
+    </w:p>
+    <w:p>
+      <w:pPr>
+        <w:pStyle w:val="af9"/>
+        <w:numPr>
+          <w:ilvl w:val="0"/>
+          <w:numId w:val="28"/>
+        </w:numPr>
+        <w:rPr>
+          <w:rFonts w:eastAsia="Microsoft YaHei"/>
+          <w:lang w:val="en-US"/>
+        </w:rPr>
+      </w:pPr>
+      <w:r>
+        <w:rPr>
+          <w:rStyle w:val="aff2"/>
           <w:rFonts w:eastAsia="Microsoft YaHei"/>
           <w:color w:val="000000"/>
         </w:rPr>
-        <w:t>Данные отчёта</w:t>
-      </w:r>
-      <w:r>
-        <w:rPr>
-          <w:rFonts w:eastAsia="Microsoft YaHei"/>
-        </w:rPr>
-        <w:t xml:space="preserve"> – агрегированные выводы и сводки;</w:t>
+        <w:t>Отчёт по сеансу:</w:t>
       </w:r>
     </w:p>
     <w:p>
@@ -15969,6 +16729,110 @@
           <w:rFonts w:eastAsia="Microsoft YaHei"/>
           <w:color w:val="000000"/>
         </w:rPr>
+        <w:t>ID</w:t>
+      </w:r>
+      <w:r>
+        <w:rPr>
+          <w:rFonts w:eastAsia="Microsoft YaHei"/>
+        </w:rPr>
+        <w:t xml:space="preserve"> (первичный ключ) – уникальный идентификатор документа;</w:t>
+      </w:r>
+    </w:p>
+    <w:p>
+      <w:pPr>
+        <w:pStyle w:val="af9"/>
+        <w:numPr>
+          <w:ilvl w:val="0"/>
+          <w:numId w:val="7"/>
+        </w:numPr>
+        <w:rPr>
+          <w:rFonts w:eastAsia="Microsoft YaHei"/>
+        </w:rPr>
+      </w:pPr>
+      <w:r>
+        <w:rPr>
+          <w:rStyle w:val="ae"/>
+          <w:rFonts w:eastAsia="Microsoft YaHei"/>
+          <w:color w:val="000000"/>
+        </w:rPr>
+        <w:t>ID сеанса</w:t>
+      </w:r>
+      <w:r>
+        <w:rPr>
+          <w:rFonts w:eastAsia="Microsoft YaHei"/>
+        </w:rPr>
+        <w:t xml:space="preserve"> (внешний ключ) – ссылка на встречу;</w:t>
+      </w:r>
+    </w:p>
+    <w:p>
+      <w:pPr>
+        <w:pStyle w:val="af9"/>
+        <w:numPr>
+          <w:ilvl w:val="0"/>
+          <w:numId w:val="7"/>
+        </w:numPr>
+        <w:rPr>
+          <w:rFonts w:eastAsia="Microsoft YaHei"/>
+        </w:rPr>
+      </w:pPr>
+      <w:r>
+        <w:rPr>
+          <w:rStyle w:val="ae"/>
+          <w:rFonts w:eastAsia="Microsoft YaHei"/>
+          <w:color w:val="000000"/>
+        </w:rPr>
+        <w:t>Стадия</w:t>
+      </w:r>
+      <w:r>
+        <w:rPr>
+          <w:rFonts w:eastAsia="Microsoft YaHei"/>
+        </w:rPr>
+        <w:t xml:space="preserve"> – версия обработки;</w:t>
+      </w:r>
+    </w:p>
+    <w:p>
+      <w:pPr>
+        <w:pStyle w:val="af9"/>
+        <w:numPr>
+          <w:ilvl w:val="0"/>
+          <w:numId w:val="7"/>
+        </w:numPr>
+        <w:rPr>
+          <w:rFonts w:eastAsia="Microsoft YaHei"/>
+        </w:rPr>
+      </w:pPr>
+      <w:r>
+        <w:rPr>
+          <w:rStyle w:val="ae"/>
+          <w:rFonts w:eastAsia="Microsoft YaHei"/>
+          <w:color w:val="000000"/>
+        </w:rPr>
+        <w:t>Данные отчёта</w:t>
+      </w:r>
+      <w:r>
+        <w:rPr>
+          <w:rFonts w:eastAsia="Microsoft YaHei"/>
+        </w:rPr>
+        <w:t xml:space="preserve"> – агрегированные выводы и сводки;</w:t>
+      </w:r>
+    </w:p>
+    <w:p>
+      <w:pPr>
+        <w:pStyle w:val="af9"/>
+        <w:numPr>
+          <w:ilvl w:val="0"/>
+          <w:numId w:val="7"/>
+        </w:numPr>
+        <w:rPr>
+          <w:rFonts w:eastAsia="Microsoft YaHei"/>
+        </w:rPr>
+      </w:pPr>
+      <w:r>
+        <w:rPr>
+          <w:rStyle w:val="ae"/>
+          <w:rFonts w:eastAsia="Microsoft YaHei"/>
+          <w:color w:val="000000"/>
+        </w:rPr>
         <w:t>Снимок конфигурации</w:t>
       </w:r>
       <w:r>
@@ -16212,6 +17076,7 @@
         <w:rPr>
           <w:rFonts w:eastAsia="Microsoft YaHei"/>
         </w:rPr>
+        <w:lastRenderedPageBreak/>
         <w:t>Пользователь системы → Сеанс видеовстречи: связь «один-ко-многим» (1:М), организатор создаёт множество встреч.</w:t>
       </w:r>
     </w:p>
@@ -16266,7 +17131,31 @@
         <w:rPr>
           <w:rFonts w:eastAsia="Microsoft YaHei"/>
         </w:rPr>
-        <w:t>Сеанс видеовстречи → Отчёт по сеансу: связь «один-ко-многим» (1:М), отчёт привязан к конкретной встрече.</w:t>
+        <w:t>Сеанс видеовстречи → Событие встречи</w:t>
+      </w:r>
+      <w:r>
+        <w:rPr>
+          <w:rFonts w:eastAsia="Microsoft YaHei"/>
+        </w:rPr>
+        <w:t xml:space="preserve">: </w:t>
+      </w:r>
+      <w:r>
+        <w:rPr>
+          <w:rFonts w:eastAsia="Microsoft YaHei"/>
+        </w:rPr>
+        <w:t xml:space="preserve">связь «один-ко-многим» (1:М), </w:t>
+      </w:r>
+      <w:r>
+        <w:rPr>
+          <w:rFonts w:eastAsia="Microsoft YaHei"/>
+        </w:rPr>
+        <w:t>о</w:t>
+      </w:r>
+      <w:r>
+        <w:rPr>
+          <w:rFonts w:eastAsia="Microsoft YaHei"/>
+        </w:rPr>
+        <w:t>дна встреча фиксирует ноль или более событий.</w:t>
       </w:r>
     </w:p>
     <w:p>
@@ -16284,6 +17173,24 @@
         <w:rPr>
           <w:rFonts w:eastAsia="Microsoft YaHei"/>
         </w:rPr>
+        <w:t>Сеанс видеовстречи → Отчёт по сеансу: связь «один-ко-многим» (1:М), отчёт привязан к конкретной встрече.</w:t>
+      </w:r>
+    </w:p>
+    <w:p>
+      <w:pPr>
+        <w:pStyle w:val="af9"/>
+        <w:numPr>
+          <w:ilvl w:val="0"/>
+          <w:numId w:val="22"/>
+        </w:numPr>
+        <w:rPr>
+          <w:rFonts w:eastAsia="Microsoft YaHei"/>
+        </w:rPr>
+      </w:pPr>
+      <w:r>
+        <w:rPr>
+          <w:rFonts w:eastAsia="Microsoft YaHei"/>
+        </w:rPr>
         <w:t>Сеанс видеовстречи → Сообщение чата: связь «один-ко-многим» (1:М), чат изолирован в пределах одной комнаты.</w:t>
       </w:r>
     </w:p>
@@ -16302,10 +17209,25 @@
     </w:p>
     <w:p>
       <w:pPr>
+        <w:spacing w:after="200"/>
+        <w:rPr>
+          <w:rFonts w:eastAsia="Microsoft YaHei"/>
+        </w:rPr>
+      </w:pPr>
+      <w:r>
+        <w:rPr>
+          <w:rFonts w:eastAsia="Microsoft YaHei"/>
+        </w:rPr>
+        <w:br w:type="page"/>
+      </w:r>
+    </w:p>
+    <w:p>
+      <w:pPr>
         <w:pStyle w:val="1"/>
       </w:pPr>
       <w:bookmarkStart w:id="18" w:name="_Toc228935205"/>
       <w:r>
+        <w:lastRenderedPageBreak/>
         <w:t>ОПИСАНИЕ ПРОГРАММНОГО КОМПЛЕКСА</w:t>
       </w:r>
       <w:bookmarkEnd w:id="18"/>
@@ -16320,14 +17242,7 @@
         <w:rPr>
           <w:rFonts w:ascii="Times New Roman" w:hAnsi="Times New Roman" w:cs="Times New Roman"/>
         </w:rPr>
-        <w:t xml:space="preserve">После проектирования системы, следующим этапом является разработка программного комплекса. В данной главе содержится подробное описание архитектуры программного комплекса, его содержание, модули и функциональные возможности. В том числе в главе представлена архитектура </w:t>
-      </w:r>
-      <w:r>
-        <w:rPr>
-          <w:rFonts w:ascii="Times New Roman" w:hAnsi="Times New Roman" w:cs="Times New Roman"/>
-        </w:rPr>
-        <w:lastRenderedPageBreak/>
-        <w:t>разработанных нейронных сетей, а также их интеграция в программный комплекс.</w:t>
+        <w:t>После проектирования системы, следующим этапом является разработка программного комплекса. В данной главе содержится подробное описание архитектуры программного комплекса, его содержание, модули и функциональные возможности. В том числе в главе представлена архитектура разработанных нейронных сетей, а также их интеграция в программный комплекс.</w:t>
       </w:r>
     </w:p>
     <w:p>
@@ -16345,7 +17260,7 @@
       </w:r>
     </w:p>
     <w:sectPr>
-      <w:footerReference w:type="default" r:id="rId13"/>
+      <w:footerReference w:type="default" r:id="rId14"/>
       <w:pgSz w:w="11906" w:h="16838"/>
       <w:pgMar w:top="1134" w:right="850" w:bottom="1134" w:left="1701" w:header="0" w:footer="680" w:gutter="0"/>
       <w:pgNumType w:start="1"/>
@@ -17118,15 +18033,15 @@
   <w:abstractNum w:abstractNumId="6" w15:restartNumberingAfterBreak="0">
     <w:nsid w:val="194C2FF6"/>
     <w:multiLevelType w:val="hybridMultilevel"/>
-    <w:tmpl w:val="FE5C976A"/>
-    <w:lvl w:ilvl="0" w:tplc="30D48E36">
+    <w:tmpl w:val="4C84CF9C"/>
+    <w:lvl w:ilvl="0" w:tplc="7D6E7280">
       <w:start w:val="1"/>
       <w:numFmt w:val="decimal"/>
       <w:suff w:val="space"/>
       <w:lvlText w:val="%1."/>
       <w:lvlJc w:val="left"/>
       <w:pPr>
-        <w:ind w:left="709" w:firstLine="0"/>
+        <w:ind w:left="1418" w:hanging="709"/>
       </w:pPr>
       <w:rPr>
         <w:rFonts w:hint="default"/>
@@ -17206,6 +18121,92 @@
     </w:lvl>
   </w:abstractNum>
   <w:abstractNum w:abstractNumId="7" w15:restartNumberingAfterBreak="0">
+    <w:nsid w:val="1A9924A7"/>
+    <w:multiLevelType w:val="hybridMultilevel"/>
+    <w:tmpl w:val="C0F64C6C"/>
+    <w:lvl w:ilvl="0" w:tplc="0419000F">
+      <w:start w:val="1"/>
+      <w:numFmt w:val="decimal"/>
+      <w:lvlText w:val="%1."/>
+      <w:lvlJc w:val="left"/>
+      <w:pPr>
+        <w:ind w:left="360" w:hanging="360"/>
+      </w:pPr>
+    </w:lvl>
+    <w:lvl w:ilvl="1" w:tplc="04190019" w:tentative="1">
+      <w:start w:val="1"/>
+      <w:numFmt w:val="lowerLetter"/>
+      <w:lvlText w:val="%2."/>
+      <w:lvlJc w:val="left"/>
+      <w:pPr>
+        <w:ind w:left="1080" w:hanging="360"/>
+      </w:pPr>
+    </w:lvl>
+    <w:lvl w:ilvl="2" w:tplc="0419001B" w:tentative="1">
+      <w:start w:val="1"/>
+      <w:numFmt w:val="lowerRoman"/>
+      <w:lvlText w:val="%3."/>
+      <w:lvlJc w:val="right"/>
+      <w:pPr>
+        <w:ind w:left="1800" w:hanging="180"/>
+      </w:pPr>
+    </w:lvl>
+    <w:lvl w:ilvl="3" w:tplc="0419000F" w:tentative="1">
+      <w:start w:val="1"/>
+      <w:numFmt w:val="decimal"/>
+      <w:lvlText w:val="%4."/>
+      <w:lvlJc w:val="left"/>
+      <w:pPr>
+        <w:ind w:left="2520" w:hanging="360"/>
+      </w:pPr>
+    </w:lvl>
+    <w:lvl w:ilvl="4" w:tplc="04190019" w:tentative="1">
+      <w:start w:val="1"/>
+      <w:numFmt w:val="lowerLetter"/>
+      <w:lvlText w:val="%5."/>
+      <w:lvlJc w:val="left"/>
+      <w:pPr>
+        <w:ind w:left="3240" w:hanging="360"/>
+      </w:pPr>
+    </w:lvl>
+    <w:lvl w:ilvl="5" w:tplc="0419001B" w:tentative="1">
+      <w:start w:val="1"/>
+      <w:numFmt w:val="lowerRoman"/>
+      <w:lvlText w:val="%6."/>
+      <w:lvlJc w:val="right"/>
+      <w:pPr>
+        <w:ind w:left="3960" w:hanging="180"/>
+      </w:pPr>
+    </w:lvl>
+    <w:lvl w:ilvl="6" w:tplc="0419000F" w:tentative="1">
+      <w:start w:val="1"/>
+      <w:numFmt w:val="decimal"/>
+      <w:lvlText w:val="%7."/>
+      <w:lvlJc w:val="left"/>
+      <w:pPr>
+        <w:ind w:left="4680" w:hanging="360"/>
+      </w:pPr>
+    </w:lvl>
+    <w:lvl w:ilvl="7" w:tplc="04190019" w:tentative="1">
+      <w:start w:val="1"/>
+      <w:numFmt w:val="lowerLetter"/>
+      <w:lvlText w:val="%8."/>
+      <w:lvlJc w:val="left"/>
+      <w:pPr>
+        <w:ind w:left="5400" w:hanging="360"/>
+      </w:pPr>
+    </w:lvl>
+    <w:lvl w:ilvl="8" w:tplc="0419001B" w:tentative="1">
+      <w:start w:val="1"/>
+      <w:numFmt w:val="lowerRoman"/>
+      <w:lvlText w:val="%9."/>
+      <w:lvlJc w:val="right"/>
+      <w:pPr>
+        <w:ind w:left="6120" w:hanging="180"/>
+      </w:pPr>
+    </w:lvl>
+  </w:abstractNum>
+  <w:abstractNum w:abstractNumId="8" w15:restartNumberingAfterBreak="0">
     <w:nsid w:val="1B9307C9"/>
     <w:multiLevelType w:val="hybridMultilevel"/>
     <w:tmpl w:val="A5B6CB28"/>
@@ -17294,7 +18295,7 @@
       </w:pPr>
     </w:lvl>
   </w:abstractNum>
-  <w:abstractNum w:abstractNumId="8" w15:restartNumberingAfterBreak="0">
+  <w:abstractNum w:abstractNumId="9" w15:restartNumberingAfterBreak="0">
     <w:nsid w:val="1C2F7648"/>
     <w:multiLevelType w:val="hybridMultilevel"/>
     <w:tmpl w:val="1DF468C0"/>
@@ -17383,18 +18384,18 @@
       </w:pPr>
     </w:lvl>
   </w:abstractNum>
-  <w:abstractNum w:abstractNumId="9" w15:restartNumberingAfterBreak="0">
+  <w:abstractNum w:abstractNumId="10" w15:restartNumberingAfterBreak="0">
     <w:nsid w:val="1E916992"/>
     <w:multiLevelType w:val="hybridMultilevel"/>
-    <w:tmpl w:val="FE5C976A"/>
-    <w:lvl w:ilvl="0" w:tplc="FFFFFFFF">
+    <w:tmpl w:val="6A7A481E"/>
+    <w:lvl w:ilvl="0" w:tplc="3F1C92AE">
       <w:start w:val="1"/>
       <w:numFmt w:val="decimal"/>
       <w:suff w:val="space"/>
       <w:lvlText w:val="%1."/>
       <w:lvlJc w:val="left"/>
       <w:pPr>
-        <w:ind w:left="709" w:firstLine="0"/>
+        <w:ind w:left="1418" w:hanging="709"/>
       </w:pPr>
       <w:rPr>
         <w:rFonts w:hint="default"/>
@@ -17473,7 +18474,96 @@
       </w:pPr>
     </w:lvl>
   </w:abstractNum>
-  <w:abstractNum w:abstractNumId="10" w15:restartNumberingAfterBreak="0">
+  <w:abstractNum w:abstractNumId="11" w15:restartNumberingAfterBreak="0">
+    <w:nsid w:val="215274D1"/>
+    <w:multiLevelType w:val="hybridMultilevel"/>
+    <w:tmpl w:val="E9589322"/>
+    <w:lvl w:ilvl="0" w:tplc="60541490">
+      <w:start w:val="1"/>
+      <w:numFmt w:val="decimal"/>
+      <w:lvlText w:val="%1."/>
+      <w:lvlJc w:val="left"/>
+      <w:pPr>
+        <w:ind w:left="709" w:firstLine="0"/>
+      </w:pPr>
+      <w:rPr>
+        <w:rFonts w:hint="default"/>
+      </w:rPr>
+    </w:lvl>
+    <w:lvl w:ilvl="1" w:tplc="04190019" w:tentative="1">
+      <w:start w:val="1"/>
+      <w:numFmt w:val="lowerLetter"/>
+      <w:lvlText w:val="%2."/>
+      <w:lvlJc w:val="left"/>
+      <w:pPr>
+        <w:ind w:left="1440" w:hanging="360"/>
+      </w:pPr>
+    </w:lvl>
+    <w:lvl w:ilvl="2" w:tplc="0419001B" w:tentative="1">
+      <w:start w:val="1"/>
+      <w:numFmt w:val="lowerRoman"/>
+      <w:lvlText w:val="%3."/>
+      <w:lvlJc w:val="right"/>
+      <w:pPr>
+        <w:ind w:left="2160" w:hanging="180"/>
+      </w:pPr>
+    </w:lvl>
+    <w:lvl w:ilvl="3" w:tplc="0419000F" w:tentative="1">
+      <w:start w:val="1"/>
+      <w:numFmt w:val="decimal"/>
+      <w:lvlText w:val="%4."/>
+      <w:lvlJc w:val="left"/>
+      <w:pPr>
+        <w:ind w:left="2880" w:hanging="360"/>
+      </w:pPr>
+    </w:lvl>
+    <w:lvl w:ilvl="4" w:tplc="04190019" w:tentative="1">
+      <w:start w:val="1"/>
+      <w:numFmt w:val="lowerLetter"/>
+      <w:lvlText w:val="%5."/>
+      <w:lvlJc w:val="left"/>
+      <w:pPr>
+        <w:ind w:left="3600" w:hanging="360"/>
+      </w:pPr>
+    </w:lvl>
+    <w:lvl w:ilvl="5" w:tplc="0419001B" w:tentative="1">
+      <w:start w:val="1"/>
+      <w:numFmt w:val="lowerRoman"/>
+      <w:lvlText w:val="%6."/>
+      <w:lvlJc w:val="right"/>
+      <w:pPr>
+        <w:ind w:left="4320" w:hanging="180"/>
+      </w:pPr>
+    </w:lvl>
+    <w:lvl w:ilvl="6" w:tplc="0419000F" w:tentative="1">
+      <w:start w:val="1"/>
+      <w:numFmt w:val="decimal"/>
+      <w:lvlText w:val="%7."/>
+      <w:lvlJc w:val="left"/>
+      <w:pPr>
+        <w:ind w:left="5040" w:hanging="360"/>
+      </w:pPr>
+    </w:lvl>
+    <w:lvl w:ilvl="7" w:tplc="04190019" w:tentative="1">
+      <w:start w:val="1"/>
+      <w:numFmt w:val="lowerLetter"/>
+      <w:lvlText w:val="%8."/>
+      <w:lvlJc w:val="left"/>
+      <w:pPr>
+        <w:ind w:left="5760" w:hanging="360"/>
+      </w:pPr>
+    </w:lvl>
+    <w:lvl w:ilvl="8" w:tplc="0419001B" w:tentative="1">
+      <w:start w:val="1"/>
+      <w:numFmt w:val="lowerRoman"/>
+      <w:lvlText w:val="%9."/>
+      <w:lvlJc w:val="right"/>
+      <w:pPr>
+        <w:ind w:left="6480" w:hanging="180"/>
+      </w:pPr>
+    </w:lvl>
+  </w:abstractNum>
+  <w:abstractNum w:abstractNumId="12" w15:restartNumberingAfterBreak="0">
     <w:nsid w:val="22BD5AA7"/>
     <w:multiLevelType w:val="multilevel"/>
     <w:tmpl w:val="E3C234EC"/>
@@ -17586,7 +18676,7 @@
       </w:pPr>
     </w:lvl>
   </w:abstractNum>
-  <w:abstractNum w:abstractNumId="11" w15:restartNumberingAfterBreak="0">
+  <w:abstractNum w:abstractNumId="13" w15:restartNumberingAfterBreak="0">
     <w:nsid w:val="24993B8E"/>
     <w:multiLevelType w:val="hybridMultilevel"/>
     <w:tmpl w:val="A39AD954"/>
@@ -17676,7 +18766,7 @@
       </w:pPr>
     </w:lvl>
   </w:abstractNum>
-  <w:abstractNum w:abstractNumId="12" w15:restartNumberingAfterBreak="0">
+  <w:abstractNum w:abstractNumId="14" w15:restartNumberingAfterBreak="0">
     <w:nsid w:val="27C84AAF"/>
     <w:multiLevelType w:val="hybridMultilevel"/>
     <w:tmpl w:val="D5C6C81E"/>
@@ -17789,7 +18879,97 @@
       </w:rPr>
     </w:lvl>
   </w:abstractNum>
-  <w:abstractNum w:abstractNumId="13" w15:restartNumberingAfterBreak="0">
+  <w:abstractNum w:abstractNumId="15" w15:restartNumberingAfterBreak="0">
+    <w:nsid w:val="2A3C7AA5"/>
+    <w:multiLevelType w:val="hybridMultilevel"/>
+    <w:tmpl w:val="28828064"/>
+    <w:lvl w:ilvl="0" w:tplc="FFFFFFFF">
+      <w:start w:val="1"/>
+      <w:numFmt w:val="decimal"/>
+      <w:suff w:val="space"/>
+      <w:lvlText w:val="%1."/>
+      <w:lvlJc w:val="left"/>
+      <w:pPr>
+        <w:ind w:left="709" w:firstLine="0"/>
+      </w:pPr>
+      <w:rPr>
+        <w:rFonts w:hint="default"/>
+      </w:rPr>
+    </w:lvl>
+    <w:lvl w:ilvl="1" w:tplc="FFFFFFFF" w:tentative="1">
+      <w:start w:val="1"/>
+      <w:numFmt w:val="lowerLetter"/>
+      <w:lvlText w:val="%2."/>
+      <w:lvlJc w:val="left"/>
+      <w:pPr>
+        <w:ind w:left="2149" w:hanging="360"/>
+      </w:pPr>
+    </w:lvl>
+    <w:lvl w:ilvl="2" w:tplc="FFFFFFFF" w:tentative="1">
+      <w:start w:val="1"/>
+      <w:numFmt w:val="lowerRoman"/>
+      <w:lvlText w:val="%3."/>
+      <w:lvlJc w:val="right"/>
+      <w:pPr>
+        <w:ind w:left="2869" w:hanging="180"/>
+      </w:pPr>
+    </w:lvl>
+    <w:lvl w:ilvl="3" w:tplc="FFFFFFFF" w:tentative="1">
+      <w:start w:val="1"/>
+      <w:numFmt w:val="decimal"/>
+      <w:lvlText w:val="%4."/>
+      <w:lvlJc w:val="left"/>
+      <w:pPr>
+        <w:ind w:left="3589" w:hanging="360"/>
+      </w:pPr>
+    </w:lvl>
+    <w:lvl w:ilvl="4" w:tplc="FFFFFFFF" w:tentative="1">
+      <w:start w:val="1"/>
+      <w:numFmt w:val="lowerLetter"/>
+      <w:lvlText w:val="%5."/>
+      <w:lvlJc w:val="left"/>
+      <w:pPr>
+        <w:ind w:left="4309" w:hanging="360"/>
+      </w:pPr>
+    </w:lvl>
+    <w:lvl w:ilvl="5" w:tplc="FFFFFFFF" w:tentative="1">
+      <w:start w:val="1"/>
+      <w:numFmt w:val="lowerRoman"/>
+      <w:lvlText w:val="%6."/>
+      <w:lvlJc w:val="right"/>
+      <w:pPr>
+        <w:ind w:left="5029" w:hanging="180"/>
+      </w:pPr>
+    </w:lvl>
+    <w:lvl w:ilvl="6" w:tplc="FFFFFFFF" w:tentative="1">
+      <w:start w:val="1"/>
+      <w:numFmt w:val="decimal"/>
+      <w:lvlText w:val="%7."/>
+      <w:lvlJc w:val="left"/>
+      <w:pPr>
+        <w:ind w:left="5749" w:hanging="360"/>
+      </w:pPr>
+    </w:lvl>
+    <w:lvl w:ilvl="7" w:tplc="FFFFFFFF" w:tentative="1">
+      <w:start w:val="1"/>
+      <w:numFmt w:val="lowerLetter"/>
+      <w:lvlText w:val="%8."/>
+      <w:lvlJc w:val="left"/>
+      <w:pPr>
+        <w:ind w:left="6469" w:hanging="360"/>
+      </w:pPr>
+    </w:lvl>
+    <w:lvl w:ilvl="8" w:tplc="FFFFFFFF" w:tentative="1">
+      <w:start w:val="1"/>
+      <w:numFmt w:val="lowerRoman"/>
+      <w:lvlText w:val="%9."/>
+      <w:lvlJc w:val="right"/>
+      <w:pPr>
+        <w:ind w:left="7189" w:hanging="180"/>
+      </w:pPr>
+    </w:lvl>
+  </w:abstractNum>
+  <w:abstractNum w:abstractNumId="16" w15:restartNumberingAfterBreak="0">
     <w:nsid w:val="2AEA116D"/>
     <w:multiLevelType w:val="multilevel"/>
     <w:tmpl w:val="8AF2F4F6"/>
@@ -17902,7 +19082,7 @@
       </w:pPr>
     </w:lvl>
   </w:abstractNum>
-  <w:abstractNum w:abstractNumId="14" w15:restartNumberingAfterBreak="0">
+  <w:abstractNum w:abstractNumId="17" w15:restartNumberingAfterBreak="0">
     <w:nsid w:val="2FBC062F"/>
     <w:multiLevelType w:val="multilevel"/>
     <w:tmpl w:val="D33669DA"/>
@@ -18015,7 +19195,7 @@
       </w:pPr>
     </w:lvl>
   </w:abstractNum>
-  <w:abstractNum w:abstractNumId="15" w15:restartNumberingAfterBreak="0">
+  <w:abstractNum w:abstractNumId="18" w15:restartNumberingAfterBreak="0">
     <w:nsid w:val="334E77D0"/>
     <w:multiLevelType w:val="multilevel"/>
     <w:tmpl w:val="CB68F45A"/>
@@ -18130,7 +19310,7 @@
       </w:rPr>
     </w:lvl>
   </w:abstractNum>
-  <w:abstractNum w:abstractNumId="16" w15:restartNumberingAfterBreak="0">
+  <w:abstractNum w:abstractNumId="19" w15:restartNumberingAfterBreak="0">
     <w:nsid w:val="342079CB"/>
     <w:multiLevelType w:val="multilevel"/>
     <w:tmpl w:val="56F2FC14"/>
@@ -18243,7 +19423,7 @@
       </w:pPr>
     </w:lvl>
   </w:abstractNum>
-  <w:abstractNum w:abstractNumId="17" w15:restartNumberingAfterBreak="0">
+  <w:abstractNum w:abstractNumId="20" w15:restartNumberingAfterBreak="0">
     <w:nsid w:val="34B00A88"/>
     <w:multiLevelType w:val="hybridMultilevel"/>
     <w:tmpl w:val="57442644"/>
@@ -18356,7 +19536,7 @@
       </w:rPr>
     </w:lvl>
   </w:abstractNum>
-  <w:abstractNum w:abstractNumId="18" w15:restartNumberingAfterBreak="0">
+  <w:abstractNum w:abstractNumId="21" w15:restartNumberingAfterBreak="0">
     <w:nsid w:val="36AE75DB"/>
     <w:multiLevelType w:val="hybridMultilevel"/>
     <w:tmpl w:val="2C8EA3DC"/>
@@ -18442,10 +19622,10 @@
       </w:pPr>
     </w:lvl>
   </w:abstractNum>
-  <w:abstractNum w:abstractNumId="19" w15:restartNumberingAfterBreak="0">
+  <w:abstractNum w:abstractNumId="22" w15:restartNumberingAfterBreak="0">
     <w:nsid w:val="3A4C2D28"/>
     <w:multiLevelType w:val="hybridMultilevel"/>
-    <w:tmpl w:val="B0E4BB02"/>
+    <w:tmpl w:val="7C565BBE"/>
     <w:lvl w:ilvl="0" w:tplc="C0C8596C">
       <w:start w:val="1"/>
       <w:numFmt w:val="decimal"/>
@@ -18532,7 +19712,7 @@
       </w:pPr>
     </w:lvl>
   </w:abstractNum>
-  <w:abstractNum w:abstractNumId="20" w15:restartNumberingAfterBreak="0">
+  <w:abstractNum w:abstractNumId="23" w15:restartNumberingAfterBreak="0">
     <w:nsid w:val="3AFF047E"/>
     <w:multiLevelType w:val="multilevel"/>
     <w:tmpl w:val="7E32A928"/>
@@ -18649,7 +19829,7 @@
       </w:rPr>
     </w:lvl>
   </w:abstractNum>
-  <w:abstractNum w:abstractNumId="21" w15:restartNumberingAfterBreak="0">
+  <w:abstractNum w:abstractNumId="24" w15:restartNumberingAfterBreak="0">
     <w:nsid w:val="3BC07845"/>
     <w:multiLevelType w:val="hybridMultilevel"/>
     <w:tmpl w:val="813094C0"/>
@@ -18762,7 +19942,7 @@
       </w:rPr>
     </w:lvl>
   </w:abstractNum>
-  <w:abstractNum w:abstractNumId="22" w15:restartNumberingAfterBreak="0">
+  <w:abstractNum w:abstractNumId="25" w15:restartNumberingAfterBreak="0">
     <w:nsid w:val="3F6B25A6"/>
     <w:multiLevelType w:val="hybridMultilevel"/>
     <w:tmpl w:val="4F865DBC"/>
@@ -18852,10 +20032,10 @@
       </w:pPr>
     </w:lvl>
   </w:abstractNum>
-  <w:abstractNum w:abstractNumId="23" w15:restartNumberingAfterBreak="0">
+  <w:abstractNum w:abstractNumId="26" w15:restartNumberingAfterBreak="0">
     <w:nsid w:val="410653CC"/>
     <w:multiLevelType w:val="hybridMultilevel"/>
-    <w:tmpl w:val="1950633E"/>
+    <w:tmpl w:val="721E8B9E"/>
     <w:lvl w:ilvl="0" w:tplc="CC405F0E">
       <w:start w:val="1"/>
       <w:numFmt w:val="bullet"/>
@@ -18966,7 +20146,7 @@
       </w:rPr>
     </w:lvl>
   </w:abstractNum>
-  <w:abstractNum w:abstractNumId="24" w15:restartNumberingAfterBreak="0">
+  <w:abstractNum w:abstractNumId="27" w15:restartNumberingAfterBreak="0">
     <w:nsid w:val="41383F0B"/>
     <w:multiLevelType w:val="hybridMultilevel"/>
     <w:tmpl w:val="6F8E28A8"/>
@@ -19056,7 +20236,7 @@
       </w:pPr>
     </w:lvl>
   </w:abstractNum>
-  <w:abstractNum w:abstractNumId="25" w15:restartNumberingAfterBreak="0">
+  <w:abstractNum w:abstractNumId="28" w15:restartNumberingAfterBreak="0">
     <w:nsid w:val="46B24AF4"/>
     <w:multiLevelType w:val="hybridMultilevel"/>
     <w:tmpl w:val="4FD4D9F4"/>
@@ -19169,7 +20349,7 @@
       </w:rPr>
     </w:lvl>
   </w:abstractNum>
-  <w:abstractNum w:abstractNumId="26" w15:restartNumberingAfterBreak="0">
+  <w:abstractNum w:abstractNumId="29" w15:restartNumberingAfterBreak="0">
     <w:nsid w:val="471B23F2"/>
     <w:multiLevelType w:val="multilevel"/>
     <w:tmpl w:val="5060C25E"/>
@@ -19282,7 +20462,7 @@
       </w:pPr>
     </w:lvl>
   </w:abstractNum>
-  <w:abstractNum w:abstractNumId="27" w15:restartNumberingAfterBreak="0">
+  <w:abstractNum w:abstractNumId="30" w15:restartNumberingAfterBreak="0">
     <w:nsid w:val="4A7824FA"/>
     <w:multiLevelType w:val="multilevel"/>
     <w:tmpl w:val="89C4BBDC"/>
@@ -19395,7 +20575,390 @@
       </w:pPr>
     </w:lvl>
   </w:abstractNum>
-  <w:abstractNum w:abstractNumId="28" w15:restartNumberingAfterBreak="0">
+  <w:abstractNum w:abstractNumId="31" w15:restartNumberingAfterBreak="0">
+    <w:nsid w:val="4D947962"/>
+    <w:multiLevelType w:val="hybridMultilevel"/>
+    <w:tmpl w:val="DE981B10"/>
+    <w:lvl w:ilvl="0" w:tplc="04190001">
+      <w:start w:val="1"/>
+      <w:numFmt w:val="bullet"/>
+      <w:lvlText w:val=""/>
+      <w:lvlJc w:val="left"/>
+      <w:pPr>
+        <w:ind w:left="1429" w:hanging="360"/>
+      </w:pPr>
+      <w:rPr>
+        <w:rFonts w:ascii="Symbol" w:hAnsi="Symbol" w:hint="default"/>
+      </w:rPr>
+    </w:lvl>
+    <w:lvl w:ilvl="1" w:tplc="04190003" w:tentative="1">
+      <w:start w:val="1"/>
+      <w:numFmt w:val="bullet"/>
+      <w:lvlText w:val="o"/>
+      <w:lvlJc w:val="left"/>
+      <w:pPr>
+        <w:ind w:left="2149" w:hanging="360"/>
+      </w:pPr>
+      <w:rPr>
+        <w:rFonts w:ascii="Courier New" w:hAnsi="Courier New" w:cs="Courier New" w:hint="default"/>
+      </w:rPr>
+    </w:lvl>
+    <w:lvl w:ilvl="2" w:tplc="04190005" w:tentative="1">
+      <w:start w:val="1"/>
+      <w:numFmt w:val="bullet"/>
+      <w:lvlText w:val=""/>
+      <w:lvlJc w:val="left"/>
+      <w:pPr>
+        <w:ind w:left="2869" w:hanging="360"/>
+      </w:pPr>
+      <w:rPr>
+        <w:rFonts w:ascii="Wingdings" w:hAnsi="Wingdings" w:hint="default"/>
+      </w:rPr>
+    </w:lvl>
+    <w:lvl w:ilvl="3" w:tplc="04190001" w:tentative="1">
+      <w:start w:val="1"/>
+      <w:numFmt w:val="bullet"/>
+      <w:lvlText w:val=""/>
+      <w:lvlJc w:val="left"/>
+      <w:pPr>
+        <w:ind w:left="3589" w:hanging="360"/>
+      </w:pPr>
+      <w:rPr>
+        <w:rFonts w:ascii="Symbol" w:hAnsi="Symbol" w:hint="default"/>
+      </w:rPr>
+    </w:lvl>
+    <w:lvl w:ilvl="4" w:tplc="04190003" w:tentative="1">
+      <w:start w:val="1"/>
+      <w:numFmt w:val="bullet"/>
+      <w:lvlText w:val="o"/>
+      <w:lvlJc w:val="left"/>
+      <w:pPr>
+        <w:ind w:left="4309" w:hanging="360"/>
+      </w:pPr>
+      <w:rPr>
+        <w:rFonts w:ascii="Courier New" w:hAnsi="Courier New" w:cs="Courier New" w:hint="default"/>
+      </w:rPr>
+    </w:lvl>
+    <w:lvl w:ilvl="5" w:tplc="04190005" w:tentative="1">
+      <w:start w:val="1"/>
+      <w:numFmt w:val="bullet"/>
+      <w:lvlText w:val=""/>
+      <w:lvlJc w:val="left"/>
+      <w:pPr>
+        <w:ind w:left="5029" w:hanging="360"/>
+      </w:pPr>
+      <w:rPr>
+        <w:rFonts w:ascii="Wingdings" w:hAnsi="Wingdings" w:hint="default"/>
+      </w:rPr>
+    </w:lvl>
+    <w:lvl w:ilvl="6" w:tplc="04190001" w:tentative="1">
+      <w:start w:val="1"/>
+      <w:numFmt w:val="bullet"/>
+      <w:lvlText w:val=""/>
+      <w:lvlJc w:val="left"/>
+      <w:pPr>
+        <w:ind w:left="5749" w:hanging="360"/>
+      </w:pPr>
+      <w:rPr>
+        <w:rFonts w:ascii="Symbol" w:hAnsi="Symbol" w:hint="default"/>
+      </w:rPr>
+    </w:lvl>
+    <w:lvl w:ilvl="7" w:tplc="04190003" w:tentative="1">
+      <w:start w:val="1"/>
+      <w:numFmt w:val="bullet"/>
+      <w:lvlText w:val="o"/>
+      <w:lvlJc w:val="left"/>
+      <w:pPr>
+        <w:ind w:left="6469" w:hanging="360"/>
+      </w:pPr>
+      <w:rPr>
+        <w:rFonts w:ascii="Courier New" w:hAnsi="Courier New" w:cs="Courier New" w:hint="default"/>
+      </w:rPr>
+    </w:lvl>
+    <w:lvl w:ilvl="8" w:tplc="04190005" w:tentative="1">
+      <w:start w:val="1"/>
+      <w:numFmt w:val="bullet"/>
+      <w:lvlText w:val=""/>
+      <w:lvlJc w:val="left"/>
+      <w:pPr>
+        <w:ind w:left="7189" w:hanging="360"/>
+      </w:pPr>
+      <w:rPr>
+        <w:rFonts w:ascii="Wingdings" w:hAnsi="Wingdings" w:hint="default"/>
+      </w:rPr>
+    </w:lvl>
+  </w:abstractNum>
+  <w:abstractNum w:abstractNumId="32" w15:restartNumberingAfterBreak="0">
+    <w:nsid w:val="4E6D6FC0"/>
+    <w:multiLevelType w:val="hybridMultilevel"/>
+    <w:tmpl w:val="6A7A481E"/>
+    <w:lvl w:ilvl="0" w:tplc="FFFFFFFF">
+      <w:start w:val="1"/>
+      <w:numFmt w:val="decimal"/>
+      <w:suff w:val="space"/>
+      <w:lvlText w:val="%1."/>
+      <w:lvlJc w:val="left"/>
+      <w:pPr>
+        <w:ind w:left="1418" w:hanging="709"/>
+      </w:pPr>
+      <w:rPr>
+        <w:rFonts w:hint="default"/>
+      </w:rPr>
+    </w:lvl>
+    <w:lvl w:ilvl="1" w:tplc="FFFFFFFF" w:tentative="1">
+      <w:start w:val="1"/>
+      <w:numFmt w:val="lowerLetter"/>
+      <w:lvlText w:val="%2."/>
+      <w:lvlJc w:val="left"/>
+      <w:pPr>
+        <w:ind w:left="2149" w:hanging="360"/>
+      </w:pPr>
+    </w:lvl>
+    <w:lvl w:ilvl="2" w:tplc="FFFFFFFF" w:tentative="1">
+      <w:start w:val="1"/>
+      <w:numFmt w:val="lowerRoman"/>
+      <w:lvlText w:val="%3."/>
+      <w:lvlJc w:val="right"/>
+      <w:pPr>
+        <w:ind w:left="2869" w:hanging="180"/>
+      </w:pPr>
+    </w:lvl>
+    <w:lvl w:ilvl="3" w:tplc="FFFFFFFF" w:tentative="1">
+      <w:start w:val="1"/>
+      <w:numFmt w:val="decimal"/>
+      <w:lvlText w:val="%4."/>
+      <w:lvlJc w:val="left"/>
+      <w:pPr>
+        <w:ind w:left="3589" w:hanging="360"/>
+      </w:pPr>
+    </w:lvl>
+    <w:lvl w:ilvl="4" w:tplc="FFFFFFFF" w:tentative="1">
+      <w:start w:val="1"/>
+      <w:numFmt w:val="lowerLetter"/>
+      <w:lvlText w:val="%5."/>
+      <w:lvlJc w:val="left"/>
+      <w:pPr>
+        <w:ind w:left="4309" w:hanging="360"/>
+      </w:pPr>
+    </w:lvl>
+    <w:lvl w:ilvl="5" w:tplc="FFFFFFFF" w:tentative="1">
+      <w:start w:val="1"/>
+      <w:numFmt w:val="lowerRoman"/>
+      <w:lvlText w:val="%6."/>
+      <w:lvlJc w:val="right"/>
+      <w:pPr>
+        <w:ind w:left="5029" w:hanging="180"/>
+      </w:pPr>
+    </w:lvl>
+    <w:lvl w:ilvl="6" w:tplc="FFFFFFFF" w:tentative="1">
+      <w:start w:val="1"/>
+      <w:numFmt w:val="decimal"/>
+      <w:lvlText w:val="%7."/>
+      <w:lvlJc w:val="left"/>
+      <w:pPr>
+        <w:ind w:left="5749" w:hanging="360"/>
+      </w:pPr>
+    </w:lvl>
+    <w:lvl w:ilvl="7" w:tplc="FFFFFFFF" w:tentative="1">
+      <w:start w:val="1"/>
+      <w:numFmt w:val="lowerLetter"/>
+      <w:lvlText w:val="%8."/>
+      <w:lvlJc w:val="left"/>
+      <w:pPr>
+        <w:ind w:left="6469" w:hanging="360"/>
+      </w:pPr>
+    </w:lvl>
+    <w:lvl w:ilvl="8" w:tplc="FFFFFFFF" w:tentative="1">
+      <w:start w:val="1"/>
+      <w:numFmt w:val="lowerRoman"/>
+      <w:lvlText w:val="%9."/>
+      <w:lvlJc w:val="right"/>
+      <w:pPr>
+        <w:ind w:left="7189" w:hanging="180"/>
+      </w:pPr>
+    </w:lvl>
+  </w:abstractNum>
+  <w:abstractNum w:abstractNumId="33" w15:restartNumberingAfterBreak="0">
+    <w:nsid w:val="53035A52"/>
+    <w:multiLevelType w:val="hybridMultilevel"/>
+    <w:tmpl w:val="4C84CF9C"/>
+    <w:lvl w:ilvl="0" w:tplc="FFFFFFFF">
+      <w:start w:val="1"/>
+      <w:numFmt w:val="decimal"/>
+      <w:suff w:val="space"/>
+      <w:lvlText w:val="%1."/>
+      <w:lvlJc w:val="left"/>
+      <w:pPr>
+        <w:ind w:left="1418" w:hanging="709"/>
+      </w:pPr>
+      <w:rPr>
+        <w:rFonts w:hint="default"/>
+      </w:rPr>
+    </w:lvl>
+    <w:lvl w:ilvl="1" w:tplc="FFFFFFFF" w:tentative="1">
+      <w:start w:val="1"/>
+      <w:numFmt w:val="lowerLetter"/>
+      <w:lvlText w:val="%2."/>
+      <w:lvlJc w:val="left"/>
+      <w:pPr>
+        <w:ind w:left="2149" w:hanging="360"/>
+      </w:pPr>
+    </w:lvl>
+    <w:lvl w:ilvl="2" w:tplc="FFFFFFFF" w:tentative="1">
+      <w:start w:val="1"/>
+      <w:numFmt w:val="lowerRoman"/>
+      <w:lvlText w:val="%3."/>
+      <w:lvlJc w:val="right"/>
+      <w:pPr>
+        <w:ind w:left="2869" w:hanging="180"/>
+      </w:pPr>
+    </w:lvl>
+    <w:lvl w:ilvl="3" w:tplc="FFFFFFFF" w:tentative="1">
+      <w:start w:val="1"/>
+      <w:numFmt w:val="decimal"/>
+      <w:lvlText w:val="%4."/>
+      <w:lvlJc w:val="left"/>
+      <w:pPr>
+        <w:ind w:left="3589" w:hanging="360"/>
+      </w:pPr>
+    </w:lvl>
+    <w:lvl w:ilvl="4" w:tplc="FFFFFFFF" w:tentative="1">
+      <w:start w:val="1"/>
+      <w:numFmt w:val="lowerLetter"/>
+      <w:lvlText w:val="%5."/>
+      <w:lvlJc w:val="left"/>
+      <w:pPr>
+        <w:ind w:left="4309" w:hanging="360"/>
+      </w:pPr>
+    </w:lvl>
+    <w:lvl w:ilvl="5" w:tplc="FFFFFFFF" w:tentative="1">
+      <w:start w:val="1"/>
+      <w:numFmt w:val="lowerRoman"/>
+      <w:lvlText w:val="%6."/>
+      <w:lvlJc w:val="right"/>
+      <w:pPr>
+        <w:ind w:left="5029" w:hanging="180"/>
+      </w:pPr>
+    </w:lvl>
+    <w:lvl w:ilvl="6" w:tplc="FFFFFFFF" w:tentative="1">
+      <w:start w:val="1"/>
+      <w:numFmt w:val="decimal"/>
+      <w:lvlText w:val="%7."/>
+      <w:lvlJc w:val="left"/>
+      <w:pPr>
+        <w:ind w:left="5749" w:hanging="360"/>
+      </w:pPr>
+    </w:lvl>
+    <w:lvl w:ilvl="7" w:tplc="FFFFFFFF" w:tentative="1">
+      <w:start w:val="1"/>
+      <w:numFmt w:val="lowerLetter"/>
+      <w:lvlText w:val="%8."/>
+      <w:lvlJc w:val="left"/>
+      <w:pPr>
+        <w:ind w:left="6469" w:hanging="360"/>
+      </w:pPr>
+    </w:lvl>
+    <w:lvl w:ilvl="8" w:tplc="FFFFFFFF" w:tentative="1">
+      <w:start w:val="1"/>
+      <w:numFmt w:val="lowerRoman"/>
+      <w:lvlText w:val="%9."/>
+      <w:lvlJc w:val="right"/>
+      <w:pPr>
+        <w:ind w:left="7189" w:hanging="180"/>
+      </w:pPr>
+    </w:lvl>
+  </w:abstractNum>
+  <w:abstractNum w:abstractNumId="34" w15:restartNumberingAfterBreak="0">
+    <w:nsid w:val="53C72DB7"/>
+    <w:multiLevelType w:val="hybridMultilevel"/>
+    <w:tmpl w:val="0770C53A"/>
+    <w:lvl w:ilvl="0" w:tplc="44E0CB18">
+      <w:start w:val="1"/>
+      <w:numFmt w:val="decimal"/>
+      <w:suff w:val="space"/>
+      <w:lvlText w:val="%1."/>
+      <w:lvlJc w:val="left"/>
+      <w:pPr>
+        <w:ind w:left="709" w:firstLine="0"/>
+      </w:pPr>
+      <w:rPr>
+        <w:rFonts w:hint="default"/>
+      </w:rPr>
+    </w:lvl>
+    <w:lvl w:ilvl="1" w:tplc="04190019" w:tentative="1">
+      <w:start w:val="1"/>
+      <w:numFmt w:val="lowerLetter"/>
+      <w:lvlText w:val="%2."/>
+      <w:lvlJc w:val="left"/>
+      <w:pPr>
+        <w:ind w:left="2858" w:hanging="360"/>
+      </w:pPr>
+    </w:lvl>
+    <w:lvl w:ilvl="2" w:tplc="0419001B" w:tentative="1">
+      <w:start w:val="1"/>
+      <w:numFmt w:val="lowerRoman"/>
+      <w:lvlText w:val="%3."/>
+      <w:lvlJc w:val="right"/>
+      <w:pPr>
+        <w:ind w:left="3578" w:hanging="180"/>
+      </w:pPr>
+    </w:lvl>
+    <w:lvl w:ilvl="3" w:tplc="0419000F" w:tentative="1">
+      <w:start w:val="1"/>
+      <w:numFmt w:val="decimal"/>
+      <w:lvlText w:val="%4."/>
+      <w:lvlJc w:val="left"/>
+      <w:pPr>
+        <w:ind w:left="4298" w:hanging="360"/>
+      </w:pPr>
+    </w:lvl>
+    <w:lvl w:ilvl="4" w:tplc="04190019" w:tentative="1">
+      <w:start w:val="1"/>
+      <w:numFmt w:val="lowerLetter"/>
+      <w:lvlText w:val="%5."/>
+      <w:lvlJc w:val="left"/>
+      <w:pPr>
+        <w:ind w:left="5018" w:hanging="360"/>
+      </w:pPr>
+    </w:lvl>
+    <w:lvl w:ilvl="5" w:tplc="0419001B" w:tentative="1">
+      <w:start w:val="1"/>
+      <w:numFmt w:val="lowerRoman"/>
+      <w:lvlText w:val="%6."/>
+      <w:lvlJc w:val="right"/>
+      <w:pPr>
+        <w:ind w:left="5738" w:hanging="180"/>
+      </w:pPr>
+    </w:lvl>
+    <w:lvl w:ilvl="6" w:tplc="0419000F" w:tentative="1">
+      <w:start w:val="1"/>
+      <w:numFmt w:val="decimal"/>
+      <w:lvlText w:val="%7."/>
+      <w:lvlJc w:val="left"/>
+      <w:pPr>
+        <w:ind w:left="6458" w:hanging="360"/>
+      </w:pPr>
+    </w:lvl>
+    <w:lvl w:ilvl="7" w:tplc="04190019" w:tentative="1">
+      <w:start w:val="1"/>
+      <w:numFmt w:val="lowerLetter"/>
+      <w:lvlText w:val="%8."/>
+      <w:lvlJc w:val="left"/>
+      <w:pPr>
+        <w:ind w:left="7178" w:hanging="360"/>
+      </w:pPr>
+    </w:lvl>
+    <w:lvl w:ilvl="8" w:tplc="0419001B" w:tentative="1">
+      <w:start w:val="1"/>
+      <w:numFmt w:val="lowerRoman"/>
+      <w:lvlText w:val="%9."/>
+      <w:lvlJc w:val="right"/>
+      <w:pPr>
+        <w:ind w:left="7898" w:hanging="180"/>
+      </w:pPr>
+    </w:lvl>
+  </w:abstractNum>
+  <w:abstractNum w:abstractNumId="35" w15:restartNumberingAfterBreak="0">
     <w:nsid w:val="55590DE9"/>
     <w:multiLevelType w:val="hybridMultilevel"/>
     <w:tmpl w:val="95820316"/>
@@ -19484,7 +21047,7 @@
       </w:pPr>
     </w:lvl>
   </w:abstractNum>
-  <w:abstractNum w:abstractNumId="29" w15:restartNumberingAfterBreak="0">
+  <w:abstractNum w:abstractNumId="36" w15:restartNumberingAfterBreak="0">
     <w:nsid w:val="589A6694"/>
     <w:multiLevelType w:val="multilevel"/>
     <w:tmpl w:val="EB26BFFA"/>
@@ -19597,7 +21160,7 @@
       </w:pPr>
     </w:lvl>
   </w:abstractNum>
-  <w:abstractNum w:abstractNumId="30" w15:restartNumberingAfterBreak="0">
+  <w:abstractNum w:abstractNumId="37" w15:restartNumberingAfterBreak="0">
     <w:nsid w:val="615E2921"/>
     <w:multiLevelType w:val="hybridMultilevel"/>
     <w:tmpl w:val="0FF44DBA"/>
@@ -19710,7 +21273,7 @@
       </w:rPr>
     </w:lvl>
   </w:abstractNum>
-  <w:abstractNum w:abstractNumId="31" w15:restartNumberingAfterBreak="0">
+  <w:abstractNum w:abstractNumId="38" w15:restartNumberingAfterBreak="0">
     <w:nsid w:val="72167CF5"/>
     <w:multiLevelType w:val="hybridMultilevel"/>
     <w:tmpl w:val="2F6A3F24"/>
@@ -19800,7 +21363,7 @@
       </w:pPr>
     </w:lvl>
   </w:abstractNum>
-  <w:abstractNum w:abstractNumId="32" w15:restartNumberingAfterBreak="0">
+  <w:abstractNum w:abstractNumId="39" w15:restartNumberingAfterBreak="0">
     <w:nsid w:val="72172061"/>
     <w:multiLevelType w:val="multilevel"/>
     <w:tmpl w:val="108C10C0"/>
@@ -19938,7 +21501,7 @@
       </w:rPr>
     </w:lvl>
   </w:abstractNum>
-  <w:abstractNum w:abstractNumId="33" w15:restartNumberingAfterBreak="0">
+  <w:abstractNum w:abstractNumId="40" w15:restartNumberingAfterBreak="0">
     <w:nsid w:val="7B623AF6"/>
     <w:multiLevelType w:val="hybridMultilevel"/>
     <w:tmpl w:val="74E84DB0"/>
@@ -20030,7 +21593,7 @@
       </w:pPr>
     </w:lvl>
   </w:abstractNum>
-  <w:abstractNum w:abstractNumId="34" w15:restartNumberingAfterBreak="0">
+  <w:abstractNum w:abstractNumId="41" w15:restartNumberingAfterBreak="0">
     <w:nsid w:val="7E606E3F"/>
     <w:multiLevelType w:val="multilevel"/>
     <w:tmpl w:val="5F6ADE66"/>
@@ -20143,7 +21706,7 @@
       </w:pPr>
     </w:lvl>
   </w:abstractNum>
-  <w:abstractNum w:abstractNumId="35" w15:restartNumberingAfterBreak="0">
+  <w:abstractNum w:abstractNumId="42" w15:restartNumberingAfterBreak="0">
     <w:nsid w:val="7EB413E7"/>
     <w:multiLevelType w:val="multilevel"/>
     <w:tmpl w:val="67BC2992"/>
@@ -20257,112 +21820,163 @@
     </w:lvl>
   </w:abstractNum>
   <w:num w:numId="1" w16cid:durableId="1463764742">
-    <w:abstractNumId w:val="20"/>
+    <w:abstractNumId w:val="23"/>
   </w:num>
   <w:num w:numId="2" w16cid:durableId="630285750">
-    <w:abstractNumId w:val="32"/>
+    <w:abstractNumId w:val="39"/>
   </w:num>
   <w:num w:numId="3" w16cid:durableId="1471704013">
-    <w:abstractNumId w:val="28"/>
+    <w:abstractNumId w:val="35"/>
   </w:num>
   <w:num w:numId="4" w16cid:durableId="328020797">
-    <w:abstractNumId w:val="33"/>
+    <w:abstractNumId w:val="40"/>
   </w:num>
   <w:num w:numId="5" w16cid:durableId="1777358711">
-    <w:abstractNumId w:val="15"/>
+    <w:abstractNumId w:val="18"/>
   </w:num>
   <w:num w:numId="6" w16cid:durableId="1005398431">
     <w:abstractNumId w:val="3"/>
   </w:num>
   <w:num w:numId="7" w16cid:durableId="910578628">
-    <w:abstractNumId w:val="23"/>
+    <w:abstractNumId w:val="26"/>
   </w:num>
   <w:num w:numId="8" w16cid:durableId="1760953526">
-    <w:abstractNumId w:val="8"/>
+    <w:abstractNumId w:val="9"/>
   </w:num>
   <w:num w:numId="9" w16cid:durableId="986934850">
     <w:abstractNumId w:val="1"/>
   </w:num>
   <w:num w:numId="10" w16cid:durableId="173109143">
-    <w:abstractNumId w:val="35"/>
+    <w:abstractNumId w:val="42"/>
   </w:num>
   <w:num w:numId="11" w16cid:durableId="259025968">
     <w:abstractNumId w:val="0"/>
   </w:num>
   <w:num w:numId="12" w16cid:durableId="873813854">
-    <w:abstractNumId w:val="34"/>
+    <w:abstractNumId w:val="41"/>
   </w:num>
   <w:num w:numId="13" w16cid:durableId="714156108">
-    <w:abstractNumId w:val="29"/>
+    <w:abstractNumId w:val="36"/>
   </w:num>
   <w:num w:numId="14" w16cid:durableId="234776991">
     <w:abstractNumId w:val="4"/>
   </w:num>
   <w:num w:numId="15" w16cid:durableId="638844948">
+    <w:abstractNumId w:val="19"/>
+  </w:num>
+  <w:num w:numId="16" w16cid:durableId="1042365676">
+    <w:abstractNumId w:val="30"/>
+  </w:num>
+  <w:num w:numId="17" w16cid:durableId="1206869283">
+    <w:abstractNumId w:val="12"/>
+  </w:num>
+  <w:num w:numId="18" w16cid:durableId="924536581">
+    <w:abstractNumId w:val="17"/>
+  </w:num>
+  <w:num w:numId="19" w16cid:durableId="254703708">
+    <w:abstractNumId w:val="29"/>
+  </w:num>
+  <w:num w:numId="20" w16cid:durableId="173301619">
     <w:abstractNumId w:val="16"/>
   </w:num>
-  <w:num w:numId="16" w16cid:durableId="1042365676">
+  <w:num w:numId="21" w16cid:durableId="564146400">
+    <w:abstractNumId w:val="21"/>
+  </w:num>
+  <w:num w:numId="22" w16cid:durableId="657811277">
+    <w:abstractNumId w:val="25"/>
+  </w:num>
+  <w:num w:numId="23" w16cid:durableId="1490367156">
+    <w:abstractNumId w:val="38"/>
+  </w:num>
+  <w:num w:numId="24" w16cid:durableId="1215384779">
+    <w:abstractNumId w:val="8"/>
+  </w:num>
+  <w:num w:numId="25" w16cid:durableId="2042902940">
+    <w:abstractNumId w:val="28"/>
+  </w:num>
+  <w:num w:numId="26" w16cid:durableId="2031832997">
+    <w:abstractNumId w:val="13"/>
+  </w:num>
+  <w:num w:numId="27" w16cid:durableId="884026298">
     <w:abstractNumId w:val="27"/>
   </w:num>
-  <w:num w:numId="17" w16cid:durableId="1206869283">
-    <w:abstractNumId w:val="10"/>
-  </w:num>
-  <w:num w:numId="18" w16cid:durableId="924536581">
-    <w:abstractNumId w:val="14"/>
-  </w:num>
-  <w:num w:numId="19" w16cid:durableId="254703708">
-    <w:abstractNumId w:val="26"/>
-  </w:num>
-  <w:num w:numId="20" w16cid:durableId="173301619">
-    <w:abstractNumId w:val="13"/>
-  </w:num>
-  <w:num w:numId="21" w16cid:durableId="564146400">
-    <w:abstractNumId w:val="18"/>
-  </w:num>
-  <w:num w:numId="22" w16cid:durableId="657811277">
+  <w:num w:numId="28" w16cid:durableId="1470053344">
     <w:abstractNumId w:val="22"/>
-  </w:num>
-  <w:num w:numId="23" w16cid:durableId="1490367156">
-    <w:abstractNumId w:val="31"/>
-  </w:num>
-  <w:num w:numId="24" w16cid:durableId="1215384779">
-    <w:abstractNumId w:val="7"/>
-  </w:num>
-  <w:num w:numId="25" w16cid:durableId="2042902940">
-    <w:abstractNumId w:val="25"/>
-  </w:num>
-  <w:num w:numId="26" w16cid:durableId="2031832997">
-    <w:abstractNumId w:val="11"/>
-  </w:num>
-  <w:num w:numId="27" w16cid:durableId="884026298">
-    <w:abstractNumId w:val="24"/>
-  </w:num>
-  <w:num w:numId="28" w16cid:durableId="1470053344">
-    <w:abstractNumId w:val="19"/>
   </w:num>
   <w:num w:numId="29" w16cid:durableId="735394456">
     <w:abstractNumId w:val="5"/>
   </w:num>
   <w:num w:numId="30" w16cid:durableId="33358555">
-    <w:abstractNumId w:val="21"/>
+    <w:abstractNumId w:val="24"/>
   </w:num>
   <w:num w:numId="31" w16cid:durableId="866019238">
     <w:abstractNumId w:val="2"/>
   </w:num>
   <w:num w:numId="32" w16cid:durableId="1252545242">
-    <w:abstractNumId w:val="17"/>
+    <w:abstractNumId w:val="20"/>
   </w:num>
   <w:num w:numId="33" w16cid:durableId="1645507680">
-    <w:abstractNumId w:val="30"/>
+    <w:abstractNumId w:val="37"/>
   </w:num>
   <w:num w:numId="34" w16cid:durableId="351683879">
-    <w:abstractNumId w:val="12"/>
+    <w:abstractNumId w:val="14"/>
   </w:num>
   <w:num w:numId="35" w16cid:durableId="2059665764">
     <w:abstractNumId w:val="6"/>
   </w:num>
   <w:num w:numId="36" w16cid:durableId="1409644643">
-    <w:abstractNumId w:val="9"/>
+    <w:abstractNumId w:val="10"/>
+  </w:num>
+  <w:num w:numId="37" w16cid:durableId="465320707">
+    <w:abstractNumId w:val="7"/>
+  </w:num>
+  <w:num w:numId="38" w16cid:durableId="509871901">
+    <w:abstractNumId w:val="11"/>
+  </w:num>
+  <w:num w:numId="39" w16cid:durableId="1247760983">
+    <w:abstractNumId w:val="33"/>
+  </w:num>
+  <w:num w:numId="40" w16cid:durableId="1654599008">
+    <w:abstractNumId w:val="15"/>
+  </w:num>
+  <w:num w:numId="41" w16cid:durableId="1679770848">
+    <w:abstractNumId w:val="32"/>
+  </w:num>
+  <w:num w:numId="42" w16cid:durableId="1156457005">
+    <w:abstractNumId w:val="31"/>
+  </w:num>
+  <w:num w:numId="43" w16cid:durableId="327179132">
+    <w:abstractNumId w:val="23"/>
+    <w:lvlOverride w:ilvl="0">
+      <w:startOverride w:val="1"/>
+    </w:lvlOverride>
+    <w:lvlOverride w:ilvl="1">
+      <w:startOverride w:val="1"/>
+    </w:lvlOverride>
+    <w:lvlOverride w:ilvl="2">
+      <w:startOverride w:val="1"/>
+    </w:lvlOverride>
+    <w:lvlOverride w:ilvl="3">
+      <w:startOverride w:val="1"/>
+    </w:lvlOverride>
+    <w:lvlOverride w:ilvl="4">
+      <w:startOverride w:val="1"/>
+    </w:lvlOverride>
+    <w:lvlOverride w:ilvl="5">
+      <w:startOverride w:val="1"/>
+    </w:lvlOverride>
+    <w:lvlOverride w:ilvl="6">
+      <w:startOverride w:val="1"/>
+    </w:lvlOverride>
+    <w:lvlOverride w:ilvl="7">
+      <w:startOverride w:val="1"/>
+    </w:lvlOverride>
+    <w:lvlOverride w:ilvl="8">
+      <w:startOverride w:val="1"/>
+    </w:lvlOverride>
+  </w:num>
+  <w:num w:numId="44" w16cid:durableId="959339190">
+    <w:abstractNumId w:val="34"/>
   </w:num>
   <w:numIdMacAtCleanup w:val="7"/>
 </w:numbering>

--- a/вкр/практика/Отчет_по_преддипломной_практике_Демьянцев_Виталий_Владиславович_606_22.docx
+++ b/вкр/практика/Отчет_по_преддипломной_практике_Демьянцев_Виталий_Владиславович_606_22.docx
@@ -721,13 +721,23 @@
               </w:rPr>
               <w:t>__________</w:t>
             </w:r>
+            <w:proofErr w:type="spellStart"/>
             <w:r>
               <w:rPr>
                 <w:rFonts w:ascii="Times New Roman" w:hAnsi="Times New Roman" w:cs="Times New Roman"/>
                 <w:u w:val="single"/>
                 <w:lang w:bidi="he-IL"/>
               </w:rPr>
-              <w:t>Бурдыко Т.Г.</w:t>
+              <w:t>Бурдыко</w:t>
+            </w:r>
+            <w:proofErr w:type="spellEnd"/>
+            <w:r>
+              <w:rPr>
+                <w:rFonts w:ascii="Times New Roman" w:hAnsi="Times New Roman" w:cs="Times New Roman"/>
+                <w:u w:val="single"/>
+                <w:lang w:bidi="he-IL"/>
+              </w:rPr>
+              <w:t xml:space="preserve"> Т.Г.</w:t>
             </w:r>
           </w:p>
           <w:p>
@@ -908,13 +918,23 @@
               </w:rPr>
               <w:t>__________</w:t>
             </w:r>
+            <w:proofErr w:type="spellStart"/>
             <w:r>
               <w:rPr>
                 <w:rFonts w:ascii="Times New Roman" w:hAnsi="Times New Roman" w:cs="Times New Roman"/>
                 <w:u w:val="single"/>
                 <w:lang w:bidi="he-IL"/>
               </w:rPr>
-              <w:t>Бурдыко Т.Г.</w:t>
+              <w:t>Бурдыко</w:t>
+            </w:r>
+            <w:proofErr w:type="spellEnd"/>
+            <w:r>
+              <w:rPr>
+                <w:rFonts w:ascii="Times New Roman" w:hAnsi="Times New Roman" w:cs="Times New Roman"/>
+                <w:u w:val="single"/>
+                <w:lang w:bidi="he-IL"/>
+              </w:rPr>
+              <w:t xml:space="preserve"> Т.Г.</w:t>
             </w:r>
           </w:p>
           <w:p>
@@ -1040,7 +1060,21 @@
         <w:rPr>
           <w:rFonts w:ascii="Times New Roman" w:hAnsi="Times New Roman" w:cs="Times New Roman"/>
         </w:rPr>
-        <w:t xml:space="preserve">Обучающемуся (йся) направления </w:t>
+        <w:t>Обучающемуся (</w:t>
+      </w:r>
+      <w:proofErr w:type="spellStart"/>
+      <w:r>
+        <w:rPr>
+          <w:rFonts w:ascii="Times New Roman" w:hAnsi="Times New Roman" w:cs="Times New Roman"/>
+        </w:rPr>
+        <w:t>йся</w:t>
+      </w:r>
+      <w:proofErr w:type="spellEnd"/>
+      <w:r>
+        <w:rPr>
+          <w:rFonts w:ascii="Times New Roman" w:hAnsi="Times New Roman" w:cs="Times New Roman"/>
+        </w:rPr>
+        <w:t xml:space="preserve">) направления </w:t>
       </w:r>
       <w:r>
         <w:rPr>
@@ -1086,7 +1120,23 @@
           <w:rFonts w:ascii="Times New Roman" w:hAnsi="Times New Roman" w:cs="Times New Roman"/>
           <w:u w:val="single"/>
         </w:rPr>
-        <w:t xml:space="preserve">                                          Демьянцеву Виталию Владиславовичу                              </w:t>
+        <w:t>                                          </w:t>
+      </w:r>
+      <w:proofErr w:type="spellStart"/>
+      <w:r>
+        <w:rPr>
+          <w:rFonts w:ascii="Times New Roman" w:hAnsi="Times New Roman" w:cs="Times New Roman"/>
+          <w:u w:val="single"/>
+        </w:rPr>
+        <w:t>Демьянцеву</w:t>
+      </w:r>
+      <w:proofErr w:type="spellEnd"/>
+      <w:r>
+        <w:rPr>
+          <w:rFonts w:ascii="Times New Roman" w:hAnsi="Times New Roman" w:cs="Times New Roman"/>
+          <w:u w:val="single"/>
+        </w:rPr>
+        <w:t xml:space="preserve"> Виталию Владиславовичу                              </w:t>
       </w:r>
     </w:p>
     <w:p>
@@ -1581,7 +1631,35 @@
         <w:rPr>
           <w:rFonts w:ascii="Times New Roman" w:hAnsi="Times New Roman" w:cs="Times New Roman"/>
         </w:rPr>
-        <w:t>Сайфутдинов, А. В. Сверточные нейронные сети для решения задач компьютерного зрения / А. В. Сайфутдинов // Universum: технические науки. – 2023. – № 10 (115). – С. 42–44.</w:t>
+        <w:t xml:space="preserve">Сайфутдинов, А. В. </w:t>
+      </w:r>
+      <w:proofErr w:type="spellStart"/>
+      <w:r>
+        <w:rPr>
+          <w:rFonts w:ascii="Times New Roman" w:hAnsi="Times New Roman" w:cs="Times New Roman"/>
+        </w:rPr>
+        <w:t>Сверточные</w:t>
+      </w:r>
+      <w:proofErr w:type="spellEnd"/>
+      <w:r>
+        <w:rPr>
+          <w:rFonts w:ascii="Times New Roman" w:hAnsi="Times New Roman" w:cs="Times New Roman"/>
+        </w:rPr>
+        <w:t xml:space="preserve"> нейронные сети для решения задач компьютерного зрения / А. В. Сайфутдинов // </w:t>
+      </w:r>
+      <w:proofErr w:type="spellStart"/>
+      <w:r>
+        <w:rPr>
+          <w:rFonts w:ascii="Times New Roman" w:hAnsi="Times New Roman" w:cs="Times New Roman"/>
+        </w:rPr>
+        <w:t>Universum</w:t>
+      </w:r>
+      <w:proofErr w:type="spellEnd"/>
+      <w:r>
+        <w:rPr>
+          <w:rFonts w:ascii="Times New Roman" w:hAnsi="Times New Roman" w:cs="Times New Roman"/>
+        </w:rPr>
+        <w:t>: технические науки. – 2023. – № 10 (115). – С. 42–44.</w:t>
       </w:r>
     </w:p>
     <w:p>
@@ -1622,13 +1700,54 @@
           <w:lang w:val="en-US"/>
         </w:rPr>
       </w:pPr>
+      <w:proofErr w:type="spellStart"/>
       <w:r>
         <w:rPr>
           <w:rFonts w:ascii="Times New Roman" w:hAnsi="Times New Roman" w:cs="Times New Roman"/>
           <w:lang w:val="en-US"/>
         </w:rPr>
         <w:lastRenderedPageBreak/>
-        <w:t>Bradski, G. Learning OpenCV: Computer Vision with the OpenCV Library / G. Bradski, A. Kaehler. – Sebastopol: O'Reilly Media, 2008. – 555 p. – ISBN 978-0-596-51613-0.</w:t>
+        <w:t>Bradski</w:t>
+      </w:r>
+      <w:proofErr w:type="spellEnd"/>
+      <w:r>
+        <w:rPr>
+          <w:rFonts w:ascii="Times New Roman" w:hAnsi="Times New Roman" w:cs="Times New Roman"/>
+          <w:lang w:val="en-US"/>
+        </w:rPr>
+        <w:t xml:space="preserve">, G. Learning OpenCV: Computer Vision with the OpenCV Library / G. </w:t>
+      </w:r>
+      <w:proofErr w:type="spellStart"/>
+      <w:r>
+        <w:rPr>
+          <w:rFonts w:ascii="Times New Roman" w:hAnsi="Times New Roman" w:cs="Times New Roman"/>
+          <w:lang w:val="en-US"/>
+        </w:rPr>
+        <w:t>Bradski</w:t>
+      </w:r>
+      <w:proofErr w:type="spellEnd"/>
+      <w:r>
+        <w:rPr>
+          <w:rFonts w:ascii="Times New Roman" w:hAnsi="Times New Roman" w:cs="Times New Roman"/>
+          <w:lang w:val="en-US"/>
+        </w:rPr>
+        <w:t xml:space="preserve">, A. </w:t>
+      </w:r>
+      <w:proofErr w:type="spellStart"/>
+      <w:r>
+        <w:rPr>
+          <w:rFonts w:ascii="Times New Roman" w:hAnsi="Times New Roman" w:cs="Times New Roman"/>
+          <w:lang w:val="en-US"/>
+        </w:rPr>
+        <w:t>Kaehler</w:t>
+      </w:r>
+      <w:proofErr w:type="spellEnd"/>
+      <w:r>
+        <w:rPr>
+          <w:rFonts w:ascii="Times New Roman" w:hAnsi="Times New Roman" w:cs="Times New Roman"/>
+          <w:lang w:val="en-US"/>
+        </w:rPr>
+        <w:t>. – Sebastopol: O'Reilly Media, 2008. – 555 p. – ISBN 978-0-596-51613-0.</w:t>
       </w:r>
     </w:p>
     <w:p>
@@ -1645,11 +1764,19 @@
           <w:rFonts w:ascii="Times New Roman" w:hAnsi="Times New Roman" w:cs="Times New Roman"/>
         </w:rPr>
       </w:pPr>
+      <w:proofErr w:type="spellStart"/>
       <w:r>
         <w:rPr>
           <w:rFonts w:ascii="Times New Roman" w:hAnsi="Times New Roman" w:cs="Times New Roman"/>
         </w:rPr>
-        <w:t>TensorFlow [Электронный ресурс]: офиц. сайт. – URL: https://www.tensorflow.org (дата обращения: 21.04.2026).</w:t>
+        <w:t>TensorFlow</w:t>
+      </w:r>
+      <w:proofErr w:type="spellEnd"/>
+      <w:r>
+        <w:rPr>
+          <w:rFonts w:ascii="Times New Roman" w:hAnsi="Times New Roman" w:cs="Times New Roman"/>
+        </w:rPr>
+        <w:t xml:space="preserve"> [Электронный ресурс]: офиц. сайт. – URL: https://www.tensorflow.org (дата обращения: 21.04.2026).</w:t>
       </w:r>
     </w:p>
     <w:p>
@@ -1666,11 +1793,19 @@
           <w:rFonts w:ascii="Times New Roman" w:hAnsi="Times New Roman" w:cs="Times New Roman"/>
         </w:rPr>
       </w:pPr>
+      <w:proofErr w:type="spellStart"/>
       <w:r>
         <w:rPr>
           <w:rFonts w:ascii="Times New Roman" w:hAnsi="Times New Roman" w:cs="Times New Roman"/>
         </w:rPr>
-        <w:t>OpenCV [Электронный ресурс]: офиц. сайт. – URL: https://opencv.org (дата обращения: 21.04.2026).</w:t>
+        <w:t>OpenCV</w:t>
+      </w:r>
+      <w:proofErr w:type="spellEnd"/>
+      <w:r>
+        <w:rPr>
+          <w:rFonts w:ascii="Times New Roman" w:hAnsi="Times New Roman" w:cs="Times New Roman"/>
+        </w:rPr>
+        <w:t xml:space="preserve"> [Электронный ресурс]: офиц. сайт. – URL: https://opencv.org (дата обращения: 21.04.2026).</w:t>
       </w:r>
     </w:p>
     <w:p>
@@ -1687,11 +1822,19 @@
           <w:rFonts w:ascii="Times New Roman" w:hAnsi="Times New Roman" w:cs="Times New Roman"/>
         </w:rPr>
       </w:pPr>
+      <w:proofErr w:type="spellStart"/>
       <w:r>
         <w:rPr>
           <w:rFonts w:ascii="Times New Roman" w:hAnsi="Times New Roman" w:cs="Times New Roman"/>
         </w:rPr>
-        <w:t>PostgreSQL [Электронный ресурс]: офиц. сайт. – URL: https://www.postgresql.org (дата обращения: 21.04.2026).</w:t>
+        <w:t>PostgreSQL</w:t>
+      </w:r>
+      <w:proofErr w:type="spellEnd"/>
+      <w:r>
+        <w:rPr>
+          <w:rFonts w:ascii="Times New Roman" w:hAnsi="Times New Roman" w:cs="Times New Roman"/>
+        </w:rPr>
+        <w:t xml:space="preserve"> [Электронный ресурс]: офиц. сайт. – URL: https://www.postgresql.org (дата обращения: 21.04.2026).</w:t>
       </w:r>
     </w:p>
     <w:p>
@@ -1846,7 +1989,23 @@
           <w:rFonts w:ascii="Times New Roman" w:hAnsi="Times New Roman" w:cs="Times New Roman"/>
           <w:u w:val="single"/>
         </w:rPr>
-        <w:t>       Бурдыко Т. Г  </w:t>
+        <w:t>       </w:t>
+      </w:r>
+      <w:proofErr w:type="spellStart"/>
+      <w:r>
+        <w:rPr>
+          <w:rFonts w:ascii="Times New Roman" w:hAnsi="Times New Roman" w:cs="Times New Roman"/>
+          <w:u w:val="single"/>
+        </w:rPr>
+        <w:t>Бурдыко</w:t>
+      </w:r>
+      <w:proofErr w:type="spellEnd"/>
+      <w:r>
+        <w:rPr>
+          <w:rFonts w:ascii="Times New Roman" w:hAnsi="Times New Roman" w:cs="Times New Roman"/>
+          <w:u w:val="single"/>
+        </w:rPr>
+        <w:t xml:space="preserve"> Т. Г  </w:t>
       </w:r>
       <w:r>
         <w:rPr>
@@ -1913,7 +2072,23 @@
           <w:rFonts w:ascii="Times New Roman" w:hAnsi="Times New Roman" w:cs="Times New Roman"/>
           <w:u w:val="single"/>
         </w:rPr>
-        <w:t>       Бурдыко Т. Г  </w:t>
+        <w:t>       </w:t>
+      </w:r>
+      <w:proofErr w:type="spellStart"/>
+      <w:r>
+        <w:rPr>
+          <w:rFonts w:ascii="Times New Roman" w:hAnsi="Times New Roman" w:cs="Times New Roman"/>
+          <w:u w:val="single"/>
+        </w:rPr>
+        <w:t>Бурдыко</w:t>
+      </w:r>
+      <w:proofErr w:type="spellEnd"/>
+      <w:r>
+        <w:rPr>
+          <w:rFonts w:ascii="Times New Roman" w:hAnsi="Times New Roman" w:cs="Times New Roman"/>
+          <w:u w:val="single"/>
+        </w:rPr>
+        <w:t xml:space="preserve"> Т. Г  </w:t>
       </w:r>
       <w:r>
         <w:rPr>
@@ -1975,6 +2150,7 @@
         </w:rPr>
         <w:t>                  </w:t>
       </w:r>
+      <w:proofErr w:type="gramStart"/>
       <w:r>
         <w:rPr>
           <w:rFonts w:ascii="Times New Roman" w:hAnsi="Times New Roman" w:cs="Times New Roman"/>
@@ -1986,7 +2162,15 @@
           <w:rFonts w:ascii="Times New Roman" w:hAnsi="Times New Roman" w:cs="Times New Roman"/>
           <w:u w:val="single"/>
         </w:rPr>
-        <w:t>  Гавриленко Т. В  </w:t>
+        <w:t>  Гавриленко</w:t>
+      </w:r>
+      <w:proofErr w:type="gramEnd"/>
+      <w:r>
+        <w:rPr>
+          <w:rFonts w:ascii="Times New Roman" w:hAnsi="Times New Roman" w:cs="Times New Roman"/>
+          <w:u w:val="single"/>
+        </w:rPr>
+        <w:t xml:space="preserve"> Т. В  </w:t>
       </w:r>
       <w:r>
         <w:rPr>
@@ -2087,7 +2271,7 @@
       <w:r>
         <w:fldChar w:fldCharType="separate"/>
       </w:r>
-      <w:hyperlink w:anchor="_Toc228935188" w:history="1">
+      <w:hyperlink w:anchor="_Toc228943796" w:history="1">
         <w:r>
           <w:rPr>
             <w:rStyle w:val="afb"/>
@@ -2116,7 +2300,7 @@
             <w:noProof/>
             <w:webHidden/>
           </w:rPr>
-          <w:instrText xml:space="preserve"> PAGEREF _Toc228935188 \h </w:instrText>
+          <w:instrText xml:space="preserve"> PAGEREF _Toc228943796 \h </w:instrText>
         </w:r>
         <w:r>
           <w:rPr>
@@ -2162,7 +2346,7 @@
           <w14:ligatures w14:val="standardContextual"/>
         </w:rPr>
       </w:pPr>
-      <w:hyperlink w:anchor="_Toc228935189" w:history="1">
+      <w:hyperlink w:anchor="_Toc228943797" w:history="1">
         <w:r>
           <w:rPr>
             <w:rStyle w:val="afb"/>
@@ -2191,7 +2375,7 @@
             <w:noProof/>
             <w:webHidden/>
           </w:rPr>
-          <w:instrText xml:space="preserve"> PAGEREF _Toc228935189 \h </w:instrText>
+          <w:instrText xml:space="preserve"> PAGEREF _Toc228943797 \h </w:instrText>
         </w:r>
         <w:r>
           <w:rPr>
@@ -2237,7 +2421,7 @@
           <w14:ligatures w14:val="standardContextual"/>
         </w:rPr>
       </w:pPr>
-      <w:hyperlink w:anchor="_Toc228935190" w:history="1">
+      <w:hyperlink w:anchor="_Toc228943798" w:history="1">
         <w:r>
           <w:rPr>
             <w:rStyle w:val="afb"/>
@@ -2265,7 +2449,7 @@
             <w:noProof/>
             <w:webHidden/>
           </w:rPr>
-          <w:instrText xml:space="preserve"> PAGEREF _Toc228935190 \h </w:instrText>
+          <w:instrText xml:space="preserve"> PAGEREF _Toc228943798 \h </w:instrText>
         </w:r>
         <w:r>
           <w:rPr>
@@ -2311,7 +2495,7 @@
           <w14:ligatures w14:val="standardContextual"/>
         </w:rPr>
       </w:pPr>
-      <w:hyperlink w:anchor="_Toc228935191" w:history="1">
+      <w:hyperlink w:anchor="_Toc228943799" w:history="1">
         <w:r>
           <w:rPr>
             <w:rStyle w:val="afb"/>
@@ -2339,7 +2523,7 @@
             <w:noProof/>
             <w:webHidden/>
           </w:rPr>
-          <w:instrText xml:space="preserve"> PAGEREF _Toc228935191 \h </w:instrText>
+          <w:instrText xml:space="preserve"> PAGEREF _Toc228943799 \h </w:instrText>
         </w:r>
         <w:r>
           <w:rPr>
@@ -2385,7 +2569,7 @@
           <w14:ligatures w14:val="standardContextual"/>
         </w:rPr>
       </w:pPr>
-      <w:hyperlink w:anchor="_Toc228935192" w:history="1">
+      <w:hyperlink w:anchor="_Toc228943800" w:history="1">
         <w:r>
           <w:rPr>
             <w:rStyle w:val="afb"/>
@@ -2413,7 +2597,7 @@
             <w:noProof/>
             <w:webHidden/>
           </w:rPr>
-          <w:instrText xml:space="preserve"> PAGEREF _Toc228935192 \h </w:instrText>
+          <w:instrText xml:space="preserve"> PAGEREF _Toc228943800 \h </w:instrText>
         </w:r>
         <w:r>
           <w:rPr>
@@ -2459,7 +2643,7 @@
           <w14:ligatures w14:val="standardContextual"/>
         </w:rPr>
       </w:pPr>
-      <w:hyperlink w:anchor="_Toc228935193" w:history="1">
+      <w:hyperlink w:anchor="_Toc228943801" w:history="1">
         <w:r>
           <w:rPr>
             <w:rStyle w:val="afb"/>
@@ -2488,7 +2672,7 @@
             <w:noProof/>
             <w:webHidden/>
           </w:rPr>
-          <w:instrText xml:space="preserve"> PAGEREF _Toc228935193 \h </w:instrText>
+          <w:instrText xml:space="preserve"> PAGEREF _Toc228943801 \h </w:instrText>
         </w:r>
         <w:r>
           <w:rPr>
@@ -2534,7 +2718,7 @@
           <w14:ligatures w14:val="standardContextual"/>
         </w:rPr>
       </w:pPr>
-      <w:hyperlink w:anchor="_Toc228935194" w:history="1">
+      <w:hyperlink w:anchor="_Toc228943802" w:history="1">
         <w:r>
           <w:rPr>
             <w:rStyle w:val="afb"/>
@@ -2562,7 +2746,7 @@
             <w:noProof/>
             <w:webHidden/>
           </w:rPr>
-          <w:instrText xml:space="preserve"> PAGEREF _Toc228935194 \h </w:instrText>
+          <w:instrText xml:space="preserve"> PAGEREF _Toc228943802 \h </w:instrText>
         </w:r>
         <w:r>
           <w:rPr>
@@ -2608,7 +2792,7 @@
           <w14:ligatures w14:val="standardContextual"/>
         </w:rPr>
       </w:pPr>
-      <w:hyperlink w:anchor="_Toc228935195" w:history="1">
+      <w:hyperlink w:anchor="_Toc228943803" w:history="1">
         <w:r>
           <w:rPr>
             <w:rStyle w:val="afb"/>
@@ -2636,7 +2820,7 @@
             <w:noProof/>
             <w:webHidden/>
           </w:rPr>
-          <w:instrText xml:space="preserve"> PAGEREF _Toc228935195 \h </w:instrText>
+          <w:instrText xml:space="preserve"> PAGEREF _Toc228943803 \h </w:instrText>
         </w:r>
         <w:r>
           <w:rPr>
@@ -2682,7 +2866,7 @@
           <w14:ligatures w14:val="standardContextual"/>
         </w:rPr>
       </w:pPr>
-      <w:hyperlink w:anchor="_Toc228935196" w:history="1">
+      <w:hyperlink w:anchor="_Toc228943804" w:history="1">
         <w:r>
           <w:rPr>
             <w:rStyle w:val="afb"/>
@@ -2710,7 +2894,7 @@
             <w:noProof/>
             <w:webHidden/>
           </w:rPr>
-          <w:instrText xml:space="preserve"> PAGEREF _Toc228935196 \h </w:instrText>
+          <w:instrText xml:space="preserve"> PAGEREF _Toc228943804 \h </w:instrText>
         </w:r>
         <w:r>
           <w:rPr>
@@ -2756,7 +2940,7 @@
           <w14:ligatures w14:val="standardContextual"/>
         </w:rPr>
       </w:pPr>
-      <w:hyperlink w:anchor="_Toc228935197" w:history="1">
+      <w:hyperlink w:anchor="_Toc228943805" w:history="1">
         <w:r>
           <w:rPr>
             <w:rStyle w:val="afb"/>
@@ -2785,7 +2969,7 @@
             <w:noProof/>
             <w:webHidden/>
           </w:rPr>
-          <w:instrText xml:space="preserve"> PAGEREF _Toc228935197 \h </w:instrText>
+          <w:instrText xml:space="preserve"> PAGEREF _Toc228943805 \h </w:instrText>
         </w:r>
         <w:r>
           <w:rPr>
@@ -2831,7 +3015,7 @@
           <w14:ligatures w14:val="standardContextual"/>
         </w:rPr>
       </w:pPr>
-      <w:hyperlink w:anchor="_Toc228935198" w:history="1">
+      <w:hyperlink w:anchor="_Toc228943806" w:history="1">
         <w:r>
           <w:rPr>
             <w:rStyle w:val="afb"/>
@@ -2860,13 +3044,7 @@
             <w:noProof/>
             <w:webHidden/>
           </w:rPr>
-          <w:instrText xml:space="preserve"> PAGEREF _Toc228935198 \h </w:instrText>
-        </w:r>
-        <w:r>
-          <w:rPr>
-            <w:noProof/>
-            <w:webHidden/>
-          </w:rPr>
+          <w:instrText xml:space="preserve"> PAGEREF _Toc228943806 \h </w:instrText>
         </w:r>
         <w:r>
           <w:rPr>
@@ -2877,10 +3055,12 @@
         </w:r>
         <w:r>
           <w:rPr>
+            <w:b/>
+            <w:bCs/>
             <w:noProof/>
             <w:webHidden/>
           </w:rPr>
-          <w:t>17</w:t>
+          <w:t>Ошибка! Закладка не определена.</w:t>
         </w:r>
         <w:r>
           <w:rPr>
@@ -2906,7 +3086,7 @@
           <w14:ligatures w14:val="standardContextual"/>
         </w:rPr>
       </w:pPr>
-      <w:hyperlink w:anchor="_Toc228935199" w:history="1">
+      <w:hyperlink w:anchor="_Toc228943807" w:history="1">
         <w:r>
           <w:rPr>
             <w:rStyle w:val="afb"/>
@@ -2914,7 +3094,7 @@
             <w:noProof/>
             <w:lang w:bidi="ru-RU"/>
           </w:rPr>
-          <w:t>4. ВЫБОР МЕТОДОВ ИССЛЕДОВАНИЯ И СРЕДСТВ РАЗРАБОТКИ.</w:t>
+          <w:t>4. ВЫБОР МЕТОДОВ ИССЛЕДОВАНИЯ И СРЕДСТВ РАЗРАБОТКИ</w:t>
         </w:r>
         <w:r>
           <w:rPr>
@@ -2935,7 +3115,7 @@
             <w:noProof/>
             <w:webHidden/>
           </w:rPr>
-          <w:instrText xml:space="preserve"> PAGEREF _Toc228935199 \h </w:instrText>
+          <w:instrText xml:space="preserve"> PAGEREF _Toc228943807 \h </w:instrText>
         </w:r>
         <w:r>
           <w:rPr>
@@ -2981,7 +3161,7 @@
           <w14:ligatures w14:val="standardContextual"/>
         </w:rPr>
       </w:pPr>
-      <w:hyperlink w:anchor="_Toc228935200" w:history="1">
+      <w:hyperlink w:anchor="_Toc228943808" w:history="1">
         <w:r>
           <w:rPr>
             <w:rStyle w:val="afb"/>
@@ -3010,7 +3190,7 @@
             <w:noProof/>
             <w:webHidden/>
           </w:rPr>
-          <w:instrText xml:space="preserve"> PAGEREF _Toc228935200 \h </w:instrText>
+          <w:instrText xml:space="preserve"> PAGEREF _Toc228943808 \h </w:instrText>
         </w:r>
         <w:r>
           <w:rPr>
@@ -3056,7 +3236,7 @@
           <w14:ligatures w14:val="standardContextual"/>
         </w:rPr>
       </w:pPr>
-      <w:hyperlink w:anchor="_Toc228935201" w:history="1">
+      <w:hyperlink w:anchor="_Toc228943809" w:history="1">
         <w:r>
           <w:rPr>
             <w:rStyle w:val="afb"/>
@@ -3084,7 +3264,7 @@
             <w:noProof/>
             <w:webHidden/>
           </w:rPr>
-          <w:instrText xml:space="preserve"> PAGEREF _Toc228935201 \h </w:instrText>
+          <w:instrText xml:space="preserve"> PAGEREF _Toc228943809 \h </w:instrText>
         </w:r>
         <w:r>
           <w:rPr>
@@ -3130,7 +3310,7 @@
           <w14:ligatures w14:val="standardContextual"/>
         </w:rPr>
       </w:pPr>
-      <w:hyperlink w:anchor="_Toc228935202" w:history="1">
+      <w:hyperlink w:anchor="_Toc228943810" w:history="1">
         <w:r>
           <w:rPr>
             <w:rStyle w:val="afb"/>
@@ -3175,7 +3355,7 @@
             <w:noProof/>
             <w:webHidden/>
           </w:rPr>
-          <w:instrText xml:space="preserve"> PAGEREF _Toc228935202 \h </w:instrText>
+          <w:instrText xml:space="preserve"> PAGEREF _Toc228943810 \h </w:instrText>
         </w:r>
         <w:r>
           <w:rPr>
@@ -3221,7 +3401,7 @@
           <w14:ligatures w14:val="standardContextual"/>
         </w:rPr>
       </w:pPr>
-      <w:hyperlink w:anchor="_Toc228935203" w:history="1">
+      <w:hyperlink w:anchor="_Toc228943811" w:history="1">
         <w:r>
           <w:rPr>
             <w:rStyle w:val="afb"/>
@@ -3249,7 +3429,7 @@
             <w:noProof/>
             <w:webHidden/>
           </w:rPr>
-          <w:instrText xml:space="preserve"> PAGEREF _Toc228935203 \h </w:instrText>
+          <w:instrText xml:space="preserve"> PAGEREF _Toc228943811 \h </w:instrText>
         </w:r>
         <w:r>
           <w:rPr>
@@ -3295,7 +3475,7 @@
           <w14:ligatures w14:val="standardContextual"/>
         </w:rPr>
       </w:pPr>
-      <w:hyperlink w:anchor="_Toc228935204" w:history="1">
+      <w:hyperlink w:anchor="_Toc228943812" w:history="1">
         <w:r>
           <w:rPr>
             <w:rStyle w:val="afb"/>
@@ -3323,7 +3503,7 @@
             <w:noProof/>
             <w:webHidden/>
           </w:rPr>
-          <w:instrText xml:space="preserve"> PAGEREF _Toc228935204 \h </w:instrText>
+          <w:instrText xml:space="preserve"> PAGEREF _Toc228943812 \h </w:instrText>
         </w:r>
         <w:r>
           <w:rPr>
@@ -3356,7 +3536,7 @@
     </w:p>
     <w:p>
       <w:pPr>
-        <w:pStyle w:val="12"/>
+        <w:pStyle w:val="24"/>
         <w:tabs>
           <w:tab w:val="right" w:leader="dot" w:pos="9345"/>
         </w:tabs>
@@ -3369,7 +3549,81 @@
           <w14:ligatures w14:val="standardContextual"/>
         </w:rPr>
       </w:pPr>
-      <w:hyperlink w:anchor="_Toc228935205" w:history="1">
+      <w:hyperlink w:anchor="_Toc228943813" w:history="1">
+        <w:r>
+          <w:rPr>
+            <w:rStyle w:val="afb"/>
+            <w:rFonts w:eastAsia="Microsoft YaHei"/>
+            <w:noProof/>
+          </w:rPr>
+          <w:t>5.5 Логическая модель базы данных</w:t>
+        </w:r>
+        <w:r>
+          <w:rPr>
+            <w:noProof/>
+            <w:webHidden/>
+          </w:rPr>
+          <w:tab/>
+        </w:r>
+        <w:r>
+          <w:rPr>
+            <w:noProof/>
+            <w:webHidden/>
+          </w:rPr>
+          <w:fldChar w:fldCharType="begin"/>
+        </w:r>
+        <w:r>
+          <w:rPr>
+            <w:noProof/>
+            <w:webHidden/>
+          </w:rPr>
+          <w:instrText xml:space="preserve"> PAGEREF _Toc228943813 \h </w:instrText>
+        </w:r>
+        <w:r>
+          <w:rPr>
+            <w:noProof/>
+            <w:webHidden/>
+          </w:rPr>
+        </w:r>
+        <w:r>
+          <w:rPr>
+            <w:noProof/>
+            <w:webHidden/>
+          </w:rPr>
+          <w:fldChar w:fldCharType="separate"/>
+        </w:r>
+        <w:r>
+          <w:rPr>
+            <w:noProof/>
+            <w:webHidden/>
+          </w:rPr>
+          <w:t>33</w:t>
+        </w:r>
+        <w:r>
+          <w:rPr>
+            <w:noProof/>
+            <w:webHidden/>
+          </w:rPr>
+          <w:fldChar w:fldCharType="end"/>
+        </w:r>
+      </w:hyperlink>
+    </w:p>
+    <w:p>
+      <w:pPr>
+        <w:pStyle w:val="12"/>
+        <w:tabs>
+          <w:tab w:val="right" w:leader="dot" w:pos="9345"/>
+        </w:tabs>
+        <w:rPr>
+          <w:rFonts w:asciiTheme="minorHAnsi" w:eastAsiaTheme="minorEastAsia" w:hAnsiTheme="minorHAnsi" w:cstheme="minorBidi"/>
+          <w:noProof/>
+          <w:kern w:val="2"/>
+          <w:sz w:val="24"/>
+          <w:szCs w:val="24"/>
+          <w14:ligatures w14:val="standardContextual"/>
+        </w:rPr>
+      </w:pPr>
+      <w:hyperlink w:anchor="_Toc228943814" w:history="1">
         <w:r>
           <w:rPr>
             <w:rStyle w:val="afb"/>
@@ -3398,7 +3652,7 @@
             <w:noProof/>
             <w:webHidden/>
           </w:rPr>
-          <w:instrText xml:space="preserve"> PAGEREF _Toc228935205 \h </w:instrText>
+          <w:instrText xml:space="preserve"> PAGEREF _Toc228943814 \h </w:instrText>
         </w:r>
         <w:r>
           <w:rPr>
@@ -3418,7 +3672,7 @@
             <w:noProof/>
             <w:webHidden/>
           </w:rPr>
-          <w:t>36</w:t>
+          <w:t>38</w:t>
         </w:r>
         <w:r>
           <w:rPr>
@@ -3451,7 +3705,7 @@
           <w:numId w:val="0"/>
         </w:numPr>
       </w:pPr>
-      <w:bookmarkStart w:id="0" w:name="_Toc228935188"/>
+      <w:bookmarkStart w:id="0" w:name="_Toc228943796"/>
       <w:r>
         <w:lastRenderedPageBreak/>
         <w:t>ВВЕДЕНИЕ</w:t>
@@ -3470,8 +3724,13 @@
       <w:r>
         <w:tab/>
       </w:r>
-      <w:r>
-        <w:t>ые сети (ИНС), открывают новые возможности для автоматизированного распознавания эмоций. Мультимодальные системы, объединяющие анализ видеопотока (выражения лица) и аудиопотока (голосовые характеристики), обеспечивают более точное и комплексное определение эмоционального состояния.</w:t>
+      <w:proofErr w:type="spellStart"/>
+      <w:r>
+        <w:t>ые</w:t>
+      </w:r>
+      <w:proofErr w:type="spellEnd"/>
+      <w:r>
+        <w:t xml:space="preserve"> сети (ИНС), открывают новые возможности для автоматизированного распознавания эмоций. Мультимодальные системы, объединяющие анализ видеопотока (выражения лица) и аудиопотока (голосовые характеристики), обеспечивают более точное и комплексное определение эмоционального состояния.</w:t>
       </w:r>
     </w:p>
     <w:p>
@@ -3674,7 +3933,15 @@
         </w:numPr>
       </w:pPr>
       <w:r>
-        <w:t>Анализ эффективности применения свёрточных нейронных сетей (CNN) для обработки видеопотока и рекуррентных нейронных сетей (RNN) для анализа аудиопотока.</w:t>
+        <w:t xml:space="preserve">Анализ эффективности применения </w:t>
+      </w:r>
+      <w:proofErr w:type="spellStart"/>
+      <w:r>
+        <w:t>свёрточных</w:t>
+      </w:r>
+      <w:proofErr w:type="spellEnd"/>
+      <w:r>
+        <w:t xml:space="preserve"> нейронных сетей (CNN) для обработки видеопотока и рекуррентных нейронных сетей (RNN) для анализа аудиопотока.</w:t>
       </w:r>
     </w:p>
     <w:p>
@@ -3747,7 +4014,7 @@
       <w:pPr>
         <w:pStyle w:val="1"/>
       </w:pPr>
-      <w:bookmarkStart w:id="1" w:name="_Toc228935189"/>
+      <w:bookmarkStart w:id="1" w:name="_Toc228943797"/>
       <w:r>
         <w:lastRenderedPageBreak/>
         <w:t>АНАЛИЗ ПРЕДМЕТНОЙ ОБЛАСТИ</w:t>
@@ -3766,7 +4033,7 @@
       <w:pPr>
         <w:pStyle w:val="2"/>
       </w:pPr>
-      <w:bookmarkStart w:id="2" w:name="_Toc228935190"/>
+      <w:bookmarkStart w:id="2" w:name="_Toc228943798"/>
       <w:r>
         <w:t>Эмоции человека и их роль в HR</w:t>
       </w:r>
@@ -3884,7 +4151,7 @@
       <w:pPr>
         <w:pStyle w:val="2"/>
       </w:pPr>
-      <w:bookmarkStart w:id="3" w:name="_Toc228935191"/>
+      <w:bookmarkStart w:id="3" w:name="_Toc228943799"/>
       <w:r>
         <w:lastRenderedPageBreak/>
         <w:t>Технологи мультимодального анализа</w:t>
@@ -3965,7 +4232,7 @@
       <w:pPr>
         <w:pStyle w:val="2"/>
       </w:pPr>
-      <w:bookmarkStart w:id="4" w:name="_Toc228935192"/>
+      <w:bookmarkStart w:id="4" w:name="_Toc228943800"/>
       <w:r>
         <w:lastRenderedPageBreak/>
         <w:t>Анализ существующего бизнес-процесса оценки персонала</w:t>
@@ -4137,7 +4404,7 @@
       <w:pPr>
         <w:pStyle w:val="1"/>
       </w:pPr>
-      <w:bookmarkStart w:id="5" w:name="_Toc228935193"/>
+      <w:bookmarkStart w:id="5" w:name="_Toc228943801"/>
       <w:r>
         <w:lastRenderedPageBreak/>
         <w:t>ОБЗОР АНАЛОГОВ</w:t>
@@ -4157,7 +4424,7 @@
       <w:pPr>
         <w:pStyle w:val="2"/>
       </w:pPr>
-      <w:bookmarkStart w:id="6" w:name="_Toc228935194"/>
+      <w:bookmarkStart w:id="6" w:name="_Toc228943802"/>
       <w:r>
         <w:t>Существующие решения</w:t>
       </w:r>
@@ -4178,7 +4445,23 @@
         <w:contextualSpacing w:val="0"/>
       </w:pPr>
       <w:r>
-        <w:t>Примером является библиотека Affectiva, которая использует свёрточные нейронные сети для анализа выражений лица. Такие системы фиксируют видеопоток и классифицируют эмоции на основе визуальных признаков, таких как улыбка или нахмуренные брови.</w:t>
+        <w:t xml:space="preserve">Примером является библиотека </w:t>
+      </w:r>
+      <w:proofErr w:type="spellStart"/>
+      <w:r>
+        <w:t>Affectiva</w:t>
+      </w:r>
+      <w:proofErr w:type="spellEnd"/>
+      <w:r>
+        <w:t xml:space="preserve">, которая использует </w:t>
+      </w:r>
+      <w:proofErr w:type="spellStart"/>
+      <w:r>
+        <w:t>свёрточные</w:t>
+      </w:r>
+      <w:proofErr w:type="spellEnd"/>
+      <w:r>
+        <w:t xml:space="preserve"> нейронные сети для анализа выражений лица. Такие системы фиксируют видеопоток и классифицируют эмоции на основе визуальных признаков, таких как улыбка или нахмуренные брови.</w:t>
       </w:r>
     </w:p>
     <w:p>
@@ -4292,7 +4575,31 @@
         <w:contextualSpacing w:val="0"/>
       </w:pPr>
       <w:r>
-        <w:t>Примером служит платформа Beyond Verbal, которая анализирует голосовые характеристики, такие как высота тона и темп речи, для определения эмоционального состояния. Такие решения часто применяются в call-центрах.</w:t>
+        <w:t xml:space="preserve">Примером служит платформа </w:t>
+      </w:r>
+      <w:proofErr w:type="spellStart"/>
+      <w:r>
+        <w:t>Beyond</w:t>
+      </w:r>
+      <w:proofErr w:type="spellEnd"/>
+      <w:r>
+        <w:t xml:space="preserve"> </w:t>
+      </w:r>
+      <w:proofErr w:type="spellStart"/>
+      <w:r>
+        <w:t>Verbal</w:t>
+      </w:r>
+      <w:proofErr w:type="spellEnd"/>
+      <w:r>
+        <w:t xml:space="preserve">, которая анализирует голосовые характеристики, такие как высота тона и темп речи, для определения эмоционального состояния. Такие решения часто применяются в </w:t>
+      </w:r>
+      <w:proofErr w:type="spellStart"/>
+      <w:r>
+        <w:t>call</w:t>
+      </w:r>
+      <w:proofErr w:type="spellEnd"/>
+      <w:r>
+        <w:t>-центрах.</w:t>
       </w:r>
     </w:p>
     <w:p>
@@ -4407,7 +4714,15 @@
         <w:contextualSpacing w:val="0"/>
       </w:pPr>
       <w:r>
-        <w:t>Примером является система Emotient, которая комбинирует анализ выражений лица и голосовых данных с использованием CNN и RNN. Такие решения применяются в маркетинге и HR для комплексного анализа эмоционального состояния.</w:t>
+        <w:t xml:space="preserve">Примером является система </w:t>
+      </w:r>
+      <w:proofErr w:type="spellStart"/>
+      <w:r>
+        <w:t>Emotient</w:t>
+      </w:r>
+      <w:proofErr w:type="spellEnd"/>
+      <w:r>
+        <w:t>, которая комбинирует анализ выражений лица и голосовых данных с использованием CNN и RNN. Такие решения применяются в маркетинге и HR для комплексного анализа эмоционального состояния.</w:t>
       </w:r>
     </w:p>
     <w:p>
@@ -4684,7 +4999,23 @@
         <w:contextualSpacing w:val="0"/>
       </w:pPr>
       <w:r>
-        <w:t>Гибкость стека: Использование открытых библиотек (Python, PyTorch, OpenCV) позволяет избежать лицензионных отчислений.</w:t>
+        <w:t xml:space="preserve">Гибкость стека: Использование открытых библиотек (Python, </w:t>
+      </w:r>
+      <w:proofErr w:type="spellStart"/>
+      <w:r>
+        <w:t>PyTorch</w:t>
+      </w:r>
+      <w:proofErr w:type="spellEnd"/>
+      <w:r>
+        <w:t xml:space="preserve">, </w:t>
+      </w:r>
+      <w:proofErr w:type="spellStart"/>
+      <w:r>
+        <w:t>OpenCV</w:t>
+      </w:r>
+      <w:proofErr w:type="spellEnd"/>
+      <w:r>
+        <w:t>) позволяет избежать лицензионных отчислений.</w:t>
       </w:r>
     </w:p>
     <w:p>
@@ -4696,8 +5027,13 @@
         </w:numPr>
         <w:contextualSpacing w:val="0"/>
       </w:pPr>
-      <w:r>
-        <w:t>Мультимодальность: Повышение точности за счёт объединения визуальных и голосовых признаков.</w:t>
+      <w:proofErr w:type="spellStart"/>
+      <w:r>
+        <w:t>Мультимодальность</w:t>
+      </w:r>
+      <w:proofErr w:type="spellEnd"/>
+      <w:r>
+        <w:t>: Повышение точности за счёт объединения визуальных и голосовых признаков.</w:t>
       </w:r>
     </w:p>
     <w:p>
@@ -4732,14 +5068,22 @@
         <w:contextualSpacing w:val="0"/>
       </w:pPr>
       <w:r>
-        <w:t>Требует наличия вычислительных ресурсов (GPU) для этапа обучения и инференса в реальном времени.</w:t>
+        <w:t xml:space="preserve">Требует наличия вычислительных ресурсов (GPU) для этапа обучения и </w:t>
+      </w:r>
+      <w:proofErr w:type="spellStart"/>
+      <w:r>
+        <w:t>инференса</w:t>
+      </w:r>
+      <w:proofErr w:type="spellEnd"/>
+      <w:r>
+        <w:t xml:space="preserve"> в реальном времени.</w:t>
       </w:r>
     </w:p>
     <w:p>
       <w:pPr>
         <w:pStyle w:val="2"/>
       </w:pPr>
-      <w:bookmarkStart w:id="7" w:name="_Toc228935195"/>
+      <w:bookmarkStart w:id="7" w:name="_Toc228943803"/>
       <w:r>
         <w:t>Сравнительный анализ аналогов</w:t>
       </w:r>
@@ -4783,7 +5127,7 @@
         <w:t xml:space="preserve">. </w:t>
       </w:r>
       <w:r>
-        <w:t>Сравнение технических характеристик систем</w:t>
+        <w:t>Сравнение систем по алгоритмическим и вычислительным характеристикам</w:t>
       </w:r>
     </w:p>
     <w:tbl>
@@ -4813,6 +5157,7 @@
               <w:pStyle w:val="affa"/>
             </w:pPr>
             <w:r>
+              <w:lastRenderedPageBreak/>
               <w:t>Критерий</w:t>
             </w:r>
           </w:p>
@@ -4973,7 +5318,6 @@
               <w:pStyle w:val="aff9"/>
             </w:pPr>
             <w:r>
-              <w:lastRenderedPageBreak/>
               <w:t>Учёт видеопотока</w:t>
             </w:r>
           </w:p>
@@ -5319,7 +5663,7 @@
         <w:t xml:space="preserve">. </w:t>
       </w:r>
       <w:r>
-        <w:t>Сравнение технических характеристик систем</w:t>
+        <w:t>Сравнение систем по эксплуатационным и нормативным характеристикам</w:t>
       </w:r>
     </w:p>
     <w:tbl>
@@ -5672,7 +6016,7 @@
       <w:pPr>
         <w:pStyle w:val="2"/>
       </w:pPr>
-      <w:bookmarkStart w:id="8" w:name="_Toc228935196"/>
+      <w:bookmarkStart w:id="8" w:name="_Toc228943804"/>
       <w:r>
         <w:t>Анализ показателей:</w:t>
       </w:r>
@@ -5691,6 +6035,7 @@
         <w:pStyle w:val="25"/>
       </w:pPr>
       <w:r>
+        <w:lastRenderedPageBreak/>
         <w:t>Учёт видео- и аудиопотока: только мультимодальные системы и разрабатываемое решение способны полноценно анализировать оба типа данных.</w:t>
       </w:r>
     </w:p>
@@ -5699,7 +6044,6 @@
         <w:pStyle w:val="25"/>
       </w:pPr>
       <w:r>
-        <w:lastRenderedPageBreak/>
         <w:t>Адаптивность к HR-сценариям: Разрабатываемая система и готовые мультимодальные решения лучше подходят для задач HR благодаря возможности учёта контекста.</w:t>
       </w:r>
     </w:p>
@@ -5708,7 +6052,23 @@
         <w:pStyle w:val="25"/>
       </w:pPr>
       <w:r>
-        <w:t>Стоимость и правовое обеспечение: в отличие от коммерческих аналогов (Affectiva, Emotient), разрабатываемая система предполагает отсутствие регулярных лицензионных отчислений и изначальную архитектурную поддержку требований ФЗ-152, что критично для работы с персональными данными сотрудников в РФ.</w:t>
+        <w:t>Стоимость и правовое обеспечение: в отличие от коммерческих аналогов (</w:t>
+      </w:r>
+      <w:proofErr w:type="spellStart"/>
+      <w:r>
+        <w:t>Affectiva</w:t>
+      </w:r>
+      <w:proofErr w:type="spellEnd"/>
+      <w:r>
+        <w:t xml:space="preserve">, </w:t>
+      </w:r>
+      <w:proofErr w:type="spellStart"/>
+      <w:r>
+        <w:t>Emotient</w:t>
+      </w:r>
+      <w:proofErr w:type="spellEnd"/>
+      <w:r>
+        <w:t>), разрабатываемая система предполагает отсутствие регулярных лицензионных отчислений и изначальную архитектурную поддержку требований ФЗ-152, что критично для работы с персональными данными сотрудников в РФ.</w:t>
       </w:r>
     </w:p>
     <w:p>
@@ -5719,7 +6079,7 @@
           <w:bCs/>
         </w:rPr>
       </w:pPr>
-      <w:bookmarkStart w:id="9" w:name="_Toc228935197"/>
+      <w:bookmarkStart w:id="9" w:name="_Toc228943805"/>
       <w:r>
         <w:rPr>
           <w:b w:val="0"/>
@@ -5742,7 +6102,23 @@
         <w:pStyle w:val="25"/>
       </w:pPr>
       <w:r>
-        <w:t>Для разработки системы в рамках данной работы целесообразно ориентироваться на мультимодальный подход, интегрирующий свёрточные нейронные сети (CNN) для обработки видеопотока и рекуррентные нейронные сети (RNN) для анализа аудиопотока. Разрабатываемое решение позволит достичь высокой точности (целевой показатель ≥85%), надёжности и функциональности, необходимых для применения в HR-процессах, при этом обеспечивая контроль над данными и снижение затрат на лицензирование ПО по сравнению с зарубежными аналогами.</w:t>
+        <w:t xml:space="preserve">Для разработки системы в рамках данной работы целесообразно ориентироваться на мультимодальный подход, интегрирующий </w:t>
+      </w:r>
+      <w:proofErr w:type="spellStart"/>
+      <w:r>
+        <w:t>свёрточные</w:t>
+      </w:r>
+      <w:proofErr w:type="spellEnd"/>
+      <w:r>
+        <w:t xml:space="preserve"> нейронные сети (CNN) для обработки видеопотока и рекуррентные нейронные сети (RNN) для анализа аудиопотока. Разрабатываемое решение позволит достичь высокой точности (целевой показатель ≥85%), надёжности и функциональности, необходимых для применения в HR-процессах, при этом обеспечивая контроль над данными и снижение затрат на лицензирование ПО </w:t>
+      </w:r>
+      <w:proofErr w:type="spellStart"/>
+      <w:r>
+        <w:t>по</w:t>
+      </w:r>
+      <w:proofErr w:type="spellEnd"/>
+      <w:r>
+        <w:t xml:space="preserve"> сравнению с зарубежными аналогами.</w:t>
       </w:r>
       <w:r>
         <w:rPr>
@@ -5755,16 +6131,22 @@
       <w:pPr>
         <w:pStyle w:val="1"/>
       </w:pPr>
-      <w:bookmarkStart w:id="10" w:name="_Toc228935198"/>
       <w:r>
         <w:lastRenderedPageBreak/>
-        <w:t>ТЕХНИЧЕСКОЕ ЗАДАНИЕ</w:t>
-      </w:r>
-      <w:bookmarkEnd w:id="10"/>
-    </w:p>
-    <w:p>
-      <w:r>
-        <w:t>Цель исследования: спроектировать и разработать программную реализацию автоматизированной системы проведения видеовстреч с мультимодальным анализом эмоционального состояния и речевой активности участников на основе методов искусственного интеллекта.</w:t>
+        <w:t>ПОСТАНОВКА ЗАДАЧИ</w:t>
+      </w:r>
+    </w:p>
+    <w:p>
+      <w:r>
+        <w:t xml:space="preserve">Цель исследования: спроектировать и разработать программную реализацию автоматизированной системы проведения </w:t>
+      </w:r>
+      <w:proofErr w:type="spellStart"/>
+      <w:r>
+        <w:t>видеовстреч</w:t>
+      </w:r>
+      <w:proofErr w:type="spellEnd"/>
+      <w:r>
+        <w:t xml:space="preserve"> с мультимодальным анализом эмоционального состояния и речевой активности участников на основе методов искусственного интеллекта.</w:t>
       </w:r>
     </w:p>
     <w:p>
@@ -5834,7 +6216,15 @@
         <w:ind w:left="0" w:firstLine="709"/>
       </w:pPr>
       <w:r>
-        <w:t>Разработка модуля обработки видеопотока для анализа выражений лица участников видеовстречи.</w:t>
+        <w:t xml:space="preserve">Разработка модуля обработки видеопотока для анализа выражений лица участников </w:t>
+      </w:r>
+      <w:proofErr w:type="spellStart"/>
+      <w:r>
+        <w:t>видеовстречи</w:t>
+      </w:r>
+      <w:proofErr w:type="spellEnd"/>
+      <w:r>
+        <w:t>.</w:t>
       </w:r>
     </w:p>
     <w:p>
@@ -5847,7 +6237,15 @@
         <w:ind w:left="0" w:firstLine="709"/>
       </w:pPr>
       <w:r>
-        <w:t>Разработка модуля обработки аудиопотока для транскрибации речи и анализа её эмоциональной окраски.</w:t>
+        <w:t xml:space="preserve">Разработка модуля обработки аудиопотока для </w:t>
+      </w:r>
+      <w:proofErr w:type="spellStart"/>
+      <w:r>
+        <w:t>транскрибации</w:t>
+      </w:r>
+      <w:proofErr w:type="spellEnd"/>
+      <w:r>
+        <w:t xml:space="preserve"> речи и анализа её эмоциональной окраски.</w:t>
       </w:r>
     </w:p>
     <w:p>
@@ -5923,15 +6321,12 @@
       <w:pPr>
         <w:pStyle w:val="1"/>
       </w:pPr>
-      <w:bookmarkStart w:id="11" w:name="_Toc228935199"/>
+      <w:bookmarkStart w:id="10" w:name="_Toc228943807"/>
       <w:r>
         <w:lastRenderedPageBreak/>
         <w:t>ВЫБОР МЕТОДОВ ИССЛЕДОВАНИЯ И СРЕДСТВ РАЗРАБОТКИ</w:t>
       </w:r>
-      <w:r>
-        <w:t>.</w:t>
-      </w:r>
-      <w:bookmarkEnd w:id="11"/>
+      <w:bookmarkEnd w:id="10"/>
     </w:p>
     <w:p>
       <w:pPr>
@@ -5943,7 +6338,35 @@
         <w:rPr>
           <w:lang w:bidi="ru-RU"/>
         </w:rPr>
-        <w:t>В качестве основного языка программирования для разработки клиентской части системы был выбран TypeScript в сочетании с библиотекой React. Данный стек обеспечивает создание высокопроизводительных одностраничных приложений с типизированным кодом, что повышает надёжность разработки и упрощает дальнейшую поддержку системы.</w:t>
+        <w:t xml:space="preserve">В качестве основного языка программирования для разработки клиентской части системы был выбран </w:t>
+      </w:r>
+      <w:proofErr w:type="spellStart"/>
+      <w:r>
+        <w:rPr>
+          <w:lang w:bidi="ru-RU"/>
+        </w:rPr>
+        <w:t>TypeScript</w:t>
+      </w:r>
+      <w:proofErr w:type="spellEnd"/>
+      <w:r>
+        <w:rPr>
+          <w:lang w:bidi="ru-RU"/>
+        </w:rPr>
+        <w:t xml:space="preserve"> в сочетании с библиотекой </w:t>
+      </w:r>
+      <w:proofErr w:type="spellStart"/>
+      <w:r>
+        <w:rPr>
+          <w:lang w:bidi="ru-RU"/>
+        </w:rPr>
+        <w:t>React</w:t>
+      </w:r>
+      <w:proofErr w:type="spellEnd"/>
+      <w:r>
+        <w:rPr>
+          <w:lang w:bidi="ru-RU"/>
+        </w:rPr>
+        <w:t>. Данный стек обеспечивает создание высокопроизводительных одностраничных приложений с типизированным кодом, что повышает надёжность разработки и упрощает дальнейшую поддержку системы.</w:t>
       </w:r>
     </w:p>
     <w:p>
@@ -6041,7 +6464,35 @@
         <w:rPr>
           <w:lang w:bidi="ru-RU"/>
         </w:rPr>
-        <w:t>Для реализации серверной логики, маршрутизации и обработки сетевых соединений использовался язык программирования Go (Golang). Он применяется для построения REST API, управления WebSocket-подключениями и координации обмена данными между участниками встречи и аналитическими модулями.</w:t>
+        <w:t>Для реализации серверной логики, маршрутизации и обработки сетевых соединений использовался язык программирования Go (</w:t>
+      </w:r>
+      <w:proofErr w:type="spellStart"/>
+      <w:r>
+        <w:rPr>
+          <w:lang w:bidi="ru-RU"/>
+        </w:rPr>
+        <w:t>Golang</w:t>
+      </w:r>
+      <w:proofErr w:type="spellEnd"/>
+      <w:r>
+        <w:rPr>
+          <w:lang w:bidi="ru-RU"/>
+        </w:rPr>
+        <w:t xml:space="preserve">). Он применяется для построения REST API, управления </w:t>
+      </w:r>
+      <w:proofErr w:type="spellStart"/>
+      <w:r>
+        <w:rPr>
+          <w:lang w:bidi="ru-RU"/>
+        </w:rPr>
+        <w:t>WebSocket</w:t>
+      </w:r>
+      <w:proofErr w:type="spellEnd"/>
+      <w:r>
+        <w:rPr>
+          <w:lang w:bidi="ru-RU"/>
+        </w:rPr>
+        <w:t>-подключениями и координации обмена данными между участниками встречи и аналитическими модулями.</w:t>
       </w:r>
     </w:p>
     <w:p>
@@ -6140,7 +6591,21 @@
           <w:lang w:bidi="ru-RU"/>
         </w:rPr>
         <w:lastRenderedPageBreak/>
-        <w:t>Для реализации модулей мультимодального анализа (распознавание эмоционального состояния, транскрибация речи) применялся язык программирования Python. Он используется в составе отдельного AI-шлюза и сервиса распознавания речи для обработки видеопотока и аудиосигналов.</w:t>
+        <w:t xml:space="preserve">Для реализации модулей мультимодального анализа (распознавание эмоционального состояния, </w:t>
+      </w:r>
+      <w:proofErr w:type="spellStart"/>
+      <w:r>
+        <w:rPr>
+          <w:lang w:bidi="ru-RU"/>
+        </w:rPr>
+        <w:t>транскрибация</w:t>
+      </w:r>
+      <w:proofErr w:type="spellEnd"/>
+      <w:r>
+        <w:rPr>
+          <w:lang w:bidi="ru-RU"/>
+        </w:rPr>
+        <w:t xml:space="preserve"> речи) применялся язык программирования Python. Он используется в составе отдельного AI-шлюза и сервиса распознавания речи для обработки видеопотока и аудиосигналов.</w:t>
       </w:r>
     </w:p>
     <w:p>
@@ -6171,7 +6636,49 @@
         <w:rPr>
           <w:lang w:bidi="ru-RU"/>
         </w:rPr>
-        <w:t>Наличие специализированных библиотек для работы с нейронными сетями и обработки мультимедиа (OpenCV, FastAPI, faster-whisper);</w:t>
+        <w:t>Наличие специализированных библиотек для работы с нейронными сетями и обработки мультимедиа (</w:t>
+      </w:r>
+      <w:proofErr w:type="spellStart"/>
+      <w:r>
+        <w:rPr>
+          <w:lang w:bidi="ru-RU"/>
+        </w:rPr>
+        <w:t>OpenCV</w:t>
+      </w:r>
+      <w:proofErr w:type="spellEnd"/>
+      <w:r>
+        <w:rPr>
+          <w:lang w:bidi="ru-RU"/>
+        </w:rPr>
+        <w:t xml:space="preserve">, </w:t>
+      </w:r>
+      <w:proofErr w:type="spellStart"/>
+      <w:r>
+        <w:rPr>
+          <w:lang w:bidi="ru-RU"/>
+        </w:rPr>
+        <w:t>FastAPI</w:t>
+      </w:r>
+      <w:proofErr w:type="spellEnd"/>
+      <w:r>
+        <w:rPr>
+          <w:lang w:bidi="ru-RU"/>
+        </w:rPr>
+        <w:t xml:space="preserve">, </w:t>
+      </w:r>
+      <w:proofErr w:type="spellStart"/>
+      <w:r>
+        <w:rPr>
+          <w:lang w:bidi="ru-RU"/>
+        </w:rPr>
+        <w:t>faster-whisper</w:t>
+      </w:r>
+      <w:proofErr w:type="spellEnd"/>
+      <w:r>
+        <w:rPr>
+          <w:lang w:bidi="ru-RU"/>
+        </w:rPr>
+        <w:t>);</w:t>
       </w:r>
     </w:p>
     <w:p>
@@ -6311,7 +6818,21 @@
         <w:rPr>
           <w:lang w:bidi="ru-RU"/>
         </w:rPr>
-        <w:t>Для хранения данных о пользователях, сессиях, событиях аналитики и результатах анализа была выбрана система управления базами данных PostgreSQL. Данная СУБД обеспечивает:</w:t>
+        <w:t xml:space="preserve">Для хранения данных о пользователях, сессиях, событиях аналитики и результатах анализа была выбрана система управления базами данных </w:t>
+      </w:r>
+      <w:proofErr w:type="spellStart"/>
+      <w:r>
+        <w:rPr>
+          <w:lang w:bidi="ru-RU"/>
+        </w:rPr>
+        <w:t>PostgreSQL</w:t>
+      </w:r>
+      <w:proofErr w:type="spellEnd"/>
+      <w:r>
+        <w:rPr>
+          <w:lang w:bidi="ru-RU"/>
+        </w:rPr>
+        <w:t>. Данная СУБД обеспечивает:</w:t>
       </w:r>
     </w:p>
     <w:p>
@@ -6329,7 +6850,21 @@
         <w:rPr>
           <w:lang w:bidi="ru-RU"/>
         </w:rPr>
-        <w:t>Надёжное хранение структурированных и полуструктурированных данных, включая поддержку формата JSONB для гибкого сохранения аналитических событий;</w:t>
+        <w:t xml:space="preserve">Надёжное хранение структурированных и </w:t>
+      </w:r>
+      <w:proofErr w:type="spellStart"/>
+      <w:r>
+        <w:rPr>
+          <w:lang w:bidi="ru-RU"/>
+        </w:rPr>
+        <w:t>полуструктурированных</w:t>
+      </w:r>
+      <w:proofErr w:type="spellEnd"/>
+      <w:r>
+        <w:rPr>
+          <w:lang w:bidi="ru-RU"/>
+        </w:rPr>
+        <w:t xml:space="preserve"> данных, включая поддержку формата JSONB для гибкого сохранения аналитических событий;</w:t>
       </w:r>
     </w:p>
     <w:p>
@@ -6403,7 +6938,7 @@
           <w:rFonts w:cstheme="majorHAnsi"/>
         </w:rPr>
       </w:pPr>
-      <w:bookmarkStart w:id="12" w:name="_Toc228935200"/>
+      <w:bookmarkStart w:id="11" w:name="_Toc228943808"/>
       <w:r>
         <w:rPr>
           <w:rFonts w:cstheme="majorHAnsi"/>
@@ -6411,7 +6946,7 @@
         <w:lastRenderedPageBreak/>
         <w:t>ПРОЕКТИРОВАНИЕ СИСТЕМЫ</w:t>
       </w:r>
-      <w:bookmarkEnd w:id="12"/>
+      <w:bookmarkEnd w:id="11"/>
     </w:p>
     <w:p>
       <w:r>
@@ -6423,11 +6958,11 @@
         <w:pStyle w:val="2"/>
         <w:ind w:left="360"/>
       </w:pPr>
-      <w:bookmarkStart w:id="13" w:name="_Toc228935201"/>
+      <w:bookmarkStart w:id="12" w:name="_Toc228943809"/>
       <w:r>
         <w:t>BPMN-диаграмма</w:t>
       </w:r>
-      <w:bookmarkEnd w:id="13"/>
+      <w:bookmarkEnd w:id="12"/>
     </w:p>
     <w:p>
       <w:r>
@@ -6586,7 +7121,7 @@
       <w:pPr>
         <w:pStyle w:val="2"/>
       </w:pPr>
-      <w:bookmarkStart w:id="14" w:name="_Toc228935202"/>
+      <w:bookmarkStart w:id="13" w:name="_Toc228943810"/>
       <w:r>
         <w:rPr>
           <w:lang w:val="en-US"/>
@@ -6597,7 +7132,7 @@
       <w:r>
         <w:t>-диаграмма</w:t>
       </w:r>
-      <w:bookmarkEnd w:id="14"/>
+      <w:bookmarkEnd w:id="13"/>
     </w:p>
     <w:p>
       <w:pPr>
@@ -6920,11 +7455,11 @@
       <w:pPr>
         <w:pStyle w:val="2"/>
       </w:pPr>
-      <w:bookmarkStart w:id="15" w:name="_Toc228935203"/>
+      <w:bookmarkStart w:id="14" w:name="_Toc228943811"/>
       <w:r>
         <w:t>DFD-диаграмма</w:t>
       </w:r>
-      <w:bookmarkEnd w:id="15"/>
+      <w:bookmarkEnd w:id="14"/>
     </w:p>
     <w:p>
       <w:pPr>
@@ -7278,14 +7813,14 @@
           <w:rFonts w:eastAsia="Microsoft YaHei"/>
         </w:rPr>
       </w:pPr>
-      <w:bookmarkStart w:id="16" w:name="_Toc228935204"/>
+      <w:bookmarkStart w:id="15" w:name="_Toc228943812"/>
       <w:r>
         <w:rPr>
           <w:rFonts w:eastAsia="Microsoft YaHei"/>
         </w:rPr>
         <w:t>ER-диаграмма базы данных</w:t>
       </w:r>
-      <w:bookmarkEnd w:id="16"/>
+      <w:bookmarkEnd w:id="15"/>
     </w:p>
     <w:p>
       <w:pPr>
@@ -7297,7 +7832,21 @@
         <w:rPr>
           <w:rFonts w:eastAsia="Microsoft YaHei"/>
         </w:rPr>
-        <w:t>Представленная ER-диаграмма (рисунок 8) отображает информационную модель разрабатываемой системы. Диаграмма иллюстрирует основные сущности, их атрибуты и связи между ними, обеспечивая хранение данных пользователей, сеансов видеовстреч, аналитики в реальном времени и сообщений чата.</w:t>
+        <w:t xml:space="preserve">Представленная ER-диаграмма (рисунок 8) отображает информационную модель разрабатываемой системы. Диаграмма иллюстрирует основные сущности, их атрибуты и связи между ними, обеспечивая хранение данных пользователей, сеансов </w:t>
+      </w:r>
+      <w:proofErr w:type="spellStart"/>
+      <w:r>
+        <w:rPr>
+          <w:rFonts w:eastAsia="Microsoft YaHei"/>
+        </w:rPr>
+        <w:t>видеовстреч</w:t>
+      </w:r>
+      <w:proofErr w:type="spellEnd"/>
+      <w:r>
+        <w:rPr>
+          <w:rFonts w:eastAsia="Microsoft YaHei"/>
+        </w:rPr>
+        <w:t>, аналитики в реальном времени и сообщений чата.</w:t>
       </w:r>
     </w:p>
     <w:p>
@@ -7428,7 +7977,7 @@
           <w:szCs w:val="28"/>
         </w:rPr>
       </w:pPr>
-      <w:bookmarkStart w:id="17" w:name="_Hlk228934961"/>
+      <w:bookmarkStart w:id="16" w:name="_Hlk228934961"/>
       <w:r>
         <w:rPr>
           <w:rStyle w:val="ae"/>
@@ -7500,7 +8049,7 @@
         </w:rPr>
         <w:t xml:space="preserve"> – </w:t>
       </w:r>
-      <w:bookmarkEnd w:id="17"/>
+      <w:bookmarkEnd w:id="16"/>
       <w:r>
         <w:rPr>
           <w:rStyle w:val="ae"/>
@@ -10051,8 +10600,18 @@
           <w:rFonts w:eastAsia="Microsoft YaHei"/>
           <w:color w:val="000000"/>
         </w:rPr>
-        <w:t>Сеанс видеовстречи</w:t>
-      </w:r>
+        <w:t xml:space="preserve">Сеанс </w:t>
+      </w:r>
+      <w:proofErr w:type="spellStart"/>
+      <w:r>
+        <w:rPr>
+          <w:rStyle w:val="aff2"/>
+          <w:rFonts w:eastAsia="Microsoft YaHei"/>
+          <w:color w:val="000000"/>
+        </w:rPr>
+        <w:t>видеовстречи</w:t>
+      </w:r>
+      <w:proofErr w:type="spellEnd"/>
       <w:r>
         <w:rPr>
           <w:rFonts w:eastAsia="Microsoft YaHei"/>
@@ -10147,8 +10706,19 @@
           <w:color w:val="000000"/>
           <w:szCs w:val="28"/>
         </w:rPr>
-        <w:t>Описание сущности Сеанс видеовстречи</w:t>
-      </w:r>
+        <w:t xml:space="preserve">Описание сущности Сеанс </w:t>
+      </w:r>
+      <w:proofErr w:type="spellStart"/>
+      <w:r>
+        <w:rPr>
+          <w:rStyle w:val="ae"/>
+          <w:rFonts w:asciiTheme="majorHAnsi" w:eastAsia="Microsoft YaHei" w:hAnsiTheme="majorHAnsi" w:cstheme="majorHAnsi"/>
+          <w:color w:val="000000"/>
+          <w:szCs w:val="28"/>
+        </w:rPr>
+        <w:t>видеовстречи</w:t>
+      </w:r>
+      <w:proofErr w:type="spellEnd"/>
     </w:p>
     <w:tbl>
       <w:tblPr>
@@ -10491,12 +11061,21 @@
                 <w:sz w:val="28"/>
               </w:rPr>
             </w:pPr>
+            <w:proofErr w:type="spellStart"/>
             <w:r>
               <w:rPr>
                 <w:rFonts w:asciiTheme="majorHAnsi" w:hAnsiTheme="majorHAnsi" w:cstheme="majorHAnsi"/>
                 <w:sz w:val="28"/>
               </w:rPr>
-              <w:t>Человекочитаемое наименование сессии</w:t>
+              <w:t>Человекочитаемое</w:t>
+            </w:r>
+            <w:proofErr w:type="spellEnd"/>
+            <w:r>
+              <w:rPr>
+                <w:rFonts w:asciiTheme="majorHAnsi" w:hAnsiTheme="majorHAnsi" w:cstheme="majorHAnsi"/>
+                <w:sz w:val="28"/>
+              </w:rPr>
+              <w:t xml:space="preserve"> наименование сессии</w:t>
             </w:r>
           </w:p>
         </w:tc>
@@ -15187,7 +15766,21 @@
         <w:rPr>
           <w:rFonts w:eastAsia="Microsoft YaHei"/>
         </w:rPr>
-        <w:t>Пользователь системы → Токен обновления сессии: связь «один-ко-многим» (1:М).</w:t>
+        <w:t>Пользователь системы → Токен обновления сессии: связь «один-ко-многим» (</w:t>
+      </w:r>
+      <w:proofErr w:type="gramStart"/>
+      <w:r>
+        <w:rPr>
+          <w:rFonts w:eastAsia="Microsoft YaHei"/>
+        </w:rPr>
+        <w:t>1:М</w:t>
+      </w:r>
+      <w:proofErr w:type="gramEnd"/>
+      <w:r>
+        <w:rPr>
+          <w:rFonts w:eastAsia="Microsoft YaHei"/>
+        </w:rPr>
+        <w:t>).</w:t>
       </w:r>
     </w:p>
     <w:p>
@@ -15205,7 +15798,21 @@
         <w:rPr>
           <w:rFonts w:eastAsia="Microsoft YaHei"/>
         </w:rPr>
-        <w:t>Пользователь системы → Журнал аутентификации: связь «один-ко-многим» (1:М).</w:t>
+        <w:t>Пользователь системы → Журнал аутентификации: связь «один-ко-многим» (</w:t>
+      </w:r>
+      <w:proofErr w:type="gramStart"/>
+      <w:r>
+        <w:rPr>
+          <w:rFonts w:eastAsia="Microsoft YaHei"/>
+        </w:rPr>
+        <w:t>1:М</w:t>
+      </w:r>
+      <w:proofErr w:type="gramEnd"/>
+      <w:r>
+        <w:rPr>
+          <w:rFonts w:eastAsia="Microsoft YaHei"/>
+        </w:rPr>
+        <w:t>).</w:t>
       </w:r>
     </w:p>
     <w:p>
@@ -15223,7 +15830,35 @@
         <w:rPr>
           <w:rFonts w:eastAsia="Microsoft YaHei"/>
         </w:rPr>
-        <w:t>Пользователь системы → Сеанс видеовстречи: связь «один-ко-многим» (1:М) по полю «Создан пользователем».</w:t>
+        <w:t xml:space="preserve">Пользователь системы → Сеанс </w:t>
+      </w:r>
+      <w:proofErr w:type="spellStart"/>
+      <w:r>
+        <w:rPr>
+          <w:rFonts w:eastAsia="Microsoft YaHei"/>
+        </w:rPr>
+        <w:t>видеовстречи</w:t>
+      </w:r>
+      <w:proofErr w:type="spellEnd"/>
+      <w:r>
+        <w:rPr>
+          <w:rFonts w:eastAsia="Microsoft YaHei"/>
+        </w:rPr>
+        <w:t>: связь «один-ко-многим» (</w:t>
+      </w:r>
+      <w:proofErr w:type="gramStart"/>
+      <w:r>
+        <w:rPr>
+          <w:rFonts w:eastAsia="Microsoft YaHei"/>
+        </w:rPr>
+        <w:t>1:М</w:t>
+      </w:r>
+      <w:proofErr w:type="gramEnd"/>
+      <w:r>
+        <w:rPr>
+          <w:rFonts w:eastAsia="Microsoft YaHei"/>
+        </w:rPr>
+        <w:t>) по полю «Создан пользователем».</w:t>
       </w:r>
     </w:p>
     <w:p>
@@ -15242,7 +15877,35 @@
           <w:rFonts w:eastAsia="Microsoft YaHei"/>
         </w:rPr>
         <w:lastRenderedPageBreak/>
-        <w:t>Сеанс видеовстречи → Участник встречи: связь «один-ко-многим» (1:М).</w:t>
+        <w:t xml:space="preserve">Сеанс </w:t>
+      </w:r>
+      <w:proofErr w:type="spellStart"/>
+      <w:r>
+        <w:rPr>
+          <w:rFonts w:eastAsia="Microsoft YaHei"/>
+        </w:rPr>
+        <w:t>видеовстречи</w:t>
+      </w:r>
+      <w:proofErr w:type="spellEnd"/>
+      <w:r>
+        <w:rPr>
+          <w:rFonts w:eastAsia="Microsoft YaHei"/>
+        </w:rPr>
+        <w:t xml:space="preserve"> → Участник встречи: связь «один-ко-многим» (</w:t>
+      </w:r>
+      <w:proofErr w:type="gramStart"/>
+      <w:r>
+        <w:rPr>
+          <w:rFonts w:eastAsia="Microsoft YaHei"/>
+        </w:rPr>
+        <w:t>1:М</w:t>
+      </w:r>
+      <w:proofErr w:type="gramEnd"/>
+      <w:r>
+        <w:rPr>
+          <w:rFonts w:eastAsia="Microsoft YaHei"/>
+        </w:rPr>
+        <w:t>).</w:t>
       </w:r>
     </w:p>
     <w:p>
@@ -15260,7 +15923,35 @@
         <w:rPr>
           <w:rFonts w:eastAsia="Microsoft YaHei"/>
         </w:rPr>
-        <w:t>Сеанс видеовстречи → Событие встречи: связь «один-ко-многим» (1:М).</w:t>
+        <w:t xml:space="preserve">Сеанс </w:t>
+      </w:r>
+      <w:proofErr w:type="spellStart"/>
+      <w:r>
+        <w:rPr>
+          <w:rFonts w:eastAsia="Microsoft YaHei"/>
+        </w:rPr>
+        <w:t>видеовстречи</w:t>
+      </w:r>
+      <w:proofErr w:type="spellEnd"/>
+      <w:r>
+        <w:rPr>
+          <w:rFonts w:eastAsia="Microsoft YaHei"/>
+        </w:rPr>
+        <w:t xml:space="preserve"> → Событие встречи: связь «один-ко-многим» (</w:t>
+      </w:r>
+      <w:proofErr w:type="gramStart"/>
+      <w:r>
+        <w:rPr>
+          <w:rFonts w:eastAsia="Microsoft YaHei"/>
+        </w:rPr>
+        <w:t>1:М</w:t>
+      </w:r>
+      <w:proofErr w:type="gramEnd"/>
+      <w:r>
+        <w:rPr>
+          <w:rFonts w:eastAsia="Microsoft YaHei"/>
+        </w:rPr>
+        <w:t>).</w:t>
       </w:r>
     </w:p>
     <w:p>
@@ -15278,7 +15969,35 @@
         <w:rPr>
           <w:rFonts w:eastAsia="Microsoft YaHei"/>
         </w:rPr>
-        <w:t>Сеанс видеовстречи → Событие аналитики: связь «один-ко-многим» (1:М).</w:t>
+        <w:t xml:space="preserve">Сеанс </w:t>
+      </w:r>
+      <w:proofErr w:type="spellStart"/>
+      <w:r>
+        <w:rPr>
+          <w:rFonts w:eastAsia="Microsoft YaHei"/>
+        </w:rPr>
+        <w:t>видеовстречи</w:t>
+      </w:r>
+      <w:proofErr w:type="spellEnd"/>
+      <w:r>
+        <w:rPr>
+          <w:rFonts w:eastAsia="Microsoft YaHei"/>
+        </w:rPr>
+        <w:t xml:space="preserve"> → Событие аналитики: связь «один-ко-многим» (</w:t>
+      </w:r>
+      <w:proofErr w:type="gramStart"/>
+      <w:r>
+        <w:rPr>
+          <w:rFonts w:eastAsia="Microsoft YaHei"/>
+        </w:rPr>
+        <w:t>1:М</w:t>
+      </w:r>
+      <w:proofErr w:type="gramEnd"/>
+      <w:r>
+        <w:rPr>
+          <w:rFonts w:eastAsia="Microsoft YaHei"/>
+        </w:rPr>
+        <w:t>).</w:t>
       </w:r>
     </w:p>
     <w:p>
@@ -15296,7 +16015,35 @@
         <w:rPr>
           <w:rFonts w:eastAsia="Microsoft YaHei"/>
         </w:rPr>
-        <w:t>Сеанс видеовстречи → Отчёт по сеансу: связь «один-ко-многим» (1:М).</w:t>
+        <w:t xml:space="preserve">Сеанс </w:t>
+      </w:r>
+      <w:proofErr w:type="spellStart"/>
+      <w:r>
+        <w:rPr>
+          <w:rFonts w:eastAsia="Microsoft YaHei"/>
+        </w:rPr>
+        <w:t>видеовстречи</w:t>
+      </w:r>
+      <w:proofErr w:type="spellEnd"/>
+      <w:r>
+        <w:rPr>
+          <w:rFonts w:eastAsia="Microsoft YaHei"/>
+        </w:rPr>
+        <w:t xml:space="preserve"> → Отчёт по сеансу: связь «один-ко-многим» (</w:t>
+      </w:r>
+      <w:proofErr w:type="gramStart"/>
+      <w:r>
+        <w:rPr>
+          <w:rFonts w:eastAsia="Microsoft YaHei"/>
+        </w:rPr>
+        <w:t>1:М</w:t>
+      </w:r>
+      <w:proofErr w:type="gramEnd"/>
+      <w:r>
+        <w:rPr>
+          <w:rFonts w:eastAsia="Microsoft YaHei"/>
+        </w:rPr>
+        <w:t>).</w:t>
       </w:r>
     </w:p>
     <w:p>
@@ -15314,20 +16061,62 @@
         <w:rPr>
           <w:rFonts w:eastAsia="Microsoft YaHei"/>
         </w:rPr>
-        <w:t>Сеанс видеовстречи → Сообщение чата: связь «один-ко-многим» (1:М).</w:t>
-      </w:r>
-    </w:p>
-    <w:p>
-      <w:pPr>
+        <w:t xml:space="preserve">Сеанс </w:t>
+      </w:r>
+      <w:proofErr w:type="spellStart"/>
+      <w:r>
         <w:rPr>
           <w:rFonts w:eastAsia="Microsoft YaHei"/>
         </w:rPr>
-      </w:pPr>
+        <w:t>видеовстречи</w:t>
+      </w:r>
+      <w:proofErr w:type="spellEnd"/>
       <w:r>
         <w:rPr>
           <w:rFonts w:eastAsia="Microsoft YaHei"/>
         </w:rPr>
-        <w:t>Данная информационная модель обеспечивает структурированное хранение и обработку данных для разрабатываемой системы, позволяя эффективно управлять доступом, отслеживать жизненный цикл видеосессий, сохранять результаты анализа в гибком формате и обеспечивать целостность данных при каскадном удалении завершённых встреч.</w:t>
+        <w:t xml:space="preserve"> → Сообщение чата: связь «один-ко-многим» (</w:t>
+      </w:r>
+      <w:proofErr w:type="gramStart"/>
+      <w:r>
+        <w:rPr>
+          <w:rFonts w:eastAsia="Microsoft YaHei"/>
+        </w:rPr>
+        <w:t>1:М</w:t>
+      </w:r>
+      <w:proofErr w:type="gramEnd"/>
+      <w:r>
+        <w:rPr>
+          <w:rFonts w:eastAsia="Microsoft YaHei"/>
+        </w:rPr>
+        <w:t>).</w:t>
+      </w:r>
+    </w:p>
+    <w:p>
+      <w:pPr>
+        <w:rPr>
+          <w:rFonts w:eastAsia="Microsoft YaHei"/>
+        </w:rPr>
+      </w:pPr>
+      <w:r>
+        <w:rPr>
+          <w:rFonts w:eastAsia="Microsoft YaHei"/>
+        </w:rPr>
+        <w:t xml:space="preserve">Данная информационная модель обеспечивает структурированное хранение и обработку данных для разрабатываемой системы, позволяя эффективно управлять доступом, отслеживать жизненный цикл </w:t>
+      </w:r>
+      <w:proofErr w:type="spellStart"/>
+      <w:r>
+        <w:rPr>
+          <w:rFonts w:eastAsia="Microsoft YaHei"/>
+        </w:rPr>
+        <w:t>видеосессий</w:t>
+      </w:r>
+      <w:proofErr w:type="spellEnd"/>
+      <w:r>
+        <w:rPr>
+          <w:rFonts w:eastAsia="Microsoft YaHei"/>
+        </w:rPr>
+        <w:t>, сохранять результаты анализа в гибком формате и обеспечивать целостность данных при каскадном удалении завершённых встреч.</w:t>
       </w:r>
     </w:p>
     <w:p>
@@ -15337,12 +16126,14 @@
           <w:rFonts w:eastAsia="Microsoft YaHei"/>
         </w:rPr>
       </w:pPr>
+      <w:bookmarkStart w:id="17" w:name="_Toc228943813"/>
       <w:r>
         <w:rPr>
           <w:rFonts w:eastAsia="Microsoft YaHei"/>
         </w:rPr>
         <w:t>Логическая модель базы данных</w:t>
       </w:r>
+      <w:bookmarkEnd w:id="17"/>
     </w:p>
     <w:p>
       <w:pPr>
@@ -15695,7 +16486,21 @@
         <w:rPr>
           <w:rFonts w:eastAsia="Microsoft YaHei"/>
         </w:rPr>
-        <w:t xml:space="preserve"> (уникальный) – криптографический хеш токена;</w:t>
+        <w:t xml:space="preserve"> (уникальный) – криптографический </w:t>
+      </w:r>
+      <w:proofErr w:type="spellStart"/>
+      <w:r>
+        <w:rPr>
+          <w:rFonts w:eastAsia="Microsoft YaHei"/>
+        </w:rPr>
+        <w:t>хеш</w:t>
+      </w:r>
+      <w:proofErr w:type="spellEnd"/>
+      <w:r>
+        <w:rPr>
+          <w:rFonts w:eastAsia="Microsoft YaHei"/>
+        </w:rPr>
+        <w:t xml:space="preserve"> токена;</w:t>
       </w:r>
     </w:p>
     <w:p>
@@ -15998,7 +16803,25 @@
           <w:rFonts w:eastAsia="Microsoft YaHei"/>
           <w:color w:val="000000"/>
         </w:rPr>
-        <w:t>Сеанс видеовстречи:</w:t>
+        <w:t xml:space="preserve">Сеанс </w:t>
+      </w:r>
+      <w:proofErr w:type="spellStart"/>
+      <w:r>
+        <w:rPr>
+          <w:rStyle w:val="aff2"/>
+          <w:rFonts w:eastAsia="Microsoft YaHei"/>
+          <w:color w:val="000000"/>
+        </w:rPr>
+        <w:t>видеовстречи</w:t>
+      </w:r>
+      <w:proofErr w:type="spellEnd"/>
+      <w:r>
+        <w:rPr>
+          <w:rStyle w:val="aff2"/>
+          <w:rFonts w:eastAsia="Microsoft YaHei"/>
+          <w:color w:val="000000"/>
+        </w:rPr>
+        <w:t>:</w:t>
       </w:r>
     </w:p>
     <w:p>
@@ -16051,7 +16874,21 @@
         <w:rPr>
           <w:rFonts w:eastAsia="Microsoft YaHei"/>
         </w:rPr>
-        <w:t xml:space="preserve"> – человекочитаемое наименование;</w:t>
+        <w:t xml:space="preserve"> – </w:t>
+      </w:r>
+      <w:proofErr w:type="spellStart"/>
+      <w:r>
+        <w:rPr>
+          <w:rFonts w:eastAsia="Microsoft YaHei"/>
+        </w:rPr>
+        <w:t>человекочитаемое</w:t>
+      </w:r>
+      <w:proofErr w:type="spellEnd"/>
+      <w:r>
+        <w:rPr>
+          <w:rFonts w:eastAsia="Microsoft YaHei"/>
+        </w:rPr>
+        <w:t xml:space="preserve"> наименование;</w:t>
       </w:r>
     </w:p>
     <w:p>
@@ -16621,7 +17458,27 @@
           <w:b w:val="0"/>
           <w:bCs w:val="0"/>
         </w:rPr>
-        <w:t>Идентификатор сеанса (внешний ключ) – ссылка на таблицу сеансов видеовстречи;</w:t>
+        <w:t xml:space="preserve">Идентификатор сеанса (внешний ключ) – ссылка на таблицу сеансов </w:t>
+      </w:r>
+      <w:proofErr w:type="spellStart"/>
+      <w:r>
+        <w:rPr>
+          <w:rStyle w:val="aff2"/>
+          <w:rFonts w:eastAsia="Microsoft YaHei"/>
+          <w:b w:val="0"/>
+          <w:bCs w:val="0"/>
+        </w:rPr>
+        <w:t>видеовстречи</w:t>
+      </w:r>
+      <w:proofErr w:type="spellEnd"/>
+      <w:r>
+        <w:rPr>
+          <w:rStyle w:val="aff2"/>
+          <w:rFonts w:eastAsia="Microsoft YaHei"/>
+          <w:b w:val="0"/>
+          <w:bCs w:val="0"/>
+        </w:rPr>
+        <w:t>;</w:t>
       </w:r>
     </w:p>
     <w:p>
@@ -17040,7 +17897,21 @@
         <w:rPr>
           <w:rFonts w:eastAsia="Microsoft YaHei"/>
         </w:rPr>
-        <w:t>Пользователь системы → Токен обновления сессии: связь «один-ко-многим» (1:М), один пользователь может иметь несколько активных или отозванных токенов.</w:t>
+        <w:t>Пользователь системы → Токен обновления сессии: связь «один-ко-многим» (</w:t>
+      </w:r>
+      <w:proofErr w:type="gramStart"/>
+      <w:r>
+        <w:rPr>
+          <w:rFonts w:eastAsia="Microsoft YaHei"/>
+        </w:rPr>
+        <w:t>1:М</w:t>
+      </w:r>
+      <w:proofErr w:type="gramEnd"/>
+      <w:r>
+        <w:rPr>
+          <w:rFonts w:eastAsia="Microsoft YaHei"/>
+        </w:rPr>
+        <w:t>), один пользователь может иметь несколько активных или отозванных токенов.</w:t>
       </w:r>
     </w:p>
     <w:p>
@@ -17058,7 +17929,21 @@
         <w:rPr>
           <w:rFonts w:eastAsia="Microsoft YaHei"/>
         </w:rPr>
-        <w:t>Пользователь системы → Журнал аутентификации: связь «один-ко-многим» (1:М), фиксация истории всех действий входа.</w:t>
+        <w:t>Пользователь системы → Журнал аутентификации: связь «один-ко-многим» (</w:t>
+      </w:r>
+      <w:proofErr w:type="gramStart"/>
+      <w:r>
+        <w:rPr>
+          <w:rFonts w:eastAsia="Microsoft YaHei"/>
+        </w:rPr>
+        <w:t>1:М</w:t>
+      </w:r>
+      <w:proofErr w:type="gramEnd"/>
+      <w:r>
+        <w:rPr>
+          <w:rFonts w:eastAsia="Microsoft YaHei"/>
+        </w:rPr>
+        <w:t>), фиксация истории всех действий входа.</w:t>
       </w:r>
     </w:p>
     <w:p>
@@ -17077,7 +17962,35 @@
           <w:rFonts w:eastAsia="Microsoft YaHei"/>
         </w:rPr>
         <w:lastRenderedPageBreak/>
-        <w:t>Пользователь системы → Сеанс видеовстречи: связь «один-ко-многим» (1:М), организатор создаёт множество встреч.</w:t>
+        <w:t xml:space="preserve">Пользователь системы → Сеанс </w:t>
+      </w:r>
+      <w:proofErr w:type="spellStart"/>
+      <w:r>
+        <w:rPr>
+          <w:rFonts w:eastAsia="Microsoft YaHei"/>
+        </w:rPr>
+        <w:t>видеовстречи</w:t>
+      </w:r>
+      <w:proofErr w:type="spellEnd"/>
+      <w:r>
+        <w:rPr>
+          <w:rFonts w:eastAsia="Microsoft YaHei"/>
+        </w:rPr>
+        <w:t>: связь «один-ко-многим» (</w:t>
+      </w:r>
+      <w:proofErr w:type="gramStart"/>
+      <w:r>
+        <w:rPr>
+          <w:rFonts w:eastAsia="Microsoft YaHei"/>
+        </w:rPr>
+        <w:t>1:М</w:t>
+      </w:r>
+      <w:proofErr w:type="gramEnd"/>
+      <w:r>
+        <w:rPr>
+          <w:rFonts w:eastAsia="Microsoft YaHei"/>
+        </w:rPr>
+        <w:t>), организатор создаёт множество встреч.</w:t>
       </w:r>
     </w:p>
     <w:p>
@@ -17095,7 +18008,35 @@
         <w:rPr>
           <w:rFonts w:eastAsia="Microsoft YaHei"/>
         </w:rPr>
-        <w:t>Сеанс видеовстречи → Участник встречи: связь «один-ко-многим» (1:М), в одной встрече участвует несколько человек.</w:t>
+        <w:t xml:space="preserve">Сеанс </w:t>
+      </w:r>
+      <w:proofErr w:type="spellStart"/>
+      <w:r>
+        <w:rPr>
+          <w:rFonts w:eastAsia="Microsoft YaHei"/>
+        </w:rPr>
+        <w:t>видеовстречи</w:t>
+      </w:r>
+      <w:proofErr w:type="spellEnd"/>
+      <w:r>
+        <w:rPr>
+          <w:rFonts w:eastAsia="Microsoft YaHei"/>
+        </w:rPr>
+        <w:t xml:space="preserve"> → Участник встречи: связь «один-ко-многим» (</w:t>
+      </w:r>
+      <w:proofErr w:type="gramStart"/>
+      <w:r>
+        <w:rPr>
+          <w:rFonts w:eastAsia="Microsoft YaHei"/>
+        </w:rPr>
+        <w:t>1:М</w:t>
+      </w:r>
+      <w:proofErr w:type="gramEnd"/>
+      <w:r>
+        <w:rPr>
+          <w:rFonts w:eastAsia="Microsoft YaHei"/>
+        </w:rPr>
+        <w:t>), в одной встрече участвует несколько человек.</w:t>
       </w:r>
     </w:p>
     <w:p>
@@ -17113,7 +18054,35 @@
         <w:rPr>
           <w:rFonts w:eastAsia="Microsoft YaHei"/>
         </w:rPr>
-        <w:t>Сеанс видеовстречи → Событие аналитики: связь «один-ко-многим» (1:М), одна сессия генерирует поток событий анализа.</w:t>
+        <w:t xml:space="preserve">Сеанс </w:t>
+      </w:r>
+      <w:proofErr w:type="spellStart"/>
+      <w:r>
+        <w:rPr>
+          <w:rFonts w:eastAsia="Microsoft YaHei"/>
+        </w:rPr>
+        <w:t>видеовстречи</w:t>
+      </w:r>
+      <w:proofErr w:type="spellEnd"/>
+      <w:r>
+        <w:rPr>
+          <w:rFonts w:eastAsia="Microsoft YaHei"/>
+        </w:rPr>
+        <w:t xml:space="preserve"> → Событие аналитики: связь «один-ко-многим» (</w:t>
+      </w:r>
+      <w:proofErr w:type="gramStart"/>
+      <w:r>
+        <w:rPr>
+          <w:rFonts w:eastAsia="Microsoft YaHei"/>
+        </w:rPr>
+        <w:t>1:М</w:t>
+      </w:r>
+      <w:proofErr w:type="gramEnd"/>
+      <w:r>
+        <w:rPr>
+          <w:rFonts w:eastAsia="Microsoft YaHei"/>
+        </w:rPr>
+        <w:t>), одна сессия генерирует поток событий анализа.</w:t>
       </w:r>
     </w:p>
     <w:p>
@@ -17131,19 +18100,35 @@
         <w:rPr>
           <w:rFonts w:eastAsia="Microsoft YaHei"/>
         </w:rPr>
-        <w:t>Сеанс видеовстречи → Событие встречи</w:t>
-      </w:r>
+        <w:t xml:space="preserve">Сеанс </w:t>
+      </w:r>
+      <w:proofErr w:type="spellStart"/>
       <w:r>
         <w:rPr>
           <w:rFonts w:eastAsia="Microsoft YaHei"/>
         </w:rPr>
-        <w:t xml:space="preserve">: </w:t>
-      </w:r>
+        <w:t>видеовстречи</w:t>
+      </w:r>
+      <w:proofErr w:type="spellEnd"/>
       <w:r>
         <w:rPr>
           <w:rFonts w:eastAsia="Microsoft YaHei"/>
         </w:rPr>
-        <w:t xml:space="preserve">связь «один-ко-многим» (1:М), </w:t>
+        <w:t xml:space="preserve"> → Событие встречи: связь «один-ко-многим» (</w:t>
+      </w:r>
+      <w:proofErr w:type="gramStart"/>
+      <w:r>
+        <w:rPr>
+          <w:rFonts w:eastAsia="Microsoft YaHei"/>
+        </w:rPr>
+        <w:t>1:М</w:t>
+      </w:r>
+      <w:proofErr w:type="gramEnd"/>
+      <w:r>
+        <w:rPr>
+          <w:rFonts w:eastAsia="Microsoft YaHei"/>
+        </w:rPr>
+        <w:t xml:space="preserve">), </w:t>
       </w:r>
       <w:r>
         <w:rPr>
@@ -17173,7 +18158,35 @@
         <w:rPr>
           <w:rFonts w:eastAsia="Microsoft YaHei"/>
         </w:rPr>
-        <w:t>Сеанс видеовстречи → Отчёт по сеансу: связь «один-ко-многим» (1:М), отчёт привязан к конкретной встрече.</w:t>
+        <w:t xml:space="preserve">Сеанс </w:t>
+      </w:r>
+      <w:proofErr w:type="spellStart"/>
+      <w:r>
+        <w:rPr>
+          <w:rFonts w:eastAsia="Microsoft YaHei"/>
+        </w:rPr>
+        <w:t>видеовстречи</w:t>
+      </w:r>
+      <w:proofErr w:type="spellEnd"/>
+      <w:r>
+        <w:rPr>
+          <w:rFonts w:eastAsia="Microsoft YaHei"/>
+        </w:rPr>
+        <w:t xml:space="preserve"> → Отчёт по сеансу: связь «один-ко-многим» (</w:t>
+      </w:r>
+      <w:proofErr w:type="gramStart"/>
+      <w:r>
+        <w:rPr>
+          <w:rFonts w:eastAsia="Microsoft YaHei"/>
+        </w:rPr>
+        <w:t>1:М</w:t>
+      </w:r>
+      <w:proofErr w:type="gramEnd"/>
+      <w:r>
+        <w:rPr>
+          <w:rFonts w:eastAsia="Microsoft YaHei"/>
+        </w:rPr>
+        <w:t>), отчёт привязан к конкретной встрече.</w:t>
       </w:r>
     </w:p>
     <w:p>
@@ -17191,20 +18204,62 @@
         <w:rPr>
           <w:rFonts w:eastAsia="Microsoft YaHei"/>
         </w:rPr>
-        <w:t>Сеанс видеовстречи → Сообщение чата: связь «один-ко-многим» (1:М), чат изолирован в пределах одной комнаты.</w:t>
-      </w:r>
-    </w:p>
-    <w:p>
-      <w:pPr>
+        <w:t xml:space="preserve">Сеанс </w:t>
+      </w:r>
+      <w:proofErr w:type="spellStart"/>
+      <w:r>
         <w:rPr>
           <w:rFonts w:eastAsia="Microsoft YaHei"/>
         </w:rPr>
-      </w:pPr>
+        <w:t>видеовстречи</w:t>
+      </w:r>
+      <w:proofErr w:type="spellEnd"/>
       <w:r>
         <w:rPr>
           <w:rFonts w:eastAsia="Microsoft YaHei"/>
         </w:rPr>
-        <w:t>Данная логическая модель обеспечивает эффективное хранение и обработку данных для разрабатываемой системы, позволяя структурировать информацию о пользователях, управлять жизненным циклом видеосессий, сохранять результаты анализа в гибком событийном формате и обеспечивать строгую ссылочную целостность через механизмы каскадного удаления и ограничений уникальности и внешних ключей.</w:t>
+        <w:t xml:space="preserve"> → Сообщение чата: связь «один-ко-многим» (</w:t>
+      </w:r>
+      <w:proofErr w:type="gramStart"/>
+      <w:r>
+        <w:rPr>
+          <w:rFonts w:eastAsia="Microsoft YaHei"/>
+        </w:rPr>
+        <w:t>1:М</w:t>
+      </w:r>
+      <w:proofErr w:type="gramEnd"/>
+      <w:r>
+        <w:rPr>
+          <w:rFonts w:eastAsia="Microsoft YaHei"/>
+        </w:rPr>
+        <w:t>), чат изолирован в пределах одной комнаты.</w:t>
+      </w:r>
+    </w:p>
+    <w:p>
+      <w:pPr>
+        <w:rPr>
+          <w:rFonts w:eastAsia="Microsoft YaHei"/>
+        </w:rPr>
+      </w:pPr>
+      <w:r>
+        <w:rPr>
+          <w:rFonts w:eastAsia="Microsoft YaHei"/>
+        </w:rPr>
+        <w:t xml:space="preserve">Данная логическая модель обеспечивает эффективное хранение и обработку данных для разрабатываемой системы, позволяя структурировать информацию о пользователях, управлять жизненным циклом </w:t>
+      </w:r>
+      <w:proofErr w:type="spellStart"/>
+      <w:r>
+        <w:rPr>
+          <w:rFonts w:eastAsia="Microsoft YaHei"/>
+        </w:rPr>
+        <w:t>видеосессий</w:t>
+      </w:r>
+      <w:proofErr w:type="spellEnd"/>
+      <w:r>
+        <w:rPr>
+          <w:rFonts w:eastAsia="Microsoft YaHei"/>
+        </w:rPr>
+        <w:t>, сохранять результаты анализа в гибком событийном формате и обеспечивать строгую ссылочную целостность через механизмы каскадного удаления и ограничений уникальности и внешних ключей.</w:t>
       </w:r>
     </w:p>
     <w:p>
@@ -17225,7 +18280,7 @@
       <w:pPr>
         <w:pStyle w:val="1"/>
       </w:pPr>
-      <w:bookmarkStart w:id="18" w:name="_Toc228935205"/>
+      <w:bookmarkStart w:id="18" w:name="_Toc228943814"/>
       <w:r>
         <w:lastRenderedPageBreak/>
         <w:t>ОПИСАНИЕ ПРОГРАММНОГО КОМПЛЕКСА</w:t>
@@ -17248,6 +18303,7 @@
     <w:p>
       <w:pPr>
         <w:spacing w:after="200"/>
+        <w:ind w:firstLine="0"/>
         <w:rPr>
           <w:rFonts w:cs="Times New Roman"/>
           <w:b/>
@@ -17255,9 +18311,6 @@
           <w:lang w:bidi="ru-RU"/>
         </w:rPr>
       </w:pPr>
-      <w:r>
-        <w:br w:type="page"/>
-      </w:r>
     </w:p>
     <w:sectPr>
       <w:footerReference w:type="default" r:id="rId14"/>

--- a/вкр/практика/Отчет_по_преддипломной_практике_Демьянцев_Виталий_Владиславович_606_22.docx
+++ b/вкр/практика/Отчет_по_преддипломной_практике_Демьянцев_Виталий_Владиславович_606_22.docx
@@ -721,23 +721,13 @@
               </w:rPr>
               <w:t>__________</w:t>
             </w:r>
-            <w:proofErr w:type="spellStart"/>
             <w:r>
               <w:rPr>
                 <w:rFonts w:ascii="Times New Roman" w:hAnsi="Times New Roman" w:cs="Times New Roman"/>
                 <w:u w:val="single"/>
                 <w:lang w:bidi="he-IL"/>
               </w:rPr>
-              <w:t>Бурдыко</w:t>
-            </w:r>
-            <w:proofErr w:type="spellEnd"/>
-            <w:r>
-              <w:rPr>
-                <w:rFonts w:ascii="Times New Roman" w:hAnsi="Times New Roman" w:cs="Times New Roman"/>
-                <w:u w:val="single"/>
-                <w:lang w:bidi="he-IL"/>
-              </w:rPr>
-              <w:t xml:space="preserve"> Т.Г.</w:t>
+              <w:t>Бурдыко Т.Г.</w:t>
             </w:r>
           </w:p>
           <w:p>
@@ -918,23 +908,13 @@
               </w:rPr>
               <w:t>__________</w:t>
             </w:r>
-            <w:proofErr w:type="spellStart"/>
             <w:r>
               <w:rPr>
                 <w:rFonts w:ascii="Times New Roman" w:hAnsi="Times New Roman" w:cs="Times New Roman"/>
                 <w:u w:val="single"/>
                 <w:lang w:bidi="he-IL"/>
               </w:rPr>
-              <w:t>Бурдыко</w:t>
-            </w:r>
-            <w:proofErr w:type="spellEnd"/>
-            <w:r>
-              <w:rPr>
-                <w:rFonts w:ascii="Times New Roman" w:hAnsi="Times New Roman" w:cs="Times New Roman"/>
-                <w:u w:val="single"/>
-                <w:lang w:bidi="he-IL"/>
-              </w:rPr>
-              <w:t xml:space="preserve"> Т.Г.</w:t>
+              <w:t>Бурдыко Т.Г.</w:t>
             </w:r>
           </w:p>
           <w:p>
@@ -1060,21 +1040,7 @@
         <w:rPr>
           <w:rFonts w:ascii="Times New Roman" w:hAnsi="Times New Roman" w:cs="Times New Roman"/>
         </w:rPr>
-        <w:t>Обучающемуся (</w:t>
-      </w:r>
-      <w:proofErr w:type="spellStart"/>
-      <w:r>
-        <w:rPr>
-          <w:rFonts w:ascii="Times New Roman" w:hAnsi="Times New Roman" w:cs="Times New Roman"/>
-        </w:rPr>
-        <w:t>йся</w:t>
-      </w:r>
-      <w:proofErr w:type="spellEnd"/>
-      <w:r>
-        <w:rPr>
-          <w:rFonts w:ascii="Times New Roman" w:hAnsi="Times New Roman" w:cs="Times New Roman"/>
-        </w:rPr>
-        <w:t xml:space="preserve">) направления </w:t>
+        <w:t xml:space="preserve">Обучающемуся (йся) направления </w:t>
       </w:r>
       <w:r>
         <w:rPr>
@@ -1120,23 +1086,7 @@
           <w:rFonts w:ascii="Times New Roman" w:hAnsi="Times New Roman" w:cs="Times New Roman"/>
           <w:u w:val="single"/>
         </w:rPr>
-        <w:t>                                          </w:t>
-      </w:r>
-      <w:proofErr w:type="spellStart"/>
-      <w:r>
-        <w:rPr>
-          <w:rFonts w:ascii="Times New Roman" w:hAnsi="Times New Roman" w:cs="Times New Roman"/>
-          <w:u w:val="single"/>
-        </w:rPr>
-        <w:t>Демьянцеву</w:t>
-      </w:r>
-      <w:proofErr w:type="spellEnd"/>
-      <w:r>
-        <w:rPr>
-          <w:rFonts w:ascii="Times New Roman" w:hAnsi="Times New Roman" w:cs="Times New Roman"/>
-          <w:u w:val="single"/>
-        </w:rPr>
-        <w:t xml:space="preserve"> Виталию Владиславовичу                              </w:t>
+        <w:t xml:space="preserve">                                          Демьянцеву Виталию Владиславовичу                              </w:t>
       </w:r>
     </w:p>
     <w:p>
@@ -1631,35 +1581,7 @@
         <w:rPr>
           <w:rFonts w:ascii="Times New Roman" w:hAnsi="Times New Roman" w:cs="Times New Roman"/>
         </w:rPr>
-        <w:t xml:space="preserve">Сайфутдинов, А. В. </w:t>
-      </w:r>
-      <w:proofErr w:type="spellStart"/>
-      <w:r>
-        <w:rPr>
-          <w:rFonts w:ascii="Times New Roman" w:hAnsi="Times New Roman" w:cs="Times New Roman"/>
-        </w:rPr>
-        <w:t>Сверточные</w:t>
-      </w:r>
-      <w:proofErr w:type="spellEnd"/>
-      <w:r>
-        <w:rPr>
-          <w:rFonts w:ascii="Times New Roman" w:hAnsi="Times New Roman" w:cs="Times New Roman"/>
-        </w:rPr>
-        <w:t xml:space="preserve"> нейронные сети для решения задач компьютерного зрения / А. В. Сайфутдинов // </w:t>
-      </w:r>
-      <w:proofErr w:type="spellStart"/>
-      <w:r>
-        <w:rPr>
-          <w:rFonts w:ascii="Times New Roman" w:hAnsi="Times New Roman" w:cs="Times New Roman"/>
-        </w:rPr>
-        <w:t>Universum</w:t>
-      </w:r>
-      <w:proofErr w:type="spellEnd"/>
-      <w:r>
-        <w:rPr>
-          <w:rFonts w:ascii="Times New Roman" w:hAnsi="Times New Roman" w:cs="Times New Roman"/>
-        </w:rPr>
-        <w:t>: технические науки. – 2023. – № 10 (115). – С. 42–44.</w:t>
+        <w:t>Сайфутдинов, А. В. Сверточные нейронные сети для решения задач компьютерного зрения / А. В. Сайфутдинов // Universum: технические науки. – 2023. – № 10 (115). – С. 42–44.</w:t>
       </w:r>
     </w:p>
     <w:p>
@@ -1700,54 +1622,13 @@
           <w:lang w:val="en-US"/>
         </w:rPr>
       </w:pPr>
-      <w:proofErr w:type="spellStart"/>
       <w:r>
         <w:rPr>
           <w:rFonts w:ascii="Times New Roman" w:hAnsi="Times New Roman" w:cs="Times New Roman"/>
           <w:lang w:val="en-US"/>
         </w:rPr>
         <w:lastRenderedPageBreak/>
-        <w:t>Bradski</w:t>
-      </w:r>
-      <w:proofErr w:type="spellEnd"/>
-      <w:r>
-        <w:rPr>
-          <w:rFonts w:ascii="Times New Roman" w:hAnsi="Times New Roman" w:cs="Times New Roman"/>
-          <w:lang w:val="en-US"/>
-        </w:rPr>
-        <w:t xml:space="preserve">, G. Learning OpenCV: Computer Vision with the OpenCV Library / G. </w:t>
-      </w:r>
-      <w:proofErr w:type="spellStart"/>
-      <w:r>
-        <w:rPr>
-          <w:rFonts w:ascii="Times New Roman" w:hAnsi="Times New Roman" w:cs="Times New Roman"/>
-          <w:lang w:val="en-US"/>
-        </w:rPr>
-        <w:t>Bradski</w:t>
-      </w:r>
-      <w:proofErr w:type="spellEnd"/>
-      <w:r>
-        <w:rPr>
-          <w:rFonts w:ascii="Times New Roman" w:hAnsi="Times New Roman" w:cs="Times New Roman"/>
-          <w:lang w:val="en-US"/>
-        </w:rPr>
-        <w:t xml:space="preserve">, A. </w:t>
-      </w:r>
-      <w:proofErr w:type="spellStart"/>
-      <w:r>
-        <w:rPr>
-          <w:rFonts w:ascii="Times New Roman" w:hAnsi="Times New Roman" w:cs="Times New Roman"/>
-          <w:lang w:val="en-US"/>
-        </w:rPr>
-        <w:t>Kaehler</w:t>
-      </w:r>
-      <w:proofErr w:type="spellEnd"/>
-      <w:r>
-        <w:rPr>
-          <w:rFonts w:ascii="Times New Roman" w:hAnsi="Times New Roman" w:cs="Times New Roman"/>
-          <w:lang w:val="en-US"/>
-        </w:rPr>
-        <w:t>. – Sebastopol: O'Reilly Media, 2008. – 555 p. – ISBN 978-0-596-51613-0.</w:t>
+        <w:t>Bradski, G. Learning OpenCV: Computer Vision with the OpenCV Library / G. Bradski, A. Kaehler. – Sebastopol: O'Reilly Media, 2008. – 555 p. – ISBN 978-0-596-51613-0.</w:t>
       </w:r>
     </w:p>
     <w:p>
@@ -1764,19 +1645,11 @@
           <w:rFonts w:ascii="Times New Roman" w:hAnsi="Times New Roman" w:cs="Times New Roman"/>
         </w:rPr>
       </w:pPr>
-      <w:proofErr w:type="spellStart"/>
       <w:r>
         <w:rPr>
           <w:rFonts w:ascii="Times New Roman" w:hAnsi="Times New Roman" w:cs="Times New Roman"/>
         </w:rPr>
-        <w:t>TensorFlow</w:t>
-      </w:r>
-      <w:proofErr w:type="spellEnd"/>
-      <w:r>
-        <w:rPr>
-          <w:rFonts w:ascii="Times New Roman" w:hAnsi="Times New Roman" w:cs="Times New Roman"/>
-        </w:rPr>
-        <w:t xml:space="preserve"> [Электронный ресурс]: офиц. сайт. – URL: https://www.tensorflow.org (дата обращения: 21.04.2026).</w:t>
+        <w:t>TensorFlow [Электронный ресурс]: офиц. сайт. – URL: https://www.tensorflow.org (дата обращения: 21.04.2026).</w:t>
       </w:r>
     </w:p>
     <w:p>
@@ -1793,19 +1666,11 @@
           <w:rFonts w:ascii="Times New Roman" w:hAnsi="Times New Roman" w:cs="Times New Roman"/>
         </w:rPr>
       </w:pPr>
-      <w:proofErr w:type="spellStart"/>
       <w:r>
         <w:rPr>
           <w:rFonts w:ascii="Times New Roman" w:hAnsi="Times New Roman" w:cs="Times New Roman"/>
         </w:rPr>
-        <w:t>OpenCV</w:t>
-      </w:r>
-      <w:proofErr w:type="spellEnd"/>
-      <w:r>
-        <w:rPr>
-          <w:rFonts w:ascii="Times New Roman" w:hAnsi="Times New Roman" w:cs="Times New Roman"/>
-        </w:rPr>
-        <w:t xml:space="preserve"> [Электронный ресурс]: офиц. сайт. – URL: https://opencv.org (дата обращения: 21.04.2026).</w:t>
+        <w:t>OpenCV [Электронный ресурс]: офиц. сайт. – URL: https://opencv.org (дата обращения: 21.04.2026).</w:t>
       </w:r>
     </w:p>
     <w:p>
@@ -1822,19 +1687,11 @@
           <w:rFonts w:ascii="Times New Roman" w:hAnsi="Times New Roman" w:cs="Times New Roman"/>
         </w:rPr>
       </w:pPr>
-      <w:proofErr w:type="spellStart"/>
       <w:r>
         <w:rPr>
           <w:rFonts w:ascii="Times New Roman" w:hAnsi="Times New Roman" w:cs="Times New Roman"/>
         </w:rPr>
-        <w:t>PostgreSQL</w:t>
-      </w:r>
-      <w:proofErr w:type="spellEnd"/>
-      <w:r>
-        <w:rPr>
-          <w:rFonts w:ascii="Times New Roman" w:hAnsi="Times New Roman" w:cs="Times New Roman"/>
-        </w:rPr>
-        <w:t xml:space="preserve"> [Электронный ресурс]: офиц. сайт. – URL: https://www.postgresql.org (дата обращения: 21.04.2026).</w:t>
+        <w:t>PostgreSQL [Электронный ресурс]: офиц. сайт. – URL: https://www.postgresql.org (дата обращения: 21.04.2026).</w:t>
       </w:r>
     </w:p>
     <w:p>
@@ -1989,23 +1846,7 @@
           <w:rFonts w:ascii="Times New Roman" w:hAnsi="Times New Roman" w:cs="Times New Roman"/>
           <w:u w:val="single"/>
         </w:rPr>
-        <w:t>       </w:t>
-      </w:r>
-      <w:proofErr w:type="spellStart"/>
-      <w:r>
-        <w:rPr>
-          <w:rFonts w:ascii="Times New Roman" w:hAnsi="Times New Roman" w:cs="Times New Roman"/>
-          <w:u w:val="single"/>
-        </w:rPr>
-        <w:t>Бурдыко</w:t>
-      </w:r>
-      <w:proofErr w:type="spellEnd"/>
-      <w:r>
-        <w:rPr>
-          <w:rFonts w:ascii="Times New Roman" w:hAnsi="Times New Roman" w:cs="Times New Roman"/>
-          <w:u w:val="single"/>
-        </w:rPr>
-        <w:t xml:space="preserve"> Т. Г  </w:t>
+        <w:t>       Бурдыко Т. Г  </w:t>
       </w:r>
       <w:r>
         <w:rPr>
@@ -2072,23 +1913,7 @@
           <w:rFonts w:ascii="Times New Roman" w:hAnsi="Times New Roman" w:cs="Times New Roman"/>
           <w:u w:val="single"/>
         </w:rPr>
-        <w:t>       </w:t>
-      </w:r>
-      <w:proofErr w:type="spellStart"/>
-      <w:r>
-        <w:rPr>
-          <w:rFonts w:ascii="Times New Roman" w:hAnsi="Times New Roman" w:cs="Times New Roman"/>
-          <w:u w:val="single"/>
-        </w:rPr>
-        <w:t>Бурдыко</w:t>
-      </w:r>
-      <w:proofErr w:type="spellEnd"/>
-      <w:r>
-        <w:rPr>
-          <w:rFonts w:ascii="Times New Roman" w:hAnsi="Times New Roman" w:cs="Times New Roman"/>
-          <w:u w:val="single"/>
-        </w:rPr>
-        <w:t xml:space="preserve"> Т. Г  </w:t>
+        <w:t>       Бурдыко Т. Г  </w:t>
       </w:r>
       <w:r>
         <w:rPr>
@@ -2150,7 +1975,6 @@
         </w:rPr>
         <w:t>                  </w:t>
       </w:r>
-      <w:proofErr w:type="gramStart"/>
       <w:r>
         <w:rPr>
           <w:rFonts w:ascii="Times New Roman" w:hAnsi="Times New Roman" w:cs="Times New Roman"/>
@@ -2162,15 +1986,7 @@
           <w:rFonts w:ascii="Times New Roman" w:hAnsi="Times New Roman" w:cs="Times New Roman"/>
           <w:u w:val="single"/>
         </w:rPr>
-        <w:t>  Гавриленко</w:t>
-      </w:r>
-      <w:proofErr w:type="gramEnd"/>
-      <w:r>
-        <w:rPr>
-          <w:rFonts w:ascii="Times New Roman" w:hAnsi="Times New Roman" w:cs="Times New Roman"/>
-          <w:u w:val="single"/>
-        </w:rPr>
-        <w:t xml:space="preserve"> Т. В  </w:t>
+        <w:t>  Гавриленко Т. В  </w:t>
       </w:r>
       <w:r>
         <w:rPr>
@@ -3045,6 +2861,12 @@
             <w:webHidden/>
           </w:rPr>
           <w:instrText xml:space="preserve"> PAGEREF _Toc228943806 \h </w:instrText>
+        </w:r>
+        <w:r>
+          <w:rPr>
+            <w:noProof/>
+            <w:webHidden/>
+          </w:rPr>
         </w:r>
         <w:r>
           <w:rPr>
@@ -3724,13 +3546,8 @@
       <w:r>
         <w:tab/>
       </w:r>
-      <w:proofErr w:type="spellStart"/>
-      <w:r>
-        <w:t>ые</w:t>
-      </w:r>
-      <w:proofErr w:type="spellEnd"/>
-      <w:r>
-        <w:t xml:space="preserve"> сети (ИНС), открывают новые возможности для автоматизированного распознавания эмоций. Мультимодальные системы, объединяющие анализ видеопотока (выражения лица) и аудиопотока (голосовые характеристики), обеспечивают более точное и комплексное определение эмоционального состояния.</w:t>
+      <w:r>
+        <w:t>ые сети (ИНС), открывают новые возможности для автоматизированного распознавания эмоций. Мультимодальные системы, объединяющие анализ видеопотока (выражения лица) и аудиопотока (голосовые характеристики), обеспечивают более точное и комплексное определение эмоционального состояния.</w:t>
       </w:r>
     </w:p>
     <w:p>
@@ -3933,15 +3750,7 @@
         </w:numPr>
       </w:pPr>
       <w:r>
-        <w:t xml:space="preserve">Анализ эффективности применения </w:t>
-      </w:r>
-      <w:proofErr w:type="spellStart"/>
-      <w:r>
-        <w:t>свёрточных</w:t>
-      </w:r>
-      <w:proofErr w:type="spellEnd"/>
-      <w:r>
-        <w:t xml:space="preserve"> нейронных сетей (CNN) для обработки видеопотока и рекуррентных нейронных сетей (RNN) для анализа аудиопотока.</w:t>
+        <w:t>Анализ эффективности применения свёрточных нейронных сетей (CNN) для обработки видеопотока и рекуррентных нейронных сетей (RNN) для анализа аудиопотока.</w:t>
       </w:r>
     </w:p>
     <w:p>
@@ -4433,7 +4242,7 @@
     <w:p>
       <w:pPr>
         <w:pStyle w:val="3"/>
-        <w:ind w:left="0" w:firstLine="709"/>
+        <w:ind w:firstLine="709"/>
       </w:pPr>
       <w:r>
         <w:t>Системы на основе компьютерного зрения</w:t>
@@ -4445,23 +4254,7 @@
         <w:contextualSpacing w:val="0"/>
       </w:pPr>
       <w:r>
-        <w:t xml:space="preserve">Примером является библиотека </w:t>
-      </w:r>
-      <w:proofErr w:type="spellStart"/>
-      <w:r>
-        <w:t>Affectiva</w:t>
-      </w:r>
-      <w:proofErr w:type="spellEnd"/>
-      <w:r>
-        <w:t xml:space="preserve">, которая использует </w:t>
-      </w:r>
-      <w:proofErr w:type="spellStart"/>
-      <w:r>
-        <w:t>свёрточные</w:t>
-      </w:r>
-      <w:proofErr w:type="spellEnd"/>
-      <w:r>
-        <w:t xml:space="preserve"> нейронные сети для анализа выражений лица. Такие системы фиксируют видеопоток и классифицируют эмоции на основе визуальных признаков, таких как улыбка или нахмуренные брови.</w:t>
+        <w:t>Примером является библиотека Affectiva, которая использует свёрточные нейронные сети для анализа выражений лица. Такие системы фиксируют видеопоток и классифицируют эмоции на основе визуальных признаков, таких как улыбка или нахмуренные брови.</w:t>
       </w:r>
     </w:p>
     <w:p>
@@ -4563,7 +4356,7 @@
     <w:p>
       <w:pPr>
         <w:pStyle w:val="3"/>
-        <w:ind w:left="0" w:firstLine="709"/>
+        <w:ind w:firstLine="709"/>
       </w:pPr>
       <w:r>
         <w:t>Системы на основе анализа аудиосигналов</w:t>
@@ -4575,31 +4368,7 @@
         <w:contextualSpacing w:val="0"/>
       </w:pPr>
       <w:r>
-        <w:t xml:space="preserve">Примером служит платформа </w:t>
-      </w:r>
-      <w:proofErr w:type="spellStart"/>
-      <w:r>
-        <w:t>Beyond</w:t>
-      </w:r>
-      <w:proofErr w:type="spellEnd"/>
-      <w:r>
-        <w:t xml:space="preserve"> </w:t>
-      </w:r>
-      <w:proofErr w:type="spellStart"/>
-      <w:r>
-        <w:t>Verbal</w:t>
-      </w:r>
-      <w:proofErr w:type="spellEnd"/>
-      <w:r>
-        <w:t xml:space="preserve">, которая анализирует голосовые характеристики, такие как высота тона и темп речи, для определения эмоционального состояния. Такие решения часто применяются в </w:t>
-      </w:r>
-      <w:proofErr w:type="spellStart"/>
-      <w:r>
-        <w:t>call</w:t>
-      </w:r>
-      <w:proofErr w:type="spellEnd"/>
-      <w:r>
-        <w:t>-центрах.</w:t>
+        <w:t>Примером служит платформа Beyond Verbal, которая анализирует голосовые характеристики, такие как высота тона и темп речи, для определения эмоционального состояния. Такие решения часто применяются в call-центрах.</w:t>
       </w:r>
     </w:p>
     <w:p>
@@ -4702,7 +4471,7 @@
     <w:p>
       <w:pPr>
         <w:pStyle w:val="3"/>
-        <w:ind w:left="0" w:firstLine="709"/>
+        <w:ind w:firstLine="709"/>
       </w:pPr>
       <w:r>
         <w:t>Мультимодальные системы</w:t>
@@ -4714,15 +4483,7 @@
         <w:contextualSpacing w:val="0"/>
       </w:pPr>
       <w:r>
-        <w:t xml:space="preserve">Примером является система </w:t>
-      </w:r>
-      <w:proofErr w:type="spellStart"/>
-      <w:r>
-        <w:t>Emotient</w:t>
-      </w:r>
-      <w:proofErr w:type="spellEnd"/>
-      <w:r>
-        <w:t>, которая комбинирует анализ выражений лица и голосовых данных с использованием CNN и RNN. Такие решения применяются в маркетинге и HR для комплексного анализа эмоционального состояния.</w:t>
+        <w:t>Примером является система Emotient, которая комбинирует анализ выражений лица и голосовых данных с использованием CNN и RNN. Такие решения применяются в маркетинге и HR для комплексного анализа эмоционального состояния.</w:t>
       </w:r>
     </w:p>
     <w:p>
@@ -4824,7 +4585,7 @@
     <w:p>
       <w:pPr>
         <w:pStyle w:val="3"/>
-        <w:ind w:left="0" w:firstLine="709"/>
+        <w:ind w:firstLine="709"/>
       </w:pPr>
       <w:r>
         <w:t>Системы на основе традиционных методов</w:t>
@@ -4939,7 +4700,7 @@
     <w:p>
       <w:pPr>
         <w:pStyle w:val="3"/>
-        <w:ind w:left="0" w:firstLine="709"/>
+        <w:ind w:firstLine="709"/>
       </w:pPr>
       <w:r>
         <w:t>Разрабатываемая система</w:t>
@@ -4999,23 +4760,7 @@
         <w:contextualSpacing w:val="0"/>
       </w:pPr>
       <w:r>
-        <w:t xml:space="preserve">Гибкость стека: Использование открытых библиотек (Python, </w:t>
-      </w:r>
-      <w:proofErr w:type="spellStart"/>
-      <w:r>
-        <w:t>PyTorch</w:t>
-      </w:r>
-      <w:proofErr w:type="spellEnd"/>
-      <w:r>
-        <w:t xml:space="preserve">, </w:t>
-      </w:r>
-      <w:proofErr w:type="spellStart"/>
-      <w:r>
-        <w:t>OpenCV</w:t>
-      </w:r>
-      <w:proofErr w:type="spellEnd"/>
-      <w:r>
-        <w:t>) позволяет избежать лицензионных отчислений.</w:t>
+        <w:t>Гибкость стека: Использование открытых библиотек (Python, PyTorch, OpenCV) позволяет избежать лицензионных отчислений.</w:t>
       </w:r>
     </w:p>
     <w:p>
@@ -5027,13 +4772,8 @@
         </w:numPr>
         <w:contextualSpacing w:val="0"/>
       </w:pPr>
-      <w:proofErr w:type="spellStart"/>
-      <w:r>
-        <w:t>Мультимодальность</w:t>
-      </w:r>
-      <w:proofErr w:type="spellEnd"/>
-      <w:r>
-        <w:t>: Повышение точности за счёт объединения визуальных и голосовых признаков.</w:t>
+      <w:r>
+        <w:t>Мультимодальность: Повышение точности за счёт объединения визуальных и голосовых признаков.</w:t>
       </w:r>
     </w:p>
     <w:p>
@@ -5068,15 +4808,7 @@
         <w:contextualSpacing w:val="0"/>
       </w:pPr>
       <w:r>
-        <w:t xml:space="preserve">Требует наличия вычислительных ресурсов (GPU) для этапа обучения и </w:t>
-      </w:r>
-      <w:proofErr w:type="spellStart"/>
-      <w:r>
-        <w:t>инференса</w:t>
-      </w:r>
-      <w:proofErr w:type="spellEnd"/>
-      <w:r>
-        <w:t xml:space="preserve"> в реальном времени.</w:t>
+        <w:t>Требует наличия вычислительных ресурсов (GPU) для этапа обучения и инференса в реальном времени.</w:t>
       </w:r>
     </w:p>
     <w:p>
@@ -6052,23 +5784,7 @@
         <w:pStyle w:val="25"/>
       </w:pPr>
       <w:r>
-        <w:t>Стоимость и правовое обеспечение: в отличие от коммерческих аналогов (</w:t>
-      </w:r>
-      <w:proofErr w:type="spellStart"/>
-      <w:r>
-        <w:t>Affectiva</w:t>
-      </w:r>
-      <w:proofErr w:type="spellEnd"/>
-      <w:r>
-        <w:t xml:space="preserve">, </w:t>
-      </w:r>
-      <w:proofErr w:type="spellStart"/>
-      <w:r>
-        <w:t>Emotient</w:t>
-      </w:r>
-      <w:proofErr w:type="spellEnd"/>
-      <w:r>
-        <w:t>), разрабатываемая система предполагает отсутствие регулярных лицензионных отчислений и изначальную архитектурную поддержку требований ФЗ-152, что критично для работы с персональными данными сотрудников в РФ.</w:t>
+        <w:t>Стоимость и правовое обеспечение: в отличие от коммерческих аналогов (Affectiva, Emotient), разрабатываемая система предполагает отсутствие регулярных лицензионных отчислений и изначальную архитектурную поддержку требований ФЗ-152, что критично для работы с персональными данными сотрудников в РФ.</w:t>
       </w:r>
     </w:p>
     <w:p>
@@ -6102,23 +5818,7 @@
         <w:pStyle w:val="25"/>
       </w:pPr>
       <w:r>
-        <w:t xml:space="preserve">Для разработки системы в рамках данной работы целесообразно ориентироваться на мультимодальный подход, интегрирующий </w:t>
-      </w:r>
-      <w:proofErr w:type="spellStart"/>
-      <w:r>
-        <w:t>свёрточные</w:t>
-      </w:r>
-      <w:proofErr w:type="spellEnd"/>
-      <w:r>
-        <w:t xml:space="preserve"> нейронные сети (CNN) для обработки видеопотока и рекуррентные нейронные сети (RNN) для анализа аудиопотока. Разрабатываемое решение позволит достичь высокой точности (целевой показатель ≥85%), надёжности и функциональности, необходимых для применения в HR-процессах, при этом обеспечивая контроль над данными и снижение затрат на лицензирование ПО </w:t>
-      </w:r>
-      <w:proofErr w:type="spellStart"/>
-      <w:r>
-        <w:t>по</w:t>
-      </w:r>
-      <w:proofErr w:type="spellEnd"/>
-      <w:r>
-        <w:t xml:space="preserve"> сравнению с зарубежными аналогами.</w:t>
+        <w:t>Для разработки системы в рамках данной работы целесообразно ориентироваться на мультимодальный подход, интегрирующий свёрточные нейронные сети (CNN) для обработки видеопотока и рекуррентные нейронные сети (RNN) для анализа аудиопотока. Разрабатываемое решение позволит достичь высокой точности (целевой показатель ≥85%), надёжности и функциональности, необходимых для применения в HR-процессах, при этом обеспечивая контроль над данными и снижение затрат на лицензирование ПО по сравнению с зарубежными аналогами.</w:t>
       </w:r>
       <w:r>
         <w:rPr>
@@ -6138,15 +5838,7 @@
     </w:p>
     <w:p>
       <w:r>
-        <w:t xml:space="preserve">Цель исследования: спроектировать и разработать программную реализацию автоматизированной системы проведения </w:t>
-      </w:r>
-      <w:proofErr w:type="spellStart"/>
-      <w:r>
-        <w:t>видеовстреч</w:t>
-      </w:r>
-      <w:proofErr w:type="spellEnd"/>
-      <w:r>
-        <w:t xml:space="preserve"> с мультимодальным анализом эмоционального состояния и речевой активности участников на основе методов искусственного интеллекта.</w:t>
+        <w:t>Цель исследования: спроектировать и разработать программную реализацию автоматизированной системы проведения видеовстреч с мультимодальным анализом эмоционального состояния и речевой активности участников на основе методов искусственного интеллекта.</w:t>
       </w:r>
     </w:p>
     <w:p>
@@ -6216,15 +5908,7 @@
         <w:ind w:left="0" w:firstLine="709"/>
       </w:pPr>
       <w:r>
-        <w:t xml:space="preserve">Разработка модуля обработки видеопотока для анализа выражений лица участников </w:t>
-      </w:r>
-      <w:proofErr w:type="spellStart"/>
-      <w:r>
-        <w:t>видеовстречи</w:t>
-      </w:r>
-      <w:proofErr w:type="spellEnd"/>
-      <w:r>
-        <w:t>.</w:t>
+        <w:t>Разработка модуля обработки видеопотока для анализа выражений лица участников видеовстречи.</w:t>
       </w:r>
     </w:p>
     <w:p>
@@ -6237,15 +5921,7 @@
         <w:ind w:left="0" w:firstLine="709"/>
       </w:pPr>
       <w:r>
-        <w:t xml:space="preserve">Разработка модуля обработки аудиопотока для </w:t>
-      </w:r>
-      <w:proofErr w:type="spellStart"/>
-      <w:r>
-        <w:t>транскрибации</w:t>
-      </w:r>
-      <w:proofErr w:type="spellEnd"/>
-      <w:r>
-        <w:t xml:space="preserve"> речи и анализа её эмоциональной окраски.</w:t>
+        <w:t>Разработка модуля обработки аудиопотока для транскрибации речи и анализа её эмоциональной окраски.</w:t>
       </w:r>
     </w:p>
     <w:p>
@@ -6338,35 +6014,7 @@
         <w:rPr>
           <w:lang w:bidi="ru-RU"/>
         </w:rPr>
-        <w:t xml:space="preserve">В качестве основного языка программирования для разработки клиентской части системы был выбран </w:t>
-      </w:r>
-      <w:proofErr w:type="spellStart"/>
-      <w:r>
-        <w:rPr>
-          <w:lang w:bidi="ru-RU"/>
-        </w:rPr>
-        <w:t>TypeScript</w:t>
-      </w:r>
-      <w:proofErr w:type="spellEnd"/>
-      <w:r>
-        <w:rPr>
-          <w:lang w:bidi="ru-RU"/>
-        </w:rPr>
-        <w:t xml:space="preserve"> в сочетании с библиотекой </w:t>
-      </w:r>
-      <w:proofErr w:type="spellStart"/>
-      <w:r>
-        <w:rPr>
-          <w:lang w:bidi="ru-RU"/>
-        </w:rPr>
-        <w:t>React</w:t>
-      </w:r>
-      <w:proofErr w:type="spellEnd"/>
-      <w:r>
-        <w:rPr>
-          <w:lang w:bidi="ru-RU"/>
-        </w:rPr>
-        <w:t>. Данный стек обеспечивает создание высокопроизводительных одностраничных приложений с типизированным кодом, что повышает надёжность разработки и упрощает дальнейшую поддержку системы.</w:t>
+        <w:t>В качестве основного языка программирования для разработки клиентской части системы был выбран TypeScript в сочетании с библиотекой React. Данный стек обеспечивает создание высокопроизводительных одностраничных приложений с типизированным кодом, что повышает надёжность разработки и упрощает дальнейшую поддержку системы.</w:t>
       </w:r>
     </w:p>
     <w:p>
@@ -6464,35 +6112,7 @@
         <w:rPr>
           <w:lang w:bidi="ru-RU"/>
         </w:rPr>
-        <w:t>Для реализации серверной логики, маршрутизации и обработки сетевых соединений использовался язык программирования Go (</w:t>
-      </w:r>
-      <w:proofErr w:type="spellStart"/>
-      <w:r>
-        <w:rPr>
-          <w:lang w:bidi="ru-RU"/>
-        </w:rPr>
-        <w:t>Golang</w:t>
-      </w:r>
-      <w:proofErr w:type="spellEnd"/>
-      <w:r>
-        <w:rPr>
-          <w:lang w:bidi="ru-RU"/>
-        </w:rPr>
-        <w:t xml:space="preserve">). Он применяется для построения REST API, управления </w:t>
-      </w:r>
-      <w:proofErr w:type="spellStart"/>
-      <w:r>
-        <w:rPr>
-          <w:lang w:bidi="ru-RU"/>
-        </w:rPr>
-        <w:t>WebSocket</w:t>
-      </w:r>
-      <w:proofErr w:type="spellEnd"/>
-      <w:r>
-        <w:rPr>
-          <w:lang w:bidi="ru-RU"/>
-        </w:rPr>
-        <w:t>-подключениями и координации обмена данными между участниками встречи и аналитическими модулями.</w:t>
+        <w:t>Для реализации серверной логики, маршрутизации и обработки сетевых соединений использовался язык программирования Go (Golang). Он применяется для построения REST API, управления WebSocket-подключениями и координации обмена данными между участниками встречи и аналитическими модулями.</w:t>
       </w:r>
     </w:p>
     <w:p>
@@ -6591,21 +6211,7 @@
           <w:lang w:bidi="ru-RU"/>
         </w:rPr>
         <w:lastRenderedPageBreak/>
-        <w:t xml:space="preserve">Для реализации модулей мультимодального анализа (распознавание эмоционального состояния, </w:t>
-      </w:r>
-      <w:proofErr w:type="spellStart"/>
-      <w:r>
-        <w:rPr>
-          <w:lang w:bidi="ru-RU"/>
-        </w:rPr>
-        <w:t>транскрибация</w:t>
-      </w:r>
-      <w:proofErr w:type="spellEnd"/>
-      <w:r>
-        <w:rPr>
-          <w:lang w:bidi="ru-RU"/>
-        </w:rPr>
-        <w:t xml:space="preserve"> речи) применялся язык программирования Python. Он используется в составе отдельного AI-шлюза и сервиса распознавания речи для обработки видеопотока и аудиосигналов.</w:t>
+        <w:t>Для реализации модулей мультимодального анализа (распознавание эмоционального состояния, транскрибация речи) применялся язык программирования Python. Он используется в составе отдельного AI-шлюза и сервиса распознавания речи для обработки видеопотока и аудиосигналов.</w:t>
       </w:r>
     </w:p>
     <w:p>
@@ -6636,49 +6242,7 @@
         <w:rPr>
           <w:lang w:bidi="ru-RU"/>
         </w:rPr>
-        <w:t>Наличие специализированных библиотек для работы с нейронными сетями и обработки мультимедиа (</w:t>
-      </w:r>
-      <w:proofErr w:type="spellStart"/>
-      <w:r>
-        <w:rPr>
-          <w:lang w:bidi="ru-RU"/>
-        </w:rPr>
-        <w:t>OpenCV</w:t>
-      </w:r>
-      <w:proofErr w:type="spellEnd"/>
-      <w:r>
-        <w:rPr>
-          <w:lang w:bidi="ru-RU"/>
-        </w:rPr>
-        <w:t xml:space="preserve">, </w:t>
-      </w:r>
-      <w:proofErr w:type="spellStart"/>
-      <w:r>
-        <w:rPr>
-          <w:lang w:bidi="ru-RU"/>
-        </w:rPr>
-        <w:t>FastAPI</w:t>
-      </w:r>
-      <w:proofErr w:type="spellEnd"/>
-      <w:r>
-        <w:rPr>
-          <w:lang w:bidi="ru-RU"/>
-        </w:rPr>
-        <w:t xml:space="preserve">, </w:t>
-      </w:r>
-      <w:proofErr w:type="spellStart"/>
-      <w:r>
-        <w:rPr>
-          <w:lang w:bidi="ru-RU"/>
-        </w:rPr>
-        <w:t>faster-whisper</w:t>
-      </w:r>
-      <w:proofErr w:type="spellEnd"/>
-      <w:r>
-        <w:rPr>
-          <w:lang w:bidi="ru-RU"/>
-        </w:rPr>
-        <w:t>);</w:t>
+        <w:t>Наличие специализированных библиотек для работы с нейронными сетями и обработки мультимедиа (OpenCV, FastAPI, faster-whisper);</w:t>
       </w:r>
     </w:p>
     <w:p>
@@ -6818,21 +6382,7 @@
         <w:rPr>
           <w:lang w:bidi="ru-RU"/>
         </w:rPr>
-        <w:t xml:space="preserve">Для хранения данных о пользователях, сессиях, событиях аналитики и результатах анализа была выбрана система управления базами данных </w:t>
-      </w:r>
-      <w:proofErr w:type="spellStart"/>
-      <w:r>
-        <w:rPr>
-          <w:lang w:bidi="ru-RU"/>
-        </w:rPr>
-        <w:t>PostgreSQL</w:t>
-      </w:r>
-      <w:proofErr w:type="spellEnd"/>
-      <w:r>
-        <w:rPr>
-          <w:lang w:bidi="ru-RU"/>
-        </w:rPr>
-        <w:t>. Данная СУБД обеспечивает:</w:t>
+        <w:t>Для хранения данных о пользователях, сессиях, событиях аналитики и результатах анализа была выбрана система управления базами данных PostgreSQL. Данная СУБД обеспечивает:</w:t>
       </w:r>
     </w:p>
     <w:p>
@@ -6850,21 +6400,7 @@
         <w:rPr>
           <w:lang w:bidi="ru-RU"/>
         </w:rPr>
-        <w:t xml:space="preserve">Надёжное хранение структурированных и </w:t>
-      </w:r>
-      <w:proofErr w:type="spellStart"/>
-      <w:r>
-        <w:rPr>
-          <w:lang w:bidi="ru-RU"/>
-        </w:rPr>
-        <w:t>полуструктурированных</w:t>
-      </w:r>
-      <w:proofErr w:type="spellEnd"/>
-      <w:r>
-        <w:rPr>
-          <w:lang w:bidi="ru-RU"/>
-        </w:rPr>
-        <w:t xml:space="preserve"> данных, включая поддержку формата JSONB для гибкого сохранения аналитических событий;</w:t>
+        <w:t>Надёжное хранение структурированных и полуструктурированных данных, включая поддержку формата JSONB для гибкого сохранения аналитических событий;</w:t>
       </w:r>
     </w:p>
     <w:p>
@@ -7832,21 +7368,7 @@
         <w:rPr>
           <w:rFonts w:eastAsia="Microsoft YaHei"/>
         </w:rPr>
-        <w:t xml:space="preserve">Представленная ER-диаграмма (рисунок 8) отображает информационную модель разрабатываемой системы. Диаграмма иллюстрирует основные сущности, их атрибуты и связи между ними, обеспечивая хранение данных пользователей, сеансов </w:t>
-      </w:r>
-      <w:proofErr w:type="spellStart"/>
-      <w:r>
-        <w:rPr>
-          <w:rFonts w:eastAsia="Microsoft YaHei"/>
-        </w:rPr>
-        <w:t>видеовстреч</w:t>
-      </w:r>
-      <w:proofErr w:type="spellEnd"/>
-      <w:r>
-        <w:rPr>
-          <w:rFonts w:eastAsia="Microsoft YaHei"/>
-        </w:rPr>
-        <w:t>, аналитики в реальном времени и сообщений чата.</w:t>
+        <w:t>Представленная ER-диаграмма (рисунок 8) отображает информационную модель разрабатываемой системы. Диаграмма иллюстрирует основные сущности, их атрибуты и связи между ними, обеспечивая хранение данных пользователей, сеансов видеовстреч, аналитики в реальном времени и сообщений чата.</w:t>
       </w:r>
     </w:p>
     <w:p>
@@ -10600,18 +10122,8 @@
           <w:rFonts w:eastAsia="Microsoft YaHei"/>
           <w:color w:val="000000"/>
         </w:rPr>
-        <w:t xml:space="preserve">Сеанс </w:t>
-      </w:r>
-      <w:proofErr w:type="spellStart"/>
-      <w:r>
-        <w:rPr>
-          <w:rStyle w:val="aff2"/>
-          <w:rFonts w:eastAsia="Microsoft YaHei"/>
-          <w:color w:val="000000"/>
-        </w:rPr>
-        <w:t>видеовстречи</w:t>
-      </w:r>
-      <w:proofErr w:type="spellEnd"/>
+        <w:t>Сеанс видеовстречи</w:t>
+      </w:r>
       <w:r>
         <w:rPr>
           <w:rFonts w:eastAsia="Microsoft YaHei"/>
@@ -10706,19 +10218,8 @@
           <w:color w:val="000000"/>
           <w:szCs w:val="28"/>
         </w:rPr>
-        <w:t xml:space="preserve">Описание сущности Сеанс </w:t>
-      </w:r>
-      <w:proofErr w:type="spellStart"/>
-      <w:r>
-        <w:rPr>
-          <w:rStyle w:val="ae"/>
-          <w:rFonts w:asciiTheme="majorHAnsi" w:eastAsia="Microsoft YaHei" w:hAnsiTheme="majorHAnsi" w:cstheme="majorHAnsi"/>
-          <w:color w:val="000000"/>
-          <w:szCs w:val="28"/>
-        </w:rPr>
-        <w:t>видеовстречи</w:t>
-      </w:r>
-      <w:proofErr w:type="spellEnd"/>
+        <w:t>Описание сущности Сеанс видеовстречи</w:t>
+      </w:r>
     </w:p>
     <w:tbl>
       <w:tblPr>
@@ -11061,21 +10562,12 @@
                 <w:sz w:val="28"/>
               </w:rPr>
             </w:pPr>
-            <w:proofErr w:type="spellStart"/>
             <w:r>
               <w:rPr>
                 <w:rFonts w:asciiTheme="majorHAnsi" w:hAnsiTheme="majorHAnsi" w:cstheme="majorHAnsi"/>
                 <w:sz w:val="28"/>
               </w:rPr>
-              <w:t>Человекочитаемое</w:t>
-            </w:r>
-            <w:proofErr w:type="spellEnd"/>
-            <w:r>
-              <w:rPr>
-                <w:rFonts w:asciiTheme="majorHAnsi" w:hAnsiTheme="majorHAnsi" w:cstheme="majorHAnsi"/>
-                <w:sz w:val="28"/>
-              </w:rPr>
-              <w:t xml:space="preserve"> наименование сессии</w:t>
+              <w:t>Человекочитаемое наименование сессии</w:t>
             </w:r>
           </w:p>
         </w:tc>
@@ -15766,21 +15258,7 @@
         <w:rPr>
           <w:rFonts w:eastAsia="Microsoft YaHei"/>
         </w:rPr>
-        <w:t>Пользователь системы → Токен обновления сессии: связь «один-ко-многим» (</w:t>
-      </w:r>
-      <w:proofErr w:type="gramStart"/>
-      <w:r>
-        <w:rPr>
-          <w:rFonts w:eastAsia="Microsoft YaHei"/>
-        </w:rPr>
-        <w:t>1:М</w:t>
-      </w:r>
-      <w:proofErr w:type="gramEnd"/>
-      <w:r>
-        <w:rPr>
-          <w:rFonts w:eastAsia="Microsoft YaHei"/>
-        </w:rPr>
-        <w:t>).</w:t>
+        <w:t>Пользователь системы → Токен обновления сессии: связь «один-ко-многим» (1:М).</w:t>
       </w:r>
     </w:p>
     <w:p>
@@ -15798,21 +15276,7 @@
         <w:rPr>
           <w:rFonts w:eastAsia="Microsoft YaHei"/>
         </w:rPr>
-        <w:t>Пользователь системы → Журнал аутентификации: связь «один-ко-многим» (</w:t>
-      </w:r>
-      <w:proofErr w:type="gramStart"/>
-      <w:r>
-        <w:rPr>
-          <w:rFonts w:eastAsia="Microsoft YaHei"/>
-        </w:rPr>
-        <w:t>1:М</w:t>
-      </w:r>
-      <w:proofErr w:type="gramEnd"/>
-      <w:r>
-        <w:rPr>
-          <w:rFonts w:eastAsia="Microsoft YaHei"/>
-        </w:rPr>
-        <w:t>).</w:t>
+        <w:t>Пользователь системы → Журнал аутентификации: связь «один-ко-многим» (1:М).</w:t>
       </w:r>
     </w:p>
     <w:p>
@@ -15830,35 +15294,7 @@
         <w:rPr>
           <w:rFonts w:eastAsia="Microsoft YaHei"/>
         </w:rPr>
-        <w:t xml:space="preserve">Пользователь системы → Сеанс </w:t>
-      </w:r>
-      <w:proofErr w:type="spellStart"/>
-      <w:r>
-        <w:rPr>
-          <w:rFonts w:eastAsia="Microsoft YaHei"/>
-        </w:rPr>
-        <w:t>видеовстречи</w:t>
-      </w:r>
-      <w:proofErr w:type="spellEnd"/>
-      <w:r>
-        <w:rPr>
-          <w:rFonts w:eastAsia="Microsoft YaHei"/>
-        </w:rPr>
-        <w:t>: связь «один-ко-многим» (</w:t>
-      </w:r>
-      <w:proofErr w:type="gramStart"/>
-      <w:r>
-        <w:rPr>
-          <w:rFonts w:eastAsia="Microsoft YaHei"/>
-        </w:rPr>
-        <w:t>1:М</w:t>
-      </w:r>
-      <w:proofErr w:type="gramEnd"/>
-      <w:r>
-        <w:rPr>
-          <w:rFonts w:eastAsia="Microsoft YaHei"/>
-        </w:rPr>
-        <w:t>) по полю «Создан пользователем».</w:t>
+        <w:t>Пользователь системы → Сеанс видеовстречи: связь «один-ко-многим» (1:М) по полю «Создан пользователем».</w:t>
       </w:r>
     </w:p>
     <w:p>
@@ -15877,35 +15313,7 @@
           <w:rFonts w:eastAsia="Microsoft YaHei"/>
         </w:rPr>
         <w:lastRenderedPageBreak/>
-        <w:t xml:space="preserve">Сеанс </w:t>
-      </w:r>
-      <w:proofErr w:type="spellStart"/>
-      <w:r>
-        <w:rPr>
-          <w:rFonts w:eastAsia="Microsoft YaHei"/>
-        </w:rPr>
-        <w:t>видеовстречи</w:t>
-      </w:r>
-      <w:proofErr w:type="spellEnd"/>
-      <w:r>
-        <w:rPr>
-          <w:rFonts w:eastAsia="Microsoft YaHei"/>
-        </w:rPr>
-        <w:t xml:space="preserve"> → Участник встречи: связь «один-ко-многим» (</w:t>
-      </w:r>
-      <w:proofErr w:type="gramStart"/>
-      <w:r>
-        <w:rPr>
-          <w:rFonts w:eastAsia="Microsoft YaHei"/>
-        </w:rPr>
-        <w:t>1:М</w:t>
-      </w:r>
-      <w:proofErr w:type="gramEnd"/>
-      <w:r>
-        <w:rPr>
-          <w:rFonts w:eastAsia="Microsoft YaHei"/>
-        </w:rPr>
-        <w:t>).</w:t>
+        <w:t>Сеанс видеовстречи → Участник встречи: связь «один-ко-многим» (1:М).</w:t>
       </w:r>
     </w:p>
     <w:p>
@@ -15923,35 +15331,7 @@
         <w:rPr>
           <w:rFonts w:eastAsia="Microsoft YaHei"/>
         </w:rPr>
-        <w:t xml:space="preserve">Сеанс </w:t>
-      </w:r>
-      <w:proofErr w:type="spellStart"/>
-      <w:r>
-        <w:rPr>
-          <w:rFonts w:eastAsia="Microsoft YaHei"/>
-        </w:rPr>
-        <w:t>видеовстречи</w:t>
-      </w:r>
-      <w:proofErr w:type="spellEnd"/>
-      <w:r>
-        <w:rPr>
-          <w:rFonts w:eastAsia="Microsoft YaHei"/>
-        </w:rPr>
-        <w:t xml:space="preserve"> → Событие встречи: связь «один-ко-многим» (</w:t>
-      </w:r>
-      <w:proofErr w:type="gramStart"/>
-      <w:r>
-        <w:rPr>
-          <w:rFonts w:eastAsia="Microsoft YaHei"/>
-        </w:rPr>
-        <w:t>1:М</w:t>
-      </w:r>
-      <w:proofErr w:type="gramEnd"/>
-      <w:r>
-        <w:rPr>
-          <w:rFonts w:eastAsia="Microsoft YaHei"/>
-        </w:rPr>
-        <w:t>).</w:t>
+        <w:t>Сеанс видеовстречи → Событие встречи: связь «один-ко-многим» (1:М).</w:t>
       </w:r>
     </w:p>
     <w:p>
@@ -15969,35 +15349,7 @@
         <w:rPr>
           <w:rFonts w:eastAsia="Microsoft YaHei"/>
         </w:rPr>
-        <w:t xml:space="preserve">Сеанс </w:t>
-      </w:r>
-      <w:proofErr w:type="spellStart"/>
-      <w:r>
-        <w:rPr>
-          <w:rFonts w:eastAsia="Microsoft YaHei"/>
-        </w:rPr>
-        <w:t>видеовстречи</w:t>
-      </w:r>
-      <w:proofErr w:type="spellEnd"/>
-      <w:r>
-        <w:rPr>
-          <w:rFonts w:eastAsia="Microsoft YaHei"/>
-        </w:rPr>
-        <w:t xml:space="preserve"> → Событие аналитики: связь «один-ко-многим» (</w:t>
-      </w:r>
-      <w:proofErr w:type="gramStart"/>
-      <w:r>
-        <w:rPr>
-          <w:rFonts w:eastAsia="Microsoft YaHei"/>
-        </w:rPr>
-        <w:t>1:М</w:t>
-      </w:r>
-      <w:proofErr w:type="gramEnd"/>
-      <w:r>
-        <w:rPr>
-          <w:rFonts w:eastAsia="Microsoft YaHei"/>
-        </w:rPr>
-        <w:t>).</w:t>
+        <w:t>Сеанс видеовстречи → Событие аналитики: связь «один-ко-многим» (1:М).</w:t>
       </w:r>
     </w:p>
     <w:p>
@@ -16015,35 +15367,7 @@
         <w:rPr>
           <w:rFonts w:eastAsia="Microsoft YaHei"/>
         </w:rPr>
-        <w:t xml:space="preserve">Сеанс </w:t>
-      </w:r>
-      <w:proofErr w:type="spellStart"/>
-      <w:r>
-        <w:rPr>
-          <w:rFonts w:eastAsia="Microsoft YaHei"/>
-        </w:rPr>
-        <w:t>видеовстречи</w:t>
-      </w:r>
-      <w:proofErr w:type="spellEnd"/>
-      <w:r>
-        <w:rPr>
-          <w:rFonts w:eastAsia="Microsoft YaHei"/>
-        </w:rPr>
-        <w:t xml:space="preserve"> → Отчёт по сеансу: связь «один-ко-многим» (</w:t>
-      </w:r>
-      <w:proofErr w:type="gramStart"/>
-      <w:r>
-        <w:rPr>
-          <w:rFonts w:eastAsia="Microsoft YaHei"/>
-        </w:rPr>
-        <w:t>1:М</w:t>
-      </w:r>
-      <w:proofErr w:type="gramEnd"/>
-      <w:r>
-        <w:rPr>
-          <w:rFonts w:eastAsia="Microsoft YaHei"/>
-        </w:rPr>
-        <w:t>).</w:t>
+        <w:t>Сеанс видеовстречи → Отчёт по сеансу: связь «один-ко-многим» (1:М).</w:t>
       </w:r>
     </w:p>
     <w:p>
@@ -16061,62 +15385,20 @@
         <w:rPr>
           <w:rFonts w:eastAsia="Microsoft YaHei"/>
         </w:rPr>
-        <w:t xml:space="preserve">Сеанс </w:t>
-      </w:r>
-      <w:proofErr w:type="spellStart"/>
-      <w:r>
+        <w:t>Сеанс видеовстречи → Сообщение чата: связь «один-ко-многим» (1:М).</w:t>
+      </w:r>
+    </w:p>
+    <w:p>
+      <w:pPr>
         <w:rPr>
           <w:rFonts w:eastAsia="Microsoft YaHei"/>
         </w:rPr>
-        <w:t>видеовстречи</w:t>
-      </w:r>
-      <w:proofErr w:type="spellEnd"/>
+      </w:pPr>
       <w:r>
         <w:rPr>
           <w:rFonts w:eastAsia="Microsoft YaHei"/>
         </w:rPr>
-        <w:t xml:space="preserve"> → Сообщение чата: связь «один-ко-многим» (</w:t>
-      </w:r>
-      <w:proofErr w:type="gramStart"/>
-      <w:r>
-        <w:rPr>
-          <w:rFonts w:eastAsia="Microsoft YaHei"/>
-        </w:rPr>
-        <w:t>1:М</w:t>
-      </w:r>
-      <w:proofErr w:type="gramEnd"/>
-      <w:r>
-        <w:rPr>
-          <w:rFonts w:eastAsia="Microsoft YaHei"/>
-        </w:rPr>
-        <w:t>).</w:t>
-      </w:r>
-    </w:p>
-    <w:p>
-      <w:pPr>
-        <w:rPr>
-          <w:rFonts w:eastAsia="Microsoft YaHei"/>
-        </w:rPr>
-      </w:pPr>
-      <w:r>
-        <w:rPr>
-          <w:rFonts w:eastAsia="Microsoft YaHei"/>
-        </w:rPr>
-        <w:t xml:space="preserve">Данная информационная модель обеспечивает структурированное хранение и обработку данных для разрабатываемой системы, позволяя эффективно управлять доступом, отслеживать жизненный цикл </w:t>
-      </w:r>
-      <w:proofErr w:type="spellStart"/>
-      <w:r>
-        <w:rPr>
-          <w:rFonts w:eastAsia="Microsoft YaHei"/>
-        </w:rPr>
-        <w:t>видеосессий</w:t>
-      </w:r>
-      <w:proofErr w:type="spellEnd"/>
-      <w:r>
-        <w:rPr>
-          <w:rFonts w:eastAsia="Microsoft YaHei"/>
-        </w:rPr>
-        <w:t>, сохранять результаты анализа в гибком формате и обеспечивать целостность данных при каскадном удалении завершённых встреч.</w:t>
+        <w:t>Данная информационная модель обеспечивает структурированное хранение и обработку данных для разрабатываемой системы, позволяя эффективно управлять доступом, отслеживать жизненный цикл видеосессий, сохранять результаты анализа в гибком формате и обеспечивать целостность данных при каскадном удалении завершённых встреч.</w:t>
       </w:r>
     </w:p>
     <w:p>
@@ -16486,21 +15768,7 @@
         <w:rPr>
           <w:rFonts w:eastAsia="Microsoft YaHei"/>
         </w:rPr>
-        <w:t xml:space="preserve"> (уникальный) – криптографический </w:t>
-      </w:r>
-      <w:proofErr w:type="spellStart"/>
-      <w:r>
-        <w:rPr>
-          <w:rFonts w:eastAsia="Microsoft YaHei"/>
-        </w:rPr>
-        <w:t>хеш</w:t>
-      </w:r>
-      <w:proofErr w:type="spellEnd"/>
-      <w:r>
-        <w:rPr>
-          <w:rFonts w:eastAsia="Microsoft YaHei"/>
-        </w:rPr>
-        <w:t xml:space="preserve"> токена;</w:t>
+        <w:t xml:space="preserve"> (уникальный) – криптографический хеш токена;</w:t>
       </w:r>
     </w:p>
     <w:p>
@@ -16803,25 +16071,7 @@
           <w:rFonts w:eastAsia="Microsoft YaHei"/>
           <w:color w:val="000000"/>
         </w:rPr>
-        <w:t xml:space="preserve">Сеанс </w:t>
-      </w:r>
-      <w:proofErr w:type="spellStart"/>
-      <w:r>
-        <w:rPr>
-          <w:rStyle w:val="aff2"/>
-          <w:rFonts w:eastAsia="Microsoft YaHei"/>
-          <w:color w:val="000000"/>
-        </w:rPr>
-        <w:t>видеовстречи</w:t>
-      </w:r>
-      <w:proofErr w:type="spellEnd"/>
-      <w:r>
-        <w:rPr>
-          <w:rStyle w:val="aff2"/>
-          <w:rFonts w:eastAsia="Microsoft YaHei"/>
-          <w:color w:val="000000"/>
-        </w:rPr>
-        <w:t>:</w:t>
+        <w:t>Сеанс видеовстречи:</w:t>
       </w:r>
     </w:p>
     <w:p>
@@ -16874,21 +16124,7 @@
         <w:rPr>
           <w:rFonts w:eastAsia="Microsoft YaHei"/>
         </w:rPr>
-        <w:t xml:space="preserve"> – </w:t>
-      </w:r>
-      <w:proofErr w:type="spellStart"/>
-      <w:r>
-        <w:rPr>
-          <w:rFonts w:eastAsia="Microsoft YaHei"/>
-        </w:rPr>
-        <w:t>человекочитаемое</w:t>
-      </w:r>
-      <w:proofErr w:type="spellEnd"/>
-      <w:r>
-        <w:rPr>
-          <w:rFonts w:eastAsia="Microsoft YaHei"/>
-        </w:rPr>
-        <w:t xml:space="preserve"> наименование;</w:t>
+        <w:t xml:space="preserve"> – человекочитаемое наименование;</w:t>
       </w:r>
     </w:p>
     <w:p>
@@ -17458,27 +16694,7 @@
           <w:b w:val="0"/>
           <w:bCs w:val="0"/>
         </w:rPr>
-        <w:t xml:space="preserve">Идентификатор сеанса (внешний ключ) – ссылка на таблицу сеансов </w:t>
-      </w:r>
-      <w:proofErr w:type="spellStart"/>
-      <w:r>
-        <w:rPr>
-          <w:rStyle w:val="aff2"/>
-          <w:rFonts w:eastAsia="Microsoft YaHei"/>
-          <w:b w:val="0"/>
-          <w:bCs w:val="0"/>
-        </w:rPr>
-        <w:t>видеовстречи</w:t>
-      </w:r>
-      <w:proofErr w:type="spellEnd"/>
-      <w:r>
-        <w:rPr>
-          <w:rStyle w:val="aff2"/>
-          <w:rFonts w:eastAsia="Microsoft YaHei"/>
-          <w:b w:val="0"/>
-          <w:bCs w:val="0"/>
-        </w:rPr>
-        <w:t>;</w:t>
+        <w:t>Идентификатор сеанса (внешний ключ) – ссылка на таблицу сеансов видеовстречи;</w:t>
       </w:r>
     </w:p>
     <w:p>
@@ -17897,21 +17113,7 @@
         <w:rPr>
           <w:rFonts w:eastAsia="Microsoft YaHei"/>
         </w:rPr>
-        <w:t>Пользователь системы → Токен обновления сессии: связь «один-ко-многим» (</w:t>
-      </w:r>
-      <w:proofErr w:type="gramStart"/>
-      <w:r>
-        <w:rPr>
-          <w:rFonts w:eastAsia="Microsoft YaHei"/>
-        </w:rPr>
-        <w:t>1:М</w:t>
-      </w:r>
-      <w:proofErr w:type="gramEnd"/>
-      <w:r>
-        <w:rPr>
-          <w:rFonts w:eastAsia="Microsoft YaHei"/>
-        </w:rPr>
-        <w:t>), один пользователь может иметь несколько активных или отозванных токенов.</w:t>
+        <w:t>Пользователь системы → Токен обновления сессии: связь «один-ко-многим» (1:М), один пользователь может иметь несколько активных или отозванных токенов.</w:t>
       </w:r>
     </w:p>
     <w:p>
@@ -17929,21 +17131,7 @@
         <w:rPr>
           <w:rFonts w:eastAsia="Microsoft YaHei"/>
         </w:rPr>
-        <w:t>Пользователь системы → Журнал аутентификации: связь «один-ко-многим» (</w:t>
-      </w:r>
-      <w:proofErr w:type="gramStart"/>
-      <w:r>
-        <w:rPr>
-          <w:rFonts w:eastAsia="Microsoft YaHei"/>
-        </w:rPr>
-        <w:t>1:М</w:t>
-      </w:r>
-      <w:proofErr w:type="gramEnd"/>
-      <w:r>
-        <w:rPr>
-          <w:rFonts w:eastAsia="Microsoft YaHei"/>
-        </w:rPr>
-        <w:t>), фиксация истории всех действий входа.</w:t>
+        <w:t>Пользователь системы → Журнал аутентификации: связь «один-ко-многим» (1:М), фиксация истории всех действий входа.</w:t>
       </w:r>
     </w:p>
     <w:p>
@@ -17962,35 +17150,7 @@
           <w:rFonts w:eastAsia="Microsoft YaHei"/>
         </w:rPr>
         <w:lastRenderedPageBreak/>
-        <w:t xml:space="preserve">Пользователь системы → Сеанс </w:t>
-      </w:r>
-      <w:proofErr w:type="spellStart"/>
-      <w:r>
-        <w:rPr>
-          <w:rFonts w:eastAsia="Microsoft YaHei"/>
-        </w:rPr>
-        <w:t>видеовстречи</w:t>
-      </w:r>
-      <w:proofErr w:type="spellEnd"/>
-      <w:r>
-        <w:rPr>
-          <w:rFonts w:eastAsia="Microsoft YaHei"/>
-        </w:rPr>
-        <w:t>: связь «один-ко-многим» (</w:t>
-      </w:r>
-      <w:proofErr w:type="gramStart"/>
-      <w:r>
-        <w:rPr>
-          <w:rFonts w:eastAsia="Microsoft YaHei"/>
-        </w:rPr>
-        <w:t>1:М</w:t>
-      </w:r>
-      <w:proofErr w:type="gramEnd"/>
-      <w:r>
-        <w:rPr>
-          <w:rFonts w:eastAsia="Microsoft YaHei"/>
-        </w:rPr>
-        <w:t>), организатор создаёт множество встреч.</w:t>
+        <w:t>Пользователь системы → Сеанс видеовстречи: связь «один-ко-многим» (1:М), организатор создаёт множество встреч.</w:t>
       </w:r>
     </w:p>
     <w:p>
@@ -18008,35 +17168,7 @@
         <w:rPr>
           <w:rFonts w:eastAsia="Microsoft YaHei"/>
         </w:rPr>
-        <w:t xml:space="preserve">Сеанс </w:t>
-      </w:r>
-      <w:proofErr w:type="spellStart"/>
-      <w:r>
-        <w:rPr>
-          <w:rFonts w:eastAsia="Microsoft YaHei"/>
-        </w:rPr>
-        <w:t>видеовстречи</w:t>
-      </w:r>
-      <w:proofErr w:type="spellEnd"/>
-      <w:r>
-        <w:rPr>
-          <w:rFonts w:eastAsia="Microsoft YaHei"/>
-        </w:rPr>
-        <w:t xml:space="preserve"> → Участник встречи: связь «один-ко-многим» (</w:t>
-      </w:r>
-      <w:proofErr w:type="gramStart"/>
-      <w:r>
-        <w:rPr>
-          <w:rFonts w:eastAsia="Microsoft YaHei"/>
-        </w:rPr>
-        <w:t>1:М</w:t>
-      </w:r>
-      <w:proofErr w:type="gramEnd"/>
-      <w:r>
-        <w:rPr>
-          <w:rFonts w:eastAsia="Microsoft YaHei"/>
-        </w:rPr>
-        <w:t>), в одной встрече участвует несколько человек.</w:t>
+        <w:t>Сеанс видеовстречи → Участник встречи: связь «один-ко-многим» (1:М), в одной встрече участвует несколько человек.</w:t>
       </w:r>
     </w:p>
     <w:p>
@@ -18054,35 +17186,7 @@
         <w:rPr>
           <w:rFonts w:eastAsia="Microsoft YaHei"/>
         </w:rPr>
-        <w:t xml:space="preserve">Сеанс </w:t>
-      </w:r>
-      <w:proofErr w:type="spellStart"/>
-      <w:r>
-        <w:rPr>
-          <w:rFonts w:eastAsia="Microsoft YaHei"/>
-        </w:rPr>
-        <w:t>видеовстречи</w:t>
-      </w:r>
-      <w:proofErr w:type="spellEnd"/>
-      <w:r>
-        <w:rPr>
-          <w:rFonts w:eastAsia="Microsoft YaHei"/>
-        </w:rPr>
-        <w:t xml:space="preserve"> → Событие аналитики: связь «один-ко-многим» (</w:t>
-      </w:r>
-      <w:proofErr w:type="gramStart"/>
-      <w:r>
-        <w:rPr>
-          <w:rFonts w:eastAsia="Microsoft YaHei"/>
-        </w:rPr>
-        <w:t>1:М</w:t>
-      </w:r>
-      <w:proofErr w:type="gramEnd"/>
-      <w:r>
-        <w:rPr>
-          <w:rFonts w:eastAsia="Microsoft YaHei"/>
-        </w:rPr>
-        <w:t>), одна сессия генерирует поток событий анализа.</w:t>
+        <w:t>Сеанс видеовстречи → Событие аналитики: связь «один-ко-многим» (1:М), одна сессия генерирует поток событий анализа.</w:t>
       </w:r>
     </w:p>
     <w:p>
@@ -18100,35 +17204,7 @@
         <w:rPr>
           <w:rFonts w:eastAsia="Microsoft YaHei"/>
         </w:rPr>
-        <w:t xml:space="preserve">Сеанс </w:t>
-      </w:r>
-      <w:proofErr w:type="spellStart"/>
-      <w:r>
-        <w:rPr>
-          <w:rFonts w:eastAsia="Microsoft YaHei"/>
-        </w:rPr>
-        <w:t>видеовстречи</w:t>
-      </w:r>
-      <w:proofErr w:type="spellEnd"/>
-      <w:r>
-        <w:rPr>
-          <w:rFonts w:eastAsia="Microsoft YaHei"/>
-        </w:rPr>
-        <w:t xml:space="preserve"> → Событие встречи: связь «один-ко-многим» (</w:t>
-      </w:r>
-      <w:proofErr w:type="gramStart"/>
-      <w:r>
-        <w:rPr>
-          <w:rFonts w:eastAsia="Microsoft YaHei"/>
-        </w:rPr>
-        <w:t>1:М</w:t>
-      </w:r>
-      <w:proofErr w:type="gramEnd"/>
-      <w:r>
-        <w:rPr>
-          <w:rFonts w:eastAsia="Microsoft YaHei"/>
-        </w:rPr>
-        <w:t xml:space="preserve">), </w:t>
+        <w:t xml:space="preserve">Сеанс видеовстречи → Событие встречи: связь «один-ко-многим» (1:М), </w:t>
       </w:r>
       <w:r>
         <w:rPr>
@@ -18158,35 +17234,7 @@
         <w:rPr>
           <w:rFonts w:eastAsia="Microsoft YaHei"/>
         </w:rPr>
-        <w:t xml:space="preserve">Сеанс </w:t>
-      </w:r>
-      <w:proofErr w:type="spellStart"/>
-      <w:r>
-        <w:rPr>
-          <w:rFonts w:eastAsia="Microsoft YaHei"/>
-        </w:rPr>
-        <w:t>видеовстречи</w:t>
-      </w:r>
-      <w:proofErr w:type="spellEnd"/>
-      <w:r>
-        <w:rPr>
-          <w:rFonts w:eastAsia="Microsoft YaHei"/>
-        </w:rPr>
-        <w:t xml:space="preserve"> → Отчёт по сеансу: связь «один-ко-многим» (</w:t>
-      </w:r>
-      <w:proofErr w:type="gramStart"/>
-      <w:r>
-        <w:rPr>
-          <w:rFonts w:eastAsia="Microsoft YaHei"/>
-        </w:rPr>
-        <w:t>1:М</w:t>
-      </w:r>
-      <w:proofErr w:type="gramEnd"/>
-      <w:r>
-        <w:rPr>
-          <w:rFonts w:eastAsia="Microsoft YaHei"/>
-        </w:rPr>
-        <w:t>), отчёт привязан к конкретной встрече.</w:t>
+        <w:t>Сеанс видеовстречи → Отчёт по сеансу: связь «один-ко-многим» (1:М), отчёт привязан к конкретной встрече.</w:t>
       </w:r>
     </w:p>
     <w:p>
@@ -18204,62 +17252,20 @@
         <w:rPr>
           <w:rFonts w:eastAsia="Microsoft YaHei"/>
         </w:rPr>
-        <w:t xml:space="preserve">Сеанс </w:t>
-      </w:r>
-      <w:proofErr w:type="spellStart"/>
-      <w:r>
+        <w:t>Сеанс видеовстречи → Сообщение чата: связь «один-ко-многим» (1:М), чат изолирован в пределах одной комнаты.</w:t>
+      </w:r>
+    </w:p>
+    <w:p>
+      <w:pPr>
         <w:rPr>
           <w:rFonts w:eastAsia="Microsoft YaHei"/>
         </w:rPr>
-        <w:t>видеовстречи</w:t>
-      </w:r>
-      <w:proofErr w:type="spellEnd"/>
+      </w:pPr>
       <w:r>
         <w:rPr>
           <w:rFonts w:eastAsia="Microsoft YaHei"/>
         </w:rPr>
-        <w:t xml:space="preserve"> → Сообщение чата: связь «один-ко-многим» (</w:t>
-      </w:r>
-      <w:proofErr w:type="gramStart"/>
-      <w:r>
-        <w:rPr>
-          <w:rFonts w:eastAsia="Microsoft YaHei"/>
-        </w:rPr>
-        <w:t>1:М</w:t>
-      </w:r>
-      <w:proofErr w:type="gramEnd"/>
-      <w:r>
-        <w:rPr>
-          <w:rFonts w:eastAsia="Microsoft YaHei"/>
-        </w:rPr>
-        <w:t>), чат изолирован в пределах одной комнаты.</w:t>
-      </w:r>
-    </w:p>
-    <w:p>
-      <w:pPr>
-        <w:rPr>
-          <w:rFonts w:eastAsia="Microsoft YaHei"/>
-        </w:rPr>
-      </w:pPr>
-      <w:r>
-        <w:rPr>
-          <w:rFonts w:eastAsia="Microsoft YaHei"/>
-        </w:rPr>
-        <w:t xml:space="preserve">Данная логическая модель обеспечивает эффективное хранение и обработку данных для разрабатываемой системы, позволяя структурировать информацию о пользователях, управлять жизненным циклом </w:t>
-      </w:r>
-      <w:proofErr w:type="spellStart"/>
-      <w:r>
-        <w:rPr>
-          <w:rFonts w:eastAsia="Microsoft YaHei"/>
-        </w:rPr>
-        <w:t>видеосессий</w:t>
-      </w:r>
-      <w:proofErr w:type="spellEnd"/>
-      <w:r>
-        <w:rPr>
-          <w:rFonts w:eastAsia="Microsoft YaHei"/>
-        </w:rPr>
-        <w:t>, сохранять результаты анализа в гибком событийном формате и обеспечивать строгую ссылочную целостность через механизмы каскадного удаления и ограничений уникальности и внешних ключей.</w:t>
+        <w:t>Данная логическая модель обеспечивает эффективное хранение и обработку данных для разрабатываемой системы, позволяя структурировать информацию о пользователях, управлять жизненным циклом видеосессий, сохранять результаты анализа в гибком событийном формате и обеспечивать строгую ссылочную целостность через механизмы каскадного удаления и ограничений уникальности и внешних ключей.</w:t>
       </w:r>
     </w:p>
     <w:p>
@@ -18289,16 +17295,1463 @@
     </w:p>
     <w:p>
       <w:pPr>
+        <w:spacing w:after="200"/>
+        <w:ind w:firstLine="0"/>
         <w:rPr>
           <w:rFonts w:ascii="Times New Roman" w:hAnsi="Times New Roman" w:cs="Times New Roman"/>
-        </w:rPr>
-      </w:pPr>
-      <w:r>
+          <w:lang w:val="en-US"/>
+        </w:rPr>
+      </w:pPr>
+    </w:p>
+    <w:p>
+      <w:pPr>
+        <w:spacing w:after="200"/>
+        <w:ind w:firstLine="0"/>
         <w:rPr>
           <w:rFonts w:ascii="Times New Roman" w:hAnsi="Times New Roman" w:cs="Times New Roman"/>
-        </w:rPr>
-        <w:t>После проектирования системы, следующим этапом является разработка программного комплекса. В данной главе содержится подробное описание архитектуры программного комплекса, его содержание, модули и функциональные возможности. В том числе в главе представлена архитектура разработанных нейронных сетей, а также их интеграция в программный комплекс.</w:t>
-      </w:r>
+          <w:lang w:val="en-US"/>
+        </w:rPr>
+      </w:pPr>
+    </w:p>
+    <w:p>
+      <w:pPr>
+        <w:spacing w:after="200"/>
+        <w:ind w:firstLine="0"/>
+        <w:rPr>
+          <w:rFonts w:ascii="Times New Roman" w:hAnsi="Times New Roman" w:cs="Times New Roman"/>
+          <w:lang w:val="en-US"/>
+        </w:rPr>
+      </w:pPr>
+    </w:p>
+    <w:p>
+      <w:pPr>
+        <w:spacing w:after="200"/>
+        <w:ind w:firstLine="0"/>
+        <w:rPr>
+          <w:rFonts w:ascii="Times New Roman" w:hAnsi="Times New Roman" w:cs="Times New Roman"/>
+          <w:lang w:val="en-US"/>
+        </w:rPr>
+      </w:pPr>
+    </w:p>
+    <w:p>
+      <w:pPr>
+        <w:spacing w:after="200"/>
+        <w:ind w:firstLine="0"/>
+        <w:rPr>
+          <w:rFonts w:ascii="Times New Roman" w:hAnsi="Times New Roman" w:cs="Times New Roman"/>
+          <w:lang w:val="en-US"/>
+        </w:rPr>
+      </w:pPr>
+    </w:p>
+    <w:p>
+      <w:pPr>
+        <w:spacing w:after="200"/>
+        <w:ind w:firstLine="0"/>
+        <w:rPr>
+          <w:rFonts w:ascii="Times New Roman" w:hAnsi="Times New Roman" w:cs="Times New Roman"/>
+          <w:lang w:val="en-US"/>
+        </w:rPr>
+      </w:pPr>
+    </w:p>
+    <w:p>
+      <w:pPr>
+        <w:spacing w:after="200"/>
+        <w:ind w:firstLine="0"/>
+        <w:rPr>
+          <w:rFonts w:ascii="Times New Roman" w:hAnsi="Times New Roman" w:cs="Times New Roman"/>
+          <w:lang w:val="en-US"/>
+        </w:rPr>
+      </w:pPr>
+    </w:p>
+    <w:p>
+      <w:r>
+        <w:t>После этапа проектирования следующим ключевым этапом выполнения работы является разработка и описание программного комплекса. В данной главе представлена детальная информация об архитектуре системы, составе модулей, технологическом стеке, алгоритмах обработки данных и принципах их интеграции в единую рабочую среду.</w:t>
+      </w:r>
+    </w:p>
+    <w:p>
+      <w:pPr>
+        <w:pStyle w:val="2"/>
+      </w:pPr>
+      <w:r>
+        <w:t>Общая архитектура программного комплекса</w:t>
+      </w:r>
+    </w:p>
+    <w:p>
+      <w:r>
+        <w:t>Разработанный программный комплекс представляет собой веб-платформу для планирования онлайн-сессий, проведения видеовстреч в браузере, сбора мультимодальной аналитики (речь, мимика, эмоции) и формирования отчётности для организатора. Архитектура системы построена по клиент-серверной модели с выделением ресурсоёмких задач искусственного интеллекта в отдельные микросервисы.</w:t>
+      </w:r>
+    </w:p>
+    <w:p>
+      <w:r>
+        <w:t>Комплекс организован в виде монорепозитория, что обеспечивает согласованность интерфейсов, упрощает управление зависимостями и ускоряет процесс разработки. Оркестрация сервисов осуществляется с помощью средств контейнеризации, поддерживающих базовый профиль (клиентская часть, серверная часть, СУБД) и опциональный профиль искусственного интеллекта (AI-шлюз, сервис распознавания речи).</w:t>
+      </w:r>
+    </w:p>
+    <w:p>
+      <w:r>
+        <w:lastRenderedPageBreak/>
+        <w:t>Взаимодействие между компонентами реализовано через два основных канала:</w:t>
+      </w:r>
+    </w:p>
+    <w:p>
+      <w:pPr>
+        <w:pStyle w:val="af9"/>
+        <w:numPr>
+          <w:ilvl w:val="0"/>
+          <w:numId w:val="67"/>
+        </w:numPr>
+      </w:pPr>
+      <w:r>
+        <w:t>REST API – для управления сессиями, аутентификации, получения исторических данных и отчётов;</w:t>
+      </w:r>
+    </w:p>
+    <w:p>
+      <w:pPr>
+        <w:pStyle w:val="af9"/>
+        <w:numPr>
+          <w:ilvl w:val="0"/>
+          <w:numId w:val="67"/>
+        </w:numPr>
+      </w:pPr>
+      <w:r>
+        <w:t>WebSocket – для низкозадержочного обмена медиаданными, событиями встречи, потоковой аналитикой и чатом в реальном времени.</w:t>
+      </w:r>
+    </w:p>
+    <w:p>
+      <w:r>
+        <w:t>Такая модульная архитектура позволяет независимо развивать клиентскую часть, серверную логику и алгоритмы ИИ, заменять модели распознавания без перекомпиляции основной системы и масштабировать вычислительные ресурсы под нагрузку.</w:t>
+      </w:r>
+    </w:p>
+    <w:p>
+      <w:r>
+        <w:t>[Рисунок 6.1 – Схема архитектуры системы (вставить диаграмму потоков данных из practice.md раздел 12.1 или нарисовать общую схему клиент-сервер с AI-шлюзом)]</w:t>
+      </w:r>
+    </w:p>
+    <w:p>
+      <w:pPr>
+        <w:pStyle w:val="2"/>
+      </w:pPr>
+      <w:r>
+        <w:t>Модуль пользовательского интерфейса и клиентской логики</w:t>
+      </w:r>
+    </w:p>
+    <w:p>
+      <w:r>
+        <w:t>Клиентская часть реализована как одностраничное приложение (SPA) на базе стека React, TypeScript и сборщика Vite. Интерфейс спроектирован с учётом принципов компонентного подхода и разделения ответственности.</w:t>
+      </w:r>
+    </w:p>
+    <w:p>
+      <w:r>
+        <w:t>Ключевые элементы реализации:</w:t>
+      </w:r>
+    </w:p>
+    <w:p>
+      <w:pPr>
+        <w:pStyle w:val="af9"/>
+        <w:numPr>
+          <w:ilvl w:val="0"/>
+          <w:numId w:val="66"/>
+        </w:numPr>
+      </w:pPr>
+      <w:r>
+        <w:t>Маршрутизация осуществляется через специализированную библиотеку. Основные экраны: авторизация, список сессий, страница встречи, страница отчёта. Конфигурация доступности функций вынесена в отдельный конфигурационный файл.</w:t>
+      </w:r>
+    </w:p>
+    <w:p>
+      <w:pPr>
+        <w:pStyle w:val="af9"/>
+        <w:numPr>
+          <w:ilvl w:val="0"/>
+          <w:numId w:val="66"/>
+        </w:numPr>
+      </w:pPr>
+      <w:r>
+        <w:t>Управление состоянием разделено на два уровня: глобальное серверное состояние кэшируется и синхронизируется через специализированную библиотеку запросов, а локальное состояние встречи (список участников, уведомления, статусы медиа) управляется через легковесное хранилище состояния.</w:t>
+      </w:r>
+    </w:p>
+    <w:p>
+      <w:pPr>
+        <w:pStyle w:val="af9"/>
+        <w:numPr>
+          <w:ilvl w:val="0"/>
+          <w:numId w:val="66"/>
+        </w:numPr>
+      </w:pPr>
+      <w:r>
+        <w:lastRenderedPageBreak/>
+        <w:t>WebSocket-механизм обеспечивает автоматическое переподключение, обработку сигналов активности и маршрутизацию входящих событий. Разбор доменных событий делегирован специализированной функции, которая обновляет состояние, показывает уведомления и реагирует на завершение встречи.</w:t>
+      </w:r>
+    </w:p>
+    <w:p>
+      <w:pPr>
+        <w:pStyle w:val="af9"/>
+        <w:numPr>
+          <w:ilvl w:val="0"/>
+          <w:numId w:val="66"/>
+        </w:numPr>
+      </w:pPr>
+      <w:r>
+        <w:t>тображение аналитики в реальном времени реализовано через боковую панель встречи, где транскрипты группируются по спикерам с поддержкой промежуточных и финальных реплик.</w:t>
+      </w:r>
+    </w:p>
+    <w:p>
+      <w:r>
+        <w:t>Интерфейс адаптирован под различные разрешения экранов, поддерживает темную/светлую тему и обеспечивает интуитивное управление медиаустройствами через стандартные браузерные API.</w:t>
+      </w:r>
+    </w:p>
+    <w:p>
+      <w:r>
+        <w:t>[Рисунок 6.2 – Главный экран системы (скриншот интерфейса)]</w:t>
+      </w:r>
+    </w:p>
+    <w:p>
+      <w:pPr>
+        <w:pStyle w:val="2"/>
+      </w:pPr>
+      <w:r>
+        <w:t>Серверный модуль управления сессиями и WebSocket-коммуникации</w:t>
+      </w:r>
+    </w:p>
+    <w:p>
+      <w:r>
+        <w:t>Серверная часть написана на языке Go с использованием веб-фреймворка Gin. Точка входа выполняет инициализацию подключения к СУБД, настройку CORS, регистрацию промежуточного ПО и маршрутов.</w:t>
+      </w:r>
+    </w:p>
+    <w:p>
+      <w:r>
+        <w:t>Особенности реализации:</w:t>
+      </w:r>
+    </w:p>
+    <w:p>
+      <w:pPr>
+        <w:pStyle w:val="af9"/>
+        <w:numPr>
+          <w:ilvl w:val="0"/>
+          <w:numId w:val="65"/>
+        </w:numPr>
+      </w:pPr>
+      <w:r>
+        <w:t>Цепочка middleware: восстановление после сбоев → идентификация запроса → логирование доступа → CORS → ограничение попыток входа → проверка аутентификации. Такая последовательность обеспечивает отказоустойчивость, аудит запросов, защиту от подбора паролей и контроль доступа.</w:t>
+      </w:r>
+    </w:p>
+    <w:p>
+      <w:pPr>
+        <w:pStyle w:val="af9"/>
+        <w:numPr>
+          <w:ilvl w:val="0"/>
+          <w:numId w:val="65"/>
+        </w:numPr>
+      </w:pPr>
+      <w:r>
+        <w:t>WebSocket-хаб управляет пулом соединений по идентификатору сессии. При получении сообщения о присоединении сервер сохраняет метаданные подключения, рассылает событие о новом участнике всем клиентам и отправляет новому участнику текущий список присутствующих.</w:t>
+      </w:r>
+    </w:p>
+    <w:p>
+      <w:pPr>
+        <w:pStyle w:val="af9"/>
+        <w:numPr>
+          <w:ilvl w:val="0"/>
+          <w:numId w:val="65"/>
+        </w:numPr>
+      </w:pPr>
+      <w:r>
+        <w:lastRenderedPageBreak/>
+        <w:t>Обработка медиа-событий: сообщения типов «кадр», «аудио», «сообщение чата» маршрутизируются к зарегистрированным обработчикам. События аналитики (текстовый анализ, аудиоанализ, анализ лица, эмоции) записываются в таблицу событий и одновременно транслируются клиентам. Отладочные сообщения не сохраняются в БД, а сразу передаются по WebSocket для снижения нагрузки на дисковую подсистему.</w:t>
+      </w:r>
+    </w:p>
+    <w:p>
+      <w:pPr>
+        <w:pStyle w:val="af9"/>
+        <w:numPr>
+          <w:ilvl w:val="0"/>
+          <w:numId w:val="65"/>
+        </w:numPr>
+      </w:pPr>
+      <w:r>
+        <w:t>REST-модули: здоровье системы, аутентификация, сессии, аналитика, отчёты реализуют CRUD-операции, валидацию прав доступа и выдачу агрегированных данных.</w:t>
+      </w:r>
+    </w:p>
+    <w:p>
+      <w:pPr>
+        <w:pStyle w:val="2"/>
+      </w:pPr>
+      <w:r>
+        <w:t>Модуль аутентификации и обеспечения безопасности</w:t>
+      </w:r>
+    </w:p>
+    <w:p>
+      <w:r>
+        <w:t>Подсистема безопасности построена на основе stateless-архитектуры с использованием JWT (JSON Web Tokens). Процесс аутентификации включает:</w:t>
+      </w:r>
+    </w:p>
+    <w:p>
+      <w:pPr>
+        <w:pStyle w:val="af9"/>
+        <w:numPr>
+          <w:ilvl w:val="0"/>
+          <w:numId w:val="64"/>
+        </w:numPr>
+      </w:pPr>
+      <w:r>
+        <w:t>Проверку учётных данных через запрос входа с валидацией хеша пароля.</w:t>
+      </w:r>
+    </w:p>
+    <w:p>
+      <w:pPr>
+        <w:pStyle w:val="af9"/>
+        <w:numPr>
+          <w:ilvl w:val="0"/>
+          <w:numId w:val="64"/>
+        </w:numPr>
+      </w:pPr>
+      <w:r>
+        <w:t>Выдачу пары токенов: короткоживущего токена доступа (для авторизации запросов) и долгоживущего токена обновления (хранится в БД с возможностью ротации и принудительной отмены).</w:t>
+      </w:r>
+    </w:p>
+    <w:p>
+      <w:pPr>
+        <w:pStyle w:val="af9"/>
+        <w:numPr>
+          <w:ilvl w:val="0"/>
+          <w:numId w:val="64"/>
+        </w:numPr>
+      </w:pPr>
+      <w:r>
+        <w:t>Обновление сессии через запрос обновления с проверкой валидности и отзывом старого токена.</w:t>
+      </w:r>
+    </w:p>
+    <w:p>
+      <w:r>
+        <w:t>Дополнительные механизмы защиты:</w:t>
+      </w:r>
+    </w:p>
+    <w:p>
+      <w:pPr>
+        <w:pStyle w:val="af9"/>
+        <w:numPr>
+          <w:ilvl w:val="0"/>
+          <w:numId w:val="63"/>
+        </w:numPr>
+      </w:pPr>
+      <w:r>
+        <w:t>Ограничение количества попыток входа с одного IP, предотвращающее атаки подбора.</w:t>
+      </w:r>
+    </w:p>
+    <w:p>
+      <w:pPr>
+        <w:pStyle w:val="af9"/>
+        <w:numPr>
+          <w:ilvl w:val="0"/>
+          <w:numId w:val="63"/>
+        </w:numPr>
+      </w:pPr>
+      <w:r>
+        <w:t>Разграничение доступа к аналитике: полный отчёт доступен только организатору сессии, участники получают только свои данные.</w:t>
+      </w:r>
+    </w:p>
+    <w:p>
+      <w:pPr>
+        <w:pStyle w:val="af9"/>
+        <w:numPr>
+          <w:ilvl w:val="0"/>
+          <w:numId w:val="63"/>
+        </w:numPr>
+      </w:pPr>
+      <w:r>
+        <w:t>В продакшн-окружении предполагается использование HTTPS/WSS, строгих CORS-правил и безопасных cookie для токенов обновления.</w:t>
+      </w:r>
+    </w:p>
+    <w:p>
+      <w:pPr>
+        <w:pStyle w:val="2"/>
+      </w:pPr>
+      <w:r>
+        <w:lastRenderedPageBreak/>
+        <w:t>Модуль захвата и передачи медиапотоков</w:t>
+      </w:r>
+    </w:p>
+    <w:p>
+      <w:r>
+        <w:t>Захват медиаданных на стороне клиента реализован через нативные браузерные API без использования сторонних плагинов.</w:t>
+      </w:r>
+    </w:p>
+    <w:p>
+      <w:pPr>
+        <w:pStyle w:val="af9"/>
+        <w:numPr>
+          <w:ilvl w:val="0"/>
+          <w:numId w:val="62"/>
+        </w:numPr>
+      </w:pPr>
+      <w:r>
+        <w:t>Аудио: создаётся компонент записи исключительно для аудиодорожки микрофона. Для корректного декодирования на стороне сервера применяется стратегия кумулятивного накопления чанков: вместо отправки изолированных фрагментов система формирует непрерывный буфер, содержащий инициализирующий сегмент и последующие кластеры. Буфер кодируется в Base64 и отправляется по WebSocket с заданным интервалом или по достижению лимита размера.</w:t>
+      </w:r>
+    </w:p>
+    <w:p>
+      <w:pPr>
+        <w:pStyle w:val="af9"/>
+        <w:numPr>
+          <w:ilvl w:val="0"/>
+          <w:numId w:val="62"/>
+        </w:numPr>
+      </w:pPr>
+      <w:r>
+        <w:t>Видео: кадры для анализа лица захватываются с видеоэлемента через canvas с фиксированным интервалом. Изображение конвертируется в JPEG Base64 и передаётся типом «кадр». Такой подход балансирует между частотой обновления аналитики и пропускной способностью канала.</w:t>
+      </w:r>
+    </w:p>
+    <w:p>
+      <w:pPr>
+        <w:pStyle w:val="af9"/>
+        <w:numPr>
+          <w:ilvl w:val="0"/>
+          <w:numId w:val="62"/>
+        </w:numPr>
+      </w:pPr>
+      <w:r>
+        <w:t>Управление ресурсами: При смене потока, потере фокуса вкладки или завершении встречи компоненты записи корректно останавливаются и освобождаются, что предотвращает утечки памяти и фоновую загрузку ЦП.</w:t>
+      </w:r>
+    </w:p>
+    <w:p>
+      <w:pPr>
+        <w:pStyle w:val="2"/>
+      </w:pPr>
+      <w:r>
+        <w:t>Модуль искусственного интеллекта и мультимодального анализа</w:t>
+      </w:r>
+    </w:p>
+    <w:p>
+      <w:r>
+        <w:t>Вычислительные задачи ИИ вынесены в отдельный сервис (AI-шлюз) и сервис распознавания речи на языке Python. Шлюз взаимодействует с серверной частью через WebSocket и конфигурируется через JSON-файлы с поддержкой горячей перезагрузки.</w:t>
+      </w:r>
+    </w:p>
+    <w:p>
+      <w:pPr>
+        <w:pStyle w:val="3"/>
+      </w:pPr>
+      <w:r>
+        <w:t>Анализ лица и эмоций</w:t>
+      </w:r>
+    </w:p>
+    <w:p>
+      <w:r>
+        <w:t>Теоретические основы детекции лиц и распознавания эмоций</w:t>
+      </w:r>
+    </w:p>
+    <w:p>
+      <w:r>
+        <w:t xml:space="preserve">Задача распознавания эмоций по выражению лица (Facial Expression Recognition, FER) является одной из ключевых в области компьютерного </w:t>
+      </w:r>
+      <w:r>
+        <w:lastRenderedPageBreak/>
+        <w:t>зрения и аффективных вычислений. Современный подход к решению данной задачи включает два основных этапа: детектирование лица и классификацию эмоций.</w:t>
+      </w:r>
+    </w:p>
+    <w:p>
+      <w:r>
+        <w:t>Этап 1: Детектирование и выравнивание лица</w:t>
+      </w:r>
+    </w:p>
+    <w:p>
+      <w:r>
+        <w:t>Первым шагом является локализация лица на изображении и определение ключевых точек (landmarks). Для этого применяются следующие подходы:</w:t>
+      </w:r>
+    </w:p>
+    <w:p>
+      <w:pPr>
+        <w:pStyle w:val="af9"/>
+        <w:numPr>
+          <w:ilvl w:val="0"/>
+          <w:numId w:val="61"/>
+        </w:numPr>
+      </w:pPr>
+      <w:r>
+        <w:t>Active Shape Models (ASM) и Active Appearance Models (AAM) – классические статистические методы, которые строят параметрическое представление формы лица на основе обучающей выборки. Эти модели описывают вариации формы и текстуры лица через главные компоненты (PCA) [Cootes et al., 2001].</w:t>
+      </w:r>
+    </w:p>
+    <w:p>
+      <w:pPr>
+        <w:pStyle w:val="af9"/>
+        <w:numPr>
+          <w:ilvl w:val="0"/>
+          <w:numId w:val="61"/>
+        </w:numPr>
+      </w:pPr>
+      <w:r>
+        <w:t>Современные нейросетевые детекторы:</w:t>
+      </w:r>
+    </w:p>
+    <w:p>
+      <w:pPr>
+        <w:pStyle w:val="af9"/>
+        <w:numPr>
+          <w:ilvl w:val="0"/>
+          <w:numId w:val="60"/>
+        </w:numPr>
+      </w:pPr>
+      <w:r>
+        <w:t>BlazeFace – легковесная свёрточная нейронная сеть, оптимизированная для работы в реальном времени на мобильных устройствах. Использует якорные точки (anchors) и предсказывает ограничивающие рамки лиц [Bazarevsky et al., 2019].</w:t>
+      </w:r>
+    </w:p>
+    <w:p>
+      <w:pPr>
+        <w:pStyle w:val="af9"/>
+        <w:numPr>
+          <w:ilvl w:val="0"/>
+          <w:numId w:val="60"/>
+        </w:numPr>
+      </w:pPr>
+      <w:r>
+        <w:t>MTCNN (Multi-task Cascaded CNN) – каскадная архитектура из трёх нейронных сетей, которые последовательно уточняют положение лица и определяют 5 ключевых точек (углы глаз, кончик носа, уголки рта).</w:t>
+      </w:r>
+    </w:p>
+    <w:p>
+      <w:pPr>
+        <w:rPr>
+          <w:lang w:val="en-US"/>
+        </w:rPr>
+      </w:pPr>
+      <w:r>
+        <w:t xml:space="preserve">[Рисунок 6.3 – Архитектура MTCNN (источник: оригинальная статья Zhang et al. </w:t>
+      </w:r>
+      <w:r>
+        <w:rPr>
+          <w:lang w:val="en-US"/>
+        </w:rPr>
+        <w:t xml:space="preserve">“Joint Face Detection and Alignment using Multi-task Cascaded Convolutional Networks”, 2016, </w:t>
+      </w:r>
+      <w:r>
+        <w:t>доступна</w:t>
+      </w:r>
+      <w:r>
+        <w:rPr>
+          <w:lang w:val="en-US"/>
+        </w:rPr>
+        <w:t xml:space="preserve"> </w:t>
+      </w:r>
+      <w:r>
+        <w:t>на</w:t>
+      </w:r>
+      <w:r>
+        <w:rPr>
+          <w:lang w:val="en-US"/>
+        </w:rPr>
+        <w:t xml:space="preserve"> arXiv:1604.02878)]</w:t>
+      </w:r>
+    </w:p>
+    <w:p>
+      <w:r>
+        <w:t>После детектирования выполняется выравнивание (alignment) – геометрическая трансформация лица к каноническому виду на основе ключевых точек. Это повышает точность последующей классификации эмоций.</w:t>
+      </w:r>
+    </w:p>
+    <w:p>
+      <w:r>
+        <w:t>Этап 2: Распознавание эмоций</w:t>
+      </w:r>
+    </w:p>
+    <w:p>
+      <w:r>
+        <w:lastRenderedPageBreak/>
+        <w:t>Классификация эмоций выполняется с помощью свёрточных нейронных сетей (CNN). В разработанной системе используется библиотека DeepFace, которая представляет собой мета-библиотеку, включающую несколько предобученных архитектур:</w:t>
+      </w:r>
+    </w:p>
+    <w:p>
+      <w:pPr>
+        <w:pStyle w:val="af9"/>
+        <w:numPr>
+          <w:ilvl w:val="0"/>
+          <w:numId w:val="59"/>
+        </w:numPr>
+      </w:pPr>
+      <w:r>
+        <w:t>VGG-Face – глубокая сеть с 16-19 свёрточными слоями, изначально обученная для задачи распознавания лиц, но адаптируемая для классификации эмоций.</w:t>
+      </w:r>
+    </w:p>
+    <w:p>
+      <w:pPr>
+        <w:pStyle w:val="af9"/>
+        <w:numPr>
+          <w:ilvl w:val="0"/>
+          <w:numId w:val="59"/>
+        </w:numPr>
+      </w:pPr>
+      <w:r>
+        <w:t>Facenet512 – архитектура, использующая triplet loss для обучения вложений лиц в компактное пространство признаков.</w:t>
+      </w:r>
+    </w:p>
+    <w:p>
+      <w:pPr>
+        <w:pStyle w:val="af9"/>
+        <w:numPr>
+          <w:ilvl w:val="0"/>
+          <w:numId w:val="59"/>
+        </w:numPr>
+      </w:pPr>
+      <w:r>
+        <w:t>EfficientNet – семейство сетей, оптимизированных по соотношению точности и вычислительной сложности.</w:t>
+      </w:r>
+    </w:p>
+    <w:p>
+      <w:pPr>
+        <w:rPr>
+          <w:lang w:val="en-US"/>
+        </w:rPr>
+      </w:pPr>
+      <w:r>
+        <w:t xml:space="preserve">[Рисунок 6.4 – Архитектура VGG-Face (источник: статья Parkhi et al. </w:t>
+      </w:r>
+      <w:r>
+        <w:rPr>
+          <w:lang w:val="en-US"/>
+        </w:rPr>
+        <w:t xml:space="preserve">“Deep Face Recognition”, BMVC 2015, </w:t>
+      </w:r>
+      <w:r>
+        <w:t>доступна</w:t>
+      </w:r>
+      <w:r>
+        <w:rPr>
+          <w:lang w:val="en-US"/>
+        </w:rPr>
+        <w:t xml:space="preserve"> </w:t>
+      </w:r>
+      <w:r>
+        <w:t>по</w:t>
+      </w:r>
+      <w:r>
+        <w:rPr>
+          <w:lang w:val="en-US"/>
+        </w:rPr>
+        <w:t xml:space="preserve"> </w:t>
+      </w:r>
+      <w:r>
+        <w:t>ссылке</w:t>
+      </w:r>
+      <w:r>
+        <w:rPr>
+          <w:lang w:val="en-US"/>
+        </w:rPr>
+        <w:t xml:space="preserve"> https://www.robots.ox.ac.uk/~vgg/publications/2015/Parkhi15/parkhi15.pdf)]</w:t>
+      </w:r>
+    </w:p>
+    <w:p>
+      <w:r>
+        <w:t>Модель MediaPipe Face Landmarker</w:t>
+      </w:r>
+    </w:p>
+    <w:p>
+      <w:r>
+        <w:t>Опционально в системе реализована поддержка MediaPipe Face Landmarker от Google, которая строит плотную сетку из 468 трёхмерных ключевых точек на лице. Эта модель позволяет:</w:t>
+      </w:r>
+    </w:p>
+    <w:p>
+      <w:pPr>
+        <w:pStyle w:val="af9"/>
+        <w:numPr>
+          <w:ilvl w:val="0"/>
+          <w:numId w:val="57"/>
+        </w:numPr>
+      </w:pPr>
+      <w:r>
+        <w:t>Оценивать blendshape-коэффициенты – параметры, описывающие активность групп лицевых мышц (например, поднятие бровей, растягивание рта);</w:t>
+      </w:r>
+    </w:p>
+    <w:p>
+      <w:pPr>
+        <w:pStyle w:val="af9"/>
+        <w:numPr>
+          <w:ilvl w:val="0"/>
+          <w:numId w:val="57"/>
+        </w:numPr>
+      </w:pPr>
+      <w:r>
+        <w:t>Вычислять углы поворота головы (yaw, pitch, roll) для анализа позы;</w:t>
+      </w:r>
+    </w:p>
+    <w:p>
+      <w:pPr>
+        <w:pStyle w:val="af9"/>
+        <w:numPr>
+          <w:ilvl w:val="0"/>
+          <w:numId w:val="57"/>
+        </w:numPr>
+      </w:pPr>
+      <w:r>
+        <w:t>Отслеживать микровыражения – кратковременные изменения выражения лица длительностью 1/25–1/5 секунды.</w:t>
+      </w:r>
+    </w:p>
+    <w:p>
+      <w:r>
+        <w:t>[Рисунок 6.5 – Сетка ключевых точек MediaPipe Face Landmarker (источник: официальная документация Google MediaPipe, https://developers.google.com/mediapipe/solutions/vision/face_landmarker)]</w:t>
+      </w:r>
+    </w:p>
+    <w:p>
+      <w:r>
+        <w:t>Классификация базовых эмоций</w:t>
+      </w:r>
+    </w:p>
+    <w:p>
+      <w:r>
+        <w:lastRenderedPageBreak/>
+        <w:t>В системе реализована классификация по модели Пола Экмана, включающей шесть базовых эмоций:</w:t>
+      </w:r>
+    </w:p>
+    <w:p>
+      <w:pPr>
+        <w:pStyle w:val="af9"/>
+        <w:numPr>
+          <w:ilvl w:val="0"/>
+          <w:numId w:val="56"/>
+        </w:numPr>
+      </w:pPr>
+      <w:r>
+        <w:t>Радость (happiness) – поднятие уголков рта, появление морщин вокруг глаз;</w:t>
+      </w:r>
+    </w:p>
+    <w:p>
+      <w:pPr>
+        <w:pStyle w:val="af9"/>
+        <w:numPr>
+          <w:ilvl w:val="0"/>
+          <w:numId w:val="56"/>
+        </w:numPr>
+      </w:pPr>
+      <w:r>
+        <w:t>Грусть (sadness) – опускание уголков рта, поднятие внутренних уголков бровей;</w:t>
+      </w:r>
+    </w:p>
+    <w:p>
+      <w:pPr>
+        <w:pStyle w:val="af9"/>
+        <w:numPr>
+          <w:ilvl w:val="0"/>
+          <w:numId w:val="56"/>
+        </w:numPr>
+      </w:pPr>
+      <w:r>
+        <w:t>Гнев (anger) – опускание бровей, сужение глаз, напряжение губ;</w:t>
+      </w:r>
+    </w:p>
+    <w:p>
+      <w:pPr>
+        <w:pStyle w:val="af9"/>
+        <w:numPr>
+          <w:ilvl w:val="0"/>
+          <w:numId w:val="56"/>
+        </w:numPr>
+      </w:pPr>
+      <w:r>
+        <w:t>Страх (fear) – поднятие верхних век, растягивание рта;</w:t>
+      </w:r>
+    </w:p>
+    <w:p>
+      <w:pPr>
+        <w:pStyle w:val="af9"/>
+        <w:numPr>
+          <w:ilvl w:val="0"/>
+          <w:numId w:val="56"/>
+        </w:numPr>
+      </w:pPr>
+      <w:r>
+        <w:t>Удивление (surprise) – поднятие бровей, расширение глаз, открытие рта;</w:t>
+      </w:r>
+    </w:p>
+    <w:p>
+      <w:pPr>
+        <w:pStyle w:val="af9"/>
+        <w:numPr>
+          <w:ilvl w:val="0"/>
+          <w:numId w:val="56"/>
+        </w:numPr>
+      </w:pPr>
+      <w:r>
+        <w:t>Отвращение (disgust) – поднятие верхней губы, морщинистый нос.</w:t>
+      </w:r>
+    </w:p>
+    <w:p>
+      <w:r>
+        <w:t>[Рисунок 6.6 – Шесть базовых эмоций по Экману (источник: учебная литература по психологии эмоций или статья Ekman P. “An argument for basic emotions”, Cognition &amp; Emotion, 1992)]</w:t>
+      </w:r>
+    </w:p>
+    <w:p>
+      <w:r>
+        <w:t>Инженерная реализация</w:t>
+      </w:r>
+    </w:p>
+    <w:p>
+      <w:r>
+        <w:t>Для предотвращения перегрузки ЦП/ГПУ реализован семафор, ограничивающий количество параллельных инференсов (по умолчанию 2). Результаты публикуются как события «анализ лица» (сохраняется в БД) и «отладочная информация о лице» (только live-трансляция).</w:t>
+      </w:r>
+    </w:p>
+    <w:p>
+      <w:pPr>
+        <w:pStyle w:val="3"/>
+      </w:pPr>
+      <w:r>
+        <w:t>Распознавание речи (ASR)</w:t>
+      </w:r>
+    </w:p>
+    <w:p>
+      <w:r>
+        <w:t>Теоретические основы автоматического распознавания речи</w:t>
+      </w:r>
+    </w:p>
+    <w:p>
+      <w:r>
+        <w:t>Автоматическое распознавание речи (Automatic Speech Recognition, ASR) – это технология преобразования акустического сигнала в текстовое представление. Современные ASR-системы основаны на архитектурах глубокого обучения, в частности на трансформерах.</w:t>
+      </w:r>
+    </w:p>
+    <w:p>
+      <w:r>
+        <w:t>Архитектура Whisper</w:t>
+      </w:r>
+    </w:p>
+    <w:p>
+      <w:r>
+        <w:t>В разработанной системе используется модель Whisper от OpenAI, которая представляет собой encoder-decoder трансформер, обученный на 680 000 часов размеченных аудиоданных. Основные компоненты архитектуры:</w:t>
+      </w:r>
+    </w:p>
+    <w:p>
+      <w:pPr>
+        <w:pStyle w:val="af9"/>
+        <w:numPr>
+          <w:ilvl w:val="0"/>
+          <w:numId w:val="55"/>
+        </w:numPr>
+      </w:pPr>
+      <w:r>
+        <w:lastRenderedPageBreak/>
+        <w:t>Аудиокодек: входной аудиосигнал (16 кГц) разбивается на окна длиной 25 мс с шагом 10 мс. Для каждого окна вычисляется логарифмическая мел-спектрограмма (80 каналов) – представление сигнала в частотной области, имитирующее восприятие человеческого уха.</w:t>
+      </w:r>
+    </w:p>
+    <w:p>
+      <w:pPr>
+        <w:pStyle w:val="af9"/>
+        <w:numPr>
+          <w:ilvl w:val="0"/>
+          <w:numId w:val="55"/>
+        </w:numPr>
+      </w:pPr>
+      <w:r>
+        <w:t>Encoder: последовательность из N идентичных блоков (для Whisper-small N=12), каждый из которых содержит:</w:t>
+      </w:r>
+    </w:p>
+    <w:p>
+      <w:pPr>
+        <w:pStyle w:val="af9"/>
+        <w:numPr>
+          <w:ilvl w:val="0"/>
+          <w:numId w:val="54"/>
+        </w:numPr>
+      </w:pPr>
+      <w:r>
+        <w:t>Механизм самовнимания (self-attention) – позволяет каждому временному шагу «видеть» все остальные шаги и взвешивать их важность;</w:t>
+      </w:r>
+    </w:p>
+    <w:p>
+      <w:pPr>
+        <w:pStyle w:val="af9"/>
+        <w:numPr>
+          <w:ilvl w:val="0"/>
+          <w:numId w:val="54"/>
+        </w:numPr>
+      </w:pPr>
+      <w:r>
+        <w:t>Позиционное кодирование – добавление информации о порядке следования кадров;</w:t>
+      </w:r>
+    </w:p>
+    <w:p>
+      <w:pPr>
+        <w:pStyle w:val="af9"/>
+        <w:numPr>
+          <w:ilvl w:val="0"/>
+          <w:numId w:val="54"/>
+        </w:numPr>
+      </w:pPr>
+      <w:r>
+        <w:t>Полносвязные слои для нелинейной трансформации признаков.</w:t>
+      </w:r>
+    </w:p>
+    <w:p>
+      <w:pPr>
+        <w:pStyle w:val="af9"/>
+        <w:numPr>
+          <w:ilvl w:val="0"/>
+          <w:numId w:val="55"/>
+        </w:numPr>
+      </w:pPr>
+      <w:r>
+        <w:t>Decoder: аналогичная структура, но с добавлением кросс-внимания (cross-attention), которое связывает декодер с выходом энкодера. Декодер генерирует текстовые токены авторегрессионно (каждый следующий токен зависит от предыдущих).</w:t>
+      </w:r>
+    </w:p>
+    <w:p>
+      <w:pPr>
+        <w:rPr>
+          <w:lang w:val="en-US"/>
+        </w:rPr>
+      </w:pPr>
+      <w:r>
+        <w:t xml:space="preserve">[Рисунок 6.7 – Архитектура Transformer (источник: оригинальная статья Vaswani et al. </w:t>
+      </w:r>
+      <w:r>
+        <w:rPr>
+          <w:lang w:val="en-US"/>
+        </w:rPr>
+        <w:t>“Attention Is All You Need”, NeurIPS 2017, arXiv:1706.03762, Figure 1)]</w:t>
+      </w:r>
+    </w:p>
+    <w:p>
+      <w:pPr>
+        <w:rPr>
+          <w:lang w:val="en-US"/>
+        </w:rPr>
+      </w:pPr>
+      <w:r>
+        <w:rPr>
+          <w:lang w:val="en-US"/>
+        </w:rPr>
+        <w:t>[</w:t>
+      </w:r>
+      <w:r>
+        <w:t>Рисунок</w:t>
+      </w:r>
+      <w:r>
+        <w:rPr>
+          <w:lang w:val="en-US"/>
+        </w:rPr>
+        <w:t xml:space="preserve"> 6.8 – </w:t>
+      </w:r>
+      <w:r>
+        <w:t>Общая</w:t>
+      </w:r>
+      <w:r>
+        <w:rPr>
+          <w:lang w:val="en-US"/>
+        </w:rPr>
+        <w:t xml:space="preserve"> </w:t>
+      </w:r>
+      <w:r>
+        <w:t>схема</w:t>
+      </w:r>
+      <w:r>
+        <w:rPr>
+          <w:lang w:val="en-US"/>
+        </w:rPr>
+        <w:t xml:space="preserve"> Whisper (</w:t>
+      </w:r>
+      <w:r>
+        <w:t>источник</w:t>
+      </w:r>
+      <w:r>
+        <w:rPr>
+          <w:lang w:val="en-US"/>
+        </w:rPr>
+        <w:t xml:space="preserve">: </w:t>
+      </w:r>
+      <w:r>
+        <w:t>статья</w:t>
+      </w:r>
+      <w:r>
+        <w:rPr>
+          <w:lang w:val="en-US"/>
+        </w:rPr>
+        <w:t xml:space="preserve"> Radford et al. “Robust Speech Recognition via Large-Scale Weak Supervision”, ICML 2023, arXiv:2212.04356)]</w:t>
+      </w:r>
+    </w:p>
+    <w:p>
+      <w:r>
+        <w:t>Обучение Whisper</w:t>
+      </w:r>
+    </w:p>
+    <w:p>
+      <w:r>
+        <w:t>Модель обучалась методом слабой супервизии на разнородном массиве данных:</w:t>
+      </w:r>
+    </w:p>
+    <w:p>
+      <w:pPr>
+        <w:pStyle w:val="af9"/>
+        <w:numPr>
+          <w:ilvl w:val="0"/>
+          <w:numId w:val="50"/>
+        </w:numPr>
+      </w:pPr>
+      <w:r>
+        <w:t>Аудиокниги с текстовыми расшифровками;</w:t>
+      </w:r>
+    </w:p>
+    <w:p>
+      <w:pPr>
+        <w:pStyle w:val="af9"/>
+        <w:numPr>
+          <w:ilvl w:val="0"/>
+          <w:numId w:val="50"/>
+        </w:numPr>
+      </w:pPr>
+      <w:r>
+        <w:t>Субтитры к видео на множестве языков;</w:t>
+      </w:r>
+    </w:p>
+    <w:p>
+      <w:pPr>
+        <w:pStyle w:val="af9"/>
+        <w:numPr>
+          <w:ilvl w:val="0"/>
+          <w:numId w:val="50"/>
+        </w:numPr>
+      </w:pPr>
+      <w:r>
+        <w:t>Разметка, полученная автоматически из интернет-источников.</w:t>
+      </w:r>
+    </w:p>
+    <w:p>
+      <w:r>
+        <w:lastRenderedPageBreak/>
+        <w:t>Такой подход позволил создать универсальную модель, поддерживающую 99 языков и устойчивую к акцентам, фоновому шуму и технической терминологии.</w:t>
+      </w:r>
+    </w:p>
+    <w:p>
+      <w:r>
+        <w:t>Оптимизация инференса: faster-whisper</w:t>
+      </w:r>
+    </w:p>
+    <w:p>
+      <w:r>
+        <w:t>Для ускорения работы в реальном времени используется библиотека faster-whisper, основанная на CTranslate2 – движке эффективного инференса трансформеров. Оптимизации включают:</w:t>
+      </w:r>
+    </w:p>
+    <w:p>
+      <w:pPr>
+        <w:pStyle w:val="af9"/>
+        <w:numPr>
+          <w:ilvl w:val="0"/>
+          <w:numId w:val="49"/>
+        </w:numPr>
+      </w:pPr>
+      <w:r>
+        <w:t>Квантование весов – сокращение разрядности параметров с float32 до int8 или float16, что уменьшает потребление памяти и ускоряет вычисления;</w:t>
+      </w:r>
+    </w:p>
+    <w:p>
+      <w:pPr>
+        <w:pStyle w:val="af9"/>
+        <w:numPr>
+          <w:ilvl w:val="0"/>
+          <w:numId w:val="49"/>
+        </w:numPr>
+      </w:pPr>
+      <w:r>
+        <w:t>Пакетная обработка (batching) – одновременная обработка нескольких аудиочанков;</w:t>
+      </w:r>
+    </w:p>
+    <w:p>
+      <w:pPr>
+        <w:pStyle w:val="af9"/>
+        <w:numPr>
+          <w:ilvl w:val="0"/>
+          <w:numId w:val="49"/>
+        </w:numPr>
+      </w:pPr>
+      <w:r>
+        <w:t>Использование GPU – при наличии видеокарты вычисления переносятся на графический процессор.</w:t>
+      </w:r>
+    </w:p>
+    <w:p>
+      <w:r>
+        <w:t>Режимы работы</w:t>
+      </w:r>
+    </w:p>
+    <w:p>
+      <w:r>
+        <w:t>Поддерживаются два режима:</w:t>
+      </w:r>
+    </w:p>
+    <w:p>
+      <w:pPr>
+        <w:pStyle w:val="af9"/>
+        <w:numPr>
+          <w:ilvl w:val="0"/>
+          <w:numId w:val="51"/>
+        </w:numPr>
+      </w:pPr>
+      <w:r>
+        <w:t>Stub (заглушка) – детерминированный ответ для разработки и тестирования пайплайна без расхода ресурсов на декодирование.</w:t>
+      </w:r>
+    </w:p>
+    <w:p>
+      <w:pPr>
+        <w:pStyle w:val="af9"/>
+        <w:numPr>
+          <w:ilvl w:val="0"/>
+          <w:numId w:val="51"/>
+        </w:numPr>
+      </w:pPr>
+      <w:r>
+        <w:rPr>
+          <w:lang w:val="en-US"/>
+        </w:rPr>
+        <w:t xml:space="preserve">Whisper – </w:t>
+      </w:r>
+      <w:r>
+        <w:t>декодирование</w:t>
+      </w:r>
+      <w:r>
+        <w:rPr>
+          <w:lang w:val="en-US"/>
+        </w:rPr>
+        <w:t xml:space="preserve"> Base64 WebM </w:t>
+      </w:r>
+      <w:r>
+        <w:t>и</w:t>
+      </w:r>
+      <w:r>
+        <w:rPr>
+          <w:lang w:val="en-US"/>
+        </w:rPr>
+        <w:t xml:space="preserve"> </w:t>
+      </w:r>
+      <w:r>
+        <w:t>вызов</w:t>
+      </w:r>
+      <w:r>
+        <w:rPr>
+          <w:lang w:val="en-US"/>
+        </w:rPr>
+        <w:t xml:space="preserve"> faster-whisper. </w:t>
+      </w:r>
+      <w:r>
+        <w:t>Возвращает частичный и финальный тексты, а также метаданные (язык, уверенность).</w:t>
+      </w:r>
+    </w:p>
+    <w:p>
+      <w:r>
+        <w:t>[Рисунок 6.9 – Пример мел-спектрограммы речи (источник: учебники по цифровой обработке сигналов, например Rabiner &amp; Schafer “Theory and Applications of Digital Speech Processing”)]</w:t>
+      </w:r>
+    </w:p>
+    <w:p>
+      <w:pPr>
+        <w:pStyle w:val="3"/>
+      </w:pPr>
+      <w:r>
+        <w:t>Формирование отчёта</w:t>
+      </w:r>
+    </w:p>
+    <w:p>
+      <w:r>
+        <w:t>Агрегация итогов встречи реализована в модуле отчётности. На текущем этапе применяется эвристический подход late fusion (позднее слияние): статистика эмоций, таймлайны активности, ключевые фразы из транскрипта и метрики вовлечённости объединяются по временным окнам.</w:t>
+      </w:r>
+    </w:p>
+    <w:p>
+      <w:r>
+        <w:t>Структура отчёта включает:</w:t>
+      </w:r>
+    </w:p>
+    <w:p>
+      <w:pPr>
+        <w:pStyle w:val="af9"/>
+        <w:numPr>
+          <w:ilvl w:val="0"/>
+          <w:numId w:val="47"/>
+        </w:numPr>
+      </w:pPr>
+      <w:r>
+        <w:lastRenderedPageBreak/>
+        <w:t>Meeting summary – сводка по встрече: распределение эмоций (доли событий по категориям), текстовые highlights (ключевые моменты), рейтинг вовлечённости участников, покрытие (coverage) – доля времени, когда были доступны данные;</w:t>
+      </w:r>
+    </w:p>
+    <w:p>
+      <w:pPr>
+        <w:pStyle w:val="af9"/>
+        <w:numPr>
+          <w:ilvl w:val="0"/>
+          <w:numId w:val="47"/>
+        </w:numPr>
+      </w:pPr>
+      <w:r>
+        <w:t>Participant tiles – карточки участников с индивидуальной статистикой;</w:t>
+      </w:r>
+    </w:p>
+    <w:p>
+      <w:pPr>
+        <w:pStyle w:val="af9"/>
+        <w:numPr>
+          <w:ilvl w:val="0"/>
+          <w:numId w:val="47"/>
+        </w:numPr>
+      </w:pPr>
+      <w:r>
+        <w:t>Timelines – временные шкалы изменения эмоций и активности;</w:t>
+      </w:r>
+    </w:p>
+    <w:p>
+      <w:pPr>
+        <w:pStyle w:val="af9"/>
+        <w:numPr>
+          <w:ilvl w:val="0"/>
+          <w:numId w:val="47"/>
+        </w:numPr>
+      </w:pPr>
+      <w:r>
+        <w:t>Face tracking summary – сводка по трекингу лиц (при наличии данных от MediaPipe);</w:t>
+      </w:r>
+    </w:p>
+    <w:p>
+      <w:pPr>
+        <w:pStyle w:val="af9"/>
+        <w:numPr>
+          <w:ilvl w:val="0"/>
+          <w:numId w:val="47"/>
+        </w:numPr>
+      </w:pPr>
+      <w:r>
+        <w:t>Observations – наблюдения и рекомендации.</w:t>
+      </w:r>
+    </w:p>
+    <w:p>
+      <w:r>
+        <w:t>Архитектура预留 (оставляет место) для подключения собственной нейросетевой модели через параметр конфигурации.</w:t>
+      </w:r>
+    </w:p>
+    <w:p>
+      <w:r>
+        <w:t>[Рисунок 6.10 – Пример отчёта (скриншот страницы отчёта из системы)]</w:t>
+      </w:r>
+    </w:p>
+    <w:p>
+      <w:pPr>
+        <w:pStyle w:val="2"/>
+      </w:pPr>
+      <w:r>
+        <w:t>Модуль хранения данных и формирования аналитических отчётов</w:t>
+      </w:r>
+    </w:p>
+    <w:p>
+      <w:r>
+        <w:t>В качестве СУБД выбрана PostgreSQL. Схема данных управляется через файловые миграции. Ключевые таблицы:</w:t>
+      </w:r>
+    </w:p>
+    <w:p>
+      <w:pPr>
+        <w:pStyle w:val="af9"/>
+        <w:numPr>
+          <w:ilvl w:val="0"/>
+          <w:numId w:val="47"/>
+        </w:numPr>
+      </w:pPr>
+      <w:r>
+        <w:t>Пользователи, токены обновления, события аутентификации – учётные записи и аудит;</w:t>
+      </w:r>
+    </w:p>
+    <w:p>
+      <w:pPr>
+        <w:pStyle w:val="af9"/>
+        <w:numPr>
+          <w:ilvl w:val="0"/>
+          <w:numId w:val="47"/>
+        </w:numPr>
+      </w:pPr>
+      <w:r>
+        <w:t>Сессии, события встречи, участники встречи – планирование и состояние встреч;</w:t>
+      </w:r>
+    </w:p>
+    <w:p>
+      <w:pPr>
+        <w:pStyle w:val="af9"/>
+        <w:numPr>
+          <w:ilvl w:val="0"/>
+          <w:numId w:val="47"/>
+        </w:numPr>
+      </w:pPr>
+      <w:r>
+        <w:t>События аналитики, отчёты по сессиям – хранение сырых и агрегированных данных аналитики;</w:t>
+      </w:r>
+    </w:p>
+    <w:p>
+      <w:pPr>
+        <w:pStyle w:val="af9"/>
+        <w:numPr>
+          <w:ilvl w:val="0"/>
+          <w:numId w:val="47"/>
+        </w:numPr>
+      </w:pPr>
+      <w:r>
+        <w:t>Сообщения чата сессии – история текстового общения.</w:t>
+      </w:r>
+    </w:p>
+    <w:p>
+      <w:r>
+        <w:t>Для гибкого хранения разнородных данных аналитики используется тип JSONB. Это позволяет сохранять payloads разного формата (эмодоминанты, признаки аудио, координаты ландмарок) без изменения схемы. Целостность данных обеспечивается каскадным удалением дочерних записей при ликвидации сессии.</w:t>
+      </w:r>
+    </w:p>
+    <w:p>
+      <w:r>
+        <w:lastRenderedPageBreak/>
+        <w:t>Доступ к отчёту реализуется через REST-запрос. Запрос проверяет роль пользователя: организатор получает полную агрегацию, участник – ограниченный набор данных. Структура отчёта включает сводку по встрече, карточки участников, временные шкалы, сводку по трекингу лиц и другие блоки, расширяемые по мере развития модулей ИИ.</w:t>
+      </w:r>
+    </w:p>
+    <w:p>
+      <w:r>
+        <w:t>6.8. Интеграция компонентов в единую систему</w:t>
+      </w:r>
+    </w:p>
+    <w:p>
+      <w:r>
+        <w:t>Интеграция всех модулей обеспечивается согласованными контрактами обмена данными и оркестрацией через Docker Compose. Полный цикл работы системы выглядит следующим образом:</w:t>
+      </w:r>
+    </w:p>
+    <w:p>
+      <w:pPr>
+        <w:pStyle w:val="af9"/>
+        <w:numPr>
+          <w:ilvl w:val="0"/>
+          <w:numId w:val="45"/>
+        </w:numPr>
+      </w:pPr>
+      <w:r>
+        <w:t>Пользователь проходит аутентификацию, получает JWT и создаёт/присоединяется к сессии.</w:t>
+      </w:r>
+    </w:p>
+    <w:p>
+      <w:pPr>
+        <w:pStyle w:val="af9"/>
+        <w:numPr>
+          <w:ilvl w:val="0"/>
+          <w:numId w:val="45"/>
+        </w:numPr>
+      </w:pPr>
+      <w:r>
+        <w:t>Клиент устанавливает WebSocket-соединение, отправляет сообщение о присоединении, запускает захват аудио и периодический сбор кадров.</w:t>
+      </w:r>
+    </w:p>
+    <w:p>
+      <w:pPr>
+        <w:pStyle w:val="af9"/>
+        <w:numPr>
+          <w:ilvl w:val="0"/>
+          <w:numId w:val="45"/>
+        </w:numPr>
+      </w:pPr>
+      <w:r>
+        <w:t>Серверная часть маршрутизирует медиа в AI-шлюз. Шлюз параллельно обрабатывает кадры (детекция лиц, классификация эмоций) и отправляет аудио в сервис распознавания речи.</w:t>
+      </w:r>
+    </w:p>
+    <w:p>
+      <w:pPr>
+        <w:pStyle w:val="af9"/>
+        <w:numPr>
+          <w:ilvl w:val="0"/>
+          <w:numId w:val="45"/>
+        </w:numPr>
+      </w:pPr>
+      <w:r>
+        <w:t>Результаты анализа возвращаются на сервер, записываются в PostgreSQL и транслируются клиентам в реальном времени.</w:t>
+      </w:r>
+    </w:p>
+    <w:p>
+      <w:pPr>
+        <w:pStyle w:val="af9"/>
+        <w:numPr>
+          <w:ilvl w:val="0"/>
+          <w:numId w:val="45"/>
+        </w:numPr>
+      </w:pPr>
+      <w:r>
+        <w:t>При завершении встречи запускается цикл формирования финального отчёта, который сохраняется в таблице отчётов и становится доступен через REST.</w:t>
+      </w:r>
+    </w:p>
+    <w:p>
+      <w:pPr>
+        <w:pStyle w:val="af9"/>
+        <w:numPr>
+          <w:ilvl w:val="0"/>
+          <w:numId w:val="45"/>
+        </w:numPr>
+      </w:pPr>
+      <w:r>
+        <w:t>CI/CD-пайплайн автоматизирует линтинг, модульные тесты и сборку образов, обеспечивая стабильность интеграции.</w:t>
+      </w:r>
+    </w:p>
+    <w:p>
+      <w:pPr>
+        <w:ind w:left="709" w:firstLine="0"/>
+      </w:pPr>
+      <w:r>
+        <w:t xml:space="preserve">Разработанный программный комплекс демонстрирует работоспособность ключевых сценариев: безопасной авторизации, низкозадержочного обмена медиа, мультимодального анализа в реальном времени и генерации структурированных отчётов. Модульная структура позволяет в перспективе заменить эвристические алгоритмы на промышленные модели, добавить поддержку видеозаписи встречи и </w:t>
+      </w:r>
+      <w:r>
+        <w:lastRenderedPageBreak/>
+        <w:t>расширить аналитические метрики без перепроектирования ядра системы.</w:t>
+      </w:r>
+    </w:p>
+    <w:p>
+      <w:pPr>
+        <w:spacing w:after="200"/>
+        <w:ind w:firstLine="0"/>
+        <w:rPr>
+          <w:rFonts w:ascii="Times New Roman" w:hAnsi="Times New Roman" w:cs="Times New Roman"/>
+        </w:rPr>
+      </w:pPr>
+    </w:p>
+    <w:p>
+      <w:pPr>
+        <w:spacing w:after="200"/>
+        <w:ind w:firstLine="0"/>
+        <w:rPr>
+          <w:rFonts w:ascii="Times New Roman" w:hAnsi="Times New Roman" w:cs="Times New Roman"/>
+        </w:rPr>
+      </w:pPr>
+    </w:p>
+    <w:p>
+      <w:pPr>
+        <w:spacing w:after="200"/>
+        <w:ind w:firstLine="0"/>
+        <w:rPr>
+          <w:rFonts w:ascii="Times New Roman" w:hAnsi="Times New Roman" w:cs="Times New Roman"/>
+        </w:rPr>
+      </w:pPr>
+    </w:p>
+    <w:p>
+      <w:pPr>
+        <w:spacing w:after="200"/>
+        <w:ind w:firstLine="0"/>
+        <w:rPr>
+          <w:rFonts w:ascii="Times New Roman" w:hAnsi="Times New Roman" w:cs="Times New Roman"/>
+        </w:rPr>
+      </w:pPr>
+    </w:p>
+    <w:p>
+      <w:pPr>
+        <w:spacing w:after="200"/>
+        <w:ind w:firstLine="0"/>
+        <w:rPr>
+          <w:rFonts w:ascii="Times New Roman" w:hAnsi="Times New Roman" w:cs="Times New Roman"/>
+        </w:rPr>
+      </w:pPr>
+    </w:p>
+    <w:p>
+      <w:pPr>
+        <w:spacing w:after="200"/>
+        <w:ind w:firstLine="0"/>
+        <w:rPr>
+          <w:rFonts w:ascii="Times New Roman" w:hAnsi="Times New Roman" w:cs="Times New Roman"/>
+        </w:rPr>
+      </w:pPr>
+    </w:p>
+    <w:p>
+      <w:pPr>
+        <w:spacing w:after="200"/>
+        <w:ind w:firstLine="0"/>
+        <w:rPr>
+          <w:rFonts w:ascii="Times New Roman" w:hAnsi="Times New Roman" w:cs="Times New Roman"/>
+        </w:rPr>
+      </w:pPr>
+    </w:p>
+    <w:p>
+      <w:pPr>
+        <w:spacing w:after="200"/>
+        <w:ind w:firstLine="0"/>
+        <w:rPr>
+          <w:rFonts w:ascii="Times New Roman" w:hAnsi="Times New Roman" w:cs="Times New Roman"/>
+        </w:rPr>
+      </w:pPr>
     </w:p>
     <w:p>
       <w:pPr>
@@ -18428,6 +18881,458 @@
 <file path=word/numbering.xml><?xml version="1.0" encoding="utf-8"?>
 <w:numbering xmlns:wpc="http://schemas.microsoft.com/office/word/2010/wordprocessingCanvas" xmlns:cx="http://schemas.microsoft.com/office/drawing/2014/chartex" xmlns:cx1="http://schemas.microsoft.com/office/drawing/2015/9/8/chartex" xmlns:cx2="http://schemas.microsoft.com/office/drawing/2015/10/21/chartex" xmlns:cx3="http://schemas.microsoft.com/office/drawing/2016/5/9/chartex" xmlns:cx4="http://schemas.microsoft.com/office/drawing/2016/5/10/chartex" xmlns:cx5="http://schemas.microsoft.com/office/drawing/2016/5/11/chartex" xmlns:cx6="http://schemas.microsoft.com/office/drawing/2016/5/12/chartex" xmlns:cx7="http://schemas.microsoft.com/office/drawing/2016/5/13/chartex" xmlns:cx8="http://schemas.microsoft.com/office/drawing/2016/5/14/chartex" xmlns:mc="http://schemas.openxmlformats.org/markup-compatibility/2006" xmlns:aink="http://schemas.microsoft.com/office/drawing/2016/ink" xmlns:am3d="http://schemas.microsoft.com/office/drawing/2017/model3d" xmlns:o="urn:schemas-microsoft-com:office:office" xmlns:oel="http://schemas.microsoft.com/office/2019/extlst" xmlns:r="http://schemas.openxmlformats.org/officeDocument/2006/relationships" xmlns:m="http://schemas.openxmlformats.org/officeDocument/2006/math" xmlns:v="urn:schemas-microsoft-com:vml" xmlns:wp14="http://schemas.microsoft.com/office/word/2010/wordprocessingDrawing" xmlns:wp="http://schemas.openxmlformats.org/drawingml/2006/wordprocessingDrawing" xmlns:w10="urn:schemas-microsoft-com:office:word" xmlns:w="http://schemas.openxmlformats.org/wordprocessingml/2006/main" xmlns:w14="http://schemas.microsoft.com/office/word/2010/wordml" xmlns:w15="http://schemas.microsoft.com/office/word/2012/wordml" xmlns:w16cex="http://schemas.microsoft.com/office/word/2018/wordml/cex" xmlns:w16cid="http://schemas.microsoft.com/office/word/2016/wordml/cid" xmlns:w16="http://schemas.microsoft.com/office/word/2018/wordml" xmlns:w16sdtdh="http://schemas.microsoft.com/office/word/2020/wordml/sdtdatahash" xmlns:w16se="http://schemas.microsoft.com/office/word/2015/wordml/symex" xmlns:wpg="http://schemas.microsoft.com/office/word/2010/wordprocessingGroup" xmlns:wpi="http://schemas.microsoft.com/office/word/2010/wordprocessingInk" xmlns:wne="http://schemas.microsoft.com/office/word/2006/wordml" xmlns:wps="http://schemas.microsoft.com/office/word/2010/wordprocessingShape" mc:Ignorable="w14 w15 w16se w16cid w16 w16cex w16sdtdh wp14">
   <w:abstractNum w:abstractNumId="0" w15:restartNumberingAfterBreak="0">
+    <w:nsid w:val="006E3212"/>
+    <w:multiLevelType w:val="hybridMultilevel"/>
+    <w:tmpl w:val="35A66F0A"/>
+    <w:lvl w:ilvl="0" w:tplc="04190001">
+      <w:start w:val="1"/>
+      <w:numFmt w:val="bullet"/>
+      <w:lvlText w:val=""/>
+      <w:lvlJc w:val="left"/>
+      <w:pPr>
+        <w:ind w:left="1429" w:hanging="360"/>
+      </w:pPr>
+      <w:rPr>
+        <w:rFonts w:ascii="Symbol" w:hAnsi="Symbol" w:hint="default"/>
+      </w:rPr>
+    </w:lvl>
+    <w:lvl w:ilvl="1" w:tplc="04190003" w:tentative="1">
+      <w:start w:val="1"/>
+      <w:numFmt w:val="bullet"/>
+      <w:lvlText w:val="o"/>
+      <w:lvlJc w:val="left"/>
+      <w:pPr>
+        <w:ind w:left="2149" w:hanging="360"/>
+      </w:pPr>
+      <w:rPr>
+        <w:rFonts w:ascii="Courier New" w:hAnsi="Courier New" w:cs="Courier New" w:hint="default"/>
+      </w:rPr>
+    </w:lvl>
+    <w:lvl w:ilvl="2" w:tplc="04190005" w:tentative="1">
+      <w:start w:val="1"/>
+      <w:numFmt w:val="bullet"/>
+      <w:lvlText w:val=""/>
+      <w:lvlJc w:val="left"/>
+      <w:pPr>
+        <w:ind w:left="2869" w:hanging="360"/>
+      </w:pPr>
+      <w:rPr>
+        <w:rFonts w:ascii="Wingdings" w:hAnsi="Wingdings" w:hint="default"/>
+      </w:rPr>
+    </w:lvl>
+    <w:lvl w:ilvl="3" w:tplc="04190001" w:tentative="1">
+      <w:start w:val="1"/>
+      <w:numFmt w:val="bullet"/>
+      <w:lvlText w:val=""/>
+      <w:lvlJc w:val="left"/>
+      <w:pPr>
+        <w:ind w:left="3589" w:hanging="360"/>
+      </w:pPr>
+      <w:rPr>
+        <w:rFonts w:ascii="Symbol" w:hAnsi="Symbol" w:hint="default"/>
+      </w:rPr>
+    </w:lvl>
+    <w:lvl w:ilvl="4" w:tplc="04190003" w:tentative="1">
+      <w:start w:val="1"/>
+      <w:numFmt w:val="bullet"/>
+      <w:lvlText w:val="o"/>
+      <w:lvlJc w:val="left"/>
+      <w:pPr>
+        <w:ind w:left="4309" w:hanging="360"/>
+      </w:pPr>
+      <w:rPr>
+        <w:rFonts w:ascii="Courier New" w:hAnsi="Courier New" w:cs="Courier New" w:hint="default"/>
+      </w:rPr>
+    </w:lvl>
+    <w:lvl w:ilvl="5" w:tplc="04190005" w:tentative="1">
+      <w:start w:val="1"/>
+      <w:numFmt w:val="bullet"/>
+      <w:lvlText w:val=""/>
+      <w:lvlJc w:val="left"/>
+      <w:pPr>
+        <w:ind w:left="5029" w:hanging="360"/>
+      </w:pPr>
+      <w:rPr>
+        <w:rFonts w:ascii="Wingdings" w:hAnsi="Wingdings" w:hint="default"/>
+      </w:rPr>
+    </w:lvl>
+    <w:lvl w:ilvl="6" w:tplc="04190001" w:tentative="1">
+      <w:start w:val="1"/>
+      <w:numFmt w:val="bullet"/>
+      <w:lvlText w:val=""/>
+      <w:lvlJc w:val="left"/>
+      <w:pPr>
+        <w:ind w:left="5749" w:hanging="360"/>
+      </w:pPr>
+      <w:rPr>
+        <w:rFonts w:ascii="Symbol" w:hAnsi="Symbol" w:hint="default"/>
+      </w:rPr>
+    </w:lvl>
+    <w:lvl w:ilvl="7" w:tplc="04190003" w:tentative="1">
+      <w:start w:val="1"/>
+      <w:numFmt w:val="bullet"/>
+      <w:lvlText w:val="o"/>
+      <w:lvlJc w:val="left"/>
+      <w:pPr>
+        <w:ind w:left="6469" w:hanging="360"/>
+      </w:pPr>
+      <w:rPr>
+        <w:rFonts w:ascii="Courier New" w:hAnsi="Courier New" w:cs="Courier New" w:hint="default"/>
+      </w:rPr>
+    </w:lvl>
+    <w:lvl w:ilvl="8" w:tplc="04190005" w:tentative="1">
+      <w:start w:val="1"/>
+      <w:numFmt w:val="bullet"/>
+      <w:lvlText w:val=""/>
+      <w:lvlJc w:val="left"/>
+      <w:pPr>
+        <w:ind w:left="7189" w:hanging="360"/>
+      </w:pPr>
+      <w:rPr>
+        <w:rFonts w:ascii="Wingdings" w:hAnsi="Wingdings" w:hint="default"/>
+      </w:rPr>
+    </w:lvl>
+  </w:abstractNum>
+  <w:abstractNum w:abstractNumId="1" w15:restartNumberingAfterBreak="0">
+    <w:nsid w:val="047B0278"/>
+    <w:multiLevelType w:val="hybridMultilevel"/>
+    <w:tmpl w:val="D6CCDA06"/>
+    <w:lvl w:ilvl="0" w:tplc="04190001">
+      <w:start w:val="1"/>
+      <w:numFmt w:val="bullet"/>
+      <w:lvlText w:val=""/>
+      <w:lvlJc w:val="left"/>
+      <w:pPr>
+        <w:ind w:left="1429" w:hanging="360"/>
+      </w:pPr>
+      <w:rPr>
+        <w:rFonts w:ascii="Symbol" w:hAnsi="Symbol" w:hint="default"/>
+      </w:rPr>
+    </w:lvl>
+    <w:lvl w:ilvl="1" w:tplc="04190003" w:tentative="1">
+      <w:start w:val="1"/>
+      <w:numFmt w:val="bullet"/>
+      <w:lvlText w:val="o"/>
+      <w:lvlJc w:val="left"/>
+      <w:pPr>
+        <w:ind w:left="2149" w:hanging="360"/>
+      </w:pPr>
+      <w:rPr>
+        <w:rFonts w:ascii="Courier New" w:hAnsi="Courier New" w:cs="Courier New" w:hint="default"/>
+      </w:rPr>
+    </w:lvl>
+    <w:lvl w:ilvl="2" w:tplc="04190005" w:tentative="1">
+      <w:start w:val="1"/>
+      <w:numFmt w:val="bullet"/>
+      <w:lvlText w:val=""/>
+      <w:lvlJc w:val="left"/>
+      <w:pPr>
+        <w:ind w:left="2869" w:hanging="360"/>
+      </w:pPr>
+      <w:rPr>
+        <w:rFonts w:ascii="Wingdings" w:hAnsi="Wingdings" w:hint="default"/>
+      </w:rPr>
+    </w:lvl>
+    <w:lvl w:ilvl="3" w:tplc="04190001" w:tentative="1">
+      <w:start w:val="1"/>
+      <w:numFmt w:val="bullet"/>
+      <w:lvlText w:val=""/>
+      <w:lvlJc w:val="left"/>
+      <w:pPr>
+        <w:ind w:left="3589" w:hanging="360"/>
+      </w:pPr>
+      <w:rPr>
+        <w:rFonts w:ascii="Symbol" w:hAnsi="Symbol" w:hint="default"/>
+      </w:rPr>
+    </w:lvl>
+    <w:lvl w:ilvl="4" w:tplc="04190003" w:tentative="1">
+      <w:start w:val="1"/>
+      <w:numFmt w:val="bullet"/>
+      <w:lvlText w:val="o"/>
+      <w:lvlJc w:val="left"/>
+      <w:pPr>
+        <w:ind w:left="4309" w:hanging="360"/>
+      </w:pPr>
+      <w:rPr>
+        <w:rFonts w:ascii="Courier New" w:hAnsi="Courier New" w:cs="Courier New" w:hint="default"/>
+      </w:rPr>
+    </w:lvl>
+    <w:lvl w:ilvl="5" w:tplc="04190005" w:tentative="1">
+      <w:start w:val="1"/>
+      <w:numFmt w:val="bullet"/>
+      <w:lvlText w:val=""/>
+      <w:lvlJc w:val="left"/>
+      <w:pPr>
+        <w:ind w:left="5029" w:hanging="360"/>
+      </w:pPr>
+      <w:rPr>
+        <w:rFonts w:ascii="Wingdings" w:hAnsi="Wingdings" w:hint="default"/>
+      </w:rPr>
+    </w:lvl>
+    <w:lvl w:ilvl="6" w:tplc="04190001" w:tentative="1">
+      <w:start w:val="1"/>
+      <w:numFmt w:val="bullet"/>
+      <w:lvlText w:val=""/>
+      <w:lvlJc w:val="left"/>
+      <w:pPr>
+        <w:ind w:left="5749" w:hanging="360"/>
+      </w:pPr>
+      <w:rPr>
+        <w:rFonts w:ascii="Symbol" w:hAnsi="Symbol" w:hint="default"/>
+      </w:rPr>
+    </w:lvl>
+    <w:lvl w:ilvl="7" w:tplc="04190003" w:tentative="1">
+      <w:start w:val="1"/>
+      <w:numFmt w:val="bullet"/>
+      <w:lvlText w:val="o"/>
+      <w:lvlJc w:val="left"/>
+      <w:pPr>
+        <w:ind w:left="6469" w:hanging="360"/>
+      </w:pPr>
+      <w:rPr>
+        <w:rFonts w:ascii="Courier New" w:hAnsi="Courier New" w:cs="Courier New" w:hint="default"/>
+      </w:rPr>
+    </w:lvl>
+    <w:lvl w:ilvl="8" w:tplc="04190005" w:tentative="1">
+      <w:start w:val="1"/>
+      <w:numFmt w:val="bullet"/>
+      <w:lvlText w:val=""/>
+      <w:lvlJc w:val="left"/>
+      <w:pPr>
+        <w:ind w:left="7189" w:hanging="360"/>
+      </w:pPr>
+      <w:rPr>
+        <w:rFonts w:ascii="Wingdings" w:hAnsi="Wingdings" w:hint="default"/>
+      </w:rPr>
+    </w:lvl>
+  </w:abstractNum>
+  <w:abstractNum w:abstractNumId="2" w15:restartNumberingAfterBreak="0">
+    <w:nsid w:val="047F35B0"/>
+    <w:multiLevelType w:val="hybridMultilevel"/>
+    <w:tmpl w:val="A88C81BE"/>
+    <w:lvl w:ilvl="0" w:tplc="04190001">
+      <w:start w:val="1"/>
+      <w:numFmt w:val="bullet"/>
+      <w:lvlText w:val=""/>
+      <w:lvlJc w:val="left"/>
+      <w:pPr>
+        <w:ind w:left="1429" w:hanging="360"/>
+      </w:pPr>
+      <w:rPr>
+        <w:rFonts w:ascii="Symbol" w:hAnsi="Symbol" w:hint="default"/>
+      </w:rPr>
+    </w:lvl>
+    <w:lvl w:ilvl="1" w:tplc="04190003" w:tentative="1">
+      <w:start w:val="1"/>
+      <w:numFmt w:val="bullet"/>
+      <w:lvlText w:val="o"/>
+      <w:lvlJc w:val="left"/>
+      <w:pPr>
+        <w:ind w:left="2149" w:hanging="360"/>
+      </w:pPr>
+      <w:rPr>
+        <w:rFonts w:ascii="Courier New" w:hAnsi="Courier New" w:cs="Courier New" w:hint="default"/>
+      </w:rPr>
+    </w:lvl>
+    <w:lvl w:ilvl="2" w:tplc="04190005" w:tentative="1">
+      <w:start w:val="1"/>
+      <w:numFmt w:val="bullet"/>
+      <w:lvlText w:val=""/>
+      <w:lvlJc w:val="left"/>
+      <w:pPr>
+        <w:ind w:left="2869" w:hanging="360"/>
+      </w:pPr>
+      <w:rPr>
+        <w:rFonts w:ascii="Wingdings" w:hAnsi="Wingdings" w:hint="default"/>
+      </w:rPr>
+    </w:lvl>
+    <w:lvl w:ilvl="3" w:tplc="04190001" w:tentative="1">
+      <w:start w:val="1"/>
+      <w:numFmt w:val="bullet"/>
+      <w:lvlText w:val=""/>
+      <w:lvlJc w:val="left"/>
+      <w:pPr>
+        <w:ind w:left="3589" w:hanging="360"/>
+      </w:pPr>
+      <w:rPr>
+        <w:rFonts w:ascii="Symbol" w:hAnsi="Symbol" w:hint="default"/>
+      </w:rPr>
+    </w:lvl>
+    <w:lvl w:ilvl="4" w:tplc="04190003" w:tentative="1">
+      <w:start w:val="1"/>
+      <w:numFmt w:val="bullet"/>
+      <w:lvlText w:val="o"/>
+      <w:lvlJc w:val="left"/>
+      <w:pPr>
+        <w:ind w:left="4309" w:hanging="360"/>
+      </w:pPr>
+      <w:rPr>
+        <w:rFonts w:ascii="Courier New" w:hAnsi="Courier New" w:cs="Courier New" w:hint="default"/>
+      </w:rPr>
+    </w:lvl>
+    <w:lvl w:ilvl="5" w:tplc="04190005" w:tentative="1">
+      <w:start w:val="1"/>
+      <w:numFmt w:val="bullet"/>
+      <w:lvlText w:val=""/>
+      <w:lvlJc w:val="left"/>
+      <w:pPr>
+        <w:ind w:left="5029" w:hanging="360"/>
+      </w:pPr>
+      <w:rPr>
+        <w:rFonts w:ascii="Wingdings" w:hAnsi="Wingdings" w:hint="default"/>
+      </w:rPr>
+    </w:lvl>
+    <w:lvl w:ilvl="6" w:tplc="04190001" w:tentative="1">
+      <w:start w:val="1"/>
+      <w:numFmt w:val="bullet"/>
+      <w:lvlText w:val=""/>
+      <w:lvlJc w:val="left"/>
+      <w:pPr>
+        <w:ind w:left="5749" w:hanging="360"/>
+      </w:pPr>
+      <w:rPr>
+        <w:rFonts w:ascii="Symbol" w:hAnsi="Symbol" w:hint="default"/>
+      </w:rPr>
+    </w:lvl>
+    <w:lvl w:ilvl="7" w:tplc="04190003" w:tentative="1">
+      <w:start w:val="1"/>
+      <w:numFmt w:val="bullet"/>
+      <w:lvlText w:val="o"/>
+      <w:lvlJc w:val="left"/>
+      <w:pPr>
+        <w:ind w:left="6469" w:hanging="360"/>
+      </w:pPr>
+      <w:rPr>
+        <w:rFonts w:ascii="Courier New" w:hAnsi="Courier New" w:cs="Courier New" w:hint="default"/>
+      </w:rPr>
+    </w:lvl>
+    <w:lvl w:ilvl="8" w:tplc="04190005" w:tentative="1">
+      <w:start w:val="1"/>
+      <w:numFmt w:val="bullet"/>
+      <w:lvlText w:val=""/>
+      <w:lvlJc w:val="left"/>
+      <w:pPr>
+        <w:ind w:left="7189" w:hanging="360"/>
+      </w:pPr>
+      <w:rPr>
+        <w:rFonts w:ascii="Wingdings" w:hAnsi="Wingdings" w:hint="default"/>
+      </w:rPr>
+    </w:lvl>
+  </w:abstractNum>
+  <w:abstractNum w:abstractNumId="3" w15:restartNumberingAfterBreak="0">
+    <w:nsid w:val="05F121B6"/>
+    <w:multiLevelType w:val="hybridMultilevel"/>
+    <w:tmpl w:val="1CD6A1CA"/>
+    <w:lvl w:ilvl="0" w:tplc="04190001">
+      <w:start w:val="1"/>
+      <w:numFmt w:val="bullet"/>
+      <w:lvlText w:val=""/>
+      <w:lvlJc w:val="left"/>
+      <w:pPr>
+        <w:ind w:left="1429" w:hanging="360"/>
+      </w:pPr>
+      <w:rPr>
+        <w:rFonts w:ascii="Symbol" w:hAnsi="Symbol" w:hint="default"/>
+      </w:rPr>
+    </w:lvl>
+    <w:lvl w:ilvl="1" w:tplc="04190003" w:tentative="1">
+      <w:start w:val="1"/>
+      <w:numFmt w:val="bullet"/>
+      <w:lvlText w:val="o"/>
+      <w:lvlJc w:val="left"/>
+      <w:pPr>
+        <w:ind w:left="2149" w:hanging="360"/>
+      </w:pPr>
+      <w:rPr>
+        <w:rFonts w:ascii="Courier New" w:hAnsi="Courier New" w:cs="Courier New" w:hint="default"/>
+      </w:rPr>
+    </w:lvl>
+    <w:lvl w:ilvl="2" w:tplc="04190005" w:tentative="1">
+      <w:start w:val="1"/>
+      <w:numFmt w:val="bullet"/>
+      <w:lvlText w:val=""/>
+      <w:lvlJc w:val="left"/>
+      <w:pPr>
+        <w:ind w:left="2869" w:hanging="360"/>
+      </w:pPr>
+      <w:rPr>
+        <w:rFonts w:ascii="Wingdings" w:hAnsi="Wingdings" w:hint="default"/>
+      </w:rPr>
+    </w:lvl>
+    <w:lvl w:ilvl="3" w:tplc="04190001" w:tentative="1">
+      <w:start w:val="1"/>
+      <w:numFmt w:val="bullet"/>
+      <w:lvlText w:val=""/>
+      <w:lvlJc w:val="left"/>
+      <w:pPr>
+        <w:ind w:left="3589" w:hanging="360"/>
+      </w:pPr>
+      <w:rPr>
+        <w:rFonts w:ascii="Symbol" w:hAnsi="Symbol" w:hint="default"/>
+      </w:rPr>
+    </w:lvl>
+    <w:lvl w:ilvl="4" w:tplc="04190003" w:tentative="1">
+      <w:start w:val="1"/>
+      <w:numFmt w:val="bullet"/>
+      <w:lvlText w:val="o"/>
+      <w:lvlJc w:val="left"/>
+      <w:pPr>
+        <w:ind w:left="4309" w:hanging="360"/>
+      </w:pPr>
+      <w:rPr>
+        <w:rFonts w:ascii="Courier New" w:hAnsi="Courier New" w:cs="Courier New" w:hint="default"/>
+      </w:rPr>
+    </w:lvl>
+    <w:lvl w:ilvl="5" w:tplc="04190005" w:tentative="1">
+      <w:start w:val="1"/>
+      <w:numFmt w:val="bullet"/>
+      <w:lvlText w:val=""/>
+      <w:lvlJc w:val="left"/>
+      <w:pPr>
+        <w:ind w:left="5029" w:hanging="360"/>
+      </w:pPr>
+      <w:rPr>
+        <w:rFonts w:ascii="Wingdings" w:hAnsi="Wingdings" w:hint="default"/>
+      </w:rPr>
+    </w:lvl>
+    <w:lvl w:ilvl="6" w:tplc="04190001" w:tentative="1">
+      <w:start w:val="1"/>
+      <w:numFmt w:val="bullet"/>
+      <w:lvlText w:val=""/>
+      <w:lvlJc w:val="left"/>
+      <w:pPr>
+        <w:ind w:left="5749" w:hanging="360"/>
+      </w:pPr>
+      <w:rPr>
+        <w:rFonts w:ascii="Symbol" w:hAnsi="Symbol" w:hint="default"/>
+      </w:rPr>
+    </w:lvl>
+    <w:lvl w:ilvl="7" w:tplc="04190003" w:tentative="1">
+      <w:start w:val="1"/>
+      <w:numFmt w:val="bullet"/>
+      <w:lvlText w:val="o"/>
+      <w:lvlJc w:val="left"/>
+      <w:pPr>
+        <w:ind w:left="6469" w:hanging="360"/>
+      </w:pPr>
+      <w:rPr>
+        <w:rFonts w:ascii="Courier New" w:hAnsi="Courier New" w:cs="Courier New" w:hint="default"/>
+      </w:rPr>
+    </w:lvl>
+    <w:lvl w:ilvl="8" w:tplc="04190005" w:tentative="1">
+      <w:start w:val="1"/>
+      <w:numFmt w:val="bullet"/>
+      <w:lvlText w:val=""/>
+      <w:lvlJc w:val="left"/>
+      <w:pPr>
+        <w:ind w:left="7189" w:hanging="360"/>
+      </w:pPr>
+      <w:rPr>
+        <w:rFonts w:ascii="Wingdings" w:hAnsi="Wingdings" w:hint="default"/>
+      </w:rPr>
+    </w:lvl>
+  </w:abstractNum>
+  <w:abstractNum w:abstractNumId="4" w15:restartNumberingAfterBreak="0">
     <w:nsid w:val="09F47D10"/>
     <w:multiLevelType w:val="multilevel"/>
     <w:tmpl w:val="3BB4E530"/>
@@ -18540,7 +19445,7 @@
       </w:pPr>
     </w:lvl>
   </w:abstractNum>
-  <w:abstractNum w:abstractNumId="1" w15:restartNumberingAfterBreak="0">
+  <w:abstractNum w:abstractNumId="5" w15:restartNumberingAfterBreak="0">
     <w:nsid w:val="0C4C6792"/>
     <w:multiLevelType w:val="hybridMultilevel"/>
     <w:tmpl w:val="1AA46C62"/>
@@ -18629,7 +19534,7 @@
       </w:pPr>
     </w:lvl>
   </w:abstractNum>
-  <w:abstractNum w:abstractNumId="2" w15:restartNumberingAfterBreak="0">
+  <w:abstractNum w:abstractNumId="6" w15:restartNumberingAfterBreak="0">
     <w:nsid w:val="0F2A6725"/>
     <w:multiLevelType w:val="hybridMultilevel"/>
     <w:tmpl w:val="AA8E898A"/>
@@ -18742,7 +19647,7 @@
       </w:rPr>
     </w:lvl>
   </w:abstractNum>
-  <w:abstractNum w:abstractNumId="3" w15:restartNumberingAfterBreak="0">
+  <w:abstractNum w:abstractNumId="7" w15:restartNumberingAfterBreak="0">
     <w:nsid w:val="110F1E65"/>
     <w:multiLevelType w:val="multilevel"/>
     <w:tmpl w:val="CB68F45A"/>
@@ -18857,7 +19762,210 @@
       </w:rPr>
     </w:lvl>
   </w:abstractNum>
-  <w:abstractNum w:abstractNumId="4" w15:restartNumberingAfterBreak="0">
+  <w:abstractNum w:abstractNumId="8" w15:restartNumberingAfterBreak="0">
+    <w:nsid w:val="13EC0AB5"/>
+    <w:multiLevelType w:val="hybridMultilevel"/>
+    <w:tmpl w:val="CDD6111C"/>
+    <w:lvl w:ilvl="0" w:tplc="04190001">
+      <w:start w:val="1"/>
+      <w:numFmt w:val="bullet"/>
+      <w:lvlText w:val=""/>
+      <w:lvlJc w:val="left"/>
+      <w:pPr>
+        <w:ind w:left="1429" w:hanging="360"/>
+      </w:pPr>
+      <w:rPr>
+        <w:rFonts w:ascii="Symbol" w:hAnsi="Symbol" w:hint="default"/>
+      </w:rPr>
+    </w:lvl>
+    <w:lvl w:ilvl="1" w:tplc="04190003" w:tentative="1">
+      <w:start w:val="1"/>
+      <w:numFmt w:val="bullet"/>
+      <w:lvlText w:val="o"/>
+      <w:lvlJc w:val="left"/>
+      <w:pPr>
+        <w:ind w:left="2149" w:hanging="360"/>
+      </w:pPr>
+      <w:rPr>
+        <w:rFonts w:ascii="Courier New" w:hAnsi="Courier New" w:cs="Courier New" w:hint="default"/>
+      </w:rPr>
+    </w:lvl>
+    <w:lvl w:ilvl="2" w:tplc="04190005" w:tentative="1">
+      <w:start w:val="1"/>
+      <w:numFmt w:val="bullet"/>
+      <w:lvlText w:val=""/>
+      <w:lvlJc w:val="left"/>
+      <w:pPr>
+        <w:ind w:left="2869" w:hanging="360"/>
+      </w:pPr>
+      <w:rPr>
+        <w:rFonts w:ascii="Wingdings" w:hAnsi="Wingdings" w:hint="default"/>
+      </w:rPr>
+    </w:lvl>
+    <w:lvl w:ilvl="3" w:tplc="04190001" w:tentative="1">
+      <w:start w:val="1"/>
+      <w:numFmt w:val="bullet"/>
+      <w:lvlText w:val=""/>
+      <w:lvlJc w:val="left"/>
+      <w:pPr>
+        <w:ind w:left="3589" w:hanging="360"/>
+      </w:pPr>
+      <w:rPr>
+        <w:rFonts w:ascii="Symbol" w:hAnsi="Symbol" w:hint="default"/>
+      </w:rPr>
+    </w:lvl>
+    <w:lvl w:ilvl="4" w:tplc="04190003" w:tentative="1">
+      <w:start w:val="1"/>
+      <w:numFmt w:val="bullet"/>
+      <w:lvlText w:val="o"/>
+      <w:lvlJc w:val="left"/>
+      <w:pPr>
+        <w:ind w:left="4309" w:hanging="360"/>
+      </w:pPr>
+      <w:rPr>
+        <w:rFonts w:ascii="Courier New" w:hAnsi="Courier New" w:cs="Courier New" w:hint="default"/>
+      </w:rPr>
+    </w:lvl>
+    <w:lvl w:ilvl="5" w:tplc="04190005" w:tentative="1">
+      <w:start w:val="1"/>
+      <w:numFmt w:val="bullet"/>
+      <w:lvlText w:val=""/>
+      <w:lvlJc w:val="left"/>
+      <w:pPr>
+        <w:ind w:left="5029" w:hanging="360"/>
+      </w:pPr>
+      <w:rPr>
+        <w:rFonts w:ascii="Wingdings" w:hAnsi="Wingdings" w:hint="default"/>
+      </w:rPr>
+    </w:lvl>
+    <w:lvl w:ilvl="6" w:tplc="04190001" w:tentative="1">
+      <w:start w:val="1"/>
+      <w:numFmt w:val="bullet"/>
+      <w:lvlText w:val=""/>
+      <w:lvlJc w:val="left"/>
+      <w:pPr>
+        <w:ind w:left="5749" w:hanging="360"/>
+      </w:pPr>
+      <w:rPr>
+        <w:rFonts w:ascii="Symbol" w:hAnsi="Symbol" w:hint="default"/>
+      </w:rPr>
+    </w:lvl>
+    <w:lvl w:ilvl="7" w:tplc="04190003" w:tentative="1">
+      <w:start w:val="1"/>
+      <w:numFmt w:val="bullet"/>
+      <w:lvlText w:val="o"/>
+      <w:lvlJc w:val="left"/>
+      <w:pPr>
+        <w:ind w:left="6469" w:hanging="360"/>
+      </w:pPr>
+      <w:rPr>
+        <w:rFonts w:ascii="Courier New" w:hAnsi="Courier New" w:cs="Courier New" w:hint="default"/>
+      </w:rPr>
+    </w:lvl>
+    <w:lvl w:ilvl="8" w:tplc="04190005" w:tentative="1">
+      <w:start w:val="1"/>
+      <w:numFmt w:val="bullet"/>
+      <w:lvlText w:val=""/>
+      <w:lvlJc w:val="left"/>
+      <w:pPr>
+        <w:ind w:left="7189" w:hanging="360"/>
+      </w:pPr>
+      <w:rPr>
+        <w:rFonts w:ascii="Wingdings" w:hAnsi="Wingdings" w:hint="default"/>
+      </w:rPr>
+    </w:lvl>
+  </w:abstractNum>
+  <w:abstractNum w:abstractNumId="9" w15:restartNumberingAfterBreak="0">
+    <w:nsid w:val="1479174E"/>
+    <w:multiLevelType w:val="hybridMultilevel"/>
+    <w:tmpl w:val="846A3CEE"/>
+    <w:lvl w:ilvl="0" w:tplc="3850B05A">
+      <w:start w:val="1"/>
+      <w:numFmt w:val="decimal"/>
+      <w:suff w:val="space"/>
+      <w:lvlText w:val="%1."/>
+      <w:lvlJc w:val="left"/>
+      <w:pPr>
+        <w:ind w:left="1811" w:hanging="371"/>
+      </w:pPr>
+      <w:rPr>
+        <w:rFonts w:hint="default"/>
+      </w:rPr>
+    </w:lvl>
+    <w:lvl w:ilvl="1" w:tplc="04190019" w:tentative="1">
+      <w:start w:val="1"/>
+      <w:numFmt w:val="lowerLetter"/>
+      <w:lvlText w:val="%2."/>
+      <w:lvlJc w:val="left"/>
+      <w:pPr>
+        <w:ind w:left="2160" w:hanging="360"/>
+      </w:pPr>
+    </w:lvl>
+    <w:lvl w:ilvl="2" w:tplc="0419001B" w:tentative="1">
+      <w:start w:val="1"/>
+      <w:numFmt w:val="lowerRoman"/>
+      <w:lvlText w:val="%3."/>
+      <w:lvlJc w:val="right"/>
+      <w:pPr>
+        <w:ind w:left="2880" w:hanging="180"/>
+      </w:pPr>
+    </w:lvl>
+    <w:lvl w:ilvl="3" w:tplc="0419000F" w:tentative="1">
+      <w:start w:val="1"/>
+      <w:numFmt w:val="decimal"/>
+      <w:lvlText w:val="%4."/>
+      <w:lvlJc w:val="left"/>
+      <w:pPr>
+        <w:ind w:left="3600" w:hanging="360"/>
+      </w:pPr>
+    </w:lvl>
+    <w:lvl w:ilvl="4" w:tplc="04190019" w:tentative="1">
+      <w:start w:val="1"/>
+      <w:numFmt w:val="lowerLetter"/>
+      <w:lvlText w:val="%5."/>
+      <w:lvlJc w:val="left"/>
+      <w:pPr>
+        <w:ind w:left="4320" w:hanging="360"/>
+      </w:pPr>
+    </w:lvl>
+    <w:lvl w:ilvl="5" w:tplc="0419001B" w:tentative="1">
+      <w:start w:val="1"/>
+      <w:numFmt w:val="lowerRoman"/>
+      <w:lvlText w:val="%6."/>
+      <w:lvlJc w:val="right"/>
+      <w:pPr>
+        <w:ind w:left="5040" w:hanging="180"/>
+      </w:pPr>
+    </w:lvl>
+    <w:lvl w:ilvl="6" w:tplc="0419000F" w:tentative="1">
+      <w:start w:val="1"/>
+      <w:numFmt w:val="decimal"/>
+      <w:lvlText w:val="%7."/>
+      <w:lvlJc w:val="left"/>
+      <w:pPr>
+        <w:ind w:left="5760" w:hanging="360"/>
+      </w:pPr>
+    </w:lvl>
+    <w:lvl w:ilvl="7" w:tplc="04190019" w:tentative="1">
+      <w:start w:val="1"/>
+      <w:numFmt w:val="lowerLetter"/>
+      <w:lvlText w:val="%8."/>
+      <w:lvlJc w:val="left"/>
+      <w:pPr>
+        <w:ind w:left="6480" w:hanging="360"/>
+      </w:pPr>
+    </w:lvl>
+    <w:lvl w:ilvl="8" w:tplc="0419001B" w:tentative="1">
+      <w:start w:val="1"/>
+      <w:numFmt w:val="lowerRoman"/>
+      <w:lvlText w:val="%9."/>
+      <w:lvlJc w:val="right"/>
+      <w:pPr>
+        <w:ind w:left="7200" w:hanging="180"/>
+      </w:pPr>
+    </w:lvl>
+  </w:abstractNum>
+  <w:abstractNum w:abstractNumId="10" w15:restartNumberingAfterBreak="0">
     <w:nsid w:val="16572B7E"/>
     <w:multiLevelType w:val="multilevel"/>
     <w:tmpl w:val="6E4CBA72"/>
@@ -18970,7 +20078,7 @@
       </w:pPr>
     </w:lvl>
   </w:abstractNum>
-  <w:abstractNum w:abstractNumId="5" w15:restartNumberingAfterBreak="0">
+  <w:abstractNum w:abstractNumId="11" w15:restartNumberingAfterBreak="0">
     <w:nsid w:val="187D3661"/>
     <w:multiLevelType w:val="hybridMultilevel"/>
     <w:tmpl w:val="ABF434D4"/>
@@ -19083,7 +20191,7 @@
       </w:rPr>
     </w:lvl>
   </w:abstractNum>
-  <w:abstractNum w:abstractNumId="6" w15:restartNumberingAfterBreak="0">
+  <w:abstractNum w:abstractNumId="12" w15:restartNumberingAfterBreak="0">
     <w:nsid w:val="194C2FF6"/>
     <w:multiLevelType w:val="hybridMultilevel"/>
     <w:tmpl w:val="4C84CF9C"/>
@@ -19173,7 +20281,97 @@
       </w:pPr>
     </w:lvl>
   </w:abstractNum>
-  <w:abstractNum w:abstractNumId="7" w15:restartNumberingAfterBreak="0">
+  <w:abstractNum w:abstractNumId="13" w15:restartNumberingAfterBreak="0">
+    <w:nsid w:val="1A696CF1"/>
+    <w:multiLevelType w:val="hybridMultilevel"/>
+    <w:tmpl w:val="C422D9D4"/>
+    <w:lvl w:ilvl="0" w:tplc="FFFFFFFF">
+      <w:start w:val="1"/>
+      <w:numFmt w:val="decimal"/>
+      <w:suff w:val="space"/>
+      <w:lvlText w:val="%1."/>
+      <w:lvlJc w:val="left"/>
+      <w:pPr>
+        <w:ind w:left="1091" w:hanging="371"/>
+      </w:pPr>
+      <w:rPr>
+        <w:rFonts w:hint="default"/>
+      </w:rPr>
+    </w:lvl>
+    <w:lvl w:ilvl="1" w:tplc="FFFFFFFF" w:tentative="1">
+      <w:start w:val="1"/>
+      <w:numFmt w:val="lowerLetter"/>
+      <w:lvlText w:val="%2."/>
+      <w:lvlJc w:val="left"/>
+      <w:pPr>
+        <w:ind w:left="1429" w:hanging="360"/>
+      </w:pPr>
+    </w:lvl>
+    <w:lvl w:ilvl="2" w:tplc="FFFFFFFF" w:tentative="1">
+      <w:start w:val="1"/>
+      <w:numFmt w:val="lowerRoman"/>
+      <w:lvlText w:val="%3."/>
+      <w:lvlJc w:val="right"/>
+      <w:pPr>
+        <w:ind w:left="2149" w:hanging="180"/>
+      </w:pPr>
+    </w:lvl>
+    <w:lvl w:ilvl="3" w:tplc="FFFFFFFF" w:tentative="1">
+      <w:start w:val="1"/>
+      <w:numFmt w:val="decimal"/>
+      <w:lvlText w:val="%4."/>
+      <w:lvlJc w:val="left"/>
+      <w:pPr>
+        <w:ind w:left="2869" w:hanging="360"/>
+      </w:pPr>
+    </w:lvl>
+    <w:lvl w:ilvl="4" w:tplc="FFFFFFFF" w:tentative="1">
+      <w:start w:val="1"/>
+      <w:numFmt w:val="lowerLetter"/>
+      <w:lvlText w:val="%5."/>
+      <w:lvlJc w:val="left"/>
+      <w:pPr>
+        <w:ind w:left="3589" w:hanging="360"/>
+      </w:pPr>
+    </w:lvl>
+    <w:lvl w:ilvl="5" w:tplc="FFFFFFFF" w:tentative="1">
+      <w:start w:val="1"/>
+      <w:numFmt w:val="lowerRoman"/>
+      <w:lvlText w:val="%6."/>
+      <w:lvlJc w:val="right"/>
+      <w:pPr>
+        <w:ind w:left="4309" w:hanging="180"/>
+      </w:pPr>
+    </w:lvl>
+    <w:lvl w:ilvl="6" w:tplc="FFFFFFFF" w:tentative="1">
+      <w:start w:val="1"/>
+      <w:numFmt w:val="decimal"/>
+      <w:lvlText w:val="%7."/>
+      <w:lvlJc w:val="left"/>
+      <w:pPr>
+        <w:ind w:left="5029" w:hanging="360"/>
+      </w:pPr>
+    </w:lvl>
+    <w:lvl w:ilvl="7" w:tplc="FFFFFFFF" w:tentative="1">
+      <w:start w:val="1"/>
+      <w:numFmt w:val="lowerLetter"/>
+      <w:lvlText w:val="%8."/>
+      <w:lvlJc w:val="left"/>
+      <w:pPr>
+        <w:ind w:left="5749" w:hanging="360"/>
+      </w:pPr>
+    </w:lvl>
+    <w:lvl w:ilvl="8" w:tplc="FFFFFFFF" w:tentative="1">
+      <w:start w:val="1"/>
+      <w:numFmt w:val="lowerRoman"/>
+      <w:lvlText w:val="%9."/>
+      <w:lvlJc w:val="right"/>
+      <w:pPr>
+        <w:ind w:left="6469" w:hanging="180"/>
+      </w:pPr>
+    </w:lvl>
+  </w:abstractNum>
+  <w:abstractNum w:abstractNumId="14" w15:restartNumberingAfterBreak="0">
     <w:nsid w:val="1A9924A7"/>
     <w:multiLevelType w:val="hybridMultilevel"/>
     <w:tmpl w:val="C0F64C6C"/>
@@ -19259,7 +20457,7 @@
       </w:pPr>
     </w:lvl>
   </w:abstractNum>
-  <w:abstractNum w:abstractNumId="8" w15:restartNumberingAfterBreak="0">
+  <w:abstractNum w:abstractNumId="15" w15:restartNumberingAfterBreak="0">
     <w:nsid w:val="1B9307C9"/>
     <w:multiLevelType w:val="hybridMultilevel"/>
     <w:tmpl w:val="A5B6CB28"/>
@@ -19348,7 +20546,7 @@
       </w:pPr>
     </w:lvl>
   </w:abstractNum>
-  <w:abstractNum w:abstractNumId="9" w15:restartNumberingAfterBreak="0">
+  <w:abstractNum w:abstractNumId="16" w15:restartNumberingAfterBreak="0">
     <w:nsid w:val="1C2F7648"/>
     <w:multiLevelType w:val="hybridMultilevel"/>
     <w:tmpl w:val="1DF468C0"/>
@@ -19437,7 +20635,120 @@
       </w:pPr>
     </w:lvl>
   </w:abstractNum>
-  <w:abstractNum w:abstractNumId="10" w15:restartNumberingAfterBreak="0">
+  <w:abstractNum w:abstractNumId="17" w15:restartNumberingAfterBreak="0">
+    <w:nsid w:val="1E4916BB"/>
+    <w:multiLevelType w:val="hybridMultilevel"/>
+    <w:tmpl w:val="699CF45C"/>
+    <w:lvl w:ilvl="0" w:tplc="04190001">
+      <w:start w:val="1"/>
+      <w:numFmt w:val="bullet"/>
+      <w:lvlText w:val=""/>
+      <w:lvlJc w:val="left"/>
+      <w:pPr>
+        <w:ind w:left="1429" w:hanging="360"/>
+      </w:pPr>
+      <w:rPr>
+        <w:rFonts w:ascii="Symbol" w:hAnsi="Symbol" w:hint="default"/>
+      </w:rPr>
+    </w:lvl>
+    <w:lvl w:ilvl="1" w:tplc="04190003" w:tentative="1">
+      <w:start w:val="1"/>
+      <w:numFmt w:val="bullet"/>
+      <w:lvlText w:val="o"/>
+      <w:lvlJc w:val="left"/>
+      <w:pPr>
+        <w:ind w:left="2149" w:hanging="360"/>
+      </w:pPr>
+      <w:rPr>
+        <w:rFonts w:ascii="Courier New" w:hAnsi="Courier New" w:cs="Courier New" w:hint="default"/>
+      </w:rPr>
+    </w:lvl>
+    <w:lvl w:ilvl="2" w:tplc="04190005" w:tentative="1">
+      <w:start w:val="1"/>
+      <w:numFmt w:val="bullet"/>
+      <w:lvlText w:val=""/>
+      <w:lvlJc w:val="left"/>
+      <w:pPr>
+        <w:ind w:left="2869" w:hanging="360"/>
+      </w:pPr>
+      <w:rPr>
+        <w:rFonts w:ascii="Wingdings" w:hAnsi="Wingdings" w:hint="default"/>
+      </w:rPr>
+    </w:lvl>
+    <w:lvl w:ilvl="3" w:tplc="04190001" w:tentative="1">
+      <w:start w:val="1"/>
+      <w:numFmt w:val="bullet"/>
+      <w:lvlText w:val=""/>
+      <w:lvlJc w:val="left"/>
+      <w:pPr>
+        <w:ind w:left="3589" w:hanging="360"/>
+      </w:pPr>
+      <w:rPr>
+        <w:rFonts w:ascii="Symbol" w:hAnsi="Symbol" w:hint="default"/>
+      </w:rPr>
+    </w:lvl>
+    <w:lvl w:ilvl="4" w:tplc="04190003" w:tentative="1">
+      <w:start w:val="1"/>
+      <w:numFmt w:val="bullet"/>
+      <w:lvlText w:val="o"/>
+      <w:lvlJc w:val="left"/>
+      <w:pPr>
+        <w:ind w:left="4309" w:hanging="360"/>
+      </w:pPr>
+      <w:rPr>
+        <w:rFonts w:ascii="Courier New" w:hAnsi="Courier New" w:cs="Courier New" w:hint="default"/>
+      </w:rPr>
+    </w:lvl>
+    <w:lvl w:ilvl="5" w:tplc="04190005" w:tentative="1">
+      <w:start w:val="1"/>
+      <w:numFmt w:val="bullet"/>
+      <w:lvlText w:val=""/>
+      <w:lvlJc w:val="left"/>
+      <w:pPr>
+        <w:ind w:left="5029" w:hanging="360"/>
+      </w:pPr>
+      <w:rPr>
+        <w:rFonts w:ascii="Wingdings" w:hAnsi="Wingdings" w:hint="default"/>
+      </w:rPr>
+    </w:lvl>
+    <w:lvl w:ilvl="6" w:tplc="04190001" w:tentative="1">
+      <w:start w:val="1"/>
+      <w:numFmt w:val="bullet"/>
+      <w:lvlText w:val=""/>
+      <w:lvlJc w:val="left"/>
+      <w:pPr>
+        <w:ind w:left="5749" w:hanging="360"/>
+      </w:pPr>
+      <w:rPr>
+        <w:rFonts w:ascii="Symbol" w:hAnsi="Symbol" w:hint="default"/>
+      </w:rPr>
+    </w:lvl>
+    <w:lvl w:ilvl="7" w:tplc="04190003" w:tentative="1">
+      <w:start w:val="1"/>
+      <w:numFmt w:val="bullet"/>
+      <w:lvlText w:val="o"/>
+      <w:lvlJc w:val="left"/>
+      <w:pPr>
+        <w:ind w:left="6469" w:hanging="360"/>
+      </w:pPr>
+      <w:rPr>
+        <w:rFonts w:ascii="Courier New" w:hAnsi="Courier New" w:cs="Courier New" w:hint="default"/>
+      </w:rPr>
+    </w:lvl>
+    <w:lvl w:ilvl="8" w:tplc="04190005" w:tentative="1">
+      <w:start w:val="1"/>
+      <w:numFmt w:val="bullet"/>
+      <w:lvlText w:val=""/>
+      <w:lvlJc w:val="left"/>
+      <w:pPr>
+        <w:ind w:left="7189" w:hanging="360"/>
+      </w:pPr>
+      <w:rPr>
+        <w:rFonts w:ascii="Wingdings" w:hAnsi="Wingdings" w:hint="default"/>
+      </w:rPr>
+    </w:lvl>
+  </w:abstractNum>
+  <w:abstractNum w:abstractNumId="18" w15:restartNumberingAfterBreak="0">
     <w:nsid w:val="1E916992"/>
     <w:multiLevelType w:val="hybridMultilevel"/>
     <w:tmpl w:val="6A7A481E"/>
@@ -19527,7 +20838,7 @@
       </w:pPr>
     </w:lvl>
   </w:abstractNum>
-  <w:abstractNum w:abstractNumId="11" w15:restartNumberingAfterBreak="0">
+  <w:abstractNum w:abstractNumId="19" w15:restartNumberingAfterBreak="0">
     <w:nsid w:val="215274D1"/>
     <w:multiLevelType w:val="hybridMultilevel"/>
     <w:tmpl w:val="E9589322"/>
@@ -19616,7 +20927,121 @@
       </w:pPr>
     </w:lvl>
   </w:abstractNum>
-  <w:abstractNum w:abstractNumId="12" w15:restartNumberingAfterBreak="0">
+  <w:abstractNum w:abstractNumId="20" w15:restartNumberingAfterBreak="0">
+    <w:nsid w:val="22BA79A6"/>
+    <w:multiLevelType w:val="hybridMultilevel"/>
+    <w:tmpl w:val="2FBCA1BA"/>
+    <w:lvl w:ilvl="0" w:tplc="A8E85B12">
+      <w:start w:val="1"/>
+      <w:numFmt w:val="decimal"/>
+      <w:suff w:val="space"/>
+      <w:lvlText w:val="%1."/>
+      <w:lvlJc w:val="left"/>
+      <w:pPr>
+        <w:ind w:left="1429" w:hanging="360"/>
+      </w:pPr>
+      <w:rPr>
+        <w:rFonts w:hint="default"/>
+      </w:rPr>
+    </w:lvl>
+    <w:lvl w:ilvl="1" w:tplc="FFFFFFFF" w:tentative="1">
+      <w:start w:val="1"/>
+      <w:numFmt w:val="bullet"/>
+      <w:lvlText w:val="o"/>
+      <w:lvlJc w:val="left"/>
+      <w:pPr>
+        <w:ind w:left="2149" w:hanging="360"/>
+      </w:pPr>
+      <w:rPr>
+        <w:rFonts w:ascii="Courier New" w:hAnsi="Courier New" w:cs="Courier New" w:hint="default"/>
+      </w:rPr>
+    </w:lvl>
+    <w:lvl w:ilvl="2" w:tplc="FFFFFFFF" w:tentative="1">
+      <w:start w:val="1"/>
+      <w:numFmt w:val="bullet"/>
+      <w:lvlText w:val=""/>
+      <w:lvlJc w:val="left"/>
+      <w:pPr>
+        <w:ind w:left="2869" w:hanging="360"/>
+      </w:pPr>
+      <w:rPr>
+        <w:rFonts w:ascii="Wingdings" w:hAnsi="Wingdings" w:hint="default"/>
+      </w:rPr>
+    </w:lvl>
+    <w:lvl w:ilvl="3" w:tplc="FFFFFFFF" w:tentative="1">
+      <w:start w:val="1"/>
+      <w:numFmt w:val="bullet"/>
+      <w:lvlText w:val=""/>
+      <w:lvlJc w:val="left"/>
+      <w:pPr>
+        <w:ind w:left="3589" w:hanging="360"/>
+      </w:pPr>
+      <w:rPr>
+        <w:rFonts w:ascii="Symbol" w:hAnsi="Symbol" w:hint="default"/>
+      </w:rPr>
+    </w:lvl>
+    <w:lvl w:ilvl="4" w:tplc="FFFFFFFF" w:tentative="1">
+      <w:start w:val="1"/>
+      <w:numFmt w:val="bullet"/>
+      <w:lvlText w:val="o"/>
+      <w:lvlJc w:val="left"/>
+      <w:pPr>
+        <w:ind w:left="4309" w:hanging="360"/>
+      </w:pPr>
+      <w:rPr>
+        <w:rFonts w:ascii="Courier New" w:hAnsi="Courier New" w:cs="Courier New" w:hint="default"/>
+      </w:rPr>
+    </w:lvl>
+    <w:lvl w:ilvl="5" w:tplc="FFFFFFFF" w:tentative="1">
+      <w:start w:val="1"/>
+      <w:numFmt w:val="bullet"/>
+      <w:lvlText w:val=""/>
+      <w:lvlJc w:val="left"/>
+      <w:pPr>
+        <w:ind w:left="5029" w:hanging="360"/>
+      </w:pPr>
+      <w:rPr>
+        <w:rFonts w:ascii="Wingdings" w:hAnsi="Wingdings" w:hint="default"/>
+      </w:rPr>
+    </w:lvl>
+    <w:lvl w:ilvl="6" w:tplc="FFFFFFFF" w:tentative="1">
+      <w:start w:val="1"/>
+      <w:numFmt w:val="bullet"/>
+      <w:lvlText w:val=""/>
+      <w:lvlJc w:val="left"/>
+      <w:pPr>
+        <w:ind w:left="5749" w:hanging="360"/>
+      </w:pPr>
+      <w:rPr>
+        <w:rFonts w:ascii="Symbol" w:hAnsi="Symbol" w:hint="default"/>
+      </w:rPr>
+    </w:lvl>
+    <w:lvl w:ilvl="7" w:tplc="FFFFFFFF" w:tentative="1">
+      <w:start w:val="1"/>
+      <w:numFmt w:val="bullet"/>
+      <w:lvlText w:val="o"/>
+      <w:lvlJc w:val="left"/>
+      <w:pPr>
+        <w:ind w:left="6469" w:hanging="360"/>
+      </w:pPr>
+      <w:rPr>
+        <w:rFonts w:ascii="Courier New" w:hAnsi="Courier New" w:cs="Courier New" w:hint="default"/>
+      </w:rPr>
+    </w:lvl>
+    <w:lvl w:ilvl="8" w:tplc="FFFFFFFF" w:tentative="1">
+      <w:start w:val="1"/>
+      <w:numFmt w:val="bullet"/>
+      <w:lvlText w:val=""/>
+      <w:lvlJc w:val="left"/>
+      <w:pPr>
+        <w:ind w:left="7189" w:hanging="360"/>
+      </w:pPr>
+      <w:rPr>
+        <w:rFonts w:ascii="Wingdings" w:hAnsi="Wingdings" w:hint="default"/>
+      </w:rPr>
+    </w:lvl>
+  </w:abstractNum>
+  <w:abstractNum w:abstractNumId="21" w15:restartNumberingAfterBreak="0">
     <w:nsid w:val="22BD5AA7"/>
     <w:multiLevelType w:val="multilevel"/>
     <w:tmpl w:val="E3C234EC"/>
@@ -19729,7 +21154,120 @@
       </w:pPr>
     </w:lvl>
   </w:abstractNum>
-  <w:abstractNum w:abstractNumId="13" w15:restartNumberingAfterBreak="0">
+  <w:abstractNum w:abstractNumId="22" w15:restartNumberingAfterBreak="0">
+    <w:nsid w:val="22CC19EB"/>
+    <w:multiLevelType w:val="hybridMultilevel"/>
+    <w:tmpl w:val="F7EA7F6C"/>
+    <w:lvl w:ilvl="0" w:tplc="04190001">
+      <w:start w:val="1"/>
+      <w:numFmt w:val="bullet"/>
+      <w:lvlText w:val=""/>
+      <w:lvlJc w:val="left"/>
+      <w:pPr>
+        <w:ind w:left="1429" w:hanging="360"/>
+      </w:pPr>
+      <w:rPr>
+        <w:rFonts w:ascii="Symbol" w:hAnsi="Symbol" w:hint="default"/>
+      </w:rPr>
+    </w:lvl>
+    <w:lvl w:ilvl="1" w:tplc="04190003" w:tentative="1">
+      <w:start w:val="1"/>
+      <w:numFmt w:val="bullet"/>
+      <w:lvlText w:val="o"/>
+      <w:lvlJc w:val="left"/>
+      <w:pPr>
+        <w:ind w:left="2149" w:hanging="360"/>
+      </w:pPr>
+      <w:rPr>
+        <w:rFonts w:ascii="Courier New" w:hAnsi="Courier New" w:cs="Courier New" w:hint="default"/>
+      </w:rPr>
+    </w:lvl>
+    <w:lvl w:ilvl="2" w:tplc="04190005" w:tentative="1">
+      <w:start w:val="1"/>
+      <w:numFmt w:val="bullet"/>
+      <w:lvlText w:val=""/>
+      <w:lvlJc w:val="left"/>
+      <w:pPr>
+        <w:ind w:left="2869" w:hanging="360"/>
+      </w:pPr>
+      <w:rPr>
+        <w:rFonts w:ascii="Wingdings" w:hAnsi="Wingdings" w:hint="default"/>
+      </w:rPr>
+    </w:lvl>
+    <w:lvl w:ilvl="3" w:tplc="04190001" w:tentative="1">
+      <w:start w:val="1"/>
+      <w:numFmt w:val="bullet"/>
+      <w:lvlText w:val=""/>
+      <w:lvlJc w:val="left"/>
+      <w:pPr>
+        <w:ind w:left="3589" w:hanging="360"/>
+      </w:pPr>
+      <w:rPr>
+        <w:rFonts w:ascii="Symbol" w:hAnsi="Symbol" w:hint="default"/>
+      </w:rPr>
+    </w:lvl>
+    <w:lvl w:ilvl="4" w:tplc="04190003" w:tentative="1">
+      <w:start w:val="1"/>
+      <w:numFmt w:val="bullet"/>
+      <w:lvlText w:val="o"/>
+      <w:lvlJc w:val="left"/>
+      <w:pPr>
+        <w:ind w:left="4309" w:hanging="360"/>
+      </w:pPr>
+      <w:rPr>
+        <w:rFonts w:ascii="Courier New" w:hAnsi="Courier New" w:cs="Courier New" w:hint="default"/>
+      </w:rPr>
+    </w:lvl>
+    <w:lvl w:ilvl="5" w:tplc="04190005" w:tentative="1">
+      <w:start w:val="1"/>
+      <w:numFmt w:val="bullet"/>
+      <w:lvlText w:val=""/>
+      <w:lvlJc w:val="left"/>
+      <w:pPr>
+        <w:ind w:left="5029" w:hanging="360"/>
+      </w:pPr>
+      <w:rPr>
+        <w:rFonts w:ascii="Wingdings" w:hAnsi="Wingdings" w:hint="default"/>
+      </w:rPr>
+    </w:lvl>
+    <w:lvl w:ilvl="6" w:tplc="04190001" w:tentative="1">
+      <w:start w:val="1"/>
+      <w:numFmt w:val="bullet"/>
+      <w:lvlText w:val=""/>
+      <w:lvlJc w:val="left"/>
+      <w:pPr>
+        <w:ind w:left="5749" w:hanging="360"/>
+      </w:pPr>
+      <w:rPr>
+        <w:rFonts w:ascii="Symbol" w:hAnsi="Symbol" w:hint="default"/>
+      </w:rPr>
+    </w:lvl>
+    <w:lvl w:ilvl="7" w:tplc="04190003" w:tentative="1">
+      <w:start w:val="1"/>
+      <w:numFmt w:val="bullet"/>
+      <w:lvlText w:val="o"/>
+      <w:lvlJc w:val="left"/>
+      <w:pPr>
+        <w:ind w:left="6469" w:hanging="360"/>
+      </w:pPr>
+      <w:rPr>
+        <w:rFonts w:ascii="Courier New" w:hAnsi="Courier New" w:cs="Courier New" w:hint="default"/>
+      </w:rPr>
+    </w:lvl>
+    <w:lvl w:ilvl="8" w:tplc="04190005" w:tentative="1">
+      <w:start w:val="1"/>
+      <w:numFmt w:val="bullet"/>
+      <w:lvlText w:val=""/>
+      <w:lvlJc w:val="left"/>
+      <w:pPr>
+        <w:ind w:left="7189" w:hanging="360"/>
+      </w:pPr>
+      <w:rPr>
+        <w:rFonts w:ascii="Wingdings" w:hAnsi="Wingdings" w:hint="default"/>
+      </w:rPr>
+    </w:lvl>
+  </w:abstractNum>
+  <w:abstractNum w:abstractNumId="23" w15:restartNumberingAfterBreak="0">
     <w:nsid w:val="24993B8E"/>
     <w:multiLevelType w:val="hybridMultilevel"/>
     <w:tmpl w:val="A39AD954"/>
@@ -19819,7 +21357,120 @@
       </w:pPr>
     </w:lvl>
   </w:abstractNum>
-  <w:abstractNum w:abstractNumId="14" w15:restartNumberingAfterBreak="0">
+  <w:abstractNum w:abstractNumId="24" w15:restartNumberingAfterBreak="0">
+    <w:nsid w:val="26CE6760"/>
+    <w:multiLevelType w:val="hybridMultilevel"/>
+    <w:tmpl w:val="2E805EDA"/>
+    <w:lvl w:ilvl="0" w:tplc="04190001">
+      <w:start w:val="1"/>
+      <w:numFmt w:val="bullet"/>
+      <w:lvlText w:val=""/>
+      <w:lvlJc w:val="left"/>
+      <w:pPr>
+        <w:ind w:left="1429" w:hanging="360"/>
+      </w:pPr>
+      <w:rPr>
+        <w:rFonts w:ascii="Symbol" w:hAnsi="Symbol" w:hint="default"/>
+      </w:rPr>
+    </w:lvl>
+    <w:lvl w:ilvl="1" w:tplc="04190003" w:tentative="1">
+      <w:start w:val="1"/>
+      <w:numFmt w:val="bullet"/>
+      <w:lvlText w:val="o"/>
+      <w:lvlJc w:val="left"/>
+      <w:pPr>
+        <w:ind w:left="2149" w:hanging="360"/>
+      </w:pPr>
+      <w:rPr>
+        <w:rFonts w:ascii="Courier New" w:hAnsi="Courier New" w:cs="Courier New" w:hint="default"/>
+      </w:rPr>
+    </w:lvl>
+    <w:lvl w:ilvl="2" w:tplc="04190005" w:tentative="1">
+      <w:start w:val="1"/>
+      <w:numFmt w:val="bullet"/>
+      <w:lvlText w:val=""/>
+      <w:lvlJc w:val="left"/>
+      <w:pPr>
+        <w:ind w:left="2869" w:hanging="360"/>
+      </w:pPr>
+      <w:rPr>
+        <w:rFonts w:ascii="Wingdings" w:hAnsi="Wingdings" w:hint="default"/>
+      </w:rPr>
+    </w:lvl>
+    <w:lvl w:ilvl="3" w:tplc="04190001" w:tentative="1">
+      <w:start w:val="1"/>
+      <w:numFmt w:val="bullet"/>
+      <w:lvlText w:val=""/>
+      <w:lvlJc w:val="left"/>
+      <w:pPr>
+        <w:ind w:left="3589" w:hanging="360"/>
+      </w:pPr>
+      <w:rPr>
+        <w:rFonts w:ascii="Symbol" w:hAnsi="Symbol" w:hint="default"/>
+      </w:rPr>
+    </w:lvl>
+    <w:lvl w:ilvl="4" w:tplc="04190003" w:tentative="1">
+      <w:start w:val="1"/>
+      <w:numFmt w:val="bullet"/>
+      <w:lvlText w:val="o"/>
+      <w:lvlJc w:val="left"/>
+      <w:pPr>
+        <w:ind w:left="4309" w:hanging="360"/>
+      </w:pPr>
+      <w:rPr>
+        <w:rFonts w:ascii="Courier New" w:hAnsi="Courier New" w:cs="Courier New" w:hint="default"/>
+      </w:rPr>
+    </w:lvl>
+    <w:lvl w:ilvl="5" w:tplc="04190005" w:tentative="1">
+      <w:start w:val="1"/>
+      <w:numFmt w:val="bullet"/>
+      <w:lvlText w:val=""/>
+      <w:lvlJc w:val="left"/>
+      <w:pPr>
+        <w:ind w:left="5029" w:hanging="360"/>
+      </w:pPr>
+      <w:rPr>
+        <w:rFonts w:ascii="Wingdings" w:hAnsi="Wingdings" w:hint="default"/>
+      </w:rPr>
+    </w:lvl>
+    <w:lvl w:ilvl="6" w:tplc="04190001" w:tentative="1">
+      <w:start w:val="1"/>
+      <w:numFmt w:val="bullet"/>
+      <w:lvlText w:val=""/>
+      <w:lvlJc w:val="left"/>
+      <w:pPr>
+        <w:ind w:left="5749" w:hanging="360"/>
+      </w:pPr>
+      <w:rPr>
+        <w:rFonts w:ascii="Symbol" w:hAnsi="Symbol" w:hint="default"/>
+      </w:rPr>
+    </w:lvl>
+    <w:lvl w:ilvl="7" w:tplc="04190003" w:tentative="1">
+      <w:start w:val="1"/>
+      <w:numFmt w:val="bullet"/>
+      <w:lvlText w:val="o"/>
+      <w:lvlJc w:val="left"/>
+      <w:pPr>
+        <w:ind w:left="6469" w:hanging="360"/>
+      </w:pPr>
+      <w:rPr>
+        <w:rFonts w:ascii="Courier New" w:hAnsi="Courier New" w:cs="Courier New" w:hint="default"/>
+      </w:rPr>
+    </w:lvl>
+    <w:lvl w:ilvl="8" w:tplc="04190005" w:tentative="1">
+      <w:start w:val="1"/>
+      <w:numFmt w:val="bullet"/>
+      <w:lvlText w:val=""/>
+      <w:lvlJc w:val="left"/>
+      <w:pPr>
+        <w:ind w:left="7189" w:hanging="360"/>
+      </w:pPr>
+      <w:rPr>
+        <w:rFonts w:ascii="Wingdings" w:hAnsi="Wingdings" w:hint="default"/>
+      </w:rPr>
+    </w:lvl>
+  </w:abstractNum>
+  <w:abstractNum w:abstractNumId="25" w15:restartNumberingAfterBreak="0">
     <w:nsid w:val="27C84AAF"/>
     <w:multiLevelType w:val="hybridMultilevel"/>
     <w:tmpl w:val="D5C6C81E"/>
@@ -19932,7 +21583,7 @@
       </w:rPr>
     </w:lvl>
   </w:abstractNum>
-  <w:abstractNum w:abstractNumId="15" w15:restartNumberingAfterBreak="0">
+  <w:abstractNum w:abstractNumId="26" w15:restartNumberingAfterBreak="0">
     <w:nsid w:val="2A3C7AA5"/>
     <w:multiLevelType w:val="hybridMultilevel"/>
     <w:tmpl w:val="28828064"/>
@@ -20022,7 +21673,7 @@
       </w:pPr>
     </w:lvl>
   </w:abstractNum>
-  <w:abstractNum w:abstractNumId="16" w15:restartNumberingAfterBreak="0">
+  <w:abstractNum w:abstractNumId="27" w15:restartNumberingAfterBreak="0">
     <w:nsid w:val="2AEA116D"/>
     <w:multiLevelType w:val="multilevel"/>
     <w:tmpl w:val="8AF2F4F6"/>
@@ -20135,7 +21786,7 @@
       </w:pPr>
     </w:lvl>
   </w:abstractNum>
-  <w:abstractNum w:abstractNumId="17" w15:restartNumberingAfterBreak="0">
+  <w:abstractNum w:abstractNumId="28" w15:restartNumberingAfterBreak="0">
     <w:nsid w:val="2FBC062F"/>
     <w:multiLevelType w:val="multilevel"/>
     <w:tmpl w:val="D33669DA"/>
@@ -20248,7 +21899,93 @@
       </w:pPr>
     </w:lvl>
   </w:abstractNum>
-  <w:abstractNum w:abstractNumId="18" w15:restartNumberingAfterBreak="0">
+  <w:abstractNum w:abstractNumId="29" w15:restartNumberingAfterBreak="0">
+    <w:nsid w:val="30875AD7"/>
+    <w:multiLevelType w:val="hybridMultilevel"/>
+    <w:tmpl w:val="8542DB26"/>
+    <w:lvl w:ilvl="0" w:tplc="0419000F">
+      <w:start w:val="1"/>
+      <w:numFmt w:val="decimal"/>
+      <w:lvlText w:val="%1."/>
+      <w:lvlJc w:val="left"/>
+      <w:pPr>
+        <w:ind w:left="1429" w:hanging="360"/>
+      </w:pPr>
+    </w:lvl>
+    <w:lvl w:ilvl="1" w:tplc="04190019" w:tentative="1">
+      <w:start w:val="1"/>
+      <w:numFmt w:val="lowerLetter"/>
+      <w:lvlText w:val="%2."/>
+      <w:lvlJc w:val="left"/>
+      <w:pPr>
+        <w:ind w:left="2149" w:hanging="360"/>
+      </w:pPr>
+    </w:lvl>
+    <w:lvl w:ilvl="2" w:tplc="0419001B" w:tentative="1">
+      <w:start w:val="1"/>
+      <w:numFmt w:val="lowerRoman"/>
+      <w:lvlText w:val="%3."/>
+      <w:lvlJc w:val="right"/>
+      <w:pPr>
+        <w:ind w:left="2869" w:hanging="180"/>
+      </w:pPr>
+    </w:lvl>
+    <w:lvl w:ilvl="3" w:tplc="0419000F" w:tentative="1">
+      <w:start w:val="1"/>
+      <w:numFmt w:val="decimal"/>
+      <w:lvlText w:val="%4."/>
+      <w:lvlJc w:val="left"/>
+      <w:pPr>
+        <w:ind w:left="3589" w:hanging="360"/>
+      </w:pPr>
+    </w:lvl>
+    <w:lvl w:ilvl="4" w:tplc="04190019" w:tentative="1">
+      <w:start w:val="1"/>
+      <w:numFmt w:val="lowerLetter"/>
+      <w:lvlText w:val="%5."/>
+      <w:lvlJc w:val="left"/>
+      <w:pPr>
+        <w:ind w:left="4309" w:hanging="360"/>
+      </w:pPr>
+    </w:lvl>
+    <w:lvl w:ilvl="5" w:tplc="0419001B" w:tentative="1">
+      <w:start w:val="1"/>
+      <w:numFmt w:val="lowerRoman"/>
+      <w:lvlText w:val="%6."/>
+      <w:lvlJc w:val="right"/>
+      <w:pPr>
+        <w:ind w:left="5029" w:hanging="180"/>
+      </w:pPr>
+    </w:lvl>
+    <w:lvl w:ilvl="6" w:tplc="0419000F" w:tentative="1">
+      <w:start w:val="1"/>
+      <w:numFmt w:val="decimal"/>
+      <w:lvlText w:val="%7."/>
+      <w:lvlJc w:val="left"/>
+      <w:pPr>
+        <w:ind w:left="5749" w:hanging="360"/>
+      </w:pPr>
+    </w:lvl>
+    <w:lvl w:ilvl="7" w:tplc="04190019" w:tentative="1">
+      <w:start w:val="1"/>
+      <w:numFmt w:val="lowerLetter"/>
+      <w:lvlText w:val="%8."/>
+      <w:lvlJc w:val="left"/>
+      <w:pPr>
+        <w:ind w:left="6469" w:hanging="360"/>
+      </w:pPr>
+    </w:lvl>
+    <w:lvl w:ilvl="8" w:tplc="0419001B" w:tentative="1">
+      <w:start w:val="1"/>
+      <w:numFmt w:val="lowerRoman"/>
+      <w:lvlText w:val="%9."/>
+      <w:lvlJc w:val="right"/>
+      <w:pPr>
+        <w:ind w:left="7189" w:hanging="180"/>
+      </w:pPr>
+    </w:lvl>
+  </w:abstractNum>
+  <w:abstractNum w:abstractNumId="30" w15:restartNumberingAfterBreak="0">
     <w:nsid w:val="334E77D0"/>
     <w:multiLevelType w:val="multilevel"/>
     <w:tmpl w:val="CB68F45A"/>
@@ -20363,7 +22100,7 @@
       </w:rPr>
     </w:lvl>
   </w:abstractNum>
-  <w:abstractNum w:abstractNumId="19" w15:restartNumberingAfterBreak="0">
+  <w:abstractNum w:abstractNumId="31" w15:restartNumberingAfterBreak="0">
     <w:nsid w:val="342079CB"/>
     <w:multiLevelType w:val="multilevel"/>
     <w:tmpl w:val="56F2FC14"/>
@@ -20476,7 +22213,7 @@
       </w:pPr>
     </w:lvl>
   </w:abstractNum>
-  <w:abstractNum w:abstractNumId="20" w15:restartNumberingAfterBreak="0">
+  <w:abstractNum w:abstractNumId="32" w15:restartNumberingAfterBreak="0">
     <w:nsid w:val="34B00A88"/>
     <w:multiLevelType w:val="hybridMultilevel"/>
     <w:tmpl w:val="57442644"/>
@@ -20589,7 +22326,7 @@
       </w:rPr>
     </w:lvl>
   </w:abstractNum>
-  <w:abstractNum w:abstractNumId="21" w15:restartNumberingAfterBreak="0">
+  <w:abstractNum w:abstractNumId="33" w15:restartNumberingAfterBreak="0">
     <w:nsid w:val="36AE75DB"/>
     <w:multiLevelType w:val="hybridMultilevel"/>
     <w:tmpl w:val="2C8EA3DC"/>
@@ -20675,7 +22412,7 @@
       </w:pPr>
     </w:lvl>
   </w:abstractNum>
-  <w:abstractNum w:abstractNumId="22" w15:restartNumberingAfterBreak="0">
+  <w:abstractNum w:abstractNumId="34" w15:restartNumberingAfterBreak="0">
     <w:nsid w:val="3A4C2D28"/>
     <w:multiLevelType w:val="hybridMultilevel"/>
     <w:tmpl w:val="7C565BBE"/>
@@ -20765,10 +22502,10 @@
       </w:pPr>
     </w:lvl>
   </w:abstractNum>
-  <w:abstractNum w:abstractNumId="23" w15:restartNumberingAfterBreak="0">
+  <w:abstractNum w:abstractNumId="35" w15:restartNumberingAfterBreak="0">
     <w:nsid w:val="3AFF047E"/>
     <w:multiLevelType w:val="multilevel"/>
-    <w:tmpl w:val="7E32A928"/>
+    <w:tmpl w:val="91120C88"/>
     <w:lvl w:ilvl="0">
       <w:start w:val="1"/>
       <w:numFmt w:val="decimal"/>
@@ -20800,6 +22537,7 @@
     <w:lvl w:ilvl="2">
       <w:start w:val="1"/>
       <w:numFmt w:val="decimal"/>
+      <w:pStyle w:val="3"/>
       <w:lvlText w:val="%1.%2.%3"/>
       <w:lvlJc w:val="left"/>
       <w:pPr>
@@ -20882,7 +22620,7 @@
       </w:rPr>
     </w:lvl>
   </w:abstractNum>
-  <w:abstractNum w:abstractNumId="24" w15:restartNumberingAfterBreak="0">
+  <w:abstractNum w:abstractNumId="36" w15:restartNumberingAfterBreak="0">
     <w:nsid w:val="3BC07845"/>
     <w:multiLevelType w:val="hybridMultilevel"/>
     <w:tmpl w:val="813094C0"/>
@@ -20995,10 +22733,123 @@
       </w:rPr>
     </w:lvl>
   </w:abstractNum>
-  <w:abstractNum w:abstractNumId="25" w15:restartNumberingAfterBreak="0">
+  <w:abstractNum w:abstractNumId="37" w15:restartNumberingAfterBreak="0">
+    <w:nsid w:val="3EA74EE8"/>
+    <w:multiLevelType w:val="hybridMultilevel"/>
+    <w:tmpl w:val="A37C425A"/>
+    <w:lvl w:ilvl="0" w:tplc="04190001">
+      <w:start w:val="1"/>
+      <w:numFmt w:val="bullet"/>
+      <w:lvlText w:val=""/>
+      <w:lvlJc w:val="left"/>
+      <w:pPr>
+        <w:ind w:left="2138" w:hanging="360"/>
+      </w:pPr>
+      <w:rPr>
+        <w:rFonts w:ascii="Symbol" w:hAnsi="Symbol" w:hint="default"/>
+      </w:rPr>
+    </w:lvl>
+    <w:lvl w:ilvl="1" w:tplc="04190003" w:tentative="1">
+      <w:start w:val="1"/>
+      <w:numFmt w:val="bullet"/>
+      <w:lvlText w:val="o"/>
+      <w:lvlJc w:val="left"/>
+      <w:pPr>
+        <w:ind w:left="2149" w:hanging="360"/>
+      </w:pPr>
+      <w:rPr>
+        <w:rFonts w:ascii="Courier New" w:hAnsi="Courier New" w:cs="Courier New" w:hint="default"/>
+      </w:rPr>
+    </w:lvl>
+    <w:lvl w:ilvl="2" w:tplc="04190005" w:tentative="1">
+      <w:start w:val="1"/>
+      <w:numFmt w:val="bullet"/>
+      <w:lvlText w:val=""/>
+      <w:lvlJc w:val="left"/>
+      <w:pPr>
+        <w:ind w:left="2869" w:hanging="360"/>
+      </w:pPr>
+      <w:rPr>
+        <w:rFonts w:ascii="Wingdings" w:hAnsi="Wingdings" w:hint="default"/>
+      </w:rPr>
+    </w:lvl>
+    <w:lvl w:ilvl="3" w:tplc="04190001" w:tentative="1">
+      <w:start w:val="1"/>
+      <w:numFmt w:val="bullet"/>
+      <w:lvlText w:val=""/>
+      <w:lvlJc w:val="left"/>
+      <w:pPr>
+        <w:ind w:left="3589" w:hanging="360"/>
+      </w:pPr>
+      <w:rPr>
+        <w:rFonts w:ascii="Symbol" w:hAnsi="Symbol" w:hint="default"/>
+      </w:rPr>
+    </w:lvl>
+    <w:lvl w:ilvl="4" w:tplc="04190003" w:tentative="1">
+      <w:start w:val="1"/>
+      <w:numFmt w:val="bullet"/>
+      <w:lvlText w:val="o"/>
+      <w:lvlJc w:val="left"/>
+      <w:pPr>
+        <w:ind w:left="4309" w:hanging="360"/>
+      </w:pPr>
+      <w:rPr>
+        <w:rFonts w:ascii="Courier New" w:hAnsi="Courier New" w:cs="Courier New" w:hint="default"/>
+      </w:rPr>
+    </w:lvl>
+    <w:lvl w:ilvl="5" w:tplc="04190005" w:tentative="1">
+      <w:start w:val="1"/>
+      <w:numFmt w:val="bullet"/>
+      <w:lvlText w:val=""/>
+      <w:lvlJc w:val="left"/>
+      <w:pPr>
+        <w:ind w:left="5029" w:hanging="360"/>
+      </w:pPr>
+      <w:rPr>
+        <w:rFonts w:ascii="Wingdings" w:hAnsi="Wingdings" w:hint="default"/>
+      </w:rPr>
+    </w:lvl>
+    <w:lvl w:ilvl="6" w:tplc="04190001" w:tentative="1">
+      <w:start w:val="1"/>
+      <w:numFmt w:val="bullet"/>
+      <w:lvlText w:val=""/>
+      <w:lvlJc w:val="left"/>
+      <w:pPr>
+        <w:ind w:left="5749" w:hanging="360"/>
+      </w:pPr>
+      <w:rPr>
+        <w:rFonts w:ascii="Symbol" w:hAnsi="Symbol" w:hint="default"/>
+      </w:rPr>
+    </w:lvl>
+    <w:lvl w:ilvl="7" w:tplc="04190003" w:tentative="1">
+      <w:start w:val="1"/>
+      <w:numFmt w:val="bullet"/>
+      <w:lvlText w:val="o"/>
+      <w:lvlJc w:val="left"/>
+      <w:pPr>
+        <w:ind w:left="6469" w:hanging="360"/>
+      </w:pPr>
+      <w:rPr>
+        <w:rFonts w:ascii="Courier New" w:hAnsi="Courier New" w:cs="Courier New" w:hint="default"/>
+      </w:rPr>
+    </w:lvl>
+    <w:lvl w:ilvl="8" w:tplc="04190005" w:tentative="1">
+      <w:start w:val="1"/>
+      <w:numFmt w:val="bullet"/>
+      <w:lvlText w:val=""/>
+      <w:lvlJc w:val="left"/>
+      <w:pPr>
+        <w:ind w:left="7189" w:hanging="360"/>
+      </w:pPr>
+      <w:rPr>
+        <w:rFonts w:ascii="Wingdings" w:hAnsi="Wingdings" w:hint="default"/>
+      </w:rPr>
+    </w:lvl>
+  </w:abstractNum>
+  <w:abstractNum w:abstractNumId="38" w15:restartNumberingAfterBreak="0">
     <w:nsid w:val="3F6B25A6"/>
     <w:multiLevelType w:val="hybridMultilevel"/>
-    <w:tmpl w:val="4F865DBC"/>
+    <w:tmpl w:val="CB2CD0FC"/>
     <w:lvl w:ilvl="0" w:tplc="3850B05A">
       <w:start w:val="1"/>
       <w:numFmt w:val="decimal"/>
@@ -21085,7 +22936,7 @@
       </w:pPr>
     </w:lvl>
   </w:abstractNum>
-  <w:abstractNum w:abstractNumId="26" w15:restartNumberingAfterBreak="0">
+  <w:abstractNum w:abstractNumId="39" w15:restartNumberingAfterBreak="0">
     <w:nsid w:val="410653CC"/>
     <w:multiLevelType w:val="hybridMultilevel"/>
     <w:tmpl w:val="721E8B9E"/>
@@ -21199,7 +23050,7 @@
       </w:rPr>
     </w:lvl>
   </w:abstractNum>
-  <w:abstractNum w:abstractNumId="27" w15:restartNumberingAfterBreak="0">
+  <w:abstractNum w:abstractNumId="40" w15:restartNumberingAfterBreak="0">
     <w:nsid w:val="41383F0B"/>
     <w:multiLevelType w:val="hybridMultilevel"/>
     <w:tmpl w:val="6F8E28A8"/>
@@ -21289,7 +23140,120 @@
       </w:pPr>
     </w:lvl>
   </w:abstractNum>
-  <w:abstractNum w:abstractNumId="28" w15:restartNumberingAfterBreak="0">
+  <w:abstractNum w:abstractNumId="41" w15:restartNumberingAfterBreak="0">
+    <w:nsid w:val="41DC6157"/>
+    <w:multiLevelType w:val="hybridMultilevel"/>
+    <w:tmpl w:val="335CAF6E"/>
+    <w:lvl w:ilvl="0" w:tplc="04190001">
+      <w:start w:val="1"/>
+      <w:numFmt w:val="bullet"/>
+      <w:lvlText w:val=""/>
+      <w:lvlJc w:val="left"/>
+      <w:pPr>
+        <w:ind w:left="2138" w:hanging="360"/>
+      </w:pPr>
+      <w:rPr>
+        <w:rFonts w:ascii="Symbol" w:hAnsi="Symbol" w:hint="default"/>
+      </w:rPr>
+    </w:lvl>
+    <w:lvl w:ilvl="1" w:tplc="04190003" w:tentative="1">
+      <w:start w:val="1"/>
+      <w:numFmt w:val="bullet"/>
+      <w:lvlText w:val="o"/>
+      <w:lvlJc w:val="left"/>
+      <w:pPr>
+        <w:ind w:left="2149" w:hanging="360"/>
+      </w:pPr>
+      <w:rPr>
+        <w:rFonts w:ascii="Courier New" w:hAnsi="Courier New" w:cs="Courier New" w:hint="default"/>
+      </w:rPr>
+    </w:lvl>
+    <w:lvl w:ilvl="2" w:tplc="04190005" w:tentative="1">
+      <w:start w:val="1"/>
+      <w:numFmt w:val="bullet"/>
+      <w:lvlText w:val=""/>
+      <w:lvlJc w:val="left"/>
+      <w:pPr>
+        <w:ind w:left="2869" w:hanging="360"/>
+      </w:pPr>
+      <w:rPr>
+        <w:rFonts w:ascii="Wingdings" w:hAnsi="Wingdings" w:hint="default"/>
+      </w:rPr>
+    </w:lvl>
+    <w:lvl w:ilvl="3" w:tplc="04190001" w:tentative="1">
+      <w:start w:val="1"/>
+      <w:numFmt w:val="bullet"/>
+      <w:lvlText w:val=""/>
+      <w:lvlJc w:val="left"/>
+      <w:pPr>
+        <w:ind w:left="3589" w:hanging="360"/>
+      </w:pPr>
+      <w:rPr>
+        <w:rFonts w:ascii="Symbol" w:hAnsi="Symbol" w:hint="default"/>
+      </w:rPr>
+    </w:lvl>
+    <w:lvl w:ilvl="4" w:tplc="04190003" w:tentative="1">
+      <w:start w:val="1"/>
+      <w:numFmt w:val="bullet"/>
+      <w:lvlText w:val="o"/>
+      <w:lvlJc w:val="left"/>
+      <w:pPr>
+        <w:ind w:left="4309" w:hanging="360"/>
+      </w:pPr>
+      <w:rPr>
+        <w:rFonts w:ascii="Courier New" w:hAnsi="Courier New" w:cs="Courier New" w:hint="default"/>
+      </w:rPr>
+    </w:lvl>
+    <w:lvl w:ilvl="5" w:tplc="04190005" w:tentative="1">
+      <w:start w:val="1"/>
+      <w:numFmt w:val="bullet"/>
+      <w:lvlText w:val=""/>
+      <w:lvlJc w:val="left"/>
+      <w:pPr>
+        <w:ind w:left="5029" w:hanging="360"/>
+      </w:pPr>
+      <w:rPr>
+        <w:rFonts w:ascii="Wingdings" w:hAnsi="Wingdings" w:hint="default"/>
+      </w:rPr>
+    </w:lvl>
+    <w:lvl w:ilvl="6" w:tplc="04190001" w:tentative="1">
+      <w:start w:val="1"/>
+      <w:numFmt w:val="bullet"/>
+      <w:lvlText w:val=""/>
+      <w:lvlJc w:val="left"/>
+      <w:pPr>
+        <w:ind w:left="5749" w:hanging="360"/>
+      </w:pPr>
+      <w:rPr>
+        <w:rFonts w:ascii="Symbol" w:hAnsi="Symbol" w:hint="default"/>
+      </w:rPr>
+    </w:lvl>
+    <w:lvl w:ilvl="7" w:tplc="04190003" w:tentative="1">
+      <w:start w:val="1"/>
+      <w:numFmt w:val="bullet"/>
+      <w:lvlText w:val="o"/>
+      <w:lvlJc w:val="left"/>
+      <w:pPr>
+        <w:ind w:left="6469" w:hanging="360"/>
+      </w:pPr>
+      <w:rPr>
+        <w:rFonts w:ascii="Courier New" w:hAnsi="Courier New" w:cs="Courier New" w:hint="default"/>
+      </w:rPr>
+    </w:lvl>
+    <w:lvl w:ilvl="8" w:tplc="04190005" w:tentative="1">
+      <w:start w:val="1"/>
+      <w:numFmt w:val="bullet"/>
+      <w:lvlText w:val=""/>
+      <w:lvlJc w:val="left"/>
+      <w:pPr>
+        <w:ind w:left="7189" w:hanging="360"/>
+      </w:pPr>
+      <w:rPr>
+        <w:rFonts w:ascii="Wingdings" w:hAnsi="Wingdings" w:hint="default"/>
+      </w:rPr>
+    </w:lvl>
+  </w:abstractNum>
+  <w:abstractNum w:abstractNumId="42" w15:restartNumberingAfterBreak="0">
     <w:nsid w:val="46B24AF4"/>
     <w:multiLevelType w:val="hybridMultilevel"/>
     <w:tmpl w:val="4FD4D9F4"/>
@@ -21402,7 +23366,7 @@
       </w:rPr>
     </w:lvl>
   </w:abstractNum>
-  <w:abstractNum w:abstractNumId="29" w15:restartNumberingAfterBreak="0">
+  <w:abstractNum w:abstractNumId="43" w15:restartNumberingAfterBreak="0">
     <w:nsid w:val="471B23F2"/>
     <w:multiLevelType w:val="multilevel"/>
     <w:tmpl w:val="5060C25E"/>
@@ -21515,7 +23479,7 @@
       </w:pPr>
     </w:lvl>
   </w:abstractNum>
-  <w:abstractNum w:abstractNumId="30" w15:restartNumberingAfterBreak="0">
+  <w:abstractNum w:abstractNumId="44" w15:restartNumberingAfterBreak="0">
     <w:nsid w:val="4A7824FA"/>
     <w:multiLevelType w:val="multilevel"/>
     <w:tmpl w:val="89C4BBDC"/>
@@ -21628,7 +23592,7 @@
       </w:pPr>
     </w:lvl>
   </w:abstractNum>
-  <w:abstractNum w:abstractNumId="31" w15:restartNumberingAfterBreak="0">
+  <w:abstractNum w:abstractNumId="45" w15:restartNumberingAfterBreak="0">
     <w:nsid w:val="4D947962"/>
     <w:multiLevelType w:val="hybridMultilevel"/>
     <w:tmpl w:val="DE981B10"/>
@@ -21741,7 +23705,120 @@
       </w:rPr>
     </w:lvl>
   </w:abstractNum>
-  <w:abstractNum w:abstractNumId="32" w15:restartNumberingAfterBreak="0">
+  <w:abstractNum w:abstractNumId="46" w15:restartNumberingAfterBreak="0">
+    <w:nsid w:val="4E142549"/>
+    <w:multiLevelType w:val="hybridMultilevel"/>
+    <w:tmpl w:val="5AF4D230"/>
+    <w:lvl w:ilvl="0" w:tplc="04190001">
+      <w:start w:val="1"/>
+      <w:numFmt w:val="bullet"/>
+      <w:lvlText w:val=""/>
+      <w:lvlJc w:val="left"/>
+      <w:pPr>
+        <w:ind w:left="1429" w:hanging="360"/>
+      </w:pPr>
+      <w:rPr>
+        <w:rFonts w:ascii="Symbol" w:hAnsi="Symbol" w:hint="default"/>
+      </w:rPr>
+    </w:lvl>
+    <w:lvl w:ilvl="1" w:tplc="04190003" w:tentative="1">
+      <w:start w:val="1"/>
+      <w:numFmt w:val="bullet"/>
+      <w:lvlText w:val="o"/>
+      <w:lvlJc w:val="left"/>
+      <w:pPr>
+        <w:ind w:left="2149" w:hanging="360"/>
+      </w:pPr>
+      <w:rPr>
+        <w:rFonts w:ascii="Courier New" w:hAnsi="Courier New" w:cs="Courier New" w:hint="default"/>
+      </w:rPr>
+    </w:lvl>
+    <w:lvl w:ilvl="2" w:tplc="04190005" w:tentative="1">
+      <w:start w:val="1"/>
+      <w:numFmt w:val="bullet"/>
+      <w:lvlText w:val=""/>
+      <w:lvlJc w:val="left"/>
+      <w:pPr>
+        <w:ind w:left="2869" w:hanging="360"/>
+      </w:pPr>
+      <w:rPr>
+        <w:rFonts w:ascii="Wingdings" w:hAnsi="Wingdings" w:hint="default"/>
+      </w:rPr>
+    </w:lvl>
+    <w:lvl w:ilvl="3" w:tplc="04190001" w:tentative="1">
+      <w:start w:val="1"/>
+      <w:numFmt w:val="bullet"/>
+      <w:lvlText w:val=""/>
+      <w:lvlJc w:val="left"/>
+      <w:pPr>
+        <w:ind w:left="3589" w:hanging="360"/>
+      </w:pPr>
+      <w:rPr>
+        <w:rFonts w:ascii="Symbol" w:hAnsi="Symbol" w:hint="default"/>
+      </w:rPr>
+    </w:lvl>
+    <w:lvl w:ilvl="4" w:tplc="04190003" w:tentative="1">
+      <w:start w:val="1"/>
+      <w:numFmt w:val="bullet"/>
+      <w:lvlText w:val="o"/>
+      <w:lvlJc w:val="left"/>
+      <w:pPr>
+        <w:ind w:left="4309" w:hanging="360"/>
+      </w:pPr>
+      <w:rPr>
+        <w:rFonts w:ascii="Courier New" w:hAnsi="Courier New" w:cs="Courier New" w:hint="default"/>
+      </w:rPr>
+    </w:lvl>
+    <w:lvl w:ilvl="5" w:tplc="04190005" w:tentative="1">
+      <w:start w:val="1"/>
+      <w:numFmt w:val="bullet"/>
+      <w:lvlText w:val=""/>
+      <w:lvlJc w:val="left"/>
+      <w:pPr>
+        <w:ind w:left="5029" w:hanging="360"/>
+      </w:pPr>
+      <w:rPr>
+        <w:rFonts w:ascii="Wingdings" w:hAnsi="Wingdings" w:hint="default"/>
+      </w:rPr>
+    </w:lvl>
+    <w:lvl w:ilvl="6" w:tplc="04190001" w:tentative="1">
+      <w:start w:val="1"/>
+      <w:numFmt w:val="bullet"/>
+      <w:lvlText w:val=""/>
+      <w:lvlJc w:val="left"/>
+      <w:pPr>
+        <w:ind w:left="5749" w:hanging="360"/>
+      </w:pPr>
+      <w:rPr>
+        <w:rFonts w:ascii="Symbol" w:hAnsi="Symbol" w:hint="default"/>
+      </w:rPr>
+    </w:lvl>
+    <w:lvl w:ilvl="7" w:tplc="04190003" w:tentative="1">
+      <w:start w:val="1"/>
+      <w:numFmt w:val="bullet"/>
+      <w:lvlText w:val="o"/>
+      <w:lvlJc w:val="left"/>
+      <w:pPr>
+        <w:ind w:left="6469" w:hanging="360"/>
+      </w:pPr>
+      <w:rPr>
+        <w:rFonts w:ascii="Courier New" w:hAnsi="Courier New" w:cs="Courier New" w:hint="default"/>
+      </w:rPr>
+    </w:lvl>
+    <w:lvl w:ilvl="8" w:tplc="04190005" w:tentative="1">
+      <w:start w:val="1"/>
+      <w:numFmt w:val="bullet"/>
+      <w:lvlText w:val=""/>
+      <w:lvlJc w:val="left"/>
+      <w:pPr>
+        <w:ind w:left="7189" w:hanging="360"/>
+      </w:pPr>
+      <w:rPr>
+        <w:rFonts w:ascii="Wingdings" w:hAnsi="Wingdings" w:hint="default"/>
+      </w:rPr>
+    </w:lvl>
+  </w:abstractNum>
+  <w:abstractNum w:abstractNumId="47" w15:restartNumberingAfterBreak="0">
     <w:nsid w:val="4E6D6FC0"/>
     <w:multiLevelType w:val="hybridMultilevel"/>
     <w:tmpl w:val="6A7A481E"/>
@@ -21831,7 +23908,93 @@
       </w:pPr>
     </w:lvl>
   </w:abstractNum>
-  <w:abstractNum w:abstractNumId="33" w15:restartNumberingAfterBreak="0">
+  <w:abstractNum w:abstractNumId="48" w15:restartNumberingAfterBreak="0">
+    <w:nsid w:val="4F4A0235"/>
+    <w:multiLevelType w:val="hybridMultilevel"/>
+    <w:tmpl w:val="0ADAACA0"/>
+    <w:lvl w:ilvl="0" w:tplc="0419000F">
+      <w:start w:val="1"/>
+      <w:numFmt w:val="decimal"/>
+      <w:lvlText w:val="%1."/>
+      <w:lvlJc w:val="left"/>
+      <w:pPr>
+        <w:ind w:left="1429" w:hanging="360"/>
+      </w:pPr>
+    </w:lvl>
+    <w:lvl w:ilvl="1" w:tplc="04190019" w:tentative="1">
+      <w:start w:val="1"/>
+      <w:numFmt w:val="lowerLetter"/>
+      <w:lvlText w:val="%2."/>
+      <w:lvlJc w:val="left"/>
+      <w:pPr>
+        <w:ind w:left="2149" w:hanging="360"/>
+      </w:pPr>
+    </w:lvl>
+    <w:lvl w:ilvl="2" w:tplc="0419001B" w:tentative="1">
+      <w:start w:val="1"/>
+      <w:numFmt w:val="lowerRoman"/>
+      <w:lvlText w:val="%3."/>
+      <w:lvlJc w:val="right"/>
+      <w:pPr>
+        <w:ind w:left="2869" w:hanging="180"/>
+      </w:pPr>
+    </w:lvl>
+    <w:lvl w:ilvl="3" w:tplc="0419000F" w:tentative="1">
+      <w:start w:val="1"/>
+      <w:numFmt w:val="decimal"/>
+      <w:lvlText w:val="%4."/>
+      <w:lvlJc w:val="left"/>
+      <w:pPr>
+        <w:ind w:left="3589" w:hanging="360"/>
+      </w:pPr>
+    </w:lvl>
+    <w:lvl w:ilvl="4" w:tplc="04190019" w:tentative="1">
+      <w:start w:val="1"/>
+      <w:numFmt w:val="lowerLetter"/>
+      <w:lvlText w:val="%5."/>
+      <w:lvlJc w:val="left"/>
+      <w:pPr>
+        <w:ind w:left="4309" w:hanging="360"/>
+      </w:pPr>
+    </w:lvl>
+    <w:lvl w:ilvl="5" w:tplc="0419001B" w:tentative="1">
+      <w:start w:val="1"/>
+      <w:numFmt w:val="lowerRoman"/>
+      <w:lvlText w:val="%6."/>
+      <w:lvlJc w:val="right"/>
+      <w:pPr>
+        <w:ind w:left="5029" w:hanging="180"/>
+      </w:pPr>
+    </w:lvl>
+    <w:lvl w:ilvl="6" w:tplc="0419000F" w:tentative="1">
+      <w:start w:val="1"/>
+      <w:numFmt w:val="decimal"/>
+      <w:lvlText w:val="%7."/>
+      <w:lvlJc w:val="left"/>
+      <w:pPr>
+        <w:ind w:left="5749" w:hanging="360"/>
+      </w:pPr>
+    </w:lvl>
+    <w:lvl w:ilvl="7" w:tplc="04190019" w:tentative="1">
+      <w:start w:val="1"/>
+      <w:numFmt w:val="lowerLetter"/>
+      <w:lvlText w:val="%8."/>
+      <w:lvlJc w:val="left"/>
+      <w:pPr>
+        <w:ind w:left="6469" w:hanging="360"/>
+      </w:pPr>
+    </w:lvl>
+    <w:lvl w:ilvl="8" w:tplc="0419001B" w:tentative="1">
+      <w:start w:val="1"/>
+      <w:numFmt w:val="lowerRoman"/>
+      <w:lvlText w:val="%9."/>
+      <w:lvlJc w:val="right"/>
+      <w:pPr>
+        <w:ind w:left="7189" w:hanging="180"/>
+      </w:pPr>
+    </w:lvl>
+  </w:abstractNum>
+  <w:abstractNum w:abstractNumId="49" w15:restartNumberingAfterBreak="0">
     <w:nsid w:val="53035A52"/>
     <w:multiLevelType w:val="hybridMultilevel"/>
     <w:tmpl w:val="4C84CF9C"/>
@@ -21921,7 +24084,7 @@
       </w:pPr>
     </w:lvl>
   </w:abstractNum>
-  <w:abstractNum w:abstractNumId="34" w15:restartNumberingAfterBreak="0">
+  <w:abstractNum w:abstractNumId="50" w15:restartNumberingAfterBreak="0">
     <w:nsid w:val="53C72DB7"/>
     <w:multiLevelType w:val="hybridMultilevel"/>
     <w:tmpl w:val="0770C53A"/>
@@ -22011,7 +24174,7 @@
       </w:pPr>
     </w:lvl>
   </w:abstractNum>
-  <w:abstractNum w:abstractNumId="35" w15:restartNumberingAfterBreak="0">
+  <w:abstractNum w:abstractNumId="51" w15:restartNumberingAfterBreak="0">
     <w:nsid w:val="55590DE9"/>
     <w:multiLevelType w:val="hybridMultilevel"/>
     <w:tmpl w:val="95820316"/>
@@ -22100,7 +24263,7 @@
       </w:pPr>
     </w:lvl>
   </w:abstractNum>
-  <w:abstractNum w:abstractNumId="36" w15:restartNumberingAfterBreak="0">
+  <w:abstractNum w:abstractNumId="52" w15:restartNumberingAfterBreak="0">
     <w:nsid w:val="589A6694"/>
     <w:multiLevelType w:val="multilevel"/>
     <w:tmpl w:val="EB26BFFA"/>
@@ -22213,7 +24376,323 @@
       </w:pPr>
     </w:lvl>
   </w:abstractNum>
-  <w:abstractNum w:abstractNumId="37" w15:restartNumberingAfterBreak="0">
+  <w:abstractNum w:abstractNumId="53" w15:restartNumberingAfterBreak="0">
+    <w:nsid w:val="5B2C6EC4"/>
+    <w:multiLevelType w:val="hybridMultilevel"/>
+    <w:tmpl w:val="4E2AF5F0"/>
+    <w:lvl w:ilvl="0" w:tplc="A8E85B12">
+      <w:start w:val="1"/>
+      <w:numFmt w:val="decimal"/>
+      <w:suff w:val="space"/>
+      <w:lvlText w:val="%1."/>
+      <w:lvlJc w:val="left"/>
+      <w:pPr>
+        <w:ind w:left="2858" w:hanging="360"/>
+      </w:pPr>
+      <w:rPr>
+        <w:rFonts w:hint="default"/>
+      </w:rPr>
+    </w:lvl>
+    <w:lvl w:ilvl="1" w:tplc="04190019" w:tentative="1">
+      <w:start w:val="1"/>
+      <w:numFmt w:val="lowerLetter"/>
+      <w:lvlText w:val="%2."/>
+      <w:lvlJc w:val="left"/>
+      <w:pPr>
+        <w:ind w:left="2149" w:hanging="360"/>
+      </w:pPr>
+    </w:lvl>
+    <w:lvl w:ilvl="2" w:tplc="0419001B" w:tentative="1">
+      <w:start w:val="1"/>
+      <w:numFmt w:val="lowerRoman"/>
+      <w:lvlText w:val="%3."/>
+      <w:lvlJc w:val="right"/>
+      <w:pPr>
+        <w:ind w:left="2869" w:hanging="180"/>
+      </w:pPr>
+    </w:lvl>
+    <w:lvl w:ilvl="3" w:tplc="0419000F" w:tentative="1">
+      <w:start w:val="1"/>
+      <w:numFmt w:val="decimal"/>
+      <w:lvlText w:val="%4."/>
+      <w:lvlJc w:val="left"/>
+      <w:pPr>
+        <w:ind w:left="3589" w:hanging="360"/>
+      </w:pPr>
+    </w:lvl>
+    <w:lvl w:ilvl="4" w:tplc="04190019" w:tentative="1">
+      <w:start w:val="1"/>
+      <w:numFmt w:val="lowerLetter"/>
+      <w:lvlText w:val="%5."/>
+      <w:lvlJc w:val="left"/>
+      <w:pPr>
+        <w:ind w:left="4309" w:hanging="360"/>
+      </w:pPr>
+    </w:lvl>
+    <w:lvl w:ilvl="5" w:tplc="0419001B" w:tentative="1">
+      <w:start w:val="1"/>
+      <w:numFmt w:val="lowerRoman"/>
+      <w:lvlText w:val="%6."/>
+      <w:lvlJc w:val="right"/>
+      <w:pPr>
+        <w:ind w:left="5029" w:hanging="180"/>
+      </w:pPr>
+    </w:lvl>
+    <w:lvl w:ilvl="6" w:tplc="0419000F" w:tentative="1">
+      <w:start w:val="1"/>
+      <w:numFmt w:val="decimal"/>
+      <w:lvlText w:val="%7."/>
+      <w:lvlJc w:val="left"/>
+      <w:pPr>
+        <w:ind w:left="5749" w:hanging="360"/>
+      </w:pPr>
+    </w:lvl>
+    <w:lvl w:ilvl="7" w:tplc="04190019" w:tentative="1">
+      <w:start w:val="1"/>
+      <w:numFmt w:val="lowerLetter"/>
+      <w:lvlText w:val="%8."/>
+      <w:lvlJc w:val="left"/>
+      <w:pPr>
+        <w:ind w:left="6469" w:hanging="360"/>
+      </w:pPr>
+    </w:lvl>
+    <w:lvl w:ilvl="8" w:tplc="0419001B" w:tentative="1">
+      <w:start w:val="1"/>
+      <w:numFmt w:val="lowerRoman"/>
+      <w:lvlText w:val="%9."/>
+      <w:lvlJc w:val="right"/>
+      <w:pPr>
+        <w:ind w:left="7189" w:hanging="180"/>
+      </w:pPr>
+    </w:lvl>
+  </w:abstractNum>
+  <w:abstractNum w:abstractNumId="54" w15:restartNumberingAfterBreak="0">
+    <w:nsid w:val="5C654851"/>
+    <w:multiLevelType w:val="hybridMultilevel"/>
+    <w:tmpl w:val="14AC5E0E"/>
+    <w:lvl w:ilvl="0" w:tplc="04190001">
+      <w:start w:val="1"/>
+      <w:numFmt w:val="bullet"/>
+      <w:lvlText w:val=""/>
+      <w:lvlJc w:val="left"/>
+      <w:pPr>
+        <w:ind w:left="1429" w:hanging="360"/>
+      </w:pPr>
+      <w:rPr>
+        <w:rFonts w:ascii="Symbol" w:hAnsi="Symbol" w:hint="default"/>
+      </w:rPr>
+    </w:lvl>
+    <w:lvl w:ilvl="1" w:tplc="04190003" w:tentative="1">
+      <w:start w:val="1"/>
+      <w:numFmt w:val="bullet"/>
+      <w:lvlText w:val="o"/>
+      <w:lvlJc w:val="left"/>
+      <w:pPr>
+        <w:ind w:left="2149" w:hanging="360"/>
+      </w:pPr>
+      <w:rPr>
+        <w:rFonts w:ascii="Courier New" w:hAnsi="Courier New" w:cs="Courier New" w:hint="default"/>
+      </w:rPr>
+    </w:lvl>
+    <w:lvl w:ilvl="2" w:tplc="04190005" w:tentative="1">
+      <w:start w:val="1"/>
+      <w:numFmt w:val="bullet"/>
+      <w:lvlText w:val=""/>
+      <w:lvlJc w:val="left"/>
+      <w:pPr>
+        <w:ind w:left="2869" w:hanging="360"/>
+      </w:pPr>
+      <w:rPr>
+        <w:rFonts w:ascii="Wingdings" w:hAnsi="Wingdings" w:hint="default"/>
+      </w:rPr>
+    </w:lvl>
+    <w:lvl w:ilvl="3" w:tplc="04190001" w:tentative="1">
+      <w:start w:val="1"/>
+      <w:numFmt w:val="bullet"/>
+      <w:lvlText w:val=""/>
+      <w:lvlJc w:val="left"/>
+      <w:pPr>
+        <w:ind w:left="3589" w:hanging="360"/>
+      </w:pPr>
+      <w:rPr>
+        <w:rFonts w:ascii="Symbol" w:hAnsi="Symbol" w:hint="default"/>
+      </w:rPr>
+    </w:lvl>
+    <w:lvl w:ilvl="4" w:tplc="04190003" w:tentative="1">
+      <w:start w:val="1"/>
+      <w:numFmt w:val="bullet"/>
+      <w:lvlText w:val="o"/>
+      <w:lvlJc w:val="left"/>
+      <w:pPr>
+        <w:ind w:left="4309" w:hanging="360"/>
+      </w:pPr>
+      <w:rPr>
+        <w:rFonts w:ascii="Courier New" w:hAnsi="Courier New" w:cs="Courier New" w:hint="default"/>
+      </w:rPr>
+    </w:lvl>
+    <w:lvl w:ilvl="5" w:tplc="04190005" w:tentative="1">
+      <w:start w:val="1"/>
+      <w:numFmt w:val="bullet"/>
+      <w:lvlText w:val=""/>
+      <w:lvlJc w:val="left"/>
+      <w:pPr>
+        <w:ind w:left="5029" w:hanging="360"/>
+      </w:pPr>
+      <w:rPr>
+        <w:rFonts w:ascii="Wingdings" w:hAnsi="Wingdings" w:hint="default"/>
+      </w:rPr>
+    </w:lvl>
+    <w:lvl w:ilvl="6" w:tplc="04190001" w:tentative="1">
+      <w:start w:val="1"/>
+      <w:numFmt w:val="bullet"/>
+      <w:lvlText w:val=""/>
+      <w:lvlJc w:val="left"/>
+      <w:pPr>
+        <w:ind w:left="5749" w:hanging="360"/>
+      </w:pPr>
+      <w:rPr>
+        <w:rFonts w:ascii="Symbol" w:hAnsi="Symbol" w:hint="default"/>
+      </w:rPr>
+    </w:lvl>
+    <w:lvl w:ilvl="7" w:tplc="04190003" w:tentative="1">
+      <w:start w:val="1"/>
+      <w:numFmt w:val="bullet"/>
+      <w:lvlText w:val="o"/>
+      <w:lvlJc w:val="left"/>
+      <w:pPr>
+        <w:ind w:left="6469" w:hanging="360"/>
+      </w:pPr>
+      <w:rPr>
+        <w:rFonts w:ascii="Courier New" w:hAnsi="Courier New" w:cs="Courier New" w:hint="default"/>
+      </w:rPr>
+    </w:lvl>
+    <w:lvl w:ilvl="8" w:tplc="04190005" w:tentative="1">
+      <w:start w:val="1"/>
+      <w:numFmt w:val="bullet"/>
+      <w:lvlText w:val=""/>
+      <w:lvlJc w:val="left"/>
+      <w:pPr>
+        <w:ind w:left="7189" w:hanging="360"/>
+      </w:pPr>
+      <w:rPr>
+        <w:rFonts w:ascii="Wingdings" w:hAnsi="Wingdings" w:hint="default"/>
+      </w:rPr>
+    </w:lvl>
+  </w:abstractNum>
+  <w:abstractNum w:abstractNumId="55" w15:restartNumberingAfterBreak="0">
+    <w:nsid w:val="5EED7C7C"/>
+    <w:multiLevelType w:val="hybridMultilevel"/>
+    <w:tmpl w:val="CFE2AC20"/>
+    <w:lvl w:ilvl="0" w:tplc="04190001">
+      <w:start w:val="1"/>
+      <w:numFmt w:val="bullet"/>
+      <w:lvlText w:val=""/>
+      <w:lvlJc w:val="left"/>
+      <w:pPr>
+        <w:ind w:left="1429" w:hanging="360"/>
+      </w:pPr>
+      <w:rPr>
+        <w:rFonts w:ascii="Symbol" w:hAnsi="Symbol" w:hint="default"/>
+      </w:rPr>
+    </w:lvl>
+    <w:lvl w:ilvl="1" w:tplc="04190003" w:tentative="1">
+      <w:start w:val="1"/>
+      <w:numFmt w:val="bullet"/>
+      <w:lvlText w:val="o"/>
+      <w:lvlJc w:val="left"/>
+      <w:pPr>
+        <w:ind w:left="2149" w:hanging="360"/>
+      </w:pPr>
+      <w:rPr>
+        <w:rFonts w:ascii="Courier New" w:hAnsi="Courier New" w:cs="Courier New" w:hint="default"/>
+      </w:rPr>
+    </w:lvl>
+    <w:lvl w:ilvl="2" w:tplc="04190005" w:tentative="1">
+      <w:start w:val="1"/>
+      <w:numFmt w:val="bullet"/>
+      <w:lvlText w:val=""/>
+      <w:lvlJc w:val="left"/>
+      <w:pPr>
+        <w:ind w:left="2869" w:hanging="360"/>
+      </w:pPr>
+      <w:rPr>
+        <w:rFonts w:ascii="Wingdings" w:hAnsi="Wingdings" w:hint="default"/>
+      </w:rPr>
+    </w:lvl>
+    <w:lvl w:ilvl="3" w:tplc="04190001" w:tentative="1">
+      <w:start w:val="1"/>
+      <w:numFmt w:val="bullet"/>
+      <w:lvlText w:val=""/>
+      <w:lvlJc w:val="left"/>
+      <w:pPr>
+        <w:ind w:left="3589" w:hanging="360"/>
+      </w:pPr>
+      <w:rPr>
+        <w:rFonts w:ascii="Symbol" w:hAnsi="Symbol" w:hint="default"/>
+      </w:rPr>
+    </w:lvl>
+    <w:lvl w:ilvl="4" w:tplc="04190003" w:tentative="1">
+      <w:start w:val="1"/>
+      <w:numFmt w:val="bullet"/>
+      <w:lvlText w:val="o"/>
+      <w:lvlJc w:val="left"/>
+      <w:pPr>
+        <w:ind w:left="4309" w:hanging="360"/>
+      </w:pPr>
+      <w:rPr>
+        <w:rFonts w:ascii="Courier New" w:hAnsi="Courier New" w:cs="Courier New" w:hint="default"/>
+      </w:rPr>
+    </w:lvl>
+    <w:lvl w:ilvl="5" w:tplc="04190005" w:tentative="1">
+      <w:start w:val="1"/>
+      <w:numFmt w:val="bullet"/>
+      <w:lvlText w:val=""/>
+      <w:lvlJc w:val="left"/>
+      <w:pPr>
+        <w:ind w:left="5029" w:hanging="360"/>
+      </w:pPr>
+      <w:rPr>
+        <w:rFonts w:ascii="Wingdings" w:hAnsi="Wingdings" w:hint="default"/>
+      </w:rPr>
+    </w:lvl>
+    <w:lvl w:ilvl="6" w:tplc="04190001" w:tentative="1">
+      <w:start w:val="1"/>
+      <w:numFmt w:val="bullet"/>
+      <w:lvlText w:val=""/>
+      <w:lvlJc w:val="left"/>
+      <w:pPr>
+        <w:ind w:left="5749" w:hanging="360"/>
+      </w:pPr>
+      <w:rPr>
+        <w:rFonts w:ascii="Symbol" w:hAnsi="Symbol" w:hint="default"/>
+      </w:rPr>
+    </w:lvl>
+    <w:lvl w:ilvl="7" w:tplc="04190003" w:tentative="1">
+      <w:start w:val="1"/>
+      <w:numFmt w:val="bullet"/>
+      <w:lvlText w:val="o"/>
+      <w:lvlJc w:val="left"/>
+      <w:pPr>
+        <w:ind w:left="6469" w:hanging="360"/>
+      </w:pPr>
+      <w:rPr>
+        <w:rFonts w:ascii="Courier New" w:hAnsi="Courier New" w:cs="Courier New" w:hint="default"/>
+      </w:rPr>
+    </w:lvl>
+    <w:lvl w:ilvl="8" w:tplc="04190005" w:tentative="1">
+      <w:start w:val="1"/>
+      <w:numFmt w:val="bullet"/>
+      <w:lvlText w:val=""/>
+      <w:lvlJc w:val="left"/>
+      <w:pPr>
+        <w:ind w:left="7189" w:hanging="360"/>
+      </w:pPr>
+      <w:rPr>
+        <w:rFonts w:ascii="Wingdings" w:hAnsi="Wingdings" w:hint="default"/>
+      </w:rPr>
+    </w:lvl>
+  </w:abstractNum>
+  <w:abstractNum w:abstractNumId="56" w15:restartNumberingAfterBreak="0">
     <w:nsid w:val="615E2921"/>
     <w:multiLevelType w:val="hybridMultilevel"/>
     <w:tmpl w:val="0FF44DBA"/>
@@ -22326,7 +24805,233 @@
       </w:rPr>
     </w:lvl>
   </w:abstractNum>
-  <w:abstractNum w:abstractNumId="38" w15:restartNumberingAfterBreak="0">
+  <w:abstractNum w:abstractNumId="57" w15:restartNumberingAfterBreak="0">
+    <w:nsid w:val="6A1D1B6E"/>
+    <w:multiLevelType w:val="hybridMultilevel"/>
+    <w:tmpl w:val="6FA6B960"/>
+    <w:lvl w:ilvl="0" w:tplc="0419000F">
+      <w:start w:val="1"/>
+      <w:numFmt w:val="decimal"/>
+      <w:lvlText w:val="%1."/>
+      <w:lvlJc w:val="left"/>
+      <w:pPr>
+        <w:ind w:left="1429" w:hanging="360"/>
+      </w:pPr>
+      <w:rPr>
+        <w:rFonts w:hint="default"/>
+      </w:rPr>
+    </w:lvl>
+    <w:lvl w:ilvl="1" w:tplc="FFFFFFFF" w:tentative="1">
+      <w:start w:val="1"/>
+      <w:numFmt w:val="bullet"/>
+      <w:lvlText w:val="o"/>
+      <w:lvlJc w:val="left"/>
+      <w:pPr>
+        <w:ind w:left="2149" w:hanging="360"/>
+      </w:pPr>
+      <w:rPr>
+        <w:rFonts w:ascii="Courier New" w:hAnsi="Courier New" w:cs="Courier New" w:hint="default"/>
+      </w:rPr>
+    </w:lvl>
+    <w:lvl w:ilvl="2" w:tplc="FFFFFFFF" w:tentative="1">
+      <w:start w:val="1"/>
+      <w:numFmt w:val="bullet"/>
+      <w:lvlText w:val=""/>
+      <w:lvlJc w:val="left"/>
+      <w:pPr>
+        <w:ind w:left="2869" w:hanging="360"/>
+      </w:pPr>
+      <w:rPr>
+        <w:rFonts w:ascii="Wingdings" w:hAnsi="Wingdings" w:hint="default"/>
+      </w:rPr>
+    </w:lvl>
+    <w:lvl w:ilvl="3" w:tplc="FFFFFFFF" w:tentative="1">
+      <w:start w:val="1"/>
+      <w:numFmt w:val="bullet"/>
+      <w:lvlText w:val=""/>
+      <w:lvlJc w:val="left"/>
+      <w:pPr>
+        <w:ind w:left="3589" w:hanging="360"/>
+      </w:pPr>
+      <w:rPr>
+        <w:rFonts w:ascii="Symbol" w:hAnsi="Symbol" w:hint="default"/>
+      </w:rPr>
+    </w:lvl>
+    <w:lvl w:ilvl="4" w:tplc="FFFFFFFF" w:tentative="1">
+      <w:start w:val="1"/>
+      <w:numFmt w:val="bullet"/>
+      <w:lvlText w:val="o"/>
+      <w:lvlJc w:val="left"/>
+      <w:pPr>
+        <w:ind w:left="4309" w:hanging="360"/>
+      </w:pPr>
+      <w:rPr>
+        <w:rFonts w:ascii="Courier New" w:hAnsi="Courier New" w:cs="Courier New" w:hint="default"/>
+      </w:rPr>
+    </w:lvl>
+    <w:lvl w:ilvl="5" w:tplc="FFFFFFFF" w:tentative="1">
+      <w:start w:val="1"/>
+      <w:numFmt w:val="bullet"/>
+      <w:lvlText w:val=""/>
+      <w:lvlJc w:val="left"/>
+      <w:pPr>
+        <w:ind w:left="5029" w:hanging="360"/>
+      </w:pPr>
+      <w:rPr>
+        <w:rFonts w:ascii="Wingdings" w:hAnsi="Wingdings" w:hint="default"/>
+      </w:rPr>
+    </w:lvl>
+    <w:lvl w:ilvl="6" w:tplc="FFFFFFFF" w:tentative="1">
+      <w:start w:val="1"/>
+      <w:numFmt w:val="bullet"/>
+      <w:lvlText w:val=""/>
+      <w:lvlJc w:val="left"/>
+      <w:pPr>
+        <w:ind w:left="5749" w:hanging="360"/>
+      </w:pPr>
+      <w:rPr>
+        <w:rFonts w:ascii="Symbol" w:hAnsi="Symbol" w:hint="default"/>
+      </w:rPr>
+    </w:lvl>
+    <w:lvl w:ilvl="7" w:tplc="FFFFFFFF" w:tentative="1">
+      <w:start w:val="1"/>
+      <w:numFmt w:val="bullet"/>
+      <w:lvlText w:val="o"/>
+      <w:lvlJc w:val="left"/>
+      <w:pPr>
+        <w:ind w:left="6469" w:hanging="360"/>
+      </w:pPr>
+      <w:rPr>
+        <w:rFonts w:ascii="Courier New" w:hAnsi="Courier New" w:cs="Courier New" w:hint="default"/>
+      </w:rPr>
+    </w:lvl>
+    <w:lvl w:ilvl="8" w:tplc="FFFFFFFF" w:tentative="1">
+      <w:start w:val="1"/>
+      <w:numFmt w:val="bullet"/>
+      <w:lvlText w:val=""/>
+      <w:lvlJc w:val="left"/>
+      <w:pPr>
+        <w:ind w:left="7189" w:hanging="360"/>
+      </w:pPr>
+      <w:rPr>
+        <w:rFonts w:ascii="Wingdings" w:hAnsi="Wingdings" w:hint="default"/>
+      </w:rPr>
+    </w:lvl>
+  </w:abstractNum>
+  <w:abstractNum w:abstractNumId="58" w15:restartNumberingAfterBreak="0">
+    <w:nsid w:val="6D812A9F"/>
+    <w:multiLevelType w:val="hybridMultilevel"/>
+    <w:tmpl w:val="94B69E32"/>
+    <w:lvl w:ilvl="0" w:tplc="04190001">
+      <w:start w:val="1"/>
+      <w:numFmt w:val="bullet"/>
+      <w:lvlText w:val=""/>
+      <w:lvlJc w:val="left"/>
+      <w:pPr>
+        <w:ind w:left="1429" w:hanging="360"/>
+      </w:pPr>
+      <w:rPr>
+        <w:rFonts w:ascii="Symbol" w:hAnsi="Symbol" w:hint="default"/>
+      </w:rPr>
+    </w:lvl>
+    <w:lvl w:ilvl="1" w:tplc="04190003" w:tentative="1">
+      <w:start w:val="1"/>
+      <w:numFmt w:val="bullet"/>
+      <w:lvlText w:val="o"/>
+      <w:lvlJc w:val="left"/>
+      <w:pPr>
+        <w:ind w:left="2149" w:hanging="360"/>
+      </w:pPr>
+      <w:rPr>
+        <w:rFonts w:ascii="Courier New" w:hAnsi="Courier New" w:cs="Courier New" w:hint="default"/>
+      </w:rPr>
+    </w:lvl>
+    <w:lvl w:ilvl="2" w:tplc="04190005" w:tentative="1">
+      <w:start w:val="1"/>
+      <w:numFmt w:val="bullet"/>
+      <w:lvlText w:val=""/>
+      <w:lvlJc w:val="left"/>
+      <w:pPr>
+        <w:ind w:left="2869" w:hanging="360"/>
+      </w:pPr>
+      <w:rPr>
+        <w:rFonts w:ascii="Wingdings" w:hAnsi="Wingdings" w:hint="default"/>
+      </w:rPr>
+    </w:lvl>
+    <w:lvl w:ilvl="3" w:tplc="04190001" w:tentative="1">
+      <w:start w:val="1"/>
+      <w:numFmt w:val="bullet"/>
+      <w:lvlText w:val=""/>
+      <w:lvlJc w:val="left"/>
+      <w:pPr>
+        <w:ind w:left="3589" w:hanging="360"/>
+      </w:pPr>
+      <w:rPr>
+        <w:rFonts w:ascii="Symbol" w:hAnsi="Symbol" w:hint="default"/>
+      </w:rPr>
+    </w:lvl>
+    <w:lvl w:ilvl="4" w:tplc="04190003" w:tentative="1">
+      <w:start w:val="1"/>
+      <w:numFmt w:val="bullet"/>
+      <w:lvlText w:val="o"/>
+      <w:lvlJc w:val="left"/>
+      <w:pPr>
+        <w:ind w:left="4309" w:hanging="360"/>
+      </w:pPr>
+      <w:rPr>
+        <w:rFonts w:ascii="Courier New" w:hAnsi="Courier New" w:cs="Courier New" w:hint="default"/>
+      </w:rPr>
+    </w:lvl>
+    <w:lvl w:ilvl="5" w:tplc="04190005" w:tentative="1">
+      <w:start w:val="1"/>
+      <w:numFmt w:val="bullet"/>
+      <w:lvlText w:val=""/>
+      <w:lvlJc w:val="left"/>
+      <w:pPr>
+        <w:ind w:left="5029" w:hanging="360"/>
+      </w:pPr>
+      <w:rPr>
+        <w:rFonts w:ascii="Wingdings" w:hAnsi="Wingdings" w:hint="default"/>
+      </w:rPr>
+    </w:lvl>
+    <w:lvl w:ilvl="6" w:tplc="04190001" w:tentative="1">
+      <w:start w:val="1"/>
+      <w:numFmt w:val="bullet"/>
+      <w:lvlText w:val=""/>
+      <w:lvlJc w:val="left"/>
+      <w:pPr>
+        <w:ind w:left="5749" w:hanging="360"/>
+      </w:pPr>
+      <w:rPr>
+        <w:rFonts w:ascii="Symbol" w:hAnsi="Symbol" w:hint="default"/>
+      </w:rPr>
+    </w:lvl>
+    <w:lvl w:ilvl="7" w:tplc="04190003" w:tentative="1">
+      <w:start w:val="1"/>
+      <w:numFmt w:val="bullet"/>
+      <w:lvlText w:val="o"/>
+      <w:lvlJc w:val="left"/>
+      <w:pPr>
+        <w:ind w:left="6469" w:hanging="360"/>
+      </w:pPr>
+      <w:rPr>
+        <w:rFonts w:ascii="Courier New" w:hAnsi="Courier New" w:cs="Courier New" w:hint="default"/>
+      </w:rPr>
+    </w:lvl>
+    <w:lvl w:ilvl="8" w:tplc="04190005" w:tentative="1">
+      <w:start w:val="1"/>
+      <w:numFmt w:val="bullet"/>
+      <w:lvlText w:val=""/>
+      <w:lvlJc w:val="left"/>
+      <w:pPr>
+        <w:ind w:left="7189" w:hanging="360"/>
+      </w:pPr>
+      <w:rPr>
+        <w:rFonts w:ascii="Wingdings" w:hAnsi="Wingdings" w:hint="default"/>
+      </w:rPr>
+    </w:lvl>
+  </w:abstractNum>
+  <w:abstractNum w:abstractNumId="59" w15:restartNumberingAfterBreak="0">
     <w:nsid w:val="72167CF5"/>
     <w:multiLevelType w:val="hybridMultilevel"/>
     <w:tmpl w:val="2F6A3F24"/>
@@ -22416,7 +25121,7 @@
       </w:pPr>
     </w:lvl>
   </w:abstractNum>
-  <w:abstractNum w:abstractNumId="39" w15:restartNumberingAfterBreak="0">
+  <w:abstractNum w:abstractNumId="60" w15:restartNumberingAfterBreak="0">
     <w:nsid w:val="72172061"/>
     <w:multiLevelType w:val="multilevel"/>
     <w:tmpl w:val="108C10C0"/>
@@ -22554,7 +25259,206 @@
       </w:rPr>
     </w:lvl>
   </w:abstractNum>
-  <w:abstractNum w:abstractNumId="40" w15:restartNumberingAfterBreak="0">
+  <w:abstractNum w:abstractNumId="61" w15:restartNumberingAfterBreak="0">
+    <w:nsid w:val="748A1358"/>
+    <w:multiLevelType w:val="hybridMultilevel"/>
+    <w:tmpl w:val="90C41400"/>
+    <w:lvl w:ilvl="0" w:tplc="0419000F">
+      <w:start w:val="1"/>
+      <w:numFmt w:val="decimal"/>
+      <w:lvlText w:val="%1."/>
+      <w:lvlJc w:val="left"/>
+      <w:pPr>
+        <w:ind w:left="1429" w:hanging="360"/>
+      </w:pPr>
+    </w:lvl>
+    <w:lvl w:ilvl="1" w:tplc="04190019" w:tentative="1">
+      <w:start w:val="1"/>
+      <w:numFmt w:val="lowerLetter"/>
+      <w:lvlText w:val="%2."/>
+      <w:lvlJc w:val="left"/>
+      <w:pPr>
+        <w:ind w:left="2149" w:hanging="360"/>
+      </w:pPr>
+    </w:lvl>
+    <w:lvl w:ilvl="2" w:tplc="0419001B" w:tentative="1">
+      <w:start w:val="1"/>
+      <w:numFmt w:val="lowerRoman"/>
+      <w:lvlText w:val="%3."/>
+      <w:lvlJc w:val="right"/>
+      <w:pPr>
+        <w:ind w:left="2869" w:hanging="180"/>
+      </w:pPr>
+    </w:lvl>
+    <w:lvl w:ilvl="3" w:tplc="0419000F" w:tentative="1">
+      <w:start w:val="1"/>
+      <w:numFmt w:val="decimal"/>
+      <w:lvlText w:val="%4."/>
+      <w:lvlJc w:val="left"/>
+      <w:pPr>
+        <w:ind w:left="3589" w:hanging="360"/>
+      </w:pPr>
+    </w:lvl>
+    <w:lvl w:ilvl="4" w:tplc="04190019" w:tentative="1">
+      <w:start w:val="1"/>
+      <w:numFmt w:val="lowerLetter"/>
+      <w:lvlText w:val="%5."/>
+      <w:lvlJc w:val="left"/>
+      <w:pPr>
+        <w:ind w:left="4309" w:hanging="360"/>
+      </w:pPr>
+    </w:lvl>
+    <w:lvl w:ilvl="5" w:tplc="0419001B" w:tentative="1">
+      <w:start w:val="1"/>
+      <w:numFmt w:val="lowerRoman"/>
+      <w:lvlText w:val="%6."/>
+      <w:lvlJc w:val="right"/>
+      <w:pPr>
+        <w:ind w:left="5029" w:hanging="180"/>
+      </w:pPr>
+    </w:lvl>
+    <w:lvl w:ilvl="6" w:tplc="0419000F" w:tentative="1">
+      <w:start w:val="1"/>
+      <w:numFmt w:val="decimal"/>
+      <w:lvlText w:val="%7."/>
+      <w:lvlJc w:val="left"/>
+      <w:pPr>
+        <w:ind w:left="5749" w:hanging="360"/>
+      </w:pPr>
+    </w:lvl>
+    <w:lvl w:ilvl="7" w:tplc="04190019" w:tentative="1">
+      <w:start w:val="1"/>
+      <w:numFmt w:val="lowerLetter"/>
+      <w:lvlText w:val="%8."/>
+      <w:lvlJc w:val="left"/>
+      <w:pPr>
+        <w:ind w:left="6469" w:hanging="360"/>
+      </w:pPr>
+    </w:lvl>
+    <w:lvl w:ilvl="8" w:tplc="0419001B" w:tentative="1">
+      <w:start w:val="1"/>
+      <w:numFmt w:val="lowerRoman"/>
+      <w:lvlText w:val="%9."/>
+      <w:lvlJc w:val="right"/>
+      <w:pPr>
+        <w:ind w:left="7189" w:hanging="180"/>
+      </w:pPr>
+    </w:lvl>
+  </w:abstractNum>
+  <w:abstractNum w:abstractNumId="62" w15:restartNumberingAfterBreak="0">
+    <w:nsid w:val="797F5E3C"/>
+    <w:multiLevelType w:val="hybridMultilevel"/>
+    <w:tmpl w:val="FA1A5852"/>
+    <w:lvl w:ilvl="0" w:tplc="04190001">
+      <w:start w:val="1"/>
+      <w:numFmt w:val="bullet"/>
+      <w:lvlText w:val=""/>
+      <w:lvlJc w:val="left"/>
+      <w:pPr>
+        <w:ind w:left="1429" w:hanging="360"/>
+      </w:pPr>
+      <w:rPr>
+        <w:rFonts w:ascii="Symbol" w:hAnsi="Symbol" w:hint="default"/>
+      </w:rPr>
+    </w:lvl>
+    <w:lvl w:ilvl="1" w:tplc="04190003" w:tentative="1">
+      <w:start w:val="1"/>
+      <w:numFmt w:val="bullet"/>
+      <w:lvlText w:val="o"/>
+      <w:lvlJc w:val="left"/>
+      <w:pPr>
+        <w:ind w:left="2149" w:hanging="360"/>
+      </w:pPr>
+      <w:rPr>
+        <w:rFonts w:ascii="Courier New" w:hAnsi="Courier New" w:cs="Courier New" w:hint="default"/>
+      </w:rPr>
+    </w:lvl>
+    <w:lvl w:ilvl="2" w:tplc="04190005" w:tentative="1">
+      <w:start w:val="1"/>
+      <w:numFmt w:val="bullet"/>
+      <w:lvlText w:val=""/>
+      <w:lvlJc w:val="left"/>
+      <w:pPr>
+        <w:ind w:left="2869" w:hanging="360"/>
+      </w:pPr>
+      <w:rPr>
+        <w:rFonts w:ascii="Wingdings" w:hAnsi="Wingdings" w:hint="default"/>
+      </w:rPr>
+    </w:lvl>
+    <w:lvl w:ilvl="3" w:tplc="04190001" w:tentative="1">
+      <w:start w:val="1"/>
+      <w:numFmt w:val="bullet"/>
+      <w:lvlText w:val=""/>
+      <w:lvlJc w:val="left"/>
+      <w:pPr>
+        <w:ind w:left="3589" w:hanging="360"/>
+      </w:pPr>
+      <w:rPr>
+        <w:rFonts w:ascii="Symbol" w:hAnsi="Symbol" w:hint="default"/>
+      </w:rPr>
+    </w:lvl>
+    <w:lvl w:ilvl="4" w:tplc="04190003" w:tentative="1">
+      <w:start w:val="1"/>
+      <w:numFmt w:val="bullet"/>
+      <w:lvlText w:val="o"/>
+      <w:lvlJc w:val="left"/>
+      <w:pPr>
+        <w:ind w:left="4309" w:hanging="360"/>
+      </w:pPr>
+      <w:rPr>
+        <w:rFonts w:ascii="Courier New" w:hAnsi="Courier New" w:cs="Courier New" w:hint="default"/>
+      </w:rPr>
+    </w:lvl>
+    <w:lvl w:ilvl="5" w:tplc="04190005" w:tentative="1">
+      <w:start w:val="1"/>
+      <w:numFmt w:val="bullet"/>
+      <w:lvlText w:val=""/>
+      <w:lvlJc w:val="left"/>
+      <w:pPr>
+        <w:ind w:left="5029" w:hanging="360"/>
+      </w:pPr>
+      <w:rPr>
+        <w:rFonts w:ascii="Wingdings" w:hAnsi="Wingdings" w:hint="default"/>
+      </w:rPr>
+    </w:lvl>
+    <w:lvl w:ilvl="6" w:tplc="04190001" w:tentative="1">
+      <w:start w:val="1"/>
+      <w:numFmt w:val="bullet"/>
+      <w:lvlText w:val=""/>
+      <w:lvlJc w:val="left"/>
+      <w:pPr>
+        <w:ind w:left="5749" w:hanging="360"/>
+      </w:pPr>
+      <w:rPr>
+        <w:rFonts w:ascii="Symbol" w:hAnsi="Symbol" w:hint="default"/>
+      </w:rPr>
+    </w:lvl>
+    <w:lvl w:ilvl="7" w:tplc="04190003" w:tentative="1">
+      <w:start w:val="1"/>
+      <w:numFmt w:val="bullet"/>
+      <w:lvlText w:val="o"/>
+      <w:lvlJc w:val="left"/>
+      <w:pPr>
+        <w:ind w:left="6469" w:hanging="360"/>
+      </w:pPr>
+      <w:rPr>
+        <w:rFonts w:ascii="Courier New" w:hAnsi="Courier New" w:cs="Courier New" w:hint="default"/>
+      </w:rPr>
+    </w:lvl>
+    <w:lvl w:ilvl="8" w:tplc="04190005" w:tentative="1">
+      <w:start w:val="1"/>
+      <w:numFmt w:val="bullet"/>
+      <w:lvlText w:val=""/>
+      <w:lvlJc w:val="left"/>
+      <w:pPr>
+        <w:ind w:left="7189" w:hanging="360"/>
+      </w:pPr>
+      <w:rPr>
+        <w:rFonts w:ascii="Wingdings" w:hAnsi="Wingdings" w:hint="default"/>
+      </w:rPr>
+    </w:lvl>
+  </w:abstractNum>
+  <w:abstractNum w:abstractNumId="63" w15:restartNumberingAfterBreak="0">
     <w:nsid w:val="7B623AF6"/>
     <w:multiLevelType w:val="hybridMultilevel"/>
     <w:tmpl w:val="74E84DB0"/>
@@ -22646,7 +25550,7 @@
       </w:pPr>
     </w:lvl>
   </w:abstractNum>
-  <w:abstractNum w:abstractNumId="41" w15:restartNumberingAfterBreak="0">
+  <w:abstractNum w:abstractNumId="64" w15:restartNumberingAfterBreak="0">
     <w:nsid w:val="7E606E3F"/>
     <w:multiLevelType w:val="multilevel"/>
     <w:tmpl w:val="5F6ADE66"/>
@@ -22759,7 +25663,7 @@
       </w:pPr>
     </w:lvl>
   </w:abstractNum>
-  <w:abstractNum w:abstractNumId="42" w15:restartNumberingAfterBreak="0">
+  <w:abstractNum w:abstractNumId="65" w15:restartNumberingAfterBreak="0">
     <w:nsid w:val="7EB413E7"/>
     <w:multiLevelType w:val="multilevel"/>
     <w:tmpl w:val="67BC2992"/>
@@ -22873,133 +25777,133 @@
     </w:lvl>
   </w:abstractNum>
   <w:num w:numId="1" w16cid:durableId="1463764742">
+    <w:abstractNumId w:val="35"/>
+  </w:num>
+  <w:num w:numId="2" w16cid:durableId="630285750">
+    <w:abstractNumId w:val="60"/>
+  </w:num>
+  <w:num w:numId="3" w16cid:durableId="1471704013">
+    <w:abstractNumId w:val="51"/>
+  </w:num>
+  <w:num w:numId="4" w16cid:durableId="328020797">
+    <w:abstractNumId w:val="63"/>
+  </w:num>
+  <w:num w:numId="5" w16cid:durableId="1777358711">
+    <w:abstractNumId w:val="30"/>
+  </w:num>
+  <w:num w:numId="6" w16cid:durableId="1005398431">
+    <w:abstractNumId w:val="7"/>
+  </w:num>
+  <w:num w:numId="7" w16cid:durableId="910578628">
+    <w:abstractNumId w:val="39"/>
+  </w:num>
+  <w:num w:numId="8" w16cid:durableId="1760953526">
+    <w:abstractNumId w:val="16"/>
+  </w:num>
+  <w:num w:numId="9" w16cid:durableId="986934850">
+    <w:abstractNumId w:val="5"/>
+  </w:num>
+  <w:num w:numId="10" w16cid:durableId="173109143">
+    <w:abstractNumId w:val="65"/>
+  </w:num>
+  <w:num w:numId="11" w16cid:durableId="259025968">
+    <w:abstractNumId w:val="4"/>
+  </w:num>
+  <w:num w:numId="12" w16cid:durableId="873813854">
+    <w:abstractNumId w:val="64"/>
+  </w:num>
+  <w:num w:numId="13" w16cid:durableId="714156108">
+    <w:abstractNumId w:val="52"/>
+  </w:num>
+  <w:num w:numId="14" w16cid:durableId="234776991">
+    <w:abstractNumId w:val="10"/>
+  </w:num>
+  <w:num w:numId="15" w16cid:durableId="638844948">
+    <w:abstractNumId w:val="31"/>
+  </w:num>
+  <w:num w:numId="16" w16cid:durableId="1042365676">
+    <w:abstractNumId w:val="44"/>
+  </w:num>
+  <w:num w:numId="17" w16cid:durableId="1206869283">
+    <w:abstractNumId w:val="21"/>
+  </w:num>
+  <w:num w:numId="18" w16cid:durableId="924536581">
+    <w:abstractNumId w:val="28"/>
+  </w:num>
+  <w:num w:numId="19" w16cid:durableId="254703708">
+    <w:abstractNumId w:val="43"/>
+  </w:num>
+  <w:num w:numId="20" w16cid:durableId="173301619">
+    <w:abstractNumId w:val="27"/>
+  </w:num>
+  <w:num w:numId="21" w16cid:durableId="564146400">
+    <w:abstractNumId w:val="33"/>
+  </w:num>
+  <w:num w:numId="22" w16cid:durableId="657811277">
+    <w:abstractNumId w:val="38"/>
+  </w:num>
+  <w:num w:numId="23" w16cid:durableId="1490367156">
+    <w:abstractNumId w:val="59"/>
+  </w:num>
+  <w:num w:numId="24" w16cid:durableId="1215384779">
+    <w:abstractNumId w:val="15"/>
+  </w:num>
+  <w:num w:numId="25" w16cid:durableId="2042902940">
+    <w:abstractNumId w:val="42"/>
+  </w:num>
+  <w:num w:numId="26" w16cid:durableId="2031832997">
     <w:abstractNumId w:val="23"/>
   </w:num>
-  <w:num w:numId="2" w16cid:durableId="630285750">
-    <w:abstractNumId w:val="39"/>
-  </w:num>
-  <w:num w:numId="3" w16cid:durableId="1471704013">
-    <w:abstractNumId w:val="35"/>
-  </w:num>
-  <w:num w:numId="4" w16cid:durableId="328020797">
+  <w:num w:numId="27" w16cid:durableId="884026298">
     <w:abstractNumId w:val="40"/>
   </w:num>
-  <w:num w:numId="5" w16cid:durableId="1777358711">
+  <w:num w:numId="28" w16cid:durableId="1470053344">
+    <w:abstractNumId w:val="34"/>
+  </w:num>
+  <w:num w:numId="29" w16cid:durableId="735394456">
+    <w:abstractNumId w:val="11"/>
+  </w:num>
+  <w:num w:numId="30" w16cid:durableId="33358555">
+    <w:abstractNumId w:val="36"/>
+  </w:num>
+  <w:num w:numId="31" w16cid:durableId="866019238">
+    <w:abstractNumId w:val="6"/>
+  </w:num>
+  <w:num w:numId="32" w16cid:durableId="1252545242">
+    <w:abstractNumId w:val="32"/>
+  </w:num>
+  <w:num w:numId="33" w16cid:durableId="1645507680">
+    <w:abstractNumId w:val="56"/>
+  </w:num>
+  <w:num w:numId="34" w16cid:durableId="351683879">
+    <w:abstractNumId w:val="25"/>
+  </w:num>
+  <w:num w:numId="35" w16cid:durableId="2059665764">
+    <w:abstractNumId w:val="12"/>
+  </w:num>
+  <w:num w:numId="36" w16cid:durableId="1409644643">
     <w:abstractNumId w:val="18"/>
   </w:num>
-  <w:num w:numId="6" w16cid:durableId="1005398431">
-    <w:abstractNumId w:val="3"/>
+  <w:num w:numId="37" w16cid:durableId="465320707">
+    <w:abstractNumId w:val="14"/>
   </w:num>
-  <w:num w:numId="7" w16cid:durableId="910578628">
+  <w:num w:numId="38" w16cid:durableId="509871901">
+    <w:abstractNumId w:val="19"/>
+  </w:num>
+  <w:num w:numId="39" w16cid:durableId="1247760983">
+    <w:abstractNumId w:val="49"/>
+  </w:num>
+  <w:num w:numId="40" w16cid:durableId="1654599008">
     <w:abstractNumId w:val="26"/>
   </w:num>
-  <w:num w:numId="8" w16cid:durableId="1760953526">
-    <w:abstractNumId w:val="9"/>
-  </w:num>
-  <w:num w:numId="9" w16cid:durableId="986934850">
-    <w:abstractNumId w:val="1"/>
-  </w:num>
-  <w:num w:numId="10" w16cid:durableId="173109143">
-    <w:abstractNumId w:val="42"/>
-  </w:num>
-  <w:num w:numId="11" w16cid:durableId="259025968">
-    <w:abstractNumId w:val="0"/>
-  </w:num>
-  <w:num w:numId="12" w16cid:durableId="873813854">
-    <w:abstractNumId w:val="41"/>
-  </w:num>
-  <w:num w:numId="13" w16cid:durableId="714156108">
-    <w:abstractNumId w:val="36"/>
-  </w:num>
-  <w:num w:numId="14" w16cid:durableId="234776991">
-    <w:abstractNumId w:val="4"/>
-  </w:num>
-  <w:num w:numId="15" w16cid:durableId="638844948">
-    <w:abstractNumId w:val="19"/>
-  </w:num>
-  <w:num w:numId="16" w16cid:durableId="1042365676">
-    <w:abstractNumId w:val="30"/>
-  </w:num>
-  <w:num w:numId="17" w16cid:durableId="1206869283">
-    <w:abstractNumId w:val="12"/>
-  </w:num>
-  <w:num w:numId="18" w16cid:durableId="924536581">
-    <w:abstractNumId w:val="17"/>
-  </w:num>
-  <w:num w:numId="19" w16cid:durableId="254703708">
-    <w:abstractNumId w:val="29"/>
-  </w:num>
-  <w:num w:numId="20" w16cid:durableId="173301619">
-    <w:abstractNumId w:val="16"/>
-  </w:num>
-  <w:num w:numId="21" w16cid:durableId="564146400">
-    <w:abstractNumId w:val="21"/>
-  </w:num>
-  <w:num w:numId="22" w16cid:durableId="657811277">
-    <w:abstractNumId w:val="25"/>
-  </w:num>
-  <w:num w:numId="23" w16cid:durableId="1490367156">
-    <w:abstractNumId w:val="38"/>
-  </w:num>
-  <w:num w:numId="24" w16cid:durableId="1215384779">
-    <w:abstractNumId w:val="8"/>
-  </w:num>
-  <w:num w:numId="25" w16cid:durableId="2042902940">
-    <w:abstractNumId w:val="28"/>
-  </w:num>
-  <w:num w:numId="26" w16cid:durableId="2031832997">
-    <w:abstractNumId w:val="13"/>
-  </w:num>
-  <w:num w:numId="27" w16cid:durableId="884026298">
-    <w:abstractNumId w:val="27"/>
-  </w:num>
-  <w:num w:numId="28" w16cid:durableId="1470053344">
-    <w:abstractNumId w:val="22"/>
-  </w:num>
-  <w:num w:numId="29" w16cid:durableId="735394456">
-    <w:abstractNumId w:val="5"/>
-  </w:num>
-  <w:num w:numId="30" w16cid:durableId="33358555">
-    <w:abstractNumId w:val="24"/>
-  </w:num>
-  <w:num w:numId="31" w16cid:durableId="866019238">
-    <w:abstractNumId w:val="2"/>
-  </w:num>
-  <w:num w:numId="32" w16cid:durableId="1252545242">
-    <w:abstractNumId w:val="20"/>
-  </w:num>
-  <w:num w:numId="33" w16cid:durableId="1645507680">
-    <w:abstractNumId w:val="37"/>
-  </w:num>
-  <w:num w:numId="34" w16cid:durableId="351683879">
-    <w:abstractNumId w:val="14"/>
-  </w:num>
-  <w:num w:numId="35" w16cid:durableId="2059665764">
-    <w:abstractNumId w:val="6"/>
-  </w:num>
-  <w:num w:numId="36" w16cid:durableId="1409644643">
-    <w:abstractNumId w:val="10"/>
-  </w:num>
-  <w:num w:numId="37" w16cid:durableId="465320707">
-    <w:abstractNumId w:val="7"/>
-  </w:num>
-  <w:num w:numId="38" w16cid:durableId="509871901">
-    <w:abstractNumId w:val="11"/>
-  </w:num>
-  <w:num w:numId="39" w16cid:durableId="1247760983">
-    <w:abstractNumId w:val="33"/>
-  </w:num>
-  <w:num w:numId="40" w16cid:durableId="1654599008">
-    <w:abstractNumId w:val="15"/>
-  </w:num>
   <w:num w:numId="41" w16cid:durableId="1679770848">
-    <w:abstractNumId w:val="32"/>
+    <w:abstractNumId w:val="47"/>
   </w:num>
   <w:num w:numId="42" w16cid:durableId="1156457005">
-    <w:abstractNumId w:val="31"/>
+    <w:abstractNumId w:val="45"/>
   </w:num>
   <w:num w:numId="43" w16cid:durableId="327179132">
-    <w:abstractNumId w:val="23"/>
+    <w:abstractNumId w:val="35"/>
     <w:lvlOverride w:ilvl="0">
       <w:startOverride w:val="1"/>
     </w:lvlOverride>
@@ -23029,7 +25933,76 @@
     </w:lvlOverride>
   </w:num>
   <w:num w:numId="44" w16cid:durableId="959339190">
-    <w:abstractNumId w:val="34"/>
+    <w:abstractNumId w:val="50"/>
+  </w:num>
+  <w:num w:numId="45" w16cid:durableId="1878351171">
+    <w:abstractNumId w:val="29"/>
+  </w:num>
+  <w:num w:numId="46" w16cid:durableId="2016880202">
+    <w:abstractNumId w:val="8"/>
+  </w:num>
+  <w:num w:numId="47" w16cid:durableId="2058116761">
+    <w:abstractNumId w:val="55"/>
+  </w:num>
+  <w:num w:numId="48" w16cid:durableId="1588658882">
+    <w:abstractNumId w:val="1"/>
+  </w:num>
+  <w:num w:numId="49" w16cid:durableId="1035501296">
+    <w:abstractNumId w:val="3"/>
+  </w:num>
+  <w:num w:numId="50" w16cid:durableId="748691446">
+    <w:abstractNumId w:val="46"/>
+  </w:num>
+  <w:num w:numId="51" w16cid:durableId="755707663">
+    <w:abstractNumId w:val="20"/>
+  </w:num>
+  <w:num w:numId="52" w16cid:durableId="265773931">
+    <w:abstractNumId w:val="53"/>
+  </w:num>
+  <w:num w:numId="53" w16cid:durableId="364990459">
+    <w:abstractNumId w:val="13"/>
+  </w:num>
+  <w:num w:numId="54" w16cid:durableId="1958443492">
+    <w:abstractNumId w:val="2"/>
+  </w:num>
+  <w:num w:numId="55" w16cid:durableId="1615676100">
+    <w:abstractNumId w:val="9"/>
+  </w:num>
+  <w:num w:numId="56" w16cid:durableId="649095814">
+    <w:abstractNumId w:val="58"/>
+  </w:num>
+  <w:num w:numId="57" w16cid:durableId="1631858356">
+    <w:abstractNumId w:val="62"/>
+  </w:num>
+  <w:num w:numId="58" w16cid:durableId="1035734088">
+    <w:abstractNumId w:val="54"/>
+  </w:num>
+  <w:num w:numId="59" w16cid:durableId="63264641">
+    <w:abstractNumId w:val="57"/>
+  </w:num>
+  <w:num w:numId="60" w16cid:durableId="501434699">
+    <w:abstractNumId w:val="0"/>
+  </w:num>
+  <w:num w:numId="61" w16cid:durableId="347945849">
+    <w:abstractNumId w:val="48"/>
+  </w:num>
+  <w:num w:numId="62" w16cid:durableId="1366565290">
+    <w:abstractNumId w:val="22"/>
+  </w:num>
+  <w:num w:numId="63" w16cid:durableId="812991502">
+    <w:abstractNumId w:val="17"/>
+  </w:num>
+  <w:num w:numId="64" w16cid:durableId="123622224">
+    <w:abstractNumId w:val="61"/>
+  </w:num>
+  <w:num w:numId="65" w16cid:durableId="754281463">
+    <w:abstractNumId w:val="24"/>
+  </w:num>
+  <w:num w:numId="66" w16cid:durableId="599265589">
+    <w:abstractNumId w:val="41"/>
+  </w:num>
+  <w:num w:numId="67" w16cid:durableId="11734157">
+    <w:abstractNumId w:val="37"/>
   </w:num>
   <w:numIdMacAtCleanup w:val="7"/>
 </w:numbering>
@@ -23496,7 +26469,10 @@
     <w:pPr>
       <w:keepNext/>
       <w:keepLines/>
-      <w:ind w:left="709" w:firstLine="0"/>
+      <w:numPr>
+        <w:ilvl w:val="2"/>
+        <w:numId w:val="1"/>
+      </w:numPr>
       <w:contextualSpacing/>
       <w:outlineLvl w:val="2"/>
     </w:pPr>

--- a/вкр/практика/Отчет_по_преддипломной_практике_Демьянцев_Виталий_Владиславович_606_22.docx
+++ b/вкр/практика/Отчет_по_преддипломной_практике_Демьянцев_Виталий_Владиславович_606_22.docx
@@ -17295,75 +17295,8 @@
     </w:p>
     <w:p>
       <w:pPr>
-        <w:spacing w:after="200"/>
-        <w:ind w:firstLine="0"/>
-        <w:rPr>
-          <w:rFonts w:ascii="Times New Roman" w:hAnsi="Times New Roman" w:cs="Times New Roman"/>
-          <w:lang w:val="en-US"/>
-        </w:rPr>
-      </w:pPr>
-    </w:p>
-    <w:p>
-      <w:pPr>
-        <w:spacing w:after="200"/>
-        <w:ind w:firstLine="0"/>
-        <w:rPr>
-          <w:rFonts w:ascii="Times New Roman" w:hAnsi="Times New Roman" w:cs="Times New Roman"/>
-          <w:lang w:val="en-US"/>
-        </w:rPr>
-      </w:pPr>
-    </w:p>
-    <w:p>
-      <w:pPr>
-        <w:spacing w:after="200"/>
-        <w:ind w:firstLine="0"/>
-        <w:rPr>
-          <w:rFonts w:ascii="Times New Roman" w:hAnsi="Times New Roman" w:cs="Times New Roman"/>
-          <w:lang w:val="en-US"/>
-        </w:rPr>
-      </w:pPr>
-    </w:p>
-    <w:p>
-      <w:pPr>
-        <w:spacing w:after="200"/>
-        <w:ind w:firstLine="0"/>
-        <w:rPr>
-          <w:rFonts w:ascii="Times New Roman" w:hAnsi="Times New Roman" w:cs="Times New Roman"/>
-          <w:lang w:val="en-US"/>
-        </w:rPr>
-      </w:pPr>
-    </w:p>
-    <w:p>
-      <w:pPr>
-        <w:spacing w:after="200"/>
-        <w:ind w:firstLine="0"/>
-        <w:rPr>
-          <w:rFonts w:ascii="Times New Roman" w:hAnsi="Times New Roman" w:cs="Times New Roman"/>
-          <w:lang w:val="en-US"/>
-        </w:rPr>
-      </w:pPr>
-    </w:p>
-    <w:p>
-      <w:pPr>
-        <w:spacing w:after="200"/>
-        <w:ind w:firstLine="0"/>
-        <w:rPr>
-          <w:rFonts w:ascii="Times New Roman" w:hAnsi="Times New Roman" w:cs="Times New Roman"/>
-          <w:lang w:val="en-US"/>
-        </w:rPr>
-      </w:pPr>
-    </w:p>
-    <w:p>
-      <w:pPr>
-        <w:spacing w:after="200"/>
-        <w:ind w:firstLine="0"/>
-        <w:rPr>
-          <w:rFonts w:ascii="Times New Roman" w:hAnsi="Times New Roman" w:cs="Times New Roman"/>
-          <w:lang w:val="en-US"/>
-        </w:rPr>
-      </w:pPr>
-    </w:p>
-    <w:p>
+        <w:contextualSpacing/>
+      </w:pPr>
       <w:r>
         <w:t>После этапа проектирования следующим ключевым этапом выполнения работы является разработка и описание программного комплекса. В данной главе представлена детальная информация об архитектуре системы, составе модулей, технологическом стеке, алгоритмах обработки данных и принципах их интеграции в единую рабочую среду.</w:t>
       </w:r>
@@ -17371,24 +17304,33 @@
     <w:p>
       <w:pPr>
         <w:pStyle w:val="2"/>
+        <w:contextualSpacing/>
       </w:pPr>
       <w:r>
         <w:t>Общая архитектура программного комплекса</w:t>
       </w:r>
     </w:p>
     <w:p>
+      <w:pPr>
+        <w:contextualSpacing/>
+      </w:pPr>
       <w:r>
         <w:t>Разработанный программный комплекс представляет собой веб-платформу для планирования онлайн-сессий, проведения видеовстреч в браузере, сбора мультимодальной аналитики (речь, мимика, эмоции) и формирования отчётности для организатора. Архитектура системы построена по клиент-серверной модели с выделением ресурсоёмких задач искусственного интеллекта в отдельные микросервисы.</w:t>
       </w:r>
     </w:p>
     <w:p>
+      <w:pPr>
+        <w:contextualSpacing/>
+      </w:pPr>
       <w:r>
         <w:t>Комплекс организован в виде монорепозитория, что обеспечивает согласованность интерфейсов, упрощает управление зависимостями и ускоряет процесс разработки. Оркестрация сервисов осуществляется с помощью средств контейнеризации, поддерживающих базовый профиль (клиентская часть, серверная часть, СУБД) и опциональный профиль искусственного интеллекта (AI-шлюз, сервис распознавания речи).</w:t>
       </w:r>
     </w:p>
     <w:p>
-      <w:r>
-        <w:lastRenderedPageBreak/>
+      <w:pPr>
+        <w:contextualSpacing/>
+      </w:pPr>
+      <w:r>
         <w:t>Взаимодействие между компонентами реализовано через два основных канала:</w:t>
       </w:r>
     </w:p>
@@ -17397,8 +17339,9 @@
         <w:pStyle w:val="af9"/>
         <w:numPr>
           <w:ilvl w:val="0"/>
-          <w:numId w:val="67"/>
+          <w:numId w:val="7"/>
         </w:numPr>
+        <w:ind w:left="0" w:firstLine="709"/>
       </w:pPr>
       <w:r>
         <w:t>REST API – для управления сессиями, аутентификации, получения исторических данных и отчётов;</w:t>
@@ -17409,37 +17352,52 @@
         <w:pStyle w:val="af9"/>
         <w:numPr>
           <w:ilvl w:val="0"/>
-          <w:numId w:val="67"/>
+          <w:numId w:val="7"/>
         </w:numPr>
+        <w:ind w:left="0" w:firstLine="709"/>
       </w:pPr>
       <w:r>
         <w:t>WebSocket – для низкозадержочного обмена медиаданными, событиями встречи, потоковой аналитикой и чатом в реальном времени.</w:t>
       </w:r>
     </w:p>
     <w:p>
+      <w:pPr>
+        <w:contextualSpacing/>
+      </w:pPr>
       <w:r>
         <w:t>Такая модульная архитектура позволяет независимо развивать клиентскую часть, серверную логику и алгоритмы ИИ, заменять модели распознавания без перекомпиляции основной системы и масштабировать вычислительные ресурсы под нагрузку.</w:t>
       </w:r>
     </w:p>
     <w:p>
-      <w:r>
+      <w:pPr>
+        <w:contextualSpacing/>
+      </w:pPr>
+      <w:r>
+        <w:lastRenderedPageBreak/>
         <w:t>[Рисунок 6.1 – Схема архитектуры системы (вставить диаграмму потоков данных из practice.md раздел 12.1 или нарисовать общую схему клиент-сервер с AI-шлюзом)]</w:t>
       </w:r>
     </w:p>
     <w:p>
       <w:pPr>
         <w:pStyle w:val="2"/>
+        <w:contextualSpacing/>
       </w:pPr>
       <w:r>
         <w:t>Модуль пользовательского интерфейса и клиентской логики</w:t>
       </w:r>
     </w:p>
     <w:p>
+      <w:pPr>
+        <w:contextualSpacing/>
+      </w:pPr>
       <w:r>
         <w:t>Клиентская часть реализована как одностраничное приложение (SPA) на базе стека React, TypeScript и сборщика Vite. Интерфейс спроектирован с учётом принципов компонентного подхода и разделения ответственности.</w:t>
       </w:r>
     </w:p>
     <w:p>
+      <w:pPr>
+        <w:contextualSpacing/>
+      </w:pPr>
       <w:r>
         <w:t>Ключевые элементы реализации:</w:t>
       </w:r>
@@ -17449,8 +17407,9 @@
         <w:pStyle w:val="af9"/>
         <w:numPr>
           <w:ilvl w:val="0"/>
-          <w:numId w:val="66"/>
+          <w:numId w:val="7"/>
         </w:numPr>
+        <w:ind w:left="0" w:firstLine="709"/>
       </w:pPr>
       <w:r>
         <w:t>Маршрутизация осуществляется через специализированную библиотеку. Основные экраны: авторизация, список сессий, страница встречи, страница отчёта. Конфигурация доступности функций вынесена в отдельный конфигурационный файл.</w:t>
@@ -17461,8 +17420,9 @@
         <w:pStyle w:val="af9"/>
         <w:numPr>
           <w:ilvl w:val="0"/>
-          <w:numId w:val="66"/>
+          <w:numId w:val="7"/>
         </w:numPr>
+        <w:ind w:left="0" w:firstLine="709"/>
       </w:pPr>
       <w:r>
         <w:t>Управление состоянием разделено на два уровня: глобальное серверное состояние кэшируется и синхронизируется через специализированную библиотеку запросов, а локальное состояние встречи (список участников, уведомления, статусы медиа) управляется через легковесное хранилище состояния.</w:t>
@@ -17473,11 +17433,11 @@
         <w:pStyle w:val="af9"/>
         <w:numPr>
           <w:ilvl w:val="0"/>
-          <w:numId w:val="66"/>
+          <w:numId w:val="7"/>
         </w:numPr>
-      </w:pPr>
-      <w:r>
-        <w:lastRenderedPageBreak/>
+        <w:ind w:left="0" w:firstLine="709"/>
+      </w:pPr>
+      <w:r>
         <w:t>WebSocket-механизм обеспечивает автоматическое переподключение, обработку сигналов активности и маршрутизацию входящих событий. Разбор доменных событий делегирован специализированной функции, которая обновляет состояние, показывает уведомления и реагирует на завершение встречи.</w:t>
       </w:r>
     </w:p>
@@ -17486,19 +17446,26 @@
         <w:pStyle w:val="af9"/>
         <w:numPr>
           <w:ilvl w:val="0"/>
-          <w:numId w:val="66"/>
+          <w:numId w:val="7"/>
         </w:numPr>
+        <w:ind w:left="0" w:firstLine="709"/>
       </w:pPr>
       <w:r>
         <w:t>тображение аналитики в реальном времени реализовано через боковую панель встречи, где транскрипты группируются по спикерам с поддержкой промежуточных и финальных реплик.</w:t>
       </w:r>
     </w:p>
     <w:p>
+      <w:pPr>
+        <w:contextualSpacing/>
+      </w:pPr>
       <w:r>
         <w:t>Интерфейс адаптирован под различные разрешения экранов, поддерживает темную/светлую тему и обеспечивает интуитивное управление медиаустройствами через стандартные браузерные API.</w:t>
       </w:r>
     </w:p>
     <w:p>
+      <w:pPr>
+        <w:contextualSpacing/>
+      </w:pPr>
       <w:r>
         <w:t>[Рисунок 6.2 – Главный экран системы (скриншот интерфейса)]</w:t>
       </w:r>
@@ -17506,17 +17473,25 @@
     <w:p>
       <w:pPr>
         <w:pStyle w:val="2"/>
-      </w:pPr>
-      <w:r>
+        <w:contextualSpacing/>
+      </w:pPr>
+      <w:r>
+        <w:lastRenderedPageBreak/>
         <w:t>Серверный модуль управления сессиями и WebSocket-коммуникации</w:t>
       </w:r>
     </w:p>
     <w:p>
+      <w:pPr>
+        <w:contextualSpacing/>
+      </w:pPr>
       <w:r>
         <w:t>Серверная часть написана на языке Go с использованием веб-фреймворка Gin. Точка входа выполняет инициализацию подключения к СУБД, настройку CORS, регистрацию промежуточного ПО и маршрутов.</w:t>
       </w:r>
     </w:p>
     <w:p>
+      <w:pPr>
+        <w:contextualSpacing/>
+      </w:pPr>
       <w:r>
         <w:t>Особенности реализации:</w:t>
       </w:r>
@@ -17526,8 +17501,9 @@
         <w:pStyle w:val="af9"/>
         <w:numPr>
           <w:ilvl w:val="0"/>
-          <w:numId w:val="65"/>
+          <w:numId w:val="7"/>
         </w:numPr>
+        <w:ind w:left="0" w:firstLine="709"/>
       </w:pPr>
       <w:r>
         <w:t>Цепочка middleware: восстановление после сбоев → идентификация запроса → логирование доступа → CORS → ограничение попыток входа → проверка аутентификации. Такая последовательность обеспечивает отказоустойчивость, аудит запросов, защиту от подбора паролей и контроль доступа.</w:t>
@@ -17538,8 +17514,9 @@
         <w:pStyle w:val="af9"/>
         <w:numPr>
           <w:ilvl w:val="0"/>
-          <w:numId w:val="65"/>
+          <w:numId w:val="7"/>
         </w:numPr>
+        <w:ind w:left="0" w:firstLine="709"/>
       </w:pPr>
       <w:r>
         <w:t>WebSocket-хаб управляет пулом соединений по идентификатору сессии. При получении сообщения о присоединении сервер сохраняет метаданные подключения, рассылает событие о новом участнике всем клиентам и отправляет новому участнику текущий список присутствующих.</w:t>
@@ -17550,11 +17527,11 @@
         <w:pStyle w:val="af9"/>
         <w:numPr>
           <w:ilvl w:val="0"/>
-          <w:numId w:val="65"/>
+          <w:numId w:val="7"/>
         </w:numPr>
-      </w:pPr>
-      <w:r>
-        <w:lastRenderedPageBreak/>
+        <w:ind w:left="0" w:firstLine="709"/>
+      </w:pPr>
+      <w:r>
         <w:t>Обработка медиа-событий: сообщения типов «кадр», «аудио», «сообщение чата» маршрутизируются к зарегистрированным обработчикам. События аналитики (текстовый анализ, аудиоанализ, анализ лица, эмоции) записываются в таблицу событий и одновременно транслируются клиентам. Отладочные сообщения не сохраняются в БД, а сразу передаются по WebSocket для снижения нагрузки на дисковую подсистему.</w:t>
       </w:r>
     </w:p>
@@ -17563,8 +17540,9 @@
         <w:pStyle w:val="af9"/>
         <w:numPr>
           <w:ilvl w:val="0"/>
-          <w:numId w:val="65"/>
+          <w:numId w:val="7"/>
         </w:numPr>
+        <w:ind w:left="0" w:firstLine="709"/>
       </w:pPr>
       <w:r>
         <w:t>REST-модули: здоровье системы, аутентификация, сессии, аналитика, отчёты реализуют CRUD-операции, валидацию прав доступа и выдачу агрегированных данных.</w:t>
@@ -17573,12 +17551,16 @@
     <w:p>
       <w:pPr>
         <w:pStyle w:val="2"/>
+        <w:contextualSpacing/>
       </w:pPr>
       <w:r>
         <w:t>Модуль аутентификации и обеспечения безопасности</w:t>
       </w:r>
     </w:p>
     <w:p>
+      <w:pPr>
+        <w:contextualSpacing/>
+      </w:pPr>
       <w:r>
         <w:t>Подсистема безопасности построена на основе stateless-архитектуры с использованием JWT (JSON Web Tokens). Процесс аутентификации включает:</w:t>
       </w:r>
@@ -17590,6 +17572,7 @@
           <w:ilvl w:val="0"/>
           <w:numId w:val="64"/>
         </w:numPr>
+        <w:ind w:left="0" w:firstLine="709"/>
       </w:pPr>
       <w:r>
         <w:t>Проверку учётных данных через запрос входа с валидацией хеша пароля.</w:t>
@@ -17602,8 +17585,10 @@
           <w:ilvl w:val="0"/>
           <w:numId w:val="64"/>
         </w:numPr>
-      </w:pPr>
-      <w:r>
+        <w:ind w:left="0" w:firstLine="709"/>
+      </w:pPr>
+      <w:r>
+        <w:lastRenderedPageBreak/>
         <w:t>Выдачу пары токенов: короткоживущего токена доступа (для авторизации запросов) и долгоживущего токена обновления (хранится в БД с возможностью ротации и принудительной отмены).</w:t>
       </w:r>
     </w:p>
@@ -17614,12 +17599,16 @@
           <w:ilvl w:val="0"/>
           <w:numId w:val="64"/>
         </w:numPr>
+        <w:ind w:left="0" w:firstLine="709"/>
       </w:pPr>
       <w:r>
         <w:t>Обновление сессии через запрос обновления с проверкой валидности и отзывом старого токена.</w:t>
       </w:r>
     </w:p>
     <w:p>
+      <w:pPr>
+        <w:contextualSpacing/>
+      </w:pPr>
       <w:r>
         <w:t>Дополнительные механизмы защиты:</w:t>
       </w:r>
@@ -17629,8 +17618,9 @@
         <w:pStyle w:val="af9"/>
         <w:numPr>
           <w:ilvl w:val="0"/>
-          <w:numId w:val="63"/>
+          <w:numId w:val="7"/>
         </w:numPr>
+        <w:ind w:left="0" w:firstLine="709"/>
       </w:pPr>
       <w:r>
         <w:t>Ограничение количества попыток входа с одного IP, предотвращающее атаки подбора.</w:t>
@@ -17641,8 +17631,9 @@
         <w:pStyle w:val="af9"/>
         <w:numPr>
           <w:ilvl w:val="0"/>
-          <w:numId w:val="63"/>
+          <w:numId w:val="7"/>
         </w:numPr>
+        <w:ind w:left="0" w:firstLine="709"/>
       </w:pPr>
       <w:r>
         <w:t>Разграничение доступа к аналитике: полный отчёт доступен только организатору сессии, участники получают только свои данные.</w:t>
@@ -17653,8 +17644,9 @@
         <w:pStyle w:val="af9"/>
         <w:numPr>
           <w:ilvl w:val="0"/>
-          <w:numId w:val="63"/>
+          <w:numId w:val="7"/>
         </w:numPr>
+        <w:ind w:left="0" w:firstLine="709"/>
       </w:pPr>
       <w:r>
         <w:t>В продакшн-окружении предполагается использование HTTPS/WSS, строгих CORS-правил и безопасных cookie для токенов обновления.</w:t>
@@ -17663,13 +17655,16 @@
     <w:p>
       <w:pPr>
         <w:pStyle w:val="2"/>
-      </w:pPr>
-      <w:r>
-        <w:lastRenderedPageBreak/>
+        <w:contextualSpacing/>
+      </w:pPr>
+      <w:r>
         <w:t>Модуль захвата и передачи медиапотоков</w:t>
       </w:r>
     </w:p>
     <w:p>
+      <w:pPr>
+        <w:contextualSpacing/>
+      </w:pPr>
       <w:r>
         <w:t>Захват медиаданных на стороне клиента реализован через нативные браузерные API без использования сторонних плагинов.</w:t>
       </w:r>
@@ -17679,8 +17674,9 @@
         <w:pStyle w:val="af9"/>
         <w:numPr>
           <w:ilvl w:val="0"/>
-          <w:numId w:val="62"/>
+          <w:numId w:val="7"/>
         </w:numPr>
+        <w:ind w:left="0" w:firstLine="709"/>
       </w:pPr>
       <w:r>
         <w:t>Аудио: создаётся компонент записи исключительно для аудиодорожки микрофона. Для корректного декодирования на стороне сервера применяется стратегия кумулятивного накопления чанков: вместо отправки изолированных фрагментов система формирует непрерывный буфер, содержащий инициализирующий сегмент и последующие кластеры. Буфер кодируется в Base64 и отправляется по WebSocket с заданным интервалом или по достижению лимита размера.</w:t>
@@ -17691,8 +17687,9 @@
         <w:pStyle w:val="af9"/>
         <w:numPr>
           <w:ilvl w:val="0"/>
-          <w:numId w:val="62"/>
+          <w:numId w:val="7"/>
         </w:numPr>
+        <w:ind w:left="0" w:firstLine="709"/>
       </w:pPr>
       <w:r>
         <w:t>Видео: кадры для анализа лица захватываются с видеоэлемента через canvas с фиксированным интервалом. Изображение конвертируется в JPEG Base64 и передаётся типом «кадр». Такой подход балансирует между частотой обновления аналитики и пропускной способностью канала.</w:t>
@@ -17703,8 +17700,9 @@
         <w:pStyle w:val="af9"/>
         <w:numPr>
           <w:ilvl w:val="0"/>
-          <w:numId w:val="62"/>
+          <w:numId w:val="7"/>
         </w:numPr>
+        <w:ind w:left="0" w:firstLine="709"/>
       </w:pPr>
       <w:r>
         <w:t>Управление ресурсами: При смене потока, потере фокуса вкладки или завершении встречи компоненты записи корректно останавливаются и освобождаются, что предотвращает утечки памяти и фоновую загрузку ЦП.</w:t>
@@ -17713,12 +17711,17 @@
     <w:p>
       <w:pPr>
         <w:pStyle w:val="2"/>
-      </w:pPr>
-      <w:r>
+        <w:contextualSpacing/>
+      </w:pPr>
+      <w:r>
+        <w:lastRenderedPageBreak/>
         <w:t>Модуль искусственного интеллекта и мультимодального анализа</w:t>
       </w:r>
     </w:p>
     <w:p>
+      <w:pPr>
+        <w:contextualSpacing/>
+      </w:pPr>
       <w:r>
         <w:t>Вычислительные задачи ИИ вынесены в отдельный сервис (AI-шлюз) и сервис распознавания речи на языке Python. Шлюз взаимодействует с серверной частью через WebSocket и конфигурируется через JSON-файлы с поддержкой горячей перезагрузки.</w:t>
       </w:r>
@@ -17726,31 +17729,40 @@
     <w:p>
       <w:pPr>
         <w:pStyle w:val="3"/>
+        <w:ind w:firstLine="709"/>
       </w:pPr>
       <w:r>
         <w:t>Анализ лица и эмоций</w:t>
       </w:r>
     </w:p>
     <w:p>
+      <w:pPr>
+        <w:contextualSpacing/>
+      </w:pPr>
       <w:r>
         <w:t>Теоретические основы детекции лиц и распознавания эмоций</w:t>
       </w:r>
     </w:p>
     <w:p>
-      <w:r>
-        <w:t xml:space="preserve">Задача распознавания эмоций по выражению лица (Facial Expression Recognition, FER) является одной из ключевых в области компьютерного </w:t>
-      </w:r>
-      <w:r>
-        <w:lastRenderedPageBreak/>
-        <w:t>зрения и аффективных вычислений. Современный подход к решению данной задачи включает два основных этапа: детектирование лица и классификацию эмоций.</w:t>
-      </w:r>
-    </w:p>
-    <w:p>
+      <w:pPr>
+        <w:contextualSpacing/>
+      </w:pPr>
+      <w:r>
+        <w:t>Задача распознавания эмоций по выражению лица (Facial Expression Recognition, FER) является одной из ключевых в области компьютерного зрения и аффективных вычислений. Современный подход к решению данной задачи включает два основных этапа: детектирование лица и классификацию эмоций.</w:t>
+      </w:r>
+    </w:p>
+    <w:p>
+      <w:pPr>
+        <w:contextualSpacing/>
+      </w:pPr>
       <w:r>
         <w:t>Этап 1: Детектирование и выравнивание лица</w:t>
       </w:r>
     </w:p>
     <w:p>
+      <w:pPr>
+        <w:contextualSpacing/>
+      </w:pPr>
       <w:r>
         <w:t>Первым шагом является локализация лица на изображении и определение ключевых точек (landmarks). Для этого применяются следующие подходы:</w:t>
       </w:r>
@@ -17762,6 +17774,7 @@
           <w:ilvl w:val="0"/>
           <w:numId w:val="61"/>
         </w:numPr>
+        <w:ind w:left="0" w:firstLine="709"/>
       </w:pPr>
       <w:r>
         <w:t>Active Shape Models (ASM) и Active Appearance Models (AAM) – классические статистические методы, которые строят параметрическое представление формы лица на основе обучающей выборки. Эти модели описывают вариации формы и текстуры лица через главные компоненты (PCA) [Cootes et al., 2001].</w:t>
@@ -17774,6 +17787,7 @@
           <w:ilvl w:val="0"/>
           <w:numId w:val="61"/>
         </w:numPr>
+        <w:ind w:left="0" w:firstLine="709"/>
       </w:pPr>
       <w:r>
         <w:t>Современные нейросетевые детекторы:</w:t>
@@ -17784,8 +17798,9 @@
         <w:pStyle w:val="af9"/>
         <w:numPr>
           <w:ilvl w:val="0"/>
-          <w:numId w:val="60"/>
+          <w:numId w:val="7"/>
         </w:numPr>
+        <w:ind w:left="0" w:firstLine="709"/>
       </w:pPr>
       <w:r>
         <w:t>BlazeFace – легковесная свёрточная нейронная сеть, оптимизированная для работы в реальном времени на мобильных устройствах. Использует якорные точки (anchors) и предсказывает ограничивающие рамки лиц [Bazarevsky et al., 2019].</w:t>
@@ -17796,8 +17811,9 @@
         <w:pStyle w:val="af9"/>
         <w:numPr>
           <w:ilvl w:val="0"/>
-          <w:numId w:val="60"/>
+          <w:numId w:val="7"/>
         </w:numPr>
+        <w:ind w:left="0" w:firstLine="709"/>
       </w:pPr>
       <w:r>
         <w:t>MTCNN (Multi-task Cascaded CNN) – каскадная архитектура из трёх нейронных сетей, которые последовательно уточняют положение лица и определяют 5 ключевых точек (углы глаз, кончик носа, уголки рта).</w:t>
@@ -17805,11 +17821,13 @@
     </w:p>
     <w:p>
       <w:pPr>
+        <w:contextualSpacing/>
         <w:rPr>
           <w:lang w:val="en-US"/>
         </w:rPr>
       </w:pPr>
       <w:r>
+        <w:lastRenderedPageBreak/>
         <w:t xml:space="preserve">[Рисунок 6.3 – Архитектура MTCNN (источник: оригинальная статья Zhang et al. </w:t>
       </w:r>
       <w:r>
@@ -17838,18 +17856,26 @@
       </w:r>
     </w:p>
     <w:p>
+      <w:pPr>
+        <w:contextualSpacing/>
+      </w:pPr>
       <w:r>
         <w:t>После детектирования выполняется выравнивание (alignment) – геометрическая трансформация лица к каноническому виду на основе ключевых точек. Это повышает точность последующей классификации эмоций.</w:t>
       </w:r>
     </w:p>
     <w:p>
+      <w:pPr>
+        <w:contextualSpacing/>
+      </w:pPr>
       <w:r>
         <w:t>Этап 2: Распознавание эмоций</w:t>
       </w:r>
     </w:p>
     <w:p>
-      <w:r>
-        <w:lastRenderedPageBreak/>
+      <w:pPr>
+        <w:contextualSpacing/>
+      </w:pPr>
+      <w:r>
         <w:t>Классификация эмоций выполняется с помощью свёрточных нейронных сетей (CNN). В разработанной системе используется библиотека DeepFace, которая представляет собой мета-библиотеку, включающую несколько предобученных архитектур:</w:t>
       </w:r>
     </w:p>
@@ -17860,6 +17886,7 @@
           <w:ilvl w:val="0"/>
           <w:numId w:val="59"/>
         </w:numPr>
+        <w:ind w:left="0" w:firstLine="709"/>
       </w:pPr>
       <w:r>
         <w:t>VGG-Face – глубокая сеть с 16-19 свёрточными слоями, изначально обученная для задачи распознавания лиц, но адаптируемая для классификации эмоций.</w:t>
@@ -17872,6 +17899,7 @@
           <w:ilvl w:val="0"/>
           <w:numId w:val="59"/>
         </w:numPr>
+        <w:ind w:left="0" w:firstLine="709"/>
       </w:pPr>
       <w:r>
         <w:t>Facenet512 – архитектура, использующая triplet loss для обучения вложений лиц в компактное пространство признаков.</w:t>
@@ -17884,6 +17912,7 @@
           <w:ilvl w:val="0"/>
           <w:numId w:val="59"/>
         </w:numPr>
+        <w:ind w:left="0" w:firstLine="709"/>
       </w:pPr>
       <w:r>
         <w:t>EfficientNet – семейство сетей, оптимизированных по соотношению точности и вычислительной сложности.</w:t>
@@ -17891,6 +17920,7 @@
     </w:p>
     <w:p>
       <w:pPr>
+        <w:contextualSpacing/>
         <w:rPr>
           <w:lang w:val="en-US"/>
         </w:rPr>
@@ -17933,11 +17963,17 @@
       </w:r>
     </w:p>
     <w:p>
+      <w:pPr>
+        <w:contextualSpacing/>
+      </w:pPr>
       <w:r>
         <w:t>Модель MediaPipe Face Landmarker</w:t>
       </w:r>
     </w:p>
     <w:p>
+      <w:pPr>
+        <w:contextualSpacing/>
+      </w:pPr>
       <w:r>
         <w:t>Опционально в системе реализована поддержка MediaPipe Face Landmarker от Google, которая строит плотную сетку из 468 трёхмерных ключевых точек на лице. Эта модель позволяет:</w:t>
       </w:r>
@@ -17947,8 +17983,9 @@
         <w:pStyle w:val="af9"/>
         <w:numPr>
           <w:ilvl w:val="0"/>
-          <w:numId w:val="57"/>
+          <w:numId w:val="7"/>
         </w:numPr>
+        <w:ind w:left="0" w:firstLine="709"/>
       </w:pPr>
       <w:r>
         <w:t>Оценивать blendshape-коэффициенты – параметры, описывающие активность групп лицевых мышц (например, поднятие бровей, растягивание рта);</w:t>
@@ -17959,10 +17996,12 @@
         <w:pStyle w:val="af9"/>
         <w:numPr>
           <w:ilvl w:val="0"/>
-          <w:numId w:val="57"/>
+          <w:numId w:val="7"/>
         </w:numPr>
-      </w:pPr>
-      <w:r>
+        <w:ind w:left="0" w:firstLine="709"/>
+      </w:pPr>
+      <w:r>
+        <w:lastRenderedPageBreak/>
         <w:t>Вычислять углы поворота головы (yaw, pitch, roll) для анализа позы;</w:t>
       </w:r>
     </w:p>
@@ -17971,26 +18010,35 @@
         <w:pStyle w:val="af9"/>
         <w:numPr>
           <w:ilvl w:val="0"/>
-          <w:numId w:val="57"/>
+          <w:numId w:val="7"/>
         </w:numPr>
+        <w:ind w:left="0" w:firstLine="709"/>
       </w:pPr>
       <w:r>
         <w:t>Отслеживать микровыражения – кратковременные изменения выражения лица длительностью 1/25–1/5 секунды.</w:t>
       </w:r>
     </w:p>
     <w:p>
+      <w:pPr>
+        <w:contextualSpacing/>
+      </w:pPr>
       <w:r>
         <w:t>[Рисунок 6.5 – Сетка ключевых точек MediaPipe Face Landmarker (источник: официальная документация Google MediaPipe, https://developers.google.com/mediapipe/solutions/vision/face_landmarker)]</w:t>
       </w:r>
     </w:p>
     <w:p>
+      <w:pPr>
+        <w:contextualSpacing/>
+      </w:pPr>
       <w:r>
         <w:t>Классификация базовых эмоций</w:t>
       </w:r>
     </w:p>
     <w:p>
-      <w:r>
-        <w:lastRenderedPageBreak/>
+      <w:pPr>
+        <w:contextualSpacing/>
+      </w:pPr>
+      <w:r>
         <w:t>В системе реализована классификация по модели Пола Экмана, включающей шесть базовых эмоций:</w:t>
       </w:r>
     </w:p>
@@ -17999,8 +18047,9 @@
         <w:pStyle w:val="af9"/>
         <w:numPr>
           <w:ilvl w:val="0"/>
-          <w:numId w:val="56"/>
+          <w:numId w:val="7"/>
         </w:numPr>
+        <w:ind w:left="0" w:firstLine="709"/>
       </w:pPr>
       <w:r>
         <w:t>Радость (happiness) – поднятие уголков рта, появление морщин вокруг глаз;</w:t>
@@ -18011,8 +18060,9 @@
         <w:pStyle w:val="af9"/>
         <w:numPr>
           <w:ilvl w:val="0"/>
-          <w:numId w:val="56"/>
+          <w:numId w:val="7"/>
         </w:numPr>
+        <w:ind w:left="0" w:firstLine="709"/>
       </w:pPr>
       <w:r>
         <w:t>Грусть (sadness) – опускание уголков рта, поднятие внутренних уголков бровей;</w:t>
@@ -18023,8 +18073,9 @@
         <w:pStyle w:val="af9"/>
         <w:numPr>
           <w:ilvl w:val="0"/>
-          <w:numId w:val="56"/>
+          <w:numId w:val="7"/>
         </w:numPr>
+        <w:ind w:left="0" w:firstLine="709"/>
       </w:pPr>
       <w:r>
         <w:t>Гнев (anger) – опускание бровей, сужение глаз, напряжение губ;</w:t>
@@ -18035,8 +18086,9 @@
         <w:pStyle w:val="af9"/>
         <w:numPr>
           <w:ilvl w:val="0"/>
-          <w:numId w:val="56"/>
+          <w:numId w:val="7"/>
         </w:numPr>
+        <w:ind w:left="0" w:firstLine="709"/>
       </w:pPr>
       <w:r>
         <w:t>Страх (fear) – поднятие верхних век, растягивание рта;</w:t>
@@ -18047,8 +18099,9 @@
         <w:pStyle w:val="af9"/>
         <w:numPr>
           <w:ilvl w:val="0"/>
-          <w:numId w:val="56"/>
+          <w:numId w:val="7"/>
         </w:numPr>
+        <w:ind w:left="0" w:firstLine="709"/>
       </w:pPr>
       <w:r>
         <w:t>Удивление (surprise) – поднятие бровей, расширение глаз, открытие рта;</w:t>
@@ -18059,24 +18112,34 @@
         <w:pStyle w:val="af9"/>
         <w:numPr>
           <w:ilvl w:val="0"/>
-          <w:numId w:val="56"/>
+          <w:numId w:val="7"/>
         </w:numPr>
+        <w:ind w:left="0" w:firstLine="709"/>
       </w:pPr>
       <w:r>
         <w:t>Отвращение (disgust) – поднятие верхней губы, морщинистый нос.</w:t>
       </w:r>
     </w:p>
     <w:p>
+      <w:pPr>
+        <w:contextualSpacing/>
+      </w:pPr>
       <w:r>
         <w:t>[Рисунок 6.6 – Шесть базовых эмоций по Экману (источник: учебная литература по психологии эмоций или статья Ekman P. “An argument for basic emotions”, Cognition &amp; Emotion, 1992)]</w:t>
       </w:r>
     </w:p>
     <w:p>
+      <w:pPr>
+        <w:contextualSpacing/>
+      </w:pPr>
       <w:r>
         <w:t>Инженерная реализация</w:t>
       </w:r>
     </w:p>
     <w:p>
+      <w:pPr>
+        <w:contextualSpacing/>
+      </w:pPr>
       <w:r>
         <w:t>Для предотвращения перегрузки ЦП/ГПУ реализован семафор, ограничивающий количество параллельных инференсов (по умолчанию 2). Результаты публикуются как события «анализ лица» (сохраняется в БД) и «отладочная информация о лице» (только live-трансляция).</w:t>
       </w:r>
@@ -18084,27 +18147,41 @@
     <w:p>
       <w:pPr>
         <w:pStyle w:val="3"/>
+        <w:ind w:firstLine="709"/>
       </w:pPr>
       <w:r>
         <w:t>Распознавание речи (ASR)</w:t>
       </w:r>
     </w:p>
     <w:p>
+      <w:pPr>
+        <w:contextualSpacing/>
+      </w:pPr>
       <w:r>
         <w:t>Теоретические основы автоматического распознавания речи</w:t>
       </w:r>
     </w:p>
     <w:p>
-      <w:r>
+      <w:pPr>
+        <w:contextualSpacing/>
+      </w:pPr>
+      <w:r>
+        <w:lastRenderedPageBreak/>
         <w:t>Автоматическое распознавание речи (Automatic Speech Recognition, ASR) – это технология преобразования акустического сигнала в текстовое представление. Современные ASR-системы основаны на архитектурах глубокого обучения, в частности на трансформерах.</w:t>
       </w:r>
     </w:p>
     <w:p>
+      <w:pPr>
+        <w:contextualSpacing/>
+      </w:pPr>
       <w:r>
         <w:t>Архитектура Whisper</w:t>
       </w:r>
     </w:p>
     <w:p>
+      <w:pPr>
+        <w:contextualSpacing/>
+      </w:pPr>
       <w:r>
         <w:t>В разработанной системе используется модель Whisper от OpenAI, которая представляет собой encoder-decoder трансформер, обученный на 680 000 часов размеченных аудиоданных. Основные компоненты архитектуры:</w:t>
       </w:r>
@@ -18116,9 +18193,9 @@
           <w:ilvl w:val="0"/>
           <w:numId w:val="55"/>
         </w:numPr>
-      </w:pPr>
-      <w:r>
-        <w:lastRenderedPageBreak/>
+        <w:ind w:left="0" w:firstLine="709"/>
+      </w:pPr>
+      <w:r>
         <w:t>Аудиокодек: входной аудиосигнал (16 кГц) разбивается на окна длиной 25 мс с шагом 10 мс. Для каждого окна вычисляется логарифмическая мел-спектрограмма (80 каналов) – представление сигнала в частотной области, имитирующее восприятие человеческого уха.</w:t>
       </w:r>
     </w:p>
@@ -18129,6 +18206,7 @@
           <w:ilvl w:val="0"/>
           <w:numId w:val="55"/>
         </w:numPr>
+        <w:ind w:left="0" w:firstLine="709"/>
       </w:pPr>
       <w:r>
         <w:t>Encoder: последовательность из N идентичных блоков (для Whisper-small N=12), каждый из которых содержит:</w:t>
@@ -18139,8 +18217,9 @@
         <w:pStyle w:val="af9"/>
         <w:numPr>
           <w:ilvl w:val="0"/>
-          <w:numId w:val="54"/>
+          <w:numId w:val="7"/>
         </w:numPr>
+        <w:ind w:left="0" w:firstLine="709"/>
       </w:pPr>
       <w:r>
         <w:t>Механизм самовнимания (self-attention) – позволяет каждому временному шагу «видеть» все остальные шаги и взвешивать их важность;</w:t>
@@ -18151,8 +18230,9 @@
         <w:pStyle w:val="af9"/>
         <w:numPr>
           <w:ilvl w:val="0"/>
-          <w:numId w:val="54"/>
+          <w:numId w:val="7"/>
         </w:numPr>
+        <w:ind w:left="0" w:firstLine="709"/>
       </w:pPr>
       <w:r>
         <w:t>Позиционное кодирование – добавление информации о порядке следования кадров;</w:t>
@@ -18163,8 +18243,9 @@
         <w:pStyle w:val="af9"/>
         <w:numPr>
           <w:ilvl w:val="0"/>
-          <w:numId w:val="54"/>
+          <w:numId w:val="7"/>
         </w:numPr>
+        <w:ind w:left="0" w:firstLine="709"/>
       </w:pPr>
       <w:r>
         <w:t>Полносвязные слои для нелинейной трансформации признаков.</w:t>
@@ -18177,6 +18258,7 @@
           <w:ilvl w:val="0"/>
           <w:numId w:val="55"/>
         </w:numPr>
+        <w:ind w:left="0" w:firstLine="709"/>
       </w:pPr>
       <w:r>
         <w:t>Decoder: аналогичная структура, но с добавлением кросс-внимания (cross-attention), которое связывает декодер с выходом энкодера. Декодер генерирует текстовые токены авторегрессионно (каждый следующий токен зависит от предыдущих).</w:t>
@@ -18184,6 +18266,7 @@
     </w:p>
     <w:p>
       <w:pPr>
+        <w:contextualSpacing/>
         <w:rPr>
           <w:lang w:val="en-US"/>
         </w:rPr>
@@ -18200,69 +18283,101 @@
     </w:p>
     <w:p>
       <w:pPr>
+        <w:contextualSpacing/>
         <w:rPr>
           <w:lang w:val="en-US"/>
         </w:rPr>
       </w:pPr>
       <w:r>
+        <w:t>[</w:t>
+      </w:r>
+      <w:r>
+        <w:t>Рисунок</w:t>
+      </w:r>
+      <w:r>
+        <w:t xml:space="preserve"> 6.8 – </w:t>
+      </w:r>
+      <w:r>
+        <w:t>Общая</w:t>
+      </w:r>
+      <w:r>
+        <w:t xml:space="preserve"> </w:t>
+      </w:r>
+      <w:r>
+        <w:t>схема</w:t>
+      </w:r>
+      <w:r>
+        <w:t xml:space="preserve"> </w:t>
+      </w:r>
+      <w:r>
         <w:rPr>
           <w:lang w:val="en-US"/>
         </w:rPr>
-        <w:t>[</w:t>
-      </w:r>
-      <w:r>
-        <w:t>Рисунок</w:t>
+        <w:t>Whisper</w:t>
+      </w:r>
+      <w:r>
+        <w:t xml:space="preserve"> (</w:t>
+      </w:r>
+      <w:r>
+        <w:t>источник</w:t>
+      </w:r>
+      <w:r>
+        <w:t xml:space="preserve">: </w:t>
+      </w:r>
+      <w:r>
+        <w:t>статья</w:t>
+      </w:r>
+      <w:r>
+        <w:t xml:space="preserve"> </w:t>
       </w:r>
       <w:r>
         <w:rPr>
           <w:lang w:val="en-US"/>
         </w:rPr>
-        <w:t xml:space="preserve"> 6.8 – </w:t>
-      </w:r>
-      <w:r>
-        <w:t>Общая</w:t>
+        <w:t>Radford</w:t>
+      </w:r>
+      <w:r>
+        <w:t xml:space="preserve"> </w:t>
       </w:r>
       <w:r>
         <w:rPr>
           <w:lang w:val="en-US"/>
         </w:rPr>
+        <w:t>et</w:t>
+      </w:r>
+      <w:r>
         <w:t xml:space="preserve"> </w:t>
       </w:r>
       <w:r>
-        <w:t>схема</w:t>
-      </w:r>
-      <w:r>
         <w:rPr>
           <w:lang w:val="en-US"/>
         </w:rPr>
-        <w:t xml:space="preserve"> Whisper (</w:t>
-      </w:r>
-      <w:r>
-        <w:t>источник</w:t>
+        <w:t>al</w:t>
+      </w:r>
+      <w:r>
+        <w:t xml:space="preserve">. </w:t>
       </w:r>
       <w:r>
         <w:rPr>
           <w:lang w:val="en-US"/>
         </w:rPr>
-        <w:t xml:space="preserve">: </w:t>
-      </w:r>
-      <w:r>
-        <w:t>статья</w:t>
-      </w:r>
-      <w:r>
-        <w:rPr>
-          <w:lang w:val="en-US"/>
-        </w:rPr>
-        <w:t xml:space="preserve"> Radford et al. “Robust Speech Recognition via Large-Scale Weak Supervision”, ICML 2023, arXiv:2212.04356)]</w:t>
-      </w:r>
-    </w:p>
-    <w:p>
+        <w:t>“Robust Speech Recognition via Large-Scale Weak Supervision”, ICML 2023, arXiv:2212.04356)]</w:t>
+      </w:r>
+    </w:p>
+    <w:p>
+      <w:pPr>
+        <w:contextualSpacing/>
+      </w:pPr>
       <w:r>
         <w:t>Обучение Whisper</w:t>
       </w:r>
     </w:p>
     <w:p>
-      <w:r>
+      <w:pPr>
+        <w:contextualSpacing/>
+      </w:pPr>
+      <w:r>
+        <w:lastRenderedPageBreak/>
         <w:t>Модель обучалась методом слабой супервизии на разнородном массиве данных:</w:t>
       </w:r>
     </w:p>
@@ -18271,8 +18386,9 @@
         <w:pStyle w:val="af9"/>
         <w:numPr>
           <w:ilvl w:val="0"/>
-          <w:numId w:val="50"/>
+          <w:numId w:val="7"/>
         </w:numPr>
+        <w:ind w:left="0" w:firstLine="709"/>
       </w:pPr>
       <w:r>
         <w:t>Аудиокниги с текстовыми расшифровками;</w:t>
@@ -18283,8 +18399,9 @@
         <w:pStyle w:val="af9"/>
         <w:numPr>
           <w:ilvl w:val="0"/>
-          <w:numId w:val="50"/>
+          <w:numId w:val="7"/>
         </w:numPr>
+        <w:ind w:left="0" w:firstLine="709"/>
       </w:pPr>
       <w:r>
         <w:t>Субтитры к видео на множестве языков;</w:t>
@@ -18295,25 +18412,34 @@
         <w:pStyle w:val="af9"/>
         <w:numPr>
           <w:ilvl w:val="0"/>
-          <w:numId w:val="50"/>
+          <w:numId w:val="7"/>
         </w:numPr>
+        <w:ind w:left="0" w:firstLine="709"/>
       </w:pPr>
       <w:r>
         <w:t>Разметка, полученная автоматически из интернет-источников.</w:t>
       </w:r>
     </w:p>
     <w:p>
-      <w:r>
-        <w:lastRenderedPageBreak/>
+      <w:pPr>
+        <w:contextualSpacing/>
+      </w:pPr>
+      <w:r>
         <w:t>Такой подход позволил создать универсальную модель, поддерживающую 99 языков и устойчивую к акцентам, фоновому шуму и технической терминологии.</w:t>
       </w:r>
     </w:p>
     <w:p>
+      <w:pPr>
+        <w:contextualSpacing/>
+      </w:pPr>
       <w:r>
         <w:t>Оптимизация инференса: faster-whisper</w:t>
       </w:r>
     </w:p>
     <w:p>
+      <w:pPr>
+        <w:contextualSpacing/>
+      </w:pPr>
       <w:r>
         <w:t>Для ускорения работы в реальном времени используется библиотека faster-whisper, основанная на CTranslate2 – движке эффективного инференса трансформеров. Оптимизации включают:</w:t>
       </w:r>
@@ -18323,8 +18449,9 @@
         <w:pStyle w:val="af9"/>
         <w:numPr>
           <w:ilvl w:val="0"/>
-          <w:numId w:val="49"/>
+          <w:numId w:val="7"/>
         </w:numPr>
+        <w:ind w:left="0" w:firstLine="709"/>
       </w:pPr>
       <w:r>
         <w:t>Квантование весов – сокращение разрядности параметров с float32 до int8 или float16, что уменьшает потребление памяти и ускоряет вычисления;</w:t>
@@ -18335,8 +18462,9 @@
         <w:pStyle w:val="af9"/>
         <w:numPr>
           <w:ilvl w:val="0"/>
-          <w:numId w:val="49"/>
+          <w:numId w:val="7"/>
         </w:numPr>
+        <w:ind w:left="0" w:firstLine="709"/>
       </w:pPr>
       <w:r>
         <w:t>Пакетная обработка (batching) – одновременная обработка нескольких аудиочанков;</w:t>
@@ -18347,19 +18475,26 @@
         <w:pStyle w:val="af9"/>
         <w:numPr>
           <w:ilvl w:val="0"/>
-          <w:numId w:val="49"/>
+          <w:numId w:val="7"/>
         </w:numPr>
+        <w:ind w:left="0" w:firstLine="709"/>
       </w:pPr>
       <w:r>
         <w:t>Использование GPU – при наличии видеокарты вычисления переносятся на графический процессор.</w:t>
       </w:r>
     </w:p>
     <w:p>
+      <w:pPr>
+        <w:contextualSpacing/>
+      </w:pPr>
       <w:r>
         <w:t>Режимы работы</w:t>
       </w:r>
     </w:p>
     <w:p>
+      <w:pPr>
+        <w:contextualSpacing/>
+      </w:pPr>
       <w:r>
         <w:t>Поддерживаются два режима:</w:t>
       </w:r>
@@ -18371,6 +18506,7 @@
           <w:ilvl w:val="0"/>
           <w:numId w:val="51"/>
         </w:numPr>
+        <w:ind w:left="0" w:firstLine="709"/>
       </w:pPr>
       <w:r>
         <w:t>Stub (заглушка) – детерминированный ответ для разработки и тестирования пайплайна без расхода ресурсов на декодирование.</w:t>
@@ -18383,6 +18519,7 @@
           <w:ilvl w:val="0"/>
           <w:numId w:val="51"/>
         </w:numPr>
+        <w:ind w:left="0" w:firstLine="709"/>
       </w:pPr>
       <w:r>
         <w:rPr>
@@ -18422,6 +18559,9 @@
       </w:r>
     </w:p>
     <w:p>
+      <w:pPr>
+        <w:contextualSpacing/>
+      </w:pPr>
       <w:r>
         <w:t>[Рисунок 6.9 – Пример мел-спектрограммы речи (источник: учебники по цифровой обработке сигналов, например Rabiner &amp; Schafer “Theory and Applications of Digital Speech Processing”)]</w:t>
       </w:r>
@@ -18429,17 +18569,25 @@
     <w:p>
       <w:pPr>
         <w:pStyle w:val="3"/>
-      </w:pPr>
-      <w:r>
+        <w:ind w:firstLine="709"/>
+      </w:pPr>
+      <w:r>
+        <w:lastRenderedPageBreak/>
         <w:t>Формирование отчёта</w:t>
       </w:r>
     </w:p>
     <w:p>
+      <w:pPr>
+        <w:contextualSpacing/>
+      </w:pPr>
       <w:r>
         <w:t>Агрегация итогов встречи реализована в модуле отчётности. На текущем этапе применяется эвристический подход late fusion (позднее слияние): статистика эмоций, таймлайны активности, ключевые фразы из транскрипта и метрики вовлечённости объединяются по временным окнам.</w:t>
       </w:r>
     </w:p>
     <w:p>
+      <w:pPr>
+        <w:contextualSpacing/>
+      </w:pPr>
       <w:r>
         <w:t>Структура отчёта включает:</w:t>
       </w:r>
@@ -18449,11 +18597,11 @@
         <w:pStyle w:val="af9"/>
         <w:numPr>
           <w:ilvl w:val="0"/>
-          <w:numId w:val="47"/>
+          <w:numId w:val="7"/>
         </w:numPr>
-      </w:pPr>
-      <w:r>
-        <w:lastRenderedPageBreak/>
+        <w:ind w:left="0" w:firstLine="709"/>
+      </w:pPr>
+      <w:r>
         <w:t>Meeting summary – сводка по встрече: распределение эмоций (доли событий по категориям), текстовые highlights (ключевые моменты), рейтинг вовлечённости участников, покрытие (coverage) – доля времени, когда были доступны данные;</w:t>
       </w:r>
     </w:p>
@@ -18462,8 +18610,9 @@
         <w:pStyle w:val="af9"/>
         <w:numPr>
           <w:ilvl w:val="0"/>
-          <w:numId w:val="47"/>
+          <w:numId w:val="7"/>
         </w:numPr>
+        <w:ind w:left="0" w:firstLine="709"/>
       </w:pPr>
       <w:r>
         <w:t>Participant tiles – карточки участников с индивидуальной статистикой;</w:t>
@@ -18474,8 +18623,9 @@
         <w:pStyle w:val="af9"/>
         <w:numPr>
           <w:ilvl w:val="0"/>
-          <w:numId w:val="47"/>
+          <w:numId w:val="7"/>
         </w:numPr>
+        <w:ind w:left="0" w:firstLine="709"/>
       </w:pPr>
       <w:r>
         <w:t>Timelines – временные шкалы изменения эмоций и активности;</w:t>
@@ -18486,8 +18636,9 @@
         <w:pStyle w:val="af9"/>
         <w:numPr>
           <w:ilvl w:val="0"/>
-          <w:numId w:val="47"/>
+          <w:numId w:val="7"/>
         </w:numPr>
+        <w:ind w:left="0" w:firstLine="709"/>
       </w:pPr>
       <w:r>
         <w:t>Face tracking summary – сводка по трекингу лиц (при наличии данных от MediaPipe);</w:t>
@@ -18498,19 +18649,26 @@
         <w:pStyle w:val="af9"/>
         <w:numPr>
           <w:ilvl w:val="0"/>
-          <w:numId w:val="47"/>
+          <w:numId w:val="7"/>
         </w:numPr>
+        <w:ind w:left="0" w:firstLine="709"/>
       </w:pPr>
       <w:r>
         <w:t>Observations – наблюдения и рекомендации.</w:t>
       </w:r>
     </w:p>
     <w:p>
+      <w:pPr>
+        <w:contextualSpacing/>
+      </w:pPr>
       <w:r>
         <w:t>Архитектура预留 (оставляет место) для подключения собственной нейросетевой модели через параметр конфигурации.</w:t>
       </w:r>
     </w:p>
     <w:p>
+      <w:pPr>
+        <w:contextualSpacing/>
+      </w:pPr>
       <w:r>
         <w:t>[Рисунок 6.10 – Пример отчёта (скриншот страницы отчёта из системы)]</w:t>
       </w:r>
@@ -18518,12 +18676,16 @@
     <w:p>
       <w:pPr>
         <w:pStyle w:val="2"/>
+        <w:contextualSpacing/>
       </w:pPr>
       <w:r>
         <w:t>Модуль хранения данных и формирования аналитических отчётов</w:t>
       </w:r>
     </w:p>
     <w:p>
+      <w:pPr>
+        <w:contextualSpacing/>
+      </w:pPr>
       <w:r>
         <w:t>В качестве СУБД выбрана PostgreSQL. Схема данных управляется через файловые миграции. Ключевые таблицы:</w:t>
       </w:r>
@@ -18533,8 +18695,9 @@
         <w:pStyle w:val="af9"/>
         <w:numPr>
           <w:ilvl w:val="0"/>
-          <w:numId w:val="47"/>
+          <w:numId w:val="7"/>
         </w:numPr>
+        <w:ind w:left="0" w:firstLine="709"/>
       </w:pPr>
       <w:r>
         <w:t>Пользователи, токены обновления, события аутентификации – учётные записи и аудит;</w:t>
@@ -18545,8 +18708,9 @@
         <w:pStyle w:val="af9"/>
         <w:numPr>
           <w:ilvl w:val="0"/>
-          <w:numId w:val="47"/>
+          <w:numId w:val="7"/>
         </w:numPr>
+        <w:ind w:left="0" w:firstLine="709"/>
       </w:pPr>
       <w:r>
         <w:t>Сессии, события встречи, участники встречи – планирование и состояние встреч;</w:t>
@@ -18557,8 +18721,9 @@
         <w:pStyle w:val="af9"/>
         <w:numPr>
           <w:ilvl w:val="0"/>
-          <w:numId w:val="47"/>
+          <w:numId w:val="7"/>
         </w:numPr>
+        <w:ind w:left="0" w:firstLine="709"/>
       </w:pPr>
       <w:r>
         <w:t>События аналитики, отчёты по сессиям – хранение сырых и агрегированных данных аналитики;</w:t>
@@ -18569,30 +18734,43 @@
         <w:pStyle w:val="af9"/>
         <w:numPr>
           <w:ilvl w:val="0"/>
-          <w:numId w:val="47"/>
+          <w:numId w:val="7"/>
         </w:numPr>
-      </w:pPr>
-      <w:r>
+        <w:ind w:left="0" w:firstLine="709"/>
+      </w:pPr>
+      <w:r>
+        <w:lastRenderedPageBreak/>
         <w:t>Сообщения чата сессии – история текстового общения.</w:t>
       </w:r>
     </w:p>
     <w:p>
+      <w:pPr>
+        <w:contextualSpacing/>
+      </w:pPr>
       <w:r>
         <w:t>Для гибкого хранения разнородных данных аналитики используется тип JSONB. Это позволяет сохранять payloads разного формата (эмодоминанты, признаки аудио, координаты ландмарок) без изменения схемы. Целостность данных обеспечивается каскадным удалением дочерних записей при ликвидации сессии.</w:t>
       </w:r>
     </w:p>
     <w:p>
-      <w:r>
-        <w:lastRenderedPageBreak/>
+      <w:pPr>
+        <w:contextualSpacing/>
+      </w:pPr>
+      <w:r>
         <w:t>Доступ к отчёту реализуется через REST-запрос. Запрос проверяет роль пользователя: организатор получает полную агрегацию, участник – ограниченный набор данных. Структура отчёта включает сводку по встрече, карточки участников, временные шкалы, сводку по трекингу лиц и другие блоки, расширяемые по мере развития модулей ИИ.</w:t>
       </w:r>
     </w:p>
     <w:p>
-      <w:r>
-        <w:t>6.8. Интеграция компонентов в единую систему</w:t>
-      </w:r>
-    </w:p>
-    <w:p>
+      <w:pPr>
+        <w:pStyle w:val="2"/>
+      </w:pPr>
+      <w:r>
+        <w:t>Интеграция компонентов в единую систему</w:t>
+      </w:r>
+    </w:p>
+    <w:p>
+      <w:pPr>
+        <w:contextualSpacing/>
+      </w:pPr>
       <w:r>
         <w:t>Интеграция всех модулей обеспечивается согласованными контрактами обмена данными и оркестрацией через Docker Compose. Полный цикл работы системы выглядит следующим образом:</w:t>
       </w:r>
@@ -18604,6 +18782,7 @@
           <w:ilvl w:val="0"/>
           <w:numId w:val="45"/>
         </w:numPr>
+        <w:ind w:left="0" w:firstLine="709"/>
       </w:pPr>
       <w:r>
         <w:t>Пользователь проходит аутентификацию, получает JWT и создаёт/присоединяется к сессии.</w:t>
@@ -18616,6 +18795,7 @@
           <w:ilvl w:val="0"/>
           <w:numId w:val="45"/>
         </w:numPr>
+        <w:ind w:left="0" w:firstLine="709"/>
       </w:pPr>
       <w:r>
         <w:t>Клиент устанавливает WebSocket-соединение, отправляет сообщение о присоединении, запускает захват аудио и периодический сбор кадров.</w:t>
@@ -18628,6 +18808,7 @@
           <w:ilvl w:val="0"/>
           <w:numId w:val="45"/>
         </w:numPr>
+        <w:ind w:left="0" w:firstLine="709"/>
       </w:pPr>
       <w:r>
         <w:t>Серверная часть маршрутизирует медиа в AI-шлюз. Шлюз параллельно обрабатывает кадры (детекция лиц, классификация эмоций) и отправляет аудио в сервис распознавания речи.</w:t>
@@ -18640,6 +18821,7 @@
           <w:ilvl w:val="0"/>
           <w:numId w:val="45"/>
         </w:numPr>
+        <w:ind w:left="0" w:firstLine="709"/>
       </w:pPr>
       <w:r>
         <w:t>Результаты анализа возвращаются на сервер, записываются в PostgreSQL и транслируются клиентам в реальном времени.</w:t>
@@ -18652,6 +18834,7 @@
           <w:ilvl w:val="0"/>
           <w:numId w:val="45"/>
         </w:numPr>
+        <w:ind w:left="0" w:firstLine="709"/>
       </w:pPr>
       <w:r>
         <w:t>При завершении встречи запускается цикл формирования финального отчёта, который сохраняется в таблице отчётов и становится доступен через REST.</w:t>
@@ -18664,6 +18847,7 @@
           <w:ilvl w:val="0"/>
           <w:numId w:val="45"/>
         </w:numPr>
+        <w:ind w:left="0" w:firstLine="709"/>
       </w:pPr>
       <w:r>
         <w:t>CI/CD-пайплайн автоматизирует линтинг, модульные тесты и сборку образов, обеспечивая стабильность интеграции.</w:t>
@@ -18671,20 +18855,16 @@
     </w:p>
     <w:p>
       <w:pPr>
-        <w:ind w:left="709" w:firstLine="0"/>
-      </w:pPr>
-      <w:r>
-        <w:t xml:space="preserve">Разработанный программный комплекс демонстрирует работоспособность ключевых сценариев: безопасной авторизации, низкозадержочного обмена медиа, мультимодального анализа в реальном времени и генерации структурированных отчётов. Модульная структура позволяет в перспективе заменить эвристические алгоритмы на промышленные модели, добавить поддержку видеозаписи встречи и </w:t>
-      </w:r>
+        <w:contextualSpacing/>
+      </w:pPr>
       <w:r>
         <w:lastRenderedPageBreak/>
-        <w:t>расширить аналитические метрики без перепроектирования ядра системы.</w:t>
-      </w:r>
-    </w:p>
-    <w:p>
-      <w:pPr>
-        <w:spacing w:after="200"/>
-        <w:ind w:firstLine="0"/>
+        <w:t>Разработанный программный комплекс демонстрирует работоспособность ключевых сценариев: безопасной авторизации, низкозадержочного обмена медиа, мультимодального анализа в реальном времени и генерации структурированных отчётов. Модульная структура позволяет в перспективе заменить эвристические алгоритмы на промышленные модели, добавить поддержку видеозаписи встречи и расширить аналитические метрики без перепроектирования ядра системы.</w:t>
+      </w:r>
+    </w:p>
+    <w:p>
+      <w:pPr>
+        <w:contextualSpacing/>
         <w:rPr>
           <w:rFonts w:ascii="Times New Roman" w:hAnsi="Times New Roman" w:cs="Times New Roman"/>
         </w:rPr>
@@ -18692,8 +18872,7 @@
     </w:p>
     <w:p>
       <w:pPr>
-        <w:spacing w:after="200"/>
-        <w:ind w:firstLine="0"/>
+        <w:contextualSpacing/>
         <w:rPr>
           <w:rFonts w:ascii="Times New Roman" w:hAnsi="Times New Roman" w:cs="Times New Roman"/>
         </w:rPr>
@@ -18701,8 +18880,7 @@
     </w:p>
     <w:p>
       <w:pPr>
-        <w:spacing w:after="200"/>
-        <w:ind w:firstLine="0"/>
+        <w:contextualSpacing/>
         <w:rPr>
           <w:rFonts w:ascii="Times New Roman" w:hAnsi="Times New Roman" w:cs="Times New Roman"/>
         </w:rPr>
@@ -18710,8 +18888,7 @@
     </w:p>
     <w:p>
       <w:pPr>
-        <w:spacing w:after="200"/>
-        <w:ind w:firstLine="0"/>
+        <w:contextualSpacing/>
         <w:rPr>
           <w:rFonts w:ascii="Times New Roman" w:hAnsi="Times New Roman" w:cs="Times New Roman"/>
         </w:rPr>
@@ -18719,8 +18896,7 @@
     </w:p>
     <w:p>
       <w:pPr>
-        <w:spacing w:after="200"/>
-        <w:ind w:firstLine="0"/>
+        <w:contextualSpacing/>
         <w:rPr>
           <w:rFonts w:ascii="Times New Roman" w:hAnsi="Times New Roman" w:cs="Times New Roman"/>
         </w:rPr>
@@ -18728,8 +18904,7 @@
     </w:p>
     <w:p>
       <w:pPr>
-        <w:spacing w:after="200"/>
-        <w:ind w:firstLine="0"/>
+        <w:contextualSpacing/>
         <w:rPr>
           <w:rFonts w:ascii="Times New Roman" w:hAnsi="Times New Roman" w:cs="Times New Roman"/>
         </w:rPr>
@@ -18737,8 +18912,7 @@
     </w:p>
     <w:p>
       <w:pPr>
-        <w:spacing w:after="200"/>
-        <w:ind w:firstLine="0"/>
+        <w:contextualSpacing/>
         <w:rPr>
           <w:rFonts w:ascii="Times New Roman" w:hAnsi="Times New Roman" w:cs="Times New Roman"/>
         </w:rPr>
@@ -18746,8 +18920,7 @@
     </w:p>
     <w:p>
       <w:pPr>
-        <w:spacing w:after="200"/>
-        <w:ind w:firstLine="0"/>
+        <w:contextualSpacing/>
         <w:rPr>
           <w:rFonts w:ascii="Times New Roman" w:hAnsi="Times New Roman" w:cs="Times New Roman"/>
         </w:rPr>
@@ -18755,8 +18928,7 @@
     </w:p>
     <w:p>
       <w:pPr>
-        <w:spacing w:after="200"/>
-        <w:ind w:firstLine="0"/>
+        <w:contextualSpacing/>
         <w:rPr>
           <w:rFonts w:cs="Times New Roman"/>
           <w:b/>
@@ -21902,15 +22074,19 @@
   <w:abstractNum w:abstractNumId="29" w15:restartNumberingAfterBreak="0">
     <w:nsid w:val="30875AD7"/>
     <w:multiLevelType w:val="hybridMultilevel"/>
-    <w:tmpl w:val="8542DB26"/>
-    <w:lvl w:ilvl="0" w:tplc="0419000F">
+    <w:tmpl w:val="B4AA7D7A"/>
+    <w:lvl w:ilvl="0" w:tplc="75F4A644">
       <w:start w:val="1"/>
       <w:numFmt w:val="decimal"/>
+      <w:suff w:val="space"/>
       <w:lvlText w:val="%1."/>
       <w:lvlJc w:val="left"/>
       <w:pPr>
         <w:ind w:left="1429" w:hanging="360"/>
       </w:pPr>
+      <w:rPr>
+        <w:rFonts w:hint="default"/>
+      </w:rPr>
     </w:lvl>
     <w:lvl w:ilvl="1" w:tplc="04190019" w:tentative="1">
       <w:start w:val="1"/>
@@ -23911,15 +24087,19 @@
   <w:abstractNum w:abstractNumId="48" w15:restartNumberingAfterBreak="0">
     <w:nsid w:val="4F4A0235"/>
     <w:multiLevelType w:val="hybridMultilevel"/>
-    <w:tmpl w:val="0ADAACA0"/>
-    <w:lvl w:ilvl="0" w:tplc="0419000F">
+    <w:tmpl w:val="E57EA1C6"/>
+    <w:lvl w:ilvl="0" w:tplc="A366050E">
       <w:start w:val="1"/>
       <w:numFmt w:val="decimal"/>
+      <w:suff w:val="space"/>
       <w:lvlText w:val="%1."/>
       <w:lvlJc w:val="left"/>
       <w:pPr>
         <w:ind w:left="1429" w:hanging="360"/>
       </w:pPr>
+      <w:rPr>
+        <w:rFonts w:hint="default"/>
+      </w:rPr>
     </w:lvl>
     <w:lvl w:ilvl="1" w:tplc="04190019" w:tentative="1">
       <w:start w:val="1"/>
@@ -24808,10 +24988,11 @@
   <w:abstractNum w:abstractNumId="57" w15:restartNumberingAfterBreak="0">
     <w:nsid w:val="6A1D1B6E"/>
     <w:multiLevelType w:val="hybridMultilevel"/>
-    <w:tmpl w:val="6FA6B960"/>
-    <w:lvl w:ilvl="0" w:tplc="0419000F">
+    <w:tmpl w:val="3E5804B8"/>
+    <w:lvl w:ilvl="0" w:tplc="1A9ADA3C">
       <w:start w:val="1"/>
       <w:numFmt w:val="decimal"/>
+      <w:suff w:val="space"/>
       <w:lvlText w:val="%1."/>
       <w:lvlJc w:val="left"/>
       <w:pPr>
@@ -25262,15 +25443,19 @@
   <w:abstractNum w:abstractNumId="61" w15:restartNumberingAfterBreak="0">
     <w:nsid w:val="748A1358"/>
     <w:multiLevelType w:val="hybridMultilevel"/>
-    <w:tmpl w:val="90C41400"/>
-    <w:lvl w:ilvl="0" w:tplc="0419000F">
+    <w:tmpl w:val="78CCA01E"/>
+    <w:lvl w:ilvl="0" w:tplc="BC92CA2A">
       <w:start w:val="1"/>
       <w:numFmt w:val="decimal"/>
+      <w:suff w:val="space"/>
       <w:lvlText w:val="%1."/>
       <w:lvlJc w:val="left"/>
       <w:pPr>
         <w:ind w:left="1429" w:hanging="360"/>
       </w:pPr>
+      <w:rPr>
+        <w:rFonts w:hint="default"/>
+      </w:rPr>
     </w:lvl>
     <w:lvl w:ilvl="1" w:tplc="04190019" w:tentative="1">
       <w:start w:val="1"/>

--- a/вкр/практика/Отчет_по_преддипломной_практике_Демьянцев_Виталий_Владиславович_606_22.docx
+++ b/вкр/практика/Отчет_по_преддипломной_практике_Демьянцев_Виталий_Владиславович_606_22.docx
@@ -721,13 +721,23 @@
               </w:rPr>
               <w:t>__________</w:t>
             </w:r>
+            <w:proofErr w:type="spellStart"/>
             <w:r>
               <w:rPr>
                 <w:rFonts w:ascii="Times New Roman" w:hAnsi="Times New Roman" w:cs="Times New Roman"/>
                 <w:u w:val="single"/>
                 <w:lang w:bidi="he-IL"/>
               </w:rPr>
-              <w:t>Бурдыко Т.Г.</w:t>
+              <w:t>Бурдыко</w:t>
+            </w:r>
+            <w:proofErr w:type="spellEnd"/>
+            <w:r>
+              <w:rPr>
+                <w:rFonts w:ascii="Times New Roman" w:hAnsi="Times New Roman" w:cs="Times New Roman"/>
+                <w:u w:val="single"/>
+                <w:lang w:bidi="he-IL"/>
+              </w:rPr>
+              <w:t xml:space="preserve"> Т.Г.</w:t>
             </w:r>
           </w:p>
           <w:p>
@@ -908,13 +918,23 @@
               </w:rPr>
               <w:t>__________</w:t>
             </w:r>
+            <w:proofErr w:type="spellStart"/>
             <w:r>
               <w:rPr>
                 <w:rFonts w:ascii="Times New Roman" w:hAnsi="Times New Roman" w:cs="Times New Roman"/>
                 <w:u w:val="single"/>
                 <w:lang w:bidi="he-IL"/>
               </w:rPr>
-              <w:t>Бурдыко Т.Г.</w:t>
+              <w:t>Бурдыко</w:t>
+            </w:r>
+            <w:proofErr w:type="spellEnd"/>
+            <w:r>
+              <w:rPr>
+                <w:rFonts w:ascii="Times New Roman" w:hAnsi="Times New Roman" w:cs="Times New Roman"/>
+                <w:u w:val="single"/>
+                <w:lang w:bidi="he-IL"/>
+              </w:rPr>
+              <w:t xml:space="preserve"> Т.Г.</w:t>
             </w:r>
           </w:p>
           <w:p>
@@ -1040,7 +1060,21 @@
         <w:rPr>
           <w:rFonts w:ascii="Times New Roman" w:hAnsi="Times New Roman" w:cs="Times New Roman"/>
         </w:rPr>
-        <w:t xml:space="preserve">Обучающемуся (йся) направления </w:t>
+        <w:t>Обучающемуся (</w:t>
+      </w:r>
+      <w:proofErr w:type="spellStart"/>
+      <w:r>
+        <w:rPr>
+          <w:rFonts w:ascii="Times New Roman" w:hAnsi="Times New Roman" w:cs="Times New Roman"/>
+        </w:rPr>
+        <w:t>йся</w:t>
+      </w:r>
+      <w:proofErr w:type="spellEnd"/>
+      <w:r>
+        <w:rPr>
+          <w:rFonts w:ascii="Times New Roman" w:hAnsi="Times New Roman" w:cs="Times New Roman"/>
+        </w:rPr>
+        <w:t xml:space="preserve">) направления </w:t>
       </w:r>
       <w:r>
         <w:rPr>
@@ -1086,7 +1120,23 @@
           <w:rFonts w:ascii="Times New Roman" w:hAnsi="Times New Roman" w:cs="Times New Roman"/>
           <w:u w:val="single"/>
         </w:rPr>
-        <w:t xml:space="preserve">                                          Демьянцеву Виталию Владиславовичу                              </w:t>
+        <w:t>                                          </w:t>
+      </w:r>
+      <w:proofErr w:type="spellStart"/>
+      <w:r>
+        <w:rPr>
+          <w:rFonts w:ascii="Times New Roman" w:hAnsi="Times New Roman" w:cs="Times New Roman"/>
+          <w:u w:val="single"/>
+        </w:rPr>
+        <w:t>Демьянцеву</w:t>
+      </w:r>
+      <w:proofErr w:type="spellEnd"/>
+      <w:r>
+        <w:rPr>
+          <w:rFonts w:ascii="Times New Roman" w:hAnsi="Times New Roman" w:cs="Times New Roman"/>
+          <w:u w:val="single"/>
+        </w:rPr>
+        <w:t xml:space="preserve"> Виталию Владиславовичу                              </w:t>
       </w:r>
     </w:p>
     <w:p>
@@ -1581,7 +1631,35 @@
         <w:rPr>
           <w:rFonts w:ascii="Times New Roman" w:hAnsi="Times New Roman" w:cs="Times New Roman"/>
         </w:rPr>
-        <w:t>Сайфутдинов, А. В. Сверточные нейронные сети для решения задач компьютерного зрения / А. В. Сайфутдинов // Universum: технические науки. – 2023. – № 10 (115). – С. 42–44.</w:t>
+        <w:t xml:space="preserve">Сайфутдинов, А. В. </w:t>
+      </w:r>
+      <w:proofErr w:type="spellStart"/>
+      <w:r>
+        <w:rPr>
+          <w:rFonts w:ascii="Times New Roman" w:hAnsi="Times New Roman" w:cs="Times New Roman"/>
+        </w:rPr>
+        <w:t>Сверточные</w:t>
+      </w:r>
+      <w:proofErr w:type="spellEnd"/>
+      <w:r>
+        <w:rPr>
+          <w:rFonts w:ascii="Times New Roman" w:hAnsi="Times New Roman" w:cs="Times New Roman"/>
+        </w:rPr>
+        <w:t xml:space="preserve"> нейронные сети для решения задач компьютерного зрения / А. В. Сайфутдинов // </w:t>
+      </w:r>
+      <w:proofErr w:type="spellStart"/>
+      <w:r>
+        <w:rPr>
+          <w:rFonts w:ascii="Times New Roman" w:hAnsi="Times New Roman" w:cs="Times New Roman"/>
+        </w:rPr>
+        <w:t>Universum</w:t>
+      </w:r>
+      <w:proofErr w:type="spellEnd"/>
+      <w:r>
+        <w:rPr>
+          <w:rFonts w:ascii="Times New Roman" w:hAnsi="Times New Roman" w:cs="Times New Roman"/>
+        </w:rPr>
+        <w:t>: технические науки. – 2023. – № 10 (115). – С. 42–44.</w:t>
       </w:r>
     </w:p>
     <w:p>
@@ -1622,13 +1700,54 @@
           <w:lang w:val="en-US"/>
         </w:rPr>
       </w:pPr>
+      <w:proofErr w:type="spellStart"/>
       <w:r>
         <w:rPr>
           <w:rFonts w:ascii="Times New Roman" w:hAnsi="Times New Roman" w:cs="Times New Roman"/>
           <w:lang w:val="en-US"/>
         </w:rPr>
         <w:lastRenderedPageBreak/>
-        <w:t>Bradski, G. Learning OpenCV: Computer Vision with the OpenCV Library / G. Bradski, A. Kaehler. – Sebastopol: O'Reilly Media, 2008. – 555 p. – ISBN 978-0-596-51613-0.</w:t>
+        <w:t>Bradski</w:t>
+      </w:r>
+      <w:proofErr w:type="spellEnd"/>
+      <w:r>
+        <w:rPr>
+          <w:rFonts w:ascii="Times New Roman" w:hAnsi="Times New Roman" w:cs="Times New Roman"/>
+          <w:lang w:val="en-US"/>
+        </w:rPr>
+        <w:t xml:space="preserve">, G. Learning OpenCV: Computer Vision with the OpenCV Library / G. </w:t>
+      </w:r>
+      <w:proofErr w:type="spellStart"/>
+      <w:r>
+        <w:rPr>
+          <w:rFonts w:ascii="Times New Roman" w:hAnsi="Times New Roman" w:cs="Times New Roman"/>
+          <w:lang w:val="en-US"/>
+        </w:rPr>
+        <w:t>Bradski</w:t>
+      </w:r>
+      <w:proofErr w:type="spellEnd"/>
+      <w:r>
+        <w:rPr>
+          <w:rFonts w:ascii="Times New Roman" w:hAnsi="Times New Roman" w:cs="Times New Roman"/>
+          <w:lang w:val="en-US"/>
+        </w:rPr>
+        <w:t xml:space="preserve">, A. </w:t>
+      </w:r>
+      <w:proofErr w:type="spellStart"/>
+      <w:r>
+        <w:rPr>
+          <w:rFonts w:ascii="Times New Roman" w:hAnsi="Times New Roman" w:cs="Times New Roman"/>
+          <w:lang w:val="en-US"/>
+        </w:rPr>
+        <w:t>Kaehler</w:t>
+      </w:r>
+      <w:proofErr w:type="spellEnd"/>
+      <w:r>
+        <w:rPr>
+          <w:rFonts w:ascii="Times New Roman" w:hAnsi="Times New Roman" w:cs="Times New Roman"/>
+          <w:lang w:val="en-US"/>
+        </w:rPr>
+        <w:t>. – Sebastopol: O'Reilly Media, 2008. – 555 p. – ISBN 978-0-596-51613-0.</w:t>
       </w:r>
     </w:p>
     <w:p>
@@ -1645,11 +1764,19 @@
           <w:rFonts w:ascii="Times New Roman" w:hAnsi="Times New Roman" w:cs="Times New Roman"/>
         </w:rPr>
       </w:pPr>
+      <w:proofErr w:type="spellStart"/>
       <w:r>
         <w:rPr>
           <w:rFonts w:ascii="Times New Roman" w:hAnsi="Times New Roman" w:cs="Times New Roman"/>
         </w:rPr>
-        <w:t>TensorFlow [Электронный ресурс]: офиц. сайт. – URL: https://www.tensorflow.org (дата обращения: 21.04.2026).</w:t>
+        <w:t>TensorFlow</w:t>
+      </w:r>
+      <w:proofErr w:type="spellEnd"/>
+      <w:r>
+        <w:rPr>
+          <w:rFonts w:ascii="Times New Roman" w:hAnsi="Times New Roman" w:cs="Times New Roman"/>
+        </w:rPr>
+        <w:t xml:space="preserve"> [Электронный ресурс]: офиц. сайт. – URL: https://www.tensorflow.org (дата обращения: 21.04.2026).</w:t>
       </w:r>
     </w:p>
     <w:p>
@@ -1666,11 +1793,19 @@
           <w:rFonts w:ascii="Times New Roman" w:hAnsi="Times New Roman" w:cs="Times New Roman"/>
         </w:rPr>
       </w:pPr>
+      <w:proofErr w:type="spellStart"/>
       <w:r>
         <w:rPr>
           <w:rFonts w:ascii="Times New Roman" w:hAnsi="Times New Roman" w:cs="Times New Roman"/>
         </w:rPr>
-        <w:t>OpenCV [Электронный ресурс]: офиц. сайт. – URL: https://opencv.org (дата обращения: 21.04.2026).</w:t>
+        <w:t>OpenCV</w:t>
+      </w:r>
+      <w:proofErr w:type="spellEnd"/>
+      <w:r>
+        <w:rPr>
+          <w:rFonts w:ascii="Times New Roman" w:hAnsi="Times New Roman" w:cs="Times New Roman"/>
+        </w:rPr>
+        <w:t xml:space="preserve"> [Электронный ресурс]: офиц. сайт. – URL: https://opencv.org (дата обращения: 21.04.2026).</w:t>
       </w:r>
     </w:p>
     <w:p>
@@ -1687,11 +1822,19 @@
           <w:rFonts w:ascii="Times New Roman" w:hAnsi="Times New Roman" w:cs="Times New Roman"/>
         </w:rPr>
       </w:pPr>
+      <w:proofErr w:type="spellStart"/>
       <w:r>
         <w:rPr>
           <w:rFonts w:ascii="Times New Roman" w:hAnsi="Times New Roman" w:cs="Times New Roman"/>
         </w:rPr>
-        <w:t>PostgreSQL [Электронный ресурс]: офиц. сайт. – URL: https://www.postgresql.org (дата обращения: 21.04.2026).</w:t>
+        <w:t>PostgreSQL</w:t>
+      </w:r>
+      <w:proofErr w:type="spellEnd"/>
+      <w:r>
+        <w:rPr>
+          <w:rFonts w:ascii="Times New Roman" w:hAnsi="Times New Roman" w:cs="Times New Roman"/>
+        </w:rPr>
+        <w:t xml:space="preserve"> [Электронный ресурс]: офиц. сайт. – URL: https://www.postgresql.org (дата обращения: 21.04.2026).</w:t>
       </w:r>
     </w:p>
     <w:p>
@@ -1846,7 +1989,23 @@
           <w:rFonts w:ascii="Times New Roman" w:hAnsi="Times New Roman" w:cs="Times New Roman"/>
           <w:u w:val="single"/>
         </w:rPr>
-        <w:t>       Бурдыко Т. Г  </w:t>
+        <w:t>       </w:t>
+      </w:r>
+      <w:proofErr w:type="spellStart"/>
+      <w:r>
+        <w:rPr>
+          <w:rFonts w:ascii="Times New Roman" w:hAnsi="Times New Roman" w:cs="Times New Roman"/>
+          <w:u w:val="single"/>
+        </w:rPr>
+        <w:t>Бурдыко</w:t>
+      </w:r>
+      <w:proofErr w:type="spellEnd"/>
+      <w:r>
+        <w:rPr>
+          <w:rFonts w:ascii="Times New Roman" w:hAnsi="Times New Roman" w:cs="Times New Roman"/>
+          <w:u w:val="single"/>
+        </w:rPr>
+        <w:t xml:space="preserve"> Т. Г  </w:t>
       </w:r>
       <w:r>
         <w:rPr>
@@ -1913,7 +2072,23 @@
           <w:rFonts w:ascii="Times New Roman" w:hAnsi="Times New Roman" w:cs="Times New Roman"/>
           <w:u w:val="single"/>
         </w:rPr>
-        <w:t>       Бурдыко Т. Г  </w:t>
+        <w:t>       </w:t>
+      </w:r>
+      <w:proofErr w:type="spellStart"/>
+      <w:r>
+        <w:rPr>
+          <w:rFonts w:ascii="Times New Roman" w:hAnsi="Times New Roman" w:cs="Times New Roman"/>
+          <w:u w:val="single"/>
+        </w:rPr>
+        <w:t>Бурдыко</w:t>
+      </w:r>
+      <w:proofErr w:type="spellEnd"/>
+      <w:r>
+        <w:rPr>
+          <w:rFonts w:ascii="Times New Roman" w:hAnsi="Times New Roman" w:cs="Times New Roman"/>
+          <w:u w:val="single"/>
+        </w:rPr>
+        <w:t xml:space="preserve"> Т. Г  </w:t>
       </w:r>
       <w:r>
         <w:rPr>
@@ -1975,6 +2150,7 @@
         </w:rPr>
         <w:t>                  </w:t>
       </w:r>
+      <w:proofErr w:type="gramStart"/>
       <w:r>
         <w:rPr>
           <w:rFonts w:ascii="Times New Roman" w:hAnsi="Times New Roman" w:cs="Times New Roman"/>
@@ -1986,7 +2162,15 @@
           <w:rFonts w:ascii="Times New Roman" w:hAnsi="Times New Roman" w:cs="Times New Roman"/>
           <w:u w:val="single"/>
         </w:rPr>
-        <w:t>  Гавриленко Т. В  </w:t>
+        <w:t>  Гавриленко</w:t>
+      </w:r>
+      <w:proofErr w:type="gramEnd"/>
+      <w:r>
+        <w:rPr>
+          <w:rFonts w:ascii="Times New Roman" w:hAnsi="Times New Roman" w:cs="Times New Roman"/>
+          <w:u w:val="single"/>
+        </w:rPr>
+        <w:t xml:space="preserve"> Т. В  </w:t>
       </w:r>
       <w:r>
         <w:rPr>
@@ -2087,7 +2271,7 @@
       <w:r>
         <w:fldChar w:fldCharType="separate"/>
       </w:r>
-      <w:hyperlink w:anchor="_Toc228943796" w:history="1">
+      <w:hyperlink w:anchor="_Toc229297441" w:history="1">
         <w:r>
           <w:rPr>
             <w:rStyle w:val="afb"/>
@@ -2116,7 +2300,7 @@
             <w:noProof/>
             <w:webHidden/>
           </w:rPr>
-          <w:instrText xml:space="preserve"> PAGEREF _Toc228943796 \h </w:instrText>
+          <w:instrText xml:space="preserve"> PAGEREF _Toc229297441 \h </w:instrText>
         </w:r>
         <w:r>
           <w:rPr>
@@ -2136,7 +2320,7 @@
             <w:noProof/>
             <w:webHidden/>
           </w:rPr>
-          <w:t>5</w:t>
+          <w:t>6</w:t>
         </w:r>
         <w:r>
           <w:rPr>
@@ -2162,7 +2346,7 @@
           <w14:ligatures w14:val="standardContextual"/>
         </w:rPr>
       </w:pPr>
-      <w:hyperlink w:anchor="_Toc228943797" w:history="1">
+      <w:hyperlink w:anchor="_Toc229297442" w:history="1">
         <w:r>
           <w:rPr>
             <w:rStyle w:val="afb"/>
@@ -2191,155 +2375,7 @@
             <w:noProof/>
             <w:webHidden/>
           </w:rPr>
-          <w:instrText xml:space="preserve"> PAGEREF _Toc228943797 \h </w:instrText>
-        </w:r>
-        <w:r>
-          <w:rPr>
-            <w:noProof/>
-            <w:webHidden/>
-          </w:rPr>
-        </w:r>
-        <w:r>
-          <w:rPr>
-            <w:noProof/>
-            <w:webHidden/>
-          </w:rPr>
-          <w:fldChar w:fldCharType="separate"/>
-        </w:r>
-        <w:r>
-          <w:rPr>
-            <w:noProof/>
-            <w:webHidden/>
-          </w:rPr>
-          <w:t>8</w:t>
-        </w:r>
-        <w:r>
-          <w:rPr>
-            <w:noProof/>
-            <w:webHidden/>
-          </w:rPr>
-          <w:fldChar w:fldCharType="end"/>
-        </w:r>
-      </w:hyperlink>
-    </w:p>
-    <w:p>
-      <w:pPr>
-        <w:pStyle w:val="24"/>
-        <w:tabs>
-          <w:tab w:val="right" w:leader="dot" w:pos="9345"/>
-        </w:tabs>
-        <w:rPr>
-          <w:rFonts w:asciiTheme="minorHAnsi" w:eastAsiaTheme="minorEastAsia" w:hAnsiTheme="minorHAnsi" w:cstheme="minorBidi"/>
-          <w:noProof/>
-          <w:kern w:val="2"/>
-          <w:sz w:val="24"/>
-          <w:szCs w:val="24"/>
-          <w14:ligatures w14:val="standardContextual"/>
-        </w:rPr>
-      </w:pPr>
-      <w:hyperlink w:anchor="_Toc228943798" w:history="1">
-        <w:r>
-          <w:rPr>
-            <w:rStyle w:val="afb"/>
-            <w:rFonts w:eastAsia="Arial"/>
-            <w:noProof/>
-          </w:rPr>
-          <w:t>1.1 Эмоции человека и их роль в HR</w:t>
-        </w:r>
-        <w:r>
-          <w:rPr>
-            <w:noProof/>
-            <w:webHidden/>
-          </w:rPr>
-          <w:tab/>
-        </w:r>
-        <w:r>
-          <w:rPr>
-            <w:noProof/>
-            <w:webHidden/>
-          </w:rPr>
-          <w:fldChar w:fldCharType="begin"/>
-        </w:r>
-        <w:r>
-          <w:rPr>
-            <w:noProof/>
-            <w:webHidden/>
-          </w:rPr>
-          <w:instrText xml:space="preserve"> PAGEREF _Toc228943798 \h </w:instrText>
-        </w:r>
-        <w:r>
-          <w:rPr>
-            <w:noProof/>
-            <w:webHidden/>
-          </w:rPr>
-        </w:r>
-        <w:r>
-          <w:rPr>
-            <w:noProof/>
-            <w:webHidden/>
-          </w:rPr>
-          <w:fldChar w:fldCharType="separate"/>
-        </w:r>
-        <w:r>
-          <w:rPr>
-            <w:noProof/>
-            <w:webHidden/>
-          </w:rPr>
-          <w:t>8</w:t>
-        </w:r>
-        <w:r>
-          <w:rPr>
-            <w:noProof/>
-            <w:webHidden/>
-          </w:rPr>
-          <w:fldChar w:fldCharType="end"/>
-        </w:r>
-      </w:hyperlink>
-    </w:p>
-    <w:p>
-      <w:pPr>
-        <w:pStyle w:val="24"/>
-        <w:tabs>
-          <w:tab w:val="right" w:leader="dot" w:pos="9345"/>
-        </w:tabs>
-        <w:rPr>
-          <w:rFonts w:asciiTheme="minorHAnsi" w:eastAsiaTheme="minorEastAsia" w:hAnsiTheme="minorHAnsi" w:cstheme="minorBidi"/>
-          <w:noProof/>
-          <w:kern w:val="2"/>
-          <w:sz w:val="24"/>
-          <w:szCs w:val="24"/>
-          <w14:ligatures w14:val="standardContextual"/>
-        </w:rPr>
-      </w:pPr>
-      <w:hyperlink w:anchor="_Toc228943799" w:history="1">
-        <w:r>
-          <w:rPr>
-            <w:rStyle w:val="afb"/>
-            <w:rFonts w:eastAsia="Arial"/>
-            <w:noProof/>
-          </w:rPr>
-          <w:t>1.2 Технологи мультимодального анализа</w:t>
-        </w:r>
-        <w:r>
-          <w:rPr>
-            <w:noProof/>
-            <w:webHidden/>
-          </w:rPr>
-          <w:tab/>
-        </w:r>
-        <w:r>
-          <w:rPr>
-            <w:noProof/>
-            <w:webHidden/>
-          </w:rPr>
-          <w:fldChar w:fldCharType="begin"/>
-        </w:r>
-        <w:r>
-          <w:rPr>
-            <w:noProof/>
-            <w:webHidden/>
-          </w:rPr>
-          <w:instrText xml:space="preserve"> PAGEREF _Toc228943799 \h </w:instrText>
+          <w:instrText xml:space="preserve"> PAGEREF _Toc229297442 \h </w:instrText>
         </w:r>
         <w:r>
           <w:rPr>
@@ -2385,14 +2421,14 @@
           <w14:ligatures w14:val="standardContextual"/>
         </w:rPr>
       </w:pPr>
-      <w:hyperlink w:anchor="_Toc228943800" w:history="1">
+      <w:hyperlink w:anchor="_Toc229297443" w:history="1">
         <w:r>
           <w:rPr>
             <w:rStyle w:val="afb"/>
             <w:rFonts w:eastAsia="Arial"/>
             <w:noProof/>
           </w:rPr>
-          <w:t>1.3 Анализ существующего бизнес-процесса оценки персонала</w:t>
+          <w:t>1.1 Эмоции человека и их роль в HR</w:t>
         </w:r>
         <w:r>
           <w:rPr>
@@ -2413,7 +2449,81 @@
             <w:noProof/>
             <w:webHidden/>
           </w:rPr>
-          <w:instrText xml:space="preserve"> PAGEREF _Toc228943800 \h </w:instrText>
+          <w:instrText xml:space="preserve"> PAGEREF _Toc229297443 \h </w:instrText>
+        </w:r>
+        <w:r>
+          <w:rPr>
+            <w:noProof/>
+            <w:webHidden/>
+          </w:rPr>
+        </w:r>
+        <w:r>
+          <w:rPr>
+            <w:noProof/>
+            <w:webHidden/>
+          </w:rPr>
+          <w:fldChar w:fldCharType="separate"/>
+        </w:r>
+        <w:r>
+          <w:rPr>
+            <w:noProof/>
+            <w:webHidden/>
+          </w:rPr>
+          <w:t>9</w:t>
+        </w:r>
+        <w:r>
+          <w:rPr>
+            <w:noProof/>
+            <w:webHidden/>
+          </w:rPr>
+          <w:fldChar w:fldCharType="end"/>
+        </w:r>
+      </w:hyperlink>
+    </w:p>
+    <w:p>
+      <w:pPr>
+        <w:pStyle w:val="24"/>
+        <w:tabs>
+          <w:tab w:val="right" w:leader="dot" w:pos="9345"/>
+        </w:tabs>
+        <w:rPr>
+          <w:rFonts w:asciiTheme="minorHAnsi" w:eastAsiaTheme="minorEastAsia" w:hAnsiTheme="minorHAnsi" w:cstheme="minorBidi"/>
+          <w:noProof/>
+          <w:kern w:val="2"/>
+          <w:sz w:val="24"/>
+          <w:szCs w:val="24"/>
+          <w14:ligatures w14:val="standardContextual"/>
+        </w:rPr>
+      </w:pPr>
+      <w:hyperlink w:anchor="_Toc229297444" w:history="1">
+        <w:r>
+          <w:rPr>
+            <w:rStyle w:val="afb"/>
+            <w:rFonts w:eastAsia="Arial"/>
+            <w:noProof/>
+          </w:rPr>
+          <w:t>1.2 Технологи мультимодального анализа</w:t>
+        </w:r>
+        <w:r>
+          <w:rPr>
+            <w:noProof/>
+            <w:webHidden/>
+          </w:rPr>
+          <w:tab/>
+        </w:r>
+        <w:r>
+          <w:rPr>
+            <w:noProof/>
+            <w:webHidden/>
+          </w:rPr>
+          <w:fldChar w:fldCharType="begin"/>
+        </w:r>
+        <w:r>
+          <w:rPr>
+            <w:noProof/>
+            <w:webHidden/>
+          </w:rPr>
+          <w:instrText xml:space="preserve"> PAGEREF _Toc229297444 \h </w:instrText>
         </w:r>
         <w:r>
           <w:rPr>
@@ -2446,7 +2556,7 @@
     </w:p>
     <w:p>
       <w:pPr>
-        <w:pStyle w:val="12"/>
+        <w:pStyle w:val="24"/>
         <w:tabs>
           <w:tab w:val="right" w:leader="dot" w:pos="9345"/>
         </w:tabs>
@@ -2459,7 +2569,81 @@
           <w14:ligatures w14:val="standardContextual"/>
         </w:rPr>
       </w:pPr>
-      <w:hyperlink w:anchor="_Toc228943801" w:history="1">
+      <w:hyperlink w:anchor="_Toc229297445" w:history="1">
+        <w:r>
+          <w:rPr>
+            <w:rStyle w:val="afb"/>
+            <w:rFonts w:eastAsia="Arial"/>
+            <w:noProof/>
+          </w:rPr>
+          <w:t>1.3 Анализ существующего бизнес-процесса оценки персонала</w:t>
+        </w:r>
+        <w:r>
+          <w:rPr>
+            <w:noProof/>
+            <w:webHidden/>
+          </w:rPr>
+          <w:tab/>
+        </w:r>
+        <w:r>
+          <w:rPr>
+            <w:noProof/>
+            <w:webHidden/>
+          </w:rPr>
+          <w:fldChar w:fldCharType="begin"/>
+        </w:r>
+        <w:r>
+          <w:rPr>
+            <w:noProof/>
+            <w:webHidden/>
+          </w:rPr>
+          <w:instrText xml:space="preserve"> PAGEREF _Toc229297445 \h </w:instrText>
+        </w:r>
+        <w:r>
+          <w:rPr>
+            <w:noProof/>
+            <w:webHidden/>
+          </w:rPr>
+        </w:r>
+        <w:r>
+          <w:rPr>
+            <w:noProof/>
+            <w:webHidden/>
+          </w:rPr>
+          <w:fldChar w:fldCharType="separate"/>
+        </w:r>
+        <w:r>
+          <w:rPr>
+            <w:noProof/>
+            <w:webHidden/>
+          </w:rPr>
+          <w:t>11</w:t>
+        </w:r>
+        <w:r>
+          <w:rPr>
+            <w:noProof/>
+            <w:webHidden/>
+          </w:rPr>
+          <w:fldChar w:fldCharType="end"/>
+        </w:r>
+      </w:hyperlink>
+    </w:p>
+    <w:p>
+      <w:pPr>
+        <w:pStyle w:val="12"/>
+        <w:tabs>
+          <w:tab w:val="right" w:leader="dot" w:pos="9345"/>
+        </w:tabs>
+        <w:rPr>
+          <w:rFonts w:asciiTheme="minorHAnsi" w:eastAsiaTheme="minorEastAsia" w:hAnsiTheme="minorHAnsi" w:cstheme="minorBidi"/>
+          <w:noProof/>
+          <w:kern w:val="2"/>
+          <w:sz w:val="24"/>
+          <w:szCs w:val="24"/>
+          <w14:ligatures w14:val="standardContextual"/>
+        </w:rPr>
+      </w:pPr>
+      <w:hyperlink w:anchor="_Toc229297446" w:history="1">
         <w:r>
           <w:rPr>
             <w:rStyle w:val="afb"/>
@@ -2488,7 +2672,7 @@
             <w:noProof/>
             <w:webHidden/>
           </w:rPr>
-          <w:instrText xml:space="preserve"> PAGEREF _Toc228943801 \h </w:instrText>
+          <w:instrText xml:space="preserve"> PAGEREF _Toc229297446 \h </w:instrText>
         </w:r>
         <w:r>
           <w:rPr>
@@ -2508,7 +2692,7 @@
             <w:noProof/>
             <w:webHidden/>
           </w:rPr>
-          <w:t>12</w:t>
+          <w:t>13</w:t>
         </w:r>
         <w:r>
           <w:rPr>
@@ -2534,7 +2718,7 @@
           <w14:ligatures w14:val="standardContextual"/>
         </w:rPr>
       </w:pPr>
-      <w:hyperlink w:anchor="_Toc228943802" w:history="1">
+      <w:hyperlink w:anchor="_Toc229297447" w:history="1">
         <w:r>
           <w:rPr>
             <w:rStyle w:val="afb"/>
@@ -2562,7 +2746,7 @@
             <w:noProof/>
             <w:webHidden/>
           </w:rPr>
-          <w:instrText xml:space="preserve"> PAGEREF _Toc228943802 \h </w:instrText>
+          <w:instrText xml:space="preserve"> PAGEREF _Toc229297447 \h </w:instrText>
         </w:r>
         <w:r>
           <w:rPr>
@@ -2582,7 +2766,7 @@
             <w:noProof/>
             <w:webHidden/>
           </w:rPr>
-          <w:t>12</w:t>
+          <w:t>13</w:t>
         </w:r>
         <w:r>
           <w:rPr>
@@ -2608,7 +2792,7 @@
           <w14:ligatures w14:val="standardContextual"/>
         </w:rPr>
       </w:pPr>
-      <w:hyperlink w:anchor="_Toc228943803" w:history="1">
+      <w:hyperlink w:anchor="_Toc229297448" w:history="1">
         <w:r>
           <w:rPr>
             <w:rStyle w:val="afb"/>
@@ -2636,81 +2820,7 @@
             <w:noProof/>
             <w:webHidden/>
           </w:rPr>
-          <w:instrText xml:space="preserve"> PAGEREF _Toc228943803 \h </w:instrText>
-        </w:r>
-        <w:r>
-          <w:rPr>
-            <w:noProof/>
-            <w:webHidden/>
-          </w:rPr>
-        </w:r>
-        <w:r>
-          <w:rPr>
-            <w:noProof/>
-            <w:webHidden/>
-          </w:rPr>
-          <w:fldChar w:fldCharType="separate"/>
-        </w:r>
-        <w:r>
-          <w:rPr>
-            <w:noProof/>
-            <w:webHidden/>
-          </w:rPr>
-          <w:t>14</w:t>
-        </w:r>
-        <w:r>
-          <w:rPr>
-            <w:noProof/>
-            <w:webHidden/>
-          </w:rPr>
-          <w:fldChar w:fldCharType="end"/>
-        </w:r>
-      </w:hyperlink>
-    </w:p>
-    <w:p>
-      <w:pPr>
-        <w:pStyle w:val="24"/>
-        <w:tabs>
-          <w:tab w:val="right" w:leader="dot" w:pos="9345"/>
-        </w:tabs>
-        <w:rPr>
-          <w:rFonts w:asciiTheme="minorHAnsi" w:eastAsiaTheme="minorEastAsia" w:hAnsiTheme="minorHAnsi" w:cstheme="minorBidi"/>
-          <w:noProof/>
-          <w:kern w:val="2"/>
-          <w:sz w:val="24"/>
-          <w:szCs w:val="24"/>
-          <w14:ligatures w14:val="standardContextual"/>
-        </w:rPr>
-      </w:pPr>
-      <w:hyperlink w:anchor="_Toc228943804" w:history="1">
-        <w:r>
-          <w:rPr>
-            <w:rStyle w:val="afb"/>
-            <w:rFonts w:eastAsia="Arial"/>
-            <w:noProof/>
-          </w:rPr>
-          <w:t>2.3 Анализ показателей:</w:t>
-        </w:r>
-        <w:r>
-          <w:rPr>
-            <w:noProof/>
-            <w:webHidden/>
-          </w:rPr>
-          <w:tab/>
-        </w:r>
-        <w:r>
-          <w:rPr>
-            <w:noProof/>
-            <w:webHidden/>
-          </w:rPr>
-          <w:fldChar w:fldCharType="begin"/>
-        </w:r>
-        <w:r>
-          <w:rPr>
-            <w:noProof/>
-            <w:webHidden/>
-          </w:rPr>
-          <w:instrText xml:space="preserve"> PAGEREF _Toc228943804 \h </w:instrText>
+          <w:instrText xml:space="preserve"> PAGEREF _Toc229297448 \h </w:instrText>
         </w:r>
         <w:r>
           <w:rPr>
@@ -2756,15 +2866,14 @@
           <w14:ligatures w14:val="standardContextual"/>
         </w:rPr>
       </w:pPr>
-      <w:hyperlink w:anchor="_Toc228943805" w:history="1">
+      <w:hyperlink w:anchor="_Toc229297449" w:history="1">
         <w:r>
           <w:rPr>
             <w:rStyle w:val="afb"/>
             <w:rFonts w:eastAsia="Arial"/>
-            <w:bCs/>
             <w:noProof/>
           </w:rPr>
-          <w:t>2.4 Выводы по обзору аналогов</w:t>
+          <w:t>2.3 Анализ показателей:</w:t>
         </w:r>
         <w:r>
           <w:rPr>
@@ -2785,7 +2894,7 @@
             <w:noProof/>
             <w:webHidden/>
           </w:rPr>
-          <w:instrText xml:space="preserve"> PAGEREF _Toc228943805 \h </w:instrText>
+          <w:instrText xml:space="preserve"> PAGEREF _Toc229297449 \h </w:instrText>
         </w:r>
         <w:r>
           <w:rPr>
@@ -2818,7 +2927,7 @@
     </w:p>
     <w:p>
       <w:pPr>
-        <w:pStyle w:val="12"/>
+        <w:pStyle w:val="24"/>
         <w:tabs>
           <w:tab w:val="right" w:leader="dot" w:pos="9345"/>
         </w:tabs>
@@ -2831,15 +2940,15 @@
           <w14:ligatures w14:val="standardContextual"/>
         </w:rPr>
       </w:pPr>
-      <w:hyperlink w:anchor="_Toc228943806" w:history="1">
+      <w:hyperlink w:anchor="_Toc229297450" w:history="1">
         <w:r>
           <w:rPr>
             <w:rStyle w:val="afb"/>
             <w:rFonts w:eastAsia="Arial"/>
+            <w:bCs/>
             <w:noProof/>
-            <w:lang w:bidi="ru-RU"/>
           </w:rPr>
-          <w:t>3. ТЕХНИЧЕСКОЕ ЗАДАНИЕ</w:t>
+          <w:t>2.4 Выводы по обзору аналогов</w:t>
         </w:r>
         <w:r>
           <w:rPr>
@@ -2860,7 +2969,7 @@
             <w:noProof/>
             <w:webHidden/>
           </w:rPr>
-          <w:instrText xml:space="preserve"> PAGEREF _Toc228943806 \h </w:instrText>
+          <w:instrText xml:space="preserve"> PAGEREF _Toc229297450 \h </w:instrText>
         </w:r>
         <w:r>
           <w:rPr>
@@ -2877,12 +2986,10 @@
         </w:r>
         <w:r>
           <w:rPr>
-            <w:b/>
-            <w:bCs/>
             <w:noProof/>
             <w:webHidden/>
           </w:rPr>
-          <w:t>Ошибка! Закладка не определена.</w:t>
+          <w:t>17</w:t>
         </w:r>
         <w:r>
           <w:rPr>
@@ -2908,7 +3015,82 @@
           <w14:ligatures w14:val="standardContextual"/>
         </w:rPr>
       </w:pPr>
-      <w:hyperlink w:anchor="_Toc228943807" w:history="1">
+      <w:hyperlink w:anchor="_Toc229297451" w:history="1">
+        <w:r>
+          <w:rPr>
+            <w:rStyle w:val="afb"/>
+            <w:rFonts w:eastAsia="Arial"/>
+            <w:noProof/>
+            <w:lang w:bidi="ru-RU"/>
+          </w:rPr>
+          <w:t>3. ПОСТАНОВКА ЗАДАЧИ</w:t>
+        </w:r>
+        <w:r>
+          <w:rPr>
+            <w:noProof/>
+            <w:webHidden/>
+          </w:rPr>
+          <w:tab/>
+        </w:r>
+        <w:r>
+          <w:rPr>
+            <w:noProof/>
+            <w:webHidden/>
+          </w:rPr>
+          <w:fldChar w:fldCharType="begin"/>
+        </w:r>
+        <w:r>
+          <w:rPr>
+            <w:noProof/>
+            <w:webHidden/>
+          </w:rPr>
+          <w:instrText xml:space="preserve"> PAGEREF _Toc229297451 \h </w:instrText>
+        </w:r>
+        <w:r>
+          <w:rPr>
+            <w:noProof/>
+            <w:webHidden/>
+          </w:rPr>
+        </w:r>
+        <w:r>
+          <w:rPr>
+            <w:noProof/>
+            <w:webHidden/>
+          </w:rPr>
+          <w:fldChar w:fldCharType="separate"/>
+        </w:r>
+        <w:r>
+          <w:rPr>
+            <w:noProof/>
+            <w:webHidden/>
+          </w:rPr>
+          <w:t>18</w:t>
+        </w:r>
+        <w:r>
+          <w:rPr>
+            <w:noProof/>
+            <w:webHidden/>
+          </w:rPr>
+          <w:fldChar w:fldCharType="end"/>
+        </w:r>
+      </w:hyperlink>
+    </w:p>
+    <w:p>
+      <w:pPr>
+        <w:pStyle w:val="12"/>
+        <w:tabs>
+          <w:tab w:val="right" w:leader="dot" w:pos="9345"/>
+        </w:tabs>
+        <w:rPr>
+          <w:rFonts w:asciiTheme="minorHAnsi" w:eastAsiaTheme="minorEastAsia" w:hAnsiTheme="minorHAnsi" w:cstheme="minorBidi"/>
+          <w:noProof/>
+          <w:kern w:val="2"/>
+          <w:sz w:val="24"/>
+          <w:szCs w:val="24"/>
+          <w14:ligatures w14:val="standardContextual"/>
+        </w:rPr>
+      </w:pPr>
+      <w:hyperlink w:anchor="_Toc229297452" w:history="1">
         <w:r>
           <w:rPr>
             <w:rStyle w:val="afb"/>
@@ -2937,7 +3119,7 @@
             <w:noProof/>
             <w:webHidden/>
           </w:rPr>
-          <w:instrText xml:space="preserve"> PAGEREF _Toc228943807 \h </w:instrText>
+          <w:instrText xml:space="preserve"> PAGEREF _Toc229297452 \h </w:instrText>
         </w:r>
         <w:r>
           <w:rPr>
@@ -2957,7 +3139,7 @@
             <w:noProof/>
             <w:webHidden/>
           </w:rPr>
-          <w:t>19</w:t>
+          <w:t>20</w:t>
         </w:r>
         <w:r>
           <w:rPr>
@@ -2983,7 +3165,7 @@
           <w14:ligatures w14:val="standardContextual"/>
         </w:rPr>
       </w:pPr>
-      <w:hyperlink w:anchor="_Toc228943808" w:history="1">
+      <w:hyperlink w:anchor="_Toc229297453" w:history="1">
         <w:r>
           <w:rPr>
             <w:rStyle w:val="afb"/>
@@ -3012,7 +3194,7 @@
             <w:noProof/>
             <w:webHidden/>
           </w:rPr>
-          <w:instrText xml:space="preserve"> PAGEREF _Toc228943808 \h </w:instrText>
+          <w:instrText xml:space="preserve"> PAGEREF _Toc229297453 \h </w:instrText>
         </w:r>
         <w:r>
           <w:rPr>
@@ -3032,7 +3214,7 @@
             <w:noProof/>
             <w:webHidden/>
           </w:rPr>
-          <w:t>22</w:t>
+          <w:t>23</w:t>
         </w:r>
         <w:r>
           <w:rPr>
@@ -3058,7 +3240,7 @@
           <w14:ligatures w14:val="standardContextual"/>
         </w:rPr>
       </w:pPr>
-      <w:hyperlink w:anchor="_Toc228943809" w:history="1">
+      <w:hyperlink w:anchor="_Toc229297454" w:history="1">
         <w:r>
           <w:rPr>
             <w:rStyle w:val="afb"/>
@@ -3086,7 +3268,7 @@
             <w:noProof/>
             <w:webHidden/>
           </w:rPr>
-          <w:instrText xml:space="preserve"> PAGEREF _Toc228943809 \h </w:instrText>
+          <w:instrText xml:space="preserve"> PAGEREF _Toc229297454 \h </w:instrText>
         </w:r>
         <w:r>
           <w:rPr>
@@ -3106,7 +3288,7 @@
             <w:noProof/>
             <w:webHidden/>
           </w:rPr>
-          <w:t>22</w:t>
+          <w:t>23</w:t>
         </w:r>
         <w:r>
           <w:rPr>
@@ -3132,7 +3314,7 @@
           <w14:ligatures w14:val="standardContextual"/>
         </w:rPr>
       </w:pPr>
-      <w:hyperlink w:anchor="_Toc228943810" w:history="1">
+      <w:hyperlink w:anchor="_Toc229297455" w:history="1">
         <w:r>
           <w:rPr>
             <w:rStyle w:val="afb"/>
@@ -3177,7 +3359,7 @@
             <w:noProof/>
             <w:webHidden/>
           </w:rPr>
-          <w:instrText xml:space="preserve"> PAGEREF _Toc228943810 \h </w:instrText>
+          <w:instrText xml:space="preserve"> PAGEREF _Toc229297455 \h </w:instrText>
         </w:r>
         <w:r>
           <w:rPr>
@@ -3197,7 +3379,7 @@
             <w:noProof/>
             <w:webHidden/>
           </w:rPr>
-          <w:t>24</w:t>
+          <w:t>25</w:t>
         </w:r>
         <w:r>
           <w:rPr>
@@ -3223,7 +3405,7 @@
           <w14:ligatures w14:val="standardContextual"/>
         </w:rPr>
       </w:pPr>
-      <w:hyperlink w:anchor="_Toc228943811" w:history="1">
+      <w:hyperlink w:anchor="_Toc229297456" w:history="1">
         <w:r>
           <w:rPr>
             <w:rStyle w:val="afb"/>
@@ -3251,81 +3433,7 @@
             <w:noProof/>
             <w:webHidden/>
           </w:rPr>
-          <w:instrText xml:space="preserve"> PAGEREF _Toc228943811 \h </w:instrText>
-        </w:r>
-        <w:r>
-          <w:rPr>
-            <w:noProof/>
-            <w:webHidden/>
-          </w:rPr>
-        </w:r>
-        <w:r>
-          <w:rPr>
-            <w:noProof/>
-            <w:webHidden/>
-          </w:rPr>
-          <w:fldChar w:fldCharType="separate"/>
-        </w:r>
-        <w:r>
-          <w:rPr>
-            <w:noProof/>
-            <w:webHidden/>
-          </w:rPr>
-          <w:t>26</w:t>
-        </w:r>
-        <w:r>
-          <w:rPr>
-            <w:noProof/>
-            <w:webHidden/>
-          </w:rPr>
-          <w:fldChar w:fldCharType="end"/>
-        </w:r>
-      </w:hyperlink>
-    </w:p>
-    <w:p>
-      <w:pPr>
-        <w:pStyle w:val="24"/>
-        <w:tabs>
-          <w:tab w:val="right" w:leader="dot" w:pos="9345"/>
-        </w:tabs>
-        <w:rPr>
-          <w:rFonts w:asciiTheme="minorHAnsi" w:eastAsiaTheme="minorEastAsia" w:hAnsiTheme="minorHAnsi" w:cstheme="minorBidi"/>
-          <w:noProof/>
-          <w:kern w:val="2"/>
-          <w:sz w:val="24"/>
-          <w:szCs w:val="24"/>
-          <w14:ligatures w14:val="standardContextual"/>
-        </w:rPr>
-      </w:pPr>
-      <w:hyperlink w:anchor="_Toc228943812" w:history="1">
-        <w:r>
-          <w:rPr>
-            <w:rStyle w:val="afb"/>
-            <w:rFonts w:eastAsia="Microsoft YaHei"/>
-            <w:noProof/>
-          </w:rPr>
-          <w:t>5.4 ER-диаграмма базы данных</w:t>
-        </w:r>
-        <w:r>
-          <w:rPr>
-            <w:noProof/>
-            <w:webHidden/>
-          </w:rPr>
-          <w:tab/>
-        </w:r>
-        <w:r>
-          <w:rPr>
-            <w:noProof/>
-            <w:webHidden/>
-          </w:rPr>
-          <w:fldChar w:fldCharType="begin"/>
-        </w:r>
-        <w:r>
-          <w:rPr>
-            <w:noProof/>
-            <w:webHidden/>
-          </w:rPr>
-          <w:instrText xml:space="preserve"> PAGEREF _Toc228943812 \h </w:instrText>
+          <w:instrText xml:space="preserve"> PAGEREF _Toc229297456 \h </w:instrText>
         </w:r>
         <w:r>
           <w:rPr>
@@ -3371,7 +3479,81 @@
           <w14:ligatures w14:val="standardContextual"/>
         </w:rPr>
       </w:pPr>
-      <w:hyperlink w:anchor="_Toc228943813" w:history="1">
+      <w:hyperlink w:anchor="_Toc229297457" w:history="1">
+        <w:r>
+          <w:rPr>
+            <w:rStyle w:val="afb"/>
+            <w:rFonts w:eastAsia="Microsoft YaHei"/>
+            <w:noProof/>
+          </w:rPr>
+          <w:t>5.4 ER-диаграмма базы данных</w:t>
+        </w:r>
+        <w:r>
+          <w:rPr>
+            <w:noProof/>
+            <w:webHidden/>
+          </w:rPr>
+          <w:tab/>
+        </w:r>
+        <w:r>
+          <w:rPr>
+            <w:noProof/>
+            <w:webHidden/>
+          </w:rPr>
+          <w:fldChar w:fldCharType="begin"/>
+        </w:r>
+        <w:r>
+          <w:rPr>
+            <w:noProof/>
+            <w:webHidden/>
+          </w:rPr>
+          <w:instrText xml:space="preserve"> PAGEREF _Toc229297457 \h </w:instrText>
+        </w:r>
+        <w:r>
+          <w:rPr>
+            <w:noProof/>
+            <w:webHidden/>
+          </w:rPr>
+        </w:r>
+        <w:r>
+          <w:rPr>
+            <w:noProof/>
+            <w:webHidden/>
+          </w:rPr>
+          <w:fldChar w:fldCharType="separate"/>
+        </w:r>
+        <w:r>
+          <w:rPr>
+            <w:noProof/>
+            <w:webHidden/>
+          </w:rPr>
+          <w:t>28</w:t>
+        </w:r>
+        <w:r>
+          <w:rPr>
+            <w:noProof/>
+            <w:webHidden/>
+          </w:rPr>
+          <w:fldChar w:fldCharType="end"/>
+        </w:r>
+      </w:hyperlink>
+    </w:p>
+    <w:p>
+      <w:pPr>
+        <w:pStyle w:val="24"/>
+        <w:tabs>
+          <w:tab w:val="right" w:leader="dot" w:pos="9345"/>
+        </w:tabs>
+        <w:rPr>
+          <w:rFonts w:asciiTheme="minorHAnsi" w:eastAsiaTheme="minorEastAsia" w:hAnsiTheme="minorHAnsi" w:cstheme="minorBidi"/>
+          <w:noProof/>
+          <w:kern w:val="2"/>
+          <w:sz w:val="24"/>
+          <w:szCs w:val="24"/>
+          <w14:ligatures w14:val="standardContextual"/>
+        </w:rPr>
+      </w:pPr>
+      <w:hyperlink w:anchor="_Toc229297458" w:history="1">
         <w:r>
           <w:rPr>
             <w:rStyle w:val="afb"/>
@@ -3399,7 +3581,7 @@
             <w:noProof/>
             <w:webHidden/>
           </w:rPr>
-          <w:instrText xml:space="preserve"> PAGEREF _Toc228943813 \h </w:instrText>
+          <w:instrText xml:space="preserve"> PAGEREF _Toc229297458 \h </w:instrText>
         </w:r>
         <w:r>
           <w:rPr>
@@ -3419,7 +3601,7 @@
             <w:noProof/>
             <w:webHidden/>
           </w:rPr>
-          <w:t>33</w:t>
+          <w:t>34</w:t>
         </w:r>
         <w:r>
           <w:rPr>
@@ -3445,7 +3627,7 @@
           <w14:ligatures w14:val="standardContextual"/>
         </w:rPr>
       </w:pPr>
-      <w:hyperlink w:anchor="_Toc228943814" w:history="1">
+      <w:hyperlink w:anchor="_Toc229297459" w:history="1">
         <w:r>
           <w:rPr>
             <w:rStyle w:val="afb"/>
@@ -3474,7 +3656,7 @@
             <w:noProof/>
             <w:webHidden/>
           </w:rPr>
-          <w:instrText xml:space="preserve"> PAGEREF _Toc228943814 \h </w:instrText>
+          <w:instrText xml:space="preserve"> PAGEREF _Toc229297459 \h </w:instrText>
         </w:r>
         <w:r>
           <w:rPr>
@@ -3494,7 +3676,7 @@
             <w:noProof/>
             <w:webHidden/>
           </w:rPr>
-          <w:t>38</w:t>
+          <w:t>39</w:t>
         </w:r>
         <w:r>
           <w:rPr>
@@ -3507,6 +3689,598 @@
     </w:p>
     <w:p>
       <w:pPr>
+        <w:pStyle w:val="24"/>
+        <w:tabs>
+          <w:tab w:val="right" w:leader="dot" w:pos="9345"/>
+        </w:tabs>
+        <w:rPr>
+          <w:rFonts w:asciiTheme="minorHAnsi" w:eastAsiaTheme="minorEastAsia" w:hAnsiTheme="minorHAnsi" w:cstheme="minorBidi"/>
+          <w:noProof/>
+          <w:kern w:val="2"/>
+          <w:sz w:val="24"/>
+          <w:szCs w:val="24"/>
+          <w14:ligatures w14:val="standardContextual"/>
+        </w:rPr>
+      </w:pPr>
+      <w:hyperlink w:anchor="_Toc229297460" w:history="1">
+        <w:r>
+          <w:rPr>
+            <w:rStyle w:val="afb"/>
+            <w:rFonts w:eastAsia="Arial"/>
+            <w:noProof/>
+          </w:rPr>
+          <w:t>6.1 Общая архитектура программного комплекса</w:t>
+        </w:r>
+        <w:r>
+          <w:rPr>
+            <w:noProof/>
+            <w:webHidden/>
+          </w:rPr>
+          <w:tab/>
+        </w:r>
+        <w:r>
+          <w:rPr>
+            <w:noProof/>
+            <w:webHidden/>
+          </w:rPr>
+          <w:fldChar w:fldCharType="begin"/>
+        </w:r>
+        <w:r>
+          <w:rPr>
+            <w:noProof/>
+            <w:webHidden/>
+          </w:rPr>
+          <w:instrText xml:space="preserve"> PAGEREF _Toc229297460 \h </w:instrText>
+        </w:r>
+        <w:r>
+          <w:rPr>
+            <w:noProof/>
+            <w:webHidden/>
+          </w:rPr>
+        </w:r>
+        <w:r>
+          <w:rPr>
+            <w:noProof/>
+            <w:webHidden/>
+          </w:rPr>
+          <w:fldChar w:fldCharType="separate"/>
+        </w:r>
+        <w:r>
+          <w:rPr>
+            <w:noProof/>
+            <w:webHidden/>
+          </w:rPr>
+          <w:t>39</w:t>
+        </w:r>
+        <w:r>
+          <w:rPr>
+            <w:noProof/>
+            <w:webHidden/>
+          </w:rPr>
+          <w:fldChar w:fldCharType="end"/>
+        </w:r>
+      </w:hyperlink>
+    </w:p>
+    <w:p>
+      <w:pPr>
+        <w:pStyle w:val="24"/>
+        <w:tabs>
+          <w:tab w:val="right" w:leader="dot" w:pos="9345"/>
+        </w:tabs>
+        <w:rPr>
+          <w:rFonts w:asciiTheme="minorHAnsi" w:eastAsiaTheme="minorEastAsia" w:hAnsiTheme="minorHAnsi" w:cstheme="minorBidi"/>
+          <w:noProof/>
+          <w:kern w:val="2"/>
+          <w:sz w:val="24"/>
+          <w:szCs w:val="24"/>
+          <w14:ligatures w14:val="standardContextual"/>
+        </w:rPr>
+      </w:pPr>
+      <w:hyperlink w:anchor="_Toc229297461" w:history="1">
+        <w:r>
+          <w:rPr>
+            <w:rStyle w:val="afb"/>
+            <w:rFonts w:eastAsia="Arial"/>
+            <w:noProof/>
+          </w:rPr>
+          <w:t>6.2 Модуль пользовательского интерфейса и клиентской логики</w:t>
+        </w:r>
+        <w:r>
+          <w:rPr>
+            <w:noProof/>
+            <w:webHidden/>
+          </w:rPr>
+          <w:tab/>
+        </w:r>
+        <w:r>
+          <w:rPr>
+            <w:noProof/>
+            <w:webHidden/>
+          </w:rPr>
+          <w:fldChar w:fldCharType="begin"/>
+        </w:r>
+        <w:r>
+          <w:rPr>
+            <w:noProof/>
+            <w:webHidden/>
+          </w:rPr>
+          <w:instrText xml:space="preserve"> PAGEREF _Toc229297461 \h </w:instrText>
+        </w:r>
+        <w:r>
+          <w:rPr>
+            <w:noProof/>
+            <w:webHidden/>
+          </w:rPr>
+        </w:r>
+        <w:r>
+          <w:rPr>
+            <w:noProof/>
+            <w:webHidden/>
+          </w:rPr>
+          <w:fldChar w:fldCharType="separate"/>
+        </w:r>
+        <w:r>
+          <w:rPr>
+            <w:noProof/>
+            <w:webHidden/>
+          </w:rPr>
+          <w:t>40</w:t>
+        </w:r>
+        <w:r>
+          <w:rPr>
+            <w:noProof/>
+            <w:webHidden/>
+          </w:rPr>
+          <w:fldChar w:fldCharType="end"/>
+        </w:r>
+      </w:hyperlink>
+    </w:p>
+    <w:p>
+      <w:pPr>
+        <w:pStyle w:val="24"/>
+        <w:tabs>
+          <w:tab w:val="right" w:leader="dot" w:pos="9345"/>
+        </w:tabs>
+        <w:rPr>
+          <w:rFonts w:asciiTheme="minorHAnsi" w:eastAsiaTheme="minorEastAsia" w:hAnsiTheme="minorHAnsi" w:cstheme="minorBidi"/>
+          <w:noProof/>
+          <w:kern w:val="2"/>
+          <w:sz w:val="24"/>
+          <w:szCs w:val="24"/>
+          <w14:ligatures w14:val="standardContextual"/>
+        </w:rPr>
+      </w:pPr>
+      <w:hyperlink w:anchor="_Toc229297462" w:history="1">
+        <w:r>
+          <w:rPr>
+            <w:rStyle w:val="afb"/>
+            <w:rFonts w:eastAsia="Arial"/>
+            <w:noProof/>
+          </w:rPr>
+          <w:t>6.3 Серверный модуль управления сессиями и WebSocket-коммуникации</w:t>
+        </w:r>
+        <w:r>
+          <w:rPr>
+            <w:noProof/>
+            <w:webHidden/>
+          </w:rPr>
+          <w:tab/>
+        </w:r>
+        <w:r>
+          <w:rPr>
+            <w:noProof/>
+            <w:webHidden/>
+          </w:rPr>
+          <w:fldChar w:fldCharType="begin"/>
+        </w:r>
+        <w:r>
+          <w:rPr>
+            <w:noProof/>
+            <w:webHidden/>
+          </w:rPr>
+          <w:instrText xml:space="preserve"> PAGEREF _Toc229297462 \h </w:instrText>
+        </w:r>
+        <w:r>
+          <w:rPr>
+            <w:noProof/>
+            <w:webHidden/>
+          </w:rPr>
+        </w:r>
+        <w:r>
+          <w:rPr>
+            <w:noProof/>
+            <w:webHidden/>
+          </w:rPr>
+          <w:fldChar w:fldCharType="separate"/>
+        </w:r>
+        <w:r>
+          <w:rPr>
+            <w:noProof/>
+            <w:webHidden/>
+          </w:rPr>
+          <w:t>41</w:t>
+        </w:r>
+        <w:r>
+          <w:rPr>
+            <w:noProof/>
+            <w:webHidden/>
+          </w:rPr>
+          <w:fldChar w:fldCharType="end"/>
+        </w:r>
+      </w:hyperlink>
+    </w:p>
+    <w:p>
+      <w:pPr>
+        <w:pStyle w:val="24"/>
+        <w:tabs>
+          <w:tab w:val="right" w:leader="dot" w:pos="9345"/>
+        </w:tabs>
+        <w:rPr>
+          <w:rFonts w:asciiTheme="minorHAnsi" w:eastAsiaTheme="minorEastAsia" w:hAnsiTheme="minorHAnsi" w:cstheme="minorBidi"/>
+          <w:noProof/>
+          <w:kern w:val="2"/>
+          <w:sz w:val="24"/>
+          <w:szCs w:val="24"/>
+          <w14:ligatures w14:val="standardContextual"/>
+        </w:rPr>
+      </w:pPr>
+      <w:hyperlink w:anchor="_Toc229297463" w:history="1">
+        <w:r>
+          <w:rPr>
+            <w:rStyle w:val="afb"/>
+            <w:rFonts w:eastAsia="Arial"/>
+            <w:noProof/>
+          </w:rPr>
+          <w:t>6.4 Модуль аутентификации и обеспечения безопасности</w:t>
+        </w:r>
+        <w:r>
+          <w:rPr>
+            <w:noProof/>
+            <w:webHidden/>
+          </w:rPr>
+          <w:tab/>
+        </w:r>
+        <w:r>
+          <w:rPr>
+            <w:noProof/>
+            <w:webHidden/>
+          </w:rPr>
+          <w:fldChar w:fldCharType="begin"/>
+        </w:r>
+        <w:r>
+          <w:rPr>
+            <w:noProof/>
+            <w:webHidden/>
+          </w:rPr>
+          <w:instrText xml:space="preserve"> PAGEREF _Toc229297463 \h </w:instrText>
+        </w:r>
+        <w:r>
+          <w:rPr>
+            <w:noProof/>
+            <w:webHidden/>
+          </w:rPr>
+        </w:r>
+        <w:r>
+          <w:rPr>
+            <w:noProof/>
+            <w:webHidden/>
+          </w:rPr>
+          <w:fldChar w:fldCharType="separate"/>
+        </w:r>
+        <w:r>
+          <w:rPr>
+            <w:noProof/>
+            <w:webHidden/>
+          </w:rPr>
+          <w:t>41</w:t>
+        </w:r>
+        <w:r>
+          <w:rPr>
+            <w:noProof/>
+            <w:webHidden/>
+          </w:rPr>
+          <w:fldChar w:fldCharType="end"/>
+        </w:r>
+      </w:hyperlink>
+    </w:p>
+    <w:p>
+      <w:pPr>
+        <w:pStyle w:val="24"/>
+        <w:tabs>
+          <w:tab w:val="right" w:leader="dot" w:pos="9345"/>
+        </w:tabs>
+        <w:rPr>
+          <w:rFonts w:asciiTheme="minorHAnsi" w:eastAsiaTheme="minorEastAsia" w:hAnsiTheme="minorHAnsi" w:cstheme="minorBidi"/>
+          <w:noProof/>
+          <w:kern w:val="2"/>
+          <w:sz w:val="24"/>
+          <w:szCs w:val="24"/>
+          <w14:ligatures w14:val="standardContextual"/>
+        </w:rPr>
+      </w:pPr>
+      <w:hyperlink w:anchor="_Toc229297464" w:history="1">
+        <w:r>
+          <w:rPr>
+            <w:rStyle w:val="afb"/>
+            <w:rFonts w:eastAsia="Arial"/>
+            <w:noProof/>
+          </w:rPr>
+          <w:t>6.5 Модуль захвата и передачи медиапотоков</w:t>
+        </w:r>
+        <w:r>
+          <w:rPr>
+            <w:noProof/>
+            <w:webHidden/>
+          </w:rPr>
+          <w:tab/>
+        </w:r>
+        <w:r>
+          <w:rPr>
+            <w:noProof/>
+            <w:webHidden/>
+          </w:rPr>
+          <w:fldChar w:fldCharType="begin"/>
+        </w:r>
+        <w:r>
+          <w:rPr>
+            <w:noProof/>
+            <w:webHidden/>
+          </w:rPr>
+          <w:instrText xml:space="preserve"> PAGEREF _Toc229297464 \h </w:instrText>
+        </w:r>
+        <w:r>
+          <w:rPr>
+            <w:noProof/>
+            <w:webHidden/>
+          </w:rPr>
+        </w:r>
+        <w:r>
+          <w:rPr>
+            <w:noProof/>
+            <w:webHidden/>
+          </w:rPr>
+          <w:fldChar w:fldCharType="separate"/>
+        </w:r>
+        <w:r>
+          <w:rPr>
+            <w:noProof/>
+            <w:webHidden/>
+          </w:rPr>
+          <w:t>42</w:t>
+        </w:r>
+        <w:r>
+          <w:rPr>
+            <w:noProof/>
+            <w:webHidden/>
+          </w:rPr>
+          <w:fldChar w:fldCharType="end"/>
+        </w:r>
+      </w:hyperlink>
+    </w:p>
+    <w:p>
+      <w:pPr>
+        <w:pStyle w:val="24"/>
+        <w:tabs>
+          <w:tab w:val="right" w:leader="dot" w:pos="9345"/>
+        </w:tabs>
+        <w:rPr>
+          <w:rFonts w:asciiTheme="minorHAnsi" w:eastAsiaTheme="minorEastAsia" w:hAnsiTheme="minorHAnsi" w:cstheme="minorBidi"/>
+          <w:noProof/>
+          <w:kern w:val="2"/>
+          <w:sz w:val="24"/>
+          <w:szCs w:val="24"/>
+          <w14:ligatures w14:val="standardContextual"/>
+        </w:rPr>
+      </w:pPr>
+      <w:hyperlink w:anchor="_Toc229297465" w:history="1">
+        <w:r>
+          <w:rPr>
+            <w:rStyle w:val="afb"/>
+            <w:rFonts w:eastAsia="Arial"/>
+            <w:noProof/>
+          </w:rPr>
+          <w:t>6.6 Модуль искусственного интеллекта и мультимодального анализа</w:t>
+        </w:r>
+        <w:r>
+          <w:rPr>
+            <w:noProof/>
+            <w:webHidden/>
+          </w:rPr>
+          <w:tab/>
+        </w:r>
+        <w:r>
+          <w:rPr>
+            <w:noProof/>
+            <w:webHidden/>
+          </w:rPr>
+          <w:fldChar w:fldCharType="begin"/>
+        </w:r>
+        <w:r>
+          <w:rPr>
+            <w:noProof/>
+            <w:webHidden/>
+          </w:rPr>
+          <w:instrText xml:space="preserve"> PAGEREF _Toc229297465 \h </w:instrText>
+        </w:r>
+        <w:r>
+          <w:rPr>
+            <w:noProof/>
+            <w:webHidden/>
+          </w:rPr>
+        </w:r>
+        <w:r>
+          <w:rPr>
+            <w:noProof/>
+            <w:webHidden/>
+          </w:rPr>
+          <w:fldChar w:fldCharType="separate"/>
+        </w:r>
+        <w:r>
+          <w:rPr>
+            <w:noProof/>
+            <w:webHidden/>
+          </w:rPr>
+          <w:t>43</w:t>
+        </w:r>
+        <w:r>
+          <w:rPr>
+            <w:noProof/>
+            <w:webHidden/>
+          </w:rPr>
+          <w:fldChar w:fldCharType="end"/>
+        </w:r>
+      </w:hyperlink>
+    </w:p>
+    <w:p>
+      <w:pPr>
+        <w:pStyle w:val="24"/>
+        <w:tabs>
+          <w:tab w:val="right" w:leader="dot" w:pos="9345"/>
+        </w:tabs>
+        <w:rPr>
+          <w:rFonts w:asciiTheme="minorHAnsi" w:eastAsiaTheme="minorEastAsia" w:hAnsiTheme="minorHAnsi" w:cstheme="minorBidi"/>
+          <w:noProof/>
+          <w:kern w:val="2"/>
+          <w:sz w:val="24"/>
+          <w:szCs w:val="24"/>
+          <w14:ligatures w14:val="standardContextual"/>
+        </w:rPr>
+      </w:pPr>
+      <w:hyperlink w:anchor="_Toc229297466" w:history="1">
+        <w:r>
+          <w:rPr>
+            <w:rStyle w:val="afb"/>
+            <w:rFonts w:eastAsia="Arial"/>
+            <w:noProof/>
+          </w:rPr>
+          <w:t>6.7 Модуль хранения данных и формирования аналитических отчётов</w:t>
+        </w:r>
+        <w:r>
+          <w:rPr>
+            <w:noProof/>
+            <w:webHidden/>
+          </w:rPr>
+          <w:tab/>
+        </w:r>
+        <w:r>
+          <w:rPr>
+            <w:noProof/>
+            <w:webHidden/>
+          </w:rPr>
+          <w:fldChar w:fldCharType="begin"/>
+        </w:r>
+        <w:r>
+          <w:rPr>
+            <w:noProof/>
+            <w:webHidden/>
+          </w:rPr>
+          <w:instrText xml:space="preserve"> PAGEREF _Toc229297466 \h </w:instrText>
+        </w:r>
+        <w:r>
+          <w:rPr>
+            <w:noProof/>
+            <w:webHidden/>
+          </w:rPr>
+        </w:r>
+        <w:r>
+          <w:rPr>
+            <w:noProof/>
+            <w:webHidden/>
+          </w:rPr>
+          <w:fldChar w:fldCharType="separate"/>
+        </w:r>
+        <w:r>
+          <w:rPr>
+            <w:noProof/>
+            <w:webHidden/>
+          </w:rPr>
+          <w:t>50</w:t>
+        </w:r>
+        <w:r>
+          <w:rPr>
+            <w:noProof/>
+            <w:webHidden/>
+          </w:rPr>
+          <w:fldChar w:fldCharType="end"/>
+        </w:r>
+      </w:hyperlink>
+    </w:p>
+    <w:p>
+      <w:pPr>
+        <w:pStyle w:val="24"/>
+        <w:tabs>
+          <w:tab w:val="right" w:leader="dot" w:pos="9345"/>
+        </w:tabs>
+        <w:rPr>
+          <w:rFonts w:asciiTheme="minorHAnsi" w:eastAsiaTheme="minorEastAsia" w:hAnsiTheme="minorHAnsi" w:cstheme="minorBidi"/>
+          <w:noProof/>
+          <w:kern w:val="2"/>
+          <w:sz w:val="24"/>
+          <w:szCs w:val="24"/>
+          <w14:ligatures w14:val="standardContextual"/>
+        </w:rPr>
+      </w:pPr>
+      <w:hyperlink w:anchor="_Toc229297467" w:history="1">
+        <w:r>
+          <w:rPr>
+            <w:rStyle w:val="afb"/>
+            <w:rFonts w:eastAsia="Arial"/>
+            <w:noProof/>
+          </w:rPr>
+          <w:t>6.8 Интеграция компонентов в единую систему</w:t>
+        </w:r>
+        <w:r>
+          <w:rPr>
+            <w:noProof/>
+            <w:webHidden/>
+          </w:rPr>
+          <w:tab/>
+        </w:r>
+        <w:r>
+          <w:rPr>
+            <w:noProof/>
+            <w:webHidden/>
+          </w:rPr>
+          <w:fldChar w:fldCharType="begin"/>
+        </w:r>
+        <w:r>
+          <w:rPr>
+            <w:noProof/>
+            <w:webHidden/>
+          </w:rPr>
+          <w:instrText xml:space="preserve"> PAGEREF _Toc229297467 \h </w:instrText>
+        </w:r>
+        <w:r>
+          <w:rPr>
+            <w:noProof/>
+            <w:webHidden/>
+          </w:rPr>
+        </w:r>
+        <w:r>
+          <w:rPr>
+            <w:noProof/>
+            <w:webHidden/>
+          </w:rPr>
+          <w:fldChar w:fldCharType="separate"/>
+        </w:r>
+        <w:r>
+          <w:rPr>
+            <w:noProof/>
+            <w:webHidden/>
+          </w:rPr>
+          <w:t>51</w:t>
+        </w:r>
+        <w:r>
+          <w:rPr>
+            <w:noProof/>
+            <w:webHidden/>
+          </w:rPr>
+          <w:fldChar w:fldCharType="end"/>
+        </w:r>
+      </w:hyperlink>
+    </w:p>
+    <w:p>
+      <w:pPr>
         <w:pStyle w:val="affe"/>
       </w:pPr>
       <w:r>
@@ -3527,7 +4301,7 @@
           <w:numId w:val="0"/>
         </w:numPr>
       </w:pPr>
-      <w:bookmarkStart w:id="0" w:name="_Toc228943796"/>
+      <w:bookmarkStart w:id="0" w:name="_Toc229297441"/>
       <w:r>
         <w:lastRenderedPageBreak/>
         <w:t>ВВЕДЕНИЕ</w:t>
@@ -3546,8 +4320,13 @@
       <w:r>
         <w:tab/>
       </w:r>
-      <w:r>
-        <w:t>ые сети (ИНС), открывают новые возможности для автоматизированного распознавания эмоций. Мультимодальные системы, объединяющие анализ видеопотока (выражения лица) и аудиопотока (голосовые характеристики), обеспечивают более точное и комплексное определение эмоционального состояния.</w:t>
+      <w:proofErr w:type="spellStart"/>
+      <w:r>
+        <w:t>ые</w:t>
+      </w:r>
+      <w:proofErr w:type="spellEnd"/>
+      <w:r>
+        <w:t xml:space="preserve"> сети (ИНС), открывают новые возможности для автоматизированного распознавания эмоций. Мультимодальные системы, объединяющие анализ видеопотока (выражения лица) и аудиопотока (голосовые характеристики), обеспечивают более точное и комплексное определение эмоционального состояния.</w:t>
       </w:r>
     </w:p>
     <w:p>
@@ -3750,7 +4529,15 @@
         </w:numPr>
       </w:pPr>
       <w:r>
-        <w:t>Анализ эффективности применения свёрточных нейронных сетей (CNN) для обработки видеопотока и рекуррентных нейронных сетей (RNN) для анализа аудиопотока.</w:t>
+        <w:t xml:space="preserve">Анализ эффективности применения </w:t>
+      </w:r>
+      <w:proofErr w:type="spellStart"/>
+      <w:r>
+        <w:t>свёрточных</w:t>
+      </w:r>
+      <w:proofErr w:type="spellEnd"/>
+      <w:r>
+        <w:t xml:space="preserve"> нейронных сетей (CNN) для обработки видеопотока и рекуррентных нейронных сетей (RNN) для анализа аудиопотока.</w:t>
       </w:r>
     </w:p>
     <w:p>
@@ -3823,7 +4610,7 @@
       <w:pPr>
         <w:pStyle w:val="1"/>
       </w:pPr>
-      <w:bookmarkStart w:id="1" w:name="_Toc228943797"/>
+      <w:bookmarkStart w:id="1" w:name="_Toc229297442"/>
       <w:r>
         <w:lastRenderedPageBreak/>
         <w:t>АНАЛИЗ ПРЕДМЕТНОЙ ОБЛАСТИ</w:t>
@@ -3842,7 +4629,7 @@
       <w:pPr>
         <w:pStyle w:val="2"/>
       </w:pPr>
-      <w:bookmarkStart w:id="2" w:name="_Toc228943798"/>
+      <w:bookmarkStart w:id="2" w:name="_Toc229297443"/>
       <w:r>
         <w:t>Эмоции человека и их роль в HR</w:t>
       </w:r>
@@ -3960,7 +4747,7 @@
       <w:pPr>
         <w:pStyle w:val="2"/>
       </w:pPr>
-      <w:bookmarkStart w:id="3" w:name="_Toc228943799"/>
+      <w:bookmarkStart w:id="3" w:name="_Toc229297444"/>
       <w:r>
         <w:lastRenderedPageBreak/>
         <w:t>Технологи мультимодального анализа</w:t>
@@ -4041,7 +4828,7 @@
       <w:pPr>
         <w:pStyle w:val="2"/>
       </w:pPr>
-      <w:bookmarkStart w:id="4" w:name="_Toc228943800"/>
+      <w:bookmarkStart w:id="4" w:name="_Toc229297445"/>
       <w:r>
         <w:lastRenderedPageBreak/>
         <w:t>Анализ существующего бизнес-процесса оценки персонала</w:t>
@@ -4114,6 +4901,7 @@
           <w:szCs w:val="24"/>
         </w:rPr>
       </w:pPr>
+      <w:bookmarkStart w:id="5" w:name="_Hlk229296367"/>
       <w:r>
         <w:rPr>
           <w:szCs w:val="24"/>
@@ -4161,7 +4949,14 @@
         <w:rPr>
           <w:szCs w:val="24"/>
         </w:rPr>
-        <w:t>BPMN-диаграмма существующего бизнес-процесса оценки кандидатов до внедрения системы распознавания эмоций</w:t>
+        <w:t xml:space="preserve">BPMN-диаграмма существующего бизнес-процесса оценки </w:t>
+      </w:r>
+      <w:bookmarkEnd w:id="5"/>
+      <w:r>
+        <w:rPr>
+          <w:szCs w:val="24"/>
+        </w:rPr>
+        <w:t>кандидатов до внедрения системы распознавания эмоций</w:t>
       </w:r>
     </w:p>
     <w:p>
@@ -4213,12 +5008,12 @@
       <w:pPr>
         <w:pStyle w:val="1"/>
       </w:pPr>
-      <w:bookmarkStart w:id="5" w:name="_Toc228943801"/>
+      <w:bookmarkStart w:id="6" w:name="_Toc229297446"/>
       <w:r>
         <w:lastRenderedPageBreak/>
         <w:t>ОБЗОР АНАЛОГОВ</w:t>
       </w:r>
-      <w:bookmarkEnd w:id="5"/>
+      <w:bookmarkEnd w:id="6"/>
     </w:p>
     <w:p>
       <w:pPr>
@@ -4233,11 +5028,11 @@
       <w:pPr>
         <w:pStyle w:val="2"/>
       </w:pPr>
-      <w:bookmarkStart w:id="6" w:name="_Toc228943802"/>
+      <w:bookmarkStart w:id="7" w:name="_Toc229297447"/>
       <w:r>
         <w:t>Существующие решения</w:t>
       </w:r>
-      <w:bookmarkEnd w:id="6"/>
+      <w:bookmarkEnd w:id="7"/>
     </w:p>
     <w:p>
       <w:pPr>
@@ -4254,7 +5049,23 @@
         <w:contextualSpacing w:val="0"/>
       </w:pPr>
       <w:r>
-        <w:t>Примером является библиотека Affectiva, которая использует свёрточные нейронные сети для анализа выражений лица. Такие системы фиксируют видеопоток и классифицируют эмоции на основе визуальных признаков, таких как улыбка или нахмуренные брови.</w:t>
+        <w:t xml:space="preserve">Примером является библиотека </w:t>
+      </w:r>
+      <w:proofErr w:type="spellStart"/>
+      <w:r>
+        <w:t>Affectiva</w:t>
+      </w:r>
+      <w:proofErr w:type="spellEnd"/>
+      <w:r>
+        <w:t xml:space="preserve">, которая использует </w:t>
+      </w:r>
+      <w:proofErr w:type="spellStart"/>
+      <w:r>
+        <w:t>свёрточные</w:t>
+      </w:r>
+      <w:proofErr w:type="spellEnd"/>
+      <w:r>
+        <w:t xml:space="preserve"> нейронные сети для анализа выражений лица. Такие системы фиксируют видеопоток и классифицируют эмоции на основе визуальных признаков, таких как улыбка или нахмуренные брови.</w:t>
       </w:r>
     </w:p>
     <w:p>
@@ -4368,7 +5179,31 @@
         <w:contextualSpacing w:val="0"/>
       </w:pPr>
       <w:r>
-        <w:t>Примером служит платформа Beyond Verbal, которая анализирует голосовые характеристики, такие как высота тона и темп речи, для определения эмоционального состояния. Такие решения часто применяются в call-центрах.</w:t>
+        <w:t xml:space="preserve">Примером служит платформа </w:t>
+      </w:r>
+      <w:proofErr w:type="spellStart"/>
+      <w:r>
+        <w:t>Beyond</w:t>
+      </w:r>
+      <w:proofErr w:type="spellEnd"/>
+      <w:r>
+        <w:t xml:space="preserve"> </w:t>
+      </w:r>
+      <w:proofErr w:type="spellStart"/>
+      <w:r>
+        <w:t>Verbal</w:t>
+      </w:r>
+      <w:proofErr w:type="spellEnd"/>
+      <w:r>
+        <w:t xml:space="preserve">, которая анализирует голосовые характеристики, такие как высота тона и темп речи, для определения эмоционального состояния. Такие решения часто применяются в </w:t>
+      </w:r>
+      <w:proofErr w:type="spellStart"/>
+      <w:r>
+        <w:t>call</w:t>
+      </w:r>
+      <w:proofErr w:type="spellEnd"/>
+      <w:r>
+        <w:t>-центрах.</w:t>
       </w:r>
     </w:p>
     <w:p>
@@ -4483,7 +5318,15 @@
         <w:contextualSpacing w:val="0"/>
       </w:pPr>
       <w:r>
-        <w:t>Примером является система Emotient, которая комбинирует анализ выражений лица и голосовых данных с использованием CNN и RNN. Такие решения применяются в маркетинге и HR для комплексного анализа эмоционального состояния.</w:t>
+        <w:t xml:space="preserve">Примером является система </w:t>
+      </w:r>
+      <w:proofErr w:type="spellStart"/>
+      <w:r>
+        <w:t>Emotient</w:t>
+      </w:r>
+      <w:proofErr w:type="spellEnd"/>
+      <w:r>
+        <w:t>, которая комбинирует анализ выражений лица и голосовых данных с использованием CNN и RNN. Такие решения применяются в маркетинге и HR для комплексного анализа эмоционального состояния.</w:t>
       </w:r>
     </w:p>
     <w:p>
@@ -4760,7 +5603,23 @@
         <w:contextualSpacing w:val="0"/>
       </w:pPr>
       <w:r>
-        <w:t>Гибкость стека: Использование открытых библиотек (Python, PyTorch, OpenCV) позволяет избежать лицензионных отчислений.</w:t>
+        <w:t xml:space="preserve">Гибкость стека: Использование открытых библиотек (Python, </w:t>
+      </w:r>
+      <w:proofErr w:type="spellStart"/>
+      <w:r>
+        <w:t>PyTorch</w:t>
+      </w:r>
+      <w:proofErr w:type="spellEnd"/>
+      <w:r>
+        <w:t xml:space="preserve">, </w:t>
+      </w:r>
+      <w:proofErr w:type="spellStart"/>
+      <w:r>
+        <w:t>OpenCV</w:t>
+      </w:r>
+      <w:proofErr w:type="spellEnd"/>
+      <w:r>
+        <w:t>) позволяет избежать лицензионных отчислений.</w:t>
       </w:r>
     </w:p>
     <w:p>
@@ -4772,8 +5631,13 @@
         </w:numPr>
         <w:contextualSpacing w:val="0"/>
       </w:pPr>
-      <w:r>
-        <w:t>Мультимодальность: Повышение точности за счёт объединения визуальных и голосовых признаков.</w:t>
+      <w:proofErr w:type="spellStart"/>
+      <w:r>
+        <w:t>Мультимодальность</w:t>
+      </w:r>
+      <w:proofErr w:type="spellEnd"/>
+      <w:r>
+        <w:t>: Повышение точности за счёт объединения визуальных и голосовых признаков.</w:t>
       </w:r>
     </w:p>
     <w:p>
@@ -4808,18 +5672,26 @@
         <w:contextualSpacing w:val="0"/>
       </w:pPr>
       <w:r>
-        <w:t>Требует наличия вычислительных ресурсов (GPU) для этапа обучения и инференса в реальном времени.</w:t>
+        <w:t xml:space="preserve">Требует наличия вычислительных ресурсов (GPU) для этапа обучения и </w:t>
+      </w:r>
+      <w:proofErr w:type="spellStart"/>
+      <w:r>
+        <w:t>инференса</w:t>
+      </w:r>
+      <w:proofErr w:type="spellEnd"/>
+      <w:r>
+        <w:t xml:space="preserve"> в реальном времени.</w:t>
       </w:r>
     </w:p>
     <w:p>
       <w:pPr>
         <w:pStyle w:val="2"/>
       </w:pPr>
-      <w:bookmarkStart w:id="7" w:name="_Toc228943803"/>
+      <w:bookmarkStart w:id="8" w:name="_Toc229297448"/>
       <w:r>
         <w:t>Сравнительный анализ аналогов</w:t>
       </w:r>
-      <w:bookmarkEnd w:id="7"/>
+      <w:bookmarkEnd w:id="8"/>
     </w:p>
     <w:p>
       <w:pPr>
@@ -5748,11 +6620,11 @@
       <w:pPr>
         <w:pStyle w:val="2"/>
       </w:pPr>
-      <w:bookmarkStart w:id="8" w:name="_Toc228943804"/>
+      <w:bookmarkStart w:id="9" w:name="_Toc229297449"/>
       <w:r>
         <w:t>Анализ показателей:</w:t>
       </w:r>
-      <w:bookmarkEnd w:id="8"/>
+      <w:bookmarkEnd w:id="9"/>
     </w:p>
     <w:p>
       <w:pPr>
@@ -5784,7 +6656,23 @@
         <w:pStyle w:val="25"/>
       </w:pPr>
       <w:r>
-        <w:t>Стоимость и правовое обеспечение: в отличие от коммерческих аналогов (Affectiva, Emotient), разрабатываемая система предполагает отсутствие регулярных лицензионных отчислений и изначальную архитектурную поддержку требований ФЗ-152, что критично для работы с персональными данными сотрудников в РФ.</w:t>
+        <w:t>Стоимость и правовое обеспечение: в отличие от коммерческих аналогов (</w:t>
+      </w:r>
+      <w:proofErr w:type="spellStart"/>
+      <w:r>
+        <w:t>Affectiva</w:t>
+      </w:r>
+      <w:proofErr w:type="spellEnd"/>
+      <w:r>
+        <w:t xml:space="preserve">, </w:t>
+      </w:r>
+      <w:proofErr w:type="spellStart"/>
+      <w:r>
+        <w:t>Emotient</w:t>
+      </w:r>
+      <w:proofErr w:type="spellEnd"/>
+      <w:r>
+        <w:t>), разрабатываемая система предполагает отсутствие регулярных лицензионных отчислений и изначальную архитектурную поддержку требований ФЗ-152, что критично для работы с персональными данными сотрудников в РФ.</w:t>
       </w:r>
     </w:p>
     <w:p>
@@ -5795,7 +6683,7 @@
           <w:bCs/>
         </w:rPr>
       </w:pPr>
-      <w:bookmarkStart w:id="9" w:name="_Toc228943805"/>
+      <w:bookmarkStart w:id="10" w:name="_Toc229297450"/>
       <w:r>
         <w:rPr>
           <w:b w:val="0"/>
@@ -5803,7 +6691,7 @@
         </w:rPr>
         <w:t>Выводы по обзору аналогов</w:t>
       </w:r>
-      <w:bookmarkEnd w:id="9"/>
+      <w:bookmarkEnd w:id="10"/>
     </w:p>
     <w:p>
       <w:pPr>
@@ -5818,7 +6706,23 @@
         <w:pStyle w:val="25"/>
       </w:pPr>
       <w:r>
-        <w:t>Для разработки системы в рамках данной работы целесообразно ориентироваться на мультимодальный подход, интегрирующий свёрточные нейронные сети (CNN) для обработки видеопотока и рекуррентные нейронные сети (RNN) для анализа аудиопотока. Разрабатываемое решение позволит достичь высокой точности (целевой показатель ≥85%), надёжности и функциональности, необходимых для применения в HR-процессах, при этом обеспечивая контроль над данными и снижение затрат на лицензирование ПО по сравнению с зарубежными аналогами.</w:t>
+        <w:t xml:space="preserve">Для разработки системы в рамках данной работы целесообразно ориентироваться на мультимодальный подход, интегрирующий </w:t>
+      </w:r>
+      <w:proofErr w:type="spellStart"/>
+      <w:r>
+        <w:t>свёрточные</w:t>
+      </w:r>
+      <w:proofErr w:type="spellEnd"/>
+      <w:r>
+        <w:t xml:space="preserve"> нейронные сети (CNN) для обработки видеопотока и рекуррентные нейронные сети (RNN) для анализа аудиопотока. Разрабатываемое решение позволит достичь высокой точности (целевой показатель ≥85%), надёжности и функциональности, необходимых для применения в HR-процессах, при этом обеспечивая контроль над данными и снижение затрат на лицензирование ПО </w:t>
+      </w:r>
+      <w:proofErr w:type="spellStart"/>
+      <w:r>
+        <w:t>по</w:t>
+      </w:r>
+      <w:proofErr w:type="spellEnd"/>
+      <w:r>
+        <w:t xml:space="preserve"> сравнению с зарубежными аналогами.</w:t>
       </w:r>
       <w:r>
         <w:rPr>
@@ -5831,14 +6735,24 @@
       <w:pPr>
         <w:pStyle w:val="1"/>
       </w:pPr>
+      <w:bookmarkStart w:id="11" w:name="_Toc229297451"/>
       <w:r>
         <w:lastRenderedPageBreak/>
         <w:t>ПОСТАНОВКА ЗАДАЧИ</w:t>
       </w:r>
-    </w:p>
-    <w:p>
-      <w:r>
-        <w:t>Цель исследования: спроектировать и разработать программную реализацию автоматизированной системы проведения видеовстреч с мультимодальным анализом эмоционального состояния и речевой активности участников на основе методов искусственного интеллекта.</w:t>
+      <w:bookmarkEnd w:id="11"/>
+    </w:p>
+    <w:p>
+      <w:r>
+        <w:t xml:space="preserve">Цель исследования: спроектировать и разработать программную реализацию автоматизированной системы проведения </w:t>
+      </w:r>
+      <w:proofErr w:type="spellStart"/>
+      <w:r>
+        <w:t>видеовстреч</w:t>
+      </w:r>
+      <w:proofErr w:type="spellEnd"/>
+      <w:r>
+        <w:t xml:space="preserve"> с мультимодальным анализом эмоционального состояния и речевой активности участников на основе методов искусственного интеллекта.</w:t>
       </w:r>
     </w:p>
     <w:p>
@@ -5908,7 +6822,15 @@
         <w:ind w:left="0" w:firstLine="709"/>
       </w:pPr>
       <w:r>
-        <w:t>Разработка модуля обработки видеопотока для анализа выражений лица участников видеовстречи.</w:t>
+        <w:t xml:space="preserve">Разработка модуля обработки видеопотока для анализа выражений лица участников </w:t>
+      </w:r>
+      <w:proofErr w:type="spellStart"/>
+      <w:r>
+        <w:t>видеовстречи</w:t>
+      </w:r>
+      <w:proofErr w:type="spellEnd"/>
+      <w:r>
+        <w:t>.</w:t>
       </w:r>
     </w:p>
     <w:p>
@@ -5921,7 +6843,15 @@
         <w:ind w:left="0" w:firstLine="709"/>
       </w:pPr>
       <w:r>
-        <w:t>Разработка модуля обработки аудиопотока для транскрибации речи и анализа её эмоциональной окраски.</w:t>
+        <w:t xml:space="preserve">Разработка модуля обработки аудиопотока для </w:t>
+      </w:r>
+      <w:proofErr w:type="spellStart"/>
+      <w:r>
+        <w:t>транскрибации</w:t>
+      </w:r>
+      <w:proofErr w:type="spellEnd"/>
+      <w:r>
+        <w:t xml:space="preserve"> речи и анализа её эмоциональной окраски.</w:t>
       </w:r>
     </w:p>
     <w:p>
@@ -5997,12 +6927,12 @@
       <w:pPr>
         <w:pStyle w:val="1"/>
       </w:pPr>
-      <w:bookmarkStart w:id="10" w:name="_Toc228943807"/>
+      <w:bookmarkStart w:id="12" w:name="_Toc229297452"/>
       <w:r>
         <w:lastRenderedPageBreak/>
         <w:t>ВЫБОР МЕТОДОВ ИССЛЕДОВАНИЯ И СРЕДСТВ РАЗРАБОТКИ</w:t>
       </w:r>
-      <w:bookmarkEnd w:id="10"/>
+      <w:bookmarkEnd w:id="12"/>
     </w:p>
     <w:p>
       <w:pPr>
@@ -6014,7 +6944,35 @@
         <w:rPr>
           <w:lang w:bidi="ru-RU"/>
         </w:rPr>
-        <w:t>В качестве основного языка программирования для разработки клиентской части системы был выбран TypeScript в сочетании с библиотекой React. Данный стек обеспечивает создание высокопроизводительных одностраничных приложений с типизированным кодом, что повышает надёжность разработки и упрощает дальнейшую поддержку системы.</w:t>
+        <w:t xml:space="preserve">В качестве основного языка программирования для разработки клиентской части системы был выбран </w:t>
+      </w:r>
+      <w:proofErr w:type="spellStart"/>
+      <w:r>
+        <w:rPr>
+          <w:lang w:bidi="ru-RU"/>
+        </w:rPr>
+        <w:t>TypeScript</w:t>
+      </w:r>
+      <w:proofErr w:type="spellEnd"/>
+      <w:r>
+        <w:rPr>
+          <w:lang w:bidi="ru-RU"/>
+        </w:rPr>
+        <w:t xml:space="preserve"> в сочетании с библиотекой </w:t>
+      </w:r>
+      <w:proofErr w:type="spellStart"/>
+      <w:r>
+        <w:rPr>
+          <w:lang w:bidi="ru-RU"/>
+        </w:rPr>
+        <w:t>React</w:t>
+      </w:r>
+      <w:proofErr w:type="spellEnd"/>
+      <w:r>
+        <w:rPr>
+          <w:lang w:bidi="ru-RU"/>
+        </w:rPr>
+        <w:t>. Данный стек обеспечивает создание высокопроизводительных одностраничных приложений с типизированным кодом, что повышает надёжность разработки и упрощает дальнейшую поддержку системы.</w:t>
       </w:r>
     </w:p>
     <w:p>
@@ -6112,7 +7070,35 @@
         <w:rPr>
           <w:lang w:bidi="ru-RU"/>
         </w:rPr>
-        <w:t>Для реализации серверной логики, маршрутизации и обработки сетевых соединений использовался язык программирования Go (Golang). Он применяется для построения REST API, управления WebSocket-подключениями и координации обмена данными между участниками встречи и аналитическими модулями.</w:t>
+        <w:t>Для реализации серверной логики, маршрутизации и обработки сетевых соединений использовался язык программирования Go (</w:t>
+      </w:r>
+      <w:proofErr w:type="spellStart"/>
+      <w:r>
+        <w:rPr>
+          <w:lang w:bidi="ru-RU"/>
+        </w:rPr>
+        <w:t>Golang</w:t>
+      </w:r>
+      <w:proofErr w:type="spellEnd"/>
+      <w:r>
+        <w:rPr>
+          <w:lang w:bidi="ru-RU"/>
+        </w:rPr>
+        <w:t xml:space="preserve">). Он применяется для построения REST API, управления </w:t>
+      </w:r>
+      <w:proofErr w:type="spellStart"/>
+      <w:r>
+        <w:rPr>
+          <w:lang w:bidi="ru-RU"/>
+        </w:rPr>
+        <w:t>WebSocket</w:t>
+      </w:r>
+      <w:proofErr w:type="spellEnd"/>
+      <w:r>
+        <w:rPr>
+          <w:lang w:bidi="ru-RU"/>
+        </w:rPr>
+        <w:t>-подключениями и координации обмена данными между участниками встречи и аналитическими модулями.</w:t>
       </w:r>
     </w:p>
     <w:p>
@@ -6211,7 +7197,21 @@
           <w:lang w:bidi="ru-RU"/>
         </w:rPr>
         <w:lastRenderedPageBreak/>
-        <w:t>Для реализации модулей мультимодального анализа (распознавание эмоционального состояния, транскрибация речи) применялся язык программирования Python. Он используется в составе отдельного AI-шлюза и сервиса распознавания речи для обработки видеопотока и аудиосигналов.</w:t>
+        <w:t xml:space="preserve">Для реализации модулей мультимодального анализа (распознавание эмоционального состояния, </w:t>
+      </w:r>
+      <w:proofErr w:type="spellStart"/>
+      <w:r>
+        <w:rPr>
+          <w:lang w:bidi="ru-RU"/>
+        </w:rPr>
+        <w:t>транскрибация</w:t>
+      </w:r>
+      <w:proofErr w:type="spellEnd"/>
+      <w:r>
+        <w:rPr>
+          <w:lang w:bidi="ru-RU"/>
+        </w:rPr>
+        <w:t xml:space="preserve"> речи) применялся язык программирования Python. Он используется в составе отдельного AI-шлюза и сервиса распознавания речи для обработки видеопотока и аудиосигналов.</w:t>
       </w:r>
     </w:p>
     <w:p>
@@ -6242,7 +7242,49 @@
         <w:rPr>
           <w:lang w:bidi="ru-RU"/>
         </w:rPr>
-        <w:t>Наличие специализированных библиотек для работы с нейронными сетями и обработки мультимедиа (OpenCV, FastAPI, faster-whisper);</w:t>
+        <w:t>Наличие специализированных библиотек для работы с нейронными сетями и обработки мультимедиа (</w:t>
+      </w:r>
+      <w:proofErr w:type="spellStart"/>
+      <w:r>
+        <w:rPr>
+          <w:lang w:bidi="ru-RU"/>
+        </w:rPr>
+        <w:t>OpenCV</w:t>
+      </w:r>
+      <w:proofErr w:type="spellEnd"/>
+      <w:r>
+        <w:rPr>
+          <w:lang w:bidi="ru-RU"/>
+        </w:rPr>
+        <w:t xml:space="preserve">, </w:t>
+      </w:r>
+      <w:proofErr w:type="spellStart"/>
+      <w:r>
+        <w:rPr>
+          <w:lang w:bidi="ru-RU"/>
+        </w:rPr>
+        <w:t>FastAPI</w:t>
+      </w:r>
+      <w:proofErr w:type="spellEnd"/>
+      <w:r>
+        <w:rPr>
+          <w:lang w:bidi="ru-RU"/>
+        </w:rPr>
+        <w:t xml:space="preserve">, </w:t>
+      </w:r>
+      <w:proofErr w:type="spellStart"/>
+      <w:r>
+        <w:rPr>
+          <w:lang w:bidi="ru-RU"/>
+        </w:rPr>
+        <w:t>faster-whisper</w:t>
+      </w:r>
+      <w:proofErr w:type="spellEnd"/>
+      <w:r>
+        <w:rPr>
+          <w:lang w:bidi="ru-RU"/>
+        </w:rPr>
+        <w:t>);</w:t>
       </w:r>
     </w:p>
     <w:p>
@@ -6382,7 +7424,21 @@
         <w:rPr>
           <w:lang w:bidi="ru-RU"/>
         </w:rPr>
-        <w:t>Для хранения данных о пользователях, сессиях, событиях аналитики и результатах анализа была выбрана система управления базами данных PostgreSQL. Данная СУБД обеспечивает:</w:t>
+        <w:t xml:space="preserve">Для хранения данных о пользователях, сессиях, событиях аналитики и результатах анализа была выбрана система управления базами данных </w:t>
+      </w:r>
+      <w:proofErr w:type="spellStart"/>
+      <w:r>
+        <w:rPr>
+          <w:lang w:bidi="ru-RU"/>
+        </w:rPr>
+        <w:t>PostgreSQL</w:t>
+      </w:r>
+      <w:proofErr w:type="spellEnd"/>
+      <w:r>
+        <w:rPr>
+          <w:lang w:bidi="ru-RU"/>
+        </w:rPr>
+        <w:t>. Данная СУБД обеспечивает:</w:t>
       </w:r>
     </w:p>
     <w:p>
@@ -6400,7 +7456,21 @@
         <w:rPr>
           <w:lang w:bidi="ru-RU"/>
         </w:rPr>
-        <w:t>Надёжное хранение структурированных и полуструктурированных данных, включая поддержку формата JSONB для гибкого сохранения аналитических событий;</w:t>
+        <w:t xml:space="preserve">Надёжное хранение структурированных и </w:t>
+      </w:r>
+      <w:proofErr w:type="spellStart"/>
+      <w:r>
+        <w:rPr>
+          <w:lang w:bidi="ru-RU"/>
+        </w:rPr>
+        <w:t>полуструктурированных</w:t>
+      </w:r>
+      <w:proofErr w:type="spellEnd"/>
+      <w:r>
+        <w:rPr>
+          <w:lang w:bidi="ru-RU"/>
+        </w:rPr>
+        <w:t xml:space="preserve"> данных, включая поддержку формата JSONB для гибкого сохранения аналитических событий;</w:t>
       </w:r>
     </w:p>
     <w:p>
@@ -6474,7 +7544,7 @@
           <w:rFonts w:cstheme="majorHAnsi"/>
         </w:rPr>
       </w:pPr>
-      <w:bookmarkStart w:id="11" w:name="_Toc228943808"/>
+      <w:bookmarkStart w:id="13" w:name="_Toc229297453"/>
       <w:r>
         <w:rPr>
           <w:rFonts w:cstheme="majorHAnsi"/>
@@ -6482,7 +7552,7 @@
         <w:lastRenderedPageBreak/>
         <w:t>ПРОЕКТИРОВАНИЕ СИСТЕМЫ</w:t>
       </w:r>
-      <w:bookmarkEnd w:id="11"/>
+      <w:bookmarkEnd w:id="13"/>
     </w:p>
     <w:p>
       <w:r>
@@ -6494,11 +7564,11 @@
         <w:pStyle w:val="2"/>
         <w:ind w:left="360"/>
       </w:pPr>
-      <w:bookmarkStart w:id="12" w:name="_Toc228943809"/>
+      <w:bookmarkStart w:id="14" w:name="_Toc229297454"/>
       <w:r>
         <w:t>BPMN-диаграмма</w:t>
       </w:r>
-      <w:bookmarkEnd w:id="12"/>
+      <w:bookmarkEnd w:id="14"/>
     </w:p>
     <w:p>
       <w:r>
@@ -6657,7 +7727,7 @@
       <w:pPr>
         <w:pStyle w:val="2"/>
       </w:pPr>
-      <w:bookmarkStart w:id="13" w:name="_Toc228943810"/>
+      <w:bookmarkStart w:id="15" w:name="_Toc229297455"/>
       <w:r>
         <w:rPr>
           <w:lang w:val="en-US"/>
@@ -6668,7 +7738,7 @@
       <w:r>
         <w:t>-диаграмма</w:t>
       </w:r>
-      <w:bookmarkEnd w:id="13"/>
+      <w:bookmarkEnd w:id="15"/>
     </w:p>
     <w:p>
       <w:pPr>
@@ -6991,11 +8061,11 @@
       <w:pPr>
         <w:pStyle w:val="2"/>
       </w:pPr>
-      <w:bookmarkStart w:id="14" w:name="_Toc228943811"/>
+      <w:bookmarkStart w:id="16" w:name="_Toc229297456"/>
       <w:r>
         <w:t>DFD-диаграмма</w:t>
       </w:r>
-      <w:bookmarkEnd w:id="14"/>
+      <w:bookmarkEnd w:id="16"/>
     </w:p>
     <w:p>
       <w:pPr>
@@ -7349,14 +8419,14 @@
           <w:rFonts w:eastAsia="Microsoft YaHei"/>
         </w:rPr>
       </w:pPr>
-      <w:bookmarkStart w:id="15" w:name="_Toc228943812"/>
+      <w:bookmarkStart w:id="17" w:name="_Toc229297457"/>
       <w:r>
         <w:rPr>
           <w:rFonts w:eastAsia="Microsoft YaHei"/>
         </w:rPr>
         <w:t>ER-диаграмма базы данных</w:t>
       </w:r>
-      <w:bookmarkEnd w:id="15"/>
+      <w:bookmarkEnd w:id="17"/>
     </w:p>
     <w:p>
       <w:pPr>
@@ -7368,7 +8438,21 @@
         <w:rPr>
           <w:rFonts w:eastAsia="Microsoft YaHei"/>
         </w:rPr>
-        <w:t>Представленная ER-диаграмма (рисунок 8) отображает информационную модель разрабатываемой системы. Диаграмма иллюстрирует основные сущности, их атрибуты и связи между ними, обеспечивая хранение данных пользователей, сеансов видеовстреч, аналитики в реальном времени и сообщений чата.</w:t>
+        <w:t xml:space="preserve">Представленная ER-диаграмма (рисунок 8) отображает информационную модель разрабатываемой системы. Диаграмма иллюстрирует основные сущности, их атрибуты и связи между ними, обеспечивая хранение данных пользователей, сеансов </w:t>
+      </w:r>
+      <w:proofErr w:type="spellStart"/>
+      <w:r>
+        <w:rPr>
+          <w:rFonts w:eastAsia="Microsoft YaHei"/>
+        </w:rPr>
+        <w:t>видеовстреч</w:t>
+      </w:r>
+      <w:proofErr w:type="spellEnd"/>
+      <w:r>
+        <w:rPr>
+          <w:rFonts w:eastAsia="Microsoft YaHei"/>
+        </w:rPr>
+        <w:t>, аналитики в реальном времени и сообщений чата.</w:t>
       </w:r>
     </w:p>
     <w:p>
@@ -7499,7 +8583,7 @@
           <w:szCs w:val="28"/>
         </w:rPr>
       </w:pPr>
-      <w:bookmarkStart w:id="16" w:name="_Hlk228934961"/>
+      <w:bookmarkStart w:id="18" w:name="_Hlk228934961"/>
       <w:r>
         <w:rPr>
           <w:rStyle w:val="ae"/>
@@ -7571,7 +8655,7 @@
         </w:rPr>
         <w:t xml:space="preserve"> – </w:t>
       </w:r>
-      <w:bookmarkEnd w:id="16"/>
+      <w:bookmarkEnd w:id="18"/>
       <w:r>
         <w:rPr>
           <w:rStyle w:val="ae"/>
@@ -10122,8 +11206,18 @@
           <w:rFonts w:eastAsia="Microsoft YaHei"/>
           <w:color w:val="000000"/>
         </w:rPr>
-        <w:t>Сеанс видеовстречи</w:t>
-      </w:r>
+        <w:t xml:space="preserve">Сеанс </w:t>
+      </w:r>
+      <w:proofErr w:type="spellStart"/>
+      <w:r>
+        <w:rPr>
+          <w:rStyle w:val="aff2"/>
+          <w:rFonts w:eastAsia="Microsoft YaHei"/>
+          <w:color w:val="000000"/>
+        </w:rPr>
+        <w:t>видеовстречи</w:t>
+      </w:r>
+      <w:proofErr w:type="spellEnd"/>
       <w:r>
         <w:rPr>
           <w:rFonts w:eastAsia="Microsoft YaHei"/>
@@ -10218,8 +11312,19 @@
           <w:color w:val="000000"/>
           <w:szCs w:val="28"/>
         </w:rPr>
-        <w:t>Описание сущности Сеанс видеовстречи</w:t>
-      </w:r>
+        <w:t xml:space="preserve">Описание сущности Сеанс </w:t>
+      </w:r>
+      <w:proofErr w:type="spellStart"/>
+      <w:r>
+        <w:rPr>
+          <w:rStyle w:val="ae"/>
+          <w:rFonts w:asciiTheme="majorHAnsi" w:eastAsia="Microsoft YaHei" w:hAnsiTheme="majorHAnsi" w:cstheme="majorHAnsi"/>
+          <w:color w:val="000000"/>
+          <w:szCs w:val="28"/>
+        </w:rPr>
+        <w:t>видеовстречи</w:t>
+      </w:r>
+      <w:proofErr w:type="spellEnd"/>
     </w:p>
     <w:tbl>
       <w:tblPr>
@@ -10562,12 +11667,21 @@
                 <w:sz w:val="28"/>
               </w:rPr>
             </w:pPr>
+            <w:proofErr w:type="spellStart"/>
             <w:r>
               <w:rPr>
                 <w:rFonts w:asciiTheme="majorHAnsi" w:hAnsiTheme="majorHAnsi" w:cstheme="majorHAnsi"/>
                 <w:sz w:val="28"/>
               </w:rPr>
-              <w:t>Человекочитаемое наименование сессии</w:t>
+              <w:t>Человекочитаемое</w:t>
+            </w:r>
+            <w:proofErr w:type="spellEnd"/>
+            <w:r>
+              <w:rPr>
+                <w:rFonts w:asciiTheme="majorHAnsi" w:hAnsiTheme="majorHAnsi" w:cstheme="majorHAnsi"/>
+                <w:sz w:val="28"/>
+              </w:rPr>
+              <w:t xml:space="preserve"> наименование сессии</w:t>
             </w:r>
           </w:p>
         </w:tc>
@@ -15258,7 +16372,21 @@
         <w:rPr>
           <w:rFonts w:eastAsia="Microsoft YaHei"/>
         </w:rPr>
-        <w:t>Пользователь системы → Токен обновления сессии: связь «один-ко-многим» (1:М).</w:t>
+        <w:t>Пользователь системы → Токен обновления сессии: связь «один-ко-многим» (</w:t>
+      </w:r>
+      <w:proofErr w:type="gramStart"/>
+      <w:r>
+        <w:rPr>
+          <w:rFonts w:eastAsia="Microsoft YaHei"/>
+        </w:rPr>
+        <w:t>1:М</w:t>
+      </w:r>
+      <w:proofErr w:type="gramEnd"/>
+      <w:r>
+        <w:rPr>
+          <w:rFonts w:eastAsia="Microsoft YaHei"/>
+        </w:rPr>
+        <w:t>).</w:t>
       </w:r>
     </w:p>
     <w:p>
@@ -15276,7 +16404,21 @@
         <w:rPr>
           <w:rFonts w:eastAsia="Microsoft YaHei"/>
         </w:rPr>
-        <w:t>Пользователь системы → Журнал аутентификации: связь «один-ко-многим» (1:М).</w:t>
+        <w:t>Пользователь системы → Журнал аутентификации: связь «один-ко-многим» (</w:t>
+      </w:r>
+      <w:proofErr w:type="gramStart"/>
+      <w:r>
+        <w:rPr>
+          <w:rFonts w:eastAsia="Microsoft YaHei"/>
+        </w:rPr>
+        <w:t>1:М</w:t>
+      </w:r>
+      <w:proofErr w:type="gramEnd"/>
+      <w:r>
+        <w:rPr>
+          <w:rFonts w:eastAsia="Microsoft YaHei"/>
+        </w:rPr>
+        <w:t>).</w:t>
       </w:r>
     </w:p>
     <w:p>
@@ -15294,7 +16436,35 @@
         <w:rPr>
           <w:rFonts w:eastAsia="Microsoft YaHei"/>
         </w:rPr>
-        <w:t>Пользователь системы → Сеанс видеовстречи: связь «один-ко-многим» (1:М) по полю «Создан пользователем».</w:t>
+        <w:t xml:space="preserve">Пользователь системы → Сеанс </w:t>
+      </w:r>
+      <w:proofErr w:type="spellStart"/>
+      <w:r>
+        <w:rPr>
+          <w:rFonts w:eastAsia="Microsoft YaHei"/>
+        </w:rPr>
+        <w:t>видеовстречи</w:t>
+      </w:r>
+      <w:proofErr w:type="spellEnd"/>
+      <w:r>
+        <w:rPr>
+          <w:rFonts w:eastAsia="Microsoft YaHei"/>
+        </w:rPr>
+        <w:t>: связь «один-ко-многим» (</w:t>
+      </w:r>
+      <w:proofErr w:type="gramStart"/>
+      <w:r>
+        <w:rPr>
+          <w:rFonts w:eastAsia="Microsoft YaHei"/>
+        </w:rPr>
+        <w:t>1:М</w:t>
+      </w:r>
+      <w:proofErr w:type="gramEnd"/>
+      <w:r>
+        <w:rPr>
+          <w:rFonts w:eastAsia="Microsoft YaHei"/>
+        </w:rPr>
+        <w:t>) по полю «Создан пользователем».</w:t>
       </w:r>
     </w:p>
     <w:p>
@@ -15313,7 +16483,35 @@
           <w:rFonts w:eastAsia="Microsoft YaHei"/>
         </w:rPr>
         <w:lastRenderedPageBreak/>
-        <w:t>Сеанс видеовстречи → Участник встречи: связь «один-ко-многим» (1:М).</w:t>
+        <w:t xml:space="preserve">Сеанс </w:t>
+      </w:r>
+      <w:proofErr w:type="spellStart"/>
+      <w:r>
+        <w:rPr>
+          <w:rFonts w:eastAsia="Microsoft YaHei"/>
+        </w:rPr>
+        <w:t>видеовстречи</w:t>
+      </w:r>
+      <w:proofErr w:type="spellEnd"/>
+      <w:r>
+        <w:rPr>
+          <w:rFonts w:eastAsia="Microsoft YaHei"/>
+        </w:rPr>
+        <w:t xml:space="preserve"> → Участник встречи: связь «один-ко-многим» (</w:t>
+      </w:r>
+      <w:proofErr w:type="gramStart"/>
+      <w:r>
+        <w:rPr>
+          <w:rFonts w:eastAsia="Microsoft YaHei"/>
+        </w:rPr>
+        <w:t>1:М</w:t>
+      </w:r>
+      <w:proofErr w:type="gramEnd"/>
+      <w:r>
+        <w:rPr>
+          <w:rFonts w:eastAsia="Microsoft YaHei"/>
+        </w:rPr>
+        <w:t>).</w:t>
       </w:r>
     </w:p>
     <w:p>
@@ -15331,7 +16529,35 @@
         <w:rPr>
           <w:rFonts w:eastAsia="Microsoft YaHei"/>
         </w:rPr>
-        <w:t>Сеанс видеовстречи → Событие встречи: связь «один-ко-многим» (1:М).</w:t>
+        <w:t xml:space="preserve">Сеанс </w:t>
+      </w:r>
+      <w:proofErr w:type="spellStart"/>
+      <w:r>
+        <w:rPr>
+          <w:rFonts w:eastAsia="Microsoft YaHei"/>
+        </w:rPr>
+        <w:t>видеовстречи</w:t>
+      </w:r>
+      <w:proofErr w:type="spellEnd"/>
+      <w:r>
+        <w:rPr>
+          <w:rFonts w:eastAsia="Microsoft YaHei"/>
+        </w:rPr>
+        <w:t xml:space="preserve"> → Событие встречи: связь «один-ко-многим» (</w:t>
+      </w:r>
+      <w:proofErr w:type="gramStart"/>
+      <w:r>
+        <w:rPr>
+          <w:rFonts w:eastAsia="Microsoft YaHei"/>
+        </w:rPr>
+        <w:t>1:М</w:t>
+      </w:r>
+      <w:proofErr w:type="gramEnd"/>
+      <w:r>
+        <w:rPr>
+          <w:rFonts w:eastAsia="Microsoft YaHei"/>
+        </w:rPr>
+        <w:t>).</w:t>
       </w:r>
     </w:p>
     <w:p>
@@ -15349,7 +16575,35 @@
         <w:rPr>
           <w:rFonts w:eastAsia="Microsoft YaHei"/>
         </w:rPr>
-        <w:t>Сеанс видеовстречи → Событие аналитики: связь «один-ко-многим» (1:М).</w:t>
+        <w:t xml:space="preserve">Сеанс </w:t>
+      </w:r>
+      <w:proofErr w:type="spellStart"/>
+      <w:r>
+        <w:rPr>
+          <w:rFonts w:eastAsia="Microsoft YaHei"/>
+        </w:rPr>
+        <w:t>видеовстречи</w:t>
+      </w:r>
+      <w:proofErr w:type="spellEnd"/>
+      <w:r>
+        <w:rPr>
+          <w:rFonts w:eastAsia="Microsoft YaHei"/>
+        </w:rPr>
+        <w:t xml:space="preserve"> → Событие аналитики: связь «один-ко-многим» (</w:t>
+      </w:r>
+      <w:proofErr w:type="gramStart"/>
+      <w:r>
+        <w:rPr>
+          <w:rFonts w:eastAsia="Microsoft YaHei"/>
+        </w:rPr>
+        <w:t>1:М</w:t>
+      </w:r>
+      <w:proofErr w:type="gramEnd"/>
+      <w:r>
+        <w:rPr>
+          <w:rFonts w:eastAsia="Microsoft YaHei"/>
+        </w:rPr>
+        <w:t>).</w:t>
       </w:r>
     </w:p>
     <w:p>
@@ -15367,7 +16621,35 @@
         <w:rPr>
           <w:rFonts w:eastAsia="Microsoft YaHei"/>
         </w:rPr>
-        <w:t>Сеанс видеовстречи → Отчёт по сеансу: связь «один-ко-многим» (1:М).</w:t>
+        <w:t xml:space="preserve">Сеанс </w:t>
+      </w:r>
+      <w:proofErr w:type="spellStart"/>
+      <w:r>
+        <w:rPr>
+          <w:rFonts w:eastAsia="Microsoft YaHei"/>
+        </w:rPr>
+        <w:t>видеовстречи</w:t>
+      </w:r>
+      <w:proofErr w:type="spellEnd"/>
+      <w:r>
+        <w:rPr>
+          <w:rFonts w:eastAsia="Microsoft YaHei"/>
+        </w:rPr>
+        <w:t xml:space="preserve"> → Отчёт по сеансу: связь «один-ко-многим» (</w:t>
+      </w:r>
+      <w:proofErr w:type="gramStart"/>
+      <w:r>
+        <w:rPr>
+          <w:rFonts w:eastAsia="Microsoft YaHei"/>
+        </w:rPr>
+        <w:t>1:М</w:t>
+      </w:r>
+      <w:proofErr w:type="gramEnd"/>
+      <w:r>
+        <w:rPr>
+          <w:rFonts w:eastAsia="Microsoft YaHei"/>
+        </w:rPr>
+        <w:t>).</w:t>
       </w:r>
     </w:p>
     <w:p>
@@ -15385,20 +16667,62 @@
         <w:rPr>
           <w:rFonts w:eastAsia="Microsoft YaHei"/>
         </w:rPr>
-        <w:t>Сеанс видеовстречи → Сообщение чата: связь «один-ко-многим» (1:М).</w:t>
-      </w:r>
-    </w:p>
-    <w:p>
-      <w:pPr>
+        <w:t xml:space="preserve">Сеанс </w:t>
+      </w:r>
+      <w:proofErr w:type="spellStart"/>
+      <w:r>
         <w:rPr>
           <w:rFonts w:eastAsia="Microsoft YaHei"/>
         </w:rPr>
-      </w:pPr>
+        <w:t>видеовстречи</w:t>
+      </w:r>
+      <w:proofErr w:type="spellEnd"/>
       <w:r>
         <w:rPr>
           <w:rFonts w:eastAsia="Microsoft YaHei"/>
         </w:rPr>
-        <w:t>Данная информационная модель обеспечивает структурированное хранение и обработку данных для разрабатываемой системы, позволяя эффективно управлять доступом, отслеживать жизненный цикл видеосессий, сохранять результаты анализа в гибком формате и обеспечивать целостность данных при каскадном удалении завершённых встреч.</w:t>
+        <w:t xml:space="preserve"> → Сообщение чата: связь «один-ко-многим» (</w:t>
+      </w:r>
+      <w:proofErr w:type="gramStart"/>
+      <w:r>
+        <w:rPr>
+          <w:rFonts w:eastAsia="Microsoft YaHei"/>
+        </w:rPr>
+        <w:t>1:М</w:t>
+      </w:r>
+      <w:proofErr w:type="gramEnd"/>
+      <w:r>
+        <w:rPr>
+          <w:rFonts w:eastAsia="Microsoft YaHei"/>
+        </w:rPr>
+        <w:t>).</w:t>
+      </w:r>
+    </w:p>
+    <w:p>
+      <w:pPr>
+        <w:rPr>
+          <w:rFonts w:eastAsia="Microsoft YaHei"/>
+        </w:rPr>
+      </w:pPr>
+      <w:r>
+        <w:rPr>
+          <w:rFonts w:eastAsia="Microsoft YaHei"/>
+        </w:rPr>
+        <w:t xml:space="preserve">Данная информационная модель обеспечивает структурированное хранение и обработку данных для разрабатываемой системы, позволяя эффективно управлять доступом, отслеживать жизненный цикл </w:t>
+      </w:r>
+      <w:proofErr w:type="spellStart"/>
+      <w:r>
+        <w:rPr>
+          <w:rFonts w:eastAsia="Microsoft YaHei"/>
+        </w:rPr>
+        <w:t>видеосессий</w:t>
+      </w:r>
+      <w:proofErr w:type="spellEnd"/>
+      <w:r>
+        <w:rPr>
+          <w:rFonts w:eastAsia="Microsoft YaHei"/>
+        </w:rPr>
+        <w:t>, сохранять результаты анализа в гибком формате и обеспечивать целостность данных при каскадном удалении завершённых встреч.</w:t>
       </w:r>
     </w:p>
     <w:p>
@@ -15408,14 +16732,14 @@
           <w:rFonts w:eastAsia="Microsoft YaHei"/>
         </w:rPr>
       </w:pPr>
-      <w:bookmarkStart w:id="17" w:name="_Toc228943813"/>
+      <w:bookmarkStart w:id="19" w:name="_Toc229297458"/>
       <w:r>
         <w:rPr>
           <w:rFonts w:eastAsia="Microsoft YaHei"/>
         </w:rPr>
         <w:t>Логическая модель базы данных</w:t>
       </w:r>
-      <w:bookmarkEnd w:id="17"/>
+      <w:bookmarkEnd w:id="19"/>
     </w:p>
     <w:p>
       <w:pPr>
@@ -15768,7 +17092,21 @@
         <w:rPr>
           <w:rFonts w:eastAsia="Microsoft YaHei"/>
         </w:rPr>
-        <w:t xml:space="preserve"> (уникальный) – криптографический хеш токена;</w:t>
+        <w:t xml:space="preserve"> (уникальный) – криптографический </w:t>
+      </w:r>
+      <w:proofErr w:type="spellStart"/>
+      <w:r>
+        <w:rPr>
+          <w:rFonts w:eastAsia="Microsoft YaHei"/>
+        </w:rPr>
+        <w:t>хеш</w:t>
+      </w:r>
+      <w:proofErr w:type="spellEnd"/>
+      <w:r>
+        <w:rPr>
+          <w:rFonts w:eastAsia="Microsoft YaHei"/>
+        </w:rPr>
+        <w:t xml:space="preserve"> токена;</w:t>
       </w:r>
     </w:p>
     <w:p>
@@ -16071,7 +17409,25 @@
           <w:rFonts w:eastAsia="Microsoft YaHei"/>
           <w:color w:val="000000"/>
         </w:rPr>
-        <w:t>Сеанс видеовстречи:</w:t>
+        <w:t xml:space="preserve">Сеанс </w:t>
+      </w:r>
+      <w:proofErr w:type="spellStart"/>
+      <w:r>
+        <w:rPr>
+          <w:rStyle w:val="aff2"/>
+          <w:rFonts w:eastAsia="Microsoft YaHei"/>
+          <w:color w:val="000000"/>
+        </w:rPr>
+        <w:t>видеовстречи</w:t>
+      </w:r>
+      <w:proofErr w:type="spellEnd"/>
+      <w:r>
+        <w:rPr>
+          <w:rStyle w:val="aff2"/>
+          <w:rFonts w:eastAsia="Microsoft YaHei"/>
+          <w:color w:val="000000"/>
+        </w:rPr>
+        <w:t>:</w:t>
       </w:r>
     </w:p>
     <w:p>
@@ -16124,7 +17480,21 @@
         <w:rPr>
           <w:rFonts w:eastAsia="Microsoft YaHei"/>
         </w:rPr>
-        <w:t xml:space="preserve"> – человекочитаемое наименование;</w:t>
+        <w:t xml:space="preserve"> – </w:t>
+      </w:r>
+      <w:proofErr w:type="spellStart"/>
+      <w:r>
+        <w:rPr>
+          <w:rFonts w:eastAsia="Microsoft YaHei"/>
+        </w:rPr>
+        <w:t>человекочитаемое</w:t>
+      </w:r>
+      <w:proofErr w:type="spellEnd"/>
+      <w:r>
+        <w:rPr>
+          <w:rFonts w:eastAsia="Microsoft YaHei"/>
+        </w:rPr>
+        <w:t xml:space="preserve"> наименование;</w:t>
       </w:r>
     </w:p>
     <w:p>
@@ -16694,7 +18064,27 @@
           <w:b w:val="0"/>
           <w:bCs w:val="0"/>
         </w:rPr>
-        <w:t>Идентификатор сеанса (внешний ключ) – ссылка на таблицу сеансов видеовстречи;</w:t>
+        <w:t xml:space="preserve">Идентификатор сеанса (внешний ключ) – ссылка на таблицу сеансов </w:t>
+      </w:r>
+      <w:proofErr w:type="spellStart"/>
+      <w:r>
+        <w:rPr>
+          <w:rStyle w:val="aff2"/>
+          <w:rFonts w:eastAsia="Microsoft YaHei"/>
+          <w:b w:val="0"/>
+          <w:bCs w:val="0"/>
+        </w:rPr>
+        <w:t>видеовстречи</w:t>
+      </w:r>
+      <w:proofErr w:type="spellEnd"/>
+      <w:r>
+        <w:rPr>
+          <w:rStyle w:val="aff2"/>
+          <w:rFonts w:eastAsia="Microsoft YaHei"/>
+          <w:b w:val="0"/>
+          <w:bCs w:val="0"/>
+        </w:rPr>
+        <w:t>;</w:t>
       </w:r>
     </w:p>
     <w:p>
@@ -17113,7 +18503,21 @@
         <w:rPr>
           <w:rFonts w:eastAsia="Microsoft YaHei"/>
         </w:rPr>
-        <w:t>Пользователь системы → Токен обновления сессии: связь «один-ко-многим» (1:М), один пользователь может иметь несколько активных или отозванных токенов.</w:t>
+        <w:t>Пользователь системы → Токен обновления сессии: связь «один-ко-многим» (</w:t>
+      </w:r>
+      <w:proofErr w:type="gramStart"/>
+      <w:r>
+        <w:rPr>
+          <w:rFonts w:eastAsia="Microsoft YaHei"/>
+        </w:rPr>
+        <w:t>1:М</w:t>
+      </w:r>
+      <w:proofErr w:type="gramEnd"/>
+      <w:r>
+        <w:rPr>
+          <w:rFonts w:eastAsia="Microsoft YaHei"/>
+        </w:rPr>
+        <w:t>), один пользователь может иметь несколько активных или отозванных токенов.</w:t>
       </w:r>
     </w:p>
     <w:p>
@@ -17131,7 +18535,21 @@
         <w:rPr>
           <w:rFonts w:eastAsia="Microsoft YaHei"/>
         </w:rPr>
-        <w:t>Пользователь системы → Журнал аутентификации: связь «один-ко-многим» (1:М), фиксация истории всех действий входа.</w:t>
+        <w:t>Пользователь системы → Журнал аутентификации: связь «один-ко-многим» (</w:t>
+      </w:r>
+      <w:proofErr w:type="gramStart"/>
+      <w:r>
+        <w:rPr>
+          <w:rFonts w:eastAsia="Microsoft YaHei"/>
+        </w:rPr>
+        <w:t>1:М</w:t>
+      </w:r>
+      <w:proofErr w:type="gramEnd"/>
+      <w:r>
+        <w:rPr>
+          <w:rFonts w:eastAsia="Microsoft YaHei"/>
+        </w:rPr>
+        <w:t>), фиксация истории всех действий входа.</w:t>
       </w:r>
     </w:p>
     <w:p>
@@ -17150,7 +18568,35 @@
           <w:rFonts w:eastAsia="Microsoft YaHei"/>
         </w:rPr>
         <w:lastRenderedPageBreak/>
-        <w:t>Пользователь системы → Сеанс видеовстречи: связь «один-ко-многим» (1:М), организатор создаёт множество встреч.</w:t>
+        <w:t xml:space="preserve">Пользователь системы → Сеанс </w:t>
+      </w:r>
+      <w:proofErr w:type="spellStart"/>
+      <w:r>
+        <w:rPr>
+          <w:rFonts w:eastAsia="Microsoft YaHei"/>
+        </w:rPr>
+        <w:t>видеовстречи</w:t>
+      </w:r>
+      <w:proofErr w:type="spellEnd"/>
+      <w:r>
+        <w:rPr>
+          <w:rFonts w:eastAsia="Microsoft YaHei"/>
+        </w:rPr>
+        <w:t>: связь «один-ко-многим» (</w:t>
+      </w:r>
+      <w:proofErr w:type="gramStart"/>
+      <w:r>
+        <w:rPr>
+          <w:rFonts w:eastAsia="Microsoft YaHei"/>
+        </w:rPr>
+        <w:t>1:М</w:t>
+      </w:r>
+      <w:proofErr w:type="gramEnd"/>
+      <w:r>
+        <w:rPr>
+          <w:rFonts w:eastAsia="Microsoft YaHei"/>
+        </w:rPr>
+        <w:t>), организатор создаёт множество встреч.</w:t>
       </w:r>
     </w:p>
     <w:p>
@@ -17168,7 +18614,35 @@
         <w:rPr>
           <w:rFonts w:eastAsia="Microsoft YaHei"/>
         </w:rPr>
-        <w:t>Сеанс видеовстречи → Участник встречи: связь «один-ко-многим» (1:М), в одной встрече участвует несколько человек.</w:t>
+        <w:t xml:space="preserve">Сеанс </w:t>
+      </w:r>
+      <w:proofErr w:type="spellStart"/>
+      <w:r>
+        <w:rPr>
+          <w:rFonts w:eastAsia="Microsoft YaHei"/>
+        </w:rPr>
+        <w:t>видеовстречи</w:t>
+      </w:r>
+      <w:proofErr w:type="spellEnd"/>
+      <w:r>
+        <w:rPr>
+          <w:rFonts w:eastAsia="Microsoft YaHei"/>
+        </w:rPr>
+        <w:t xml:space="preserve"> → Участник встречи: связь «один-ко-многим» (</w:t>
+      </w:r>
+      <w:proofErr w:type="gramStart"/>
+      <w:r>
+        <w:rPr>
+          <w:rFonts w:eastAsia="Microsoft YaHei"/>
+        </w:rPr>
+        <w:t>1:М</w:t>
+      </w:r>
+      <w:proofErr w:type="gramEnd"/>
+      <w:r>
+        <w:rPr>
+          <w:rFonts w:eastAsia="Microsoft YaHei"/>
+        </w:rPr>
+        <w:t>), в одной встрече участвует несколько человек.</w:t>
       </w:r>
     </w:p>
     <w:p>
@@ -17186,7 +18660,35 @@
         <w:rPr>
           <w:rFonts w:eastAsia="Microsoft YaHei"/>
         </w:rPr>
-        <w:t>Сеанс видеовстречи → Событие аналитики: связь «один-ко-многим» (1:М), одна сессия генерирует поток событий анализа.</w:t>
+        <w:t xml:space="preserve">Сеанс </w:t>
+      </w:r>
+      <w:proofErr w:type="spellStart"/>
+      <w:r>
+        <w:rPr>
+          <w:rFonts w:eastAsia="Microsoft YaHei"/>
+        </w:rPr>
+        <w:t>видеовстречи</w:t>
+      </w:r>
+      <w:proofErr w:type="spellEnd"/>
+      <w:r>
+        <w:rPr>
+          <w:rFonts w:eastAsia="Microsoft YaHei"/>
+        </w:rPr>
+        <w:t xml:space="preserve"> → Событие аналитики: связь «один-ко-многим» (</w:t>
+      </w:r>
+      <w:proofErr w:type="gramStart"/>
+      <w:r>
+        <w:rPr>
+          <w:rFonts w:eastAsia="Microsoft YaHei"/>
+        </w:rPr>
+        <w:t>1:М</w:t>
+      </w:r>
+      <w:proofErr w:type="gramEnd"/>
+      <w:r>
+        <w:rPr>
+          <w:rFonts w:eastAsia="Microsoft YaHei"/>
+        </w:rPr>
+        <w:t>), одна сессия генерирует поток событий анализа.</w:t>
       </w:r>
     </w:p>
     <w:p>
@@ -17204,7 +18706,35 @@
         <w:rPr>
           <w:rFonts w:eastAsia="Microsoft YaHei"/>
         </w:rPr>
-        <w:t xml:space="preserve">Сеанс видеовстречи → Событие встречи: связь «один-ко-многим» (1:М), </w:t>
+        <w:t xml:space="preserve">Сеанс </w:t>
+      </w:r>
+      <w:proofErr w:type="spellStart"/>
+      <w:r>
+        <w:rPr>
+          <w:rFonts w:eastAsia="Microsoft YaHei"/>
+        </w:rPr>
+        <w:t>видеовстречи</w:t>
+      </w:r>
+      <w:proofErr w:type="spellEnd"/>
+      <w:r>
+        <w:rPr>
+          <w:rFonts w:eastAsia="Microsoft YaHei"/>
+        </w:rPr>
+        <w:t xml:space="preserve"> → Событие встречи: связь «один-ко-многим» (</w:t>
+      </w:r>
+      <w:proofErr w:type="gramStart"/>
+      <w:r>
+        <w:rPr>
+          <w:rFonts w:eastAsia="Microsoft YaHei"/>
+        </w:rPr>
+        <w:t>1:М</w:t>
+      </w:r>
+      <w:proofErr w:type="gramEnd"/>
+      <w:r>
+        <w:rPr>
+          <w:rFonts w:eastAsia="Microsoft YaHei"/>
+        </w:rPr>
+        <w:t xml:space="preserve">), </w:t>
       </w:r>
       <w:r>
         <w:rPr>
@@ -17234,7 +18764,35 @@
         <w:rPr>
           <w:rFonts w:eastAsia="Microsoft YaHei"/>
         </w:rPr>
-        <w:t>Сеанс видеовстречи → Отчёт по сеансу: связь «один-ко-многим» (1:М), отчёт привязан к конкретной встрече.</w:t>
+        <w:t xml:space="preserve">Сеанс </w:t>
+      </w:r>
+      <w:proofErr w:type="spellStart"/>
+      <w:r>
+        <w:rPr>
+          <w:rFonts w:eastAsia="Microsoft YaHei"/>
+        </w:rPr>
+        <w:t>видеовстречи</w:t>
+      </w:r>
+      <w:proofErr w:type="spellEnd"/>
+      <w:r>
+        <w:rPr>
+          <w:rFonts w:eastAsia="Microsoft YaHei"/>
+        </w:rPr>
+        <w:t xml:space="preserve"> → Отчёт по сеансу: связь «один-ко-многим» (</w:t>
+      </w:r>
+      <w:proofErr w:type="gramStart"/>
+      <w:r>
+        <w:rPr>
+          <w:rFonts w:eastAsia="Microsoft YaHei"/>
+        </w:rPr>
+        <w:t>1:М</w:t>
+      </w:r>
+      <w:proofErr w:type="gramEnd"/>
+      <w:r>
+        <w:rPr>
+          <w:rFonts w:eastAsia="Microsoft YaHei"/>
+        </w:rPr>
+        <w:t>), отчёт привязан к конкретной встрече.</w:t>
       </w:r>
     </w:p>
     <w:p>
@@ -17252,20 +18810,62 @@
         <w:rPr>
           <w:rFonts w:eastAsia="Microsoft YaHei"/>
         </w:rPr>
-        <w:t>Сеанс видеовстречи → Сообщение чата: связь «один-ко-многим» (1:М), чат изолирован в пределах одной комнаты.</w:t>
-      </w:r>
-    </w:p>
-    <w:p>
-      <w:pPr>
+        <w:t xml:space="preserve">Сеанс </w:t>
+      </w:r>
+      <w:proofErr w:type="spellStart"/>
+      <w:r>
         <w:rPr>
           <w:rFonts w:eastAsia="Microsoft YaHei"/>
         </w:rPr>
-      </w:pPr>
+        <w:t>видеовстречи</w:t>
+      </w:r>
+      <w:proofErr w:type="spellEnd"/>
       <w:r>
         <w:rPr>
           <w:rFonts w:eastAsia="Microsoft YaHei"/>
         </w:rPr>
-        <w:t>Данная логическая модель обеспечивает эффективное хранение и обработку данных для разрабатываемой системы, позволяя структурировать информацию о пользователях, управлять жизненным циклом видеосессий, сохранять результаты анализа в гибком событийном формате и обеспечивать строгую ссылочную целостность через механизмы каскадного удаления и ограничений уникальности и внешних ключей.</w:t>
+        <w:t xml:space="preserve"> → Сообщение чата: связь «один-ко-многим» (</w:t>
+      </w:r>
+      <w:proofErr w:type="gramStart"/>
+      <w:r>
+        <w:rPr>
+          <w:rFonts w:eastAsia="Microsoft YaHei"/>
+        </w:rPr>
+        <w:t>1:М</w:t>
+      </w:r>
+      <w:proofErr w:type="gramEnd"/>
+      <w:r>
+        <w:rPr>
+          <w:rFonts w:eastAsia="Microsoft YaHei"/>
+        </w:rPr>
+        <w:t>), чат изолирован в пределах одной комнаты.</w:t>
+      </w:r>
+    </w:p>
+    <w:p>
+      <w:pPr>
+        <w:rPr>
+          <w:rFonts w:eastAsia="Microsoft YaHei"/>
+        </w:rPr>
+      </w:pPr>
+      <w:r>
+        <w:rPr>
+          <w:rFonts w:eastAsia="Microsoft YaHei"/>
+        </w:rPr>
+        <w:t xml:space="preserve">Данная логическая модель обеспечивает эффективное хранение и обработку данных для разрабатываемой системы, позволяя структурировать информацию о пользователях, управлять жизненным циклом </w:t>
+      </w:r>
+      <w:proofErr w:type="spellStart"/>
+      <w:r>
+        <w:rPr>
+          <w:rFonts w:eastAsia="Microsoft YaHei"/>
+        </w:rPr>
+        <w:t>видеосессий</w:t>
+      </w:r>
+      <w:proofErr w:type="spellEnd"/>
+      <w:r>
+        <w:rPr>
+          <w:rFonts w:eastAsia="Microsoft YaHei"/>
+        </w:rPr>
+        <w:t>, сохранять результаты анализа в гибком событийном формате и обеспечивать строгую ссылочную целостность через механизмы каскадного удаления и ограничений уникальности и внешних ключей.</w:t>
       </w:r>
     </w:p>
     <w:p>
@@ -17286,12 +18886,12 @@
       <w:pPr>
         <w:pStyle w:val="1"/>
       </w:pPr>
-      <w:bookmarkStart w:id="18" w:name="_Toc228943814"/>
+      <w:bookmarkStart w:id="20" w:name="_Toc229297459"/>
       <w:r>
         <w:lastRenderedPageBreak/>
         <w:t>ОПИСАНИЕ ПРОГРАММНОГО КОМПЛЕКСА</w:t>
       </w:r>
-      <w:bookmarkEnd w:id="18"/>
+      <w:bookmarkEnd w:id="20"/>
     </w:p>
     <w:p>
       <w:pPr>
@@ -17306,16 +18906,34 @@
         <w:pStyle w:val="2"/>
         <w:contextualSpacing/>
       </w:pPr>
+      <w:bookmarkStart w:id="21" w:name="_Toc229297460"/>
       <w:r>
         <w:t>Общая архитектура программного комплекса</w:t>
       </w:r>
+      <w:bookmarkEnd w:id="21"/>
     </w:p>
     <w:p>
       <w:pPr>
         <w:contextualSpacing/>
       </w:pPr>
       <w:r>
-        <w:t>Разработанный программный комплекс представляет собой веб-платформу для планирования онлайн-сессий, проведения видеовстреч в браузере, сбора мультимодальной аналитики (речь, мимика, эмоции) и формирования отчётности для организатора. Архитектура системы построена по клиент-серверной модели с выделением ресурсоёмких задач искусственного интеллекта в отдельные микросервисы.</w:t>
+        <w:t xml:space="preserve">Разработанный программный комплекс представляет собой веб-платформу для планирования онлайн-сессий, проведения </w:t>
+      </w:r>
+      <w:proofErr w:type="spellStart"/>
+      <w:r>
+        <w:t>видеовстреч</w:t>
+      </w:r>
+      <w:proofErr w:type="spellEnd"/>
+      <w:r>
+        <w:t xml:space="preserve"> в браузере, сбора мультимодальной аналитики (речь, мимика, эмоции) и формирования отчётности для организатора. Архитектура системы построена по клиент-серверной модели с выделением ресурсоёмких задач искусственного интеллекта в отдельные </w:t>
+      </w:r>
+      <w:proofErr w:type="spellStart"/>
+      <w:r>
+        <w:t>микросервисы</w:t>
+      </w:r>
+      <w:proofErr w:type="spellEnd"/>
+      <w:r>
+        <w:t>.</w:t>
       </w:r>
     </w:p>
     <w:p>
@@ -17323,7 +18941,23 @@
         <w:contextualSpacing/>
       </w:pPr>
       <w:r>
-        <w:t>Комплекс организован в виде монорепозитория, что обеспечивает согласованность интерфейсов, упрощает управление зависимостями и ускоряет процесс разработки. Оркестрация сервисов осуществляется с помощью средств контейнеризации, поддерживающих базовый профиль (клиентская часть, серверная часть, СУБД) и опциональный профиль искусственного интеллекта (AI-шлюз, сервис распознавания речи).</w:t>
+        <w:t xml:space="preserve">Комплекс организован в виде </w:t>
+      </w:r>
+      <w:proofErr w:type="spellStart"/>
+      <w:r>
+        <w:t>монорепозитория</w:t>
+      </w:r>
+      <w:proofErr w:type="spellEnd"/>
+      <w:r>
+        <w:t xml:space="preserve">, что обеспечивает согласованность интерфейсов, упрощает управление зависимостями и ускоряет процесс разработки. </w:t>
+      </w:r>
+      <w:proofErr w:type="spellStart"/>
+      <w:r>
+        <w:t>Оркестрация</w:t>
+      </w:r>
+      <w:proofErr w:type="spellEnd"/>
+      <w:r>
+        <w:t xml:space="preserve"> сервисов осуществляется с помощью средств контейнеризации, поддерживающих базовый профиль (клиентская часть, серверная часть, СУБД) и опциональный профиль искусственного интеллекта (AI-шлюз, сервис распознавания речи).</w:t>
       </w:r>
     </w:p>
     <w:p>
@@ -17356,8 +18990,29 @@
         </w:numPr>
         <w:ind w:left="0" w:firstLine="709"/>
       </w:pPr>
-      <w:r>
-        <w:t>WebSocket – для низкозадержочного обмена медиаданными, событиями встречи, потоковой аналитикой и чатом в реальном времени.</w:t>
+      <w:proofErr w:type="spellStart"/>
+      <w:r>
+        <w:t>WebSocket</w:t>
+      </w:r>
+      <w:proofErr w:type="spellEnd"/>
+      <w:r>
+        <w:t xml:space="preserve"> – для </w:t>
+      </w:r>
+      <w:proofErr w:type="spellStart"/>
+      <w:r>
+        <w:t>низкозадержочного</w:t>
+      </w:r>
+      <w:proofErr w:type="spellEnd"/>
+      <w:r>
+        <w:t xml:space="preserve"> обмена </w:t>
+      </w:r>
+      <w:proofErr w:type="spellStart"/>
+      <w:r>
+        <w:t>медиаданными</w:t>
+      </w:r>
+      <w:proofErr w:type="spellEnd"/>
+      <w:r>
+        <w:t>, событиями встречи, потоковой аналитикой и чатом в реальном времени.</w:t>
       </w:r>
     </w:p>
     <w:p>
@@ -17382,16 +19037,42 @@
         <w:pStyle w:val="2"/>
         <w:contextualSpacing/>
       </w:pPr>
+      <w:bookmarkStart w:id="22" w:name="_Toc229297461"/>
       <w:r>
         <w:t>Модуль пользовательского интерфейса и клиентской логики</w:t>
       </w:r>
+      <w:bookmarkEnd w:id="22"/>
     </w:p>
     <w:p>
       <w:pPr>
         <w:contextualSpacing/>
       </w:pPr>
       <w:r>
-        <w:t>Клиентская часть реализована как одностраничное приложение (SPA) на базе стека React, TypeScript и сборщика Vite. Интерфейс спроектирован с учётом принципов компонентного подхода и разделения ответственности.</w:t>
+        <w:t xml:space="preserve">Клиентская часть реализована как одностраничное приложение (SPA) на базе стека </w:t>
+      </w:r>
+      <w:proofErr w:type="spellStart"/>
+      <w:r>
+        <w:t>React</w:t>
+      </w:r>
+      <w:proofErr w:type="spellEnd"/>
+      <w:r>
+        <w:t xml:space="preserve">, </w:t>
+      </w:r>
+      <w:proofErr w:type="spellStart"/>
+      <w:r>
+        <w:t>TypeScript</w:t>
+      </w:r>
+      <w:proofErr w:type="spellEnd"/>
+      <w:r>
+        <w:t xml:space="preserve"> и сборщика </w:t>
+      </w:r>
+      <w:proofErr w:type="spellStart"/>
+      <w:r>
+        <w:t>Vite</w:t>
+      </w:r>
+      <w:proofErr w:type="spellEnd"/>
+      <w:r>
+        <w:t>. Интерфейс спроектирован с учётом принципов компонентного подхода и разделения ответственности.</w:t>
       </w:r>
     </w:p>
     <w:p>
@@ -17437,8 +19118,21 @@
         </w:numPr>
         <w:ind w:left="0" w:firstLine="709"/>
       </w:pPr>
-      <w:r>
-        <w:t>WebSocket-механизм обеспечивает автоматическое переподключение, обработку сигналов активности и маршрутизацию входящих событий. Разбор доменных событий делегирован специализированной функции, которая обновляет состояние, показывает уведомления и реагирует на завершение встречи.</w:t>
+      <w:proofErr w:type="spellStart"/>
+      <w:r>
+        <w:t>WebSocket</w:t>
+      </w:r>
+      <w:proofErr w:type="spellEnd"/>
+      <w:r>
+        <w:t xml:space="preserve">-механизм обеспечивает автоматическое </w:t>
+      </w:r>
+      <w:proofErr w:type="spellStart"/>
+      <w:r>
+        <w:t>переподключение</w:t>
+      </w:r>
+      <w:proofErr w:type="spellEnd"/>
+      <w:r>
+        <w:t>, обработку сигналов активности и маршрутизацию входящих событий. Разбор доменных событий делегирован специализированной функции, которая обновляет состояние, показывает уведомления и реагирует на завершение встречи.</w:t>
       </w:r>
     </w:p>
     <w:p>
@@ -17450,8 +19144,13 @@
         </w:numPr>
         <w:ind w:left="0" w:firstLine="709"/>
       </w:pPr>
-      <w:r>
-        <w:t>тображение аналитики в реальном времени реализовано через боковую панель встречи, где транскрипты группируются по спикерам с поддержкой промежуточных и финальных реплик.</w:t>
+      <w:proofErr w:type="spellStart"/>
+      <w:r>
+        <w:t>тображение</w:t>
+      </w:r>
+      <w:proofErr w:type="spellEnd"/>
+      <w:r>
+        <w:t xml:space="preserve"> аналитики в реальном времени реализовано через боковую панель встречи, где транскрипты группируются по спикерам с поддержкой промежуточных и финальных реплик.</w:t>
       </w:r>
     </w:p>
     <w:p>
@@ -17475,17 +19174,35 @@
         <w:pStyle w:val="2"/>
         <w:contextualSpacing/>
       </w:pPr>
+      <w:bookmarkStart w:id="23" w:name="_Toc229297462"/>
       <w:r>
         <w:lastRenderedPageBreak/>
-        <w:t>Серверный модуль управления сессиями и WebSocket-коммуникации</w:t>
-      </w:r>
+        <w:t xml:space="preserve">Серверный модуль управления сессиями и </w:t>
+      </w:r>
+      <w:proofErr w:type="spellStart"/>
+      <w:r>
+        <w:t>WebSocket</w:t>
+      </w:r>
+      <w:proofErr w:type="spellEnd"/>
+      <w:r>
+        <w:t>-коммуникации</w:t>
+      </w:r>
+      <w:bookmarkEnd w:id="23"/>
     </w:p>
     <w:p>
       <w:pPr>
         <w:contextualSpacing/>
       </w:pPr>
       <w:r>
-        <w:t>Серверная часть написана на языке Go с использованием веб-фреймворка Gin. Точка входа выполняет инициализацию подключения к СУБД, настройку CORS, регистрацию промежуточного ПО и маршрутов.</w:t>
+        <w:t xml:space="preserve">Серверная часть написана на языке Go с использованием веб-фреймворка </w:t>
+      </w:r>
+      <w:proofErr w:type="spellStart"/>
+      <w:r>
+        <w:t>Gin</w:t>
+      </w:r>
+      <w:proofErr w:type="spellEnd"/>
+      <w:r>
+        <w:t>. Точка входа выполняет инициализацию подключения к СУБД, настройку CORS, регистрацию промежуточного ПО и маршрутов.</w:t>
       </w:r>
     </w:p>
     <w:p>
@@ -17506,7 +19223,15 @@
         <w:ind w:left="0" w:firstLine="709"/>
       </w:pPr>
       <w:r>
-        <w:t>Цепочка middleware: восстановление после сбоев → идентификация запроса → логирование доступа → CORS → ограничение попыток входа → проверка аутентификации. Такая последовательность обеспечивает отказоустойчивость, аудит запросов, защиту от подбора паролей и контроль доступа.</w:t>
+        <w:t xml:space="preserve">Цепочка </w:t>
+      </w:r>
+      <w:proofErr w:type="spellStart"/>
+      <w:r>
+        <w:t>middleware</w:t>
+      </w:r>
+      <w:proofErr w:type="spellEnd"/>
+      <w:r>
+        <w:t>: восстановление после сбоев → идентификация запроса → логирование доступа → CORS → ограничение попыток входа → проверка аутентификации. Такая последовательность обеспечивает отказоустойчивость, аудит запросов, защиту от подбора паролей и контроль доступа.</w:t>
       </w:r>
     </w:p>
     <w:p>
@@ -17518,8 +19243,13 @@
         </w:numPr>
         <w:ind w:left="0" w:firstLine="709"/>
       </w:pPr>
-      <w:r>
-        <w:t>WebSocket-хаб управляет пулом соединений по идентификатору сессии. При получении сообщения о присоединении сервер сохраняет метаданные подключения, рассылает событие о новом участнике всем клиентам и отправляет новому участнику текущий список присутствующих.</w:t>
+      <w:proofErr w:type="spellStart"/>
+      <w:r>
+        <w:t>WebSocket</w:t>
+      </w:r>
+      <w:proofErr w:type="spellEnd"/>
+      <w:r>
+        <w:t>-хаб управляет пулом соединений по идентификатору сессии. При получении сообщения о присоединении сервер сохраняет метаданные подключения, рассылает событие о новом участнике всем клиентам и отправляет новому участнику текущий список присутствующих.</w:t>
       </w:r>
     </w:p>
     <w:p>
@@ -17532,7 +19262,23 @@
         <w:ind w:left="0" w:firstLine="709"/>
       </w:pPr>
       <w:r>
-        <w:t>Обработка медиа-событий: сообщения типов «кадр», «аудио», «сообщение чата» маршрутизируются к зарегистрированным обработчикам. События аналитики (текстовый анализ, аудиоанализ, анализ лица, эмоции) записываются в таблицу событий и одновременно транслируются клиентам. Отладочные сообщения не сохраняются в БД, а сразу передаются по WebSocket для снижения нагрузки на дисковую подсистему.</w:t>
+        <w:t xml:space="preserve">Обработка медиа-событий: сообщения типов «кадр», «аудио», «сообщение чата» маршрутизируются к зарегистрированным обработчикам. События аналитики (текстовый анализ, </w:t>
+      </w:r>
+      <w:proofErr w:type="spellStart"/>
+      <w:r>
+        <w:t>аудиоанализ</w:t>
+      </w:r>
+      <w:proofErr w:type="spellEnd"/>
+      <w:r>
+        <w:t xml:space="preserve">, анализ лица, эмоции) записываются в таблицу событий и одновременно транслируются клиентам. Отладочные сообщения не сохраняются в БД, а сразу передаются по </w:t>
+      </w:r>
+      <w:proofErr w:type="spellStart"/>
+      <w:r>
+        <w:t>WebSocket</w:t>
+      </w:r>
+      <w:proofErr w:type="spellEnd"/>
+      <w:r>
+        <w:t xml:space="preserve"> для снижения нагрузки на дисковую подсистему.</w:t>
       </w:r>
     </w:p>
     <w:p>
@@ -17553,16 +19299,34 @@
         <w:pStyle w:val="2"/>
         <w:contextualSpacing/>
       </w:pPr>
+      <w:bookmarkStart w:id="24" w:name="_Toc229297463"/>
       <w:r>
         <w:t>Модуль аутентификации и обеспечения безопасности</w:t>
       </w:r>
+      <w:bookmarkEnd w:id="24"/>
     </w:p>
     <w:p>
       <w:pPr>
         <w:contextualSpacing/>
       </w:pPr>
       <w:r>
-        <w:t>Подсистема безопасности построена на основе stateless-архитектуры с использованием JWT (JSON Web Tokens). Процесс аутентификации включает:</w:t>
+        <w:t xml:space="preserve">Подсистема безопасности построена на основе </w:t>
+      </w:r>
+      <w:proofErr w:type="spellStart"/>
+      <w:r>
+        <w:t>stateless</w:t>
+      </w:r>
+      <w:proofErr w:type="spellEnd"/>
+      <w:r>
+        <w:t xml:space="preserve">-архитектуры с использованием JWT (JSON Web </w:t>
+      </w:r>
+      <w:proofErr w:type="spellStart"/>
+      <w:r>
+        <w:t>Tokens</w:t>
+      </w:r>
+      <w:proofErr w:type="spellEnd"/>
+      <w:r>
+        <w:t>). Процесс аутентификации включает:</w:t>
       </w:r>
     </w:p>
     <w:p>
@@ -17575,7 +19339,15 @@
         <w:ind w:left="0" w:firstLine="709"/>
       </w:pPr>
       <w:r>
-        <w:t>Проверку учётных данных через запрос входа с валидацией хеша пароля.</w:t>
+        <w:t xml:space="preserve">Проверку учётных данных через запрос входа с валидацией </w:t>
+      </w:r>
+      <w:proofErr w:type="spellStart"/>
+      <w:r>
+        <w:t>хеша</w:t>
+      </w:r>
+      <w:proofErr w:type="spellEnd"/>
+      <w:r>
+        <w:t xml:space="preserve"> пароля.</w:t>
       </w:r>
     </w:p>
     <w:p>
@@ -17649,7 +19421,15 @@
         <w:ind w:left="0" w:firstLine="709"/>
       </w:pPr>
       <w:r>
-        <w:t>В продакшн-окружении предполагается использование HTTPS/WSS, строгих CORS-правил и безопасных cookie для токенов обновления.</w:t>
+        <w:t xml:space="preserve">В продакшн-окружении предполагается использование HTTPS/WSS, строгих CORS-правил и безопасных </w:t>
+      </w:r>
+      <w:proofErr w:type="spellStart"/>
+      <w:r>
+        <w:t>cookie</w:t>
+      </w:r>
+      <w:proofErr w:type="spellEnd"/>
+      <w:r>
+        <w:t xml:space="preserve"> для токенов обновления.</w:t>
       </w:r>
     </w:p>
     <w:p>
@@ -17657,16 +19437,31 @@
         <w:pStyle w:val="2"/>
         <w:contextualSpacing/>
       </w:pPr>
-      <w:r>
-        <w:t>Модуль захвата и передачи медиапотоков</w:t>
-      </w:r>
+      <w:bookmarkStart w:id="25" w:name="_Toc229297464"/>
+      <w:r>
+        <w:t xml:space="preserve">Модуль захвата и передачи </w:t>
+      </w:r>
+      <w:proofErr w:type="spellStart"/>
+      <w:r>
+        <w:t>медиапотоков</w:t>
+      </w:r>
+      <w:bookmarkEnd w:id="25"/>
+      <w:proofErr w:type="spellEnd"/>
     </w:p>
     <w:p>
       <w:pPr>
         <w:contextualSpacing/>
       </w:pPr>
       <w:r>
-        <w:t>Захват медиаданных на стороне клиента реализован через нативные браузерные API без использования сторонних плагинов.</w:t>
+        <w:t xml:space="preserve">Захват </w:t>
+      </w:r>
+      <w:proofErr w:type="spellStart"/>
+      <w:r>
+        <w:t>медиаданных</w:t>
+      </w:r>
+      <w:proofErr w:type="spellEnd"/>
+      <w:r>
+        <w:t xml:space="preserve"> на стороне клиента реализован через нативные браузерные API без использования сторонних плагинов.</w:t>
       </w:r>
     </w:p>
     <w:p>
@@ -17679,7 +19474,23 @@
         <w:ind w:left="0" w:firstLine="709"/>
       </w:pPr>
       <w:r>
-        <w:t>Аудио: создаётся компонент записи исключительно для аудиодорожки микрофона. Для корректного декодирования на стороне сервера применяется стратегия кумулятивного накопления чанков: вместо отправки изолированных фрагментов система формирует непрерывный буфер, содержащий инициализирующий сегмент и последующие кластеры. Буфер кодируется в Base64 и отправляется по WebSocket с заданным интервалом или по достижению лимита размера.</w:t>
+        <w:t xml:space="preserve">Аудио: создаётся компонент записи исключительно для аудиодорожки микрофона. Для корректного декодирования на стороне сервера применяется стратегия кумулятивного накопления </w:t>
+      </w:r>
+      <w:proofErr w:type="spellStart"/>
+      <w:r>
+        <w:t>чанков</w:t>
+      </w:r>
+      <w:proofErr w:type="spellEnd"/>
+      <w:r>
+        <w:t xml:space="preserve">: вместо отправки изолированных фрагментов система формирует непрерывный буфер, содержащий инициализирующий сегмент и последующие кластеры. Буфер кодируется в Base64 и отправляется по </w:t>
+      </w:r>
+      <w:proofErr w:type="spellStart"/>
+      <w:r>
+        <w:t>WebSocket</w:t>
+      </w:r>
+      <w:proofErr w:type="spellEnd"/>
+      <w:r>
+        <w:t xml:space="preserve"> с заданным интервалом или по достижению лимита размера.</w:t>
       </w:r>
     </w:p>
     <w:p>
@@ -17692,7 +19503,23 @@
         <w:ind w:left="0" w:firstLine="709"/>
       </w:pPr>
       <w:r>
-        <w:t>Видео: кадры для анализа лица захватываются с видеоэлемента через canvas с фиксированным интервалом. Изображение конвертируется в JPEG Base64 и передаётся типом «кадр». Такой подход балансирует между частотой обновления аналитики и пропускной способностью канала.</w:t>
+        <w:t xml:space="preserve">Видео: кадры для анализа лица захватываются с </w:t>
+      </w:r>
+      <w:proofErr w:type="spellStart"/>
+      <w:r>
+        <w:t>видеоэлемента</w:t>
+      </w:r>
+      <w:proofErr w:type="spellEnd"/>
+      <w:r>
+        <w:t xml:space="preserve"> через </w:t>
+      </w:r>
+      <w:proofErr w:type="spellStart"/>
+      <w:r>
+        <w:t>canvas</w:t>
+      </w:r>
+      <w:proofErr w:type="spellEnd"/>
+      <w:r>
+        <w:t xml:space="preserve"> с фиксированным интервалом. Изображение конвертируется в JPEG Base64 и передаётся типом «кадр». Такой подход балансирует между частотой обновления аналитики и пропускной способностью канала.</w:t>
       </w:r>
     </w:p>
     <w:p>
@@ -17705,7 +19532,15 @@
         <w:ind w:left="0" w:firstLine="709"/>
       </w:pPr>
       <w:r>
-        <w:t>Управление ресурсами: При смене потока, потере фокуса вкладки или завершении встречи компоненты записи корректно останавливаются и освобождаются, что предотвращает утечки памяти и фоновую загрузку ЦП.</w:t>
+        <w:t>Управление ресурсами</w:t>
+      </w:r>
+      <w:proofErr w:type="gramStart"/>
+      <w:r>
+        <w:t>: При</w:t>
+      </w:r>
+      <w:proofErr w:type="gramEnd"/>
+      <w:r>
+        <w:t xml:space="preserve"> смене потока, потере фокуса вкладки или завершении встречи компоненты записи корректно останавливаются и освобождаются, что предотвращает утечки памяти и фоновую загрузку ЦП.</w:t>
       </w:r>
     </w:p>
     <w:p>
@@ -17713,17 +19548,27 @@
         <w:pStyle w:val="2"/>
         <w:contextualSpacing/>
       </w:pPr>
+      <w:bookmarkStart w:id="26" w:name="_Toc229297465"/>
       <w:r>
         <w:lastRenderedPageBreak/>
         <w:t>Модуль искусственного интеллекта и мультимодального анализа</w:t>
       </w:r>
+      <w:bookmarkEnd w:id="26"/>
     </w:p>
     <w:p>
       <w:pPr>
         <w:contextualSpacing/>
       </w:pPr>
       <w:r>
-        <w:t>Вычислительные задачи ИИ вынесены в отдельный сервис (AI-шлюз) и сервис распознавания речи на языке Python. Шлюз взаимодействует с серверной частью через WebSocket и конфигурируется через JSON-файлы с поддержкой горячей перезагрузки.</w:t>
+        <w:t xml:space="preserve">Вычислительные задачи ИИ вынесены в отдельный сервис (AI-шлюз) и сервис распознавания речи на языке Python. Шлюз взаимодействует с серверной частью через </w:t>
+      </w:r>
+      <w:proofErr w:type="spellStart"/>
+      <w:r>
+        <w:t>WebSocket</w:t>
+      </w:r>
+      <w:proofErr w:type="spellEnd"/>
+      <w:r>
+        <w:t xml:space="preserve"> и конфигурируется через JSON-файлы с поддержкой горячей перезагрузки.</w:t>
       </w:r>
     </w:p>
     <w:p>
@@ -17748,7 +19593,31 @@
         <w:contextualSpacing/>
       </w:pPr>
       <w:r>
-        <w:t>Задача распознавания эмоций по выражению лица (Facial Expression Recognition, FER) является одной из ключевых в области компьютерного зрения и аффективных вычислений. Современный подход к решению данной задачи включает два основных этапа: детектирование лица и классификацию эмоций.</w:t>
+        <w:t>Задача распознавания эмоций по выражению лица (</w:t>
+      </w:r>
+      <w:proofErr w:type="spellStart"/>
+      <w:r>
+        <w:t>Facial</w:t>
+      </w:r>
+      <w:proofErr w:type="spellEnd"/>
+      <w:r>
+        <w:t xml:space="preserve"> </w:t>
+      </w:r>
+      <w:proofErr w:type="spellStart"/>
+      <w:r>
+        <w:t>Expression</w:t>
+      </w:r>
+      <w:proofErr w:type="spellEnd"/>
+      <w:r>
+        <w:t xml:space="preserve"> </w:t>
+      </w:r>
+      <w:proofErr w:type="spellStart"/>
+      <w:r>
+        <w:t>Recognition</w:t>
+      </w:r>
+      <w:proofErr w:type="spellEnd"/>
+      <w:r>
+        <w:t>, FER) является одной из ключевых в области компьютерного зрения и аффективных вычислений. Современный подход к решению данной задачи включает два основных этапа: детектирование лица и классификацию эмоций.</w:t>
       </w:r>
     </w:p>
     <w:p>
@@ -17764,7 +19633,15 @@
         <w:contextualSpacing/>
       </w:pPr>
       <w:r>
-        <w:t>Первым шагом является локализация лица на изображении и определение ключевых точек (landmarks). Для этого применяются следующие подходы:</w:t>
+        <w:t>Первым шагом является локализация лица на изображении и определение ключевых точек (</w:t>
+      </w:r>
+      <w:proofErr w:type="spellStart"/>
+      <w:r>
+        <w:t>landmarks</w:t>
+      </w:r>
+      <w:proofErr w:type="spellEnd"/>
+      <w:r>
+        <w:t>). Для этого применяются следующие подходы:</w:t>
       </w:r>
     </w:p>
     <w:p>
@@ -17777,7 +19654,63 @@
         <w:ind w:left="0" w:firstLine="709"/>
       </w:pPr>
       <w:r>
-        <w:t>Active Shape Models (ASM) и Active Appearance Models (AAM) – классические статистические методы, которые строят параметрическое представление формы лица на основе обучающей выборки. Эти модели описывают вариации формы и текстуры лица через главные компоненты (PCA) [Cootes et al., 2001].</w:t>
+        <w:t xml:space="preserve">Active </w:t>
+      </w:r>
+      <w:proofErr w:type="spellStart"/>
+      <w:r>
+        <w:t>Shape</w:t>
+      </w:r>
+      <w:proofErr w:type="spellEnd"/>
+      <w:r>
+        <w:t xml:space="preserve"> </w:t>
+      </w:r>
+      <w:proofErr w:type="spellStart"/>
+      <w:r>
+        <w:t>Models</w:t>
+      </w:r>
+      <w:proofErr w:type="spellEnd"/>
+      <w:r>
+        <w:t xml:space="preserve"> (ASM) и Active </w:t>
+      </w:r>
+      <w:proofErr w:type="spellStart"/>
+      <w:r>
+        <w:t>Appearance</w:t>
+      </w:r>
+      <w:proofErr w:type="spellEnd"/>
+      <w:r>
+        <w:t xml:space="preserve"> </w:t>
+      </w:r>
+      <w:proofErr w:type="spellStart"/>
+      <w:r>
+        <w:t>Models</w:t>
+      </w:r>
+      <w:proofErr w:type="spellEnd"/>
+      <w:r>
+        <w:t xml:space="preserve"> (AAM) – классические статистические методы, которые строят параметрическое представление формы лица на основе обучающей выборки. Эти модели описывают вариации формы и текстуры лица через главные компоненты (PCA) [</w:t>
+      </w:r>
+      <w:proofErr w:type="spellStart"/>
+      <w:r>
+        <w:t>Cootes</w:t>
+      </w:r>
+      <w:proofErr w:type="spellEnd"/>
+      <w:r>
+        <w:t xml:space="preserve"> </w:t>
+      </w:r>
+      <w:proofErr w:type="spellStart"/>
+      <w:r>
+        <w:t>et</w:t>
+      </w:r>
+      <w:proofErr w:type="spellEnd"/>
+      <w:r>
+        <w:t xml:space="preserve"> </w:t>
+      </w:r>
+      <w:proofErr w:type="spellStart"/>
+      <w:r>
+        <w:t>al</w:t>
+      </w:r>
+      <w:proofErr w:type="spellEnd"/>
+      <w:r>
+        <w:t>., 2001].</w:t>
       </w:r>
     </w:p>
     <w:p>
@@ -17802,8 +19735,53 @@
         </w:numPr>
         <w:ind w:left="0" w:firstLine="709"/>
       </w:pPr>
-      <w:r>
-        <w:t>BlazeFace – легковесная свёрточная нейронная сеть, оптимизированная для работы в реальном времени на мобильных устройствах. Использует якорные точки (anchors) и предсказывает ограничивающие рамки лиц [Bazarevsky et al., 2019].</w:t>
+      <w:proofErr w:type="spellStart"/>
+      <w:r>
+        <w:t>BlazeFace</w:t>
+      </w:r>
+      <w:proofErr w:type="spellEnd"/>
+      <w:r>
+        <w:t xml:space="preserve"> – легковесная </w:t>
+      </w:r>
+      <w:proofErr w:type="spellStart"/>
+      <w:r>
+        <w:t>свёрточная</w:t>
+      </w:r>
+      <w:proofErr w:type="spellEnd"/>
+      <w:r>
+        <w:t xml:space="preserve"> нейронная сеть, оптимизированная для работы в реальном времени на мобильных устройствах. Использует якорные точки (</w:t>
+      </w:r>
+      <w:proofErr w:type="spellStart"/>
+      <w:r>
+        <w:t>anchors</w:t>
+      </w:r>
+      <w:proofErr w:type="spellEnd"/>
+      <w:r>
+        <w:t>) и предсказывает ограничивающие рамки лиц [</w:t>
+      </w:r>
+      <w:proofErr w:type="spellStart"/>
+      <w:r>
+        <w:t>Bazarevsky</w:t>
+      </w:r>
+      <w:proofErr w:type="spellEnd"/>
+      <w:r>
+        <w:t xml:space="preserve"> </w:t>
+      </w:r>
+      <w:proofErr w:type="spellStart"/>
+      <w:r>
+        <w:t>et</w:t>
+      </w:r>
+      <w:proofErr w:type="spellEnd"/>
+      <w:r>
+        <w:t xml:space="preserve"> </w:t>
+      </w:r>
+      <w:proofErr w:type="spellStart"/>
+      <w:r>
+        <w:t>al</w:t>
+      </w:r>
+      <w:proofErr w:type="spellEnd"/>
+      <w:r>
+        <w:t>., 2019].</w:t>
       </w:r>
     </w:p>
     <w:p>
@@ -17816,43 +19794,99 @@
         <w:ind w:left="0" w:firstLine="709"/>
       </w:pPr>
       <w:r>
-        <w:t>MTCNN (Multi-task Cascaded CNN) – каскадная архитектура из трёх нейронных сетей, которые последовательно уточняют положение лица и определяют 5 ключевых точек (углы глаз, кончик носа, уголки рта).</w:t>
-      </w:r>
-    </w:p>
-    <w:p>
-      <w:pPr>
+        <w:t>MTCNN (Multi-</w:t>
+      </w:r>
+      <w:proofErr w:type="spellStart"/>
+      <w:r>
+        <w:t>task</w:t>
+      </w:r>
+      <w:proofErr w:type="spellEnd"/>
+      <w:r>
+        <w:t xml:space="preserve"> </w:t>
+      </w:r>
+      <w:proofErr w:type="spellStart"/>
+      <w:r>
+        <w:t>Cascaded</w:t>
+      </w:r>
+      <w:proofErr w:type="spellEnd"/>
+      <w:r>
+        <w:t xml:space="preserve"> CNN) – каскадная архитектура из трёх нейронных сетей, которые последовательно уточняют положение лица и определяют 5 ключевых точек (углы глаз, кончик носа, уголки рта).</w:t>
+      </w:r>
+    </w:p>
+    <w:p>
+      <w:pPr>
+        <w:ind w:firstLine="0"/>
         <w:contextualSpacing/>
-        <w:rPr>
-          <w:lang w:val="en-US"/>
-        </w:rPr>
       </w:pPr>
       <w:r>
         <w:lastRenderedPageBreak/>
-        <w:t xml:space="preserve">[Рисунок 6.3 – Архитектура MTCNN (источник: оригинальная статья Zhang et al. </w:t>
-      </w:r>
-      <w:r>
-        <w:rPr>
-          <w:lang w:val="en-US"/>
-        </w:rPr>
-        <w:t xml:space="preserve">“Joint Face Detection and Alignment using Multi-task Cascaded Convolutional Networks”, 2016, </w:t>
-      </w:r>
-      <w:r>
-        <w:t>доступна</w:t>
-      </w:r>
-      <w:r>
-        <w:rPr>
-          <w:lang w:val="en-US"/>
-        </w:rPr>
-        <w:t xml:space="preserve"> </w:t>
-      </w:r>
-      <w:r>
-        <w:t>на</w:t>
-      </w:r>
-      <w:r>
-        <w:rPr>
-          <w:lang w:val="en-US"/>
-        </w:rPr>
-        <w:t xml:space="preserve"> arXiv:1604.02878)]</w:t>
+        <w:drawing>
+          <wp:inline distT="0" distB="0" distL="0" distR="0" wp14:anchorId="6F80F7F0" wp14:editId="6A536EFB">
+            <wp:extent cx="5940425" cy="2162810"/>
+            <wp:effectExtent l="0" t="0" r="3175" b="8890"/>
+            <wp:docPr id="5" name="Рисунок 5"/>
+            <wp:cNvGraphicFramePr>
+              <a:graphicFrameLocks xmlns:a="http://schemas.openxmlformats.org/drawingml/2006/main" noChangeAspect="1"/>
+            </wp:cNvGraphicFramePr>
+            <a:graphic xmlns:a="http://schemas.openxmlformats.org/drawingml/2006/main">
+              <a:graphicData uri="http://schemas.openxmlformats.org/drawingml/2006/picture">
+                <pic:pic xmlns:pic="http://schemas.openxmlformats.org/drawingml/2006/picture">
+                  <pic:nvPicPr>
+                    <pic:cNvPr id="1" name=""/>
+                    <pic:cNvPicPr/>
+                  </pic:nvPicPr>
+                  <pic:blipFill>
+                    <a:blip r:embed="rId14"/>
+                    <a:stretch>
+                      <a:fillRect/>
+                    </a:stretch>
+                  </pic:blipFill>
+                  <pic:spPr>
+                    <a:xfrm>
+                      <a:off x="0" y="0"/>
+                      <a:ext cx="5940425" cy="2162810"/>
+                    </a:xfrm>
+                    <a:prstGeom prst="rect">
+                      <a:avLst/>
+                    </a:prstGeom>
+                  </pic:spPr>
+                </pic:pic>
+              </a:graphicData>
+            </a:graphic>
+          </wp:inline>
+        </w:drawing>
+      </w:r>
+    </w:p>
+    <w:p>
+      <w:pPr>
+        <w:pStyle w:val="affc"/>
+      </w:pPr>
+      <w:r>
+        <w:t xml:space="preserve">Рисунок </w:t>
+      </w:r>
+      <w:r>
+        <w:fldChar w:fldCharType="begin"/>
+      </w:r>
+      <w:r>
+        <w:instrText xml:space="preserve"> SEQ Рисунок \* ARABIC </w:instrText>
+      </w:r>
+      <w:r>
+        <w:fldChar w:fldCharType="separate"/>
+      </w:r>
+      <w:r>
+        <w:rPr>
+          <w:noProof/>
+        </w:rPr>
+        <w:t>5</w:t>
+      </w:r>
+      <w:r>
+        <w:fldChar w:fldCharType="end"/>
+      </w:r>
+      <w:r>
+        <w:t xml:space="preserve">. </w:t>
+      </w:r>
+      <w:r>
+        <w:t>Архитектура MTCNN</w:t>
       </w:r>
     </w:p>
     <w:p>
@@ -17860,7 +19894,15 @@
         <w:contextualSpacing/>
       </w:pPr>
       <w:r>
-        <w:t>После детектирования выполняется выравнивание (alignment) – геометрическая трансформация лица к каноническому виду на основе ключевых точек. Это повышает точность последующей классификации эмоций.</w:t>
+        <w:t>После детектирования выполняется выравнивание (</w:t>
+      </w:r>
+      <w:proofErr w:type="spellStart"/>
+      <w:r>
+        <w:t>alignment</w:t>
+      </w:r>
+      <w:proofErr w:type="spellEnd"/>
+      <w:r>
+        <w:t>) – геометрическая трансформация лица к каноническому виду на основе ключевых точек. Это повышает точность последующей классификации эмоций.</w:t>
       </w:r>
     </w:p>
     <w:p>
@@ -17876,7 +19918,31 @@
         <w:contextualSpacing/>
       </w:pPr>
       <w:r>
-        <w:t>Классификация эмоций выполняется с помощью свёрточных нейронных сетей (CNN). В разработанной системе используется библиотека DeepFace, которая представляет собой мета-библиотеку, включающую несколько предобученных архитектур:</w:t>
+        <w:t xml:space="preserve">Классификация эмоций выполняется с помощью </w:t>
+      </w:r>
+      <w:proofErr w:type="spellStart"/>
+      <w:r>
+        <w:t>свёрточных</w:t>
+      </w:r>
+      <w:proofErr w:type="spellEnd"/>
+      <w:r>
+        <w:t xml:space="preserve"> нейронных сетей (CNN). В разработанной системе используется библиотека </w:t>
+      </w:r>
+      <w:proofErr w:type="spellStart"/>
+      <w:r>
+        <w:t>DeepFace</w:t>
+      </w:r>
+      <w:proofErr w:type="spellEnd"/>
+      <w:r>
+        <w:t xml:space="preserve">, которая представляет собой мета-библиотеку, включающую несколько </w:t>
+      </w:r>
+      <w:proofErr w:type="spellStart"/>
+      <w:r>
+        <w:t>предобученных</w:t>
+      </w:r>
+      <w:proofErr w:type="spellEnd"/>
+      <w:r>
+        <w:t xml:space="preserve"> архитектур:</w:t>
       </w:r>
     </w:p>
     <w:p>
@@ -17889,7 +19955,15 @@
         <w:ind w:left="0" w:firstLine="709"/>
       </w:pPr>
       <w:r>
-        <w:t>VGG-Face – глубокая сеть с 16-19 свёрточными слоями, изначально обученная для задачи распознавания лиц, но адаптируемая для классификации эмоций.</w:t>
+        <w:t xml:space="preserve">VGG-Face – глубокая сеть с 16-19 </w:t>
+      </w:r>
+      <w:proofErr w:type="spellStart"/>
+      <w:r>
+        <w:t>свёрточными</w:t>
+      </w:r>
+      <w:proofErr w:type="spellEnd"/>
+      <w:r>
+        <w:t xml:space="preserve"> слоями, изначально обученная для задачи распознавания лиц, но адаптируемая для классификации эмоций.</w:t>
       </w:r>
     </w:p>
     <w:p>
@@ -17902,7 +19976,23 @@
         <w:ind w:left="0" w:firstLine="709"/>
       </w:pPr>
       <w:r>
-        <w:t>Facenet512 – архитектура, использующая triplet loss для обучения вложений лиц в компактное пространство признаков.</w:t>
+        <w:t xml:space="preserve">Facenet512 – архитектура, использующая </w:t>
+      </w:r>
+      <w:proofErr w:type="spellStart"/>
+      <w:r>
+        <w:t>triplet</w:t>
+      </w:r>
+      <w:proofErr w:type="spellEnd"/>
+      <w:r>
+        <w:t xml:space="preserve"> </w:t>
+      </w:r>
+      <w:proofErr w:type="spellStart"/>
+      <w:r>
+        <w:t>loss</w:t>
+      </w:r>
+      <w:proofErr w:type="spellEnd"/>
+      <w:r>
+        <w:t xml:space="preserve"> для обучения вложений лиц в компактное пространство признаков.</w:t>
       </w:r>
     </w:p>
     <w:p>
@@ -17914,68 +20004,147 @@
         </w:numPr>
         <w:ind w:left="0" w:firstLine="709"/>
       </w:pPr>
-      <w:r>
-        <w:t>EfficientNet – семейство сетей, оптимизированных по соотношению точности и вычислительной сложности.</w:t>
+      <w:proofErr w:type="spellStart"/>
+      <w:r>
+        <w:t>EfficientNet</w:t>
+      </w:r>
+      <w:proofErr w:type="spellEnd"/>
+      <w:r>
+        <w:t xml:space="preserve"> – семейство сетей, оптимизированных по соотношению точности и вычислительной сложности.</w:t>
+      </w:r>
+    </w:p>
+    <w:p/>
+    <w:p>
+      <w:pPr>
+        <w:ind w:firstLine="0"/>
+      </w:pPr>
+      <w:r>
+        <w:rPr>
+          <w:noProof/>
+        </w:rPr>
+        <w:lastRenderedPageBreak/>
+        <w:drawing>
+          <wp:inline distT="0" distB="0" distL="0" distR="0" wp14:anchorId="2087B532" wp14:editId="61451B51">
+            <wp:extent cx="5940425" cy="1565910"/>
+            <wp:effectExtent l="0" t="0" r="3175" b="0"/>
+            <wp:docPr id="11" name="Рисунок 11"/>
+            <wp:cNvGraphicFramePr>
+              <a:graphicFrameLocks xmlns:a="http://schemas.openxmlformats.org/drawingml/2006/main" noChangeAspect="1"/>
+            </wp:cNvGraphicFramePr>
+            <a:graphic xmlns:a="http://schemas.openxmlformats.org/drawingml/2006/main">
+              <a:graphicData uri="http://schemas.openxmlformats.org/drawingml/2006/picture">
+                <pic:pic xmlns:pic="http://schemas.openxmlformats.org/drawingml/2006/picture">
+                  <pic:nvPicPr>
+                    <pic:cNvPr id="0" name="Picture 8"/>
+                    <pic:cNvPicPr>
+                      <a:picLocks noChangeAspect="1" noChangeArrowheads="1"/>
+                    </pic:cNvPicPr>
+                  </pic:nvPicPr>
+                  <pic:blipFill>
+                    <a:blip r:embed="rId15">
+                      <a:extLst>
+                        <a:ext uri="{28A0092B-C50C-407E-A947-70E740481C1C}">
+                          <a14:useLocalDpi xmlns:a14="http://schemas.microsoft.com/office/drawing/2010/main" val="0"/>
+                        </a:ext>
+                      </a:extLst>
+                    </a:blip>
+                    <a:srcRect/>
+                    <a:stretch>
+                      <a:fillRect/>
+                    </a:stretch>
+                  </pic:blipFill>
+                  <pic:spPr bwMode="auto">
+                    <a:xfrm>
+                      <a:off x="0" y="0"/>
+                      <a:ext cx="5940425" cy="1565910"/>
+                    </a:xfrm>
+                    <a:prstGeom prst="rect">
+                      <a:avLst/>
+                    </a:prstGeom>
+                    <a:noFill/>
+                    <a:ln>
+                      <a:noFill/>
+                    </a:ln>
+                  </pic:spPr>
+                </pic:pic>
+              </a:graphicData>
+            </a:graphic>
+          </wp:inline>
+        </w:drawing>
+      </w:r>
+    </w:p>
+    <w:p>
+      <w:pPr>
+        <w:pStyle w:val="affc"/>
+      </w:pPr>
+      <w:r>
+        <w:t xml:space="preserve">Рисунок </w:t>
+      </w:r>
+      <w:r>
+        <w:fldChar w:fldCharType="begin"/>
+      </w:r>
+      <w:r>
+        <w:instrText xml:space="preserve"> SEQ Рисунок \* ARABIC </w:instrText>
+      </w:r>
+      <w:r>
+        <w:fldChar w:fldCharType="separate"/>
+      </w:r>
+      <w:r>
+        <w:rPr>
+          <w:noProof/>
+        </w:rPr>
+        <w:t>6</w:t>
+      </w:r>
+      <w:r>
+        <w:fldChar w:fldCharType="end"/>
+      </w:r>
+      <w:r>
+        <w:t>. Архитектура сети VGG-16, используемой в модели VGG-Face</w:t>
       </w:r>
     </w:p>
     <w:p>
       <w:pPr>
         <w:contextualSpacing/>
-        <w:rPr>
-          <w:lang w:val="en-US"/>
-        </w:rPr>
-      </w:pPr>
-      <w:r>
-        <w:t xml:space="preserve">[Рисунок 6.4 – Архитектура VGG-Face (источник: статья Parkhi et al. </w:t>
-      </w:r>
-      <w:r>
-        <w:rPr>
-          <w:lang w:val="en-US"/>
-        </w:rPr>
-        <w:t xml:space="preserve">“Deep Face Recognition”, BMVC 2015, </w:t>
-      </w:r>
-      <w:r>
-        <w:t>доступна</w:t>
-      </w:r>
-      <w:r>
-        <w:rPr>
-          <w:lang w:val="en-US"/>
-        </w:rPr>
-        <w:t xml:space="preserve"> </w:t>
-      </w:r>
-      <w:r>
-        <w:t>по</w:t>
-      </w:r>
-      <w:r>
-        <w:rPr>
-          <w:lang w:val="en-US"/>
-        </w:rPr>
-        <w:t xml:space="preserve"> </w:t>
-      </w:r>
-      <w:r>
-        <w:t>ссылке</w:t>
-      </w:r>
-      <w:r>
-        <w:rPr>
-          <w:lang w:val="en-US"/>
-        </w:rPr>
-        <w:t xml:space="preserve"> https://www.robots.ox.ac.uk/~vgg/publications/2015/Parkhi15/parkhi15.pdf)]</w:t>
-      </w:r>
+      </w:pPr>
+      <w:r>
+        <w:t xml:space="preserve">Модель </w:t>
+      </w:r>
+      <w:proofErr w:type="spellStart"/>
+      <w:r>
+        <w:t>MediaPipe</w:t>
+      </w:r>
+      <w:proofErr w:type="spellEnd"/>
+      <w:r>
+        <w:t xml:space="preserve"> Face </w:t>
+      </w:r>
+      <w:proofErr w:type="spellStart"/>
+      <w:r>
+        <w:t>Landmarker</w:t>
+      </w:r>
+      <w:proofErr w:type="spellEnd"/>
     </w:p>
     <w:p>
       <w:pPr>
         <w:contextualSpacing/>
       </w:pPr>
       <w:r>
-        <w:t>Модель MediaPipe Face Landmarker</w:t>
-      </w:r>
-    </w:p>
-    <w:p>
-      <w:pPr>
-        <w:contextualSpacing/>
-      </w:pPr>
-      <w:r>
-        <w:t>Опционально в системе реализована поддержка MediaPipe Face Landmarker от Google, которая строит плотную сетку из 468 трёхмерных ключевых точек на лице. Эта модель позволяет:</w:t>
+        <w:t xml:space="preserve">Опционально в системе реализована поддержка </w:t>
+      </w:r>
+      <w:proofErr w:type="spellStart"/>
+      <w:r>
+        <w:t>MediaPipe</w:t>
+      </w:r>
+      <w:proofErr w:type="spellEnd"/>
+      <w:r>
+        <w:t xml:space="preserve"> Face </w:t>
+      </w:r>
+      <w:proofErr w:type="spellStart"/>
+      <w:r>
+        <w:t>Landmarker</w:t>
+      </w:r>
+      <w:proofErr w:type="spellEnd"/>
+      <w:r>
+        <w:t xml:space="preserve"> от Google, которая строит плотную сетку из 468 трёхмерных ключевых точек на лице. Эта модель позволяет:</w:t>
       </w:r>
     </w:p>
     <w:p>
@@ -17988,7 +20157,15 @@
         <w:ind w:left="0" w:firstLine="709"/>
       </w:pPr>
       <w:r>
-        <w:t>Оценивать blendshape-коэффициенты – параметры, описывающие активность групп лицевых мышц (например, поднятие бровей, растягивание рта);</w:t>
+        <w:t xml:space="preserve">Оценивать </w:t>
+      </w:r>
+      <w:proofErr w:type="spellStart"/>
+      <w:r>
+        <w:t>blendshape</w:t>
+      </w:r>
+      <w:proofErr w:type="spellEnd"/>
+      <w:r>
+        <w:t>-коэффициенты – параметры, описывающие активность групп лицевых мышц (например, поднятие бровей, растягивание рта);</w:t>
       </w:r>
     </w:p>
     <w:p>
@@ -18001,8 +20178,31 @@
         <w:ind w:left="0" w:firstLine="709"/>
       </w:pPr>
       <w:r>
-        <w:lastRenderedPageBreak/>
-        <w:t>Вычислять углы поворота головы (yaw, pitch, roll) для анализа позы;</w:t>
+        <w:t>Вычислять углы поворота головы (</w:t>
+      </w:r>
+      <w:proofErr w:type="spellStart"/>
+      <w:r>
+        <w:t>yaw</w:t>
+      </w:r>
+      <w:proofErr w:type="spellEnd"/>
+      <w:r>
+        <w:t xml:space="preserve">, </w:t>
+      </w:r>
+      <w:proofErr w:type="spellStart"/>
+      <w:r>
+        <w:t>pitch</w:t>
+      </w:r>
+      <w:proofErr w:type="spellEnd"/>
+      <w:r>
+        <w:t xml:space="preserve">, </w:t>
+      </w:r>
+      <w:proofErr w:type="spellStart"/>
+      <w:r>
+        <w:t>roll</w:t>
+      </w:r>
+      <w:proofErr w:type="spellEnd"/>
+      <w:r>
+        <w:t>) для анализа позы;</w:t>
       </w:r>
     </w:p>
     <w:p>
@@ -18015,22 +20215,126 @@
         <w:ind w:left="0" w:firstLine="709"/>
       </w:pPr>
       <w:r>
-        <w:t>Отслеживать микровыражения – кратковременные изменения выражения лица длительностью 1/25–1/5 секунды.</w:t>
-      </w:r>
+        <w:t xml:space="preserve">Отслеживать </w:t>
+      </w:r>
+      <w:proofErr w:type="spellStart"/>
+      <w:r>
+        <w:t>микровыражения</w:t>
+      </w:r>
+      <w:proofErr w:type="spellEnd"/>
+      <w:r>
+        <w:t xml:space="preserve"> – кратковременные изменения выражения лица длительностью 1/25–1/5 секунды.</w:t>
+      </w:r>
+    </w:p>
+    <w:p>
+      <w:pPr>
+        <w:ind w:firstLine="0"/>
+      </w:pPr>
+      <w:r>
+        <w:rPr>
+          <w:noProof/>
+        </w:rPr>
+        <w:drawing>
+          <wp:inline distT="0" distB="0" distL="0" distR="0" wp14:anchorId="1C5F5CB1" wp14:editId="5D0C34FB">
+            <wp:extent cx="5940425" cy="3256280"/>
+            <wp:effectExtent l="0" t="0" r="3175" b="1270"/>
+            <wp:docPr id="6" name="Рисунок 6" descr="Задача &quot;Опорный знак на лице&quot;"/>
+            <wp:cNvGraphicFramePr>
+              <a:graphicFrameLocks xmlns:a="http://schemas.openxmlformats.org/drawingml/2006/main" noChangeAspect="1"/>
+            </wp:cNvGraphicFramePr>
+            <a:graphic xmlns:a="http://schemas.openxmlformats.org/drawingml/2006/main">
+              <a:graphicData uri="http://schemas.openxmlformats.org/drawingml/2006/picture">
+                <pic:pic xmlns:pic="http://schemas.openxmlformats.org/drawingml/2006/picture">
+                  <pic:nvPicPr>
+                    <pic:cNvPr id="0" name="Picture 1" descr="Задача &quot;Опорный знак на лице&quot;"/>
+                    <pic:cNvPicPr>
+                      <a:picLocks noChangeAspect="1" noChangeArrowheads="1"/>
+                    </pic:cNvPicPr>
+                  </pic:nvPicPr>
+                  <pic:blipFill>
+                    <a:blip r:embed="rId16">
+                      <a:extLst>
+                        <a:ext uri="{28A0092B-C50C-407E-A947-70E740481C1C}">
+                          <a14:useLocalDpi xmlns:a14="http://schemas.microsoft.com/office/drawing/2010/main" val="0"/>
+                        </a:ext>
+                      </a:extLst>
+                    </a:blip>
+                    <a:srcRect/>
+                    <a:stretch>
+                      <a:fillRect/>
+                    </a:stretch>
+                  </pic:blipFill>
+                  <pic:spPr bwMode="auto">
+                    <a:xfrm>
+                      <a:off x="0" y="0"/>
+                      <a:ext cx="5940425" cy="3256280"/>
+                    </a:xfrm>
+                    <a:prstGeom prst="rect">
+                      <a:avLst/>
+                    </a:prstGeom>
+                    <a:noFill/>
+                    <a:ln>
+                      <a:noFill/>
+                    </a:ln>
+                  </pic:spPr>
+                </pic:pic>
+              </a:graphicData>
+            </a:graphic>
+          </wp:inline>
+        </w:drawing>
+      </w:r>
+    </w:p>
+    <w:p>
+      <w:pPr>
+        <w:pStyle w:val="affc"/>
+      </w:pPr>
+      <w:r>
+        <w:t xml:space="preserve">Рисунок </w:t>
+      </w:r>
+      <w:r>
+        <w:fldChar w:fldCharType="begin"/>
+      </w:r>
+      <w:r>
+        <w:instrText xml:space="preserve"> SEQ Рисунок \* ARABIC </w:instrText>
+      </w:r>
+      <w:r>
+        <w:fldChar w:fldCharType="separate"/>
+      </w:r>
+      <w:r>
+        <w:rPr>
+          <w:noProof/>
+        </w:rPr>
+        <w:t>6</w:t>
+      </w:r>
+      <w:r>
+        <w:fldChar w:fldCharType="end"/>
+      </w:r>
+      <w:r>
+        <w:t xml:space="preserve">. </w:t>
+      </w:r>
+      <w:r>
+        <w:t xml:space="preserve">Сетка ключевых точек </w:t>
+      </w:r>
+      <w:proofErr w:type="spellStart"/>
+      <w:r>
+        <w:t>MediaPipe</w:t>
+      </w:r>
+      <w:proofErr w:type="spellEnd"/>
+      <w:r>
+        <w:t xml:space="preserve"> Face </w:t>
+      </w:r>
+      <w:proofErr w:type="spellStart"/>
+      <w:r>
+        <w:t>Landmarker</w:t>
+      </w:r>
+      <w:proofErr w:type="spellEnd"/>
     </w:p>
     <w:p>
       <w:pPr>
         <w:contextualSpacing/>
       </w:pPr>
       <w:r>
-        <w:t>[Рисунок 6.5 – Сетка ключевых точек MediaPipe Face Landmarker (источник: официальная документация Google MediaPipe, https://developers.google.com/mediapipe/solutions/vision/face_landmarker)]</w:t>
-      </w:r>
-    </w:p>
-    <w:p>
-      <w:pPr>
-        <w:contextualSpacing/>
-      </w:pPr>
-      <w:r>
+        <w:lastRenderedPageBreak/>
         <w:t>Классификация базовых эмоций</w:t>
       </w:r>
     </w:p>
@@ -18052,7 +20356,15 @@
         <w:ind w:left="0" w:firstLine="709"/>
       </w:pPr>
       <w:r>
-        <w:t>Радость (happiness) – поднятие уголков рта, появление морщин вокруг глаз;</w:t>
+        <w:t>Радость (</w:t>
+      </w:r>
+      <w:proofErr w:type="spellStart"/>
+      <w:r>
+        <w:t>happiness</w:t>
+      </w:r>
+      <w:proofErr w:type="spellEnd"/>
+      <w:r>
+        <w:t>) – поднятие уголков рта, появление морщин вокруг глаз;</w:t>
       </w:r>
     </w:p>
     <w:p>
@@ -18065,7 +20377,15 @@
         <w:ind w:left="0" w:firstLine="709"/>
       </w:pPr>
       <w:r>
-        <w:t>Грусть (sadness) – опускание уголков рта, поднятие внутренних уголков бровей;</w:t>
+        <w:t>Грусть (</w:t>
+      </w:r>
+      <w:proofErr w:type="spellStart"/>
+      <w:r>
+        <w:t>sadness</w:t>
+      </w:r>
+      <w:proofErr w:type="spellEnd"/>
+      <w:r>
+        <w:t>) – опускание уголков рта, поднятие внутренних уголков бровей;</w:t>
       </w:r>
     </w:p>
     <w:p>
@@ -18078,7 +20398,15 @@
         <w:ind w:left="0" w:firstLine="709"/>
       </w:pPr>
       <w:r>
-        <w:t>Гнев (anger) – опускание бровей, сужение глаз, напряжение губ;</w:t>
+        <w:t>Гнев (</w:t>
+      </w:r>
+      <w:proofErr w:type="spellStart"/>
+      <w:r>
+        <w:t>anger</w:t>
+      </w:r>
+      <w:proofErr w:type="spellEnd"/>
+      <w:r>
+        <w:t>) – опускание бровей, сужение глаз, напряжение губ;</w:t>
       </w:r>
     </w:p>
     <w:p>
@@ -18091,7 +20419,15 @@
         <w:ind w:left="0" w:firstLine="709"/>
       </w:pPr>
       <w:r>
-        <w:t>Страх (fear) – поднятие верхних век, растягивание рта;</w:t>
+        <w:t>Страх (</w:t>
+      </w:r>
+      <w:proofErr w:type="spellStart"/>
+      <w:r>
+        <w:t>fear</w:t>
+      </w:r>
+      <w:proofErr w:type="spellEnd"/>
+      <w:r>
+        <w:t>) – поднятие верхних век, растягивание рта;</w:t>
       </w:r>
     </w:p>
     <w:p>
@@ -18104,7 +20440,15 @@
         <w:ind w:left="0" w:firstLine="709"/>
       </w:pPr>
       <w:r>
-        <w:t>Удивление (surprise) – поднятие бровей, расширение глаз, открытие рта;</w:t>
+        <w:t>Удивление (</w:t>
+      </w:r>
+      <w:proofErr w:type="spellStart"/>
+      <w:r>
+        <w:t>surprise</w:t>
+      </w:r>
+      <w:proofErr w:type="spellEnd"/>
+      <w:r>
+        <w:t>) – поднятие бровей, расширение глаз, открытие рта;</w:t>
       </w:r>
     </w:p>
     <w:p>
@@ -18117,15 +20461,126 @@
         <w:ind w:left="0" w:firstLine="709"/>
       </w:pPr>
       <w:r>
-        <w:t>Отвращение (disgust) – поднятие верхней губы, морщинистый нос.</w:t>
-      </w:r>
-    </w:p>
-    <w:p>
-      <w:pPr>
+        <w:t>Отвращение (</w:t>
+      </w:r>
+      <w:proofErr w:type="spellStart"/>
+      <w:r>
+        <w:t>disgust</w:t>
+      </w:r>
+      <w:proofErr w:type="spellEnd"/>
+      <w:r>
+        <w:t>) – поднятие верхней губы, морщинистый нос.</w:t>
+      </w:r>
+    </w:p>
+    <w:p>
+      <w:pPr>
+        <w:ind w:firstLine="0"/>
+      </w:pPr>
+      <w:r>
+        <w:drawing>
+          <wp:inline distT="0" distB="0" distL="0" distR="0" wp14:anchorId="4FB9676B" wp14:editId="0110310B">
+            <wp:extent cx="5940425" cy="3619500"/>
+            <wp:effectExtent l="0" t="0" r="3175" b="0"/>
+            <wp:docPr id="8" name="Рисунок 8"/>
+            <wp:cNvGraphicFramePr>
+              <a:graphicFrameLocks xmlns:a="http://schemas.openxmlformats.org/drawingml/2006/main" noChangeAspect="1"/>
+            </wp:cNvGraphicFramePr>
+            <a:graphic xmlns:a="http://schemas.openxmlformats.org/drawingml/2006/main">
+              <a:graphicData uri="http://schemas.openxmlformats.org/drawingml/2006/picture">
+                <pic:pic xmlns:pic="http://schemas.openxmlformats.org/drawingml/2006/picture">
+                  <pic:nvPicPr>
+                    <pic:cNvPr id="1" name=""/>
+                    <pic:cNvPicPr/>
+                  </pic:nvPicPr>
+                  <pic:blipFill>
+                    <a:blip r:embed="rId17"/>
+                    <a:stretch>
+                      <a:fillRect/>
+                    </a:stretch>
+                  </pic:blipFill>
+                  <pic:spPr>
+                    <a:xfrm>
+                      <a:off x="0" y="0"/>
+                      <a:ext cx="5940425" cy="3619500"/>
+                    </a:xfrm>
+                    <a:prstGeom prst="rect">
+                      <a:avLst/>
+                    </a:prstGeom>
+                  </pic:spPr>
+                </pic:pic>
+              </a:graphicData>
+            </a:graphic>
+          </wp:inline>
+        </w:drawing>
+      </w:r>
+    </w:p>
+    <w:p>
+      <w:pPr>
+        <w:ind w:firstLine="0"/>
         <w:contextualSpacing/>
-      </w:pPr>
-      <w:r>
-        <w:t>[Рисунок 6.6 – Шесть базовых эмоций по Экману (источник: учебная литература по психологии эмоций или статья Ekman P. “An argument for basic emotions”, Cognition &amp; Emotion, 1992)]</w:t>
+        <w:jc w:val="center"/>
+        <w:rPr>
+          <w:rFonts w:eastAsiaTheme="minorHAnsi"/>
+          <w:color w:val="000000" w:themeColor="text1"/>
+          <w:lang w:eastAsia="en-US" w:bidi="he-IL"/>
+        </w:rPr>
+      </w:pPr>
+      <w:r>
+        <w:rPr>
+          <w:rFonts w:eastAsiaTheme="minorHAnsi"/>
+          <w:color w:val="000000" w:themeColor="text1"/>
+          <w:lang w:eastAsia="en-US" w:bidi="he-IL"/>
+        </w:rPr>
+        <w:t xml:space="preserve">Рисунок </w:t>
+      </w:r>
+      <w:r>
+        <w:rPr>
+          <w:rFonts w:eastAsiaTheme="minorHAnsi"/>
+          <w:color w:val="000000" w:themeColor="text1"/>
+          <w:lang w:eastAsia="en-US" w:bidi="he-IL"/>
+        </w:rPr>
+        <w:fldChar w:fldCharType="begin"/>
+      </w:r>
+      <w:r>
+        <w:rPr>
+          <w:rFonts w:eastAsiaTheme="minorHAnsi"/>
+          <w:color w:val="000000" w:themeColor="text1"/>
+          <w:lang w:eastAsia="en-US" w:bidi="he-IL"/>
+        </w:rPr>
+        <w:instrText xml:space="preserve"> SEQ Рисунок \* ARABIC </w:instrText>
+      </w:r>
+      <w:r>
+        <w:rPr>
+          <w:rFonts w:eastAsiaTheme="minorHAnsi"/>
+          <w:color w:val="000000" w:themeColor="text1"/>
+          <w:lang w:eastAsia="en-US" w:bidi="he-IL"/>
+        </w:rPr>
+        <w:fldChar w:fldCharType="separate"/>
+      </w:r>
+      <w:r>
+        <w:rPr>
+          <w:rFonts w:eastAsiaTheme="minorHAnsi"/>
+          <w:noProof/>
+          <w:color w:val="000000" w:themeColor="text1"/>
+          <w:lang w:eastAsia="en-US" w:bidi="he-IL"/>
+        </w:rPr>
+        <w:t>7</w:t>
+      </w:r>
+      <w:r>
+        <w:rPr>
+          <w:rFonts w:eastAsiaTheme="minorHAnsi"/>
+          <w:color w:val="000000" w:themeColor="text1"/>
+          <w:lang w:eastAsia="en-US" w:bidi="he-IL"/>
+        </w:rPr>
+        <w:fldChar w:fldCharType="end"/>
+      </w:r>
+      <w:r>
+        <w:rPr>
+          <w:rFonts w:eastAsiaTheme="minorHAnsi"/>
+          <w:color w:val="000000" w:themeColor="text1"/>
+          <w:lang w:eastAsia="en-US" w:bidi="he-IL"/>
+        </w:rPr>
+        <w:t>. Шесть базовых эмоций по Экману</w:t>
       </w:r>
     </w:p>
     <w:p>
@@ -18141,7 +20596,23 @@
         <w:contextualSpacing/>
       </w:pPr>
       <w:r>
-        <w:t>Для предотвращения перегрузки ЦП/ГПУ реализован семафор, ограничивающий количество параллельных инференсов (по умолчанию 2). Результаты публикуются как события «анализ лица» (сохраняется в БД) и «отладочная информация о лице» (только live-трансляция).</w:t>
+        <w:t xml:space="preserve">Для предотвращения перегрузки ЦП/ГПУ реализован семафор, ограничивающий количество параллельных </w:t>
+      </w:r>
+      <w:proofErr w:type="spellStart"/>
+      <w:r>
+        <w:t>инференсов</w:t>
+      </w:r>
+      <w:proofErr w:type="spellEnd"/>
+      <w:r>
+        <w:t xml:space="preserve"> (по умолчанию 2). Результаты публикуются как события «анализ лица» (сохраняется в БД) и «отладочная информация о лице» (только </w:t>
+      </w:r>
+      <w:proofErr w:type="spellStart"/>
+      <w:r>
+        <w:t>live</w:t>
+      </w:r>
+      <w:proofErr w:type="spellEnd"/>
+      <w:r>
+        <w:t>-трансляция).</w:t>
       </w:r>
     </w:p>
     <w:p>
@@ -18150,6 +20621,7 @@
         <w:ind w:firstLine="709"/>
       </w:pPr>
       <w:r>
+        <w:lastRenderedPageBreak/>
         <w:t>Распознавание речи (ASR)</w:t>
       </w:r>
     </w:p>
@@ -18164,26 +20636,188 @@
     <w:p>
       <w:pPr>
         <w:contextualSpacing/>
+        <w:rPr>
+          <w:lang w:val="en-US"/>
+        </w:rPr>
+      </w:pPr>
+      <w:r>
+        <w:t>Автоматическое распознавание речи (</w:t>
+      </w:r>
+      <w:proofErr w:type="spellStart"/>
+      <w:r>
+        <w:t>Automatic</w:t>
+      </w:r>
+      <w:proofErr w:type="spellEnd"/>
+      <w:r>
+        <w:t xml:space="preserve"> </w:t>
+      </w:r>
+      <w:proofErr w:type="spellStart"/>
+      <w:r>
+        <w:t>Speech</w:t>
+      </w:r>
+      <w:proofErr w:type="spellEnd"/>
+      <w:r>
+        <w:t xml:space="preserve"> </w:t>
+      </w:r>
+      <w:proofErr w:type="spellStart"/>
+      <w:r>
+        <w:t>Recognition</w:t>
+      </w:r>
+      <w:proofErr w:type="spellEnd"/>
+      <w:r>
+        <w:t>, ASR) – это технология преобразования акустического сигнала в текстовое представление. Современные ASR-системы основаны на архитектурах глубокого обучения, в частности на трансформерах.</w:t>
+      </w:r>
+    </w:p>
+    <w:p>
+      <w:pPr>
+        <w:contextualSpacing/>
+      </w:pPr>
+      <w:r>
+        <w:t xml:space="preserve">Современные </w:t>
+      </w:r>
+      <w:r>
+        <w:rPr>
+          <w:lang w:val="en-US"/>
+        </w:rPr>
+        <w:t>ASR</w:t>
+      </w:r>
+      <w:r>
+        <w:t xml:space="preserve">-системы основаны на архитектурах глубокого обучения, в частности на трансформерах. Архитектура трансформера включает </w:t>
+      </w:r>
+      <w:proofErr w:type="spellStart"/>
+      <w:r>
+        <w:t>энкодер</w:t>
+      </w:r>
+      <w:proofErr w:type="spellEnd"/>
+      <w:r>
+        <w:t xml:space="preserve"> и декодер, взаимодействующие через механизм внимания (</w:t>
+      </w:r>
+      <w:r>
+        <w:rPr>
+          <w:lang w:val="en-US"/>
+        </w:rPr>
+        <w:t>attention</w:t>
+      </w:r>
+      <w:r>
+        <w:t>), что позволяет эффективно обрабатывать последовательности данных.</w:t>
+      </w:r>
+    </w:p>
+    <w:p>
+      <w:pPr>
+        <w:ind w:firstLine="0"/>
+        <w:jc w:val="center"/>
+      </w:pPr>
+      <w:r>
+        <w:drawing>
+          <wp:inline distT="0" distB="0" distL="0" distR="0" wp14:anchorId="779539E2" wp14:editId="32DA7D33">
+            <wp:extent cx="4248743" cy="5287113"/>
+            <wp:effectExtent l="0" t="0" r="0" b="8890"/>
+            <wp:docPr id="9" name="Рисунок 9"/>
+            <wp:cNvGraphicFramePr>
+              <a:graphicFrameLocks xmlns:a="http://schemas.openxmlformats.org/drawingml/2006/main" noChangeAspect="1"/>
+            </wp:cNvGraphicFramePr>
+            <a:graphic xmlns:a="http://schemas.openxmlformats.org/drawingml/2006/main">
+              <a:graphicData uri="http://schemas.openxmlformats.org/drawingml/2006/picture">
+                <pic:pic xmlns:pic="http://schemas.openxmlformats.org/drawingml/2006/picture">
+                  <pic:nvPicPr>
+                    <pic:cNvPr id="1" name=""/>
+                    <pic:cNvPicPr/>
+                  </pic:nvPicPr>
+                  <pic:blipFill>
+                    <a:blip r:embed="rId18"/>
+                    <a:stretch>
+                      <a:fillRect/>
+                    </a:stretch>
+                  </pic:blipFill>
+                  <pic:spPr>
+                    <a:xfrm>
+                      <a:off x="0" y="0"/>
+                      <a:ext cx="4248743" cy="5287113"/>
+                    </a:xfrm>
+                    <a:prstGeom prst="rect">
+                      <a:avLst/>
+                    </a:prstGeom>
+                  </pic:spPr>
+                </pic:pic>
+              </a:graphicData>
+            </a:graphic>
+          </wp:inline>
+        </w:drawing>
+      </w:r>
+    </w:p>
+    <w:p>
+      <w:pPr>
+        <w:pStyle w:val="affc"/>
+      </w:pPr>
+      <w:r>
+        <w:t xml:space="preserve">Рисунок </w:t>
+      </w:r>
+      <w:r>
+        <w:fldChar w:fldCharType="begin"/>
+      </w:r>
+      <w:r>
+        <w:instrText xml:space="preserve"> SEQ Рисунок \* ARABIC </w:instrText>
+      </w:r>
+      <w:r>
+        <w:fldChar w:fldCharType="separate"/>
+      </w:r>
+      <w:r>
+        <w:rPr>
+          <w:noProof/>
+        </w:rPr>
+        <w:t>8</w:t>
+      </w:r>
+      <w:r>
+        <w:fldChar w:fldCharType="end"/>
+      </w:r>
+      <w:r>
+        <w:t xml:space="preserve">. </w:t>
+      </w:r>
+      <w:r>
+        <w:t xml:space="preserve">Архитектура </w:t>
+      </w:r>
+      <w:proofErr w:type="spellStart"/>
+      <w:r>
+        <w:t>Transformer</w:t>
+      </w:r>
+      <w:proofErr w:type="spellEnd"/>
+    </w:p>
+    <w:p>
+      <w:pPr>
+        <w:contextualSpacing/>
       </w:pPr>
       <w:r>
         <w:lastRenderedPageBreak/>
-        <w:t>Автоматическое распознавание речи (Automatic Speech Recognition, ASR) – это технология преобразования акустического сигнала в текстовое представление. Современные ASR-системы основаны на архитектурах глубокого обучения, в частности на трансформерах.</w:t>
-      </w:r>
+        <w:t xml:space="preserve">Архитектура </w:t>
+      </w:r>
+      <w:proofErr w:type="spellStart"/>
+      <w:r>
+        <w:t>Whisper</w:t>
+      </w:r>
+      <w:proofErr w:type="spellEnd"/>
     </w:p>
     <w:p>
       <w:pPr>
         <w:contextualSpacing/>
       </w:pPr>
       <w:r>
-        <w:t>Архитектура Whisper</w:t>
-      </w:r>
-    </w:p>
-    <w:p>
-      <w:pPr>
-        <w:contextualSpacing/>
-      </w:pPr>
-      <w:r>
-        <w:t>В разработанной системе используется модель Whisper от OpenAI, которая представляет собой encoder-decoder трансформер, обученный на 680 000 часов размеченных аудиоданных. Основные компоненты архитектуры:</w:t>
+        <w:t xml:space="preserve">В разработанной системе используется модель </w:t>
+      </w:r>
+      <w:proofErr w:type="spellStart"/>
+      <w:r>
+        <w:t>Whisper</w:t>
+      </w:r>
+      <w:proofErr w:type="spellEnd"/>
+      <w:r>
+        <w:t xml:space="preserve"> от OpenAI, которая представляет собой </w:t>
+      </w:r>
+      <w:proofErr w:type="spellStart"/>
+      <w:r>
+        <w:t>encoder-decoder</w:t>
+      </w:r>
+      <w:proofErr w:type="spellEnd"/>
+      <w:r>
+        <w:t xml:space="preserve"> трансформер, обученный на 680 000 часов размеченных аудиоданных. Основные компоненты архитектуры:</w:t>
       </w:r>
     </w:p>
     <w:p>
@@ -18196,7 +20830,18 @@
         <w:ind w:left="0" w:firstLine="709"/>
       </w:pPr>
       <w:r>
-        <w:t>Аудиокодек: входной аудиосигнал (16 кГц) разбивается на окна длиной 25 мс с шагом 10 мс. Для каждого окна вычисляется логарифмическая мел-спектрограмма (80 каналов) – представление сигнала в частотной области, имитирующее восприятие человеческого уха.</w:t>
+        <w:t xml:space="preserve">Предобработка </w:t>
+      </w:r>
+      <w:proofErr w:type="gramStart"/>
+      <w:r>
+        <w:t>аудиосигнала:</w:t>
+      </w:r>
+      <w:r>
+        <w:t>:</w:t>
+      </w:r>
+      <w:proofErr w:type="gramEnd"/>
+      <w:r>
+        <w:t xml:space="preserve"> входной аудиосигнал (16 кГц) разбивается на окна длиной 25 мс с шагом 10 мс. Для каждого окна вычисляется логарифмическая мел-спектрограмма (80 каналов) – представление сигнала в частотной области, имитирующее восприятие человеческого уха.</w:t>
       </w:r>
     </w:p>
     <w:p>
@@ -18208,8 +20853,32 @@
         </w:numPr>
         <w:ind w:left="0" w:firstLine="709"/>
       </w:pPr>
-      <w:r>
-        <w:t>Encoder: последовательность из N идентичных блоков (для Whisper-small N=12), каждый из которых содержит:</w:t>
+      <w:proofErr w:type="spellStart"/>
+      <w:r>
+        <w:t>Энкодер</w:t>
+      </w:r>
+      <w:proofErr w:type="spellEnd"/>
+      <w:r>
+        <w:t xml:space="preserve"> (</w:t>
+      </w:r>
+      <w:proofErr w:type="spellStart"/>
+      <w:r>
+        <w:t>encoder</w:t>
+      </w:r>
+      <w:proofErr w:type="spellEnd"/>
+      <w:r>
+        <w:t>)</w:t>
+      </w:r>
+      <w:r>
+        <w:t xml:space="preserve">: последовательность из N идентичных блоков (для </w:t>
+      </w:r>
+      <w:proofErr w:type="spellStart"/>
+      <w:r>
+        <w:t>Whisper-small</w:t>
+      </w:r>
+      <w:proofErr w:type="spellEnd"/>
+      <w:r>
+        <w:t xml:space="preserve"> N=12), каждый из которых содержит:</w:t>
       </w:r>
     </w:p>
     <w:p>
@@ -18222,7 +20891,23 @@
         <w:ind w:left="0" w:firstLine="709"/>
       </w:pPr>
       <w:r>
-        <w:t>Механизм самовнимания (self-attention) – позволяет каждому временному шагу «видеть» все остальные шаги и взвешивать их важность;</w:t>
+        <w:t xml:space="preserve">Механизм </w:t>
+      </w:r>
+      <w:proofErr w:type="spellStart"/>
+      <w:r>
+        <w:t>самовнимания</w:t>
+      </w:r>
+      <w:proofErr w:type="spellEnd"/>
+      <w:r>
+        <w:t xml:space="preserve"> (</w:t>
+      </w:r>
+      <w:proofErr w:type="spellStart"/>
+      <w:r>
+        <w:t>self-attention</w:t>
+      </w:r>
+      <w:proofErr w:type="spellEnd"/>
+      <w:r>
+        <w:t>) – позволяет каждому временному шагу «видеть» все остальные шаги и взвешивать их важность;</w:t>
       </w:r>
     </w:p>
     <w:p>
@@ -18247,8 +20932,13 @@
         </w:numPr>
         <w:ind w:left="0" w:firstLine="709"/>
       </w:pPr>
-      <w:r>
-        <w:t>Полносвязные слои для нелинейной трансформации признаков.</w:t>
+      <w:proofErr w:type="spellStart"/>
+      <w:r>
+        <w:t>Полносвязные</w:t>
+      </w:r>
+      <w:proofErr w:type="spellEnd"/>
+      <w:r>
+        <w:t xml:space="preserve"> слои для нелинейной трансформации признаков.</w:t>
       </w:r>
     </w:p>
     <w:p>
@@ -18261,123 +20951,139 @@
         <w:ind w:left="0" w:firstLine="709"/>
       </w:pPr>
       <w:r>
-        <w:t>Decoder: аналогичная структура, но с добавлением кросс-внимания (cross-attention), которое связывает декодер с выходом энкодера. Декодер генерирует текстовые токены авторегрессионно (каждый следующий токен зависит от предыдущих).</w:t>
-      </w:r>
+        <w:t>Декодер (</w:t>
+      </w:r>
+      <w:proofErr w:type="spellStart"/>
+      <w:r>
+        <w:t>decoder</w:t>
+      </w:r>
+      <w:proofErr w:type="spellEnd"/>
+      <w:r>
+        <w:t>)</w:t>
+      </w:r>
+      <w:r>
+        <w:t>: аналогичная структура, но с добавлением кросс-внимания (</w:t>
+      </w:r>
+      <w:proofErr w:type="spellStart"/>
+      <w:r>
+        <w:t>cross-attention</w:t>
+      </w:r>
+      <w:proofErr w:type="spellEnd"/>
+      <w:r>
+        <w:t xml:space="preserve">), которое связывает декодер с выходом </w:t>
+      </w:r>
+      <w:proofErr w:type="spellStart"/>
+      <w:r>
+        <w:t>энкодера</w:t>
+      </w:r>
+      <w:proofErr w:type="spellEnd"/>
+      <w:r>
+        <w:t xml:space="preserve">. Декодер генерирует текстовые токены </w:t>
+      </w:r>
+      <w:proofErr w:type="spellStart"/>
+      <w:r>
+        <w:t>авторегрессионно</w:t>
+      </w:r>
+      <w:proofErr w:type="spellEnd"/>
+      <w:r>
+        <w:t xml:space="preserve"> (каждый следующий токен зависит от предыдущих).</w:t>
+      </w:r>
+    </w:p>
+    <w:p>
+      <w:pPr>
+        <w:pStyle w:val="affc"/>
+      </w:pPr>
+      <w:r>
+        <w:drawing>
+          <wp:inline distT="0" distB="0" distL="0" distR="0" wp14:anchorId="2B5220E3" wp14:editId="17FE6319">
+            <wp:extent cx="6126539" cy="2753832"/>
+            <wp:effectExtent l="0" t="0" r="7620" b="8890"/>
+            <wp:docPr id="10" name="Рисунок 10"/>
+            <wp:cNvGraphicFramePr>
+              <a:graphicFrameLocks xmlns:a="http://schemas.openxmlformats.org/drawingml/2006/main" noChangeAspect="1"/>
+            </wp:cNvGraphicFramePr>
+            <a:graphic xmlns:a="http://schemas.openxmlformats.org/drawingml/2006/main">
+              <a:graphicData uri="http://schemas.openxmlformats.org/drawingml/2006/picture">
+                <pic:pic xmlns:pic="http://schemas.openxmlformats.org/drawingml/2006/picture">
+                  <pic:nvPicPr>
+                    <pic:cNvPr id="1" name=""/>
+                    <pic:cNvPicPr/>
+                  </pic:nvPicPr>
+                  <pic:blipFill>
+                    <a:blip r:embed="rId19"/>
+                    <a:stretch>
+                      <a:fillRect/>
+                    </a:stretch>
+                  </pic:blipFill>
+                  <pic:spPr>
+                    <a:xfrm>
+                      <a:off x="0" y="0"/>
+                      <a:ext cx="6138557" cy="2759234"/>
+                    </a:xfrm>
+                    <a:prstGeom prst="rect">
+                      <a:avLst/>
+                    </a:prstGeom>
+                  </pic:spPr>
+                </pic:pic>
+              </a:graphicData>
+            </a:graphic>
+          </wp:inline>
+        </w:drawing>
+      </w:r>
+    </w:p>
+    <w:p>
+      <w:pPr>
+        <w:pStyle w:val="affc"/>
+      </w:pPr>
+      <w:r>
+        <w:t xml:space="preserve">Рисунок </w:t>
+      </w:r>
+      <w:r>
+        <w:fldChar w:fldCharType="begin"/>
+      </w:r>
+      <w:r>
+        <w:instrText xml:space="preserve"> SEQ Рисунок \* ARABIC </w:instrText>
+      </w:r>
+      <w:r>
+        <w:fldChar w:fldCharType="separate"/>
+      </w:r>
+      <w:r>
+        <w:rPr>
+          <w:noProof/>
+        </w:rPr>
+        <w:t>9</w:t>
+      </w:r>
+      <w:r>
+        <w:fldChar w:fldCharType="end"/>
+      </w:r>
+      <w:r>
+        <w:t xml:space="preserve">. Общая схема </w:t>
+      </w:r>
+      <w:proofErr w:type="spellStart"/>
+      <w:r>
+        <w:t>Whisper</w:t>
+      </w:r>
+      <w:proofErr w:type="spellEnd"/>
     </w:p>
     <w:p>
       <w:pPr>
         <w:contextualSpacing/>
-        <w:rPr>
-          <w:lang w:val="en-US"/>
-        </w:rPr>
-      </w:pPr>
-      <w:r>
-        <w:t xml:space="preserve">[Рисунок 6.7 – Архитектура Transformer (источник: оригинальная статья Vaswani et al. </w:t>
-      </w:r>
-      <w:r>
-        <w:rPr>
-          <w:lang w:val="en-US"/>
-        </w:rPr>
-        <w:t>“Attention Is All You Need”, NeurIPS 2017, arXiv:1706.03762, Figure 1)]</w:t>
-      </w:r>
+      </w:pPr>
+      <w:r>
+        <w:lastRenderedPageBreak/>
+        <w:t xml:space="preserve">Обучение </w:t>
+      </w:r>
+      <w:proofErr w:type="spellStart"/>
+      <w:r>
+        <w:t>Whisper</w:t>
+      </w:r>
+      <w:proofErr w:type="spellEnd"/>
     </w:p>
     <w:p>
       <w:pPr>
         <w:contextualSpacing/>
-        <w:rPr>
-          <w:lang w:val="en-US"/>
-        </w:rPr>
-      </w:pPr>
-      <w:r>
-        <w:t>[</w:t>
-      </w:r>
-      <w:r>
-        <w:t>Рисунок</w:t>
-      </w:r>
-      <w:r>
-        <w:t xml:space="preserve"> 6.8 – </w:t>
-      </w:r>
-      <w:r>
-        <w:t>Общая</w:t>
-      </w:r>
-      <w:r>
-        <w:t xml:space="preserve"> </w:t>
-      </w:r>
-      <w:r>
-        <w:t>схема</w:t>
-      </w:r>
-      <w:r>
-        <w:t xml:space="preserve"> </w:t>
-      </w:r>
-      <w:r>
-        <w:rPr>
-          <w:lang w:val="en-US"/>
-        </w:rPr>
-        <w:t>Whisper</w:t>
-      </w:r>
-      <w:r>
-        <w:t xml:space="preserve"> (</w:t>
-      </w:r>
-      <w:r>
-        <w:t>источник</w:t>
-      </w:r>
-      <w:r>
-        <w:t xml:space="preserve">: </w:t>
-      </w:r>
-      <w:r>
-        <w:t>статья</w:t>
-      </w:r>
-      <w:r>
-        <w:t xml:space="preserve"> </w:t>
-      </w:r>
-      <w:r>
-        <w:rPr>
-          <w:lang w:val="en-US"/>
-        </w:rPr>
-        <w:t>Radford</w:t>
-      </w:r>
-      <w:r>
-        <w:t xml:space="preserve"> </w:t>
-      </w:r>
-      <w:r>
-        <w:rPr>
-          <w:lang w:val="en-US"/>
-        </w:rPr>
-        <w:t>et</w:t>
-      </w:r>
-      <w:r>
-        <w:t xml:space="preserve"> </w:t>
-      </w:r>
-      <w:r>
-        <w:rPr>
-          <w:lang w:val="en-US"/>
-        </w:rPr>
-        <w:t>al</w:t>
-      </w:r>
-      <w:r>
-        <w:t xml:space="preserve">. </w:t>
-      </w:r>
-      <w:r>
-        <w:rPr>
-          <w:lang w:val="en-US"/>
-        </w:rPr>
-        <w:t>“Robust Speech Recognition via Large-Scale Weak Supervision”, ICML 2023, arXiv:2212.04356)]</w:t>
-      </w:r>
-    </w:p>
-    <w:p>
-      <w:pPr>
-        <w:contextualSpacing/>
-      </w:pPr>
-      <w:r>
-        <w:t>Обучение Whisper</w:t>
-      </w:r>
-    </w:p>
-    <w:p>
-      <w:pPr>
-        <w:contextualSpacing/>
-      </w:pPr>
-      <w:r>
-        <w:lastRenderedPageBreak/>
+      </w:pPr>
+      <w:r>
         <w:t>Модель обучалась методом слабой супервизии на разнородном массиве данных:</w:t>
       </w:r>
     </w:p>
@@ -18433,15 +21139,44 @@
         <w:contextualSpacing/>
       </w:pPr>
       <w:r>
-        <w:t>Оптимизация инференса: faster-whisper</w:t>
-      </w:r>
+        <w:t xml:space="preserve">Оптимизация </w:t>
+      </w:r>
+      <w:proofErr w:type="spellStart"/>
+      <w:r>
+        <w:t>инференса</w:t>
+      </w:r>
+      <w:proofErr w:type="spellEnd"/>
+      <w:r>
+        <w:t xml:space="preserve">: </w:t>
+      </w:r>
+      <w:proofErr w:type="spellStart"/>
+      <w:r>
+        <w:t>faster-whisper</w:t>
+      </w:r>
+      <w:proofErr w:type="spellEnd"/>
     </w:p>
     <w:p>
       <w:pPr>
         <w:contextualSpacing/>
       </w:pPr>
       <w:r>
-        <w:t>Для ускорения работы в реальном времени используется библиотека faster-whisper, основанная на CTranslate2 – движке эффективного инференса трансформеров. Оптимизации включают:</w:t>
+        <w:t xml:space="preserve">Для ускорения работы в реальном времени используется библиотека </w:t>
+      </w:r>
+      <w:proofErr w:type="spellStart"/>
+      <w:r>
+        <w:t>faster-whisper</w:t>
+      </w:r>
+      <w:proofErr w:type="spellEnd"/>
+      <w:r>
+        <w:t xml:space="preserve">, основанная на CTranslate2 – движке эффективного </w:t>
+      </w:r>
+      <w:proofErr w:type="spellStart"/>
+      <w:r>
+        <w:t>инференса</w:t>
+      </w:r>
+      <w:proofErr w:type="spellEnd"/>
+      <w:r>
+        <w:t xml:space="preserve"> трансформеров. Оптимизации включают:</w:t>
       </w:r>
     </w:p>
     <w:p>
@@ -18467,7 +21202,23 @@
         <w:ind w:left="0" w:firstLine="709"/>
       </w:pPr>
       <w:r>
-        <w:t>Пакетная обработка (batching) – одновременная обработка нескольких аудиочанков;</w:t>
+        <w:t>Пакетная обработка (</w:t>
+      </w:r>
+      <w:proofErr w:type="spellStart"/>
+      <w:r>
+        <w:t>batching</w:t>
+      </w:r>
+      <w:proofErr w:type="spellEnd"/>
+      <w:r>
+        <w:t xml:space="preserve">) – одновременная обработка нескольких </w:t>
+      </w:r>
+      <w:proofErr w:type="spellStart"/>
+      <w:r>
+        <w:t>аудиочанков</w:t>
+      </w:r>
+      <w:proofErr w:type="spellEnd"/>
+      <w:r>
+        <w:t>;</w:t>
       </w:r>
     </w:p>
     <w:p>
@@ -18508,8 +21259,21 @@
         </w:numPr>
         <w:ind w:left="0" w:firstLine="709"/>
       </w:pPr>
-      <w:r>
-        <w:t>Stub (заглушка) – детерминированный ответ для разработки и тестирования пайплайна без расхода ресурсов на декодирование.</w:t>
+      <w:proofErr w:type="spellStart"/>
+      <w:r>
+        <w:t>Stub</w:t>
+      </w:r>
+      <w:proofErr w:type="spellEnd"/>
+      <w:r>
+        <w:t xml:space="preserve"> (заглушка) – детерминированный ответ для разработки и тестирования </w:t>
+      </w:r>
+      <w:proofErr w:type="spellStart"/>
+      <w:r>
+        <w:t>пайплайна</w:t>
+      </w:r>
+      <w:proofErr w:type="spellEnd"/>
+      <w:r>
+        <w:t xml:space="preserve"> без расхода ресурсов на декодирование.</w:t>
       </w:r>
     </w:p>
     <w:p>
@@ -18534,7 +21298,21 @@
         <w:rPr>
           <w:lang w:val="en-US"/>
         </w:rPr>
-        <w:t xml:space="preserve"> Base64 WebM </w:t>
+        <w:t xml:space="preserve"> Base64 </w:t>
+      </w:r>
+      <w:proofErr w:type="spellStart"/>
+      <w:r>
+        <w:rPr>
+          <w:lang w:val="en-US"/>
+        </w:rPr>
+        <w:t>WebM</w:t>
+      </w:r>
+      <w:proofErr w:type="spellEnd"/>
+      <w:r>
+        <w:rPr>
+          <w:lang w:val="en-US"/>
+        </w:rPr>
+        <w:t xml:space="preserve"> </w:t>
       </w:r>
       <w:r>
         <w:t>и</w:t>
@@ -18556,14 +21334,6 @@
       </w:r>
       <w:r>
         <w:t>Возвращает частичный и финальный тексты, а также метаданные (язык, уверенность).</w:t>
-      </w:r>
-    </w:p>
-    <w:p>
-      <w:pPr>
-        <w:contextualSpacing/>
-      </w:pPr>
-      <w:r>
-        <w:t>[Рисунок 6.9 – Пример мел-спектрограммы речи (источник: учебники по цифровой обработке сигналов, например Rabiner &amp; Schafer “Theory and Applications of Digital Speech Processing”)]</w:t>
       </w:r>
     </w:p>
     <w:p>
@@ -18572,16 +21342,43 @@
         <w:ind w:firstLine="709"/>
       </w:pPr>
       <w:r>
+        <w:t>Формирование отчёта</w:t>
+      </w:r>
+    </w:p>
+    <w:p>
+      <w:pPr>
+        <w:contextualSpacing/>
+      </w:pPr>
+      <w:r>
+        <w:t xml:space="preserve">Агрегация итогов встречи реализована в модуле отчётности. На текущем этапе применяется эвристический подход </w:t>
+      </w:r>
+      <w:proofErr w:type="spellStart"/>
+      <w:r>
+        <w:t>late</w:t>
+      </w:r>
+      <w:proofErr w:type="spellEnd"/>
+      <w:r>
+        <w:t xml:space="preserve"> </w:t>
+      </w:r>
+      <w:proofErr w:type="spellStart"/>
+      <w:r>
+        <w:t>fusion</w:t>
+      </w:r>
+      <w:proofErr w:type="spellEnd"/>
+      <w:r>
+        <w:t xml:space="preserve"> (позднее слияние): </w:t>
+      </w:r>
+      <w:r>
         <w:lastRenderedPageBreak/>
-        <w:t>Формирование отчёта</w:t>
-      </w:r>
-    </w:p>
-    <w:p>
-      <w:pPr>
-        <w:contextualSpacing/>
-      </w:pPr>
-      <w:r>
-        <w:t>Агрегация итогов встречи реализована в модуле отчётности. На текущем этапе применяется эвристический подход late fusion (позднее слияние): статистика эмоций, таймлайны активности, ключевые фразы из транскрипта и метрики вовлечённости объединяются по временным окнам.</w:t>
+        <w:t xml:space="preserve">статистика эмоций, </w:t>
+      </w:r>
+      <w:proofErr w:type="spellStart"/>
+      <w:r>
+        <w:t>таймлайны</w:t>
+      </w:r>
+      <w:proofErr w:type="spellEnd"/>
+      <w:r>
+        <w:t xml:space="preserve"> активности, ключевые фразы из транскрипта и метрики вовлечённости объединяются по временным окнам.</w:t>
       </w:r>
     </w:p>
     <w:p>
@@ -18601,8 +21398,37 @@
         </w:numPr>
         <w:ind w:left="0" w:firstLine="709"/>
       </w:pPr>
-      <w:r>
-        <w:t>Meeting summary – сводка по встрече: распределение эмоций (доли событий по категориям), текстовые highlights (ключевые моменты), рейтинг вовлечённости участников, покрытие (coverage) – доля времени, когда были доступны данные;</w:t>
+      <w:proofErr w:type="spellStart"/>
+      <w:r>
+        <w:t>Meeting</w:t>
+      </w:r>
+      <w:proofErr w:type="spellEnd"/>
+      <w:r>
+        <w:t xml:space="preserve"> </w:t>
+      </w:r>
+      <w:proofErr w:type="spellStart"/>
+      <w:r>
+        <w:t>summary</w:t>
+      </w:r>
+      <w:proofErr w:type="spellEnd"/>
+      <w:r>
+        <w:t xml:space="preserve"> – сводка по встрече: распределение эмоций (доли событий по категориям), текстовые </w:t>
+      </w:r>
+      <w:proofErr w:type="spellStart"/>
+      <w:r>
+        <w:t>highlights</w:t>
+      </w:r>
+      <w:proofErr w:type="spellEnd"/>
+      <w:r>
+        <w:t xml:space="preserve"> (ключевые моменты), рейтинг вовлечённости участников, покрытие (</w:t>
+      </w:r>
+      <w:proofErr w:type="spellStart"/>
+      <w:r>
+        <w:t>coverage</w:t>
+      </w:r>
+      <w:proofErr w:type="spellEnd"/>
+      <w:r>
+        <w:t>) – доля времени, когда были доступны данные;</w:t>
       </w:r>
     </w:p>
     <w:p>
@@ -18614,8 +21440,21 @@
         </w:numPr>
         <w:ind w:left="0" w:firstLine="709"/>
       </w:pPr>
-      <w:r>
-        <w:t>Participant tiles – карточки участников с индивидуальной статистикой;</w:t>
+      <w:proofErr w:type="spellStart"/>
+      <w:r>
+        <w:t>Participant</w:t>
+      </w:r>
+      <w:proofErr w:type="spellEnd"/>
+      <w:r>
+        <w:t xml:space="preserve"> </w:t>
+      </w:r>
+      <w:proofErr w:type="spellStart"/>
+      <w:r>
+        <w:t>tiles</w:t>
+      </w:r>
+      <w:proofErr w:type="spellEnd"/>
+      <w:r>
+        <w:t xml:space="preserve"> – карточки участников с индивидуальной статистикой;</w:t>
       </w:r>
     </w:p>
     <w:p>
@@ -18627,8 +21466,13 @@
         </w:numPr>
         <w:ind w:left="0" w:firstLine="709"/>
       </w:pPr>
-      <w:r>
-        <w:t>Timelines – временные шкалы изменения эмоций и активности;</w:t>
+      <w:proofErr w:type="spellStart"/>
+      <w:r>
+        <w:t>Timelines</w:t>
+      </w:r>
+      <w:proofErr w:type="spellEnd"/>
+      <w:r>
+        <w:t xml:space="preserve"> – временные шкалы изменения эмоций и активности;</w:t>
       </w:r>
     </w:p>
     <w:p>
@@ -18641,7 +21485,31 @@
         <w:ind w:left="0" w:firstLine="709"/>
       </w:pPr>
       <w:r>
-        <w:t>Face tracking summary – сводка по трекингу лиц (при наличии данных от MediaPipe);</w:t>
+        <w:t xml:space="preserve">Face </w:t>
+      </w:r>
+      <w:proofErr w:type="spellStart"/>
+      <w:r>
+        <w:t>tracking</w:t>
+      </w:r>
+      <w:proofErr w:type="spellEnd"/>
+      <w:r>
+        <w:t xml:space="preserve"> </w:t>
+      </w:r>
+      <w:proofErr w:type="spellStart"/>
+      <w:r>
+        <w:t>summary</w:t>
+      </w:r>
+      <w:proofErr w:type="spellEnd"/>
+      <w:r>
+        <w:t xml:space="preserve"> – сводка по трекингу лиц (при наличии данных от </w:t>
+      </w:r>
+      <w:proofErr w:type="spellStart"/>
+      <w:r>
+        <w:t>MediaPipe</w:t>
+      </w:r>
+      <w:proofErr w:type="spellEnd"/>
+      <w:r>
+        <w:t>);</w:t>
       </w:r>
     </w:p>
     <w:p>
@@ -18653,16 +21521,26 @@
         </w:numPr>
         <w:ind w:left="0" w:firstLine="709"/>
       </w:pPr>
-      <w:r>
-        <w:t>Observations – наблюдения и рекомендации.</w:t>
+      <w:proofErr w:type="spellStart"/>
+      <w:r>
+        <w:t>Observations</w:t>
+      </w:r>
+      <w:proofErr w:type="spellEnd"/>
+      <w:r>
+        <w:t xml:space="preserve"> – наблюдения и рекомендации.</w:t>
       </w:r>
     </w:p>
     <w:p>
       <w:pPr>
         <w:contextualSpacing/>
       </w:pPr>
-      <w:r>
-        <w:t>Архитектура预留 (оставляет место) для подключения собственной нейросетевой модели через параметр конфигурации.</w:t>
+      <w:proofErr w:type="spellStart"/>
+      <w:r>
+        <w:t>Архитектура预留</w:t>
+      </w:r>
+      <w:proofErr w:type="spellEnd"/>
+      <w:r>
+        <w:t xml:space="preserve"> (оставляет место) для подключения собственной нейросетевой модели через параметр конфигурации.</w:t>
       </w:r>
     </w:p>
     <w:p>
@@ -18678,16 +21556,26 @@
         <w:pStyle w:val="2"/>
         <w:contextualSpacing/>
       </w:pPr>
+      <w:bookmarkStart w:id="27" w:name="_Toc229297466"/>
       <w:r>
         <w:t>Модуль хранения данных и формирования аналитических отчётов</w:t>
       </w:r>
+      <w:bookmarkEnd w:id="27"/>
     </w:p>
     <w:p>
       <w:pPr>
         <w:contextualSpacing/>
       </w:pPr>
       <w:r>
-        <w:t>В качестве СУБД выбрана PostgreSQL. Схема данных управляется через файловые миграции. Ключевые таблицы:</w:t>
+        <w:t xml:space="preserve">В качестве СУБД выбрана </w:t>
+      </w:r>
+      <w:proofErr w:type="spellStart"/>
+      <w:r>
+        <w:t>PostgreSQL</w:t>
+      </w:r>
+      <w:proofErr w:type="spellEnd"/>
+      <w:r>
+        <w:t>. Схема данных управляется через файловые миграции. Ключевые таблицы:</w:t>
       </w:r>
     </w:p>
     <w:p>
@@ -18739,8 +21627,43 @@
         <w:ind w:left="0" w:firstLine="709"/>
       </w:pPr>
       <w:r>
+        <w:t>Сообщения чата сессии – история текстового общения.</w:t>
+      </w:r>
+    </w:p>
+    <w:p>
+      <w:pPr>
+        <w:contextualSpacing/>
+      </w:pPr>
+      <w:r>
+        <w:t xml:space="preserve">Для гибкого хранения разнородных данных аналитики используется тип JSONB. Это позволяет сохранять </w:t>
+      </w:r>
+      <w:proofErr w:type="spellStart"/>
+      <w:r>
+        <w:t>payloads</w:t>
+      </w:r>
+      <w:proofErr w:type="spellEnd"/>
+      <w:r>
+        <w:t xml:space="preserve"> разного формата (</w:t>
+      </w:r>
+      <w:proofErr w:type="spellStart"/>
+      <w:r>
+        <w:t>эмодоминанты</w:t>
+      </w:r>
+      <w:proofErr w:type="spellEnd"/>
+      <w:r>
+        <w:t xml:space="preserve">, </w:t>
+      </w:r>
+      <w:r>
         <w:lastRenderedPageBreak/>
-        <w:t>Сообщения чата сессии – история текстового общения.</w:t>
+        <w:t xml:space="preserve">признаки аудио, координаты </w:t>
+      </w:r>
+      <w:proofErr w:type="spellStart"/>
+      <w:r>
+        <w:t>ландмарок</w:t>
+      </w:r>
+      <w:proofErr w:type="spellEnd"/>
+      <w:r>
+        <w:t>) без изменения схемы. Целостность данных обеспечивается каскадным удалением дочерних записей при ликвидации сессии.</w:t>
       </w:r>
     </w:p>
     <w:p>
@@ -18748,31 +21671,49 @@
         <w:contextualSpacing/>
       </w:pPr>
       <w:r>
-        <w:t>Для гибкого хранения разнородных данных аналитики используется тип JSONB. Это позволяет сохранять payloads разного формата (эмодоминанты, признаки аудио, координаты ландмарок) без изменения схемы. Целостность данных обеспечивается каскадным удалением дочерних записей при ликвидации сессии.</w:t>
-      </w:r>
+        <w:t>Доступ к отчёту реализуется через REST-запрос. Запрос проверяет роль пользователя: организатор получает полную агрегацию, участник – ограниченный набор данных. Структура отчёта включает сводку по встрече, карточки участников, временные шкалы, сводку по трекингу лиц и другие блоки, расширяемые по мере развития модулей ИИ.</w:t>
+      </w:r>
+    </w:p>
+    <w:p>
+      <w:pPr>
+        <w:pStyle w:val="2"/>
+      </w:pPr>
+      <w:bookmarkStart w:id="28" w:name="_Toc229297467"/>
+      <w:r>
+        <w:t>Интеграция компонентов в единую систему</w:t>
+      </w:r>
+      <w:bookmarkEnd w:id="28"/>
     </w:p>
     <w:p>
       <w:pPr>
         <w:contextualSpacing/>
       </w:pPr>
       <w:r>
-        <w:t>Доступ к отчёту реализуется через REST-запрос. Запрос проверяет роль пользователя: организатор получает полную агрегацию, участник – ограниченный набор данных. Структура отчёта включает сводку по встрече, карточки участников, временные шкалы, сводку по трекингу лиц и другие блоки, расширяемые по мере развития модулей ИИ.</w:t>
-      </w:r>
-    </w:p>
-    <w:p>
-      <w:pPr>
-        <w:pStyle w:val="2"/>
-      </w:pPr>
-      <w:r>
-        <w:t>Интеграция компонентов в единую систему</w:t>
-      </w:r>
-    </w:p>
-    <w:p>
-      <w:pPr>
-        <w:contextualSpacing/>
-      </w:pPr>
-      <w:r>
-        <w:t>Интеграция всех модулей обеспечивается согласованными контрактами обмена данными и оркестрацией через Docker Compose. Полный цикл работы системы выглядит следующим образом:</w:t>
+        <w:t xml:space="preserve">Интеграция всех модулей обеспечивается согласованными контрактами обмена данными и </w:t>
+      </w:r>
+      <w:proofErr w:type="spellStart"/>
+      <w:r>
+        <w:t>оркестрацией</w:t>
+      </w:r>
+      <w:proofErr w:type="spellEnd"/>
+      <w:r>
+        <w:t xml:space="preserve"> через </w:t>
+      </w:r>
+      <w:proofErr w:type="spellStart"/>
+      <w:r>
+        <w:t>Docker</w:t>
+      </w:r>
+      <w:proofErr w:type="spellEnd"/>
+      <w:r>
+        <w:t xml:space="preserve"> </w:t>
+      </w:r>
+      <w:proofErr w:type="spellStart"/>
+      <w:r>
+        <w:t>Compose</w:t>
+      </w:r>
+      <w:proofErr w:type="spellEnd"/>
+      <w:r>
+        <w:t>. Полный цикл работы системы выглядит следующим образом:</w:t>
       </w:r>
     </w:p>
     <w:p>
@@ -18798,7 +21739,15 @@
         <w:ind w:left="0" w:firstLine="709"/>
       </w:pPr>
       <w:r>
-        <w:t>Клиент устанавливает WebSocket-соединение, отправляет сообщение о присоединении, запускает захват аудио и периодический сбор кадров.</w:t>
+        <w:t xml:space="preserve">Клиент устанавливает </w:t>
+      </w:r>
+      <w:proofErr w:type="spellStart"/>
+      <w:r>
+        <w:t>WebSocket</w:t>
+      </w:r>
+      <w:proofErr w:type="spellEnd"/>
+      <w:r>
+        <w:t>-соединение, отправляет сообщение о присоединении, запускает захват аудио и периодический сбор кадров.</w:t>
       </w:r>
     </w:p>
     <w:p>
@@ -18824,7 +21773,15 @@
         <w:ind w:left="0" w:firstLine="709"/>
       </w:pPr>
       <w:r>
-        <w:t>Результаты анализа возвращаются на сервер, записываются в PostgreSQL и транслируются клиентам в реальном времени.</w:t>
+        <w:t xml:space="preserve">Результаты анализа возвращаются на сервер, записываются в </w:t>
+      </w:r>
+      <w:proofErr w:type="spellStart"/>
+      <w:r>
+        <w:t>PostgreSQL</w:t>
+      </w:r>
+      <w:proofErr w:type="spellEnd"/>
+      <w:r>
+        <w:t xml:space="preserve"> и транслируются клиентам в реальном времени.</w:t>
       </w:r>
     </w:p>
     <w:p>
@@ -18850,7 +21807,23 @@
         <w:ind w:left="0" w:firstLine="709"/>
       </w:pPr>
       <w:r>
-        <w:t>CI/CD-пайплайн автоматизирует линтинг, модульные тесты и сборку образов, обеспечивая стабильность интеграции.</w:t>
+        <w:t>CI/CD-</w:t>
+      </w:r>
+      <w:proofErr w:type="spellStart"/>
+      <w:r>
+        <w:t>пайплайн</w:t>
+      </w:r>
+      <w:proofErr w:type="spellEnd"/>
+      <w:r>
+        <w:t xml:space="preserve"> автоматизирует </w:t>
+      </w:r>
+      <w:proofErr w:type="spellStart"/>
+      <w:r>
+        <w:t>линтинг</w:t>
+      </w:r>
+      <w:proofErr w:type="spellEnd"/>
+      <w:r>
+        <w:t>, модульные тесты и сборку образов, обеспечивая стабильность интеграции.</w:t>
       </w:r>
     </w:p>
     <w:p>
@@ -18858,77 +21831,24 @@
         <w:contextualSpacing/>
       </w:pPr>
       <w:r>
+        <w:t xml:space="preserve">Разработанный программный комплекс демонстрирует работоспособность ключевых сценариев: безопасной авторизации, </w:t>
+      </w:r>
+      <w:proofErr w:type="spellStart"/>
+      <w:r>
+        <w:t>низкозадержочного</w:t>
+      </w:r>
+      <w:proofErr w:type="spellEnd"/>
+      <w:r>
+        <w:t xml:space="preserve"> обмена медиа, мультимодального анализа в реальном времени и генерации структурированных отчётов. Модульная структура </w:t>
+      </w:r>
+      <w:r>
         <w:lastRenderedPageBreak/>
-        <w:t>Разработанный программный комплекс демонстрирует работоспособность ключевых сценариев: безопасной авторизации, низкозадержочного обмена медиа, мультимодального анализа в реальном времени и генерации структурированных отчётов. Модульная структура позволяет в перспективе заменить эвристические алгоритмы на промышленные модели, добавить поддержку видеозаписи встречи и расширить аналитические метрики без перепроектирования ядра системы.</w:t>
-      </w:r>
-    </w:p>
-    <w:p>
-      <w:pPr>
-        <w:contextualSpacing/>
-        <w:rPr>
-          <w:rFonts w:ascii="Times New Roman" w:hAnsi="Times New Roman" w:cs="Times New Roman"/>
-        </w:rPr>
-      </w:pPr>
-    </w:p>
-    <w:p>
-      <w:pPr>
-        <w:contextualSpacing/>
-        <w:rPr>
-          <w:rFonts w:ascii="Times New Roman" w:hAnsi="Times New Roman" w:cs="Times New Roman"/>
-        </w:rPr>
-      </w:pPr>
-    </w:p>
-    <w:p>
-      <w:pPr>
-        <w:contextualSpacing/>
-        <w:rPr>
-          <w:rFonts w:ascii="Times New Roman" w:hAnsi="Times New Roman" w:cs="Times New Roman"/>
-        </w:rPr>
-      </w:pPr>
-    </w:p>
-    <w:p>
-      <w:pPr>
-        <w:contextualSpacing/>
-        <w:rPr>
-          <w:rFonts w:ascii="Times New Roman" w:hAnsi="Times New Roman" w:cs="Times New Roman"/>
-        </w:rPr>
-      </w:pPr>
-    </w:p>
-    <w:p>
-      <w:pPr>
-        <w:contextualSpacing/>
-        <w:rPr>
-          <w:rFonts w:ascii="Times New Roman" w:hAnsi="Times New Roman" w:cs="Times New Roman"/>
-        </w:rPr>
-      </w:pPr>
-    </w:p>
-    <w:p>
-      <w:pPr>
-        <w:contextualSpacing/>
-        <w:rPr>
-          <w:rFonts w:ascii="Times New Roman" w:hAnsi="Times New Roman" w:cs="Times New Roman"/>
-        </w:rPr>
-      </w:pPr>
-    </w:p>
-    <w:p>
-      <w:pPr>
-        <w:contextualSpacing/>
-        <w:rPr>
-          <w:rFonts w:ascii="Times New Roman" w:hAnsi="Times New Roman" w:cs="Times New Roman"/>
-        </w:rPr>
-      </w:pPr>
-    </w:p>
-    <w:p>
-      <w:pPr>
-        <w:contextualSpacing/>
-        <w:rPr>
-          <w:rFonts w:ascii="Times New Roman" w:hAnsi="Times New Roman" w:cs="Times New Roman"/>
-        </w:rPr>
-      </w:pPr>
-    </w:p>
-    <w:p>
-      <w:pPr>
-        <w:contextualSpacing/>
+        <w:t>позволяет в перспективе заменить эвристические алгоритмы на промышленные модели, добавить поддержку видеозаписи встречи и расширить аналитические метрики без перепроектирования ядра системы.</w:t>
+      </w:r>
+    </w:p>
+    <w:p>
+      <w:pPr>
+        <w:spacing w:after="200"/>
         <w:rPr>
           <w:rFonts w:cs="Times New Roman"/>
           <w:b/>
@@ -18936,9 +21856,1228 @@
           <w:lang w:bidi="ru-RU"/>
         </w:rPr>
       </w:pPr>
+      <w:r>
+        <w:rPr>
+          <w:rFonts w:cs="Times New Roman"/>
+          <w:b/>
+          <w:bCs/>
+          <w:lang w:bidi="ru-RU"/>
+        </w:rPr>
+        <w:br w:type="page"/>
+      </w:r>
+    </w:p>
+    <w:p>
+      <w:pPr>
+        <w:pStyle w:val="1"/>
+        <w:numPr>
+          <w:ilvl w:val="0"/>
+          <w:numId w:val="0"/>
+        </w:numPr>
+        <w:rPr>
+          <w:rFonts w:ascii="Times New Roman" w:hAnsi="Times New Roman"/>
+          <w:b w:val="0"/>
+          <w:bCs w:val="0"/>
+        </w:rPr>
+      </w:pPr>
+      <w:bookmarkStart w:id="29" w:name="_Toc229071492"/>
+      <w:r>
+        <w:rPr>
+          <w:rFonts w:ascii="Times New Roman" w:hAnsi="Times New Roman"/>
+        </w:rPr>
+        <w:lastRenderedPageBreak/>
+        <w:t>СПИСОК ИСПОЛЬЗОВАННЫХ ИСТОЧНИКОВ</w:t>
+      </w:r>
+      <w:bookmarkEnd w:id="29"/>
+    </w:p>
+    <w:p>
+      <w:pPr>
+        <w:pStyle w:val="af9"/>
+        <w:numPr>
+          <w:ilvl w:val="0"/>
+          <w:numId w:val="68"/>
+        </w:numPr>
+        <w:ind w:left="0" w:firstLine="709"/>
+        <w:rPr>
+          <w:rFonts w:cs="Times New Roman"/>
+          <w:lang w:val="en-US" w:bidi="ru-RU"/>
+        </w:rPr>
+      </w:pPr>
+      <w:r>
+        <w:rPr>
+          <w:rFonts w:cs="Times New Roman"/>
+          <w:lang w:val="en-US" w:bidi="ru-RU"/>
+        </w:rPr>
+        <w:t xml:space="preserve">Goodfellow I., Bengio Y., Courville A. Deep Learning. – </w:t>
+      </w:r>
+      <w:proofErr w:type="gramStart"/>
+      <w:r>
+        <w:rPr>
+          <w:rFonts w:cs="Times New Roman"/>
+          <w:lang w:val="en-US" w:bidi="ru-RU"/>
+        </w:rPr>
+        <w:t>Cambridge :</w:t>
+      </w:r>
+      <w:proofErr w:type="gramEnd"/>
+      <w:r>
+        <w:rPr>
+          <w:rFonts w:cs="Times New Roman"/>
+          <w:lang w:val="en-US" w:bidi="ru-RU"/>
+        </w:rPr>
+        <w:t xml:space="preserve"> MIT Press, 2016. – 800 p. – ISBN 978-0-262-03561-3.</w:t>
+      </w:r>
+    </w:p>
+    <w:p>
+      <w:pPr>
+        <w:pStyle w:val="af9"/>
+        <w:numPr>
+          <w:ilvl w:val="0"/>
+          <w:numId w:val="68"/>
+        </w:numPr>
+        <w:ind w:left="0" w:firstLine="709"/>
+        <w:rPr>
+          <w:rFonts w:cs="Times New Roman"/>
+          <w:lang w:val="en-US" w:bidi="ru-RU"/>
+        </w:rPr>
+      </w:pPr>
+      <w:proofErr w:type="spellStart"/>
+      <w:r>
+        <w:rPr>
+          <w:rFonts w:cs="Times New Roman"/>
+          <w:lang w:val="en-US" w:bidi="ru-RU"/>
+        </w:rPr>
+        <w:t>Bradski</w:t>
+      </w:r>
+      <w:proofErr w:type="spellEnd"/>
+      <w:r>
+        <w:rPr>
+          <w:rFonts w:cs="Times New Roman"/>
+          <w:lang w:val="en-US" w:bidi="ru-RU"/>
+        </w:rPr>
+        <w:t xml:space="preserve"> G., </w:t>
+      </w:r>
+      <w:proofErr w:type="spellStart"/>
+      <w:r>
+        <w:rPr>
+          <w:rFonts w:cs="Times New Roman"/>
+          <w:lang w:val="en-US" w:bidi="ru-RU"/>
+        </w:rPr>
+        <w:t>Kaehler</w:t>
+      </w:r>
+      <w:proofErr w:type="spellEnd"/>
+      <w:r>
+        <w:rPr>
+          <w:rFonts w:cs="Times New Roman"/>
+          <w:lang w:val="en-US" w:bidi="ru-RU"/>
+        </w:rPr>
+        <w:t xml:space="preserve"> A. Learning OpenCV: Computer Vision with the OpenCV Library. – </w:t>
+      </w:r>
+      <w:proofErr w:type="gramStart"/>
+      <w:r>
+        <w:rPr>
+          <w:rFonts w:cs="Times New Roman"/>
+          <w:lang w:val="en-US" w:bidi="ru-RU"/>
+        </w:rPr>
+        <w:t>Sebastopol :</w:t>
+      </w:r>
+      <w:proofErr w:type="gramEnd"/>
+      <w:r>
+        <w:rPr>
+          <w:rFonts w:cs="Times New Roman"/>
+          <w:lang w:val="en-US" w:bidi="ru-RU"/>
+        </w:rPr>
+        <w:t xml:space="preserve"> O’Reilly Media, 2008. – 555 p. – ISBN 978-0-596-51613-0.</w:t>
+      </w:r>
+    </w:p>
+    <w:p>
+      <w:pPr>
+        <w:pStyle w:val="af9"/>
+        <w:numPr>
+          <w:ilvl w:val="0"/>
+          <w:numId w:val="68"/>
+        </w:numPr>
+        <w:ind w:left="0" w:firstLine="709"/>
+        <w:rPr>
+          <w:rFonts w:cs="Times New Roman"/>
+          <w:lang w:val="en-US" w:bidi="ru-RU"/>
+        </w:rPr>
+      </w:pPr>
+      <w:r>
+        <w:rPr>
+          <w:rFonts w:cs="Times New Roman"/>
+          <w:lang w:val="en-US" w:bidi="ru-RU"/>
+        </w:rPr>
+        <w:t xml:space="preserve">Vaswani A., </w:t>
+      </w:r>
+      <w:proofErr w:type="spellStart"/>
+      <w:r>
+        <w:rPr>
+          <w:rFonts w:cs="Times New Roman"/>
+          <w:lang w:val="en-US" w:bidi="ru-RU"/>
+        </w:rPr>
+        <w:t>Shazeer</w:t>
+      </w:r>
+      <w:proofErr w:type="spellEnd"/>
+      <w:r>
+        <w:rPr>
+          <w:rFonts w:cs="Times New Roman"/>
+          <w:lang w:val="en-US" w:bidi="ru-RU"/>
+        </w:rPr>
+        <w:t xml:space="preserve"> N., Parmar N. et al. Attention Is All You Need // Advances in Neural Information Processing Systems (</w:t>
+      </w:r>
+      <w:proofErr w:type="spellStart"/>
+      <w:r>
+        <w:rPr>
+          <w:rFonts w:cs="Times New Roman"/>
+          <w:lang w:val="en-US" w:bidi="ru-RU"/>
+        </w:rPr>
+        <w:t>NeurIPS</w:t>
+      </w:r>
+      <w:proofErr w:type="spellEnd"/>
+      <w:r>
+        <w:rPr>
+          <w:rFonts w:cs="Times New Roman"/>
+          <w:lang w:val="en-US" w:bidi="ru-RU"/>
+        </w:rPr>
+        <w:t>). – 2017. – Vol. 30. – URL: https://arxiv.org/abs/1706.03762 (</w:t>
+      </w:r>
+      <w:proofErr w:type="spellStart"/>
+      <w:r>
+        <w:rPr>
+          <w:rFonts w:cs="Times New Roman"/>
+          <w:lang w:val="en-US" w:bidi="ru-RU"/>
+        </w:rPr>
+        <w:t>дата</w:t>
+      </w:r>
+      <w:proofErr w:type="spellEnd"/>
+      <w:r>
+        <w:rPr>
+          <w:rFonts w:cs="Times New Roman"/>
+          <w:lang w:val="en-US" w:bidi="ru-RU"/>
+        </w:rPr>
+        <w:t xml:space="preserve"> </w:t>
+      </w:r>
+      <w:proofErr w:type="spellStart"/>
+      <w:r>
+        <w:rPr>
+          <w:rFonts w:cs="Times New Roman"/>
+          <w:lang w:val="en-US" w:bidi="ru-RU"/>
+        </w:rPr>
+        <w:t>обращения</w:t>
+      </w:r>
+      <w:proofErr w:type="spellEnd"/>
+      <w:r>
+        <w:rPr>
+          <w:rFonts w:cs="Times New Roman"/>
+          <w:lang w:val="en-US" w:bidi="ru-RU"/>
+        </w:rPr>
+        <w:t>: 10.05.2026).</w:t>
+      </w:r>
+    </w:p>
+    <w:p>
+      <w:pPr>
+        <w:pStyle w:val="af9"/>
+        <w:numPr>
+          <w:ilvl w:val="0"/>
+          <w:numId w:val="68"/>
+        </w:numPr>
+        <w:ind w:left="0" w:firstLine="709"/>
+        <w:rPr>
+          <w:rFonts w:cs="Times New Roman"/>
+          <w:lang w:val="en-US" w:bidi="ru-RU"/>
+        </w:rPr>
+      </w:pPr>
+      <w:r>
+        <w:rPr>
+          <w:rFonts w:cs="Times New Roman"/>
+          <w:lang w:val="en-US" w:bidi="ru-RU"/>
+        </w:rPr>
+        <w:t>Radford A., Kim J. W., Xu T. et al. Robust Speech Recognition via Large-Scale Weak Supervision // Proceedings of the 40th International Conference on Machine Learning (ICML). – 2023. – URL: https://arxiv.org/abs/2212.04356 (</w:t>
+      </w:r>
+      <w:proofErr w:type="spellStart"/>
+      <w:r>
+        <w:rPr>
+          <w:rFonts w:cs="Times New Roman"/>
+          <w:lang w:val="en-US" w:bidi="ru-RU"/>
+        </w:rPr>
+        <w:t>дата</w:t>
+      </w:r>
+      <w:proofErr w:type="spellEnd"/>
+      <w:r>
+        <w:rPr>
+          <w:rFonts w:cs="Times New Roman"/>
+          <w:lang w:val="en-US" w:bidi="ru-RU"/>
+        </w:rPr>
+        <w:t xml:space="preserve"> </w:t>
+      </w:r>
+      <w:proofErr w:type="spellStart"/>
+      <w:r>
+        <w:rPr>
+          <w:rFonts w:cs="Times New Roman"/>
+          <w:lang w:val="en-US" w:bidi="ru-RU"/>
+        </w:rPr>
+        <w:t>обращения</w:t>
+      </w:r>
+      <w:proofErr w:type="spellEnd"/>
+      <w:r>
+        <w:rPr>
+          <w:rFonts w:cs="Times New Roman"/>
+          <w:lang w:val="en-US" w:bidi="ru-RU"/>
+        </w:rPr>
+        <w:t>: 10.05.2026).</w:t>
+      </w:r>
+    </w:p>
+    <w:p>
+      <w:pPr>
+        <w:pStyle w:val="af9"/>
+        <w:numPr>
+          <w:ilvl w:val="0"/>
+          <w:numId w:val="68"/>
+        </w:numPr>
+        <w:ind w:left="0" w:firstLine="709"/>
+        <w:rPr>
+          <w:rFonts w:cs="Times New Roman"/>
+          <w:lang w:val="en-US" w:bidi="ru-RU"/>
+        </w:rPr>
+      </w:pPr>
+      <w:r>
+        <w:rPr>
+          <w:rFonts w:cs="Times New Roman"/>
+          <w:lang w:val="en-US" w:bidi="ru-RU"/>
+        </w:rPr>
+        <w:t xml:space="preserve">Zhang K., Zhang Z., Li Z., </w:t>
+      </w:r>
+      <w:proofErr w:type="spellStart"/>
+      <w:r>
+        <w:rPr>
+          <w:rFonts w:cs="Times New Roman"/>
+          <w:lang w:val="en-US" w:bidi="ru-RU"/>
+        </w:rPr>
+        <w:t>Qiao</w:t>
+      </w:r>
+      <w:proofErr w:type="spellEnd"/>
+      <w:r>
+        <w:rPr>
+          <w:rFonts w:cs="Times New Roman"/>
+          <w:lang w:val="en-US" w:bidi="ru-RU"/>
+        </w:rPr>
+        <w:t xml:space="preserve"> Y. Joint Face Detection and Alignment Using Multi-</w:t>
+      </w:r>
+      <w:r>
+        <w:rPr>
+          <w:rFonts w:cs="Times New Roman"/>
+          <w:lang w:val="en-US" w:bidi="ru-RU"/>
+        </w:rPr>
+        <w:t>Task</w:t>
+      </w:r>
+      <w:r>
+        <w:rPr>
+          <w:rFonts w:cs="Times New Roman"/>
+          <w:lang w:val="en-US" w:bidi="ru-RU"/>
+        </w:rPr>
+        <w:t xml:space="preserve"> Cascaded Convolutional Networks // IEEE Signal Processing Letters. – 2016. – Vol. 23, № 10. – P. 1499–1503. – URL: https://arxiv.org/abs/1604.02878 (</w:t>
+      </w:r>
+      <w:proofErr w:type="spellStart"/>
+      <w:r>
+        <w:rPr>
+          <w:rFonts w:cs="Times New Roman"/>
+          <w:lang w:val="en-US" w:bidi="ru-RU"/>
+        </w:rPr>
+        <w:t>дата</w:t>
+      </w:r>
+      <w:proofErr w:type="spellEnd"/>
+      <w:r>
+        <w:rPr>
+          <w:rFonts w:cs="Times New Roman"/>
+          <w:lang w:val="en-US" w:bidi="ru-RU"/>
+        </w:rPr>
+        <w:t xml:space="preserve"> </w:t>
+      </w:r>
+      <w:proofErr w:type="spellStart"/>
+      <w:r>
+        <w:rPr>
+          <w:rFonts w:cs="Times New Roman"/>
+          <w:lang w:val="en-US" w:bidi="ru-RU"/>
+        </w:rPr>
+        <w:t>обращения</w:t>
+      </w:r>
+      <w:proofErr w:type="spellEnd"/>
+      <w:r>
+        <w:rPr>
+          <w:rFonts w:cs="Times New Roman"/>
+          <w:lang w:val="en-US" w:bidi="ru-RU"/>
+        </w:rPr>
+        <w:t>: 10.05.2026).</w:t>
+      </w:r>
+    </w:p>
+    <w:p>
+      <w:pPr>
+        <w:pStyle w:val="af9"/>
+        <w:numPr>
+          <w:ilvl w:val="0"/>
+          <w:numId w:val="68"/>
+        </w:numPr>
+        <w:ind w:left="0" w:firstLine="709"/>
+        <w:rPr>
+          <w:rFonts w:cs="Times New Roman"/>
+          <w:lang w:val="en-US" w:bidi="ru-RU"/>
+        </w:rPr>
+      </w:pPr>
+      <w:r>
+        <w:rPr>
+          <w:rFonts w:cs="Times New Roman"/>
+          <w:lang w:val="en-US" w:bidi="ru-RU"/>
+        </w:rPr>
+        <w:t xml:space="preserve">6. </w:t>
+      </w:r>
+      <w:proofErr w:type="spellStart"/>
+      <w:r>
+        <w:rPr>
+          <w:rFonts w:cs="Times New Roman"/>
+          <w:lang w:val="en-US" w:bidi="ru-RU"/>
+        </w:rPr>
+        <w:t>Parkhi</w:t>
+      </w:r>
+      <w:proofErr w:type="spellEnd"/>
+      <w:r>
+        <w:rPr>
+          <w:rFonts w:cs="Times New Roman"/>
+          <w:lang w:val="en-US" w:bidi="ru-RU"/>
+        </w:rPr>
+        <w:t xml:space="preserve"> O. M., </w:t>
+      </w:r>
+      <w:proofErr w:type="spellStart"/>
+      <w:r>
+        <w:rPr>
+          <w:rFonts w:cs="Times New Roman"/>
+          <w:lang w:val="en-US" w:bidi="ru-RU"/>
+        </w:rPr>
+        <w:t>Vedaldi</w:t>
+      </w:r>
+      <w:proofErr w:type="spellEnd"/>
+      <w:r>
+        <w:rPr>
+          <w:rFonts w:cs="Times New Roman"/>
+          <w:lang w:val="en-US" w:bidi="ru-RU"/>
+        </w:rPr>
+        <w:t xml:space="preserve"> A., Zisserman A. Deep Face Recognition // Proceedings of the British Machine Vision Conference (BMVC). – 2015. – URL: https://www.robots.ox.ac.uk/~vgg/publications/2015/Parkhi15/parkhi15.pdf (</w:t>
+      </w:r>
+      <w:proofErr w:type="spellStart"/>
+      <w:r>
+        <w:rPr>
+          <w:rFonts w:cs="Times New Roman"/>
+          <w:lang w:val="en-US" w:bidi="ru-RU"/>
+        </w:rPr>
+        <w:t>дата</w:t>
+      </w:r>
+      <w:proofErr w:type="spellEnd"/>
+      <w:r>
+        <w:rPr>
+          <w:rFonts w:cs="Times New Roman"/>
+          <w:lang w:val="en-US" w:bidi="ru-RU"/>
+        </w:rPr>
+        <w:t xml:space="preserve"> </w:t>
+      </w:r>
+      <w:proofErr w:type="spellStart"/>
+      <w:r>
+        <w:rPr>
+          <w:rFonts w:cs="Times New Roman"/>
+          <w:lang w:val="en-US" w:bidi="ru-RU"/>
+        </w:rPr>
+        <w:t>обращения</w:t>
+      </w:r>
+      <w:proofErr w:type="spellEnd"/>
+      <w:r>
+        <w:rPr>
+          <w:rFonts w:cs="Times New Roman"/>
+          <w:lang w:val="en-US" w:bidi="ru-RU"/>
+        </w:rPr>
+        <w:t>: 10.05.2026).</w:t>
+      </w:r>
+    </w:p>
+    <w:p>
+      <w:pPr>
+        <w:pStyle w:val="af9"/>
+        <w:numPr>
+          <w:ilvl w:val="0"/>
+          <w:numId w:val="68"/>
+        </w:numPr>
+        <w:ind w:left="0" w:firstLine="709"/>
+        <w:rPr>
+          <w:rFonts w:cs="Times New Roman"/>
+          <w:lang w:val="en-US" w:bidi="ru-RU"/>
+        </w:rPr>
+      </w:pPr>
+      <w:r>
+        <w:rPr>
+          <w:rFonts w:cs="Times New Roman"/>
+          <w:lang w:val="en-US" w:bidi="ru-RU"/>
+        </w:rPr>
+        <w:t>Ekman P. An Argument for Basic Emotions // Cognition and Emotion. – 1992. – Vol. 6, № 3–4. – P. 169–200.</w:t>
+      </w:r>
+    </w:p>
+    <w:p>
+      <w:pPr>
+        <w:pStyle w:val="af9"/>
+        <w:numPr>
+          <w:ilvl w:val="0"/>
+          <w:numId w:val="68"/>
+        </w:numPr>
+        <w:ind w:left="0" w:firstLine="709"/>
+        <w:rPr>
+          <w:rFonts w:cs="Times New Roman"/>
+          <w:lang w:bidi="ru-RU"/>
+        </w:rPr>
+      </w:pPr>
+      <w:r>
+        <w:rPr>
+          <w:rFonts w:cs="Times New Roman"/>
+          <w:lang w:val="en-US" w:bidi="ru-RU"/>
+        </w:rPr>
+        <w:t>TensorFlow</w:t>
+      </w:r>
+      <w:r>
+        <w:rPr>
+          <w:rFonts w:cs="Times New Roman"/>
+          <w:lang w:bidi="ru-RU"/>
+        </w:rPr>
+        <w:t xml:space="preserve"> [Электронный ресурс</w:t>
+      </w:r>
+      <w:r>
+        <w:rPr>
+          <w:rFonts w:cs="Times New Roman"/>
+          <w:lang w:bidi="ru-RU"/>
+        </w:rPr>
+        <w:t>]:</w:t>
+      </w:r>
+      <w:r>
+        <w:rPr>
+          <w:rFonts w:cs="Times New Roman"/>
+          <w:lang w:bidi="ru-RU"/>
+        </w:rPr>
+        <w:t xml:space="preserve"> офиц. сайт. – </w:t>
+      </w:r>
+      <w:r>
+        <w:rPr>
+          <w:rFonts w:cs="Times New Roman"/>
+          <w:lang w:val="en-US" w:bidi="ru-RU"/>
+        </w:rPr>
+        <w:t>URL</w:t>
+      </w:r>
+      <w:r>
+        <w:rPr>
+          <w:rFonts w:cs="Times New Roman"/>
+          <w:lang w:bidi="ru-RU"/>
+        </w:rPr>
+        <w:t xml:space="preserve">: </w:t>
+      </w:r>
+      <w:r>
+        <w:rPr>
+          <w:rFonts w:cs="Times New Roman"/>
+          <w:lang w:val="en-US" w:bidi="ru-RU"/>
+        </w:rPr>
+        <w:t>https</w:t>
+      </w:r>
+      <w:r>
+        <w:rPr>
+          <w:rFonts w:cs="Times New Roman"/>
+          <w:lang w:bidi="ru-RU"/>
+        </w:rPr>
+        <w:t>://</w:t>
+      </w:r>
+      <w:r>
+        <w:rPr>
+          <w:rFonts w:cs="Times New Roman"/>
+          <w:lang w:val="en-US" w:bidi="ru-RU"/>
+        </w:rPr>
+        <w:t>www</w:t>
+      </w:r>
+      <w:r>
+        <w:rPr>
+          <w:rFonts w:cs="Times New Roman"/>
+          <w:lang w:bidi="ru-RU"/>
+        </w:rPr>
+        <w:t>.</w:t>
+      </w:r>
+      <w:proofErr w:type="spellStart"/>
+      <w:r>
+        <w:rPr>
+          <w:rFonts w:cs="Times New Roman"/>
+          <w:lang w:val="en-US" w:bidi="ru-RU"/>
+        </w:rPr>
+        <w:t>tensorflow</w:t>
+      </w:r>
+      <w:proofErr w:type="spellEnd"/>
+      <w:r>
+        <w:rPr>
+          <w:rFonts w:cs="Times New Roman"/>
+          <w:lang w:bidi="ru-RU"/>
+        </w:rPr>
+        <w:t>.</w:t>
+      </w:r>
+      <w:r>
+        <w:rPr>
+          <w:rFonts w:cs="Times New Roman"/>
+          <w:lang w:val="en-US" w:bidi="ru-RU"/>
+        </w:rPr>
+        <w:t>org</w:t>
+      </w:r>
+      <w:r>
+        <w:rPr>
+          <w:rFonts w:cs="Times New Roman"/>
+          <w:lang w:bidi="ru-RU"/>
+        </w:rPr>
+        <w:t xml:space="preserve"> (дата обращения: 10.05.2026).</w:t>
+      </w:r>
+    </w:p>
+    <w:p>
+      <w:pPr>
+        <w:pStyle w:val="af9"/>
+        <w:numPr>
+          <w:ilvl w:val="0"/>
+          <w:numId w:val="68"/>
+        </w:numPr>
+        <w:ind w:left="0" w:firstLine="709"/>
+        <w:rPr>
+          <w:rFonts w:cs="Times New Roman"/>
+          <w:lang w:bidi="ru-RU"/>
+        </w:rPr>
+      </w:pPr>
+      <w:r>
+        <w:rPr>
+          <w:rFonts w:cs="Times New Roman"/>
+          <w:lang w:val="en-US" w:bidi="ru-RU"/>
+        </w:rPr>
+        <w:t>OpenCV</w:t>
+      </w:r>
+      <w:r>
+        <w:rPr>
+          <w:rFonts w:cs="Times New Roman"/>
+          <w:lang w:bidi="ru-RU"/>
+        </w:rPr>
+        <w:t xml:space="preserve"> [Электронный ресурс</w:t>
+      </w:r>
+      <w:proofErr w:type="gramStart"/>
+      <w:r>
+        <w:rPr>
+          <w:rFonts w:cs="Times New Roman"/>
+          <w:lang w:bidi="ru-RU"/>
+        </w:rPr>
+        <w:t>] :</w:t>
+      </w:r>
+      <w:proofErr w:type="gramEnd"/>
+      <w:r>
+        <w:rPr>
+          <w:rFonts w:cs="Times New Roman"/>
+          <w:lang w:bidi="ru-RU"/>
+        </w:rPr>
+        <w:t xml:space="preserve"> офиц. сайт. – </w:t>
+      </w:r>
+      <w:r>
+        <w:rPr>
+          <w:rFonts w:cs="Times New Roman"/>
+          <w:lang w:val="en-US" w:bidi="ru-RU"/>
+        </w:rPr>
+        <w:t>URL</w:t>
+      </w:r>
+      <w:r>
+        <w:rPr>
+          <w:rFonts w:cs="Times New Roman"/>
+          <w:lang w:bidi="ru-RU"/>
+        </w:rPr>
+        <w:t xml:space="preserve">: </w:t>
+      </w:r>
+      <w:r>
+        <w:rPr>
+          <w:rFonts w:cs="Times New Roman"/>
+          <w:lang w:val="en-US" w:bidi="ru-RU"/>
+        </w:rPr>
+        <w:t>https</w:t>
+      </w:r>
+      <w:r>
+        <w:rPr>
+          <w:rFonts w:cs="Times New Roman"/>
+          <w:lang w:bidi="ru-RU"/>
+        </w:rPr>
+        <w:t>://</w:t>
+      </w:r>
+      <w:proofErr w:type="spellStart"/>
+      <w:r>
+        <w:rPr>
+          <w:rFonts w:cs="Times New Roman"/>
+          <w:lang w:val="en-US" w:bidi="ru-RU"/>
+        </w:rPr>
+        <w:t>opencv</w:t>
+      </w:r>
+      <w:proofErr w:type="spellEnd"/>
+      <w:r>
+        <w:rPr>
+          <w:rFonts w:cs="Times New Roman"/>
+          <w:lang w:bidi="ru-RU"/>
+        </w:rPr>
+        <w:t>.</w:t>
+      </w:r>
+      <w:r>
+        <w:rPr>
+          <w:rFonts w:cs="Times New Roman"/>
+          <w:lang w:val="en-US" w:bidi="ru-RU"/>
+        </w:rPr>
+        <w:t>org</w:t>
+      </w:r>
+      <w:r>
+        <w:rPr>
+          <w:rFonts w:cs="Times New Roman"/>
+          <w:lang w:bidi="ru-RU"/>
+        </w:rPr>
+        <w:t xml:space="preserve"> (дата обращения: 10.05.2026).</w:t>
+      </w:r>
+    </w:p>
+    <w:p>
+      <w:pPr>
+        <w:pStyle w:val="af9"/>
+        <w:numPr>
+          <w:ilvl w:val="0"/>
+          <w:numId w:val="68"/>
+        </w:numPr>
+        <w:ind w:left="0" w:firstLine="709"/>
+        <w:rPr>
+          <w:rFonts w:cs="Times New Roman"/>
+          <w:lang w:bidi="ru-RU"/>
+        </w:rPr>
+      </w:pPr>
+      <w:r>
+        <w:rPr>
+          <w:rFonts w:cs="Times New Roman"/>
+          <w:lang w:val="en-US" w:bidi="ru-RU"/>
+        </w:rPr>
+        <w:t>PostgreSQL</w:t>
+      </w:r>
+      <w:r>
+        <w:rPr>
+          <w:rFonts w:cs="Times New Roman"/>
+          <w:lang w:bidi="ru-RU"/>
+        </w:rPr>
+        <w:t xml:space="preserve"> [Электронный ресурс</w:t>
+      </w:r>
+      <w:r>
+        <w:rPr>
+          <w:rFonts w:cs="Times New Roman"/>
+          <w:lang w:bidi="ru-RU"/>
+        </w:rPr>
+        <w:t>]:</w:t>
+      </w:r>
+      <w:r>
+        <w:rPr>
+          <w:rFonts w:cs="Times New Roman"/>
+          <w:lang w:bidi="ru-RU"/>
+        </w:rPr>
+        <w:t xml:space="preserve"> офиц. сайт. – </w:t>
+      </w:r>
+      <w:r>
+        <w:rPr>
+          <w:rFonts w:cs="Times New Roman"/>
+          <w:lang w:val="en-US" w:bidi="ru-RU"/>
+        </w:rPr>
+        <w:t>URL</w:t>
+      </w:r>
+      <w:r>
+        <w:rPr>
+          <w:rFonts w:cs="Times New Roman"/>
+          <w:lang w:bidi="ru-RU"/>
+        </w:rPr>
+        <w:t xml:space="preserve">: </w:t>
+      </w:r>
+      <w:r>
+        <w:rPr>
+          <w:rFonts w:cs="Times New Roman"/>
+          <w:lang w:val="en-US" w:bidi="ru-RU"/>
+        </w:rPr>
+        <w:t>https</w:t>
+      </w:r>
+      <w:r>
+        <w:rPr>
+          <w:rFonts w:cs="Times New Roman"/>
+          <w:lang w:bidi="ru-RU"/>
+        </w:rPr>
+        <w:t>://</w:t>
+      </w:r>
+      <w:r>
+        <w:rPr>
+          <w:rFonts w:cs="Times New Roman"/>
+          <w:lang w:val="en-US" w:bidi="ru-RU"/>
+        </w:rPr>
+        <w:t>www</w:t>
+      </w:r>
+      <w:r>
+        <w:rPr>
+          <w:rFonts w:cs="Times New Roman"/>
+          <w:lang w:bidi="ru-RU"/>
+        </w:rPr>
+        <w:t>.</w:t>
+      </w:r>
+      <w:proofErr w:type="spellStart"/>
+      <w:r>
+        <w:rPr>
+          <w:rFonts w:cs="Times New Roman"/>
+          <w:lang w:val="en-US" w:bidi="ru-RU"/>
+        </w:rPr>
+        <w:t>postgresql</w:t>
+      </w:r>
+      <w:proofErr w:type="spellEnd"/>
+      <w:r>
+        <w:rPr>
+          <w:rFonts w:cs="Times New Roman"/>
+          <w:lang w:bidi="ru-RU"/>
+        </w:rPr>
+        <w:t>.</w:t>
+      </w:r>
+      <w:r>
+        <w:rPr>
+          <w:rFonts w:cs="Times New Roman"/>
+          <w:lang w:val="en-US" w:bidi="ru-RU"/>
+        </w:rPr>
+        <w:t>org</w:t>
+      </w:r>
+      <w:r>
+        <w:rPr>
+          <w:rFonts w:cs="Times New Roman"/>
+          <w:lang w:bidi="ru-RU"/>
+        </w:rPr>
+        <w:t xml:space="preserve"> (дата обращения: 10.05.2026).</w:t>
+      </w:r>
+    </w:p>
+    <w:p>
+      <w:pPr>
+        <w:pStyle w:val="af9"/>
+        <w:numPr>
+          <w:ilvl w:val="0"/>
+          <w:numId w:val="68"/>
+        </w:numPr>
+        <w:ind w:left="0" w:firstLine="709"/>
+        <w:rPr>
+          <w:rFonts w:cs="Times New Roman"/>
+          <w:lang w:bidi="ru-RU"/>
+        </w:rPr>
+      </w:pPr>
+      <w:r>
+        <w:rPr>
+          <w:rFonts w:cs="Times New Roman"/>
+          <w:lang w:val="en-US" w:bidi="ru-RU"/>
+        </w:rPr>
+        <w:lastRenderedPageBreak/>
+        <w:t>Google</w:t>
+      </w:r>
+      <w:r>
+        <w:rPr>
+          <w:rFonts w:cs="Times New Roman"/>
+          <w:lang w:bidi="ru-RU"/>
+        </w:rPr>
+        <w:t xml:space="preserve"> </w:t>
+      </w:r>
+      <w:proofErr w:type="spellStart"/>
+      <w:r>
+        <w:rPr>
+          <w:rFonts w:cs="Times New Roman"/>
+          <w:lang w:val="en-US" w:bidi="ru-RU"/>
+        </w:rPr>
+        <w:t>MediaPipe</w:t>
+      </w:r>
+      <w:proofErr w:type="spellEnd"/>
+      <w:r>
+        <w:rPr>
+          <w:rFonts w:cs="Times New Roman"/>
+          <w:lang w:bidi="ru-RU"/>
+        </w:rPr>
+        <w:t xml:space="preserve"> </w:t>
+      </w:r>
+      <w:r>
+        <w:rPr>
+          <w:rFonts w:cs="Times New Roman"/>
+          <w:lang w:val="en-US" w:bidi="ru-RU"/>
+        </w:rPr>
+        <w:t>Face</w:t>
+      </w:r>
+      <w:r>
+        <w:rPr>
+          <w:rFonts w:cs="Times New Roman"/>
+          <w:lang w:bidi="ru-RU"/>
+        </w:rPr>
+        <w:t xml:space="preserve"> </w:t>
+      </w:r>
+      <w:proofErr w:type="spellStart"/>
+      <w:r>
+        <w:rPr>
+          <w:rFonts w:cs="Times New Roman"/>
+          <w:lang w:val="en-US" w:bidi="ru-RU"/>
+        </w:rPr>
+        <w:t>Landmarker</w:t>
+      </w:r>
+      <w:proofErr w:type="spellEnd"/>
+      <w:r>
+        <w:rPr>
+          <w:rFonts w:cs="Times New Roman"/>
+          <w:lang w:bidi="ru-RU"/>
+        </w:rPr>
+        <w:t xml:space="preserve"> [Электронный ресурс]. – </w:t>
+      </w:r>
+      <w:r>
+        <w:rPr>
+          <w:rFonts w:cs="Times New Roman"/>
+          <w:lang w:val="en-US" w:bidi="ru-RU"/>
+        </w:rPr>
+        <w:t>URL</w:t>
+      </w:r>
+      <w:r>
+        <w:rPr>
+          <w:rFonts w:cs="Times New Roman"/>
+          <w:lang w:bidi="ru-RU"/>
+        </w:rPr>
+        <w:t xml:space="preserve">: </w:t>
+      </w:r>
+      <w:r>
+        <w:rPr>
+          <w:rFonts w:cs="Times New Roman"/>
+          <w:lang w:val="en-US" w:bidi="ru-RU"/>
+        </w:rPr>
+        <w:t>https</w:t>
+      </w:r>
+      <w:r>
+        <w:rPr>
+          <w:rFonts w:cs="Times New Roman"/>
+          <w:lang w:bidi="ru-RU"/>
+        </w:rPr>
+        <w:t>://</w:t>
+      </w:r>
+      <w:r>
+        <w:rPr>
+          <w:rFonts w:cs="Times New Roman"/>
+          <w:lang w:val="en-US" w:bidi="ru-RU"/>
+        </w:rPr>
+        <w:t>developers</w:t>
+      </w:r>
+      <w:r>
+        <w:rPr>
+          <w:rFonts w:cs="Times New Roman"/>
+          <w:lang w:bidi="ru-RU"/>
+        </w:rPr>
+        <w:t>.</w:t>
+      </w:r>
+      <w:r>
+        <w:rPr>
+          <w:rFonts w:cs="Times New Roman"/>
+          <w:lang w:val="en-US" w:bidi="ru-RU"/>
+        </w:rPr>
+        <w:t>google</w:t>
+      </w:r>
+      <w:r>
+        <w:rPr>
+          <w:rFonts w:cs="Times New Roman"/>
+          <w:lang w:bidi="ru-RU"/>
+        </w:rPr>
+        <w:t>.</w:t>
+      </w:r>
+      <w:r>
+        <w:rPr>
+          <w:rFonts w:cs="Times New Roman"/>
+          <w:lang w:val="en-US" w:bidi="ru-RU"/>
+        </w:rPr>
+        <w:t>com</w:t>
+      </w:r>
+      <w:r>
+        <w:rPr>
+          <w:rFonts w:cs="Times New Roman"/>
+          <w:lang w:bidi="ru-RU"/>
+        </w:rPr>
+        <w:t>/</w:t>
+      </w:r>
+      <w:proofErr w:type="spellStart"/>
+      <w:r>
+        <w:rPr>
+          <w:rFonts w:cs="Times New Roman"/>
+          <w:lang w:val="en-US" w:bidi="ru-RU"/>
+        </w:rPr>
+        <w:t>mediapipe</w:t>
+      </w:r>
+      <w:proofErr w:type="spellEnd"/>
+      <w:r>
+        <w:rPr>
+          <w:rFonts w:cs="Times New Roman"/>
+          <w:lang w:bidi="ru-RU"/>
+        </w:rPr>
+        <w:t>/</w:t>
+      </w:r>
+      <w:r>
+        <w:rPr>
+          <w:rFonts w:cs="Times New Roman"/>
+          <w:lang w:val="en-US" w:bidi="ru-RU"/>
+        </w:rPr>
+        <w:t>solutions</w:t>
+      </w:r>
+      <w:r>
+        <w:rPr>
+          <w:rFonts w:cs="Times New Roman"/>
+          <w:lang w:bidi="ru-RU"/>
+        </w:rPr>
+        <w:t>/</w:t>
+      </w:r>
+      <w:r>
+        <w:rPr>
+          <w:rFonts w:cs="Times New Roman"/>
+          <w:lang w:val="en-US" w:bidi="ru-RU"/>
+        </w:rPr>
+        <w:t>vision</w:t>
+      </w:r>
+      <w:r>
+        <w:rPr>
+          <w:rFonts w:cs="Times New Roman"/>
+          <w:lang w:bidi="ru-RU"/>
+        </w:rPr>
+        <w:t>/</w:t>
+      </w:r>
+      <w:r>
+        <w:rPr>
+          <w:rFonts w:cs="Times New Roman"/>
+          <w:lang w:val="en-US" w:bidi="ru-RU"/>
+        </w:rPr>
+        <w:t>face</w:t>
+      </w:r>
+      <w:r>
+        <w:rPr>
+          <w:rFonts w:cs="Times New Roman"/>
+          <w:lang w:bidi="ru-RU"/>
+        </w:rPr>
+        <w:t>_</w:t>
+      </w:r>
+      <w:proofErr w:type="spellStart"/>
+      <w:r>
+        <w:rPr>
+          <w:rFonts w:cs="Times New Roman"/>
+          <w:lang w:val="en-US" w:bidi="ru-RU"/>
+        </w:rPr>
+        <w:t>landmarker</w:t>
+      </w:r>
+      <w:proofErr w:type="spellEnd"/>
+      <w:r>
+        <w:rPr>
+          <w:rFonts w:cs="Times New Roman"/>
+          <w:lang w:bidi="ru-RU"/>
+        </w:rPr>
+        <w:t xml:space="preserve"> (дата обращения: 10.05.2026).</w:t>
+      </w:r>
+    </w:p>
+    <w:p>
+      <w:pPr>
+        <w:pStyle w:val="af9"/>
+        <w:numPr>
+          <w:ilvl w:val="0"/>
+          <w:numId w:val="68"/>
+        </w:numPr>
+        <w:ind w:left="0" w:firstLine="709"/>
+        <w:rPr>
+          <w:rFonts w:cs="Times New Roman"/>
+          <w:lang w:bidi="ru-RU"/>
+        </w:rPr>
+      </w:pPr>
+      <w:r>
+        <w:rPr>
+          <w:rFonts w:cs="Times New Roman"/>
+          <w:lang w:val="en-US" w:bidi="ru-RU"/>
+        </w:rPr>
+        <w:t>VGG</w:t>
+      </w:r>
+      <w:r>
+        <w:rPr>
+          <w:rFonts w:cs="Times New Roman"/>
+          <w:lang w:bidi="ru-RU"/>
+        </w:rPr>
+        <w:t xml:space="preserve"> </w:t>
+      </w:r>
+      <w:r>
+        <w:rPr>
+          <w:rFonts w:cs="Times New Roman"/>
+          <w:lang w:val="en-US" w:bidi="ru-RU"/>
+        </w:rPr>
+        <w:t>Structure</w:t>
+      </w:r>
+      <w:r>
+        <w:rPr>
+          <w:rFonts w:cs="Times New Roman"/>
+          <w:lang w:bidi="ru-RU"/>
+        </w:rPr>
+        <w:t xml:space="preserve"> [Электронный ресурс] // </w:t>
+      </w:r>
+      <w:r>
+        <w:rPr>
+          <w:rFonts w:cs="Times New Roman"/>
+          <w:lang w:val="en-US" w:bidi="ru-RU"/>
+        </w:rPr>
+        <w:t>Wikimedia</w:t>
+      </w:r>
+      <w:r>
+        <w:rPr>
+          <w:rFonts w:cs="Times New Roman"/>
+          <w:lang w:bidi="ru-RU"/>
+        </w:rPr>
+        <w:t xml:space="preserve"> </w:t>
+      </w:r>
+      <w:r>
+        <w:rPr>
+          <w:rFonts w:cs="Times New Roman"/>
+          <w:lang w:val="en-US" w:bidi="ru-RU"/>
+        </w:rPr>
+        <w:t>Commons</w:t>
+      </w:r>
+      <w:r>
+        <w:rPr>
+          <w:rFonts w:cs="Times New Roman"/>
+          <w:lang w:bidi="ru-RU"/>
+        </w:rPr>
+        <w:t xml:space="preserve">. – </w:t>
+      </w:r>
+      <w:r>
+        <w:rPr>
+          <w:rFonts w:cs="Times New Roman"/>
+          <w:lang w:val="en-US" w:bidi="ru-RU"/>
+        </w:rPr>
+        <w:t>URL</w:t>
+      </w:r>
+      <w:r>
+        <w:rPr>
+          <w:rFonts w:cs="Times New Roman"/>
+          <w:lang w:bidi="ru-RU"/>
+        </w:rPr>
+        <w:t xml:space="preserve">: </w:t>
+      </w:r>
+      <w:r>
+        <w:rPr>
+          <w:rFonts w:cs="Times New Roman"/>
+          <w:lang w:val="en-US" w:bidi="ru-RU"/>
+        </w:rPr>
+        <w:t>https</w:t>
+      </w:r>
+      <w:r>
+        <w:rPr>
+          <w:rFonts w:cs="Times New Roman"/>
+          <w:lang w:bidi="ru-RU"/>
+        </w:rPr>
+        <w:t>://</w:t>
+      </w:r>
+      <w:r>
+        <w:rPr>
+          <w:rFonts w:cs="Times New Roman"/>
+          <w:lang w:val="en-US" w:bidi="ru-RU"/>
+        </w:rPr>
+        <w:t>commons</w:t>
+      </w:r>
+      <w:r>
+        <w:rPr>
+          <w:rFonts w:cs="Times New Roman"/>
+          <w:lang w:bidi="ru-RU"/>
+        </w:rPr>
+        <w:t>.</w:t>
+      </w:r>
+      <w:proofErr w:type="spellStart"/>
+      <w:r>
+        <w:rPr>
+          <w:rFonts w:cs="Times New Roman"/>
+          <w:lang w:val="en-US" w:bidi="ru-RU"/>
+        </w:rPr>
+        <w:t>wikimedia</w:t>
+      </w:r>
+      <w:proofErr w:type="spellEnd"/>
+      <w:r>
+        <w:rPr>
+          <w:rFonts w:cs="Times New Roman"/>
+          <w:lang w:bidi="ru-RU"/>
+        </w:rPr>
+        <w:t>.</w:t>
+      </w:r>
+      <w:r>
+        <w:rPr>
+          <w:rFonts w:cs="Times New Roman"/>
+          <w:lang w:val="en-US" w:bidi="ru-RU"/>
+        </w:rPr>
+        <w:t>org</w:t>
+      </w:r>
+      <w:r>
+        <w:rPr>
+          <w:rFonts w:cs="Times New Roman"/>
+          <w:lang w:bidi="ru-RU"/>
+        </w:rPr>
+        <w:t>/</w:t>
+      </w:r>
+      <w:r>
+        <w:rPr>
+          <w:rFonts w:cs="Times New Roman"/>
+          <w:lang w:val="en-US" w:bidi="ru-RU"/>
+        </w:rPr>
+        <w:t>wiki</w:t>
+      </w:r>
+      <w:r>
+        <w:rPr>
+          <w:rFonts w:cs="Times New Roman"/>
+          <w:lang w:bidi="ru-RU"/>
+        </w:rPr>
+        <w:t>/</w:t>
+      </w:r>
+      <w:r>
+        <w:rPr>
+          <w:rFonts w:cs="Times New Roman"/>
+          <w:lang w:val="en-US" w:bidi="ru-RU"/>
+        </w:rPr>
+        <w:t>File</w:t>
+      </w:r>
+      <w:r>
+        <w:rPr>
+          <w:rFonts w:cs="Times New Roman"/>
+          <w:lang w:bidi="ru-RU"/>
+        </w:rPr>
+        <w:t>:</w:t>
+      </w:r>
+      <w:r>
+        <w:rPr>
+          <w:rFonts w:cs="Times New Roman"/>
+          <w:lang w:val="en-US" w:bidi="ru-RU"/>
+        </w:rPr>
+        <w:t>VGG</w:t>
+      </w:r>
+      <w:r>
+        <w:rPr>
+          <w:rFonts w:cs="Times New Roman"/>
+          <w:lang w:bidi="ru-RU"/>
+        </w:rPr>
+        <w:t>_</w:t>
+      </w:r>
+      <w:r>
+        <w:rPr>
+          <w:rFonts w:cs="Times New Roman"/>
+          <w:lang w:val="en-US" w:bidi="ru-RU"/>
+        </w:rPr>
+        <w:t>structure</w:t>
+      </w:r>
+      <w:r>
+        <w:rPr>
+          <w:rFonts w:cs="Times New Roman"/>
+          <w:lang w:bidi="ru-RU"/>
+        </w:rPr>
+        <w:t>.</w:t>
+      </w:r>
+      <w:r>
+        <w:rPr>
+          <w:rFonts w:cs="Times New Roman"/>
+          <w:lang w:val="en-US" w:bidi="ru-RU"/>
+        </w:rPr>
+        <w:t>jpg</w:t>
+      </w:r>
+      <w:r>
+        <w:rPr>
+          <w:rFonts w:cs="Times New Roman"/>
+          <w:lang w:bidi="ru-RU"/>
+        </w:rPr>
+        <w:t xml:space="preserve"> (дата обращения: 10.05.2026).</w:t>
+      </w:r>
     </w:p>
     <w:sectPr>
-      <w:footerReference w:type="default" r:id="rId14"/>
+      <w:footerReference w:type="default" r:id="rId20"/>
       <w:pgSz w:w="11906" w:h="16838"/>
       <w:pgMar w:top="1134" w:right="850" w:bottom="1134" w:left="1701" w:header="0" w:footer="680" w:gutter="0"/>
       <w:pgNumType w:start="1"/>
@@ -25213,6 +29352,95 @@
     </w:lvl>
   </w:abstractNum>
   <w:abstractNum w:abstractNumId="59" w15:restartNumberingAfterBreak="0">
+    <w:nsid w:val="6FAC6299"/>
+    <w:multiLevelType w:val="hybridMultilevel"/>
+    <w:tmpl w:val="DBAC0A5E"/>
+    <w:lvl w:ilvl="0" w:tplc="D0B8CE9C">
+      <w:start w:val="1"/>
+      <w:numFmt w:val="decimal"/>
+      <w:lvlText w:val="%1."/>
+      <w:lvlJc w:val="left"/>
+      <w:pPr>
+        <w:ind w:left="1069" w:hanging="360"/>
+      </w:pPr>
+      <w:rPr>
+        <w:rFonts w:hint="default"/>
+      </w:rPr>
+    </w:lvl>
+    <w:lvl w:ilvl="1" w:tplc="04190019" w:tentative="1">
+      <w:start w:val="1"/>
+      <w:numFmt w:val="lowerLetter"/>
+      <w:lvlText w:val="%2."/>
+      <w:lvlJc w:val="left"/>
+      <w:pPr>
+        <w:ind w:left="1789" w:hanging="360"/>
+      </w:pPr>
+    </w:lvl>
+    <w:lvl w:ilvl="2" w:tplc="0419001B" w:tentative="1">
+      <w:start w:val="1"/>
+      <w:numFmt w:val="lowerRoman"/>
+      <w:lvlText w:val="%3."/>
+      <w:lvlJc w:val="right"/>
+      <w:pPr>
+        <w:ind w:left="2509" w:hanging="180"/>
+      </w:pPr>
+    </w:lvl>
+    <w:lvl w:ilvl="3" w:tplc="0419000F" w:tentative="1">
+      <w:start w:val="1"/>
+      <w:numFmt w:val="decimal"/>
+      <w:lvlText w:val="%4."/>
+      <w:lvlJc w:val="left"/>
+      <w:pPr>
+        <w:ind w:left="3229" w:hanging="360"/>
+      </w:pPr>
+    </w:lvl>
+    <w:lvl w:ilvl="4" w:tplc="04190019" w:tentative="1">
+      <w:start w:val="1"/>
+      <w:numFmt w:val="lowerLetter"/>
+      <w:lvlText w:val="%5."/>
+      <w:lvlJc w:val="left"/>
+      <w:pPr>
+        <w:ind w:left="3949" w:hanging="360"/>
+      </w:pPr>
+    </w:lvl>
+    <w:lvl w:ilvl="5" w:tplc="0419001B" w:tentative="1">
+      <w:start w:val="1"/>
+      <w:numFmt w:val="lowerRoman"/>
+      <w:lvlText w:val="%6."/>
+      <w:lvlJc w:val="right"/>
+      <w:pPr>
+        <w:ind w:left="4669" w:hanging="180"/>
+      </w:pPr>
+    </w:lvl>
+    <w:lvl w:ilvl="6" w:tplc="0419000F" w:tentative="1">
+      <w:start w:val="1"/>
+      <w:numFmt w:val="decimal"/>
+      <w:lvlText w:val="%7."/>
+      <w:lvlJc w:val="left"/>
+      <w:pPr>
+        <w:ind w:left="5389" w:hanging="360"/>
+      </w:pPr>
+    </w:lvl>
+    <w:lvl w:ilvl="7" w:tplc="04190019" w:tentative="1">
+      <w:start w:val="1"/>
+      <w:numFmt w:val="lowerLetter"/>
+      <w:lvlText w:val="%8."/>
+      <w:lvlJc w:val="left"/>
+      <w:pPr>
+        <w:ind w:left="6109" w:hanging="360"/>
+      </w:pPr>
+    </w:lvl>
+    <w:lvl w:ilvl="8" w:tplc="0419001B" w:tentative="1">
+      <w:start w:val="1"/>
+      <w:numFmt w:val="lowerRoman"/>
+      <w:lvlText w:val="%9."/>
+      <w:lvlJc w:val="right"/>
+      <w:pPr>
+        <w:ind w:left="6829" w:hanging="180"/>
+      </w:pPr>
+    </w:lvl>
+  </w:abstractNum>
+  <w:abstractNum w:abstractNumId="60" w15:restartNumberingAfterBreak="0">
     <w:nsid w:val="72167CF5"/>
     <w:multiLevelType w:val="hybridMultilevel"/>
     <w:tmpl w:val="2F6A3F24"/>
@@ -25302,7 +29530,7 @@
       </w:pPr>
     </w:lvl>
   </w:abstractNum>
-  <w:abstractNum w:abstractNumId="60" w15:restartNumberingAfterBreak="0">
+  <w:abstractNum w:abstractNumId="61" w15:restartNumberingAfterBreak="0">
     <w:nsid w:val="72172061"/>
     <w:multiLevelType w:val="multilevel"/>
     <w:tmpl w:val="108C10C0"/>
@@ -25440,7 +29668,7 @@
       </w:rPr>
     </w:lvl>
   </w:abstractNum>
-  <w:abstractNum w:abstractNumId="61" w15:restartNumberingAfterBreak="0">
+  <w:abstractNum w:abstractNumId="62" w15:restartNumberingAfterBreak="0">
     <w:nsid w:val="748A1358"/>
     <w:multiLevelType w:val="hybridMultilevel"/>
     <w:tmpl w:val="78CCA01E"/>
@@ -25530,7 +29758,7 @@
       </w:pPr>
     </w:lvl>
   </w:abstractNum>
-  <w:abstractNum w:abstractNumId="62" w15:restartNumberingAfterBreak="0">
+  <w:abstractNum w:abstractNumId="63" w15:restartNumberingAfterBreak="0">
     <w:nsid w:val="797F5E3C"/>
     <w:multiLevelType w:val="hybridMultilevel"/>
     <w:tmpl w:val="FA1A5852"/>
@@ -25643,7 +29871,7 @@
       </w:rPr>
     </w:lvl>
   </w:abstractNum>
-  <w:abstractNum w:abstractNumId="63" w15:restartNumberingAfterBreak="0">
+  <w:abstractNum w:abstractNumId="64" w15:restartNumberingAfterBreak="0">
     <w:nsid w:val="7B623AF6"/>
     <w:multiLevelType w:val="hybridMultilevel"/>
     <w:tmpl w:val="74E84DB0"/>
@@ -25735,7 +29963,7 @@
       </w:pPr>
     </w:lvl>
   </w:abstractNum>
-  <w:abstractNum w:abstractNumId="64" w15:restartNumberingAfterBreak="0">
+  <w:abstractNum w:abstractNumId="65" w15:restartNumberingAfterBreak="0">
     <w:nsid w:val="7E606E3F"/>
     <w:multiLevelType w:val="multilevel"/>
     <w:tmpl w:val="5F6ADE66"/>
@@ -25848,7 +30076,7 @@
       </w:pPr>
     </w:lvl>
   </w:abstractNum>
-  <w:abstractNum w:abstractNumId="65" w15:restartNumberingAfterBreak="0">
+  <w:abstractNum w:abstractNumId="66" w15:restartNumberingAfterBreak="0">
     <w:nsid w:val="7EB413E7"/>
     <w:multiLevelType w:val="multilevel"/>
     <w:tmpl w:val="67BC2992"/>
@@ -25965,13 +30193,13 @@
     <w:abstractNumId w:val="35"/>
   </w:num>
   <w:num w:numId="2" w16cid:durableId="630285750">
-    <w:abstractNumId w:val="60"/>
+    <w:abstractNumId w:val="61"/>
   </w:num>
   <w:num w:numId="3" w16cid:durableId="1471704013">
     <w:abstractNumId w:val="51"/>
   </w:num>
   <w:num w:numId="4" w16cid:durableId="328020797">
-    <w:abstractNumId w:val="63"/>
+    <w:abstractNumId w:val="64"/>
   </w:num>
   <w:num w:numId="5" w16cid:durableId="1777358711">
     <w:abstractNumId w:val="30"/>
@@ -25989,13 +30217,13 @@
     <w:abstractNumId w:val="5"/>
   </w:num>
   <w:num w:numId="10" w16cid:durableId="173109143">
-    <w:abstractNumId w:val="65"/>
+    <w:abstractNumId w:val="66"/>
   </w:num>
   <w:num w:numId="11" w16cid:durableId="259025968">
     <w:abstractNumId w:val="4"/>
   </w:num>
   <w:num w:numId="12" w16cid:durableId="873813854">
-    <w:abstractNumId w:val="64"/>
+    <w:abstractNumId w:val="65"/>
   </w:num>
   <w:num w:numId="13" w16cid:durableId="714156108">
     <w:abstractNumId w:val="52"/>
@@ -26028,7 +30256,7 @@
     <w:abstractNumId w:val="38"/>
   </w:num>
   <w:num w:numId="23" w16cid:durableId="1490367156">
-    <w:abstractNumId w:val="59"/>
+    <w:abstractNumId w:val="60"/>
   </w:num>
   <w:num w:numId="24" w16cid:durableId="1215384779">
     <w:abstractNumId w:val="15"/>
@@ -26157,7 +30385,7 @@
     <w:abstractNumId w:val="58"/>
   </w:num>
   <w:num w:numId="57" w16cid:durableId="1631858356">
-    <w:abstractNumId w:val="62"/>
+    <w:abstractNumId w:val="63"/>
   </w:num>
   <w:num w:numId="58" w16cid:durableId="1035734088">
     <w:abstractNumId w:val="54"/>
@@ -26178,7 +30406,7 @@
     <w:abstractNumId w:val="17"/>
   </w:num>
   <w:num w:numId="64" w16cid:durableId="123622224">
-    <w:abstractNumId w:val="61"/>
+    <w:abstractNumId w:val="62"/>
   </w:num>
   <w:num w:numId="65" w16cid:durableId="754281463">
     <w:abstractNumId w:val="24"/>
@@ -26188,6 +30416,9 @@
   </w:num>
   <w:num w:numId="67" w16cid:durableId="11734157">
     <w:abstractNumId w:val="37"/>
+  </w:num>
+  <w:num w:numId="68" w16cid:durableId="1358655678">
+    <w:abstractNumId w:val="59"/>
   </w:num>
   <w:numIdMacAtCleanup w:val="7"/>
 </w:numbering>
@@ -26593,6 +30824,7 @@
   <w:style w:type="paragraph" w:default="1" w:styleId="a">
     <w:name w:val="Normal"/>
     <w:qFormat/>
+    <w:rsid w:val="00634EA8"/>
     <w:pPr>
       <w:spacing w:after="0"/>
     </w:pPr>
@@ -38732,6 +42964,18 @@
     <w:basedOn w:val="a0"/>
     <w:rsid w:val="00045FFB"/>
   </w:style>
+  <w:style w:type="character" w:styleId="afff0">
+    <w:name w:val="Unresolved Mention"/>
+    <w:basedOn w:val="a0"/>
+    <w:uiPriority w:val="99"/>
+    <w:semiHidden/>
+    <w:unhideWhenUsed/>
+    <w:rsid w:val="00F34668"/>
+    <w:rPr>
+      <w:color w:val="605E5C"/>
+      <w:shd w:val="clear" w:color="auto" w:fill="E1DFDD"/>
+    </w:rPr>
+  </w:style>
 </w:styles>
 </file>
 

--- a/вкр/практика/Отчет_по_преддипломной_практике_Демьянцев_Виталий_Владиславович_606_22.docx
+++ b/вкр/практика/Отчет_по_преддипломной_практике_Демьянцев_Виталий_Владиславович_606_22.docx
@@ -2253,6 +2253,7 @@
         <w:tabs>
           <w:tab w:val="right" w:leader="dot" w:pos="9345"/>
         </w:tabs>
+        <w:ind w:firstLine="0"/>
         <w:rPr>
           <w:rFonts w:asciiTheme="minorHAnsi" w:eastAsiaTheme="minorEastAsia" w:hAnsiTheme="minorHAnsi" w:cstheme="minorBidi"/>
           <w:noProof/>
@@ -2271,7 +2272,7 @@
       <w:r>
         <w:fldChar w:fldCharType="separate"/>
       </w:r>
-      <w:hyperlink w:anchor="_Toc229297441" w:history="1">
+      <w:hyperlink w:anchor="_Toc229467870" w:history="1">
         <w:r>
           <w:rPr>
             <w:rStyle w:val="afb"/>
@@ -2300,7 +2301,7 @@
             <w:noProof/>
             <w:webHidden/>
           </w:rPr>
-          <w:instrText xml:space="preserve"> PAGEREF _Toc229297441 \h </w:instrText>
+          <w:instrText xml:space="preserve"> PAGEREF _Toc229467870 \h </w:instrText>
         </w:r>
         <w:r>
           <w:rPr>
@@ -2337,6 +2338,7 @@
         <w:tabs>
           <w:tab w:val="right" w:leader="dot" w:pos="9345"/>
         </w:tabs>
+        <w:ind w:firstLine="0"/>
         <w:rPr>
           <w:rFonts w:asciiTheme="minorHAnsi" w:eastAsiaTheme="minorEastAsia" w:hAnsiTheme="minorHAnsi" w:cstheme="minorBidi"/>
           <w:noProof/>
@@ -2346,7 +2348,7 @@
           <w14:ligatures w14:val="standardContextual"/>
         </w:rPr>
       </w:pPr>
-      <w:hyperlink w:anchor="_Toc229297442" w:history="1">
+      <w:hyperlink w:anchor="_Toc229467871" w:history="1">
         <w:r>
           <w:rPr>
             <w:rStyle w:val="afb"/>
@@ -2375,7 +2377,7 @@
             <w:noProof/>
             <w:webHidden/>
           </w:rPr>
-          <w:instrText xml:space="preserve"> PAGEREF _Toc229297442 \h </w:instrText>
+          <w:instrText xml:space="preserve"> PAGEREF _Toc229467871 \h </w:instrText>
         </w:r>
         <w:r>
           <w:rPr>
@@ -2412,6 +2414,7 @@
         <w:tabs>
           <w:tab w:val="right" w:leader="dot" w:pos="9345"/>
         </w:tabs>
+        <w:ind w:firstLine="0"/>
         <w:rPr>
           <w:rFonts w:asciiTheme="minorHAnsi" w:eastAsiaTheme="minorEastAsia" w:hAnsiTheme="minorHAnsi" w:cstheme="minorBidi"/>
           <w:noProof/>
@@ -2421,7 +2424,7 @@
           <w14:ligatures w14:val="standardContextual"/>
         </w:rPr>
       </w:pPr>
-      <w:hyperlink w:anchor="_Toc229297443" w:history="1">
+      <w:hyperlink w:anchor="_Toc229467872" w:history="1">
         <w:r>
           <w:rPr>
             <w:rStyle w:val="afb"/>
@@ -2449,7 +2452,7 @@
             <w:noProof/>
             <w:webHidden/>
           </w:rPr>
-          <w:instrText xml:space="preserve"> PAGEREF _Toc229297443 \h </w:instrText>
+          <w:instrText xml:space="preserve"> PAGEREF _Toc229467872 \h </w:instrText>
         </w:r>
         <w:r>
           <w:rPr>
@@ -2486,6 +2489,7 @@
         <w:tabs>
           <w:tab w:val="right" w:leader="dot" w:pos="9345"/>
         </w:tabs>
+        <w:ind w:firstLine="0"/>
         <w:rPr>
           <w:rFonts w:asciiTheme="minorHAnsi" w:eastAsiaTheme="minorEastAsia" w:hAnsiTheme="minorHAnsi" w:cstheme="minorBidi"/>
           <w:noProof/>
@@ -2495,7 +2499,7 @@
           <w14:ligatures w14:val="standardContextual"/>
         </w:rPr>
       </w:pPr>
-      <w:hyperlink w:anchor="_Toc229297444" w:history="1">
+      <w:hyperlink w:anchor="_Toc229467873" w:history="1">
         <w:r>
           <w:rPr>
             <w:rStyle w:val="afb"/>
@@ -2523,7 +2527,7 @@
             <w:noProof/>
             <w:webHidden/>
           </w:rPr>
-          <w:instrText xml:space="preserve"> PAGEREF _Toc229297444 \h </w:instrText>
+          <w:instrText xml:space="preserve"> PAGEREF _Toc229467873 \h </w:instrText>
         </w:r>
         <w:r>
           <w:rPr>
@@ -2560,6 +2564,7 @@
         <w:tabs>
           <w:tab w:val="right" w:leader="dot" w:pos="9345"/>
         </w:tabs>
+        <w:ind w:firstLine="0"/>
         <w:rPr>
           <w:rFonts w:asciiTheme="minorHAnsi" w:eastAsiaTheme="minorEastAsia" w:hAnsiTheme="minorHAnsi" w:cstheme="minorBidi"/>
           <w:noProof/>
@@ -2569,7 +2574,7 @@
           <w14:ligatures w14:val="standardContextual"/>
         </w:rPr>
       </w:pPr>
-      <w:hyperlink w:anchor="_Toc229297445" w:history="1">
+      <w:hyperlink w:anchor="_Toc229467874" w:history="1">
         <w:r>
           <w:rPr>
             <w:rStyle w:val="afb"/>
@@ -2597,7 +2602,7 @@
             <w:noProof/>
             <w:webHidden/>
           </w:rPr>
-          <w:instrText xml:space="preserve"> PAGEREF _Toc229297445 \h </w:instrText>
+          <w:instrText xml:space="preserve"> PAGEREF _Toc229467874 \h </w:instrText>
         </w:r>
         <w:r>
           <w:rPr>
@@ -2634,6 +2639,7 @@
         <w:tabs>
           <w:tab w:val="right" w:leader="dot" w:pos="9345"/>
         </w:tabs>
+        <w:ind w:firstLine="0"/>
         <w:rPr>
           <w:rFonts w:asciiTheme="minorHAnsi" w:eastAsiaTheme="minorEastAsia" w:hAnsiTheme="minorHAnsi" w:cstheme="minorBidi"/>
           <w:noProof/>
@@ -2643,7 +2649,7 @@
           <w14:ligatures w14:val="standardContextual"/>
         </w:rPr>
       </w:pPr>
-      <w:hyperlink w:anchor="_Toc229297446" w:history="1">
+      <w:hyperlink w:anchor="_Toc229467875" w:history="1">
         <w:r>
           <w:rPr>
             <w:rStyle w:val="afb"/>
@@ -2672,7 +2678,7 @@
             <w:noProof/>
             <w:webHidden/>
           </w:rPr>
-          <w:instrText xml:space="preserve"> PAGEREF _Toc229297446 \h </w:instrText>
+          <w:instrText xml:space="preserve"> PAGEREF _Toc229467875 \h </w:instrText>
         </w:r>
         <w:r>
           <w:rPr>
@@ -2709,6 +2715,7 @@
         <w:tabs>
           <w:tab w:val="right" w:leader="dot" w:pos="9345"/>
         </w:tabs>
+        <w:ind w:firstLine="0"/>
         <w:rPr>
           <w:rFonts w:asciiTheme="minorHAnsi" w:eastAsiaTheme="minorEastAsia" w:hAnsiTheme="minorHAnsi" w:cstheme="minorBidi"/>
           <w:noProof/>
@@ -2718,7 +2725,7 @@
           <w14:ligatures w14:val="standardContextual"/>
         </w:rPr>
       </w:pPr>
-      <w:hyperlink w:anchor="_Toc229297447" w:history="1">
+      <w:hyperlink w:anchor="_Toc229467876" w:history="1">
         <w:r>
           <w:rPr>
             <w:rStyle w:val="afb"/>
@@ -2746,7 +2753,7 @@
             <w:noProof/>
             <w:webHidden/>
           </w:rPr>
-          <w:instrText xml:space="preserve"> PAGEREF _Toc229297447 \h </w:instrText>
+          <w:instrText xml:space="preserve"> PAGEREF _Toc229467876 \h </w:instrText>
         </w:r>
         <w:r>
           <w:rPr>
@@ -2783,6 +2790,7 @@
         <w:tabs>
           <w:tab w:val="right" w:leader="dot" w:pos="9345"/>
         </w:tabs>
+        <w:ind w:firstLine="0"/>
         <w:rPr>
           <w:rFonts w:asciiTheme="minorHAnsi" w:eastAsiaTheme="minorEastAsia" w:hAnsiTheme="minorHAnsi" w:cstheme="minorBidi"/>
           <w:noProof/>
@@ -2792,7 +2800,7 @@
           <w14:ligatures w14:val="standardContextual"/>
         </w:rPr>
       </w:pPr>
-      <w:hyperlink w:anchor="_Toc229297448" w:history="1">
+      <w:hyperlink w:anchor="_Toc229467877" w:history="1">
         <w:r>
           <w:rPr>
             <w:rStyle w:val="afb"/>
@@ -2820,7 +2828,7 @@
             <w:noProof/>
             <w:webHidden/>
           </w:rPr>
-          <w:instrText xml:space="preserve"> PAGEREF _Toc229297448 \h </w:instrText>
+          <w:instrText xml:space="preserve"> PAGEREF _Toc229467877 \h </w:instrText>
         </w:r>
         <w:r>
           <w:rPr>
@@ -2857,6 +2865,7 @@
         <w:tabs>
           <w:tab w:val="right" w:leader="dot" w:pos="9345"/>
         </w:tabs>
+        <w:ind w:firstLine="0"/>
         <w:rPr>
           <w:rFonts w:asciiTheme="minorHAnsi" w:eastAsiaTheme="minorEastAsia" w:hAnsiTheme="minorHAnsi" w:cstheme="minorBidi"/>
           <w:noProof/>
@@ -2866,7 +2875,7 @@
           <w14:ligatures w14:val="standardContextual"/>
         </w:rPr>
       </w:pPr>
-      <w:hyperlink w:anchor="_Toc229297449" w:history="1">
+      <w:hyperlink w:anchor="_Toc229467878" w:history="1">
         <w:r>
           <w:rPr>
             <w:rStyle w:val="afb"/>
@@ -2894,7 +2903,7 @@
             <w:noProof/>
             <w:webHidden/>
           </w:rPr>
-          <w:instrText xml:space="preserve"> PAGEREF _Toc229297449 \h </w:instrText>
+          <w:instrText xml:space="preserve"> PAGEREF _Toc229467878 \h </w:instrText>
         </w:r>
         <w:r>
           <w:rPr>
@@ -2931,6 +2940,7 @@
         <w:tabs>
           <w:tab w:val="right" w:leader="dot" w:pos="9345"/>
         </w:tabs>
+        <w:ind w:firstLine="0"/>
         <w:rPr>
           <w:rFonts w:asciiTheme="minorHAnsi" w:eastAsiaTheme="minorEastAsia" w:hAnsiTheme="minorHAnsi" w:cstheme="minorBidi"/>
           <w:noProof/>
@@ -2940,7 +2950,7 @@
           <w14:ligatures w14:val="standardContextual"/>
         </w:rPr>
       </w:pPr>
-      <w:hyperlink w:anchor="_Toc229297450" w:history="1">
+      <w:hyperlink w:anchor="_Toc229467879" w:history="1">
         <w:r>
           <w:rPr>
             <w:rStyle w:val="afb"/>
@@ -2969,7 +2979,7 @@
             <w:noProof/>
             <w:webHidden/>
           </w:rPr>
-          <w:instrText xml:space="preserve"> PAGEREF _Toc229297450 \h </w:instrText>
+          <w:instrText xml:space="preserve"> PAGEREF _Toc229467879 \h </w:instrText>
         </w:r>
         <w:r>
           <w:rPr>
@@ -3006,6 +3016,7 @@
         <w:tabs>
           <w:tab w:val="right" w:leader="dot" w:pos="9345"/>
         </w:tabs>
+        <w:ind w:firstLine="0"/>
         <w:rPr>
           <w:rFonts w:asciiTheme="minorHAnsi" w:eastAsiaTheme="minorEastAsia" w:hAnsiTheme="minorHAnsi" w:cstheme="minorBidi"/>
           <w:noProof/>
@@ -3015,7 +3026,7 @@
           <w14:ligatures w14:val="standardContextual"/>
         </w:rPr>
       </w:pPr>
-      <w:hyperlink w:anchor="_Toc229297451" w:history="1">
+      <w:hyperlink w:anchor="_Toc229467880" w:history="1">
         <w:r>
           <w:rPr>
             <w:rStyle w:val="afb"/>
@@ -3044,7 +3055,7 @@
             <w:noProof/>
             <w:webHidden/>
           </w:rPr>
-          <w:instrText xml:space="preserve"> PAGEREF _Toc229297451 \h </w:instrText>
+          <w:instrText xml:space="preserve"> PAGEREF _Toc229467880 \h </w:instrText>
         </w:r>
         <w:r>
           <w:rPr>
@@ -3081,6 +3092,7 @@
         <w:tabs>
           <w:tab w:val="right" w:leader="dot" w:pos="9345"/>
         </w:tabs>
+        <w:ind w:firstLine="0"/>
         <w:rPr>
           <w:rFonts w:asciiTheme="minorHAnsi" w:eastAsiaTheme="minorEastAsia" w:hAnsiTheme="minorHAnsi" w:cstheme="minorBidi"/>
           <w:noProof/>
@@ -3090,7 +3102,7 @@
           <w14:ligatures w14:val="standardContextual"/>
         </w:rPr>
       </w:pPr>
-      <w:hyperlink w:anchor="_Toc229297452" w:history="1">
+      <w:hyperlink w:anchor="_Toc229467881" w:history="1">
         <w:r>
           <w:rPr>
             <w:rStyle w:val="afb"/>
@@ -3119,7 +3131,7 @@
             <w:noProof/>
             <w:webHidden/>
           </w:rPr>
-          <w:instrText xml:space="preserve"> PAGEREF _Toc229297452 \h </w:instrText>
+          <w:instrText xml:space="preserve"> PAGEREF _Toc229467881 \h </w:instrText>
         </w:r>
         <w:r>
           <w:rPr>
@@ -3156,6 +3168,7 @@
         <w:tabs>
           <w:tab w:val="right" w:leader="dot" w:pos="9345"/>
         </w:tabs>
+        <w:ind w:firstLine="0"/>
         <w:rPr>
           <w:rFonts w:asciiTheme="minorHAnsi" w:eastAsiaTheme="minorEastAsia" w:hAnsiTheme="minorHAnsi" w:cstheme="minorBidi"/>
           <w:noProof/>
@@ -3165,7 +3178,7 @@
           <w14:ligatures w14:val="standardContextual"/>
         </w:rPr>
       </w:pPr>
-      <w:hyperlink w:anchor="_Toc229297453" w:history="1">
+      <w:hyperlink w:anchor="_Toc229467882" w:history="1">
         <w:r>
           <w:rPr>
             <w:rStyle w:val="afb"/>
@@ -3194,7 +3207,7 @@
             <w:noProof/>
             <w:webHidden/>
           </w:rPr>
-          <w:instrText xml:space="preserve"> PAGEREF _Toc229297453 \h </w:instrText>
+          <w:instrText xml:space="preserve"> PAGEREF _Toc229467882 \h </w:instrText>
         </w:r>
         <w:r>
           <w:rPr>
@@ -3231,6 +3244,7 @@
         <w:tabs>
           <w:tab w:val="right" w:leader="dot" w:pos="9345"/>
         </w:tabs>
+        <w:ind w:firstLine="0"/>
         <w:rPr>
           <w:rFonts w:asciiTheme="minorHAnsi" w:eastAsiaTheme="minorEastAsia" w:hAnsiTheme="minorHAnsi" w:cstheme="minorBidi"/>
           <w:noProof/>
@@ -3240,7 +3254,7 @@
           <w14:ligatures w14:val="standardContextual"/>
         </w:rPr>
       </w:pPr>
-      <w:hyperlink w:anchor="_Toc229297454" w:history="1">
+      <w:hyperlink w:anchor="_Toc229467883" w:history="1">
         <w:r>
           <w:rPr>
             <w:rStyle w:val="afb"/>
@@ -3268,7 +3282,7 @@
             <w:noProof/>
             <w:webHidden/>
           </w:rPr>
-          <w:instrText xml:space="preserve"> PAGEREF _Toc229297454 \h </w:instrText>
+          <w:instrText xml:space="preserve"> PAGEREF _Toc229467883 \h </w:instrText>
         </w:r>
         <w:r>
           <w:rPr>
@@ -3305,6 +3319,7 @@
         <w:tabs>
           <w:tab w:val="right" w:leader="dot" w:pos="9345"/>
         </w:tabs>
+        <w:ind w:firstLine="0"/>
         <w:rPr>
           <w:rFonts w:asciiTheme="minorHAnsi" w:eastAsiaTheme="minorEastAsia" w:hAnsiTheme="minorHAnsi" w:cstheme="minorBidi"/>
           <w:noProof/>
@@ -3314,7 +3329,7 @@
           <w14:ligatures w14:val="standardContextual"/>
         </w:rPr>
       </w:pPr>
-      <w:hyperlink w:anchor="_Toc229297455" w:history="1">
+      <w:hyperlink w:anchor="_Toc229467884" w:history="1">
         <w:r>
           <w:rPr>
             <w:rStyle w:val="afb"/>
@@ -3359,7 +3374,7 @@
             <w:noProof/>
             <w:webHidden/>
           </w:rPr>
-          <w:instrText xml:space="preserve"> PAGEREF _Toc229297455 \h </w:instrText>
+          <w:instrText xml:space="preserve"> PAGEREF _Toc229467884 \h </w:instrText>
         </w:r>
         <w:r>
           <w:rPr>
@@ -3396,6 +3411,7 @@
         <w:tabs>
           <w:tab w:val="right" w:leader="dot" w:pos="9345"/>
         </w:tabs>
+        <w:ind w:firstLine="0"/>
         <w:rPr>
           <w:rFonts w:asciiTheme="minorHAnsi" w:eastAsiaTheme="minorEastAsia" w:hAnsiTheme="minorHAnsi" w:cstheme="minorBidi"/>
           <w:noProof/>
@@ -3405,7 +3421,7 @@
           <w14:ligatures w14:val="standardContextual"/>
         </w:rPr>
       </w:pPr>
-      <w:hyperlink w:anchor="_Toc229297456" w:history="1">
+      <w:hyperlink w:anchor="_Toc229467885" w:history="1">
         <w:r>
           <w:rPr>
             <w:rStyle w:val="afb"/>
@@ -3433,7 +3449,7 @@
             <w:noProof/>
             <w:webHidden/>
           </w:rPr>
-          <w:instrText xml:space="preserve"> PAGEREF _Toc229297456 \h </w:instrText>
+          <w:instrText xml:space="preserve"> PAGEREF _Toc229467885 \h </w:instrText>
         </w:r>
         <w:r>
           <w:rPr>
@@ -3470,6 +3486,7 @@
         <w:tabs>
           <w:tab w:val="right" w:leader="dot" w:pos="9345"/>
         </w:tabs>
+        <w:ind w:firstLine="0"/>
         <w:rPr>
           <w:rFonts w:asciiTheme="minorHAnsi" w:eastAsiaTheme="minorEastAsia" w:hAnsiTheme="minorHAnsi" w:cstheme="minorBidi"/>
           <w:noProof/>
@@ -3479,7 +3496,7 @@
           <w14:ligatures w14:val="standardContextual"/>
         </w:rPr>
       </w:pPr>
-      <w:hyperlink w:anchor="_Toc229297457" w:history="1">
+      <w:hyperlink w:anchor="_Toc229467886" w:history="1">
         <w:r>
           <w:rPr>
             <w:rStyle w:val="afb"/>
@@ -3507,7 +3524,7 @@
             <w:noProof/>
             <w:webHidden/>
           </w:rPr>
-          <w:instrText xml:space="preserve"> PAGEREF _Toc229297457 \h </w:instrText>
+          <w:instrText xml:space="preserve"> PAGEREF _Toc229467886 \h </w:instrText>
         </w:r>
         <w:r>
           <w:rPr>
@@ -3544,6 +3561,7 @@
         <w:tabs>
           <w:tab w:val="right" w:leader="dot" w:pos="9345"/>
         </w:tabs>
+        <w:ind w:firstLine="0"/>
         <w:rPr>
           <w:rFonts w:asciiTheme="minorHAnsi" w:eastAsiaTheme="minorEastAsia" w:hAnsiTheme="minorHAnsi" w:cstheme="minorBidi"/>
           <w:noProof/>
@@ -3553,7 +3571,7 @@
           <w14:ligatures w14:val="standardContextual"/>
         </w:rPr>
       </w:pPr>
-      <w:hyperlink w:anchor="_Toc229297458" w:history="1">
+      <w:hyperlink w:anchor="_Toc229467887" w:history="1">
         <w:r>
           <w:rPr>
             <w:rStyle w:val="afb"/>
@@ -3581,7 +3599,7 @@
             <w:noProof/>
             <w:webHidden/>
           </w:rPr>
-          <w:instrText xml:space="preserve"> PAGEREF _Toc229297458 \h </w:instrText>
+          <w:instrText xml:space="preserve"> PAGEREF _Toc229467887 \h </w:instrText>
         </w:r>
         <w:r>
           <w:rPr>
@@ -3618,6 +3636,7 @@
         <w:tabs>
           <w:tab w:val="right" w:leader="dot" w:pos="9345"/>
         </w:tabs>
+        <w:ind w:firstLine="0"/>
         <w:rPr>
           <w:rFonts w:asciiTheme="minorHAnsi" w:eastAsiaTheme="minorEastAsia" w:hAnsiTheme="minorHAnsi" w:cstheme="minorBidi"/>
           <w:noProof/>
@@ -3627,7 +3646,7 @@
           <w14:ligatures w14:val="standardContextual"/>
         </w:rPr>
       </w:pPr>
-      <w:hyperlink w:anchor="_Toc229297459" w:history="1">
+      <w:hyperlink w:anchor="_Toc229467888" w:history="1">
         <w:r>
           <w:rPr>
             <w:rStyle w:val="afb"/>
@@ -3656,7 +3675,7 @@
             <w:noProof/>
             <w:webHidden/>
           </w:rPr>
-          <w:instrText xml:space="preserve"> PAGEREF _Toc229297459 \h </w:instrText>
+          <w:instrText xml:space="preserve"> PAGEREF _Toc229467888 \h </w:instrText>
         </w:r>
         <w:r>
           <w:rPr>
@@ -3693,6 +3712,7 @@
         <w:tabs>
           <w:tab w:val="right" w:leader="dot" w:pos="9345"/>
         </w:tabs>
+        <w:ind w:firstLine="0"/>
         <w:rPr>
           <w:rFonts w:asciiTheme="minorHAnsi" w:eastAsiaTheme="minorEastAsia" w:hAnsiTheme="minorHAnsi" w:cstheme="minorBidi"/>
           <w:noProof/>
@@ -3702,7 +3722,7 @@
           <w14:ligatures w14:val="standardContextual"/>
         </w:rPr>
       </w:pPr>
-      <w:hyperlink w:anchor="_Toc229297460" w:history="1">
+      <w:hyperlink w:anchor="_Toc229467889" w:history="1">
         <w:r>
           <w:rPr>
             <w:rStyle w:val="afb"/>
@@ -3730,7 +3750,7 @@
             <w:noProof/>
             <w:webHidden/>
           </w:rPr>
-          <w:instrText xml:space="preserve"> PAGEREF _Toc229297460 \h </w:instrText>
+          <w:instrText xml:space="preserve"> PAGEREF _Toc229467889 \h </w:instrText>
         </w:r>
         <w:r>
           <w:rPr>
@@ -3767,6 +3787,7 @@
         <w:tabs>
           <w:tab w:val="right" w:leader="dot" w:pos="9345"/>
         </w:tabs>
+        <w:ind w:firstLine="0"/>
         <w:rPr>
           <w:rFonts w:asciiTheme="minorHAnsi" w:eastAsiaTheme="minorEastAsia" w:hAnsiTheme="minorHAnsi" w:cstheme="minorBidi"/>
           <w:noProof/>
@@ -3776,7 +3797,7 @@
           <w14:ligatures w14:val="standardContextual"/>
         </w:rPr>
       </w:pPr>
-      <w:hyperlink w:anchor="_Toc229297461" w:history="1">
+      <w:hyperlink w:anchor="_Toc229467890" w:history="1">
         <w:r>
           <w:rPr>
             <w:rStyle w:val="afb"/>
@@ -3804,7 +3825,7 @@
             <w:noProof/>
             <w:webHidden/>
           </w:rPr>
-          <w:instrText xml:space="preserve"> PAGEREF _Toc229297461 \h </w:instrText>
+          <w:instrText xml:space="preserve"> PAGEREF _Toc229467890 \h </w:instrText>
         </w:r>
         <w:r>
           <w:rPr>
@@ -3841,6 +3862,7 @@
         <w:tabs>
           <w:tab w:val="right" w:leader="dot" w:pos="9345"/>
         </w:tabs>
+        <w:ind w:firstLine="0"/>
         <w:rPr>
           <w:rFonts w:asciiTheme="minorHAnsi" w:eastAsiaTheme="minorEastAsia" w:hAnsiTheme="minorHAnsi" w:cstheme="minorBidi"/>
           <w:noProof/>
@@ -3850,7 +3872,7 @@
           <w14:ligatures w14:val="standardContextual"/>
         </w:rPr>
       </w:pPr>
-      <w:hyperlink w:anchor="_Toc229297462" w:history="1">
+      <w:hyperlink w:anchor="_Toc229467891" w:history="1">
         <w:r>
           <w:rPr>
             <w:rStyle w:val="afb"/>
@@ -3878,7 +3900,7 @@
             <w:noProof/>
             <w:webHidden/>
           </w:rPr>
-          <w:instrText xml:space="preserve"> PAGEREF _Toc229297462 \h </w:instrText>
+          <w:instrText xml:space="preserve"> PAGEREF _Toc229467891 \h </w:instrText>
         </w:r>
         <w:r>
           <w:rPr>
@@ -3915,6 +3937,7 @@
         <w:tabs>
           <w:tab w:val="right" w:leader="dot" w:pos="9345"/>
         </w:tabs>
+        <w:ind w:firstLine="0"/>
         <w:rPr>
           <w:rFonts w:asciiTheme="minorHAnsi" w:eastAsiaTheme="minorEastAsia" w:hAnsiTheme="minorHAnsi" w:cstheme="minorBidi"/>
           <w:noProof/>
@@ -3924,7 +3947,7 @@
           <w14:ligatures w14:val="standardContextual"/>
         </w:rPr>
       </w:pPr>
-      <w:hyperlink w:anchor="_Toc229297463" w:history="1">
+      <w:hyperlink w:anchor="_Toc229467892" w:history="1">
         <w:r>
           <w:rPr>
             <w:rStyle w:val="afb"/>
@@ -3952,81 +3975,7 @@
             <w:noProof/>
             <w:webHidden/>
           </w:rPr>
-          <w:instrText xml:space="preserve"> PAGEREF _Toc229297463 \h </w:instrText>
-        </w:r>
-        <w:r>
-          <w:rPr>
-            <w:noProof/>
-            <w:webHidden/>
-          </w:rPr>
-        </w:r>
-        <w:r>
-          <w:rPr>
-            <w:noProof/>
-            <w:webHidden/>
-          </w:rPr>
-          <w:fldChar w:fldCharType="separate"/>
-        </w:r>
-        <w:r>
-          <w:rPr>
-            <w:noProof/>
-            <w:webHidden/>
-          </w:rPr>
-          <w:t>41</w:t>
-        </w:r>
-        <w:r>
-          <w:rPr>
-            <w:noProof/>
-            <w:webHidden/>
-          </w:rPr>
-          <w:fldChar w:fldCharType="end"/>
-        </w:r>
-      </w:hyperlink>
-    </w:p>
-    <w:p>
-      <w:pPr>
-        <w:pStyle w:val="24"/>
-        <w:tabs>
-          <w:tab w:val="right" w:leader="dot" w:pos="9345"/>
-        </w:tabs>
-        <w:rPr>
-          <w:rFonts w:asciiTheme="minorHAnsi" w:eastAsiaTheme="minorEastAsia" w:hAnsiTheme="minorHAnsi" w:cstheme="minorBidi"/>
-          <w:noProof/>
-          <w:kern w:val="2"/>
-          <w:sz w:val="24"/>
-          <w:szCs w:val="24"/>
-          <w14:ligatures w14:val="standardContextual"/>
-        </w:rPr>
-      </w:pPr>
-      <w:hyperlink w:anchor="_Toc229297464" w:history="1">
-        <w:r>
-          <w:rPr>
-            <w:rStyle w:val="afb"/>
-            <w:rFonts w:eastAsia="Arial"/>
-            <w:noProof/>
-          </w:rPr>
-          <w:t>6.5 Модуль захвата и передачи медиапотоков</w:t>
-        </w:r>
-        <w:r>
-          <w:rPr>
-            <w:noProof/>
-            <w:webHidden/>
-          </w:rPr>
-          <w:tab/>
-        </w:r>
-        <w:r>
-          <w:rPr>
-            <w:noProof/>
-            <w:webHidden/>
-          </w:rPr>
-          <w:fldChar w:fldCharType="begin"/>
-        </w:r>
-        <w:r>
-          <w:rPr>
-            <w:noProof/>
-            <w:webHidden/>
-          </w:rPr>
-          <w:instrText xml:space="preserve"> PAGEREF _Toc229297464 \h </w:instrText>
+          <w:instrText xml:space="preserve"> PAGEREF _Toc229467892 \h </w:instrText>
         </w:r>
         <w:r>
           <w:rPr>
@@ -4063,6 +4012,7 @@
         <w:tabs>
           <w:tab w:val="right" w:leader="dot" w:pos="9345"/>
         </w:tabs>
+        <w:ind w:firstLine="0"/>
         <w:rPr>
           <w:rFonts w:asciiTheme="minorHAnsi" w:eastAsiaTheme="minorEastAsia" w:hAnsiTheme="minorHAnsi" w:cstheme="minorBidi"/>
           <w:noProof/>
@@ -4072,7 +4022,82 @@
           <w14:ligatures w14:val="standardContextual"/>
         </w:rPr>
       </w:pPr>
-      <w:hyperlink w:anchor="_Toc229297465" w:history="1">
+      <w:hyperlink w:anchor="_Toc229467893" w:history="1">
+        <w:r>
+          <w:rPr>
+            <w:rStyle w:val="afb"/>
+            <w:rFonts w:eastAsia="Arial"/>
+            <w:noProof/>
+          </w:rPr>
+          <w:t>6.5 Модуль захвата и передачи медиапотоков</w:t>
+        </w:r>
+        <w:r>
+          <w:rPr>
+            <w:noProof/>
+            <w:webHidden/>
+          </w:rPr>
+          <w:tab/>
+        </w:r>
+        <w:r>
+          <w:rPr>
+            <w:noProof/>
+            <w:webHidden/>
+          </w:rPr>
+          <w:fldChar w:fldCharType="begin"/>
+        </w:r>
+        <w:r>
+          <w:rPr>
+            <w:noProof/>
+            <w:webHidden/>
+          </w:rPr>
+          <w:instrText xml:space="preserve"> PAGEREF _Toc229467893 \h </w:instrText>
+        </w:r>
+        <w:r>
+          <w:rPr>
+            <w:noProof/>
+            <w:webHidden/>
+          </w:rPr>
+        </w:r>
+        <w:r>
+          <w:rPr>
+            <w:noProof/>
+            <w:webHidden/>
+          </w:rPr>
+          <w:fldChar w:fldCharType="separate"/>
+        </w:r>
+        <w:r>
+          <w:rPr>
+            <w:noProof/>
+            <w:webHidden/>
+          </w:rPr>
+          <w:t>42</w:t>
+        </w:r>
+        <w:r>
+          <w:rPr>
+            <w:noProof/>
+            <w:webHidden/>
+          </w:rPr>
+          <w:fldChar w:fldCharType="end"/>
+        </w:r>
+      </w:hyperlink>
+    </w:p>
+    <w:p>
+      <w:pPr>
+        <w:pStyle w:val="24"/>
+        <w:tabs>
+          <w:tab w:val="right" w:leader="dot" w:pos="9345"/>
+        </w:tabs>
+        <w:ind w:firstLine="0"/>
+        <w:rPr>
+          <w:rFonts w:asciiTheme="minorHAnsi" w:eastAsiaTheme="minorEastAsia" w:hAnsiTheme="minorHAnsi" w:cstheme="minorBidi"/>
+          <w:noProof/>
+          <w:kern w:val="2"/>
+          <w:sz w:val="24"/>
+          <w:szCs w:val="24"/>
+          <w14:ligatures w14:val="standardContextual"/>
+        </w:rPr>
+      </w:pPr>
+      <w:hyperlink w:anchor="_Toc229467894" w:history="1">
         <w:r>
           <w:rPr>
             <w:rStyle w:val="afb"/>
@@ -4100,7 +4125,7 @@
             <w:noProof/>
             <w:webHidden/>
           </w:rPr>
-          <w:instrText xml:space="preserve"> PAGEREF _Toc229297465 \h </w:instrText>
+          <w:instrText xml:space="preserve"> PAGEREF _Toc229467894 \h </w:instrText>
         </w:r>
         <w:r>
           <w:rPr>
@@ -4137,6 +4162,7 @@
         <w:tabs>
           <w:tab w:val="right" w:leader="dot" w:pos="9345"/>
         </w:tabs>
+        <w:ind w:firstLine="0"/>
         <w:rPr>
           <w:rFonts w:asciiTheme="minorHAnsi" w:eastAsiaTheme="minorEastAsia" w:hAnsiTheme="minorHAnsi" w:cstheme="minorBidi"/>
           <w:noProof/>
@@ -4146,7 +4172,7 @@
           <w14:ligatures w14:val="standardContextual"/>
         </w:rPr>
       </w:pPr>
-      <w:hyperlink w:anchor="_Toc229297466" w:history="1">
+      <w:hyperlink w:anchor="_Toc229467895" w:history="1">
         <w:r>
           <w:rPr>
             <w:rStyle w:val="afb"/>
@@ -4174,81 +4200,7 @@
             <w:noProof/>
             <w:webHidden/>
           </w:rPr>
-          <w:instrText xml:space="preserve"> PAGEREF _Toc229297466 \h </w:instrText>
-        </w:r>
-        <w:r>
-          <w:rPr>
-            <w:noProof/>
-            <w:webHidden/>
-          </w:rPr>
-        </w:r>
-        <w:r>
-          <w:rPr>
-            <w:noProof/>
-            <w:webHidden/>
-          </w:rPr>
-          <w:fldChar w:fldCharType="separate"/>
-        </w:r>
-        <w:r>
-          <w:rPr>
-            <w:noProof/>
-            <w:webHidden/>
-          </w:rPr>
-          <w:t>50</w:t>
-        </w:r>
-        <w:r>
-          <w:rPr>
-            <w:noProof/>
-            <w:webHidden/>
-          </w:rPr>
-          <w:fldChar w:fldCharType="end"/>
-        </w:r>
-      </w:hyperlink>
-    </w:p>
-    <w:p>
-      <w:pPr>
-        <w:pStyle w:val="24"/>
-        <w:tabs>
-          <w:tab w:val="right" w:leader="dot" w:pos="9345"/>
-        </w:tabs>
-        <w:rPr>
-          <w:rFonts w:asciiTheme="minorHAnsi" w:eastAsiaTheme="minorEastAsia" w:hAnsiTheme="minorHAnsi" w:cstheme="minorBidi"/>
-          <w:noProof/>
-          <w:kern w:val="2"/>
-          <w:sz w:val="24"/>
-          <w:szCs w:val="24"/>
-          <w14:ligatures w14:val="standardContextual"/>
-        </w:rPr>
-      </w:pPr>
-      <w:hyperlink w:anchor="_Toc229297467" w:history="1">
-        <w:r>
-          <w:rPr>
-            <w:rStyle w:val="afb"/>
-            <w:rFonts w:eastAsia="Arial"/>
-            <w:noProof/>
-          </w:rPr>
-          <w:t>6.8 Интеграция компонентов в единую систему</w:t>
-        </w:r>
-        <w:r>
-          <w:rPr>
-            <w:noProof/>
-            <w:webHidden/>
-          </w:rPr>
-          <w:tab/>
-        </w:r>
-        <w:r>
-          <w:rPr>
-            <w:noProof/>
-            <w:webHidden/>
-          </w:rPr>
-          <w:fldChar w:fldCharType="begin"/>
-        </w:r>
-        <w:r>
-          <w:rPr>
-            <w:noProof/>
-            <w:webHidden/>
-          </w:rPr>
-          <w:instrText xml:space="preserve"> PAGEREF _Toc229297467 \h </w:instrText>
+          <w:instrText xml:space="preserve"> PAGEREF _Toc229467895 \h </w:instrText>
         </w:r>
         <w:r>
           <w:rPr>
@@ -4281,6 +4233,157 @@
     </w:p>
     <w:p>
       <w:pPr>
+        <w:pStyle w:val="24"/>
+        <w:tabs>
+          <w:tab w:val="right" w:leader="dot" w:pos="9345"/>
+        </w:tabs>
+        <w:ind w:firstLine="0"/>
+        <w:rPr>
+          <w:rFonts w:asciiTheme="minorHAnsi" w:eastAsiaTheme="minorEastAsia" w:hAnsiTheme="minorHAnsi" w:cstheme="minorBidi"/>
+          <w:noProof/>
+          <w:kern w:val="2"/>
+          <w:sz w:val="24"/>
+          <w:szCs w:val="24"/>
+          <w14:ligatures w14:val="standardContextual"/>
+        </w:rPr>
+      </w:pPr>
+      <w:hyperlink w:anchor="_Toc229467896" w:history="1">
+        <w:r>
+          <w:rPr>
+            <w:rStyle w:val="afb"/>
+            <w:rFonts w:eastAsia="Arial"/>
+            <w:noProof/>
+          </w:rPr>
+          <w:t>6.8 Интеграция компонентов в единую систему</w:t>
+        </w:r>
+        <w:r>
+          <w:rPr>
+            <w:noProof/>
+            <w:webHidden/>
+          </w:rPr>
+          <w:tab/>
+        </w:r>
+        <w:r>
+          <w:rPr>
+            <w:noProof/>
+            <w:webHidden/>
+          </w:rPr>
+          <w:fldChar w:fldCharType="begin"/>
+        </w:r>
+        <w:r>
+          <w:rPr>
+            <w:noProof/>
+            <w:webHidden/>
+          </w:rPr>
+          <w:instrText xml:space="preserve"> PAGEREF _Toc229467896 \h </w:instrText>
+        </w:r>
+        <w:r>
+          <w:rPr>
+            <w:noProof/>
+            <w:webHidden/>
+          </w:rPr>
+        </w:r>
+        <w:r>
+          <w:rPr>
+            <w:noProof/>
+            <w:webHidden/>
+          </w:rPr>
+          <w:fldChar w:fldCharType="separate"/>
+        </w:r>
+        <w:r>
+          <w:rPr>
+            <w:noProof/>
+            <w:webHidden/>
+          </w:rPr>
+          <w:t>51</w:t>
+        </w:r>
+        <w:r>
+          <w:rPr>
+            <w:noProof/>
+            <w:webHidden/>
+          </w:rPr>
+          <w:fldChar w:fldCharType="end"/>
+        </w:r>
+      </w:hyperlink>
+    </w:p>
+    <w:p>
+      <w:pPr>
+        <w:pStyle w:val="12"/>
+        <w:tabs>
+          <w:tab w:val="right" w:leader="dot" w:pos="9345"/>
+        </w:tabs>
+        <w:ind w:firstLine="0"/>
+        <w:rPr>
+          <w:rFonts w:asciiTheme="minorHAnsi" w:eastAsiaTheme="minorEastAsia" w:hAnsiTheme="minorHAnsi" w:cstheme="minorBidi"/>
+          <w:noProof/>
+          <w:kern w:val="2"/>
+          <w:sz w:val="24"/>
+          <w:szCs w:val="24"/>
+          <w14:ligatures w14:val="standardContextual"/>
+        </w:rPr>
+      </w:pPr>
+      <w:hyperlink w:anchor="_Toc229467897" w:history="1">
+        <w:r>
+          <w:rPr>
+            <w:rStyle w:val="afb"/>
+            <w:rFonts w:ascii="Times New Roman" w:eastAsia="Arial" w:hAnsi="Times New Roman"/>
+            <w:noProof/>
+            <w:lang w:bidi="ru-RU"/>
+          </w:rPr>
+          <w:t>СПИСОК ИСПОЛЬЗОВАННЫХ ИСТОЧНИКОВ</w:t>
+        </w:r>
+        <w:r>
+          <w:rPr>
+            <w:noProof/>
+            <w:webHidden/>
+          </w:rPr>
+          <w:tab/>
+        </w:r>
+        <w:r>
+          <w:rPr>
+            <w:noProof/>
+            <w:webHidden/>
+          </w:rPr>
+          <w:fldChar w:fldCharType="begin"/>
+        </w:r>
+        <w:r>
+          <w:rPr>
+            <w:noProof/>
+            <w:webHidden/>
+          </w:rPr>
+          <w:instrText xml:space="preserve"> PAGEREF _Toc229467897 \h </w:instrText>
+        </w:r>
+        <w:r>
+          <w:rPr>
+            <w:noProof/>
+            <w:webHidden/>
+          </w:rPr>
+        </w:r>
+        <w:r>
+          <w:rPr>
+            <w:noProof/>
+            <w:webHidden/>
+          </w:rPr>
+          <w:fldChar w:fldCharType="separate"/>
+        </w:r>
+        <w:r>
+          <w:rPr>
+            <w:noProof/>
+            <w:webHidden/>
+          </w:rPr>
+          <w:t>53</w:t>
+        </w:r>
+        <w:r>
+          <w:rPr>
+            <w:noProof/>
+            <w:webHidden/>
+          </w:rPr>
+          <w:fldChar w:fldCharType="end"/>
+        </w:r>
+      </w:hyperlink>
+    </w:p>
+    <w:p>
+      <w:pPr>
         <w:pStyle w:val="affe"/>
       </w:pPr>
       <w:r>
@@ -4301,7 +4404,7 @@
           <w:numId w:val="0"/>
         </w:numPr>
       </w:pPr>
-      <w:bookmarkStart w:id="0" w:name="_Toc229297441"/>
+      <w:bookmarkStart w:id="0" w:name="_Toc229467870"/>
       <w:r>
         <w:lastRenderedPageBreak/>
         <w:t>ВВЕДЕНИЕ</w:t>
@@ -4315,18 +4418,7 @@
     </w:p>
     <w:p>
       <w:r>
-        <w:t xml:space="preserve">Эмоции человека проявляются через множество каналов, включая выражения лица, интонации голоса, жесты и физиологические показатели. Традиционные методы анализа эмоций, основанные на субъективных оценках или анкетировании, имеют ограничения, связанные с низкой точностью, трудоёмкостью и невозможностью оперативного мониторинга. Современные технологии, такие как компьютерное зрение, обработка аудиосигналов и искусственные </w:t>
-      </w:r>
-      <w:r>
-        <w:tab/>
-      </w:r>
-      <w:proofErr w:type="spellStart"/>
-      <w:r>
-        <w:t>ые</w:t>
-      </w:r>
-      <w:proofErr w:type="spellEnd"/>
-      <w:r>
-        <w:t xml:space="preserve"> сети (ИНС), открывают новые возможности для автоматизированного распознавания эмоций. Мультимодальные системы, объединяющие анализ видеопотока (выражения лица) и аудиопотока (голосовые характеристики), обеспечивают более точное и комплексное определение эмоционального состояния.</w:t>
+        <w:t>Эмоции человека проявляются через множество каналов, включая выражения лица, интонации голоса, жесты и физиологические показатели. Традиционные методы анализа эмоций, основанные на субъективных оценках или анкетировании, имеют ограничения, связанные с низкой точностью, трудоёмкостью и невозможностью оперативного мониторинга. Современные технологии, такие как компьютерное зрение, обработка аудиосигналов и искусственные сети (ИНС), открывают новые возможности для автоматизированного распознавания эмоций. Мультимодальные системы, объединяющие анализ видеопотока (выражения лица) и аудиопотока (голосовые характеристики), обеспечивают более точное и комплексное определение эмоционального состояния.</w:t>
       </w:r>
     </w:p>
     <w:p>
@@ -4610,7 +4702,7 @@
       <w:pPr>
         <w:pStyle w:val="1"/>
       </w:pPr>
-      <w:bookmarkStart w:id="1" w:name="_Toc229297442"/>
+      <w:bookmarkStart w:id="1" w:name="_Toc229467871"/>
       <w:r>
         <w:lastRenderedPageBreak/>
         <w:t>АНАЛИЗ ПРЕДМЕТНОЙ ОБЛАСТИ</w:t>
@@ -4629,7 +4721,7 @@
       <w:pPr>
         <w:pStyle w:val="2"/>
       </w:pPr>
-      <w:bookmarkStart w:id="2" w:name="_Toc229297443"/>
+      <w:bookmarkStart w:id="2" w:name="_Toc229467872"/>
       <w:r>
         <w:t>Эмоции человека и их роль в HR</w:t>
       </w:r>
@@ -4747,7 +4839,7 @@
       <w:pPr>
         <w:pStyle w:val="2"/>
       </w:pPr>
-      <w:bookmarkStart w:id="3" w:name="_Toc229297444"/>
+      <w:bookmarkStart w:id="3" w:name="_Toc229467873"/>
       <w:r>
         <w:lastRenderedPageBreak/>
         <w:t>Технологи мультимодального анализа</w:t>
@@ -4828,7 +4920,7 @@
       <w:pPr>
         <w:pStyle w:val="2"/>
       </w:pPr>
-      <w:bookmarkStart w:id="4" w:name="_Toc229297445"/>
+      <w:bookmarkStart w:id="4" w:name="_Toc229467874"/>
       <w:r>
         <w:lastRenderedPageBreak/>
         <w:t>Анализ существующего бизнес-процесса оценки персонала</w:t>
@@ -5008,7 +5100,7 @@
       <w:pPr>
         <w:pStyle w:val="1"/>
       </w:pPr>
-      <w:bookmarkStart w:id="6" w:name="_Toc229297446"/>
+      <w:bookmarkStart w:id="6" w:name="_Toc229467875"/>
       <w:r>
         <w:lastRenderedPageBreak/>
         <w:t>ОБЗОР АНАЛОГОВ</w:t>
@@ -5028,7 +5120,7 @@
       <w:pPr>
         <w:pStyle w:val="2"/>
       </w:pPr>
-      <w:bookmarkStart w:id="7" w:name="_Toc229297447"/>
+      <w:bookmarkStart w:id="7" w:name="_Toc229467876"/>
       <w:r>
         <w:t>Существующие решения</w:t>
       </w:r>
@@ -5687,7 +5779,7 @@
       <w:pPr>
         <w:pStyle w:val="2"/>
       </w:pPr>
-      <w:bookmarkStart w:id="8" w:name="_Toc229297448"/>
+      <w:bookmarkStart w:id="8" w:name="_Toc229467877"/>
       <w:r>
         <w:t>Сравнительный анализ аналогов</w:t>
       </w:r>
@@ -6620,7 +6712,7 @@
       <w:pPr>
         <w:pStyle w:val="2"/>
       </w:pPr>
-      <w:bookmarkStart w:id="9" w:name="_Toc229297449"/>
+      <w:bookmarkStart w:id="9" w:name="_Toc229467878"/>
       <w:r>
         <w:t>Анализ показателей:</w:t>
       </w:r>
@@ -6683,7 +6775,7 @@
           <w:bCs/>
         </w:rPr>
       </w:pPr>
-      <w:bookmarkStart w:id="10" w:name="_Toc229297450"/>
+      <w:bookmarkStart w:id="10" w:name="_Toc229467879"/>
       <w:r>
         <w:rPr>
           <w:b w:val="0"/>
@@ -6735,7 +6827,7 @@
       <w:pPr>
         <w:pStyle w:val="1"/>
       </w:pPr>
-      <w:bookmarkStart w:id="11" w:name="_Toc229297451"/>
+      <w:bookmarkStart w:id="11" w:name="_Toc229467880"/>
       <w:r>
         <w:lastRenderedPageBreak/>
         <w:t>ПОСТАНОВКА ЗАДАЧИ</w:t>
@@ -6927,7 +7019,7 @@
       <w:pPr>
         <w:pStyle w:val="1"/>
       </w:pPr>
-      <w:bookmarkStart w:id="12" w:name="_Toc229297452"/>
+      <w:bookmarkStart w:id="12" w:name="_Toc229467881"/>
       <w:r>
         <w:lastRenderedPageBreak/>
         <w:t>ВЫБОР МЕТОДОВ ИССЛЕДОВАНИЯ И СРЕДСТВ РАЗРАБОТКИ</w:t>
@@ -7544,7 +7636,7 @@
           <w:rFonts w:cstheme="majorHAnsi"/>
         </w:rPr>
       </w:pPr>
-      <w:bookmarkStart w:id="13" w:name="_Toc229297453"/>
+      <w:bookmarkStart w:id="13" w:name="_Toc229467882"/>
       <w:r>
         <w:rPr>
           <w:rFonts w:cstheme="majorHAnsi"/>
@@ -7564,7 +7656,7 @@
         <w:pStyle w:val="2"/>
         <w:ind w:left="360"/>
       </w:pPr>
-      <w:bookmarkStart w:id="14" w:name="_Toc229297454"/>
+      <w:bookmarkStart w:id="14" w:name="_Toc229467883"/>
       <w:r>
         <w:t>BPMN-диаграмма</w:t>
       </w:r>
@@ -7727,7 +7819,7 @@
       <w:pPr>
         <w:pStyle w:val="2"/>
       </w:pPr>
-      <w:bookmarkStart w:id="15" w:name="_Toc229297455"/>
+      <w:bookmarkStart w:id="15" w:name="_Toc229467884"/>
       <w:r>
         <w:rPr>
           <w:lang w:val="en-US"/>
@@ -8061,7 +8153,7 @@
       <w:pPr>
         <w:pStyle w:val="2"/>
       </w:pPr>
-      <w:bookmarkStart w:id="16" w:name="_Toc229297456"/>
+      <w:bookmarkStart w:id="16" w:name="_Toc229467885"/>
       <w:r>
         <w:t>DFD-диаграмма</w:t>
       </w:r>
@@ -8419,7 +8511,7 @@
           <w:rFonts w:eastAsia="Microsoft YaHei"/>
         </w:rPr>
       </w:pPr>
-      <w:bookmarkStart w:id="17" w:name="_Toc229297457"/>
+      <w:bookmarkStart w:id="17" w:name="_Toc229467886"/>
       <w:r>
         <w:rPr>
           <w:rFonts w:eastAsia="Microsoft YaHei"/>
@@ -8579,79 +8671,71 @@
       <w:pPr>
         <w:pStyle w:val="affb"/>
         <w:rPr>
-          <w:rFonts w:asciiTheme="majorHAnsi" w:eastAsia="Microsoft YaHei" w:hAnsiTheme="majorHAnsi" w:cstheme="majorHAnsi"/>
-          <w:szCs w:val="28"/>
+          <w:rFonts w:eastAsia="Microsoft YaHei"/>
         </w:rPr>
       </w:pPr>
       <w:bookmarkStart w:id="18" w:name="_Hlk228934961"/>
       <w:r>
         <w:rPr>
           <w:rStyle w:val="ae"/>
-          <w:rFonts w:asciiTheme="majorHAnsi" w:eastAsia="Microsoft YaHei" w:hAnsiTheme="majorHAnsi" w:cstheme="majorHAnsi"/>
+          <w:rFonts w:eastAsia="Microsoft YaHei"/>
           <w:i w:val="0"/>
           <w:iCs w:val="0"/>
-          <w:szCs w:val="28"/>
         </w:rPr>
         <w:t xml:space="preserve">Таблица </w:t>
       </w:r>
       <w:r>
         <w:rPr>
           <w:rStyle w:val="ae"/>
-          <w:rFonts w:asciiTheme="majorHAnsi" w:eastAsia="Microsoft YaHei" w:hAnsiTheme="majorHAnsi" w:cstheme="majorHAnsi"/>
+          <w:rFonts w:eastAsia="Microsoft YaHei"/>
           <w:i w:val="0"/>
           <w:iCs w:val="0"/>
-          <w:szCs w:val="28"/>
         </w:rPr>
         <w:fldChar w:fldCharType="begin"/>
       </w:r>
       <w:r>
         <w:rPr>
           <w:rStyle w:val="ae"/>
-          <w:rFonts w:asciiTheme="majorHAnsi" w:eastAsia="Microsoft YaHei" w:hAnsiTheme="majorHAnsi" w:cstheme="majorHAnsi"/>
+          <w:rFonts w:eastAsia="Microsoft YaHei"/>
           <w:i w:val="0"/>
           <w:iCs w:val="0"/>
-          <w:szCs w:val="28"/>
         </w:rPr>
         <w:instrText xml:space="preserve"> SEQ Таблица \* ARABIC </w:instrText>
       </w:r>
       <w:r>
         <w:rPr>
           <w:rStyle w:val="ae"/>
-          <w:rFonts w:asciiTheme="majorHAnsi" w:eastAsia="Microsoft YaHei" w:hAnsiTheme="majorHAnsi" w:cstheme="majorHAnsi"/>
+          <w:rFonts w:eastAsia="Microsoft YaHei"/>
           <w:i w:val="0"/>
           <w:iCs w:val="0"/>
-          <w:szCs w:val="28"/>
         </w:rPr>
         <w:fldChar w:fldCharType="separate"/>
       </w:r>
       <w:r>
         <w:rPr>
           <w:rStyle w:val="ae"/>
-          <w:rFonts w:asciiTheme="majorHAnsi" w:eastAsia="Microsoft YaHei" w:hAnsiTheme="majorHAnsi" w:cstheme="majorHAnsi"/>
+          <w:rFonts w:eastAsia="Microsoft YaHei"/>
           <w:i w:val="0"/>
           <w:iCs w:val="0"/>
           <w:noProof/>
-          <w:szCs w:val="28"/>
         </w:rPr>
         <w:t>3</w:t>
       </w:r>
       <w:r>
         <w:rPr>
           <w:rStyle w:val="ae"/>
-          <w:rFonts w:asciiTheme="majorHAnsi" w:eastAsia="Microsoft YaHei" w:hAnsiTheme="majorHAnsi" w:cstheme="majorHAnsi"/>
+          <w:rFonts w:eastAsia="Microsoft YaHei"/>
           <w:i w:val="0"/>
           <w:iCs w:val="0"/>
-          <w:szCs w:val="28"/>
         </w:rPr>
         <w:fldChar w:fldCharType="end"/>
       </w:r>
       <w:r>
         <w:rPr>
           <w:rStyle w:val="ae"/>
-          <w:rFonts w:asciiTheme="majorHAnsi" w:eastAsia="Microsoft YaHei" w:hAnsiTheme="majorHAnsi" w:cstheme="majorHAnsi"/>
+          <w:rFonts w:eastAsia="Microsoft YaHei"/>
           <w:i w:val="0"/>
           <w:iCs w:val="0"/>
-          <w:szCs w:val="28"/>
         </w:rPr>
         <w:t xml:space="preserve"> – </w:t>
       </w:r>
@@ -8659,10 +8743,9 @@
       <w:r>
         <w:rPr>
           <w:rStyle w:val="ae"/>
-          <w:rFonts w:asciiTheme="majorHAnsi" w:eastAsia="Microsoft YaHei" w:hAnsiTheme="majorHAnsi" w:cstheme="majorHAnsi"/>
+          <w:rFonts w:eastAsia="Microsoft YaHei"/>
           <w:i w:val="0"/>
           <w:iCs w:val="0"/>
-          <w:szCs w:val="28"/>
         </w:rPr>
         <w:t>Описание сущности Пользователь системы</w:t>
       </w:r>
@@ -9498,17 +9581,15 @@
       <w:pPr>
         <w:pStyle w:val="affb"/>
         <w:rPr>
-          <w:rFonts w:asciiTheme="majorHAnsi" w:eastAsia="Microsoft YaHei" w:hAnsiTheme="majorHAnsi" w:cstheme="majorHAnsi"/>
-          <w:szCs w:val="28"/>
+          <w:rFonts w:eastAsia="Microsoft YaHei"/>
         </w:rPr>
       </w:pPr>
       <w:r>
         <w:rPr>
           <w:rStyle w:val="ae"/>
-          <w:rFonts w:asciiTheme="majorHAnsi" w:eastAsia="Microsoft YaHei" w:hAnsiTheme="majorHAnsi" w:cstheme="majorHAnsi"/>
+          <w:rFonts w:eastAsia="Microsoft YaHei"/>
           <w:i w:val="0"/>
           <w:iCs w:val="0"/>
-          <w:szCs w:val="28"/>
         </w:rPr>
         <w:lastRenderedPageBreak/>
         <w:t xml:space="preserve">Таблица </w:t>
@@ -9516,70 +9597,64 @@
       <w:r>
         <w:rPr>
           <w:rStyle w:val="ae"/>
-          <w:rFonts w:asciiTheme="majorHAnsi" w:eastAsia="Microsoft YaHei" w:hAnsiTheme="majorHAnsi" w:cstheme="majorHAnsi"/>
+          <w:rFonts w:eastAsia="Microsoft YaHei"/>
           <w:i w:val="0"/>
           <w:iCs w:val="0"/>
-          <w:szCs w:val="28"/>
         </w:rPr>
         <w:fldChar w:fldCharType="begin"/>
       </w:r>
       <w:r>
         <w:rPr>
           <w:rStyle w:val="ae"/>
-          <w:rFonts w:asciiTheme="majorHAnsi" w:eastAsia="Microsoft YaHei" w:hAnsiTheme="majorHAnsi" w:cstheme="majorHAnsi"/>
+          <w:rFonts w:eastAsia="Microsoft YaHei"/>
           <w:i w:val="0"/>
           <w:iCs w:val="0"/>
-          <w:szCs w:val="28"/>
         </w:rPr>
         <w:instrText xml:space="preserve"> SEQ Таблица \* ARABIC </w:instrText>
       </w:r>
       <w:r>
         <w:rPr>
           <w:rStyle w:val="ae"/>
-          <w:rFonts w:asciiTheme="majorHAnsi" w:eastAsia="Microsoft YaHei" w:hAnsiTheme="majorHAnsi" w:cstheme="majorHAnsi"/>
+          <w:rFonts w:eastAsia="Microsoft YaHei"/>
           <w:i w:val="0"/>
           <w:iCs w:val="0"/>
-          <w:szCs w:val="28"/>
         </w:rPr>
         <w:fldChar w:fldCharType="separate"/>
       </w:r>
       <w:r>
         <w:rPr>
           <w:rStyle w:val="ae"/>
-          <w:rFonts w:asciiTheme="majorHAnsi" w:eastAsia="Microsoft YaHei" w:hAnsiTheme="majorHAnsi" w:cstheme="majorHAnsi"/>
+          <w:rFonts w:eastAsia="Microsoft YaHei"/>
           <w:i w:val="0"/>
           <w:iCs w:val="0"/>
           <w:noProof/>
-          <w:szCs w:val="28"/>
         </w:rPr>
         <w:t>4</w:t>
       </w:r>
       <w:r>
         <w:rPr>
           <w:rStyle w:val="ae"/>
-          <w:rFonts w:asciiTheme="majorHAnsi" w:eastAsia="Microsoft YaHei" w:hAnsiTheme="majorHAnsi" w:cstheme="majorHAnsi"/>
+          <w:rFonts w:eastAsia="Microsoft YaHei"/>
           <w:i w:val="0"/>
           <w:iCs w:val="0"/>
-          <w:szCs w:val="28"/>
         </w:rPr>
         <w:fldChar w:fldCharType="end"/>
       </w:r>
       <w:r>
         <w:rPr>
           <w:rStyle w:val="ae"/>
-          <w:rFonts w:asciiTheme="majorHAnsi" w:eastAsia="Microsoft YaHei" w:hAnsiTheme="majorHAnsi" w:cstheme="majorHAnsi"/>
+          <w:rFonts w:eastAsia="Microsoft YaHei"/>
           <w:i w:val="0"/>
           <w:iCs w:val="0"/>
-          <w:szCs w:val="28"/>
         </w:rPr>
         <w:t xml:space="preserve"> – </w:t>
       </w:r>
       <w:r>
         <w:rPr>
           <w:rStyle w:val="ae"/>
-          <w:rFonts w:asciiTheme="majorHAnsi" w:eastAsia="Microsoft YaHei" w:hAnsiTheme="majorHAnsi" w:cstheme="majorHAnsi"/>
-          <w:color w:val="000000"/>
-          <w:szCs w:val="28"/>
+          <w:rFonts w:eastAsia="Microsoft YaHei"/>
+          <w:i w:val="0"/>
+          <w:iCs w:val="0"/>
         </w:rPr>
         <w:t>Описание сущности Токен обновления сессии</w:t>
       </w:r>
@@ -10304,87 +10379,79 @@
       <w:pPr>
         <w:pStyle w:val="affb"/>
         <w:rPr>
-          <w:rFonts w:asciiTheme="majorHAnsi" w:eastAsia="Microsoft YaHei" w:hAnsiTheme="majorHAnsi" w:cstheme="majorHAnsi"/>
-          <w:szCs w:val="28"/>
+          <w:rFonts w:eastAsia="Microsoft YaHei"/>
         </w:rPr>
       </w:pPr>
       <w:r>
         <w:rPr>
           <w:rStyle w:val="ae"/>
-          <w:rFonts w:asciiTheme="majorHAnsi" w:eastAsia="Microsoft YaHei" w:hAnsiTheme="majorHAnsi" w:cstheme="majorHAnsi"/>
+          <w:rFonts w:eastAsia="Microsoft YaHei"/>
           <w:i w:val="0"/>
           <w:iCs w:val="0"/>
-          <w:szCs w:val="28"/>
         </w:rPr>
         <w:t xml:space="preserve">Таблица </w:t>
       </w:r>
       <w:r>
         <w:rPr>
           <w:rStyle w:val="ae"/>
-          <w:rFonts w:asciiTheme="majorHAnsi" w:eastAsia="Microsoft YaHei" w:hAnsiTheme="majorHAnsi" w:cstheme="majorHAnsi"/>
+          <w:rFonts w:eastAsia="Microsoft YaHei"/>
           <w:i w:val="0"/>
           <w:iCs w:val="0"/>
-          <w:szCs w:val="28"/>
         </w:rPr>
         <w:fldChar w:fldCharType="begin"/>
       </w:r>
       <w:r>
         <w:rPr>
           <w:rStyle w:val="ae"/>
-          <w:rFonts w:asciiTheme="majorHAnsi" w:eastAsia="Microsoft YaHei" w:hAnsiTheme="majorHAnsi" w:cstheme="majorHAnsi"/>
+          <w:rFonts w:eastAsia="Microsoft YaHei"/>
           <w:i w:val="0"/>
           <w:iCs w:val="0"/>
-          <w:szCs w:val="28"/>
         </w:rPr>
         <w:instrText xml:space="preserve"> SEQ Таблица \* ARABIC </w:instrText>
       </w:r>
       <w:r>
         <w:rPr>
           <w:rStyle w:val="ae"/>
-          <w:rFonts w:asciiTheme="majorHAnsi" w:eastAsia="Microsoft YaHei" w:hAnsiTheme="majorHAnsi" w:cstheme="majorHAnsi"/>
+          <w:rFonts w:eastAsia="Microsoft YaHei"/>
           <w:i w:val="0"/>
           <w:iCs w:val="0"/>
-          <w:szCs w:val="28"/>
         </w:rPr>
         <w:fldChar w:fldCharType="separate"/>
       </w:r>
       <w:r>
         <w:rPr>
           <w:rStyle w:val="ae"/>
-          <w:rFonts w:asciiTheme="majorHAnsi" w:eastAsia="Microsoft YaHei" w:hAnsiTheme="majorHAnsi" w:cstheme="majorHAnsi"/>
+          <w:rFonts w:eastAsia="Microsoft YaHei"/>
           <w:i w:val="0"/>
           <w:iCs w:val="0"/>
           <w:noProof/>
-          <w:szCs w:val="28"/>
         </w:rPr>
         <w:t>5</w:t>
       </w:r>
       <w:r>
         <w:rPr>
           <w:rStyle w:val="ae"/>
-          <w:rFonts w:asciiTheme="majorHAnsi" w:eastAsia="Microsoft YaHei" w:hAnsiTheme="majorHAnsi" w:cstheme="majorHAnsi"/>
+          <w:rFonts w:eastAsia="Microsoft YaHei"/>
           <w:i w:val="0"/>
           <w:iCs w:val="0"/>
-          <w:szCs w:val="28"/>
         </w:rPr>
         <w:fldChar w:fldCharType="end"/>
       </w:r>
       <w:r>
         <w:rPr>
           <w:rStyle w:val="ae"/>
-          <w:rFonts w:asciiTheme="majorHAnsi" w:eastAsia="Microsoft YaHei" w:hAnsiTheme="majorHAnsi" w:cstheme="majorHAnsi"/>
+          <w:rFonts w:eastAsia="Microsoft YaHei"/>
           <w:i w:val="0"/>
           <w:iCs w:val="0"/>
-          <w:szCs w:val="28"/>
         </w:rPr>
         <w:t xml:space="preserve"> – </w:t>
       </w:r>
       <w:r>
         <w:rPr>
           <w:rStyle w:val="ae"/>
-          <w:rFonts w:asciiTheme="majorHAnsi" w:eastAsia="Microsoft YaHei" w:hAnsiTheme="majorHAnsi" w:cstheme="majorHAnsi"/>
-          <w:color w:val="000000"/>
-          <w:szCs w:val="28"/>
+          <w:rFonts w:eastAsia="Microsoft YaHei"/>
+          <w:i w:val="0"/>
+          <w:iCs w:val="0"/>
         </w:rPr>
         <w:t>Описание сущности Журнал аутентификации</w:t>
       </w:r>
@@ -11309,6 +11376,8 @@
         <w:rPr>
           <w:rStyle w:val="ae"/>
           <w:rFonts w:asciiTheme="majorHAnsi" w:eastAsia="Microsoft YaHei" w:hAnsiTheme="majorHAnsi" w:cstheme="majorHAnsi"/>
+          <w:i w:val="0"/>
+          <w:iCs w:val="0"/>
           <w:color w:val="000000"/>
           <w:szCs w:val="28"/>
         </w:rPr>
@@ -11319,6 +11388,8 @@
         <w:rPr>
           <w:rStyle w:val="ae"/>
           <w:rFonts w:asciiTheme="majorHAnsi" w:eastAsia="Microsoft YaHei" w:hAnsiTheme="majorHAnsi" w:cstheme="majorHAnsi"/>
+          <w:i w:val="0"/>
+          <w:iCs w:val="0"/>
           <w:color w:val="000000"/>
           <w:szCs w:val="28"/>
         </w:rPr>
@@ -11339,8 +11410,8 @@
       </w:tblPr>
       <w:tblGrid>
         <w:gridCol w:w="628"/>
-        <w:gridCol w:w="2923"/>
-        <w:gridCol w:w="5788"/>
+        <w:gridCol w:w="2668"/>
+        <w:gridCol w:w="6043"/>
       </w:tblGrid>
       <w:tr>
         <w:trPr>
@@ -11667,21 +11738,12 @@
                 <w:sz w:val="28"/>
               </w:rPr>
             </w:pPr>
-            <w:proofErr w:type="spellStart"/>
             <w:r>
               <w:rPr>
                 <w:rFonts w:asciiTheme="majorHAnsi" w:hAnsiTheme="majorHAnsi" w:cstheme="majorHAnsi"/>
                 <w:sz w:val="28"/>
               </w:rPr>
-              <w:t>Человекочитаемое</w:t>
-            </w:r>
-            <w:proofErr w:type="spellEnd"/>
-            <w:r>
-              <w:rPr>
-                <w:rFonts w:asciiTheme="majorHAnsi" w:hAnsiTheme="majorHAnsi" w:cstheme="majorHAnsi"/>
-                <w:sz w:val="28"/>
-              </w:rPr>
-              <w:t xml:space="preserve"> наименование сессии</w:t>
+              <w:t>Текстовое обозначение сеанса, отображаемое в пользовательском интерфейсе</w:t>
             </w:r>
           </w:p>
         </w:tc>
@@ -12276,88 +12338,79 @@
       <w:pPr>
         <w:pStyle w:val="affb"/>
         <w:rPr>
-          <w:rFonts w:asciiTheme="majorHAnsi" w:eastAsia="Microsoft YaHei" w:hAnsiTheme="majorHAnsi" w:cstheme="majorHAnsi"/>
-          <w:color w:val="000000"/>
-          <w:szCs w:val="28"/>
+          <w:rFonts w:eastAsia="Microsoft YaHei"/>
         </w:rPr>
       </w:pPr>
       <w:r>
         <w:rPr>
           <w:rStyle w:val="ae"/>
-          <w:rFonts w:asciiTheme="majorHAnsi" w:eastAsia="Microsoft YaHei" w:hAnsiTheme="majorHAnsi" w:cstheme="majorHAnsi"/>
+          <w:rFonts w:eastAsia="Microsoft YaHei"/>
           <w:i w:val="0"/>
           <w:iCs w:val="0"/>
-          <w:szCs w:val="28"/>
         </w:rPr>
         <w:t xml:space="preserve">Таблица </w:t>
       </w:r>
       <w:r>
         <w:rPr>
           <w:rStyle w:val="ae"/>
-          <w:rFonts w:asciiTheme="majorHAnsi" w:eastAsia="Microsoft YaHei" w:hAnsiTheme="majorHAnsi" w:cstheme="majorHAnsi"/>
+          <w:rFonts w:eastAsia="Microsoft YaHei"/>
           <w:i w:val="0"/>
           <w:iCs w:val="0"/>
-          <w:szCs w:val="28"/>
         </w:rPr>
         <w:fldChar w:fldCharType="begin"/>
       </w:r>
       <w:r>
         <w:rPr>
           <w:rStyle w:val="ae"/>
-          <w:rFonts w:asciiTheme="majorHAnsi" w:eastAsia="Microsoft YaHei" w:hAnsiTheme="majorHAnsi" w:cstheme="majorHAnsi"/>
+          <w:rFonts w:eastAsia="Microsoft YaHei"/>
           <w:i w:val="0"/>
           <w:iCs w:val="0"/>
-          <w:szCs w:val="28"/>
         </w:rPr>
         <w:instrText xml:space="preserve"> SEQ Таблица \* ARABIC </w:instrText>
       </w:r>
       <w:r>
         <w:rPr>
           <w:rStyle w:val="ae"/>
-          <w:rFonts w:asciiTheme="majorHAnsi" w:eastAsia="Microsoft YaHei" w:hAnsiTheme="majorHAnsi" w:cstheme="majorHAnsi"/>
+          <w:rFonts w:eastAsia="Microsoft YaHei"/>
           <w:i w:val="0"/>
           <w:iCs w:val="0"/>
-          <w:szCs w:val="28"/>
         </w:rPr>
         <w:fldChar w:fldCharType="separate"/>
       </w:r>
       <w:r>
         <w:rPr>
           <w:rStyle w:val="ae"/>
-          <w:rFonts w:asciiTheme="majorHAnsi" w:eastAsia="Microsoft YaHei" w:hAnsiTheme="majorHAnsi" w:cstheme="majorHAnsi"/>
+          <w:rFonts w:eastAsia="Microsoft YaHei"/>
           <w:i w:val="0"/>
           <w:iCs w:val="0"/>
           <w:noProof/>
-          <w:szCs w:val="28"/>
         </w:rPr>
         <w:t>7</w:t>
       </w:r>
       <w:r>
         <w:rPr>
           <w:rStyle w:val="ae"/>
-          <w:rFonts w:asciiTheme="majorHAnsi" w:eastAsia="Microsoft YaHei" w:hAnsiTheme="majorHAnsi" w:cstheme="majorHAnsi"/>
+          <w:rFonts w:eastAsia="Microsoft YaHei"/>
           <w:i w:val="0"/>
           <w:iCs w:val="0"/>
-          <w:szCs w:val="28"/>
         </w:rPr>
         <w:fldChar w:fldCharType="end"/>
       </w:r>
       <w:r>
         <w:rPr>
           <w:rStyle w:val="ae"/>
-          <w:rFonts w:asciiTheme="majorHAnsi" w:eastAsia="Microsoft YaHei" w:hAnsiTheme="majorHAnsi" w:cstheme="majorHAnsi"/>
+          <w:rFonts w:eastAsia="Microsoft YaHei"/>
           <w:i w:val="0"/>
           <w:iCs w:val="0"/>
-          <w:szCs w:val="28"/>
         </w:rPr>
         <w:t xml:space="preserve"> – </w:t>
       </w:r>
       <w:r>
         <w:rPr>
           <w:rStyle w:val="ae"/>
-          <w:rFonts w:asciiTheme="majorHAnsi" w:eastAsia="Microsoft YaHei" w:hAnsiTheme="majorHAnsi" w:cstheme="majorHAnsi"/>
-          <w:color w:val="000000"/>
-          <w:szCs w:val="28"/>
+          <w:rFonts w:eastAsia="Microsoft YaHei"/>
+          <w:i w:val="0"/>
+          <w:iCs w:val="0"/>
         </w:rPr>
         <w:t>Описание сущности Участник встречи</w:t>
       </w:r>
@@ -13179,6 +13232,7 @@
           <w:rFonts w:eastAsia="Microsoft YaHei"/>
           <w:color w:val="000000"/>
         </w:rPr>
+        <w:lastRenderedPageBreak/>
         <w:t>Событие аналитики</w:t>
       </w:r>
       <w:r>
@@ -13192,89 +13246,79 @@
       <w:pPr>
         <w:pStyle w:val="affb"/>
         <w:rPr>
-          <w:rFonts w:asciiTheme="majorHAnsi" w:eastAsia="Microsoft YaHei" w:hAnsiTheme="majorHAnsi" w:cstheme="majorHAnsi"/>
-          <w:color w:val="000000"/>
-          <w:szCs w:val="28"/>
+          <w:rFonts w:eastAsia="Microsoft YaHei"/>
         </w:rPr>
       </w:pPr>
       <w:r>
         <w:rPr>
           <w:rStyle w:val="ae"/>
-          <w:rFonts w:asciiTheme="majorHAnsi" w:eastAsia="Microsoft YaHei" w:hAnsiTheme="majorHAnsi" w:cstheme="majorHAnsi"/>
+          <w:rFonts w:eastAsia="Microsoft YaHei"/>
           <w:i w:val="0"/>
           <w:iCs w:val="0"/>
-          <w:szCs w:val="28"/>
-        </w:rPr>
-        <w:lastRenderedPageBreak/>
+        </w:rPr>
         <w:t xml:space="preserve">Таблица </w:t>
       </w:r>
       <w:r>
         <w:rPr>
           <w:rStyle w:val="ae"/>
-          <w:rFonts w:asciiTheme="majorHAnsi" w:eastAsia="Microsoft YaHei" w:hAnsiTheme="majorHAnsi" w:cstheme="majorHAnsi"/>
+          <w:rFonts w:eastAsia="Microsoft YaHei"/>
           <w:i w:val="0"/>
           <w:iCs w:val="0"/>
-          <w:szCs w:val="28"/>
         </w:rPr>
         <w:fldChar w:fldCharType="begin"/>
       </w:r>
       <w:r>
         <w:rPr>
           <w:rStyle w:val="ae"/>
-          <w:rFonts w:asciiTheme="majorHAnsi" w:eastAsia="Microsoft YaHei" w:hAnsiTheme="majorHAnsi" w:cstheme="majorHAnsi"/>
+          <w:rFonts w:eastAsia="Microsoft YaHei"/>
           <w:i w:val="0"/>
           <w:iCs w:val="0"/>
-          <w:szCs w:val="28"/>
         </w:rPr>
         <w:instrText xml:space="preserve"> SEQ Таблица \* ARABIC </w:instrText>
       </w:r>
       <w:r>
         <w:rPr>
           <w:rStyle w:val="ae"/>
-          <w:rFonts w:asciiTheme="majorHAnsi" w:eastAsia="Microsoft YaHei" w:hAnsiTheme="majorHAnsi" w:cstheme="majorHAnsi"/>
+          <w:rFonts w:eastAsia="Microsoft YaHei"/>
           <w:i w:val="0"/>
           <w:iCs w:val="0"/>
-          <w:szCs w:val="28"/>
         </w:rPr>
         <w:fldChar w:fldCharType="separate"/>
       </w:r>
       <w:r>
         <w:rPr>
           <w:rStyle w:val="ae"/>
-          <w:rFonts w:asciiTheme="majorHAnsi" w:eastAsia="Microsoft YaHei" w:hAnsiTheme="majorHAnsi" w:cstheme="majorHAnsi"/>
+          <w:rFonts w:eastAsia="Microsoft YaHei"/>
           <w:i w:val="0"/>
           <w:iCs w:val="0"/>
           <w:noProof/>
-          <w:szCs w:val="28"/>
         </w:rPr>
         <w:t>8</w:t>
       </w:r>
       <w:r>
         <w:rPr>
           <w:rStyle w:val="ae"/>
-          <w:rFonts w:asciiTheme="majorHAnsi" w:eastAsia="Microsoft YaHei" w:hAnsiTheme="majorHAnsi" w:cstheme="majorHAnsi"/>
+          <w:rFonts w:eastAsia="Microsoft YaHei"/>
           <w:i w:val="0"/>
           <w:iCs w:val="0"/>
-          <w:szCs w:val="28"/>
         </w:rPr>
         <w:fldChar w:fldCharType="end"/>
       </w:r>
       <w:r>
         <w:rPr>
           <w:rStyle w:val="ae"/>
-          <w:rFonts w:asciiTheme="majorHAnsi" w:eastAsia="Microsoft YaHei" w:hAnsiTheme="majorHAnsi" w:cstheme="majorHAnsi"/>
+          <w:rFonts w:eastAsia="Microsoft YaHei"/>
           <w:i w:val="0"/>
           <w:iCs w:val="0"/>
-          <w:szCs w:val="28"/>
         </w:rPr>
         <w:t xml:space="preserve"> – </w:t>
       </w:r>
       <w:r>
         <w:rPr>
           <w:rStyle w:val="ae"/>
-          <w:rFonts w:asciiTheme="majorHAnsi" w:eastAsia="Microsoft YaHei" w:hAnsiTheme="majorHAnsi" w:cstheme="majorHAnsi"/>
-          <w:color w:val="000000"/>
-          <w:szCs w:val="28"/>
+          <w:rFonts w:eastAsia="Microsoft YaHei"/>
+          <w:i w:val="0"/>
+          <w:iCs w:val="0"/>
         </w:rPr>
         <w:t>Описание сущности Событие аналитики</w:t>
       </w:r>
@@ -14089,7 +14133,6 @@
           <w:rFonts w:eastAsia="Microsoft YaHei"/>
           <w:b w:val="0"/>
           <w:bCs w:val="0"/>
-          <w:color w:val="000000"/>
         </w:rPr>
       </w:pPr>
       <w:r>
@@ -14098,7 +14141,6 @@
           <w:rFonts w:eastAsia="Microsoft YaHei"/>
           <w:b w:val="0"/>
           <w:bCs w:val="0"/>
-          <w:color w:val="000000"/>
         </w:rPr>
         <w:t xml:space="preserve">Таблица </w:t>
       </w:r>
@@ -14108,7 +14150,6 @@
           <w:rFonts w:eastAsia="Microsoft YaHei"/>
           <w:b w:val="0"/>
           <w:bCs w:val="0"/>
-          <w:color w:val="000000"/>
         </w:rPr>
         <w:fldChar w:fldCharType="begin"/>
       </w:r>
@@ -14118,7 +14159,6 @@
           <w:rFonts w:eastAsia="Microsoft YaHei"/>
           <w:b w:val="0"/>
           <w:bCs w:val="0"/>
-          <w:color w:val="000000"/>
         </w:rPr>
         <w:instrText xml:space="preserve"> SEQ Таблица \* ARABIC </w:instrText>
       </w:r>
@@ -14128,7 +14168,6 @@
           <w:rFonts w:eastAsia="Microsoft YaHei"/>
           <w:b w:val="0"/>
           <w:bCs w:val="0"/>
-          <w:color w:val="000000"/>
         </w:rPr>
         <w:fldChar w:fldCharType="separate"/>
       </w:r>
@@ -14139,7 +14178,6 @@
           <w:b w:val="0"/>
           <w:bCs w:val="0"/>
           <w:noProof/>
-          <w:color w:val="000000"/>
         </w:rPr>
         <w:t>9</w:t>
       </w:r>
@@ -14149,7 +14187,6 @@
           <w:rFonts w:eastAsia="Microsoft YaHei"/>
           <w:b w:val="0"/>
           <w:bCs w:val="0"/>
-          <w:color w:val="000000"/>
         </w:rPr>
         <w:fldChar w:fldCharType="end"/>
       </w:r>
@@ -14159,7 +14196,6 @@
           <w:rFonts w:eastAsia="Microsoft YaHei"/>
           <w:b w:val="0"/>
           <w:bCs w:val="0"/>
-          <w:color w:val="000000"/>
         </w:rPr>
         <w:t xml:space="preserve"> – Описание сущности Событие встречи</w:t>
       </w:r>
@@ -15583,71 +15619,70 @@
       <w:pPr>
         <w:pStyle w:val="affb"/>
         <w:rPr>
-          <w:rFonts w:asciiTheme="majorHAnsi" w:eastAsia="Microsoft YaHei" w:hAnsiTheme="majorHAnsi" w:cstheme="majorHAnsi"/>
-          <w:szCs w:val="28"/>
+          <w:rFonts w:eastAsia="Microsoft YaHei"/>
         </w:rPr>
       </w:pPr>
       <w:r>
         <w:rPr>
           <w:rStyle w:val="ae"/>
-          <w:rFonts w:asciiTheme="majorHAnsi" w:eastAsia="Microsoft YaHei" w:hAnsiTheme="majorHAnsi" w:cstheme="majorHAnsi"/>
-          <w:color w:val="000000"/>
-          <w:szCs w:val="28"/>
+          <w:rFonts w:eastAsia="Microsoft YaHei"/>
+          <w:i w:val="0"/>
+          <w:iCs w:val="0"/>
         </w:rPr>
         <w:t xml:space="preserve">Таблица </w:t>
       </w:r>
       <w:r>
         <w:rPr>
           <w:rStyle w:val="ae"/>
-          <w:rFonts w:asciiTheme="majorHAnsi" w:eastAsia="Microsoft YaHei" w:hAnsiTheme="majorHAnsi" w:cstheme="majorHAnsi"/>
-          <w:color w:val="000000"/>
-          <w:szCs w:val="28"/>
+          <w:rFonts w:eastAsia="Microsoft YaHei"/>
+          <w:i w:val="0"/>
+          <w:iCs w:val="0"/>
         </w:rPr>
         <w:fldChar w:fldCharType="begin"/>
       </w:r>
       <w:r>
         <w:rPr>
           <w:rStyle w:val="ae"/>
-          <w:rFonts w:asciiTheme="majorHAnsi" w:eastAsia="Microsoft YaHei" w:hAnsiTheme="majorHAnsi" w:cstheme="majorHAnsi"/>
-          <w:color w:val="000000"/>
-          <w:szCs w:val="28"/>
+          <w:rFonts w:eastAsia="Microsoft YaHei"/>
+          <w:i w:val="0"/>
+          <w:iCs w:val="0"/>
         </w:rPr>
         <w:instrText xml:space="preserve"> SEQ Таблица \* ARABIC </w:instrText>
       </w:r>
       <w:r>
         <w:rPr>
           <w:rStyle w:val="ae"/>
-          <w:rFonts w:asciiTheme="majorHAnsi" w:eastAsia="Microsoft YaHei" w:hAnsiTheme="majorHAnsi" w:cstheme="majorHAnsi"/>
-          <w:color w:val="000000"/>
-          <w:szCs w:val="28"/>
+          <w:rFonts w:eastAsia="Microsoft YaHei"/>
+          <w:i w:val="0"/>
+          <w:iCs w:val="0"/>
         </w:rPr>
         <w:fldChar w:fldCharType="separate"/>
       </w:r>
       <w:r>
         <w:rPr>
           <w:rStyle w:val="ae"/>
-          <w:rFonts w:asciiTheme="majorHAnsi" w:eastAsia="Microsoft YaHei" w:hAnsiTheme="majorHAnsi" w:cstheme="majorHAnsi"/>
+          <w:rFonts w:eastAsia="Microsoft YaHei"/>
+          <w:i w:val="0"/>
+          <w:iCs w:val="0"/>
           <w:noProof/>
-          <w:color w:val="000000"/>
-          <w:szCs w:val="28"/>
         </w:rPr>
         <w:t>11</w:t>
       </w:r>
       <w:r>
         <w:rPr>
           <w:rStyle w:val="ae"/>
-          <w:rFonts w:asciiTheme="majorHAnsi" w:eastAsia="Microsoft YaHei" w:hAnsiTheme="majorHAnsi" w:cstheme="majorHAnsi"/>
-          <w:color w:val="000000"/>
-          <w:szCs w:val="28"/>
+          <w:rFonts w:eastAsia="Microsoft YaHei"/>
+          <w:i w:val="0"/>
+          <w:iCs w:val="0"/>
         </w:rPr>
         <w:fldChar w:fldCharType="end"/>
       </w:r>
       <w:r>
         <w:rPr>
           <w:rStyle w:val="ae"/>
-          <w:rFonts w:asciiTheme="majorHAnsi" w:eastAsia="Microsoft YaHei" w:hAnsiTheme="majorHAnsi" w:cstheme="majorHAnsi"/>
-          <w:color w:val="000000"/>
-          <w:szCs w:val="28"/>
+          <w:rFonts w:eastAsia="Microsoft YaHei"/>
+          <w:i w:val="0"/>
+          <w:iCs w:val="0"/>
         </w:rPr>
         <w:t xml:space="preserve"> – Описание сущности Сообщение чата</w:t>
       </w:r>
@@ -16732,7 +16767,7 @@
           <w:rFonts w:eastAsia="Microsoft YaHei"/>
         </w:rPr>
       </w:pPr>
-      <w:bookmarkStart w:id="19" w:name="_Toc229297458"/>
+      <w:bookmarkStart w:id="19" w:name="_Toc229467887"/>
       <w:r>
         <w:rPr>
           <w:rFonts w:eastAsia="Microsoft YaHei"/>
@@ -17465,7 +17500,6 @@
         </w:numPr>
         <w:rPr>
           <w:rFonts w:eastAsia="Microsoft YaHei"/>
-          <w:lang w:val="en-US"/>
         </w:rPr>
       </w:pPr>
       <w:r>
@@ -17482,19 +17516,17 @@
         </w:rPr>
         <w:t xml:space="preserve"> – </w:t>
       </w:r>
-      <w:proofErr w:type="spellStart"/>
       <w:r>
         <w:rPr>
           <w:rFonts w:eastAsia="Microsoft YaHei"/>
         </w:rPr>
-        <w:t>человекочитаемое</w:t>
-      </w:r>
-      <w:proofErr w:type="spellEnd"/>
+        <w:t>Текстовое обозначение сеанса, отображаемое в пользовательском интерфейсе</w:t>
+      </w:r>
       <w:r>
         <w:rPr>
           <w:rFonts w:eastAsia="Microsoft YaHei"/>
         </w:rPr>
-        <w:t xml:space="preserve"> наименование;</w:t>
+        <w:t>;</w:t>
       </w:r>
     </w:p>
     <w:p>
@@ -17924,6 +17956,7 @@
           <w:rFonts w:eastAsia="Microsoft YaHei"/>
           <w:color w:val="000000"/>
         </w:rPr>
+        <w:lastRenderedPageBreak/>
         <w:t>Идентификатор участника</w:t>
       </w:r>
       <w:r>
@@ -17950,7 +17983,6 @@
           <w:rFonts w:eastAsia="Microsoft YaHei"/>
           <w:color w:val="000000"/>
         </w:rPr>
-        <w:lastRenderedPageBreak/>
         <w:t>Идентификатор трассировки</w:t>
       </w:r>
       <w:r>
@@ -18535,6 +18567,7 @@
         <w:rPr>
           <w:rFonts w:eastAsia="Microsoft YaHei"/>
         </w:rPr>
+        <w:lastRenderedPageBreak/>
         <w:t>Пользователь системы → Журнал аутентификации: связь «один-ко-многим» (</w:t>
       </w:r>
       <w:proofErr w:type="gramStart"/>
@@ -18567,7 +18600,6 @@
         <w:rPr>
           <w:rFonts w:eastAsia="Microsoft YaHei"/>
         </w:rPr>
-        <w:lastRenderedPageBreak/>
         <w:t xml:space="preserve">Пользователь системы → Сеанс </w:t>
       </w:r>
       <w:proofErr w:type="spellStart"/>
@@ -18886,7 +18918,7 @@
       <w:pPr>
         <w:pStyle w:val="1"/>
       </w:pPr>
-      <w:bookmarkStart w:id="20" w:name="_Toc229297459"/>
+      <w:bookmarkStart w:id="20" w:name="_Toc229467888"/>
       <w:r>
         <w:lastRenderedPageBreak/>
         <w:t>ОПИСАНИЕ ПРОГРАММНОГО КОМПЛЕКСА</w:t>
@@ -18906,7 +18938,7 @@
         <w:pStyle w:val="2"/>
         <w:contextualSpacing/>
       </w:pPr>
-      <w:bookmarkStart w:id="21" w:name="_Toc229297460"/>
+      <w:bookmarkStart w:id="21" w:name="_Toc229467889"/>
       <w:r>
         <w:t>Общая архитектура программного комплекса</w:t>
       </w:r>
@@ -19025,20 +19057,12 @@
     </w:p>
     <w:p>
       <w:pPr>
-        <w:contextualSpacing/>
-      </w:pPr>
-      <w:r>
-        <w:lastRenderedPageBreak/>
-        <w:t>[Рисунок 6.1 – Схема архитектуры системы (вставить диаграмму потоков данных из practice.md раздел 12.1 или нарисовать общую схему клиент-сервер с AI-шлюзом)]</w:t>
-      </w:r>
-    </w:p>
-    <w:p>
-      <w:pPr>
         <w:pStyle w:val="2"/>
         <w:contextualSpacing/>
       </w:pPr>
-      <w:bookmarkStart w:id="22" w:name="_Toc229297461"/>
-      <w:r>
+      <w:bookmarkStart w:id="22" w:name="_Toc229467890"/>
+      <w:r>
+        <w:lastRenderedPageBreak/>
         <w:t>Модуль пользовательского интерфейса и клиентской логики</w:t>
       </w:r>
       <w:bookmarkEnd w:id="22"/>
@@ -19144,687 +19168,42 @@
         </w:numPr>
         <w:ind w:left="0" w:firstLine="709"/>
       </w:pPr>
-      <w:proofErr w:type="spellStart"/>
-      <w:r>
-        <w:t>тображение</w:t>
-      </w:r>
-      <w:proofErr w:type="spellEnd"/>
-      <w:r>
-        <w:t xml:space="preserve"> аналитики в реальном времени реализовано через боковую панель встречи, где транскрипты группируются по спикерам с поддержкой промежуточных и финальных реплик.</w:t>
+      <w:r>
+        <w:t>О</w:t>
+      </w:r>
+      <w:r>
+        <w:t>тображение аналитики в реальном времени реализовано через боковую панель встречи, где транскрипты группируются по спикерам с поддержкой промежуточных и финальных реплик.</w:t>
       </w:r>
     </w:p>
     <w:p>
       <w:pPr>
         <w:contextualSpacing/>
+        <w:rPr>
+          <w:lang w:val="en-US"/>
+        </w:rPr>
       </w:pPr>
       <w:r>
         <w:t>Интерфейс адаптирован под различные разрешения экранов, поддерживает темную/светлую тему и обеспечивает интуитивное управление медиаустройствами через стандартные браузерные API.</w:t>
-      </w:r>
-    </w:p>
-    <w:p>
-      <w:pPr>
-        <w:contextualSpacing/>
-      </w:pPr>
-      <w:r>
-        <w:t>[Рисунок 6.2 – Главный экран системы (скриншот интерфейса)]</w:t>
-      </w:r>
-    </w:p>
-    <w:p>
-      <w:pPr>
-        <w:pStyle w:val="2"/>
-        <w:contextualSpacing/>
-      </w:pPr>
-      <w:bookmarkStart w:id="23" w:name="_Toc229297462"/>
-      <w:r>
-        <w:lastRenderedPageBreak/>
-        <w:t xml:space="preserve">Серверный модуль управления сессиями и </w:t>
-      </w:r>
-      <w:proofErr w:type="spellStart"/>
-      <w:r>
-        <w:t>WebSocket</w:t>
-      </w:r>
-      <w:proofErr w:type="spellEnd"/>
-      <w:r>
-        <w:t>-коммуникации</w:t>
-      </w:r>
-      <w:bookmarkEnd w:id="23"/>
-    </w:p>
-    <w:p>
-      <w:pPr>
-        <w:contextualSpacing/>
-      </w:pPr>
-      <w:r>
-        <w:t xml:space="preserve">Серверная часть написана на языке Go с использованием веб-фреймворка </w:t>
-      </w:r>
-      <w:proofErr w:type="spellStart"/>
-      <w:r>
-        <w:t>Gin</w:t>
-      </w:r>
-      <w:proofErr w:type="spellEnd"/>
-      <w:r>
-        <w:t>. Точка входа выполняет инициализацию подключения к СУБД, настройку CORS, регистрацию промежуточного ПО и маршрутов.</w:t>
-      </w:r>
-    </w:p>
-    <w:p>
-      <w:pPr>
-        <w:contextualSpacing/>
-      </w:pPr>
-      <w:r>
-        <w:t>Особенности реализации:</w:t>
-      </w:r>
-    </w:p>
-    <w:p>
-      <w:pPr>
-        <w:pStyle w:val="af9"/>
-        <w:numPr>
-          <w:ilvl w:val="0"/>
-          <w:numId w:val="7"/>
-        </w:numPr>
-        <w:ind w:left="0" w:firstLine="709"/>
-      </w:pPr>
-      <w:r>
-        <w:t xml:space="preserve">Цепочка </w:t>
-      </w:r>
-      <w:proofErr w:type="spellStart"/>
-      <w:r>
-        <w:t>middleware</w:t>
-      </w:r>
-      <w:proofErr w:type="spellEnd"/>
-      <w:r>
-        <w:t>: восстановление после сбоев → идентификация запроса → логирование доступа → CORS → ограничение попыток входа → проверка аутентификации. Такая последовательность обеспечивает отказоустойчивость, аудит запросов, защиту от подбора паролей и контроль доступа.</w:t>
-      </w:r>
-    </w:p>
-    <w:p>
-      <w:pPr>
-        <w:pStyle w:val="af9"/>
-        <w:numPr>
-          <w:ilvl w:val="0"/>
-          <w:numId w:val="7"/>
-        </w:numPr>
-        <w:ind w:left="0" w:firstLine="709"/>
-      </w:pPr>
-      <w:proofErr w:type="spellStart"/>
-      <w:r>
-        <w:t>WebSocket</w:t>
-      </w:r>
-      <w:proofErr w:type="spellEnd"/>
-      <w:r>
-        <w:t>-хаб управляет пулом соединений по идентификатору сессии. При получении сообщения о присоединении сервер сохраняет метаданные подключения, рассылает событие о новом участнике всем клиентам и отправляет новому участнику текущий список присутствующих.</w:t>
-      </w:r>
-    </w:p>
-    <w:p>
-      <w:pPr>
-        <w:pStyle w:val="af9"/>
-        <w:numPr>
-          <w:ilvl w:val="0"/>
-          <w:numId w:val="7"/>
-        </w:numPr>
-        <w:ind w:left="0" w:firstLine="709"/>
-      </w:pPr>
-      <w:r>
-        <w:t xml:space="preserve">Обработка медиа-событий: сообщения типов «кадр», «аудио», «сообщение чата» маршрутизируются к зарегистрированным обработчикам. События аналитики (текстовый анализ, </w:t>
-      </w:r>
-      <w:proofErr w:type="spellStart"/>
-      <w:r>
-        <w:t>аудиоанализ</w:t>
-      </w:r>
-      <w:proofErr w:type="spellEnd"/>
-      <w:r>
-        <w:t xml:space="preserve">, анализ лица, эмоции) записываются в таблицу событий и одновременно транслируются клиентам. Отладочные сообщения не сохраняются в БД, а сразу передаются по </w:t>
-      </w:r>
-      <w:proofErr w:type="spellStart"/>
-      <w:r>
-        <w:t>WebSocket</w:t>
-      </w:r>
-      <w:proofErr w:type="spellEnd"/>
-      <w:r>
-        <w:t xml:space="preserve"> для снижения нагрузки на дисковую подсистему.</w:t>
-      </w:r>
-    </w:p>
-    <w:p>
-      <w:pPr>
-        <w:pStyle w:val="af9"/>
-        <w:numPr>
-          <w:ilvl w:val="0"/>
-          <w:numId w:val="7"/>
-        </w:numPr>
-        <w:ind w:left="0" w:firstLine="709"/>
-      </w:pPr>
-      <w:r>
-        <w:t>REST-модули: здоровье системы, аутентификация, сессии, аналитика, отчёты реализуют CRUD-операции, валидацию прав доступа и выдачу агрегированных данных.</w:t>
-      </w:r>
-    </w:p>
-    <w:p>
-      <w:pPr>
-        <w:pStyle w:val="2"/>
-        <w:contextualSpacing/>
-      </w:pPr>
-      <w:bookmarkStart w:id="24" w:name="_Toc229297463"/>
-      <w:r>
-        <w:t>Модуль аутентификации и обеспечения безопасности</w:t>
-      </w:r>
-      <w:bookmarkEnd w:id="24"/>
-    </w:p>
-    <w:p>
-      <w:pPr>
-        <w:contextualSpacing/>
-      </w:pPr>
-      <w:r>
-        <w:t xml:space="preserve">Подсистема безопасности построена на основе </w:t>
-      </w:r>
-      <w:proofErr w:type="spellStart"/>
-      <w:r>
-        <w:t>stateless</w:t>
-      </w:r>
-      <w:proofErr w:type="spellEnd"/>
-      <w:r>
-        <w:t xml:space="preserve">-архитектуры с использованием JWT (JSON Web </w:t>
-      </w:r>
-      <w:proofErr w:type="spellStart"/>
-      <w:r>
-        <w:t>Tokens</w:t>
-      </w:r>
-      <w:proofErr w:type="spellEnd"/>
-      <w:r>
-        <w:t>). Процесс аутентификации включает:</w:t>
-      </w:r>
-    </w:p>
-    <w:p>
-      <w:pPr>
-        <w:pStyle w:val="af9"/>
-        <w:numPr>
-          <w:ilvl w:val="0"/>
-          <w:numId w:val="64"/>
-        </w:numPr>
-        <w:ind w:left="0" w:firstLine="709"/>
-      </w:pPr>
-      <w:r>
-        <w:t xml:space="preserve">Проверку учётных данных через запрос входа с валидацией </w:t>
-      </w:r>
-      <w:proofErr w:type="spellStart"/>
-      <w:r>
-        <w:t>хеша</w:t>
-      </w:r>
-      <w:proofErr w:type="spellEnd"/>
-      <w:r>
-        <w:t xml:space="preserve"> пароля.</w:t>
-      </w:r>
-    </w:p>
-    <w:p>
-      <w:pPr>
-        <w:pStyle w:val="af9"/>
-        <w:numPr>
-          <w:ilvl w:val="0"/>
-          <w:numId w:val="64"/>
-        </w:numPr>
-        <w:ind w:left="0" w:firstLine="709"/>
-      </w:pPr>
-      <w:r>
-        <w:lastRenderedPageBreak/>
-        <w:t>Выдачу пары токенов: короткоживущего токена доступа (для авторизации запросов) и долгоживущего токена обновления (хранится в БД с возможностью ротации и принудительной отмены).</w:t>
-      </w:r>
-    </w:p>
-    <w:p>
-      <w:pPr>
-        <w:pStyle w:val="af9"/>
-        <w:numPr>
-          <w:ilvl w:val="0"/>
-          <w:numId w:val="64"/>
-        </w:numPr>
-        <w:ind w:left="0" w:firstLine="709"/>
-      </w:pPr>
-      <w:r>
-        <w:t>Обновление сессии через запрос обновления с проверкой валидности и отзывом старого токена.</w:t>
-      </w:r>
-    </w:p>
-    <w:p>
-      <w:pPr>
-        <w:contextualSpacing/>
-      </w:pPr>
-      <w:r>
-        <w:t>Дополнительные механизмы защиты:</w:t>
-      </w:r>
-    </w:p>
-    <w:p>
-      <w:pPr>
-        <w:pStyle w:val="af9"/>
-        <w:numPr>
-          <w:ilvl w:val="0"/>
-          <w:numId w:val="7"/>
-        </w:numPr>
-        <w:ind w:left="0" w:firstLine="709"/>
-      </w:pPr>
-      <w:r>
-        <w:t>Ограничение количества попыток входа с одного IP, предотвращающее атаки подбора.</w:t>
-      </w:r>
-    </w:p>
-    <w:p>
-      <w:pPr>
-        <w:pStyle w:val="af9"/>
-        <w:numPr>
-          <w:ilvl w:val="0"/>
-          <w:numId w:val="7"/>
-        </w:numPr>
-        <w:ind w:left="0" w:firstLine="709"/>
-      </w:pPr>
-      <w:r>
-        <w:t>Разграничение доступа к аналитике: полный отчёт доступен только организатору сессии, участники получают только свои данные.</w:t>
-      </w:r>
-    </w:p>
-    <w:p>
-      <w:pPr>
-        <w:pStyle w:val="af9"/>
-        <w:numPr>
-          <w:ilvl w:val="0"/>
-          <w:numId w:val="7"/>
-        </w:numPr>
-        <w:ind w:left="0" w:firstLine="709"/>
-      </w:pPr>
-      <w:r>
-        <w:t xml:space="preserve">В продакшн-окружении предполагается использование HTTPS/WSS, строгих CORS-правил и безопасных </w:t>
-      </w:r>
-      <w:proofErr w:type="spellStart"/>
-      <w:r>
-        <w:t>cookie</w:t>
-      </w:r>
-      <w:proofErr w:type="spellEnd"/>
-      <w:r>
-        <w:t xml:space="preserve"> для токенов обновления.</w:t>
-      </w:r>
-    </w:p>
-    <w:p>
-      <w:pPr>
-        <w:pStyle w:val="2"/>
-        <w:contextualSpacing/>
-      </w:pPr>
-      <w:bookmarkStart w:id="25" w:name="_Toc229297464"/>
-      <w:r>
-        <w:t xml:space="preserve">Модуль захвата и передачи </w:t>
-      </w:r>
-      <w:proofErr w:type="spellStart"/>
-      <w:r>
-        <w:t>медиапотоков</w:t>
-      </w:r>
-      <w:bookmarkEnd w:id="25"/>
-      <w:proofErr w:type="spellEnd"/>
-    </w:p>
-    <w:p>
-      <w:pPr>
-        <w:contextualSpacing/>
-      </w:pPr>
-      <w:r>
-        <w:t xml:space="preserve">Захват </w:t>
-      </w:r>
-      <w:proofErr w:type="spellStart"/>
-      <w:r>
-        <w:t>медиаданных</w:t>
-      </w:r>
-      <w:proofErr w:type="spellEnd"/>
-      <w:r>
-        <w:t xml:space="preserve"> на стороне клиента реализован через нативные браузерные API без использования сторонних плагинов.</w:t>
-      </w:r>
-    </w:p>
-    <w:p>
-      <w:pPr>
-        <w:pStyle w:val="af9"/>
-        <w:numPr>
-          <w:ilvl w:val="0"/>
-          <w:numId w:val="7"/>
-        </w:numPr>
-        <w:ind w:left="0" w:firstLine="709"/>
-      </w:pPr>
-      <w:r>
-        <w:t xml:space="preserve">Аудио: создаётся компонент записи исключительно для аудиодорожки микрофона. Для корректного декодирования на стороне сервера применяется стратегия кумулятивного накопления </w:t>
-      </w:r>
-      <w:proofErr w:type="spellStart"/>
-      <w:r>
-        <w:t>чанков</w:t>
-      </w:r>
-      <w:proofErr w:type="spellEnd"/>
-      <w:r>
-        <w:t xml:space="preserve">: вместо отправки изолированных фрагментов система формирует непрерывный буфер, содержащий инициализирующий сегмент и последующие кластеры. Буфер кодируется в Base64 и отправляется по </w:t>
-      </w:r>
-      <w:proofErr w:type="spellStart"/>
-      <w:r>
-        <w:t>WebSocket</w:t>
-      </w:r>
-      <w:proofErr w:type="spellEnd"/>
-      <w:r>
-        <w:t xml:space="preserve"> с заданным интервалом или по достижению лимита размера.</w:t>
-      </w:r>
-    </w:p>
-    <w:p>
-      <w:pPr>
-        <w:pStyle w:val="af9"/>
-        <w:numPr>
-          <w:ilvl w:val="0"/>
-          <w:numId w:val="7"/>
-        </w:numPr>
-        <w:ind w:left="0" w:firstLine="709"/>
-      </w:pPr>
-      <w:r>
-        <w:t xml:space="preserve">Видео: кадры для анализа лица захватываются с </w:t>
-      </w:r>
-      <w:proofErr w:type="spellStart"/>
-      <w:r>
-        <w:t>видеоэлемента</w:t>
-      </w:r>
-      <w:proofErr w:type="spellEnd"/>
-      <w:r>
-        <w:t xml:space="preserve"> через </w:t>
-      </w:r>
-      <w:proofErr w:type="spellStart"/>
-      <w:r>
-        <w:t>canvas</w:t>
-      </w:r>
-      <w:proofErr w:type="spellEnd"/>
-      <w:r>
-        <w:t xml:space="preserve"> с фиксированным интервалом. Изображение конвертируется в JPEG Base64 и передаётся типом «кадр». Такой подход балансирует между частотой обновления аналитики и пропускной способностью канала.</w:t>
-      </w:r>
-    </w:p>
-    <w:p>
-      <w:pPr>
-        <w:pStyle w:val="af9"/>
-        <w:numPr>
-          <w:ilvl w:val="0"/>
-          <w:numId w:val="7"/>
-        </w:numPr>
-        <w:ind w:left="0" w:firstLine="709"/>
-      </w:pPr>
-      <w:r>
-        <w:t>Управление ресурсами</w:t>
-      </w:r>
-      <w:proofErr w:type="gramStart"/>
-      <w:r>
-        <w:t>: При</w:t>
-      </w:r>
-      <w:proofErr w:type="gramEnd"/>
-      <w:r>
-        <w:t xml:space="preserve"> смене потока, потере фокуса вкладки или завершении встречи компоненты записи корректно останавливаются и освобождаются, что предотвращает утечки памяти и фоновую загрузку ЦП.</w:t>
-      </w:r>
-    </w:p>
-    <w:p>
-      <w:pPr>
-        <w:pStyle w:val="2"/>
-        <w:contextualSpacing/>
-      </w:pPr>
-      <w:bookmarkStart w:id="26" w:name="_Toc229297465"/>
-      <w:r>
-        <w:lastRenderedPageBreak/>
-        <w:t>Модуль искусственного интеллекта и мультимодального анализа</w:t>
-      </w:r>
-      <w:bookmarkEnd w:id="26"/>
-    </w:p>
-    <w:p>
-      <w:pPr>
-        <w:contextualSpacing/>
-      </w:pPr>
-      <w:r>
-        <w:t xml:space="preserve">Вычислительные задачи ИИ вынесены в отдельный сервис (AI-шлюз) и сервис распознавания речи на языке Python. Шлюз взаимодействует с серверной частью через </w:t>
-      </w:r>
-      <w:proofErr w:type="spellStart"/>
-      <w:r>
-        <w:t>WebSocket</w:t>
-      </w:r>
-      <w:proofErr w:type="spellEnd"/>
-      <w:r>
-        <w:t xml:space="preserve"> и конфигурируется через JSON-файлы с поддержкой горячей перезагрузки.</w:t>
-      </w:r>
-    </w:p>
-    <w:p>
-      <w:pPr>
-        <w:pStyle w:val="3"/>
-        <w:ind w:firstLine="709"/>
-      </w:pPr>
-      <w:r>
-        <w:t>Анализ лица и эмоций</w:t>
-      </w:r>
-    </w:p>
-    <w:p>
-      <w:pPr>
-        <w:contextualSpacing/>
-      </w:pPr>
-      <w:r>
-        <w:t>Теоретические основы детекции лиц и распознавания эмоций</w:t>
-      </w:r>
-    </w:p>
-    <w:p>
-      <w:pPr>
-        <w:contextualSpacing/>
-      </w:pPr>
-      <w:r>
-        <w:t>Задача распознавания эмоций по выражению лица (</w:t>
-      </w:r>
-      <w:proofErr w:type="spellStart"/>
-      <w:r>
-        <w:t>Facial</w:t>
-      </w:r>
-      <w:proofErr w:type="spellEnd"/>
-      <w:r>
-        <w:t xml:space="preserve"> </w:t>
-      </w:r>
-      <w:proofErr w:type="spellStart"/>
-      <w:r>
-        <w:t>Expression</w:t>
-      </w:r>
-      <w:proofErr w:type="spellEnd"/>
-      <w:r>
-        <w:t xml:space="preserve"> </w:t>
-      </w:r>
-      <w:proofErr w:type="spellStart"/>
-      <w:r>
-        <w:t>Recognition</w:t>
-      </w:r>
-      <w:proofErr w:type="spellEnd"/>
-      <w:r>
-        <w:t>, FER) является одной из ключевых в области компьютерного зрения и аффективных вычислений. Современный подход к решению данной задачи включает два основных этапа: детектирование лица и классификацию эмоций.</w:t>
-      </w:r>
-    </w:p>
-    <w:p>
-      <w:pPr>
-        <w:contextualSpacing/>
-      </w:pPr>
-      <w:r>
-        <w:t>Этап 1: Детектирование и выравнивание лица</w:t>
-      </w:r>
-    </w:p>
-    <w:p>
-      <w:pPr>
-        <w:contextualSpacing/>
-      </w:pPr>
-      <w:r>
-        <w:t>Первым шагом является локализация лица на изображении и определение ключевых точек (</w:t>
-      </w:r>
-      <w:proofErr w:type="spellStart"/>
-      <w:r>
-        <w:t>landmarks</w:t>
-      </w:r>
-      <w:proofErr w:type="spellEnd"/>
-      <w:r>
-        <w:t>). Для этого применяются следующие подходы:</w:t>
-      </w:r>
-    </w:p>
-    <w:p>
-      <w:pPr>
-        <w:pStyle w:val="af9"/>
-        <w:numPr>
-          <w:ilvl w:val="0"/>
-          <w:numId w:val="61"/>
-        </w:numPr>
-        <w:ind w:left="0" w:firstLine="709"/>
-      </w:pPr>
-      <w:r>
-        <w:t xml:space="preserve">Active </w:t>
-      </w:r>
-      <w:proofErr w:type="spellStart"/>
-      <w:r>
-        <w:t>Shape</w:t>
-      </w:r>
-      <w:proofErr w:type="spellEnd"/>
-      <w:r>
-        <w:t xml:space="preserve"> </w:t>
-      </w:r>
-      <w:proofErr w:type="spellStart"/>
-      <w:r>
-        <w:t>Models</w:t>
-      </w:r>
-      <w:proofErr w:type="spellEnd"/>
-      <w:r>
-        <w:t xml:space="preserve"> (ASM) и Active </w:t>
-      </w:r>
-      <w:proofErr w:type="spellStart"/>
-      <w:r>
-        <w:t>Appearance</w:t>
-      </w:r>
-      <w:proofErr w:type="spellEnd"/>
-      <w:r>
-        <w:t xml:space="preserve"> </w:t>
-      </w:r>
-      <w:proofErr w:type="spellStart"/>
-      <w:r>
-        <w:t>Models</w:t>
-      </w:r>
-      <w:proofErr w:type="spellEnd"/>
-      <w:r>
-        <w:t xml:space="preserve"> (AAM) – классические статистические методы, которые строят параметрическое представление формы лица на основе обучающей выборки. Эти модели описывают вариации формы и текстуры лица через главные компоненты (PCA) [</w:t>
-      </w:r>
-      <w:proofErr w:type="spellStart"/>
-      <w:r>
-        <w:t>Cootes</w:t>
-      </w:r>
-      <w:proofErr w:type="spellEnd"/>
-      <w:r>
-        <w:t xml:space="preserve"> </w:t>
-      </w:r>
-      <w:proofErr w:type="spellStart"/>
-      <w:r>
-        <w:t>et</w:t>
-      </w:r>
-      <w:proofErr w:type="spellEnd"/>
-      <w:r>
-        <w:t xml:space="preserve"> </w:t>
-      </w:r>
-      <w:proofErr w:type="spellStart"/>
-      <w:r>
-        <w:t>al</w:t>
-      </w:r>
-      <w:proofErr w:type="spellEnd"/>
-      <w:r>
-        <w:t>., 2001].</w:t>
-      </w:r>
-    </w:p>
-    <w:p>
-      <w:pPr>
-        <w:pStyle w:val="af9"/>
-        <w:numPr>
-          <w:ilvl w:val="0"/>
-          <w:numId w:val="61"/>
-        </w:numPr>
-        <w:ind w:left="0" w:firstLine="709"/>
-      </w:pPr>
-      <w:r>
-        <w:t>Современные нейросетевые детекторы:</w:t>
-      </w:r>
-    </w:p>
-    <w:p>
-      <w:pPr>
-        <w:pStyle w:val="af9"/>
-        <w:numPr>
-          <w:ilvl w:val="0"/>
-          <w:numId w:val="7"/>
-        </w:numPr>
-        <w:ind w:left="0" w:firstLine="709"/>
-      </w:pPr>
-      <w:proofErr w:type="spellStart"/>
-      <w:r>
-        <w:t>BlazeFace</w:t>
-      </w:r>
-      <w:proofErr w:type="spellEnd"/>
-      <w:r>
-        <w:t xml:space="preserve"> – легковесная </w:t>
-      </w:r>
-      <w:proofErr w:type="spellStart"/>
-      <w:r>
-        <w:t>свёрточная</w:t>
-      </w:r>
-      <w:proofErr w:type="spellEnd"/>
-      <w:r>
-        <w:t xml:space="preserve"> нейронная сеть, оптимизированная для работы в реальном времени на мобильных устройствах. Использует якорные точки (</w:t>
-      </w:r>
-      <w:proofErr w:type="spellStart"/>
-      <w:r>
-        <w:t>anchors</w:t>
-      </w:r>
-      <w:proofErr w:type="spellEnd"/>
-      <w:r>
-        <w:t>) и предсказывает ограничивающие рамки лиц [</w:t>
-      </w:r>
-      <w:proofErr w:type="spellStart"/>
-      <w:r>
-        <w:t>Bazarevsky</w:t>
-      </w:r>
-      <w:proofErr w:type="spellEnd"/>
-      <w:r>
-        <w:t xml:space="preserve"> </w:t>
-      </w:r>
-      <w:proofErr w:type="spellStart"/>
-      <w:r>
-        <w:t>et</w:t>
-      </w:r>
-      <w:proofErr w:type="spellEnd"/>
-      <w:r>
-        <w:t xml:space="preserve"> </w:t>
-      </w:r>
-      <w:proofErr w:type="spellStart"/>
-      <w:r>
-        <w:t>al</w:t>
-      </w:r>
-      <w:proofErr w:type="spellEnd"/>
-      <w:r>
-        <w:t>., 2019].</w:t>
-      </w:r>
-    </w:p>
-    <w:p>
-      <w:pPr>
-        <w:pStyle w:val="af9"/>
-        <w:numPr>
-          <w:ilvl w:val="0"/>
-          <w:numId w:val="7"/>
-        </w:numPr>
-        <w:ind w:left="0" w:firstLine="709"/>
-      </w:pPr>
-      <w:r>
-        <w:t>MTCNN (Multi-</w:t>
-      </w:r>
-      <w:proofErr w:type="spellStart"/>
-      <w:r>
-        <w:t>task</w:t>
-      </w:r>
-      <w:proofErr w:type="spellEnd"/>
-      <w:r>
-        <w:t xml:space="preserve"> </w:t>
-      </w:r>
-      <w:proofErr w:type="spellStart"/>
-      <w:r>
-        <w:t>Cascaded</w:t>
-      </w:r>
-      <w:proofErr w:type="spellEnd"/>
-      <w:r>
-        <w:t xml:space="preserve"> CNN) – каскадная архитектура из трёх нейронных сетей, которые последовательно уточняют положение лица и определяют 5 ключевых точек (углы глаз, кончик носа, уголки рта).</w:t>
       </w:r>
     </w:p>
     <w:p>
       <w:pPr>
         <w:ind w:firstLine="0"/>
         <w:contextualSpacing/>
-      </w:pPr>
-      <w:r>
+        <w:rPr>
+          <w:lang w:val="en-US"/>
+        </w:rPr>
+      </w:pPr>
+      <w:r>
+        <w:rPr>
+          <w:lang w:val="en-US"/>
+        </w:rPr>
         <w:lastRenderedPageBreak/>
         <w:drawing>
-          <wp:inline distT="0" distB="0" distL="0" distR="0" wp14:anchorId="6F80F7F0" wp14:editId="6A536EFB">
-            <wp:extent cx="5940425" cy="2162810"/>
-            <wp:effectExtent l="0" t="0" r="3175" b="8890"/>
-            <wp:docPr id="5" name="Рисунок 5"/>
+          <wp:inline distT="0" distB="0" distL="0" distR="0" wp14:anchorId="09E13332" wp14:editId="6F02305E">
+            <wp:extent cx="5940425" cy="2934970"/>
+            <wp:effectExtent l="0" t="0" r="3175" b="0"/>
+            <wp:docPr id="7" name="Рисунок 7"/>
             <wp:cNvGraphicFramePr>
               <a:graphicFrameLocks xmlns:a="http://schemas.openxmlformats.org/drawingml/2006/main" noChangeAspect="1"/>
             </wp:cNvGraphicFramePr>
@@ -19844,6 +19223,686 @@
                   <pic:spPr>
                     <a:xfrm>
                       <a:off x="0" y="0"/>
+                      <a:ext cx="5940425" cy="2934970"/>
+                    </a:xfrm>
+                    <a:prstGeom prst="rect">
+                      <a:avLst/>
+                    </a:prstGeom>
+                  </pic:spPr>
+                </pic:pic>
+              </a:graphicData>
+            </a:graphic>
+          </wp:inline>
+        </w:drawing>
+      </w:r>
+    </w:p>
+    <w:p>
+      <w:pPr>
+        <w:pStyle w:val="affc"/>
+      </w:pPr>
+      <w:r>
+        <w:t xml:space="preserve">Рисунок </w:t>
+      </w:r>
+      <w:r>
+        <w:fldChar w:fldCharType="begin"/>
+      </w:r>
+      <w:r>
+        <w:instrText xml:space="preserve"> SEQ Рисунок \* ARABIC </w:instrText>
+      </w:r>
+      <w:r>
+        <w:fldChar w:fldCharType="separate"/>
+      </w:r>
+      <w:r>
+        <w:rPr>
+          <w:noProof/>
+        </w:rPr>
+        <w:t>5</w:t>
+      </w:r>
+      <w:r>
+        <w:fldChar w:fldCharType="end"/>
+      </w:r>
+      <w:r>
+        <w:t>. Архитектура MTCNN</w:t>
+      </w:r>
+    </w:p>
+    <w:p>
+      <w:pPr>
+        <w:pStyle w:val="2"/>
+        <w:contextualSpacing/>
+      </w:pPr>
+      <w:bookmarkStart w:id="23" w:name="_Toc229467891"/>
+      <w:r>
+        <w:t xml:space="preserve">Серверный модуль управления сессиями и </w:t>
+      </w:r>
+      <w:proofErr w:type="spellStart"/>
+      <w:r>
+        <w:t>WebSocket</w:t>
+      </w:r>
+      <w:proofErr w:type="spellEnd"/>
+      <w:r>
+        <w:t>-коммуникации</w:t>
+      </w:r>
+      <w:bookmarkEnd w:id="23"/>
+    </w:p>
+    <w:p>
+      <w:pPr>
+        <w:contextualSpacing/>
+      </w:pPr>
+      <w:r>
+        <w:t xml:space="preserve">Серверная часть написана на языке Go с использованием веб-фреймворка </w:t>
+      </w:r>
+      <w:proofErr w:type="spellStart"/>
+      <w:r>
+        <w:t>Gin</w:t>
+      </w:r>
+      <w:proofErr w:type="spellEnd"/>
+      <w:r>
+        <w:t>. Точка входа выполняет инициализацию подключения к СУБД, настройку CORS, регистрацию промежуточного ПО и маршрутов.</w:t>
+      </w:r>
+    </w:p>
+    <w:p>
+      <w:pPr>
+        <w:contextualSpacing/>
+      </w:pPr>
+      <w:r>
+        <w:t>Особенности реализации:</w:t>
+      </w:r>
+    </w:p>
+    <w:p>
+      <w:pPr>
+        <w:pStyle w:val="af9"/>
+        <w:numPr>
+          <w:ilvl w:val="0"/>
+          <w:numId w:val="7"/>
+        </w:numPr>
+        <w:ind w:left="0" w:firstLine="709"/>
+      </w:pPr>
+      <w:r>
+        <w:t xml:space="preserve">Цепочка </w:t>
+      </w:r>
+      <w:proofErr w:type="spellStart"/>
+      <w:r>
+        <w:t>middleware</w:t>
+      </w:r>
+      <w:proofErr w:type="spellEnd"/>
+      <w:r>
+        <w:t>: восстановление после сбоев → идентификация запроса → логирование доступа → CORS → ограничение попыток входа → проверка аутентификации. Такая последовательность обеспечивает отказоустойчивость, аудит запросов, защиту от подбора паролей и контроль доступа.</w:t>
+      </w:r>
+    </w:p>
+    <w:p>
+      <w:pPr>
+        <w:pStyle w:val="af9"/>
+        <w:numPr>
+          <w:ilvl w:val="0"/>
+          <w:numId w:val="7"/>
+        </w:numPr>
+        <w:ind w:left="0" w:firstLine="709"/>
+      </w:pPr>
+      <w:proofErr w:type="spellStart"/>
+      <w:r>
+        <w:t>WebSocket</w:t>
+      </w:r>
+      <w:proofErr w:type="spellEnd"/>
+      <w:r>
+        <w:t>-хаб управляет пулом соединений по идентификатору сессии. При получении сообщения о присоединении сервер сохраняет метаданные подключения, рассылает событие о новом участнике всем клиентам и отправляет новому участнику текущий список присутствующих.</w:t>
+      </w:r>
+    </w:p>
+    <w:p>
+      <w:pPr>
+        <w:pStyle w:val="af9"/>
+        <w:numPr>
+          <w:ilvl w:val="0"/>
+          <w:numId w:val="7"/>
+        </w:numPr>
+        <w:ind w:left="0" w:firstLine="709"/>
+      </w:pPr>
+      <w:r>
+        <w:t xml:space="preserve">Обработка медиа-событий: сообщения типов «кадр», «аудио», «сообщение чата» маршрутизируются к зарегистрированным обработчикам. События аналитики (текстовый анализ, </w:t>
+      </w:r>
+      <w:proofErr w:type="spellStart"/>
+      <w:r>
+        <w:t>аудиоанализ</w:t>
+      </w:r>
+      <w:proofErr w:type="spellEnd"/>
+      <w:r>
+        <w:t xml:space="preserve">, анализ лица, эмоции) записываются в таблицу событий и одновременно транслируются клиентам. </w:t>
+      </w:r>
+      <w:r>
+        <w:lastRenderedPageBreak/>
+        <w:t xml:space="preserve">Отладочные сообщения не сохраняются в БД, а сразу передаются по </w:t>
+      </w:r>
+      <w:proofErr w:type="spellStart"/>
+      <w:r>
+        <w:t>WebSocket</w:t>
+      </w:r>
+      <w:proofErr w:type="spellEnd"/>
+      <w:r>
+        <w:t xml:space="preserve"> для снижения нагрузки на дисковую подсистему.</w:t>
+      </w:r>
+    </w:p>
+    <w:p>
+      <w:pPr>
+        <w:pStyle w:val="af9"/>
+        <w:numPr>
+          <w:ilvl w:val="0"/>
+          <w:numId w:val="7"/>
+        </w:numPr>
+        <w:ind w:left="0" w:firstLine="709"/>
+      </w:pPr>
+      <w:r>
+        <w:t>REST-модули: здоровье системы, аутентификация, сессии, аналитика, отчёты реализуют CRUD-операции, валидацию прав доступа и выдачу агрегированных данных.</w:t>
+      </w:r>
+    </w:p>
+    <w:p>
+      <w:pPr>
+        <w:pStyle w:val="2"/>
+        <w:contextualSpacing/>
+      </w:pPr>
+      <w:bookmarkStart w:id="24" w:name="_Toc229467892"/>
+      <w:r>
+        <w:t>Модуль аутентификации и обеспечения безопасности</w:t>
+      </w:r>
+      <w:bookmarkEnd w:id="24"/>
+    </w:p>
+    <w:p>
+      <w:pPr>
+        <w:contextualSpacing/>
+      </w:pPr>
+      <w:r>
+        <w:t xml:space="preserve">Подсистема безопасности построена на основе </w:t>
+      </w:r>
+      <w:proofErr w:type="spellStart"/>
+      <w:r>
+        <w:t>stateless</w:t>
+      </w:r>
+      <w:proofErr w:type="spellEnd"/>
+      <w:r>
+        <w:t xml:space="preserve">-архитектуры с использованием JWT (JSON Web </w:t>
+      </w:r>
+      <w:proofErr w:type="spellStart"/>
+      <w:r>
+        <w:t>Tokens</w:t>
+      </w:r>
+      <w:proofErr w:type="spellEnd"/>
+      <w:r>
+        <w:t>). Процесс аутентификации включает:</w:t>
+      </w:r>
+    </w:p>
+    <w:p>
+      <w:pPr>
+        <w:pStyle w:val="af9"/>
+        <w:numPr>
+          <w:ilvl w:val="0"/>
+          <w:numId w:val="64"/>
+        </w:numPr>
+        <w:ind w:left="0" w:firstLine="709"/>
+      </w:pPr>
+      <w:r>
+        <w:t xml:space="preserve">Проверку учётных данных через запрос входа с валидацией </w:t>
+      </w:r>
+      <w:proofErr w:type="spellStart"/>
+      <w:r>
+        <w:t>хеша</w:t>
+      </w:r>
+      <w:proofErr w:type="spellEnd"/>
+      <w:r>
+        <w:t xml:space="preserve"> пароля.</w:t>
+      </w:r>
+    </w:p>
+    <w:p>
+      <w:pPr>
+        <w:pStyle w:val="af9"/>
+        <w:numPr>
+          <w:ilvl w:val="0"/>
+          <w:numId w:val="64"/>
+        </w:numPr>
+        <w:ind w:left="0" w:firstLine="709"/>
+      </w:pPr>
+      <w:r>
+        <w:t>Выдачу пары токенов: короткоживущего токена доступа (для авторизации запросов) и долгоживущего токена обновления (хранится в БД с возможностью ротации и принудительной отмены).</w:t>
+      </w:r>
+    </w:p>
+    <w:p>
+      <w:pPr>
+        <w:pStyle w:val="af9"/>
+        <w:numPr>
+          <w:ilvl w:val="0"/>
+          <w:numId w:val="64"/>
+        </w:numPr>
+        <w:ind w:left="0" w:firstLine="709"/>
+      </w:pPr>
+      <w:r>
+        <w:t>Обновление сессии через запрос обновления с проверкой валидности и отзывом старого токена.</w:t>
+      </w:r>
+    </w:p>
+    <w:p>
+      <w:pPr>
+        <w:contextualSpacing/>
+      </w:pPr>
+      <w:r>
+        <w:t>Дополнительные механизмы защиты:</w:t>
+      </w:r>
+    </w:p>
+    <w:p>
+      <w:pPr>
+        <w:pStyle w:val="af9"/>
+        <w:numPr>
+          <w:ilvl w:val="0"/>
+          <w:numId w:val="7"/>
+        </w:numPr>
+        <w:ind w:left="0" w:firstLine="709"/>
+      </w:pPr>
+      <w:r>
+        <w:t>Ограничение количества попыток входа с одного IP, предотвращающее атаки подбора.</w:t>
+      </w:r>
+    </w:p>
+    <w:p>
+      <w:pPr>
+        <w:pStyle w:val="af9"/>
+        <w:numPr>
+          <w:ilvl w:val="0"/>
+          <w:numId w:val="7"/>
+        </w:numPr>
+        <w:ind w:left="0" w:firstLine="709"/>
+      </w:pPr>
+      <w:r>
+        <w:t>Разграничение доступа к аналитике: полный отчёт доступен только организатору сессии, участники получают только свои данные.</w:t>
+      </w:r>
+    </w:p>
+    <w:p>
+      <w:pPr>
+        <w:pStyle w:val="af9"/>
+        <w:numPr>
+          <w:ilvl w:val="0"/>
+          <w:numId w:val="7"/>
+        </w:numPr>
+        <w:ind w:left="0" w:firstLine="709"/>
+      </w:pPr>
+      <w:r>
+        <w:t xml:space="preserve">В продакшн-окружении предполагается использование HTTPS/WSS, строгих CORS-правил и безопасных </w:t>
+      </w:r>
+      <w:proofErr w:type="spellStart"/>
+      <w:r>
+        <w:t>cookie</w:t>
+      </w:r>
+      <w:proofErr w:type="spellEnd"/>
+      <w:r>
+        <w:t xml:space="preserve"> для токенов обновления.</w:t>
+      </w:r>
+    </w:p>
+    <w:p>
+      <w:pPr>
+        <w:pStyle w:val="2"/>
+        <w:contextualSpacing/>
+      </w:pPr>
+      <w:bookmarkStart w:id="25" w:name="_Toc229467893"/>
+      <w:r>
+        <w:t xml:space="preserve">Модуль захвата и передачи </w:t>
+      </w:r>
+      <w:proofErr w:type="spellStart"/>
+      <w:r>
+        <w:t>медиапотоков</w:t>
+      </w:r>
+      <w:bookmarkEnd w:id="25"/>
+      <w:proofErr w:type="spellEnd"/>
+    </w:p>
+    <w:p>
+      <w:pPr>
+        <w:contextualSpacing/>
+      </w:pPr>
+      <w:r>
+        <w:t xml:space="preserve">Захват </w:t>
+      </w:r>
+      <w:proofErr w:type="spellStart"/>
+      <w:r>
+        <w:t>медиаданных</w:t>
+      </w:r>
+      <w:proofErr w:type="spellEnd"/>
+      <w:r>
+        <w:t xml:space="preserve"> на стороне клиента реализован через нативные браузерные API без использования сторонних плагинов.</w:t>
+      </w:r>
+    </w:p>
+    <w:p>
+      <w:pPr>
+        <w:pStyle w:val="af9"/>
+        <w:numPr>
+          <w:ilvl w:val="0"/>
+          <w:numId w:val="7"/>
+        </w:numPr>
+        <w:ind w:left="0" w:firstLine="709"/>
+      </w:pPr>
+      <w:r>
+        <w:t xml:space="preserve">Аудио: создаётся компонент записи исключительно для аудиодорожки микрофона. Для корректного декодирования на стороне сервера применяется стратегия кумулятивного накопления </w:t>
+      </w:r>
+      <w:proofErr w:type="spellStart"/>
+      <w:r>
+        <w:t>чанков</w:t>
+      </w:r>
+      <w:proofErr w:type="spellEnd"/>
+      <w:r>
+        <w:t xml:space="preserve">: вместо отправки изолированных фрагментов система формирует непрерывный </w:t>
+      </w:r>
+      <w:r>
+        <w:lastRenderedPageBreak/>
+        <w:t xml:space="preserve">буфер, содержащий инициализирующий сегмент и последующие кластеры. Буфер кодируется в Base64 и отправляется по </w:t>
+      </w:r>
+      <w:proofErr w:type="spellStart"/>
+      <w:r>
+        <w:t>WebSocket</w:t>
+      </w:r>
+      <w:proofErr w:type="spellEnd"/>
+      <w:r>
+        <w:t xml:space="preserve"> с заданным интервалом или по достижению лимита размера.</w:t>
+      </w:r>
+    </w:p>
+    <w:p>
+      <w:pPr>
+        <w:pStyle w:val="af9"/>
+        <w:numPr>
+          <w:ilvl w:val="0"/>
+          <w:numId w:val="7"/>
+        </w:numPr>
+        <w:ind w:left="0" w:firstLine="709"/>
+      </w:pPr>
+      <w:r>
+        <w:t xml:space="preserve">Видео: кадры для анализа лица захватываются с </w:t>
+      </w:r>
+      <w:proofErr w:type="spellStart"/>
+      <w:r>
+        <w:t>видеоэлемента</w:t>
+      </w:r>
+      <w:proofErr w:type="spellEnd"/>
+      <w:r>
+        <w:t xml:space="preserve"> через </w:t>
+      </w:r>
+      <w:proofErr w:type="spellStart"/>
+      <w:r>
+        <w:t>canvas</w:t>
+      </w:r>
+      <w:proofErr w:type="spellEnd"/>
+      <w:r>
+        <w:t xml:space="preserve"> с фиксированным интервалом. Изображение конвертируется в JPEG Base64 и передаётся типом «кадр». Такой подход балансирует между частотой обновления аналитики и пропускной способностью канала.</w:t>
+      </w:r>
+    </w:p>
+    <w:p>
+      <w:pPr>
+        <w:pStyle w:val="af9"/>
+        <w:numPr>
+          <w:ilvl w:val="0"/>
+          <w:numId w:val="7"/>
+        </w:numPr>
+        <w:ind w:left="0" w:firstLine="709"/>
+      </w:pPr>
+      <w:r>
+        <w:t>Управление ресурсами</w:t>
+      </w:r>
+      <w:proofErr w:type="gramStart"/>
+      <w:r>
+        <w:t>: При</w:t>
+      </w:r>
+      <w:proofErr w:type="gramEnd"/>
+      <w:r>
+        <w:t xml:space="preserve"> смене потока, потере фокуса вкладки или завершении встречи компоненты записи корректно останавливаются и освобождаются, что предотвращает утечки памяти и фоновую загрузку ЦП.</w:t>
+      </w:r>
+    </w:p>
+    <w:p>
+      <w:pPr>
+        <w:pStyle w:val="2"/>
+        <w:contextualSpacing/>
+      </w:pPr>
+      <w:bookmarkStart w:id="26" w:name="_Toc229467894"/>
+      <w:r>
+        <w:t>Модуль искусственного интеллекта и мультимодального анализа</w:t>
+      </w:r>
+      <w:bookmarkEnd w:id="26"/>
+    </w:p>
+    <w:p>
+      <w:pPr>
+        <w:contextualSpacing/>
+      </w:pPr>
+      <w:r>
+        <w:t xml:space="preserve">Вычислительные задачи ИИ вынесены в отдельный сервис (AI-шлюз) и сервис распознавания речи на языке Python. Шлюз взаимодействует с серверной частью через </w:t>
+      </w:r>
+      <w:proofErr w:type="spellStart"/>
+      <w:r>
+        <w:t>WebSocket</w:t>
+      </w:r>
+      <w:proofErr w:type="spellEnd"/>
+      <w:r>
+        <w:t xml:space="preserve"> и конфигурируется через JSON-файлы с поддержкой горячей перезагрузки.</w:t>
+      </w:r>
+    </w:p>
+    <w:p>
+      <w:pPr>
+        <w:pStyle w:val="3"/>
+        <w:ind w:firstLine="709"/>
+      </w:pPr>
+      <w:r>
+        <w:t>Анализ лица и эмоций</w:t>
+      </w:r>
+    </w:p>
+    <w:p>
+      <w:pPr>
+        <w:contextualSpacing/>
+      </w:pPr>
+      <w:r>
+        <w:t>Теоретические основы детекции лиц и распознавания эмоций</w:t>
+      </w:r>
+    </w:p>
+    <w:p>
+      <w:pPr>
+        <w:contextualSpacing/>
+      </w:pPr>
+      <w:r>
+        <w:t>Задача распознавания эмоций по выражению лица (</w:t>
+      </w:r>
+      <w:proofErr w:type="spellStart"/>
+      <w:r>
+        <w:t>Facial</w:t>
+      </w:r>
+      <w:proofErr w:type="spellEnd"/>
+      <w:r>
+        <w:t xml:space="preserve"> </w:t>
+      </w:r>
+      <w:proofErr w:type="spellStart"/>
+      <w:r>
+        <w:t>Expression</w:t>
+      </w:r>
+      <w:proofErr w:type="spellEnd"/>
+      <w:r>
+        <w:t xml:space="preserve"> </w:t>
+      </w:r>
+      <w:proofErr w:type="spellStart"/>
+      <w:r>
+        <w:t>Recognition</w:t>
+      </w:r>
+      <w:proofErr w:type="spellEnd"/>
+      <w:r>
+        <w:t>, FER) является одной из ключевых в области компьютерного зрения и аффективных вычислений. Современный подход к решению данной задачи включает два основных этапа: детектирование лица и классификацию эмоций.</w:t>
+      </w:r>
+    </w:p>
+    <w:p>
+      <w:pPr>
+        <w:contextualSpacing/>
+      </w:pPr>
+      <w:r>
+        <w:t>Этап 1: Детектирование и выравнивание лица</w:t>
+      </w:r>
+    </w:p>
+    <w:p>
+      <w:pPr>
+        <w:contextualSpacing/>
+      </w:pPr>
+      <w:r>
+        <w:t>Первым шагом является локализация лица на изображении и определение ключевых точек (</w:t>
+      </w:r>
+      <w:proofErr w:type="spellStart"/>
+      <w:r>
+        <w:t>landmarks</w:t>
+      </w:r>
+      <w:proofErr w:type="spellEnd"/>
+      <w:r>
+        <w:t>). Для этого применяются следующие подходы:</w:t>
+      </w:r>
+    </w:p>
+    <w:p>
+      <w:pPr>
+        <w:pStyle w:val="af9"/>
+        <w:numPr>
+          <w:ilvl w:val="0"/>
+          <w:numId w:val="61"/>
+        </w:numPr>
+        <w:ind w:left="0" w:firstLine="709"/>
+      </w:pPr>
+      <w:r>
+        <w:t xml:space="preserve">Active </w:t>
+      </w:r>
+      <w:proofErr w:type="spellStart"/>
+      <w:r>
+        <w:t>Shape</w:t>
+      </w:r>
+      <w:proofErr w:type="spellEnd"/>
+      <w:r>
+        <w:t xml:space="preserve"> </w:t>
+      </w:r>
+      <w:proofErr w:type="spellStart"/>
+      <w:r>
+        <w:t>Models</w:t>
+      </w:r>
+      <w:proofErr w:type="spellEnd"/>
+      <w:r>
+        <w:t xml:space="preserve"> (ASM) и Active </w:t>
+      </w:r>
+      <w:proofErr w:type="spellStart"/>
+      <w:r>
+        <w:t>Appearance</w:t>
+      </w:r>
+      <w:proofErr w:type="spellEnd"/>
+      <w:r>
+        <w:t xml:space="preserve"> </w:t>
+      </w:r>
+      <w:proofErr w:type="spellStart"/>
+      <w:r>
+        <w:t>Models</w:t>
+      </w:r>
+      <w:proofErr w:type="spellEnd"/>
+      <w:r>
+        <w:t xml:space="preserve"> (AAM) – классические статистические методы, которые строят параметрическое представление формы лица на основе обучающей выборки. Эти модели </w:t>
+      </w:r>
+      <w:r>
+        <w:lastRenderedPageBreak/>
+        <w:t>описывают вариации формы и текстуры лица через главные компоненты (PCA).</w:t>
+      </w:r>
+    </w:p>
+    <w:p>
+      <w:pPr>
+        <w:pStyle w:val="af9"/>
+        <w:numPr>
+          <w:ilvl w:val="0"/>
+          <w:numId w:val="61"/>
+        </w:numPr>
+        <w:ind w:left="0" w:firstLine="709"/>
+      </w:pPr>
+      <w:r>
+        <w:t>Современные нейросетевые детекторы:</w:t>
+      </w:r>
+    </w:p>
+    <w:p>
+      <w:pPr>
+        <w:pStyle w:val="af9"/>
+        <w:numPr>
+          <w:ilvl w:val="0"/>
+          <w:numId w:val="7"/>
+        </w:numPr>
+        <w:ind w:left="0" w:firstLine="709"/>
+      </w:pPr>
+      <w:proofErr w:type="spellStart"/>
+      <w:r>
+        <w:t>BlazeFace</w:t>
+      </w:r>
+      <w:proofErr w:type="spellEnd"/>
+      <w:r>
+        <w:t xml:space="preserve"> – легковесная </w:t>
+      </w:r>
+      <w:proofErr w:type="spellStart"/>
+      <w:r>
+        <w:t>свёрточная</w:t>
+      </w:r>
+      <w:proofErr w:type="spellEnd"/>
+      <w:r>
+        <w:t xml:space="preserve"> нейронная сеть, оптимизированная для работы в реальном времени на мобильных устройствах. Использует якорные точки (</w:t>
+      </w:r>
+      <w:proofErr w:type="spellStart"/>
+      <w:r>
+        <w:t>anchors</w:t>
+      </w:r>
+      <w:proofErr w:type="spellEnd"/>
+      <w:r>
+        <w:t>) и предсказывает ограничивающие рамки лиц.</w:t>
+      </w:r>
+    </w:p>
+    <w:p>
+      <w:pPr>
+        <w:pStyle w:val="af9"/>
+        <w:numPr>
+          <w:ilvl w:val="0"/>
+          <w:numId w:val="7"/>
+        </w:numPr>
+        <w:ind w:left="0" w:firstLine="709"/>
+      </w:pPr>
+      <w:r>
+        <w:t>MTCNN (Multi-</w:t>
+      </w:r>
+      <w:proofErr w:type="spellStart"/>
+      <w:r>
+        <w:t>task</w:t>
+      </w:r>
+      <w:proofErr w:type="spellEnd"/>
+      <w:r>
+        <w:t xml:space="preserve"> </w:t>
+      </w:r>
+      <w:proofErr w:type="spellStart"/>
+      <w:r>
+        <w:t>Cascaded</w:t>
+      </w:r>
+      <w:proofErr w:type="spellEnd"/>
+      <w:r>
+        <w:t xml:space="preserve"> CNN) – каскадная архитектура из трёх нейронных сетей, которые последовательно уточняют положение лица и определяют 5 ключевых точек (углы глаз, кончик носа, уголки рта).</w:t>
+      </w:r>
+    </w:p>
+    <w:p>
+      <w:pPr>
+        <w:ind w:firstLine="0"/>
+        <w:contextualSpacing/>
+      </w:pPr>
+      <w:r>
+        <w:rPr>
+          <w:noProof/>
+        </w:rPr>
+        <w:drawing>
+          <wp:inline distT="0" distB="0" distL="0" distR="0" wp14:anchorId="6F80F7F0" wp14:editId="6A536EFB">
+            <wp:extent cx="5940425" cy="2162810"/>
+            <wp:effectExtent l="0" t="0" r="3175" b="8890"/>
+            <wp:docPr id="5" name="Рисунок 5"/>
+            <wp:cNvGraphicFramePr>
+              <a:graphicFrameLocks xmlns:a="http://schemas.openxmlformats.org/drawingml/2006/main" noChangeAspect="1"/>
+            </wp:cNvGraphicFramePr>
+            <a:graphic xmlns:a="http://schemas.openxmlformats.org/drawingml/2006/main">
+              <a:graphicData uri="http://schemas.openxmlformats.org/drawingml/2006/picture">
+                <pic:pic xmlns:pic="http://schemas.openxmlformats.org/drawingml/2006/picture">
+                  <pic:nvPicPr>
+                    <pic:cNvPr id="1" name=""/>
+                    <pic:cNvPicPr/>
+                  </pic:nvPicPr>
+                  <pic:blipFill>
+                    <a:blip r:embed="rId15"/>
+                    <a:stretch>
+                      <a:fillRect/>
+                    </a:stretch>
+                  </pic:blipFill>
+                  <pic:spPr>
+                    <a:xfrm>
+                      <a:off x="0" y="0"/>
                       <a:ext cx="5940425" cy="2162810"/>
                     </a:xfrm>
                     <a:prstGeom prst="rect">
@@ -19877,7 +19936,7 @@
         <w:rPr>
           <w:noProof/>
         </w:rPr>
-        <w:t>5</w:t>
+        <w:t>6</w:t>
       </w:r>
       <w:r>
         <w:fldChar w:fldCharType="end"/>
@@ -19976,6 +20035,7 @@
         <w:ind w:left="0" w:firstLine="709"/>
       </w:pPr>
       <w:r>
+        <w:lastRenderedPageBreak/>
         <w:t xml:space="preserve">Facenet512 – архитектура, использующая </w:t>
       </w:r>
       <w:proofErr w:type="spellStart"/>
@@ -20013,7 +20073,6 @@
         <w:t xml:space="preserve"> – семейство сетей, оптимизированных по соотношению точности и вычислительной сложности.</w:t>
       </w:r>
     </w:p>
-    <w:p/>
     <w:p>
       <w:pPr>
         <w:ind w:firstLine="0"/>
@@ -20022,7 +20081,6 @@
         <w:rPr>
           <w:noProof/>
         </w:rPr>
-        <w:lastRenderedPageBreak/>
         <w:drawing>
           <wp:inline distT="0" distB="0" distL="0" distR="0" wp14:anchorId="2087B532" wp14:editId="61451B51">
             <wp:extent cx="5940425" cy="1565910"/>
@@ -20041,7 +20099,7 @@
                     </pic:cNvPicPr>
                   </pic:nvPicPr>
                   <pic:blipFill>
-                    <a:blip r:embed="rId15">
+                    <a:blip r:embed="rId16">
                       <a:extLst>
                         <a:ext uri="{28A0092B-C50C-407E-A947-70E740481C1C}">
                           <a14:useLocalDpi xmlns:a14="http://schemas.microsoft.com/office/drawing/2010/main" val="0"/>
@@ -20093,7 +20151,7 @@
         <w:rPr>
           <w:noProof/>
         </w:rPr>
-        <w:t>6</w:t>
+        <w:t>7</w:t>
       </w:r>
       <w:r>
         <w:fldChar w:fldCharType="end"/>
@@ -20104,7 +20162,8 @@
     </w:p>
     <w:p>
       <w:pPr>
-        <w:contextualSpacing/>
+        <w:pStyle w:val="3"/>
+        <w:ind w:firstLine="709"/>
       </w:pPr>
       <w:r>
         <w:t xml:space="preserve">Модель </w:t>
@@ -20234,6 +20293,7 @@
         <w:rPr>
           <w:noProof/>
         </w:rPr>
+        <w:lastRenderedPageBreak/>
         <w:drawing>
           <wp:inline distT="0" distB="0" distL="0" distR="0" wp14:anchorId="1C5F5CB1" wp14:editId="5D0C34FB">
             <wp:extent cx="5940425" cy="3256280"/>
@@ -20252,7 +20312,7 @@
                     </pic:cNvPicPr>
                   </pic:nvPicPr>
                   <pic:blipFill>
-                    <a:blip r:embed="rId16">
+                    <a:blip r:embed="rId17">
                       <a:extLst>
                         <a:ext uri="{28A0092B-C50C-407E-A947-70E740481C1C}">
                           <a14:useLocalDpi xmlns:a14="http://schemas.microsoft.com/office/drawing/2010/main" val="0"/>
@@ -20304,7 +20364,7 @@
         <w:rPr>
           <w:noProof/>
         </w:rPr>
-        <w:t>6</w:t>
+        <w:t>8</w:t>
       </w:r>
       <w:r>
         <w:fldChar w:fldCharType="end"/>
@@ -20334,7 +20394,6 @@
         <w:contextualSpacing/>
       </w:pPr>
       <w:r>
-        <w:lastRenderedPageBreak/>
         <w:t>Классификация базовых эмоций</w:t>
       </w:r>
     </w:p>
@@ -20477,242 +20536,15 @@
         <w:ind w:firstLine="0"/>
       </w:pPr>
       <w:r>
+        <w:rPr>
+          <w:noProof/>
+        </w:rPr>
+        <w:lastRenderedPageBreak/>
         <w:drawing>
           <wp:inline distT="0" distB="0" distL="0" distR="0" wp14:anchorId="4FB9676B" wp14:editId="0110310B">
             <wp:extent cx="5940425" cy="3619500"/>
             <wp:effectExtent l="0" t="0" r="3175" b="0"/>
             <wp:docPr id="8" name="Рисунок 8"/>
-            <wp:cNvGraphicFramePr>
-              <a:graphicFrameLocks xmlns:a="http://schemas.openxmlformats.org/drawingml/2006/main" noChangeAspect="1"/>
-            </wp:cNvGraphicFramePr>
-            <a:graphic xmlns:a="http://schemas.openxmlformats.org/drawingml/2006/main">
-              <a:graphicData uri="http://schemas.openxmlformats.org/drawingml/2006/picture">
-                <pic:pic xmlns:pic="http://schemas.openxmlformats.org/drawingml/2006/picture">
-                  <pic:nvPicPr>
-                    <pic:cNvPr id="1" name=""/>
-                    <pic:cNvPicPr/>
-                  </pic:nvPicPr>
-                  <pic:blipFill>
-                    <a:blip r:embed="rId17"/>
-                    <a:stretch>
-                      <a:fillRect/>
-                    </a:stretch>
-                  </pic:blipFill>
-                  <pic:spPr>
-                    <a:xfrm>
-                      <a:off x="0" y="0"/>
-                      <a:ext cx="5940425" cy="3619500"/>
-                    </a:xfrm>
-                    <a:prstGeom prst="rect">
-                      <a:avLst/>
-                    </a:prstGeom>
-                  </pic:spPr>
-                </pic:pic>
-              </a:graphicData>
-            </a:graphic>
-          </wp:inline>
-        </w:drawing>
-      </w:r>
-    </w:p>
-    <w:p>
-      <w:pPr>
-        <w:ind w:firstLine="0"/>
-        <w:contextualSpacing/>
-        <w:jc w:val="center"/>
-        <w:rPr>
-          <w:rFonts w:eastAsiaTheme="minorHAnsi"/>
-          <w:color w:val="000000" w:themeColor="text1"/>
-          <w:lang w:eastAsia="en-US" w:bidi="he-IL"/>
-        </w:rPr>
-      </w:pPr>
-      <w:r>
-        <w:rPr>
-          <w:rFonts w:eastAsiaTheme="minorHAnsi"/>
-          <w:color w:val="000000" w:themeColor="text1"/>
-          <w:lang w:eastAsia="en-US" w:bidi="he-IL"/>
-        </w:rPr>
-        <w:t xml:space="preserve">Рисунок </w:t>
-      </w:r>
-      <w:r>
-        <w:rPr>
-          <w:rFonts w:eastAsiaTheme="minorHAnsi"/>
-          <w:color w:val="000000" w:themeColor="text1"/>
-          <w:lang w:eastAsia="en-US" w:bidi="he-IL"/>
-        </w:rPr>
-        <w:fldChar w:fldCharType="begin"/>
-      </w:r>
-      <w:r>
-        <w:rPr>
-          <w:rFonts w:eastAsiaTheme="minorHAnsi"/>
-          <w:color w:val="000000" w:themeColor="text1"/>
-          <w:lang w:eastAsia="en-US" w:bidi="he-IL"/>
-        </w:rPr>
-        <w:instrText xml:space="preserve"> SEQ Рисунок \* ARABIC </w:instrText>
-      </w:r>
-      <w:r>
-        <w:rPr>
-          <w:rFonts w:eastAsiaTheme="minorHAnsi"/>
-          <w:color w:val="000000" w:themeColor="text1"/>
-          <w:lang w:eastAsia="en-US" w:bidi="he-IL"/>
-        </w:rPr>
-        <w:fldChar w:fldCharType="separate"/>
-      </w:r>
-      <w:r>
-        <w:rPr>
-          <w:rFonts w:eastAsiaTheme="minorHAnsi"/>
-          <w:noProof/>
-          <w:color w:val="000000" w:themeColor="text1"/>
-          <w:lang w:eastAsia="en-US" w:bidi="he-IL"/>
-        </w:rPr>
-        <w:t>7</w:t>
-      </w:r>
-      <w:r>
-        <w:rPr>
-          <w:rFonts w:eastAsiaTheme="minorHAnsi"/>
-          <w:color w:val="000000" w:themeColor="text1"/>
-          <w:lang w:eastAsia="en-US" w:bidi="he-IL"/>
-        </w:rPr>
-        <w:fldChar w:fldCharType="end"/>
-      </w:r>
-      <w:r>
-        <w:rPr>
-          <w:rFonts w:eastAsiaTheme="minorHAnsi"/>
-          <w:color w:val="000000" w:themeColor="text1"/>
-          <w:lang w:eastAsia="en-US" w:bidi="he-IL"/>
-        </w:rPr>
-        <w:t>. Шесть базовых эмоций по Экману</w:t>
-      </w:r>
-    </w:p>
-    <w:p>
-      <w:pPr>
-        <w:contextualSpacing/>
-      </w:pPr>
-      <w:r>
-        <w:t>Инженерная реализация</w:t>
-      </w:r>
-    </w:p>
-    <w:p>
-      <w:pPr>
-        <w:contextualSpacing/>
-      </w:pPr>
-      <w:r>
-        <w:t xml:space="preserve">Для предотвращения перегрузки ЦП/ГПУ реализован семафор, ограничивающий количество параллельных </w:t>
-      </w:r>
-      <w:proofErr w:type="spellStart"/>
-      <w:r>
-        <w:t>инференсов</w:t>
-      </w:r>
-      <w:proofErr w:type="spellEnd"/>
-      <w:r>
-        <w:t xml:space="preserve"> (по умолчанию 2). Результаты публикуются как события «анализ лица» (сохраняется в БД) и «отладочная информация о лице» (только </w:t>
-      </w:r>
-      <w:proofErr w:type="spellStart"/>
-      <w:r>
-        <w:t>live</w:t>
-      </w:r>
-      <w:proofErr w:type="spellEnd"/>
-      <w:r>
-        <w:t>-трансляция).</w:t>
-      </w:r>
-    </w:p>
-    <w:p>
-      <w:pPr>
-        <w:pStyle w:val="3"/>
-        <w:ind w:firstLine="709"/>
-      </w:pPr>
-      <w:r>
-        <w:lastRenderedPageBreak/>
-        <w:t>Распознавание речи (ASR)</w:t>
-      </w:r>
-    </w:p>
-    <w:p>
-      <w:pPr>
-        <w:contextualSpacing/>
-      </w:pPr>
-      <w:r>
-        <w:t>Теоретические основы автоматического распознавания речи</w:t>
-      </w:r>
-    </w:p>
-    <w:p>
-      <w:pPr>
-        <w:contextualSpacing/>
-        <w:rPr>
-          <w:lang w:val="en-US"/>
-        </w:rPr>
-      </w:pPr>
-      <w:r>
-        <w:t>Автоматическое распознавание речи (</w:t>
-      </w:r>
-      <w:proofErr w:type="spellStart"/>
-      <w:r>
-        <w:t>Automatic</w:t>
-      </w:r>
-      <w:proofErr w:type="spellEnd"/>
-      <w:r>
-        <w:t xml:space="preserve"> </w:t>
-      </w:r>
-      <w:proofErr w:type="spellStart"/>
-      <w:r>
-        <w:t>Speech</w:t>
-      </w:r>
-      <w:proofErr w:type="spellEnd"/>
-      <w:r>
-        <w:t xml:space="preserve"> </w:t>
-      </w:r>
-      <w:proofErr w:type="spellStart"/>
-      <w:r>
-        <w:t>Recognition</w:t>
-      </w:r>
-      <w:proofErr w:type="spellEnd"/>
-      <w:r>
-        <w:t>, ASR) – это технология преобразования акустического сигнала в текстовое представление. Современные ASR-системы основаны на архитектурах глубокого обучения, в частности на трансформерах.</w:t>
-      </w:r>
-    </w:p>
-    <w:p>
-      <w:pPr>
-        <w:contextualSpacing/>
-      </w:pPr>
-      <w:r>
-        <w:t xml:space="preserve">Современные </w:t>
-      </w:r>
-      <w:r>
-        <w:rPr>
-          <w:lang w:val="en-US"/>
-        </w:rPr>
-        <w:t>ASR</w:t>
-      </w:r>
-      <w:r>
-        <w:t xml:space="preserve">-системы основаны на архитектурах глубокого обучения, в частности на трансформерах. Архитектура трансформера включает </w:t>
-      </w:r>
-      <w:proofErr w:type="spellStart"/>
-      <w:r>
-        <w:t>энкодер</w:t>
-      </w:r>
-      <w:proofErr w:type="spellEnd"/>
-      <w:r>
-        <w:t xml:space="preserve"> и декодер, взаимодействующие через механизм внимания (</w:t>
-      </w:r>
-      <w:r>
-        <w:rPr>
-          <w:lang w:val="en-US"/>
-        </w:rPr>
-        <w:t>attention</w:t>
-      </w:r>
-      <w:r>
-        <w:t>), что позволяет эффективно обрабатывать последовательности данных.</w:t>
-      </w:r>
-    </w:p>
-    <w:p>
-      <w:pPr>
-        <w:ind w:firstLine="0"/>
-        <w:jc w:val="center"/>
-      </w:pPr>
-      <w:r>
-        <w:drawing>
-          <wp:inline distT="0" distB="0" distL="0" distR="0" wp14:anchorId="779539E2" wp14:editId="32DA7D33">
-            <wp:extent cx="4248743" cy="5287113"/>
-            <wp:effectExtent l="0" t="0" r="0" b="8890"/>
-            <wp:docPr id="9" name="Рисунок 9"/>
             <wp:cNvGraphicFramePr>
               <a:graphicFrameLocks xmlns:a="http://schemas.openxmlformats.org/drawingml/2006/main" noChangeAspect="1"/>
             </wp:cNvGraphicFramePr>
@@ -20732,7 +20564,7 @@
                   <pic:spPr>
                     <a:xfrm>
                       <a:off x="0" y="0"/>
-                      <a:ext cx="4248743" cy="5287113"/>
+                      <a:ext cx="5940425" cy="3619500"/>
                     </a:xfrm>
                     <a:prstGeom prst="rect">
                       <a:avLst/>
@@ -20747,258 +20579,203 @@
     </w:p>
     <w:p>
       <w:pPr>
-        <w:pStyle w:val="affc"/>
-      </w:pPr>
-      <w:r>
+        <w:ind w:firstLine="0"/>
+        <w:contextualSpacing/>
+        <w:jc w:val="center"/>
+        <w:rPr>
+          <w:rFonts w:eastAsiaTheme="minorHAnsi"/>
+          <w:color w:val="000000" w:themeColor="text1"/>
+          <w:lang w:eastAsia="en-US" w:bidi="he-IL"/>
+        </w:rPr>
+      </w:pPr>
+      <w:r>
+        <w:rPr>
+          <w:rFonts w:eastAsiaTheme="minorHAnsi"/>
+          <w:color w:val="000000" w:themeColor="text1"/>
+          <w:lang w:eastAsia="en-US" w:bidi="he-IL"/>
+        </w:rPr>
         <w:t xml:space="preserve">Рисунок </w:t>
       </w:r>
       <w:r>
+        <w:rPr>
+          <w:rFonts w:eastAsiaTheme="minorHAnsi"/>
+          <w:color w:val="000000" w:themeColor="text1"/>
+          <w:lang w:eastAsia="en-US" w:bidi="he-IL"/>
+        </w:rPr>
         <w:fldChar w:fldCharType="begin"/>
       </w:r>
       <w:r>
+        <w:rPr>
+          <w:rFonts w:eastAsiaTheme="minorHAnsi"/>
+          <w:color w:val="000000" w:themeColor="text1"/>
+          <w:lang w:eastAsia="en-US" w:bidi="he-IL"/>
+        </w:rPr>
         <w:instrText xml:space="preserve"> SEQ Рисунок \* ARABIC </w:instrText>
       </w:r>
       <w:r>
+        <w:rPr>
+          <w:rFonts w:eastAsiaTheme="minorHAnsi"/>
+          <w:color w:val="000000" w:themeColor="text1"/>
+          <w:lang w:eastAsia="en-US" w:bidi="he-IL"/>
+        </w:rPr>
         <w:fldChar w:fldCharType="separate"/>
       </w:r>
       <w:r>
         <w:rPr>
+          <w:rFonts w:eastAsiaTheme="minorHAnsi"/>
           <w:noProof/>
-        </w:rPr>
-        <w:t>8</w:t>
-      </w:r>
-      <w:r>
+          <w:color w:val="000000" w:themeColor="text1"/>
+          <w:lang w:eastAsia="en-US" w:bidi="he-IL"/>
+        </w:rPr>
+        <w:t>9</w:t>
+      </w:r>
+      <w:r>
+        <w:rPr>
+          <w:rFonts w:eastAsiaTheme="minorHAnsi"/>
+          <w:color w:val="000000" w:themeColor="text1"/>
+          <w:lang w:eastAsia="en-US" w:bidi="he-IL"/>
+        </w:rPr>
         <w:fldChar w:fldCharType="end"/>
       </w:r>
       <w:r>
-        <w:t xml:space="preserve">. </w:t>
-      </w:r>
-      <w:r>
-        <w:t xml:space="preserve">Архитектура </w:t>
+        <w:rPr>
+          <w:rFonts w:eastAsiaTheme="minorHAnsi"/>
+          <w:color w:val="000000" w:themeColor="text1"/>
+          <w:lang w:eastAsia="en-US" w:bidi="he-IL"/>
+        </w:rPr>
+        <w:t>. Шесть базовых эмоций по Экману</w:t>
+      </w:r>
+    </w:p>
+    <w:p>
+      <w:pPr>
+        <w:contextualSpacing/>
+      </w:pPr>
+      <w:r>
+        <w:t>Инженерная реализация</w:t>
+      </w:r>
+    </w:p>
+    <w:p>
+      <w:pPr>
+        <w:contextualSpacing/>
+      </w:pPr>
+      <w:r>
+        <w:t xml:space="preserve">Для предотвращения перегрузки ЦП/ГПУ реализован семафор, ограничивающий количество параллельных </w:t>
       </w:r>
       <w:proofErr w:type="spellStart"/>
       <w:r>
-        <w:t>Transformer</w:t>
+        <w:t>инференсов</w:t>
       </w:r>
       <w:proofErr w:type="spellEnd"/>
+      <w:r>
+        <w:t xml:space="preserve">. Результаты публикуются как события «анализ лица» (сохраняется в БД) и «отладочная информация о лице» (только </w:t>
+      </w:r>
+      <w:proofErr w:type="spellStart"/>
+      <w:r>
+        <w:t>live</w:t>
+      </w:r>
+      <w:proofErr w:type="spellEnd"/>
+      <w:r>
+        <w:t>-трансляция).</w:t>
+      </w:r>
+    </w:p>
+    <w:p>
+      <w:pPr>
+        <w:pStyle w:val="3"/>
+        <w:ind w:firstLine="709"/>
+      </w:pPr>
+      <w:r>
+        <w:t>Распознавание речи (ASR)</w:t>
+      </w:r>
     </w:p>
     <w:p>
       <w:pPr>
         <w:contextualSpacing/>
       </w:pPr>
       <w:r>
+        <w:t>Теоретические основы автоматического распознавания речи</w:t>
+      </w:r>
+    </w:p>
+    <w:p>
+      <w:pPr>
+        <w:contextualSpacing/>
+      </w:pPr>
+      <w:r>
+        <w:t>Автоматическое распознавание речи (</w:t>
+      </w:r>
+      <w:proofErr w:type="spellStart"/>
+      <w:r>
+        <w:t>Automatic</w:t>
+      </w:r>
+      <w:proofErr w:type="spellEnd"/>
+      <w:r>
+        <w:t xml:space="preserve"> </w:t>
+      </w:r>
+      <w:proofErr w:type="spellStart"/>
+      <w:r>
+        <w:t>Speech</w:t>
+      </w:r>
+      <w:proofErr w:type="spellEnd"/>
+      <w:r>
+        <w:t xml:space="preserve"> </w:t>
+      </w:r>
+      <w:proofErr w:type="spellStart"/>
+      <w:r>
+        <w:t>Recognition</w:t>
+      </w:r>
+      <w:proofErr w:type="spellEnd"/>
+      <w:r>
+        <w:t>, ASR) – это технология преобразования акустического сигнала в текстовое представление. Современные ASR-системы основаны на архитектурах глубокого обучения, в частности на трансформерах.</w:t>
+      </w:r>
+    </w:p>
+    <w:p>
+      <w:pPr>
+        <w:contextualSpacing/>
+      </w:pPr>
+      <w:r>
+        <w:t xml:space="preserve">Современные </w:t>
+      </w:r>
+      <w:r>
+        <w:rPr>
+          <w:lang w:val="en-US"/>
+        </w:rPr>
+        <w:t>ASR</w:t>
+      </w:r>
+      <w:r>
+        <w:t xml:space="preserve">-системы основаны на архитектурах глубокого обучения, в частности на трансформерах. Архитектура трансформера включает </w:t>
+      </w:r>
+      <w:proofErr w:type="spellStart"/>
+      <w:r>
+        <w:t>энкодер</w:t>
+      </w:r>
+      <w:proofErr w:type="spellEnd"/>
+      <w:r>
+        <w:t xml:space="preserve"> и декодер, взаимодействующие через механизм внимания (</w:t>
+      </w:r>
+      <w:r>
+        <w:rPr>
+          <w:lang w:val="en-US"/>
+        </w:rPr>
+        <w:t>attention</w:t>
+      </w:r>
+      <w:r>
+        <w:t>), что позволяет эффективно обрабатывать последовательности данных.</w:t>
+      </w:r>
+    </w:p>
+    <w:p>
+      <w:pPr>
+        <w:ind w:firstLine="0"/>
+        <w:jc w:val="center"/>
+      </w:pPr>
+      <w:r>
+        <w:rPr>
+          <w:noProof/>
+        </w:rPr>
         <w:lastRenderedPageBreak/>
-        <w:t xml:space="preserve">Архитектура </w:t>
-      </w:r>
-      <w:proofErr w:type="spellStart"/>
-      <w:r>
-        <w:t>Whisper</w:t>
-      </w:r>
-      <w:proofErr w:type="spellEnd"/>
-    </w:p>
-    <w:p>
-      <w:pPr>
-        <w:contextualSpacing/>
-      </w:pPr>
-      <w:r>
-        <w:t xml:space="preserve">В разработанной системе используется модель </w:t>
-      </w:r>
-      <w:proofErr w:type="spellStart"/>
-      <w:r>
-        <w:t>Whisper</w:t>
-      </w:r>
-      <w:proofErr w:type="spellEnd"/>
-      <w:r>
-        <w:t xml:space="preserve"> от OpenAI, которая представляет собой </w:t>
-      </w:r>
-      <w:proofErr w:type="spellStart"/>
-      <w:r>
-        <w:t>encoder-decoder</w:t>
-      </w:r>
-      <w:proofErr w:type="spellEnd"/>
-      <w:r>
-        <w:t xml:space="preserve"> трансформер, обученный на 680 000 часов размеченных аудиоданных. Основные компоненты архитектуры:</w:t>
-      </w:r>
-    </w:p>
-    <w:p>
-      <w:pPr>
-        <w:pStyle w:val="af9"/>
-        <w:numPr>
-          <w:ilvl w:val="0"/>
-          <w:numId w:val="55"/>
-        </w:numPr>
-        <w:ind w:left="0" w:firstLine="709"/>
-      </w:pPr>
-      <w:r>
-        <w:t xml:space="preserve">Предобработка </w:t>
-      </w:r>
-      <w:proofErr w:type="gramStart"/>
-      <w:r>
-        <w:t>аудиосигнала:</w:t>
-      </w:r>
-      <w:r>
-        <w:t>:</w:t>
-      </w:r>
-      <w:proofErr w:type="gramEnd"/>
-      <w:r>
-        <w:t xml:space="preserve"> входной аудиосигнал (16 кГц) разбивается на окна длиной 25 мс с шагом 10 мс. Для каждого окна вычисляется логарифмическая мел-спектрограмма (80 каналов) – представление сигнала в частотной области, имитирующее восприятие человеческого уха.</w:t>
-      </w:r>
-    </w:p>
-    <w:p>
-      <w:pPr>
-        <w:pStyle w:val="af9"/>
-        <w:numPr>
-          <w:ilvl w:val="0"/>
-          <w:numId w:val="55"/>
-        </w:numPr>
-        <w:ind w:left="0" w:firstLine="709"/>
-      </w:pPr>
-      <w:proofErr w:type="spellStart"/>
-      <w:r>
-        <w:t>Энкодер</w:t>
-      </w:r>
-      <w:proofErr w:type="spellEnd"/>
-      <w:r>
-        <w:t xml:space="preserve"> (</w:t>
-      </w:r>
-      <w:proofErr w:type="spellStart"/>
-      <w:r>
-        <w:t>encoder</w:t>
-      </w:r>
-      <w:proofErr w:type="spellEnd"/>
-      <w:r>
-        <w:t>)</w:t>
-      </w:r>
-      <w:r>
-        <w:t xml:space="preserve">: последовательность из N идентичных блоков (для </w:t>
-      </w:r>
-      <w:proofErr w:type="spellStart"/>
-      <w:r>
-        <w:t>Whisper-small</w:t>
-      </w:r>
-      <w:proofErr w:type="spellEnd"/>
-      <w:r>
-        <w:t xml:space="preserve"> N=12), каждый из которых содержит:</w:t>
-      </w:r>
-    </w:p>
-    <w:p>
-      <w:pPr>
-        <w:pStyle w:val="af9"/>
-        <w:numPr>
-          <w:ilvl w:val="0"/>
-          <w:numId w:val="7"/>
-        </w:numPr>
-        <w:ind w:left="0" w:firstLine="709"/>
-      </w:pPr>
-      <w:r>
-        <w:t xml:space="preserve">Механизм </w:t>
-      </w:r>
-      <w:proofErr w:type="spellStart"/>
-      <w:r>
-        <w:t>самовнимания</w:t>
-      </w:r>
-      <w:proofErr w:type="spellEnd"/>
-      <w:r>
-        <w:t xml:space="preserve"> (</w:t>
-      </w:r>
-      <w:proofErr w:type="spellStart"/>
-      <w:r>
-        <w:t>self-attention</w:t>
-      </w:r>
-      <w:proofErr w:type="spellEnd"/>
-      <w:r>
-        <w:t>) – позволяет каждому временному шагу «видеть» все остальные шаги и взвешивать их важность;</w:t>
-      </w:r>
-    </w:p>
-    <w:p>
-      <w:pPr>
-        <w:pStyle w:val="af9"/>
-        <w:numPr>
-          <w:ilvl w:val="0"/>
-          <w:numId w:val="7"/>
-        </w:numPr>
-        <w:ind w:left="0" w:firstLine="709"/>
-      </w:pPr>
-      <w:r>
-        <w:t>Позиционное кодирование – добавление информации о порядке следования кадров;</w:t>
-      </w:r>
-    </w:p>
-    <w:p>
-      <w:pPr>
-        <w:pStyle w:val="af9"/>
-        <w:numPr>
-          <w:ilvl w:val="0"/>
-          <w:numId w:val="7"/>
-        </w:numPr>
-        <w:ind w:left="0" w:firstLine="709"/>
-      </w:pPr>
-      <w:proofErr w:type="spellStart"/>
-      <w:r>
-        <w:t>Полносвязные</w:t>
-      </w:r>
-      <w:proofErr w:type="spellEnd"/>
-      <w:r>
-        <w:t xml:space="preserve"> слои для нелинейной трансформации признаков.</w:t>
-      </w:r>
-    </w:p>
-    <w:p>
-      <w:pPr>
-        <w:pStyle w:val="af9"/>
-        <w:numPr>
-          <w:ilvl w:val="0"/>
-          <w:numId w:val="55"/>
-        </w:numPr>
-        <w:ind w:left="0" w:firstLine="709"/>
-      </w:pPr>
-      <w:r>
-        <w:t>Декодер (</w:t>
-      </w:r>
-      <w:proofErr w:type="spellStart"/>
-      <w:r>
-        <w:t>decoder</w:t>
-      </w:r>
-      <w:proofErr w:type="spellEnd"/>
-      <w:r>
-        <w:t>)</w:t>
-      </w:r>
-      <w:r>
-        <w:t>: аналогичная структура, но с добавлением кросс-внимания (</w:t>
-      </w:r>
-      <w:proofErr w:type="spellStart"/>
-      <w:r>
-        <w:t>cross-attention</w:t>
-      </w:r>
-      <w:proofErr w:type="spellEnd"/>
-      <w:r>
-        <w:t xml:space="preserve">), которое связывает декодер с выходом </w:t>
-      </w:r>
-      <w:proofErr w:type="spellStart"/>
-      <w:r>
-        <w:t>энкодера</w:t>
-      </w:r>
-      <w:proofErr w:type="spellEnd"/>
-      <w:r>
-        <w:t xml:space="preserve">. Декодер генерирует текстовые токены </w:t>
-      </w:r>
-      <w:proofErr w:type="spellStart"/>
-      <w:r>
-        <w:t>авторегрессионно</w:t>
-      </w:r>
-      <w:proofErr w:type="spellEnd"/>
-      <w:r>
-        <w:t xml:space="preserve"> (каждый следующий токен зависит от предыдущих).</w:t>
-      </w:r>
-    </w:p>
-    <w:p>
-      <w:pPr>
-        <w:pStyle w:val="affc"/>
-      </w:pPr>
-      <w:r>
         <w:drawing>
-          <wp:inline distT="0" distB="0" distL="0" distR="0" wp14:anchorId="2B5220E3" wp14:editId="17FE6319">
-            <wp:extent cx="6126539" cy="2753832"/>
-            <wp:effectExtent l="0" t="0" r="7620" b="8890"/>
-            <wp:docPr id="10" name="Рисунок 10"/>
+          <wp:inline distT="0" distB="0" distL="0" distR="0" wp14:anchorId="779539E2" wp14:editId="32DA7D33">
+            <wp:extent cx="4248743" cy="5287113"/>
+            <wp:effectExtent l="0" t="0" r="0" b="8890"/>
+            <wp:docPr id="9" name="Рисунок 9"/>
             <wp:cNvGraphicFramePr>
               <a:graphicFrameLocks xmlns:a="http://schemas.openxmlformats.org/drawingml/2006/main" noChangeAspect="1"/>
             </wp:cNvGraphicFramePr>
@@ -21018,6 +20795,288 @@
                   <pic:spPr>
                     <a:xfrm>
                       <a:off x="0" y="0"/>
+                      <a:ext cx="4248743" cy="5287113"/>
+                    </a:xfrm>
+                    <a:prstGeom prst="rect">
+                      <a:avLst/>
+                    </a:prstGeom>
+                  </pic:spPr>
+                </pic:pic>
+              </a:graphicData>
+            </a:graphic>
+          </wp:inline>
+        </w:drawing>
+      </w:r>
+    </w:p>
+    <w:p>
+      <w:pPr>
+        <w:pStyle w:val="affc"/>
+      </w:pPr>
+      <w:r>
+        <w:t xml:space="preserve">Рисунок </w:t>
+      </w:r>
+      <w:r>
+        <w:fldChar w:fldCharType="begin"/>
+      </w:r>
+      <w:r>
+        <w:instrText xml:space="preserve"> SEQ Рисунок \* ARABIC </w:instrText>
+      </w:r>
+      <w:r>
+        <w:fldChar w:fldCharType="separate"/>
+      </w:r>
+      <w:r>
+        <w:rPr>
+          <w:noProof/>
+        </w:rPr>
+        <w:t>10</w:t>
+      </w:r>
+      <w:r>
+        <w:fldChar w:fldCharType="end"/>
+      </w:r>
+      <w:r>
+        <w:t xml:space="preserve">. </w:t>
+      </w:r>
+      <w:r>
+        <w:t xml:space="preserve">Архитектура </w:t>
+      </w:r>
+      <w:proofErr w:type="spellStart"/>
+      <w:r>
+        <w:t>Transformer</w:t>
+      </w:r>
+      <w:proofErr w:type="spellEnd"/>
+    </w:p>
+    <w:p>
+      <w:pPr>
+        <w:pStyle w:val="3"/>
+        <w:ind w:firstLine="709"/>
+      </w:pPr>
+      <w:proofErr w:type="spellStart"/>
+      <w:r>
+        <w:t>Whisper</w:t>
+      </w:r>
+      <w:proofErr w:type="spellEnd"/>
+    </w:p>
+    <w:p>
+      <w:pPr>
+        <w:contextualSpacing/>
+      </w:pPr>
+      <w:r>
+        <w:t xml:space="preserve">В разработанной системе используется модель </w:t>
+      </w:r>
+      <w:proofErr w:type="spellStart"/>
+      <w:r>
+        <w:t>Whisper</w:t>
+      </w:r>
+      <w:proofErr w:type="spellEnd"/>
+      <w:r>
+        <w:t xml:space="preserve"> от OpenAI, которая представляет собой </w:t>
+      </w:r>
+      <w:proofErr w:type="spellStart"/>
+      <w:r>
+        <w:t>encoder-decoder</w:t>
+      </w:r>
+      <w:proofErr w:type="spellEnd"/>
+      <w:r>
+        <w:t xml:space="preserve"> трансформер, обученный на 680 000 часов размеченных аудиоданных. Основные компоненты архитектуры:</w:t>
+      </w:r>
+    </w:p>
+    <w:p>
+      <w:pPr>
+        <w:pStyle w:val="af9"/>
+        <w:numPr>
+          <w:ilvl w:val="0"/>
+          <w:numId w:val="55"/>
+        </w:numPr>
+        <w:ind w:left="0" w:firstLine="709"/>
+      </w:pPr>
+      <w:r>
+        <w:t xml:space="preserve">Предобработка </w:t>
+      </w:r>
+      <w:r>
+        <w:t>аудиосигнала:</w:t>
+      </w:r>
+      <w:r>
+        <w:t xml:space="preserve"> входной аудиосигнал (16 кГц) разбивается на окна длиной 25 мс с шагом 10 мс. Для каждого окна вычисляется логарифмическая мел-спектрограмма (80 каналов) – представление сигнала в частотной области, имитирующее восприятие человеческого уха.</w:t>
+      </w:r>
+    </w:p>
+    <w:p>
+      <w:pPr>
+        <w:pStyle w:val="af9"/>
+        <w:numPr>
+          <w:ilvl w:val="0"/>
+          <w:numId w:val="55"/>
+        </w:numPr>
+        <w:ind w:left="0" w:firstLine="709"/>
+      </w:pPr>
+      <w:proofErr w:type="spellStart"/>
+      <w:r>
+        <w:t>Энкодер</w:t>
+      </w:r>
+      <w:proofErr w:type="spellEnd"/>
+      <w:r>
+        <w:t xml:space="preserve"> (</w:t>
+      </w:r>
+      <w:proofErr w:type="spellStart"/>
+      <w:r>
+        <w:t>encoder</w:t>
+      </w:r>
+      <w:proofErr w:type="spellEnd"/>
+      <w:r>
+        <w:t>)</w:t>
+      </w:r>
+      <w:r>
+        <w:t xml:space="preserve">: последовательность из N идентичных блоков (для </w:t>
+      </w:r>
+      <w:proofErr w:type="spellStart"/>
+      <w:r>
+        <w:t>Whisper-small</w:t>
+      </w:r>
+      <w:proofErr w:type="spellEnd"/>
+      <w:r>
+        <w:t xml:space="preserve"> N=12), каждый из которых содержит:</w:t>
+      </w:r>
+    </w:p>
+    <w:p>
+      <w:pPr>
+        <w:pStyle w:val="af9"/>
+        <w:numPr>
+          <w:ilvl w:val="0"/>
+          <w:numId w:val="7"/>
+        </w:numPr>
+        <w:ind w:left="0" w:firstLine="709"/>
+      </w:pPr>
+      <w:r>
+        <w:lastRenderedPageBreak/>
+        <w:t xml:space="preserve">Механизм </w:t>
+      </w:r>
+      <w:proofErr w:type="spellStart"/>
+      <w:r>
+        <w:t>самовнимания</w:t>
+      </w:r>
+      <w:proofErr w:type="spellEnd"/>
+      <w:r>
+        <w:t xml:space="preserve"> (</w:t>
+      </w:r>
+      <w:proofErr w:type="spellStart"/>
+      <w:r>
+        <w:t>self-attention</w:t>
+      </w:r>
+      <w:proofErr w:type="spellEnd"/>
+      <w:r>
+        <w:t>) – позволяет каждому временному шагу «видеть» все остальные шаги и взвешивать их важность;</w:t>
+      </w:r>
+    </w:p>
+    <w:p>
+      <w:pPr>
+        <w:pStyle w:val="af9"/>
+        <w:numPr>
+          <w:ilvl w:val="0"/>
+          <w:numId w:val="7"/>
+        </w:numPr>
+        <w:ind w:left="0" w:firstLine="709"/>
+      </w:pPr>
+      <w:r>
+        <w:t>Позиционное кодирование – добавление информации о порядке следования кадров;</w:t>
+      </w:r>
+    </w:p>
+    <w:p>
+      <w:pPr>
+        <w:pStyle w:val="af9"/>
+        <w:numPr>
+          <w:ilvl w:val="0"/>
+          <w:numId w:val="7"/>
+        </w:numPr>
+        <w:ind w:left="0" w:firstLine="709"/>
+      </w:pPr>
+      <w:proofErr w:type="spellStart"/>
+      <w:r>
+        <w:t>Полносвязные</w:t>
+      </w:r>
+      <w:proofErr w:type="spellEnd"/>
+      <w:r>
+        <w:t xml:space="preserve"> слои для нелинейной трансформации признаков.</w:t>
+      </w:r>
+    </w:p>
+    <w:p>
+      <w:pPr>
+        <w:pStyle w:val="af9"/>
+        <w:numPr>
+          <w:ilvl w:val="0"/>
+          <w:numId w:val="55"/>
+        </w:numPr>
+        <w:ind w:left="0" w:firstLine="709"/>
+      </w:pPr>
+      <w:r>
+        <w:t>Декодер (</w:t>
+      </w:r>
+      <w:proofErr w:type="spellStart"/>
+      <w:r>
+        <w:t>decoder</w:t>
+      </w:r>
+      <w:proofErr w:type="spellEnd"/>
+      <w:r>
+        <w:t>)</w:t>
+      </w:r>
+      <w:r>
+        <w:t>: аналогичная структура, но с добавлением кросс-внимания (</w:t>
+      </w:r>
+      <w:proofErr w:type="spellStart"/>
+      <w:r>
+        <w:t>cross-attention</w:t>
+      </w:r>
+      <w:proofErr w:type="spellEnd"/>
+      <w:r>
+        <w:t xml:space="preserve">), которое связывает декодер с выходом </w:t>
+      </w:r>
+      <w:proofErr w:type="spellStart"/>
+      <w:r>
+        <w:t>энкодера</w:t>
+      </w:r>
+      <w:proofErr w:type="spellEnd"/>
+      <w:r>
+        <w:t xml:space="preserve">. Декодер генерирует текстовые токены </w:t>
+      </w:r>
+      <w:proofErr w:type="spellStart"/>
+      <w:r>
+        <w:t>авторегрессионно</w:t>
+      </w:r>
+      <w:proofErr w:type="spellEnd"/>
+      <w:r>
+        <w:t xml:space="preserve"> (каждый следующий токен зависит от предыдущих).</w:t>
+      </w:r>
+    </w:p>
+    <w:p>
+      <w:pPr>
+        <w:pStyle w:val="affc"/>
+      </w:pPr>
+      <w:r>
+        <w:rPr>
+          <w:noProof/>
+        </w:rPr>
+        <w:drawing>
+          <wp:inline distT="0" distB="0" distL="0" distR="0" wp14:anchorId="2B5220E3" wp14:editId="17FE6319">
+            <wp:extent cx="6126539" cy="2753832"/>
+            <wp:effectExtent l="0" t="0" r="7620" b="8890"/>
+            <wp:docPr id="10" name="Рисунок 10"/>
+            <wp:cNvGraphicFramePr>
+              <a:graphicFrameLocks xmlns:a="http://schemas.openxmlformats.org/drawingml/2006/main" noChangeAspect="1"/>
+            </wp:cNvGraphicFramePr>
+            <a:graphic xmlns:a="http://schemas.openxmlformats.org/drawingml/2006/main">
+              <a:graphicData uri="http://schemas.openxmlformats.org/drawingml/2006/picture">
+                <pic:pic xmlns:pic="http://schemas.openxmlformats.org/drawingml/2006/picture">
+                  <pic:nvPicPr>
+                    <pic:cNvPr id="1" name=""/>
+                    <pic:cNvPicPr/>
+                  </pic:nvPicPr>
+                  <pic:blipFill>
+                    <a:blip r:embed="rId20"/>
+                    <a:stretch>
+                      <a:fillRect/>
+                    </a:stretch>
+                  </pic:blipFill>
+                  <pic:spPr>
+                    <a:xfrm>
+                      <a:off x="0" y="0"/>
                       <a:ext cx="6138557" cy="2759234"/>
                     </a:xfrm>
                     <a:prstGeom prst="rect">
@@ -21051,7 +21110,7 @@
         <w:rPr>
           <w:noProof/>
         </w:rPr>
-        <w:t>9</w:t>
+        <w:t>11</w:t>
       </w:r>
       <w:r>
         <w:fldChar w:fldCharType="end"/>
@@ -21070,7 +21129,6 @@
         <w:contextualSpacing/>
       </w:pPr>
       <w:r>
-        <w:lastRenderedPageBreak/>
         <w:t xml:space="preserve">Обучение </w:t>
       </w:r>
       <w:proofErr w:type="spellStart"/>
@@ -21160,6 +21218,7 @@
         <w:contextualSpacing/>
       </w:pPr>
       <w:r>
+        <w:lastRenderedPageBreak/>
         <w:t xml:space="preserve">Для ускорения работы в реальном времени используется библиотека </w:t>
       </w:r>
       <w:proofErr w:type="spellStart"/>
@@ -21366,11 +21425,7 @@
       </w:r>
       <w:proofErr w:type="spellEnd"/>
       <w:r>
-        <w:t xml:space="preserve"> (позднее слияние): </w:t>
-      </w:r>
-      <w:r>
-        <w:lastRenderedPageBreak/>
-        <w:t xml:space="preserve">статистика эмоций, </w:t>
+        <w:t xml:space="preserve"> (позднее слияние): статистика эмоций, </w:t>
       </w:r>
       <w:proofErr w:type="spellStart"/>
       <w:r>
@@ -21485,6 +21540,7 @@
         <w:ind w:left="0" w:firstLine="709"/>
       </w:pPr>
       <w:r>
+        <w:lastRenderedPageBreak/>
         <w:t xml:space="preserve">Face </w:t>
       </w:r>
       <w:proofErr w:type="spellStart"/>
@@ -21534,21 +21590,14 @@
       <w:pPr>
         <w:contextualSpacing/>
       </w:pPr>
-      <w:proofErr w:type="spellStart"/>
-      <w:r>
-        <w:t>Архитектура预留</w:t>
-      </w:r>
-      <w:proofErr w:type="spellEnd"/>
-      <w:r>
-        <w:t xml:space="preserve"> (оставляет место) для подключения собственной нейросетевой модели через параметр конфигурации.</w:t>
-      </w:r>
-    </w:p>
-    <w:p>
-      <w:pPr>
-        <w:contextualSpacing/>
-      </w:pPr>
-      <w:r>
-        <w:t>[Рисунок 6.10 – Пример отчёта (скриншот страницы отчёта из системы)]</w:t>
+      <w:r>
+        <w:t>Архитектура</w:t>
+      </w:r>
+      <w:r>
+        <w:t xml:space="preserve"> </w:t>
+      </w:r>
+      <w:r>
+        <w:t>для подключения собственной нейросетевой модели через параметр конфигурации.</w:t>
       </w:r>
     </w:p>
     <w:p>
@@ -21556,7 +21605,7 @@
         <w:pStyle w:val="2"/>
         <w:contextualSpacing/>
       </w:pPr>
-      <w:bookmarkStart w:id="27" w:name="_Toc229297466"/>
+      <w:bookmarkStart w:id="27" w:name="_Toc229467895"/>
       <w:r>
         <w:t>Модуль хранения данных и формирования аналитических отчётов</w:t>
       </w:r>
@@ -21651,11 +21700,7 @@
       </w:r>
       <w:proofErr w:type="spellEnd"/>
       <w:r>
-        <w:t xml:space="preserve">, </w:t>
-      </w:r>
-      <w:r>
-        <w:lastRenderedPageBreak/>
-        <w:t xml:space="preserve">признаки аудио, координаты </w:t>
+        <w:t xml:space="preserve">, признаки аудио, координаты </w:t>
       </w:r>
       <w:proofErr w:type="spellStart"/>
       <w:r>
@@ -21678,7 +21723,7 @@
       <w:pPr>
         <w:pStyle w:val="2"/>
       </w:pPr>
-      <w:bookmarkStart w:id="28" w:name="_Toc229297467"/>
+      <w:bookmarkStart w:id="28" w:name="_Toc229467896"/>
       <w:r>
         <w:t>Интеграция компонентов в единую систему</w:t>
       </w:r>
@@ -21726,6 +21771,7 @@
         <w:ind w:left="0" w:firstLine="709"/>
       </w:pPr>
       <w:r>
+        <w:lastRenderedPageBreak/>
         <w:t>Пользователь проходит аутентификацию, получает JWT и создаёт/присоединяется к сессии.</w:t>
       </w:r>
     </w:p>
@@ -21839,11 +21885,7 @@
       </w:r>
       <w:proofErr w:type="spellEnd"/>
       <w:r>
-        <w:t xml:space="preserve"> обмена медиа, мультимодального анализа в реальном времени и генерации структурированных отчётов. Модульная структура </w:t>
-      </w:r>
-      <w:r>
-        <w:lastRenderedPageBreak/>
-        <w:t>позволяет в перспективе заменить эвристические алгоритмы на промышленные модели, добавить поддержку видеозаписи встречи и расширить аналитические метрики без перепроектирования ядра системы.</w:t>
+        <w:t xml:space="preserve"> обмена медиа, мультимодального анализа в реальном времени и генерации структурированных отчётов. Модульная структура позволяет в перспективе заменить эвристические алгоритмы на промышленные модели, добавить поддержку видеозаписи встречи и расширить аналитические метрики без перепроектирования ядра системы.</w:t>
       </w:r>
     </w:p>
     <w:p>
@@ -21880,6 +21922,7 @@
         </w:rPr>
       </w:pPr>
       <w:bookmarkStart w:id="29" w:name="_Toc229071492"/>
+      <w:bookmarkStart w:id="30" w:name="_Toc229467897"/>
       <w:r>
         <w:rPr>
           <w:rFonts w:ascii="Times New Roman" w:hAnsi="Times New Roman"/>
@@ -21888,6 +21931,7 @@
         <w:t>СПИСОК ИСПОЛЬЗОВАННЫХ ИСТОЧНИКОВ</w:t>
       </w:r>
       <w:bookmarkEnd w:id="29"/>
+      <w:bookmarkEnd w:id="30"/>
     </w:p>
     <w:p>
       <w:pPr>
@@ -22160,21 +22204,7 @@
           <w:rFonts w:cs="Times New Roman"/>
           <w:lang w:val="en-US" w:bidi="ru-RU"/>
         </w:rPr>
-        <w:t xml:space="preserve"> Y. Joint Face Detection and Alignment Using Multi-</w:t>
-      </w:r>
-      <w:r>
-        <w:rPr>
-          <w:rFonts w:cs="Times New Roman"/>
-          <w:lang w:val="en-US" w:bidi="ru-RU"/>
-        </w:rPr>
-        <w:t>Task</w:t>
-      </w:r>
-      <w:r>
-        <w:rPr>
-          <w:rFonts w:cs="Times New Roman"/>
-          <w:lang w:val="en-US" w:bidi="ru-RU"/>
-        </w:rPr>
-        <w:t xml:space="preserve"> Cascaded Convolutional Networks // IEEE Signal Processing Letters. – 2016. – Vol. 23, № 10. – P. 1499–1503. – URL: https://arxiv.org/abs/1604.02878 (</w:t>
+        <w:t xml:space="preserve"> Y. Joint Face Detection and Alignment Using Multi-Task Cascaded Convolutional Networks // IEEE Signal Processing Letters. – 2016. – Vol. 23, № 10. – P. 1499–1503. – URL: https://arxiv.org/abs/1604.02878 (</w:t>
       </w:r>
       <w:proofErr w:type="spellStart"/>
       <w:r>
@@ -22340,21 +22370,7 @@
           <w:rFonts w:cs="Times New Roman"/>
           <w:lang w:bidi="ru-RU"/>
         </w:rPr>
-        <w:t xml:space="preserve"> [Электронный ресурс</w:t>
-      </w:r>
-      <w:r>
-        <w:rPr>
-          <w:rFonts w:cs="Times New Roman"/>
-          <w:lang w:bidi="ru-RU"/>
-        </w:rPr>
-        <w:t>]:</w:t>
-      </w:r>
-      <w:r>
-        <w:rPr>
-          <w:rFonts w:cs="Times New Roman"/>
-          <w:lang w:bidi="ru-RU"/>
-        </w:rPr>
-        <w:t xml:space="preserve"> офиц. сайт. – </w:t>
+        <w:t xml:space="preserve"> [Электронный ресурс]: офиц. сайт. – </w:t>
       </w:r>
       <w:r>
         <w:rPr>
@@ -22556,21 +22572,7 @@
           <w:rFonts w:cs="Times New Roman"/>
           <w:lang w:bidi="ru-RU"/>
         </w:rPr>
-        <w:t xml:space="preserve"> [Электронный ресурс</w:t>
-      </w:r>
-      <w:r>
-        <w:rPr>
-          <w:rFonts w:cs="Times New Roman"/>
-          <w:lang w:bidi="ru-RU"/>
-        </w:rPr>
-        <w:t>]:</w:t>
-      </w:r>
-      <w:r>
-        <w:rPr>
-          <w:rFonts w:cs="Times New Roman"/>
-          <w:lang w:bidi="ru-RU"/>
-        </w:rPr>
-        <w:t xml:space="preserve"> офиц. сайт. – </w:t>
+        <w:t xml:space="preserve"> [Электронный ресурс]: офиц. сайт. – </w:t>
       </w:r>
       <w:r>
         <w:rPr>
@@ -23077,7 +23079,7 @@
       </w:r>
     </w:p>
     <w:sectPr>
-      <w:footerReference w:type="default" r:id="rId20"/>
+      <w:footerReference w:type="default" r:id="rId21"/>
       <w:pgSz w:w="11906" w:h="16838"/>
       <w:pgMar w:top="1134" w:right="850" w:bottom="1134" w:left="1701" w:header="0" w:footer="680" w:gutter="0"/>
       <w:pgNumType w:start="1"/>
@@ -24505,15 +24507,15 @@
   <w:abstractNum w:abstractNumId="12" w15:restartNumberingAfterBreak="0">
     <w:nsid w:val="194C2FF6"/>
     <w:multiLevelType w:val="hybridMultilevel"/>
-    <w:tmpl w:val="4C84CF9C"/>
-    <w:lvl w:ilvl="0" w:tplc="7D6E7280">
+    <w:tmpl w:val="1BFCEBD8"/>
+    <w:lvl w:ilvl="0" w:tplc="B2724BD4">
       <w:start w:val="1"/>
       <w:numFmt w:val="decimal"/>
       <w:suff w:val="space"/>
       <w:lvlText w:val="%1."/>
       <w:lvlJc w:val="left"/>
       <w:pPr>
-        <w:ind w:left="1418" w:hanging="709"/>
+        <w:ind w:left="709" w:firstLine="0"/>
       </w:pPr>
       <w:rPr>
         <w:rFonts w:hint="default"/>

--- a/вкр/практика/Отчет_по_преддипломной_практике_Демьянцев_Виталий_Владиславович_606_22.docx
+++ b/вкр/практика/Отчет_по_преддипломной_практике_Демьянцев_Виталий_Владиславович_606_22.docx
@@ -4842,7 +4842,13 @@
       <w:bookmarkStart w:id="3" w:name="_Toc229467873"/>
       <w:r>
         <w:lastRenderedPageBreak/>
-        <w:t>Технологи мультимодального анализа</w:t>
+        <w:t>Технологи</w:t>
+      </w:r>
+      <w:r>
+        <w:t>и</w:t>
+      </w:r>
+      <w:r>
+        <w:t xml:space="preserve"> мультимодального анализа</w:t>
       </w:r>
       <w:bookmarkEnd w:id="3"/>
     </w:p>
@@ -19178,9 +19184,6 @@
     <w:p>
       <w:pPr>
         <w:contextualSpacing/>
-        <w:rPr>
-          <w:lang w:val="en-US"/>
-        </w:rPr>
       </w:pPr>
       <w:r>
         <w:t>Интерфейс адаптирован под различные разрешения экранов, поддерживает темную/светлую тему и обеспечивает интуитивное управление медиаустройствами через стандартные браузерные API.</w:t>
@@ -19196,6 +19199,7 @@
       </w:pPr>
       <w:r>
         <w:rPr>
+          <w:noProof/>
           <w:lang w:val="en-US"/>
         </w:rPr>
         <w:lastRenderedPageBreak/>
@@ -19262,7 +19266,10 @@
         <w:fldChar w:fldCharType="end"/>
       </w:r>
       <w:r>
-        <w:t>. Архитектура MTCNN</w:t>
+        <w:t xml:space="preserve">. </w:t>
+      </w:r>
+      <w:r>
+        <w:t>Интерфейс</w:t>
       </w:r>
     </w:p>
     <w:p>
@@ -20724,7 +20731,7 @@
       </w:r>
       <w:proofErr w:type="spellEnd"/>
       <w:r>
-        <w:t>, ASR) – это технология преобразования акустического сигнала в текстовое представление. Современные ASR-системы основаны на архитектурах глубокого обучения, в частности на трансформерах.</w:t>
+        <w:t>, ASR) – это технология преобразования акустического сигнала в текстовое представление.</w:t>
       </w:r>
     </w:p>
     <w:p>
@@ -21592,6 +21599,12 @@
       </w:pPr>
       <w:r>
         <w:t>Архитектура</w:t>
+      </w:r>
+      <w:r>
+        <w:t xml:space="preserve"> </w:t>
+      </w:r>
+      <w:r>
+        <w:t>предусматривает возможность</w:t>
       </w:r>
       <w:r>
         <w:t xml:space="preserve"> </w:t>
